--- a/又论洛伦兹变换.docx
+++ b/又论洛伦兹变换.docx
@@ -135,7 +135,7 @@
           </mc:Choice>
           <mc:Fallback>
             <w:pict>
-              <v:line w14:anchorId="4FB065FC" id="直接连接符 19" o:spid="_x0000_s1026" style="position:absolute;z-index:251662336;visibility:visible;mso-wrap-style:square;mso-width-percent:0;mso-height-percent:0;mso-wrap-distance-left:3.17497mm;mso-wrap-distance-top:0;mso-wrap-distance-right:3.17497mm;mso-wrap-distance-bottom:0;mso-position-horizontal:absolute;mso-position-horizontal-relative:text;mso-position-vertical:absolute;mso-position-vertical-relative:text;mso-width-percent:0;mso-height-percent:0;mso-width-relative:margin;mso-height-relative:margin" from="271pt,.75pt" to="271pt,149.4pt" o:gfxdata="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" strokecolor="#5b9bd5 [3204]" strokeweight=".5pt">
+              <v:line w14:anchorId="2DE8E669" id="直接连接符 19" o:spid="_x0000_s1026" style="position:absolute;z-index:251662336;visibility:visible;mso-wrap-style:square;mso-width-percent:0;mso-height-percent:0;mso-wrap-distance-left:3.17497mm;mso-wrap-distance-top:0;mso-wrap-distance-right:3.17497mm;mso-wrap-distance-bottom:0;mso-position-horizontal:absolute;mso-position-horizontal-relative:text;mso-position-vertical:absolute;mso-position-vertical-relative:text;mso-width-percent:0;mso-height-percent:0;mso-width-relative:margin;mso-height-relative:margin" from="271pt,.75pt" to="271pt,149.4pt" o:gfxdata="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" strokecolor="#5b9bd5 [3204]" strokeweight=".5pt">
                 <v:stroke dashstyle="dash" joinstyle="miter"/>
                 <o:lock v:ext="edit" shapetype="f"/>
               </v:line>
@@ -212,7 +212,7 @@
           </mc:Choice>
           <mc:Fallback>
             <w:pict>
-              <v:line w14:anchorId="05D6D520" id="直接连接符 18" o:spid="_x0000_s1026" style="position:absolute;flip:x y;z-index:251661312;visibility:visible;mso-wrap-style:square;mso-width-percent:0;mso-height-percent:0;mso-wrap-distance-left:3.17497mm;mso-wrap-distance-top:0;mso-wrap-distance-right:3.17497mm;mso-wrap-distance-bottom:0;mso-position-horizontal:absolute;mso-position-horizontal-relative:text;mso-position-vertical:absolute;mso-position-vertical-relative:text;mso-width-percent:0;mso-height-percent:0;mso-width-relative:margin;mso-height-relative:margin" from="138.8pt,.65pt" to="138.8pt,71.1pt" o:gfxdata="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" strokecolor="#5b9bd5 [3204]" strokeweight=".5pt">
+              <v:line w14:anchorId="6F0262AD" id="直接连接符 18" o:spid="_x0000_s1026" style="position:absolute;flip:x y;z-index:251661312;visibility:visible;mso-wrap-style:square;mso-width-percent:0;mso-height-percent:0;mso-wrap-distance-left:3.17497mm;mso-wrap-distance-top:0;mso-wrap-distance-right:3.17497mm;mso-wrap-distance-bottom:0;mso-position-horizontal:absolute;mso-position-horizontal-relative:text;mso-position-vertical:absolute;mso-position-vertical-relative:text;mso-width-percent:0;mso-height-percent:0;mso-width-relative:margin;mso-height-relative:margin" from="138.8pt,.65pt" to="138.8pt,71.1pt" o:gfxdata="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" strokecolor="#5b9bd5 [3204]" strokeweight=".5pt">
                 <v:stroke dashstyle="3 1" joinstyle="miter"/>
                 <o:lock v:ext="edit" shapetype="f"/>
               </v:line>
@@ -292,7 +292,7 @@
           </mc:Choice>
           <mc:Fallback>
             <w:pict>
-              <v:shapetype w14:anchorId="65DEBEC9" id="_x0000_t34" coordsize="21600,21600" o:spt="34" o:oned="t" adj="10800" path="m,l@0,0@0,21600,21600,21600e" filled="f">
+              <v:shapetype w14:anchorId="1ECA0D61" id="_x0000_t34" coordsize="21600,21600" o:spt="34" o:oned="t" adj="10800" path="m,l@0,0@0,21600,21600,21600e" filled="f">
                 <v:stroke joinstyle="miter"/>
                 <v:formulas>
                   <v:f eqn="val #0"/>
@@ -398,7 +398,7 @@
           </mc:Choice>
           <mc:Fallback>
             <w:pict>
-              <v:shapetype w14:anchorId="1941BAF1" id="_x0000_t32" coordsize="21600,21600" o:spt="32" o:oned="t" path="m,l21600,21600e" filled="f">
+              <v:shapetype w14:anchorId="26D9350D" id="_x0000_t32" coordsize="21600,21600" o:spt="32" o:oned="t" path="m,l21600,21600e" filled="f">
                 <v:path arrowok="t" fillok="f" o:connecttype="none"/>
                 <o:lock v:ext="edit" shapetype="t"/>
               </v:shapetype>
@@ -491,7 +491,7 @@
           </mc:Choice>
           <mc:Fallback>
             <w:pict>
-              <v:shape w14:anchorId="234581C5" id="直接箭头连接符 28" o:spid="_x0000_s1026" type="#_x0000_t32" style="position:absolute;margin-left:138.8pt;margin-top:14.7pt;width:132.15pt;height:0;z-index:251665408;visibility:visible;mso-wrap-style:square;mso-width-percent:0;mso-height-percent:0;mso-wrap-distance-left:9pt;mso-wrap-distance-top:-3e-5mm;mso-wrap-distance-right:9pt;mso-wrap-distance-bottom:-3e-5mm;mso-position-horizontal:absolute;mso-position-horizontal-relative:text;mso-position-vertical:absolute;mso-position-vertical-relative:text;mso-width-percent:0;mso-height-percent:0;mso-width-relative:page;mso-height-relative:page" o:gfxdata="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" strokecolor="#5b9bd5 [3204]" strokeweight=".5pt">
+              <v:shape w14:anchorId="34F73004" id="直接箭头连接符 28" o:spid="_x0000_s1026" type="#_x0000_t32" style="position:absolute;margin-left:138.8pt;margin-top:14.7pt;width:132.15pt;height:0;z-index:251665408;visibility:visible;mso-wrap-style:square;mso-width-percent:0;mso-height-percent:0;mso-wrap-distance-left:9pt;mso-wrap-distance-top:-3e-5mm;mso-wrap-distance-right:9pt;mso-wrap-distance-bottom:-3e-5mm;mso-position-horizontal:absolute;mso-position-horizontal-relative:text;mso-position-vertical:absolute;mso-position-vertical-relative:text;mso-width-percent:0;mso-height-percent:0;mso-width-relative:page;mso-height-relative:page" o:gfxdata="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" strokecolor="#5b9bd5 [3204]" strokeweight=".5pt">
                 <v:stroke endarrow="block" joinstyle="miter"/>
                 <o:lock v:ext="edit" shapetype="f"/>
               </v:shape>
@@ -666,7 +666,7 @@
           </mc:Choice>
           <mc:Fallback>
             <w:pict>
-              <v:shape w14:anchorId="229A351C" id="直接箭头连接符 22" o:spid="_x0000_s1026" type="#_x0000_t32" style="position:absolute;margin-left:78.4pt;margin-top:7.25pt;width:60.4pt;height:0;flip:x;z-index:251664384;visibility:visible;mso-wrap-style:square;mso-width-percent:0;mso-height-percent:0;mso-wrap-distance-left:9pt;mso-wrap-distance-top:-3e-5mm;mso-wrap-distance-right:9pt;mso-wrap-distance-bottom:-3e-5mm;mso-position-horizontal:absolute;mso-position-horizontal-relative:text;mso-position-vertical:absolute;mso-position-vertical-relative:text;mso-width-percent:0;mso-height-percent:0;mso-width-relative:page;mso-height-relative:page" o:gfxdata="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" strokecolor="#5b9bd5 [3204]" strokeweight=".5pt">
+              <v:shape w14:anchorId="0E3C27E4" id="直接箭头连接符 22" o:spid="_x0000_s1026" type="#_x0000_t32" style="position:absolute;margin-left:78.4pt;margin-top:7.25pt;width:60.4pt;height:0;flip:x;z-index:251664384;visibility:visible;mso-wrap-style:square;mso-width-percent:0;mso-height-percent:0;mso-wrap-distance-left:9pt;mso-wrap-distance-top:-3e-5mm;mso-wrap-distance-right:9pt;mso-wrap-distance-bottom:-3e-5mm;mso-position-horizontal:absolute;mso-position-horizontal-relative:text;mso-position-vertical:absolute;mso-position-vertical-relative:text;mso-width-percent:0;mso-height-percent:0;mso-width-relative:page;mso-height-relative:page" o:gfxdata="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" strokecolor="#5b9bd5 [3204]" strokeweight=".5pt">
                 <v:stroke endarrow="block" joinstyle="miter"/>
                 <o:lock v:ext="edit" shapetype="f"/>
               </v:shape>
@@ -753,7 +753,7 @@
           </mc:Choice>
           <mc:Fallback>
             <w:pict>
-              <v:shape w14:anchorId="23BAA9C5" id="连接符: 肘形 15" o:spid="_x0000_s1026" type="#_x0000_t34" style="position:absolute;margin-left:78.5pt;margin-top:15.3pt;width:256.15pt;height:71.7pt;z-index:251660288;visibility:visible;mso-wrap-style:square;mso-width-percent:0;mso-height-percent:0;mso-wrap-distance-left:9pt;mso-wrap-distance-top:0;mso-wrap-distance-right:9pt;mso-wrap-distance-bottom:0;mso-position-horizontal:absolute;mso-position-horizontal-relative:text;mso-position-vertical:absolute;mso-position-vertical-relative:text;mso-width-percent:0;mso-height-percent:0;mso-width-relative:margin;mso-height-relative:margin" o:gfxdata="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" adj="27" strokecolor="#5b9bd5 [3204]" strokeweight=".5pt">
+              <v:shape w14:anchorId="663F65E6" id="连接符: 肘形 15" o:spid="_x0000_s1026" type="#_x0000_t34" style="position:absolute;margin-left:78.5pt;margin-top:15.3pt;width:256.15pt;height:71.7pt;z-index:251660288;visibility:visible;mso-wrap-style:square;mso-width-percent:0;mso-height-percent:0;mso-wrap-distance-left:9pt;mso-wrap-distance-top:0;mso-wrap-distance-right:9pt;mso-wrap-distance-bottom:0;mso-position-horizontal:absolute;mso-position-horizontal-relative:text;mso-position-vertical:absolute;mso-position-vertical-relative:text;mso-width-percent:0;mso-height-percent:0;mso-width-relative:margin;mso-height-relative:margin" o:gfxdata="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" adj="27" strokecolor="#5b9bd5 [3204]" strokeweight=".5pt">
                 <v:stroke startarrow="block" endarrow="block"/>
                 <o:lock v:ext="edit" shapetype="f"/>
               </v:shape>
@@ -893,7 +893,7 @@
           </mc:Choice>
           <mc:Fallback>
             <w:pict>
-              <v:shape w14:anchorId="6AFD6230" id="直接箭头连接符 30" o:spid="_x0000_s1026" type="#_x0000_t32" style="position:absolute;margin-left:78.9pt;margin-top:14.65pt;width:192.5pt;height:0;z-index:251666432;visibility:visible;mso-wrap-style:square;mso-width-percent:0;mso-height-percent:0;mso-wrap-distance-left:9pt;mso-wrap-distance-top:-3e-5mm;mso-wrap-distance-right:9pt;mso-wrap-distance-bottom:-3e-5mm;mso-position-horizontal:absolute;mso-position-horizontal-relative:text;mso-position-vertical:absolute;mso-position-vertical-relative:text;mso-width-percent:0;mso-height-percent:0;mso-width-relative:page;mso-height-relative:page" o:gfxdata="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" strokecolor="#5b9bd5 [3204]" strokeweight=".5pt">
+              <v:shape w14:anchorId="73E10898" id="直接箭头连接符 30" o:spid="_x0000_s1026" type="#_x0000_t32" style="position:absolute;margin-left:78.9pt;margin-top:14.65pt;width:192.5pt;height:0;z-index:251666432;visibility:visible;mso-wrap-style:square;mso-width-percent:0;mso-height-percent:0;mso-wrap-distance-left:9pt;mso-wrap-distance-top:-3e-5mm;mso-wrap-distance-right:9pt;mso-wrap-distance-bottom:-3e-5mm;mso-position-horizontal:absolute;mso-position-horizontal-relative:text;mso-position-vertical:absolute;mso-position-vertical-relative:text;mso-width-percent:0;mso-height-percent:0;mso-width-relative:page;mso-height-relative:page" o:gfxdata="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" strokecolor="#5b9bd5 [3204]" strokeweight=".5pt">
                 <v:stroke endarrow="block" joinstyle="miter"/>
                 <o:lock v:ext="edit" shapetype="f"/>
               </v:shape>
@@ -8620,6 +8620,95 @@
       </m:oMathPara>
     </w:p>
     <w:p>
+      <w:pPr>
+        <w:rPr>
+          <w:rFonts w:hint="eastAsia"/>
+        </w:rPr>
+      </w:pPr>
+      <w:r>
+        <w:rPr>
+          <w:rFonts w:hint="eastAsia"/>
+        </w:rPr>
+        <w:t>当</w:t>
+      </w:r>
+      <m:oMath>
+        <m:r>
+          <w:rPr>
+            <w:rFonts w:ascii="Cambria Math" w:eastAsia="宋体" w:hAnsi="Cambria Math"/>
+          </w:rPr>
+          <m:t>i'</m:t>
+        </m:r>
+      </m:oMath>
+      <w:r>
+        <w:rPr>
+          <w:rFonts w:hint="eastAsia"/>
+        </w:rPr>
+        <w:t>和</w:t>
+      </w:r>
+      <m:oMath>
+        <m:r>
+          <w:rPr>
+            <w:rFonts w:ascii="Cambria Math" w:eastAsia="宋体" w:hAnsi="Cambria Math"/>
+          </w:rPr>
+          <m:t>i</m:t>
+        </m:r>
+      </m:oMath>
+      <w:r>
+        <w:rPr>
+          <w:rFonts w:hint="eastAsia"/>
+        </w:rPr>
+        <w:t>或者</w:t>
+      </w:r>
+      <m:oMath>
+        <m:sSup>
+          <m:sSupPr>
+            <m:ctrlPr>
+              <w:rPr>
+                <w:rFonts w:ascii="Cambria Math" w:eastAsia="宋体" w:hAnsi="Cambria Math"/>
+                <w:i/>
+              </w:rPr>
+            </m:ctrlPr>
+          </m:sSupPr>
+          <m:e>
+            <m:r>
+              <w:rPr>
+                <w:rFonts w:ascii="Cambria Math" w:eastAsia="宋体" w:hAnsi="Cambria Math"/>
+              </w:rPr>
+              <m:t>t</m:t>
+            </m:r>
+          </m:e>
+          <m:sup>
+            <m:r>
+              <w:rPr>
+                <w:rFonts w:ascii="Cambria Math" w:eastAsia="宋体" w:hAnsi="Cambria Math"/>
+              </w:rPr>
+              <m:t>'</m:t>
+            </m:r>
+          </m:sup>
+        </m:sSup>
+      </m:oMath>
+      <w:r>
+        <w:rPr>
+          <w:rFonts w:hint="eastAsia"/>
+        </w:rPr>
+        <w:t>和</w:t>
+      </w:r>
+      <m:oMath>
+        <m:r>
+          <w:rPr>
+            <w:rFonts w:ascii="Cambria Math" w:eastAsia="宋体" w:hAnsi="Cambria Math" w:hint="eastAsia"/>
+          </w:rPr>
+          <m:t>t</m:t>
+        </m:r>
+      </m:oMath>
+      <w:r>
+        <w:rPr>
+          <w:rFonts w:hint="eastAsia"/>
+        </w:rPr>
+        <w:t>不相等的时候，就体现为相对运动。</w:t>
+      </w:r>
+    </w:p>
+    <w:p>
       <w:r>
         <w:rPr>
           <w:rFonts w:hint="eastAsia"/>
@@ -8938,7 +9027,21 @@
           <w:rFonts w:hint="eastAsia"/>
           <w:iCs/>
         </w:rPr>
-        <w:t>这就导致了两个惯性系之间的时间单位的大小对于第三方来无法区分，进而导出了通常意义上的洛伦兹变换，或者说这就是洛伦兹变换中，</w:t>
+        <w:t>这就导致了两个惯性系之间的时间单位的大小对于第三方来无法区分，进而导出了</w:t>
+      </w:r>
+      <w:r>
+        <w:rPr>
+          <w:rFonts w:hint="eastAsia"/>
+          <w:iCs/>
+        </w:rPr>
+        <w:t>标准版</w:t>
+      </w:r>
+      <w:r>
+        <w:rPr>
+          <w:rFonts w:hint="eastAsia"/>
+          <w:iCs/>
+        </w:rPr>
+        <w:t>的洛伦兹变换，或者说这就是洛伦兹变换中，</w:t>
       </w:r>
     </w:p>
     <w:p>
@@ -8982,6 +9085,18 @@
               </m:r>
             </m:sup>
           </m:sSup>
+          <m:r>
+            <w:rPr>
+              <w:rFonts w:ascii="Cambria Math" w:eastAsia="宋体" w:hAnsi="Cambria Math" w:hint="eastAsia"/>
+            </w:rPr>
+            <m:t>≠</m:t>
+          </m:r>
+          <m:r>
+            <w:rPr>
+              <w:rFonts w:ascii="Cambria Math" w:eastAsia="宋体" w:hAnsi="Cambria Math"/>
+            </w:rPr>
+            <m:t>1</m:t>
+          </m:r>
         </m:oMath>
       </m:oMathPara>
     </w:p>
@@ -8998,14 +9113,12 @@
         </w:rPr>
         <w:t>的由来。</w:t>
       </w:r>
-    </w:p>
-    <w:p>
       <w:r>
         <w:rPr>
           <w:rFonts w:hint="eastAsia"/>
           <w:iCs/>
         </w:rPr>
-        <w:t>当然</w:t>
+        <w:t>虽然</w:t>
       </w:r>
       <m:oMath>
         <m:r>
@@ -9041,13 +9154,6 @@
         </w:rPr>
         <w:t>虽然都是虚数单位，但是实际的数值是不同的，具有不同数值的时间单位，才是惯性系出现相对速度的原因。</w:t>
       </w:r>
-    </w:p>
-    <w:p>
-      <w:pPr>
-        <w:rPr>
-          <w:iCs/>
-        </w:rPr>
-      </w:pPr>
       <w:r>
         <w:rPr>
           <w:rFonts w:hint="eastAsia"/>
@@ -9583,7 +9689,21 @@
           <w:rFonts w:hint="eastAsia"/>
           <w:iCs/>
         </w:rPr>
-        <w:t>当相对速度达到光速，</w:t>
+        <w:t>当相对速度达到光速</w:t>
+      </w:r>
+      <w:r>
+        <w:rPr>
+          <w:rFonts w:hint="eastAsia"/>
+          <w:iCs/>
+        </w:rPr>
+        <w:t>的边界的时候</w:t>
+      </w:r>
+      <w:r>
+        <w:rPr>
+          <w:rFonts w:hint="eastAsia"/>
+          <w:iCs/>
+        </w:rPr>
+        <w:t>，</w:t>
       </w:r>
     </w:p>
     <w:p>
@@ -9682,6 +9802,70 @@
     <w:p>
       <m:oMathPara>
         <m:oMath>
+          <m:sSup>
+            <m:sSupPr>
+              <m:ctrlPr>
+                <w:rPr>
+                  <w:rFonts w:ascii="Cambria Math" w:eastAsia="宋体" w:hAnsi="Cambria Math"/>
+                  <w:i/>
+                </w:rPr>
+              </m:ctrlPr>
+            </m:sSupPr>
+            <m:e>
+              <m:d>
+                <m:dPr>
+                  <m:ctrlPr>
+                    <w:rPr>
+                      <w:rFonts w:ascii="Cambria Math" w:eastAsia="宋体" w:hAnsi="Cambria Math"/>
+                      <w:i/>
+                    </w:rPr>
+                  </m:ctrlPr>
+                </m:dPr>
+                <m:e>
+                  <m:f>
+                    <m:fPr>
+                      <m:ctrlPr>
+                        <w:rPr>
+                          <w:rFonts w:ascii="Cambria Math" w:eastAsia="宋体" w:hAnsi="Cambria Math"/>
+                          <w:i/>
+                        </w:rPr>
+                      </m:ctrlPr>
+                    </m:fPr>
+                    <m:num>
+                      <m:r>
+                        <w:rPr>
+                          <w:rFonts w:ascii="Cambria Math" w:eastAsia="宋体" w:hAnsi="Cambria Math"/>
+                        </w:rPr>
+                        <m:t>t'</m:t>
+                      </m:r>
+                    </m:num>
+                    <m:den>
+                      <m:r>
+                        <w:rPr>
+                          <w:rFonts w:ascii="Cambria Math" w:eastAsia="宋体" w:hAnsi="Cambria Math"/>
+                        </w:rPr>
+                        <m:t>t</m:t>
+                      </m:r>
+                    </m:den>
+                  </m:f>
+                </m:e>
+              </m:d>
+            </m:e>
+            <m:sup>
+              <m:r>
+                <w:rPr>
+                  <w:rFonts w:ascii="Cambria Math" w:eastAsia="宋体" w:hAnsi="Cambria Math"/>
+                </w:rPr>
+                <m:t>2</m:t>
+              </m:r>
+            </m:sup>
+          </m:sSup>
+          <m:r>
+            <w:rPr>
+              <w:rFonts w:ascii="Cambria Math" w:eastAsia="宋体" w:hAnsi="Cambria Math"/>
+            </w:rPr>
+            <m:t>=</m:t>
+          </m:r>
           <m:f>
             <m:fPr>
               <m:ctrlPr>
@@ -11009,6 +11193,145 @@
       </m:oMathPara>
     </w:p>
     <w:p>
+      <m:oMathPara>
+        <m:oMath>
+          <m:sSubSup>
+            <m:sSubSupPr>
+              <m:ctrlPr>
+                <w:rPr>
+                  <w:rFonts w:ascii="Cambria Math" w:hAnsi="Cambria Math"/>
+                  <w:i/>
+                </w:rPr>
+              </m:ctrlPr>
+            </m:sSubSupPr>
+            <m:e>
+              <m:r>
+                <w:rPr>
+                  <w:rFonts w:ascii="Cambria Math" w:hAnsi="Cambria Math"/>
+                </w:rPr>
+                <m:t>i</m:t>
+              </m:r>
+            </m:e>
+            <m:sub>
+              <m:r>
+                <w:rPr>
+                  <w:rFonts w:ascii="Cambria Math" w:hAnsi="Cambria Math"/>
+                </w:rPr>
+                <m:t>c</m:t>
+              </m:r>
+            </m:sub>
+            <m:sup>
+              <m:r>
+                <w:rPr>
+                  <w:rFonts w:ascii="Cambria Math" w:hAnsi="Cambria Math"/>
+                </w:rPr>
+                <m:t>2</m:t>
+              </m:r>
+            </m:sup>
+          </m:sSubSup>
+          <m:r>
+            <w:rPr>
+              <w:rFonts w:ascii="Cambria Math" w:hAnsi="Cambria Math"/>
+            </w:rPr>
+            <m:t>=</m:t>
+          </m:r>
+          <m:r>
+            <w:rPr>
+              <w:rFonts w:ascii="Cambria Math" w:hAnsi="Cambria Math" w:hint="eastAsia"/>
+            </w:rPr>
+            <m:t>c</m:t>
+          </m:r>
+          <m:r>
+            <w:rPr>
+              <w:rFonts w:ascii="Cambria Math" w:hAnsi="Cambria Math" w:cs="Cambria Math"/>
+            </w:rPr>
+            <m:t>-</m:t>
+          </m:r>
+          <m:r>
+            <w:rPr>
+              <w:rFonts w:ascii="Cambria Math" w:hAnsi="Cambria Math"/>
+            </w:rPr>
+            <m:t>1</m:t>
+          </m:r>
+        </m:oMath>
+      </m:oMathPara>
+    </w:p>
+    <w:p>
+      <w:pPr>
+        <w:rPr>
+          <w:rFonts w:hint="eastAsia"/>
+        </w:rPr>
+      </w:pPr>
+      <m:oMathPara>
+        <m:oMath>
+          <m:sSub>
+            <m:sSubPr>
+              <m:ctrlPr>
+                <w:rPr>
+                  <w:rFonts w:ascii="Cambria Math" w:hAnsi="Cambria Math" w:cs="Cambria Math"/>
+                  <w:i/>
+                </w:rPr>
+              </m:ctrlPr>
+            </m:sSubPr>
+            <m:e>
+              <m:r>
+                <w:rPr>
+                  <w:rFonts w:ascii="Cambria Math" w:hAnsi="Cambria Math"/>
+                </w:rPr>
+                <m:t>i</m:t>
+              </m:r>
+              <m:ctrlPr>
+                <w:rPr>
+                  <w:rFonts w:ascii="Cambria Math" w:hAnsi="Cambria Math"/>
+                  <w:i/>
+                </w:rPr>
+              </m:ctrlPr>
+            </m:e>
+            <m:sub>
+              <m:r>
+                <w:rPr>
+                  <w:rFonts w:ascii="Cambria Math" w:hAnsi="Cambria Math" w:cs="Cambria Math"/>
+                </w:rPr>
+                <m:t>c</m:t>
+              </m:r>
+            </m:sub>
+          </m:sSub>
+          <m:r>
+            <w:rPr>
+              <w:rFonts w:ascii="Cambria Math" w:hAnsi="Cambria Math" w:cs="Cambria Math"/>
+            </w:rPr>
+            <m:t>=</m:t>
+          </m:r>
+          <m:rad>
+            <m:radPr>
+              <m:degHide m:val="1"/>
+              <m:ctrlPr>
+                <w:rPr>
+                  <w:rFonts w:ascii="Cambria Math" w:hAnsi="Cambria Math" w:cs="Cambria Math"/>
+                  <w:i/>
+                </w:rPr>
+              </m:ctrlPr>
+            </m:radPr>
+            <m:deg/>
+            <m:e>
+              <m:r>
+                <w:rPr>
+                  <w:rFonts w:ascii="Cambria Math" w:hAnsi="Cambria Math" w:cs="Cambria Math"/>
+                </w:rPr>
+                <m:t>c-1</m:t>
+              </m:r>
+            </m:e>
+          </m:rad>
+        </m:oMath>
+      </m:oMathPara>
+    </w:p>
+    <w:p>
+      <w:pPr>
+        <w:rPr>
+          <w:rFonts w:hint="eastAsia"/>
+          <w:i/>
+        </w:rPr>
+      </w:pPr>
       <m:oMathPara>
         <m:oMath>
           <m:f>
@@ -11397,12 +11720,1204 @@
             </w:rPr>
             <m:t>=</m:t>
           </m:r>
-          <m:r>
-            <w:rPr>
-              <w:rFonts w:ascii="Cambria Math" w:eastAsia="宋体" w:hAnsi="Cambria Math"/>
-            </w:rPr>
-            <m:t>-1=</m:t>
-          </m:r>
+          <m:f>
+            <m:fPr>
+              <m:ctrlPr>
+                <w:rPr>
+                  <w:rFonts w:ascii="Cambria Math" w:eastAsia="宋体" w:hAnsi="Cambria Math"/>
+                  <w:i/>
+                </w:rPr>
+              </m:ctrlPr>
+            </m:fPr>
+            <m:num>
+              <m:r>
+                <w:rPr>
+                  <w:rFonts w:ascii="Cambria Math" w:eastAsia="宋体" w:hAnsi="Cambria Math"/>
+                </w:rPr>
+                <m:t>1</m:t>
+              </m:r>
+            </m:num>
+            <m:den>
+              <m:r>
+                <w:rPr>
+                  <w:rFonts w:ascii="Cambria Math" w:eastAsia="宋体" w:hAnsi="Cambria Math"/>
+                </w:rPr>
+                <m:t>-</m:t>
+              </m:r>
+              <m:r>
+                <w:rPr>
+                  <w:rFonts w:ascii="Cambria Math" w:eastAsia="宋体" w:hAnsi="Cambria Math"/>
+                </w:rPr>
+                <m:t>1</m:t>
+              </m:r>
+            </m:den>
+          </m:f>
+          <m:r>
+            <w:rPr>
+              <w:rFonts w:ascii="Cambria Math" w:eastAsia="宋体" w:hAnsi="Cambria Math"/>
+            </w:rPr>
+            <m:t>=</m:t>
+          </m:r>
+          <m:sSup>
+            <m:sSupPr>
+              <m:ctrlPr>
+                <w:rPr>
+                  <w:rFonts w:ascii="Cambria Math" w:eastAsia="宋体" w:hAnsi="Cambria Math"/>
+                  <w:i/>
+                </w:rPr>
+              </m:ctrlPr>
+            </m:sSupPr>
+            <m:e>
+              <m:d>
+                <m:dPr>
+                  <m:ctrlPr>
+                    <w:rPr>
+                      <w:rFonts w:ascii="Cambria Math" w:eastAsia="宋体" w:hAnsi="Cambria Math"/>
+                      <w:i/>
+                    </w:rPr>
+                  </m:ctrlPr>
+                </m:dPr>
+                <m:e>
+                  <m:f>
+                    <m:fPr>
+                      <m:ctrlPr>
+                        <w:rPr>
+                          <w:rFonts w:ascii="Cambria Math" w:eastAsia="宋体" w:hAnsi="Cambria Math"/>
+                          <w:i/>
+                        </w:rPr>
+                      </m:ctrlPr>
+                    </m:fPr>
+                    <m:num>
+                      <m:r>
+                        <w:rPr>
+                          <w:rFonts w:ascii="Cambria Math" w:eastAsia="宋体" w:hAnsi="Cambria Math"/>
+                        </w:rPr>
+                        <m:t>1</m:t>
+                      </m:r>
+                    </m:num>
+                    <m:den>
+                      <m:sSub>
+                        <m:sSubPr>
+                          <m:ctrlPr>
+                            <w:rPr>
+                              <w:rFonts w:ascii="Cambria Math" w:eastAsia="宋体" w:hAnsi="Cambria Math"/>
+                              <w:i/>
+                            </w:rPr>
+                          </m:ctrlPr>
+                        </m:sSubPr>
+                        <m:e>
+                          <m:r>
+                            <w:rPr>
+                              <w:rFonts w:ascii="Cambria Math" w:eastAsia="宋体" w:hAnsi="Cambria Math"/>
+                            </w:rPr>
+                            <m:t>i</m:t>
+                          </m:r>
+                        </m:e>
+                        <m:sub>
+                          <m:r>
+                            <w:rPr>
+                              <w:rFonts w:ascii="Cambria Math" w:eastAsia="宋体" w:hAnsi="Cambria Math"/>
+                            </w:rPr>
+                            <m:t>c</m:t>
+                          </m:r>
+                        </m:sub>
+                      </m:sSub>
+                    </m:den>
+                  </m:f>
+                </m:e>
+              </m:d>
+            </m:e>
+            <m:sup>
+              <m:r>
+                <w:rPr>
+                  <w:rFonts w:ascii="Cambria Math" w:eastAsia="宋体" w:hAnsi="Cambria Math"/>
+                </w:rPr>
+                <m:t>2</m:t>
+              </m:r>
+            </m:sup>
+          </m:sSup>
+        </m:oMath>
+      </m:oMathPara>
+    </w:p>
+    <w:p>
+      <m:oMathPara>
+        <m:oMath>
+          <m:sSup>
+            <m:sSupPr>
+              <m:ctrlPr>
+                <w:rPr>
+                  <w:rFonts w:ascii="Cambria Math" w:eastAsia="宋体" w:hAnsi="Cambria Math"/>
+                  <w:i/>
+                </w:rPr>
+              </m:ctrlPr>
+            </m:sSupPr>
+            <m:e>
+              <m:r>
+                <w:rPr>
+                  <w:rFonts w:ascii="Cambria Math" w:eastAsia="宋体" w:hAnsi="Cambria Math"/>
+                </w:rPr>
+                <m:t>i</m:t>
+              </m:r>
+            </m:e>
+            <m:sup>
+              <m:r>
+                <w:rPr>
+                  <w:rFonts w:ascii="Cambria Math" w:eastAsia="宋体" w:hAnsi="Cambria Math"/>
+                </w:rPr>
+                <m:t>'</m:t>
+              </m:r>
+            </m:sup>
+          </m:sSup>
+          <m:r>
+            <w:rPr>
+              <w:rFonts w:ascii="Cambria Math" w:eastAsia="宋体" w:hAnsi="Cambria Math"/>
+            </w:rPr>
+            <m:t>=</m:t>
+          </m:r>
+          <m:f>
+            <m:fPr>
+              <m:ctrlPr>
+                <w:rPr>
+                  <w:rFonts w:ascii="Cambria Math" w:eastAsia="宋体" w:hAnsi="Cambria Math"/>
+                  <w:i/>
+                </w:rPr>
+              </m:ctrlPr>
+            </m:fPr>
+            <m:num>
+              <m:r>
+                <w:rPr>
+                  <w:rFonts w:ascii="Cambria Math" w:eastAsia="宋体" w:hAnsi="Cambria Math"/>
+                </w:rPr>
+                <m:t>i</m:t>
+              </m:r>
+            </m:num>
+            <m:den>
+              <m:sSub>
+                <m:sSubPr>
+                  <m:ctrlPr>
+                    <w:rPr>
+                      <w:rFonts w:ascii="Cambria Math" w:eastAsia="宋体" w:hAnsi="Cambria Math"/>
+                      <w:i/>
+                    </w:rPr>
+                  </m:ctrlPr>
+                </m:sSubPr>
+                <m:e>
+                  <m:r>
+                    <w:rPr>
+                      <w:rFonts w:ascii="Cambria Math" w:eastAsia="宋体" w:hAnsi="Cambria Math"/>
+                    </w:rPr>
+                    <m:t>i</m:t>
+                  </m:r>
+                </m:e>
+                <m:sub>
+                  <m:r>
+                    <w:rPr>
+                      <w:rFonts w:ascii="Cambria Math" w:eastAsia="宋体" w:hAnsi="Cambria Math"/>
+                    </w:rPr>
+                    <m:t>c</m:t>
+                  </m:r>
+                </m:sub>
+              </m:sSub>
+            </m:den>
+          </m:f>
+        </m:oMath>
+      </m:oMathPara>
+    </w:p>
+    <w:p>
+      <w:r>
+        <w:rPr>
+          <w:rFonts w:hint="eastAsia"/>
+        </w:rPr>
+        <w:t>可见相对速度达到光速的时候，确实就是两个虚数单位之间的比率的数值为观察者的虚数单位的</w:t>
+      </w:r>
+      <w:r>
+        <w:rPr>
+          <w:rFonts w:hint="eastAsia"/>
+        </w:rPr>
+        <w:t>（倒数）</w:t>
+      </w:r>
+      <w:r>
+        <w:rPr>
+          <w:rFonts w:hint="eastAsia"/>
+        </w:rPr>
+        <w:t>数值的时候。</w:t>
+      </w:r>
+    </w:p>
+    <w:p/>
+    <w:p>
+      <w:r>
+        <w:rPr>
+          <w:rFonts w:hint="eastAsia"/>
+        </w:rPr>
+        <w:t>最后，洛伦兹变换到底应该怎么写才对，先给出，</w:t>
+      </w:r>
+    </w:p>
+    <w:p>
+      <w:pPr>
+        <w:rPr>
+          <w:rFonts w:ascii="宋体" w:eastAsia="宋体" w:hAnsi="宋体" w:hint="eastAsia"/>
+        </w:rPr>
+      </w:pPr>
+      <m:oMathPara>
+        <m:oMath>
+          <m:r>
+            <w:rPr>
+              <w:rFonts w:ascii="Cambria Math" w:eastAsia="宋体" w:hAnsi="Cambria Math"/>
+            </w:rPr>
+            <m:t>x</m:t>
+          </m:r>
+          <m:r>
+            <m:rPr>
+              <m:sty m:val="p"/>
+            </m:rPr>
+            <w:rPr>
+              <w:rFonts w:ascii="Cambria Math" w:eastAsia="宋体" w:hAnsi="Cambria Math"/>
+            </w:rPr>
+            <m:t>=</m:t>
+          </m:r>
+          <m:r>
+            <w:rPr>
+              <w:rFonts w:ascii="Cambria Math" w:eastAsia="宋体" w:hAnsi="Cambria Math"/>
+            </w:rPr>
+            <m:t>k'</m:t>
+          </m:r>
+          <m:d>
+            <m:dPr>
+              <m:ctrlPr>
+                <w:rPr>
+                  <w:rFonts w:ascii="Cambria Math" w:eastAsia="宋体" w:hAnsi="Cambria Math"/>
+                </w:rPr>
+              </m:ctrlPr>
+            </m:dPr>
+            <m:e>
+              <m:sSup>
+                <m:sSupPr>
+                  <m:ctrlPr>
+                    <w:rPr>
+                      <w:rFonts w:ascii="Cambria Math" w:eastAsia="宋体" w:hAnsi="Cambria Math"/>
+                    </w:rPr>
+                  </m:ctrlPr>
+                </m:sSupPr>
+                <m:e>
+                  <m:r>
+                    <w:rPr>
+                      <w:rFonts w:ascii="Cambria Math" w:eastAsia="宋体" w:hAnsi="Cambria Math" w:hint="eastAsia"/>
+                    </w:rPr>
+                    <m:t>x</m:t>
+                  </m:r>
+                  <m:ctrlPr>
+                    <w:rPr>
+                      <w:rFonts w:ascii="Cambria Math" w:eastAsia="宋体" w:hAnsi="Cambria Math" w:hint="eastAsia"/>
+                    </w:rPr>
+                  </m:ctrlPr>
+                </m:e>
+                <m:sup>
+                  <m:r>
+                    <m:rPr>
+                      <m:sty m:val="p"/>
+                    </m:rPr>
+                    <w:rPr>
+                      <w:rFonts w:ascii="Cambria Math" w:eastAsia="宋体" w:hAnsi="Cambria Math"/>
+                    </w:rPr>
+                    <m:t>'</m:t>
+                  </m:r>
+                </m:sup>
+              </m:sSup>
+              <m:r>
+                <m:rPr>
+                  <m:sty m:val="p"/>
+                </m:rPr>
+                <w:rPr>
+                  <w:rFonts w:ascii="Cambria Math" w:eastAsia="宋体" w:hAnsi="Cambria Math"/>
+                </w:rPr>
+                <m:t>+</m:t>
+              </m:r>
+              <m:r>
+                <w:rPr>
+                  <w:rFonts w:ascii="Cambria Math" w:eastAsia="宋体" w:hAnsi="Cambria Math"/>
+                </w:rPr>
+                <m:t>vt</m:t>
+              </m:r>
+              <m:r>
+                <m:rPr>
+                  <m:sty m:val="p"/>
+                </m:rPr>
+                <w:rPr>
+                  <w:rFonts w:ascii="Cambria Math" w:eastAsia="宋体" w:hAnsi="Cambria Math"/>
+                </w:rPr>
+                <m:t>'</m:t>
+              </m:r>
+            </m:e>
+          </m:d>
+        </m:oMath>
+      </m:oMathPara>
+    </w:p>
+    <w:p>
+      <w:pPr>
+        <w:rPr>
+          <w:rFonts w:ascii="宋体" w:eastAsia="宋体" w:hAnsi="宋体" w:hint="eastAsia"/>
+        </w:rPr>
+      </w:pPr>
+      <m:oMathPara>
+        <m:oMath>
+          <m:sSup>
+            <m:sSupPr>
+              <m:ctrlPr>
+                <w:rPr>
+                  <w:rFonts w:ascii="Cambria Math" w:eastAsia="宋体" w:hAnsi="Cambria Math"/>
+                </w:rPr>
+              </m:ctrlPr>
+            </m:sSupPr>
+            <m:e>
+              <m:r>
+                <w:rPr>
+                  <w:rFonts w:ascii="Cambria Math" w:eastAsia="宋体" w:hAnsi="Cambria Math"/>
+                </w:rPr>
+                <m:t>x</m:t>
+              </m:r>
+            </m:e>
+            <m:sup>
+              <m:r>
+                <m:rPr>
+                  <m:sty m:val="p"/>
+                </m:rPr>
+                <w:rPr>
+                  <w:rFonts w:ascii="Cambria Math" w:eastAsia="宋体" w:hAnsi="Cambria Math"/>
+                </w:rPr>
+                <m:t>'</m:t>
+              </m:r>
+            </m:sup>
+          </m:sSup>
+          <m:r>
+            <m:rPr>
+              <m:sty m:val="p"/>
+            </m:rPr>
+            <w:rPr>
+              <w:rFonts w:ascii="Cambria Math" w:eastAsia="宋体" w:hAnsi="Cambria Math"/>
+            </w:rPr>
+            <m:t>=</m:t>
+          </m:r>
+          <m:sSup>
+            <m:sSupPr>
+              <m:ctrlPr>
+                <w:rPr>
+                  <w:rFonts w:ascii="Cambria Math" w:eastAsia="宋体" w:hAnsi="Cambria Math"/>
+                  <w:i/>
+                </w:rPr>
+              </m:ctrlPr>
+            </m:sSupPr>
+            <m:e>
+              <m:d>
+                <m:dPr>
+                  <m:ctrlPr>
+                    <w:rPr>
+                      <w:rFonts w:ascii="Cambria Math" w:eastAsia="宋体" w:hAnsi="Cambria Math"/>
+                      <w:i/>
+                    </w:rPr>
+                  </m:ctrlPr>
+                </m:dPr>
+                <m:e>
+                  <m:f>
+                    <m:fPr>
+                      <m:ctrlPr>
+                        <w:rPr>
+                          <w:rFonts w:ascii="Cambria Math" w:eastAsia="宋体" w:hAnsi="Cambria Math"/>
+                          <w:i/>
+                        </w:rPr>
+                      </m:ctrlPr>
+                    </m:fPr>
+                    <m:num>
+                      <m:r>
+                        <w:rPr>
+                          <w:rFonts w:ascii="Cambria Math" w:eastAsia="宋体" w:hAnsi="Cambria Math"/>
+                        </w:rPr>
+                        <m:t>t'</m:t>
+                      </m:r>
+                    </m:num>
+                    <m:den>
+                      <m:r>
+                        <w:rPr>
+                          <w:rFonts w:ascii="Cambria Math" w:eastAsia="宋体" w:hAnsi="Cambria Math"/>
+                        </w:rPr>
+                        <m:t>t</m:t>
+                      </m:r>
+                    </m:den>
+                  </m:f>
+                </m:e>
+              </m:d>
+            </m:e>
+            <m:sup>
+              <m:r>
+                <w:rPr>
+                  <w:rFonts w:ascii="Cambria Math" w:eastAsia="宋体" w:hAnsi="Cambria Math"/>
+                </w:rPr>
+                <m:t>2</m:t>
+              </m:r>
+            </m:sup>
+          </m:sSup>
+          <m:r>
+            <w:rPr>
+              <w:rFonts w:ascii="Cambria Math" w:hAnsi="Cambria Math"/>
+            </w:rPr>
+            <m:t>k'</m:t>
+          </m:r>
+          <m:d>
+            <m:dPr>
+              <m:ctrlPr>
+                <w:rPr>
+                  <w:rFonts w:ascii="Cambria Math" w:eastAsia="宋体" w:hAnsi="Cambria Math"/>
+                </w:rPr>
+              </m:ctrlPr>
+            </m:dPr>
+            <m:e>
+              <m:r>
+                <w:rPr>
+                  <w:rFonts w:ascii="Cambria Math" w:eastAsia="宋体" w:hAnsi="Cambria Math"/>
+                </w:rPr>
+                <m:t>x</m:t>
+              </m:r>
+              <m:r>
+                <m:rPr>
+                  <m:sty m:val="p"/>
+                </m:rPr>
+                <w:rPr>
+                  <w:rFonts w:ascii="Cambria Math" w:eastAsia="宋体" w:hAnsi="Cambria Math"/>
+                </w:rPr>
+                <m:t>-</m:t>
+              </m:r>
+              <m:r>
+                <w:rPr>
+                  <w:rFonts w:ascii="Cambria Math" w:eastAsia="宋体" w:hAnsi="Cambria Math"/>
+                </w:rPr>
+                <m:t>vt</m:t>
+              </m:r>
+            </m:e>
+          </m:d>
+        </m:oMath>
+      </m:oMathPara>
+    </w:p>
+    <w:p>
+      <w:r>
+        <w:rPr>
+          <w:rFonts w:hint="eastAsia"/>
+        </w:rPr>
+        <w:t>也就是，</w:t>
+      </w:r>
+    </w:p>
+    <w:p>
+      <w:pPr>
+        <w:rPr>
+          <w:rFonts w:ascii="宋体" w:eastAsia="宋体" w:hAnsi="宋体" w:hint="eastAsia"/>
+        </w:rPr>
+      </w:pPr>
+      <m:oMathPara>
+        <m:oMath>
+          <m:r>
+            <w:rPr>
+              <w:rFonts w:ascii="Cambria Math" w:eastAsia="宋体" w:hAnsi="Cambria Math"/>
+            </w:rPr>
+            <m:t>x</m:t>
+          </m:r>
+          <m:r>
+            <m:rPr>
+              <m:sty m:val="p"/>
+            </m:rPr>
+            <w:rPr>
+              <w:rFonts w:ascii="Cambria Math" w:eastAsia="宋体" w:hAnsi="Cambria Math"/>
+            </w:rPr>
+            <m:t>=</m:t>
+          </m:r>
+          <m:r>
+            <w:rPr>
+              <w:rFonts w:ascii="Cambria Math" w:eastAsia="宋体" w:hAnsi="Cambria Math"/>
+            </w:rPr>
+            <m:t>k'</m:t>
+          </m:r>
+          <m:d>
+            <m:dPr>
+              <m:ctrlPr>
+                <w:rPr>
+                  <w:rFonts w:ascii="Cambria Math" w:eastAsia="宋体" w:hAnsi="Cambria Math"/>
+                </w:rPr>
+              </m:ctrlPr>
+            </m:dPr>
+            <m:e>
+              <m:sSup>
+                <m:sSupPr>
+                  <m:ctrlPr>
+                    <w:rPr>
+                      <w:rFonts w:ascii="Cambria Math" w:eastAsia="宋体" w:hAnsi="Cambria Math"/>
+                    </w:rPr>
+                  </m:ctrlPr>
+                </m:sSupPr>
+                <m:e>
+                  <m:r>
+                    <w:rPr>
+                      <w:rFonts w:ascii="Cambria Math" w:eastAsia="宋体" w:hAnsi="Cambria Math" w:hint="eastAsia"/>
+                    </w:rPr>
+                    <m:t>x</m:t>
+                  </m:r>
+                  <m:ctrlPr>
+                    <w:rPr>
+                      <w:rFonts w:ascii="Cambria Math" w:eastAsia="宋体" w:hAnsi="Cambria Math" w:hint="eastAsia"/>
+                    </w:rPr>
+                  </m:ctrlPr>
+                </m:e>
+                <m:sup>
+                  <m:r>
+                    <m:rPr>
+                      <m:sty m:val="p"/>
+                    </m:rPr>
+                    <w:rPr>
+                      <w:rFonts w:ascii="Cambria Math" w:eastAsia="宋体" w:hAnsi="Cambria Math"/>
+                    </w:rPr>
+                    <m:t>'</m:t>
+                  </m:r>
+                </m:sup>
+              </m:sSup>
+              <m:r>
+                <m:rPr>
+                  <m:sty m:val="p"/>
+                </m:rPr>
+                <w:rPr>
+                  <w:rFonts w:ascii="Cambria Math" w:eastAsia="宋体" w:hAnsi="Cambria Math"/>
+                </w:rPr>
+                <m:t>+</m:t>
+              </m:r>
+              <m:r>
+                <w:rPr>
+                  <w:rFonts w:ascii="Cambria Math" w:eastAsia="宋体" w:hAnsi="Cambria Math"/>
+                </w:rPr>
+                <m:t>vt</m:t>
+              </m:r>
+              <m:r>
+                <m:rPr>
+                  <m:sty m:val="p"/>
+                </m:rPr>
+                <w:rPr>
+                  <w:rFonts w:ascii="Cambria Math" w:eastAsia="宋体" w:hAnsi="Cambria Math"/>
+                </w:rPr>
+                <m:t>'</m:t>
+              </m:r>
+            </m:e>
+          </m:d>
+        </m:oMath>
+      </m:oMathPara>
+    </w:p>
+    <w:p>
+      <w:pPr>
+        <w:rPr>
+          <w:rFonts w:ascii="宋体" w:eastAsia="宋体" w:hAnsi="宋体" w:hint="eastAsia"/>
+        </w:rPr>
+      </w:pPr>
+      <m:oMathPara>
+        <m:oMath>
+          <m:sSup>
+            <m:sSupPr>
+              <m:ctrlPr>
+                <w:rPr>
+                  <w:rFonts w:ascii="Cambria Math" w:eastAsia="宋体" w:hAnsi="Cambria Math"/>
+                </w:rPr>
+              </m:ctrlPr>
+            </m:sSupPr>
+            <m:e>
+              <m:r>
+                <w:rPr>
+                  <w:rFonts w:ascii="Cambria Math" w:eastAsia="宋体" w:hAnsi="Cambria Math"/>
+                </w:rPr>
+                <m:t>x</m:t>
+              </m:r>
+            </m:e>
+            <m:sup>
+              <m:r>
+                <m:rPr>
+                  <m:sty m:val="p"/>
+                </m:rPr>
+                <w:rPr>
+                  <w:rFonts w:ascii="Cambria Math" w:eastAsia="宋体" w:hAnsi="Cambria Math"/>
+                </w:rPr>
+                <m:t>'</m:t>
+              </m:r>
+            </m:sup>
+          </m:sSup>
+          <m:r>
+            <m:rPr>
+              <m:sty m:val="p"/>
+            </m:rPr>
+            <w:rPr>
+              <w:rFonts w:ascii="Cambria Math" w:eastAsia="宋体" w:hAnsi="Cambria Math"/>
+            </w:rPr>
+            <m:t>=</m:t>
+          </m:r>
+          <m:f>
+            <m:fPr>
+              <m:ctrlPr>
+                <w:rPr>
+                  <w:rFonts w:ascii="Cambria Math" w:eastAsia="宋体" w:hAnsi="Cambria Math"/>
+                  <w:i/>
+                </w:rPr>
+              </m:ctrlPr>
+            </m:fPr>
+            <m:num>
+              <m:sSup>
+                <m:sSupPr>
+                  <m:ctrlPr>
+                    <w:rPr>
+                      <w:rFonts w:ascii="Cambria Math" w:eastAsia="宋体" w:hAnsi="Cambria Math"/>
+                      <w:i/>
+                    </w:rPr>
+                  </m:ctrlPr>
+                </m:sSupPr>
+                <m:e>
+                  <m:d>
+                    <m:dPr>
+                      <m:ctrlPr>
+                        <w:rPr>
+                          <w:rFonts w:ascii="Cambria Math" w:eastAsia="宋体" w:hAnsi="Cambria Math"/>
+                          <w:i/>
+                        </w:rPr>
+                      </m:ctrlPr>
+                    </m:dPr>
+                    <m:e>
+                      <m:sSup>
+                        <m:sSupPr>
+                          <m:ctrlPr>
+                            <w:rPr>
+                              <w:rFonts w:ascii="Cambria Math" w:eastAsia="宋体" w:hAnsi="Cambria Math"/>
+                              <w:i/>
+                            </w:rPr>
+                          </m:ctrlPr>
+                        </m:sSupPr>
+                        <m:e>
+                          <m:r>
+                            <w:rPr>
+                              <w:rFonts w:ascii="Cambria Math" w:eastAsia="宋体" w:hAnsi="Cambria Math"/>
+                            </w:rPr>
+                            <m:t>i</m:t>
+                          </m:r>
+                        </m:e>
+                        <m:sup>
+                          <m:r>
+                            <w:rPr>
+                              <w:rFonts w:ascii="Cambria Math" w:eastAsia="宋体" w:hAnsi="Cambria Math"/>
+                            </w:rPr>
+                            <m:t>'</m:t>
+                          </m:r>
+                        </m:sup>
+                      </m:sSup>
+                    </m:e>
+                  </m:d>
+                </m:e>
+                <m:sup>
+                  <m:r>
+                    <w:rPr>
+                      <w:rFonts w:ascii="Cambria Math" w:eastAsia="宋体" w:hAnsi="Cambria Math"/>
+                    </w:rPr>
+                    <m:t>2</m:t>
+                  </m:r>
+                </m:sup>
+              </m:sSup>
+            </m:num>
+            <m:den>
+              <m:sSup>
+                <m:sSupPr>
+                  <m:ctrlPr>
+                    <w:rPr>
+                      <w:rFonts w:ascii="Cambria Math" w:eastAsia="宋体" w:hAnsi="Cambria Math"/>
+                      <w:i/>
+                    </w:rPr>
+                  </m:ctrlPr>
+                </m:sSupPr>
+                <m:e>
+                  <m:r>
+                    <w:rPr>
+                      <w:rFonts w:ascii="Cambria Math" w:eastAsia="宋体" w:hAnsi="Cambria Math"/>
+                    </w:rPr>
+                    <m:t>i</m:t>
+                  </m:r>
+                </m:e>
+                <m:sup>
+                  <m:r>
+                    <w:rPr>
+                      <w:rFonts w:ascii="Cambria Math" w:eastAsia="宋体" w:hAnsi="Cambria Math"/>
+                    </w:rPr>
+                    <m:t>2</m:t>
+                  </m:r>
+                </m:sup>
+              </m:sSup>
+            </m:den>
+          </m:f>
+          <m:r>
+            <w:rPr>
+              <w:rFonts w:ascii="Cambria Math" w:hAnsi="Cambria Math"/>
+            </w:rPr>
+            <m:t>k'</m:t>
+          </m:r>
+          <m:d>
+            <m:dPr>
+              <m:ctrlPr>
+                <w:rPr>
+                  <w:rFonts w:ascii="Cambria Math" w:eastAsia="宋体" w:hAnsi="Cambria Math"/>
+                </w:rPr>
+              </m:ctrlPr>
+            </m:dPr>
+            <m:e>
+              <m:r>
+                <w:rPr>
+                  <w:rFonts w:ascii="Cambria Math" w:eastAsia="宋体" w:hAnsi="Cambria Math"/>
+                </w:rPr>
+                <m:t>x</m:t>
+              </m:r>
+              <m:r>
+                <m:rPr>
+                  <m:sty m:val="p"/>
+                </m:rPr>
+                <w:rPr>
+                  <w:rFonts w:ascii="Cambria Math" w:eastAsia="宋体" w:hAnsi="Cambria Math"/>
+                </w:rPr>
+                <m:t>-</m:t>
+              </m:r>
+              <m:r>
+                <w:rPr>
+                  <w:rFonts w:ascii="Cambria Math" w:eastAsia="宋体" w:hAnsi="Cambria Math"/>
+                </w:rPr>
+                <m:t>vt</m:t>
+              </m:r>
+            </m:e>
+          </m:d>
+        </m:oMath>
+      </m:oMathPara>
+    </w:p>
+    <w:p>
+      <w:r>
+        <w:rPr>
+          <w:rFonts w:hint="eastAsia"/>
+        </w:rPr>
+        <w:t>引入</w:t>
+      </w:r>
+      <m:oMath>
+        <m:sSubSup>
+          <m:sSubSupPr>
+            <m:ctrlPr>
+              <w:rPr>
+                <w:rFonts w:ascii="Cambria Math" w:hAnsi="Cambria Math"/>
+                <w:i/>
+              </w:rPr>
+            </m:ctrlPr>
+          </m:sSubSupPr>
+          <m:e>
+            <m:r>
+              <w:rPr>
+                <w:rFonts w:ascii="Cambria Math" w:hAnsi="Cambria Math"/>
+              </w:rPr>
+              <m:t>i</m:t>
+            </m:r>
+          </m:e>
+          <m:sub>
+            <m:r>
+              <w:rPr>
+                <w:rFonts w:ascii="Cambria Math" w:hAnsi="Cambria Math"/>
+              </w:rPr>
+              <m:t>c</m:t>
+            </m:r>
+          </m:sub>
+          <m:sup>
+            <m:r>
+              <w:rPr>
+                <w:rFonts w:ascii="Cambria Math" w:hAnsi="Cambria Math"/>
+              </w:rPr>
+              <m:t>2</m:t>
+            </m:r>
+          </m:sup>
+        </m:sSubSup>
+      </m:oMath>
+      <w:r>
+        <w:rPr>
+          <w:rFonts w:hint="eastAsia"/>
+        </w:rPr>
+        <w:t>尝试平衡两个方程，</w:t>
+      </w:r>
+    </w:p>
+    <w:p>
+      <w:pPr>
+        <w:rPr>
+          <w:rFonts w:ascii="宋体" w:eastAsia="宋体" w:hAnsi="宋体" w:hint="eastAsia"/>
+        </w:rPr>
+      </w:pPr>
+      <m:oMathPara>
+        <m:oMath>
+          <m:r>
+            <w:rPr>
+              <w:rFonts w:ascii="Cambria Math" w:eastAsia="宋体" w:hAnsi="Cambria Math"/>
+            </w:rPr>
+            <m:t>x</m:t>
+          </m:r>
+          <m:r>
+            <m:rPr>
+              <m:sty m:val="p"/>
+            </m:rPr>
+            <w:rPr>
+              <w:rFonts w:ascii="Cambria Math" w:eastAsia="宋体" w:hAnsi="Cambria Math"/>
+            </w:rPr>
+            <m:t>=</m:t>
+          </m:r>
+          <m:sSup>
+            <m:sSupPr>
+              <m:ctrlPr>
+                <w:rPr>
+                  <w:rFonts w:ascii="Cambria Math" w:eastAsia="宋体" w:hAnsi="Cambria Math"/>
+                  <w:i/>
+                </w:rPr>
+              </m:ctrlPr>
+            </m:sSupPr>
+            <m:e>
+              <m:r>
+                <w:rPr>
+                  <w:rFonts w:ascii="Cambria Math" w:eastAsia="宋体" w:hAnsi="Cambria Math"/>
+                </w:rPr>
+                <m:t>i</m:t>
+              </m:r>
+            </m:e>
+            <m:sup>
+              <m:r>
+                <w:rPr>
+                  <w:rFonts w:ascii="Cambria Math" w:eastAsia="宋体" w:hAnsi="Cambria Math"/>
+                </w:rPr>
+                <m:t>2</m:t>
+              </m:r>
+            </m:sup>
+          </m:sSup>
+          <m:sSubSup>
+            <m:sSubSupPr>
+              <m:ctrlPr>
+                <w:rPr>
+                  <w:rFonts w:ascii="Cambria Math" w:hAnsi="Cambria Math"/>
+                  <w:i/>
+                </w:rPr>
+              </m:ctrlPr>
+            </m:sSubSupPr>
+            <m:e>
+              <m:r>
+                <w:rPr>
+                  <w:rFonts w:ascii="Cambria Math" w:hAnsi="Cambria Math"/>
+                </w:rPr>
+                <m:t>i</m:t>
+              </m:r>
+            </m:e>
+            <m:sub>
+              <m:r>
+                <w:rPr>
+                  <w:rFonts w:ascii="Cambria Math" w:hAnsi="Cambria Math"/>
+                </w:rPr>
+                <m:t>c</m:t>
+              </m:r>
+            </m:sub>
+            <m:sup>
+              <m:r>
+                <w:rPr>
+                  <w:rFonts w:ascii="Cambria Math" w:hAnsi="Cambria Math"/>
+                </w:rPr>
+                <m:t>2</m:t>
+              </m:r>
+            </m:sup>
+          </m:sSubSup>
+          <m:d>
+            <m:dPr>
+              <m:ctrlPr>
+                <w:rPr>
+                  <w:rFonts w:ascii="Cambria Math" w:eastAsia="宋体" w:hAnsi="Cambria Math"/>
+                </w:rPr>
+              </m:ctrlPr>
+            </m:dPr>
+            <m:e>
+              <m:sSup>
+                <m:sSupPr>
+                  <m:ctrlPr>
+                    <w:rPr>
+                      <w:rFonts w:ascii="Cambria Math" w:eastAsia="宋体" w:hAnsi="Cambria Math"/>
+                    </w:rPr>
+                  </m:ctrlPr>
+                </m:sSupPr>
+                <m:e>
+                  <m:r>
+                    <w:rPr>
+                      <w:rFonts w:ascii="Cambria Math" w:eastAsia="宋体" w:hAnsi="Cambria Math" w:hint="eastAsia"/>
+                    </w:rPr>
+                    <m:t>x</m:t>
+                  </m:r>
+                  <m:ctrlPr>
+                    <w:rPr>
+                      <w:rFonts w:ascii="Cambria Math" w:eastAsia="宋体" w:hAnsi="Cambria Math" w:hint="eastAsia"/>
+                    </w:rPr>
+                  </m:ctrlPr>
+                </m:e>
+                <m:sup>
+                  <m:r>
+                    <m:rPr>
+                      <m:sty m:val="p"/>
+                    </m:rPr>
+                    <w:rPr>
+                      <w:rFonts w:ascii="Cambria Math" w:eastAsia="宋体" w:hAnsi="Cambria Math"/>
+                    </w:rPr>
+                    <m:t>'</m:t>
+                  </m:r>
+                </m:sup>
+              </m:sSup>
+              <m:r>
+                <m:rPr>
+                  <m:sty m:val="p"/>
+                </m:rPr>
+                <w:rPr>
+                  <w:rFonts w:ascii="Cambria Math" w:eastAsia="宋体" w:hAnsi="Cambria Math"/>
+                </w:rPr>
+                <m:t>+</m:t>
+              </m:r>
+              <m:r>
+                <w:rPr>
+                  <w:rFonts w:ascii="Cambria Math" w:eastAsia="宋体" w:hAnsi="Cambria Math"/>
+                </w:rPr>
+                <m:t>vt</m:t>
+              </m:r>
+              <m:r>
+                <m:rPr>
+                  <m:sty m:val="p"/>
+                </m:rPr>
+                <w:rPr>
+                  <w:rFonts w:ascii="Cambria Math" w:eastAsia="宋体" w:hAnsi="Cambria Math"/>
+                </w:rPr>
+                <m:t>'</m:t>
+              </m:r>
+            </m:e>
+          </m:d>
+        </m:oMath>
+      </m:oMathPara>
+    </w:p>
+    <w:p>
+      <w:pPr>
+        <w:rPr>
+          <w:rFonts w:ascii="宋体" w:eastAsia="宋体" w:hAnsi="宋体"/>
+        </w:rPr>
+      </w:pPr>
+      <m:oMathPara>
+        <m:oMath>
+          <m:sSup>
+            <m:sSupPr>
+              <m:ctrlPr>
+                <w:rPr>
+                  <w:rFonts w:ascii="Cambria Math" w:eastAsia="宋体" w:hAnsi="Cambria Math"/>
+                </w:rPr>
+              </m:ctrlPr>
+            </m:sSupPr>
+            <m:e>
+              <m:r>
+                <w:rPr>
+                  <w:rFonts w:ascii="Cambria Math" w:eastAsia="宋体" w:hAnsi="Cambria Math"/>
+                </w:rPr>
+                <m:t>x</m:t>
+              </m:r>
+            </m:e>
+            <m:sup>
+              <m:r>
+                <m:rPr>
+                  <m:sty m:val="p"/>
+                </m:rPr>
+                <w:rPr>
+                  <w:rFonts w:ascii="Cambria Math" w:eastAsia="宋体" w:hAnsi="Cambria Math"/>
+                </w:rPr>
+                <m:t>'</m:t>
+              </m:r>
+            </m:sup>
+          </m:sSup>
+          <m:r>
+            <m:rPr>
+              <m:sty m:val="p"/>
+            </m:rPr>
+            <w:rPr>
+              <w:rFonts w:ascii="Cambria Math" w:eastAsia="宋体" w:hAnsi="Cambria Math"/>
+            </w:rPr>
+            <m:t>=</m:t>
+          </m:r>
+          <m:sSup>
+            <m:sSupPr>
+              <m:ctrlPr>
+                <w:rPr>
+                  <w:rFonts w:ascii="Cambria Math" w:eastAsia="宋体" w:hAnsi="Cambria Math"/>
+                  <w:i/>
+                </w:rPr>
+              </m:ctrlPr>
+            </m:sSupPr>
+            <m:e>
+              <m:d>
+                <m:dPr>
+                  <m:ctrlPr>
+                    <w:rPr>
+                      <w:rFonts w:ascii="Cambria Math" w:eastAsia="宋体" w:hAnsi="Cambria Math"/>
+                      <w:i/>
+                    </w:rPr>
+                  </m:ctrlPr>
+                </m:dPr>
+                <m:e>
+                  <m:sSup>
+                    <m:sSupPr>
+                      <m:ctrlPr>
+                        <w:rPr>
+                          <w:rFonts w:ascii="Cambria Math" w:eastAsia="宋体" w:hAnsi="Cambria Math"/>
+                          <w:i/>
+                        </w:rPr>
+                      </m:ctrlPr>
+                    </m:sSupPr>
+                    <m:e>
+                      <m:r>
+                        <w:rPr>
+                          <w:rFonts w:ascii="Cambria Math" w:eastAsia="宋体" w:hAnsi="Cambria Math"/>
+                        </w:rPr>
+                        <m:t>i</m:t>
+                      </m:r>
+                    </m:e>
+                    <m:sup>
+                      <m:r>
+                        <w:rPr>
+                          <w:rFonts w:ascii="Cambria Math" w:eastAsia="宋体" w:hAnsi="Cambria Math"/>
+                        </w:rPr>
+                        <m:t>'</m:t>
+                      </m:r>
+                    </m:sup>
+                  </m:sSup>
+                </m:e>
+              </m:d>
+            </m:e>
+            <m:sup>
+              <m:r>
+                <w:rPr>
+                  <w:rFonts w:ascii="Cambria Math" w:eastAsia="宋体" w:hAnsi="Cambria Math"/>
+                </w:rPr>
+                <m:t>2</m:t>
+              </m:r>
+            </m:sup>
+          </m:sSup>
+          <m:sSubSup>
+            <m:sSubSupPr>
+              <m:ctrlPr>
+                <w:rPr>
+                  <w:rFonts w:ascii="Cambria Math" w:hAnsi="Cambria Math"/>
+                  <w:i/>
+                </w:rPr>
+              </m:ctrlPr>
+            </m:sSubSupPr>
+            <m:e>
+              <m:r>
+                <w:rPr>
+                  <w:rFonts w:ascii="Cambria Math" w:hAnsi="Cambria Math"/>
+                </w:rPr>
+                <m:t>i</m:t>
+              </m:r>
+            </m:e>
+            <m:sub>
+              <m:r>
+                <w:rPr>
+                  <w:rFonts w:ascii="Cambria Math" w:hAnsi="Cambria Math"/>
+                </w:rPr>
+                <m:t>c</m:t>
+              </m:r>
+            </m:sub>
+            <m:sup>
+              <m:r>
+                <w:rPr>
+                  <w:rFonts w:ascii="Cambria Math" w:hAnsi="Cambria Math"/>
+                </w:rPr>
+                <m:t>2</m:t>
+              </m:r>
+            </m:sup>
+          </m:sSubSup>
+          <m:d>
+            <m:dPr>
+              <m:ctrlPr>
+                <w:rPr>
+                  <w:rFonts w:ascii="Cambria Math" w:eastAsia="宋体" w:hAnsi="Cambria Math"/>
+                </w:rPr>
+              </m:ctrlPr>
+            </m:dPr>
+            <m:e>
+              <m:r>
+                <w:rPr>
+                  <w:rFonts w:ascii="Cambria Math" w:eastAsia="宋体" w:hAnsi="Cambria Math"/>
+                </w:rPr>
+                <m:t>x</m:t>
+              </m:r>
+              <m:r>
+                <m:rPr>
+                  <m:sty m:val="p"/>
+                </m:rPr>
+                <w:rPr>
+                  <w:rFonts w:ascii="Cambria Math" w:eastAsia="宋体" w:hAnsi="Cambria Math"/>
+                </w:rPr>
+                <m:t>-</m:t>
+              </m:r>
+              <m:r>
+                <w:rPr>
+                  <w:rFonts w:ascii="Cambria Math" w:eastAsia="宋体" w:hAnsi="Cambria Math"/>
+                </w:rPr>
+                <m:t>vt</m:t>
+              </m:r>
+            </m:e>
+          </m:d>
+        </m:oMath>
+      </m:oMathPara>
+    </w:p>
+    <w:p>
+      <w:pPr>
+        <w:rPr>
+          <w:rFonts w:ascii="宋体" w:eastAsia="宋体" w:hAnsi="宋体" w:hint="eastAsia"/>
+        </w:rPr>
+      </w:pPr>
+      <w:r>
+        <w:rPr>
+          <w:rFonts w:ascii="宋体" w:eastAsia="宋体" w:hAnsi="宋体" w:hint="eastAsia"/>
+        </w:rPr>
+        <w:t>比例系数为，</w:t>
+      </w:r>
+    </w:p>
+    <w:p>
+      <m:oMathPara>
+        <m:oMath>
+          <m:r>
+            <w:rPr>
+              <w:rFonts w:ascii="Cambria Math" w:eastAsia="宋体" w:hAnsi="Cambria Math" w:hint="eastAsia"/>
+            </w:rPr>
+            <m:t>k</m:t>
+          </m:r>
+          <m:r>
+            <w:rPr>
+              <w:rFonts w:ascii="Cambria Math" w:eastAsia="宋体" w:hAnsi="Cambria Math"/>
+            </w:rPr>
+            <m:t>=</m:t>
+          </m:r>
+          <m:sSup>
+            <m:sSupPr>
+              <m:ctrlPr>
+                <w:rPr>
+                  <w:rFonts w:ascii="Cambria Math" w:eastAsia="宋体" w:hAnsi="Cambria Math"/>
+                  <w:i/>
+                </w:rPr>
+              </m:ctrlPr>
+            </m:sSupPr>
+            <m:e>
+              <m:r>
+                <w:rPr>
+                  <w:rFonts w:ascii="Cambria Math" w:eastAsia="宋体" w:hAnsi="Cambria Math"/>
+                </w:rPr>
+                <m:t>i</m:t>
+              </m:r>
+            </m:e>
+            <m:sup>
+              <m:r>
+                <w:rPr>
+                  <w:rFonts w:ascii="Cambria Math" w:eastAsia="宋体" w:hAnsi="Cambria Math"/>
+                </w:rPr>
+                <m:t>2</m:t>
+              </m:r>
+            </m:sup>
+          </m:sSup>
           <m:sSubSup>
             <m:sSubSupPr>
               <m:ctrlPr>
@@ -11447,7 +12962,7 @@
             <m:sSupPr>
               <m:ctrlPr>
                 <w:rPr>
-                  <w:rFonts w:ascii="Cambria Math" w:eastAsia="宋体" w:hAnsi="Cambria Math"/>
+                  <w:rFonts w:ascii="Cambria Math" w:hAnsi="Cambria Math"/>
                   <w:i/>
                 </w:rPr>
               </m:ctrlPr>
@@ -11455,15 +12970,15 @@
             <m:e>
               <m:r>
                 <w:rPr>
-                  <w:rFonts w:ascii="Cambria Math" w:eastAsia="宋体" w:hAnsi="Cambria Math"/>
-                </w:rPr>
-                <m:t>i</m:t>
+                  <w:rFonts w:ascii="Cambria Math" w:hAnsi="Cambria Math"/>
+                </w:rPr>
+                <m:t>k</m:t>
               </m:r>
             </m:e>
             <m:sup>
               <m:r>
                 <w:rPr>
-                  <w:rFonts w:ascii="Cambria Math" w:eastAsia="宋体" w:hAnsi="Cambria Math"/>
+                  <w:rFonts w:ascii="Cambria Math" w:hAnsi="Cambria Math"/>
                 </w:rPr>
                 <m:t>'</m:t>
               </m:r>
@@ -11471,23 +12986,81 @@
           </m:sSup>
           <m:r>
             <w:rPr>
-              <w:rFonts w:ascii="Cambria Math" w:eastAsia="宋体" w:hAnsi="Cambria Math"/>
+              <w:rFonts w:ascii="Cambria Math" w:hAnsi="Cambria Math"/>
             </w:rPr>
             <m:t>=</m:t>
           </m:r>
-          <m:sSub>
-            <m:sSubPr>
-              <m:ctrlPr>
-                <w:rPr>
-                  <w:rFonts w:ascii="Cambria Math" w:eastAsia="宋体" w:hAnsi="Cambria Math"/>
-                  <w:i/>
-                </w:rPr>
-              </m:ctrlPr>
-            </m:sSubPr>
+          <m:sSup>
+            <m:sSupPr>
+              <m:ctrlPr>
+                <w:rPr>
+                  <w:rFonts w:ascii="Cambria Math" w:eastAsia="宋体" w:hAnsi="Cambria Math"/>
+                  <w:i/>
+                </w:rPr>
+              </m:ctrlPr>
+            </m:sSupPr>
             <m:e>
-              <m:r>
-                <w:rPr>
-                  <w:rFonts w:ascii="Cambria Math" w:eastAsia="宋体" w:hAnsi="Cambria Math"/>
+              <m:d>
+                <m:dPr>
+                  <m:ctrlPr>
+                    <w:rPr>
+                      <w:rFonts w:ascii="Cambria Math" w:eastAsia="宋体" w:hAnsi="Cambria Math"/>
+                      <w:i/>
+                    </w:rPr>
+                  </m:ctrlPr>
+                </m:dPr>
+                <m:e>
+                  <m:sSup>
+                    <m:sSupPr>
+                      <m:ctrlPr>
+                        <w:rPr>
+                          <w:rFonts w:ascii="Cambria Math" w:eastAsia="宋体" w:hAnsi="Cambria Math"/>
+                          <w:i/>
+                        </w:rPr>
+                      </m:ctrlPr>
+                    </m:sSupPr>
+                    <m:e>
+                      <m:r>
+                        <w:rPr>
+                          <w:rFonts w:ascii="Cambria Math" w:eastAsia="宋体" w:hAnsi="Cambria Math"/>
+                        </w:rPr>
+                        <m:t>i</m:t>
+                      </m:r>
+                    </m:e>
+                    <m:sup>
+                      <m:r>
+                        <w:rPr>
+                          <w:rFonts w:ascii="Cambria Math" w:eastAsia="宋体" w:hAnsi="Cambria Math"/>
+                        </w:rPr>
+                        <m:t>'</m:t>
+                      </m:r>
+                    </m:sup>
+                  </m:sSup>
+                </m:e>
+              </m:d>
+            </m:e>
+            <m:sup>
+              <m:r>
+                <w:rPr>
+                  <w:rFonts w:ascii="Cambria Math" w:eastAsia="宋体" w:hAnsi="Cambria Math"/>
+                </w:rPr>
+                <m:t>2</m:t>
+              </m:r>
+            </m:sup>
+          </m:sSup>
+          <m:sSubSup>
+            <m:sSubSupPr>
+              <m:ctrlPr>
+                <w:rPr>
+                  <w:rFonts w:ascii="Cambria Math" w:hAnsi="Cambria Math"/>
+                  <w:i/>
+                </w:rPr>
+              </m:ctrlPr>
+            </m:sSubSupPr>
+            <m:e>
+              <m:r>
+                <w:rPr>
+                  <w:rFonts w:ascii="Cambria Math" w:hAnsi="Cambria Math"/>
                 </w:rPr>
                 <m:t>i</m:t>
               </m:r>
@@ -11495,17 +13068,575 @@
             <m:sub>
               <m:r>
                 <w:rPr>
-                  <w:rFonts w:ascii="Cambria Math" w:eastAsia="宋体" w:hAnsi="Cambria Math"/>
+                  <w:rFonts w:ascii="Cambria Math" w:hAnsi="Cambria Math"/>
                 </w:rPr>
                 <m:t>c</m:t>
               </m:r>
             </m:sub>
-          </m:sSub>
-          <m:r>
-            <w:rPr>
-              <w:rFonts w:ascii="Cambria Math" w:eastAsia="宋体" w:hAnsi="Cambria Math"/>
-            </w:rPr>
-            <m:t>∙i</m:t>
+            <m:sup>
+              <m:r>
+                <w:rPr>
+                  <w:rFonts w:ascii="Cambria Math" w:hAnsi="Cambria Math"/>
+                </w:rPr>
+                <m:t>2</m:t>
+              </m:r>
+            </m:sup>
+          </m:sSubSup>
+        </m:oMath>
+      </m:oMathPara>
+    </w:p>
+    <w:p>
+      <w:r>
+        <w:rPr>
+          <w:rFonts w:hint="eastAsia"/>
+        </w:rPr>
+        <w:t>当</w:t>
+      </w:r>
+      <m:oMath>
+        <m:sSup>
+          <m:sSupPr>
+            <m:ctrlPr>
+              <w:rPr>
+                <w:rFonts w:ascii="Cambria Math" w:eastAsia="宋体" w:hAnsi="Cambria Math"/>
+                <w:i/>
+              </w:rPr>
+            </m:ctrlPr>
+          </m:sSupPr>
+          <m:e>
+            <m:r>
+              <w:rPr>
+                <w:rFonts w:ascii="Cambria Math" w:eastAsia="宋体" w:hAnsi="Cambria Math"/>
+              </w:rPr>
+              <m:t>i</m:t>
+            </m:r>
+          </m:e>
+          <m:sup>
+            <m:r>
+              <w:rPr>
+                <w:rFonts w:ascii="Cambria Math" w:eastAsia="宋体" w:hAnsi="Cambria Math"/>
+              </w:rPr>
+              <m:t>'</m:t>
+            </m:r>
+          </m:sup>
+        </m:sSup>
+        <m:r>
+          <w:rPr>
+            <w:rFonts w:ascii="Cambria Math" w:eastAsia="宋体" w:hAnsi="Cambria Math"/>
+          </w:rPr>
+          <m:t>,</m:t>
+        </m:r>
+        <m:r>
+          <w:rPr>
+            <w:rFonts w:ascii="Cambria Math" w:eastAsia="宋体" w:hAnsi="Cambria Math" w:hint="eastAsia"/>
+          </w:rPr>
+          <m:t>i</m:t>
+        </m:r>
+        <m:r>
+          <w:rPr>
+            <w:rFonts w:ascii="Cambria Math" w:eastAsia="宋体" w:hAnsi="Cambria Math"/>
+          </w:rPr>
+          <m:t>,</m:t>
+        </m:r>
+        <m:sSub>
+          <m:sSubPr>
+            <m:ctrlPr>
+              <w:rPr>
+                <w:rFonts w:ascii="Cambria Math" w:eastAsia="宋体" w:hAnsi="Cambria Math"/>
+                <w:i/>
+              </w:rPr>
+            </m:ctrlPr>
+          </m:sSubPr>
+          <m:e>
+            <m:r>
+              <w:rPr>
+                <w:rFonts w:ascii="Cambria Math" w:eastAsia="宋体" w:hAnsi="Cambria Math"/>
+              </w:rPr>
+              <m:t>i</m:t>
+            </m:r>
+          </m:e>
+          <m:sub>
+            <m:r>
+              <w:rPr>
+                <w:rFonts w:ascii="Cambria Math" w:eastAsia="宋体" w:hAnsi="Cambria Math"/>
+              </w:rPr>
+              <m:t>c</m:t>
+            </m:r>
+          </m:sub>
+        </m:sSub>
+      </m:oMath>
+      <w:r>
+        <w:rPr>
+          <w:rFonts w:hint="eastAsia"/>
+        </w:rPr>
+        <w:t>三者大小的差异可以忽略不计的时候，方程退化为伽利略变换，</w:t>
+      </w:r>
+    </w:p>
+    <w:p>
+      <w:pPr>
+        <w:rPr>
+          <w:rFonts w:ascii="宋体" w:eastAsia="宋体" w:hAnsi="宋体" w:hint="eastAsia"/>
+        </w:rPr>
+      </w:pPr>
+      <m:oMathPara>
+        <m:oMath>
+          <m:r>
+            <w:rPr>
+              <w:rFonts w:ascii="Cambria Math" w:eastAsia="宋体" w:hAnsi="Cambria Math"/>
+            </w:rPr>
+            <w:lastRenderedPageBreak/>
+            <m:t>x</m:t>
+          </m:r>
+          <m:r>
+            <m:rPr>
+              <m:sty m:val="p"/>
+            </m:rPr>
+            <w:rPr>
+              <w:rFonts w:ascii="Cambria Math" w:eastAsia="宋体" w:hAnsi="Cambria Math"/>
+            </w:rPr>
+            <m:t>=</m:t>
+          </m:r>
+          <m:sSup>
+            <m:sSupPr>
+              <m:ctrlPr>
+                <w:rPr>
+                  <w:rFonts w:ascii="Cambria Math" w:eastAsia="宋体" w:hAnsi="Cambria Math"/>
+                  <w:i/>
+                </w:rPr>
+              </m:ctrlPr>
+            </m:sSupPr>
+            <m:e>
+              <m:r>
+                <w:rPr>
+                  <w:rFonts w:ascii="Cambria Math" w:eastAsia="宋体" w:hAnsi="Cambria Math"/>
+                </w:rPr>
+                <m:t>i</m:t>
+              </m:r>
+            </m:e>
+            <m:sup>
+              <m:r>
+                <w:rPr>
+                  <w:rFonts w:ascii="Cambria Math" w:eastAsia="宋体" w:hAnsi="Cambria Math"/>
+                </w:rPr>
+                <m:t>2</m:t>
+              </m:r>
+            </m:sup>
+          </m:sSup>
+          <m:sSubSup>
+            <m:sSubSupPr>
+              <m:ctrlPr>
+                <w:rPr>
+                  <w:rFonts w:ascii="Cambria Math" w:hAnsi="Cambria Math"/>
+                  <w:i/>
+                </w:rPr>
+              </m:ctrlPr>
+            </m:sSubSupPr>
+            <m:e>
+              <m:r>
+                <w:rPr>
+                  <w:rFonts w:ascii="Cambria Math" w:hAnsi="Cambria Math"/>
+                </w:rPr>
+                <m:t>i</m:t>
+              </m:r>
+            </m:e>
+            <m:sub>
+              <m:r>
+                <w:rPr>
+                  <w:rFonts w:ascii="Cambria Math" w:hAnsi="Cambria Math"/>
+                </w:rPr>
+                <m:t>c</m:t>
+              </m:r>
+            </m:sub>
+            <m:sup>
+              <m:r>
+                <w:rPr>
+                  <w:rFonts w:ascii="Cambria Math" w:hAnsi="Cambria Math"/>
+                </w:rPr>
+                <m:t>2</m:t>
+              </m:r>
+            </m:sup>
+          </m:sSubSup>
+          <m:d>
+            <m:dPr>
+              <m:ctrlPr>
+                <w:rPr>
+                  <w:rFonts w:ascii="Cambria Math" w:eastAsia="宋体" w:hAnsi="Cambria Math"/>
+                </w:rPr>
+              </m:ctrlPr>
+            </m:dPr>
+            <m:e>
+              <m:sSup>
+                <m:sSupPr>
+                  <m:ctrlPr>
+                    <w:rPr>
+                      <w:rFonts w:ascii="Cambria Math" w:eastAsia="宋体" w:hAnsi="Cambria Math"/>
+                    </w:rPr>
+                  </m:ctrlPr>
+                </m:sSupPr>
+                <m:e>
+                  <m:r>
+                    <w:rPr>
+                      <w:rFonts w:ascii="Cambria Math" w:eastAsia="宋体" w:hAnsi="Cambria Math" w:hint="eastAsia"/>
+                    </w:rPr>
+                    <m:t>x</m:t>
+                  </m:r>
+                  <m:ctrlPr>
+                    <w:rPr>
+                      <w:rFonts w:ascii="Cambria Math" w:eastAsia="宋体" w:hAnsi="Cambria Math" w:hint="eastAsia"/>
+                    </w:rPr>
+                  </m:ctrlPr>
+                </m:e>
+                <m:sup>
+                  <m:r>
+                    <m:rPr>
+                      <m:sty m:val="p"/>
+                    </m:rPr>
+                    <w:rPr>
+                      <w:rFonts w:ascii="Cambria Math" w:eastAsia="宋体" w:hAnsi="Cambria Math"/>
+                    </w:rPr>
+                    <m:t>'</m:t>
+                  </m:r>
+                </m:sup>
+              </m:sSup>
+              <m:r>
+                <m:rPr>
+                  <m:sty m:val="p"/>
+                </m:rPr>
+                <w:rPr>
+                  <w:rFonts w:ascii="Cambria Math" w:eastAsia="宋体" w:hAnsi="Cambria Math"/>
+                </w:rPr>
+                <m:t>+</m:t>
+              </m:r>
+              <m:r>
+                <w:rPr>
+                  <w:rFonts w:ascii="Cambria Math" w:eastAsia="宋体" w:hAnsi="Cambria Math"/>
+                </w:rPr>
+                <m:t>vt</m:t>
+              </m:r>
+              <m:r>
+                <m:rPr>
+                  <m:sty m:val="p"/>
+                </m:rPr>
+                <w:rPr>
+                  <w:rFonts w:ascii="Cambria Math" w:eastAsia="宋体" w:hAnsi="Cambria Math"/>
+                </w:rPr>
+                <m:t>'</m:t>
+              </m:r>
+            </m:e>
+          </m:d>
+          <m:r>
+            <w:rPr>
+              <w:rFonts w:ascii="Cambria Math" w:eastAsia="宋体" w:hAnsi="Cambria Math"/>
+            </w:rPr>
+            <m:t>=</m:t>
+          </m:r>
+          <m:d>
+            <m:dPr>
+              <m:ctrlPr>
+                <w:rPr>
+                  <w:rFonts w:ascii="Cambria Math" w:eastAsia="宋体" w:hAnsi="Cambria Math"/>
+                  <w:i/>
+                </w:rPr>
+              </m:ctrlPr>
+            </m:dPr>
+            <m:e>
+              <m:r>
+                <w:rPr>
+                  <w:rFonts w:ascii="Cambria Math" w:eastAsia="宋体" w:hAnsi="Cambria Math"/>
+                </w:rPr>
+                <m:t>-</m:t>
+              </m:r>
+              <m:r>
+                <w:rPr>
+                  <w:rFonts w:ascii="Cambria Math" w:eastAsia="宋体" w:hAnsi="Cambria Math"/>
+                </w:rPr>
+                <m:t>1</m:t>
+              </m:r>
+            </m:e>
+          </m:d>
+          <m:r>
+            <w:rPr>
+              <w:rFonts w:ascii="Cambria Math" w:eastAsia="宋体" w:hAnsi="Cambria Math"/>
+            </w:rPr>
+            <m:t>∙</m:t>
+          </m:r>
+          <m:d>
+            <m:dPr>
+              <m:ctrlPr>
+                <w:rPr>
+                  <w:rFonts w:ascii="Cambria Math" w:eastAsia="宋体" w:hAnsi="Cambria Math"/>
+                  <w:i/>
+                </w:rPr>
+              </m:ctrlPr>
+            </m:dPr>
+            <m:e>
+              <m:r>
+                <w:rPr>
+                  <w:rFonts w:ascii="Cambria Math" w:eastAsia="宋体" w:hAnsi="Cambria Math"/>
+                </w:rPr>
+                <m:t>-1</m:t>
+              </m:r>
+            </m:e>
+          </m:d>
+          <m:r>
+            <w:rPr>
+              <w:rFonts w:ascii="Cambria Math" w:eastAsia="宋体" w:hAnsi="Cambria Math"/>
+            </w:rPr>
+            <m:t>∙</m:t>
+          </m:r>
+          <m:d>
+            <m:dPr>
+              <m:ctrlPr>
+                <w:rPr>
+                  <w:rFonts w:ascii="Cambria Math" w:eastAsia="宋体" w:hAnsi="Cambria Math"/>
+                </w:rPr>
+              </m:ctrlPr>
+            </m:dPr>
+            <m:e>
+              <m:sSup>
+                <m:sSupPr>
+                  <m:ctrlPr>
+                    <w:rPr>
+                      <w:rFonts w:ascii="Cambria Math" w:eastAsia="宋体" w:hAnsi="Cambria Math"/>
+                    </w:rPr>
+                  </m:ctrlPr>
+                </m:sSupPr>
+                <m:e>
+                  <m:r>
+                    <w:rPr>
+                      <w:rFonts w:ascii="Cambria Math" w:eastAsia="宋体" w:hAnsi="Cambria Math" w:hint="eastAsia"/>
+                    </w:rPr>
+                    <m:t>x</m:t>
+                  </m:r>
+                  <m:ctrlPr>
+                    <w:rPr>
+                      <w:rFonts w:ascii="Cambria Math" w:eastAsia="宋体" w:hAnsi="Cambria Math" w:hint="eastAsia"/>
+                    </w:rPr>
+                  </m:ctrlPr>
+                </m:e>
+                <m:sup>
+                  <m:r>
+                    <m:rPr>
+                      <m:sty m:val="p"/>
+                    </m:rPr>
+                    <w:rPr>
+                      <w:rFonts w:ascii="Cambria Math" w:eastAsia="宋体" w:hAnsi="Cambria Math"/>
+                    </w:rPr>
+                    <m:t>'</m:t>
+                  </m:r>
+                </m:sup>
+              </m:sSup>
+              <m:r>
+                <m:rPr>
+                  <m:sty m:val="p"/>
+                </m:rPr>
+                <w:rPr>
+                  <w:rFonts w:ascii="Cambria Math" w:eastAsia="宋体" w:hAnsi="Cambria Math"/>
+                </w:rPr>
+                <m:t>+</m:t>
+              </m:r>
+              <m:r>
+                <w:rPr>
+                  <w:rFonts w:ascii="Cambria Math" w:eastAsia="宋体" w:hAnsi="Cambria Math"/>
+                </w:rPr>
+                <m:t>v</m:t>
+              </m:r>
+              <m:sSup>
+                <m:sSupPr>
+                  <m:ctrlPr>
+                    <w:rPr>
+                      <w:rFonts w:ascii="Cambria Math" w:eastAsia="宋体" w:hAnsi="Cambria Math"/>
+                    </w:rPr>
+                  </m:ctrlPr>
+                </m:sSupPr>
+                <m:e>
+                  <m:r>
+                    <w:rPr>
+                      <w:rFonts w:ascii="Cambria Math" w:eastAsia="宋体" w:hAnsi="Cambria Math"/>
+                    </w:rPr>
+                    <m:t>t</m:t>
+                  </m:r>
+                  <m:ctrlPr>
+                    <w:rPr>
+                      <w:rFonts w:ascii="Cambria Math" w:eastAsia="宋体" w:hAnsi="Cambria Math"/>
+                      <w:i/>
+                    </w:rPr>
+                  </m:ctrlPr>
+                </m:e>
+                <m:sup>
+                  <m:r>
+                    <m:rPr>
+                      <m:sty m:val="p"/>
+                    </m:rPr>
+                    <w:rPr>
+                      <w:rFonts w:ascii="Cambria Math" w:eastAsia="宋体" w:hAnsi="Cambria Math"/>
+                    </w:rPr>
+                    <m:t>'</m:t>
+                  </m:r>
+                </m:sup>
+              </m:sSup>
+            </m:e>
+          </m:d>
+          <m:r>
+            <w:rPr>
+              <w:rFonts w:ascii="Cambria Math" w:eastAsia="宋体" w:hAnsi="Cambria Math"/>
+            </w:rPr>
+            <m:t>=1∙</m:t>
+          </m:r>
+          <m:d>
+            <m:dPr>
+              <m:ctrlPr>
+                <w:rPr>
+                  <w:rFonts w:ascii="Cambria Math" w:eastAsia="宋体" w:hAnsi="Cambria Math"/>
+                </w:rPr>
+              </m:ctrlPr>
+            </m:dPr>
+            <m:e>
+              <m:sSup>
+                <m:sSupPr>
+                  <m:ctrlPr>
+                    <w:rPr>
+                      <w:rFonts w:ascii="Cambria Math" w:eastAsia="宋体" w:hAnsi="Cambria Math"/>
+                    </w:rPr>
+                  </m:ctrlPr>
+                </m:sSupPr>
+                <m:e>
+                  <m:r>
+                    <w:rPr>
+                      <w:rFonts w:ascii="Cambria Math" w:eastAsia="宋体" w:hAnsi="Cambria Math" w:hint="eastAsia"/>
+                    </w:rPr>
+                    <m:t>x</m:t>
+                  </m:r>
+                  <m:ctrlPr>
+                    <w:rPr>
+                      <w:rFonts w:ascii="Cambria Math" w:eastAsia="宋体" w:hAnsi="Cambria Math" w:hint="eastAsia"/>
+                    </w:rPr>
+                  </m:ctrlPr>
+                </m:e>
+                <m:sup>
+                  <m:r>
+                    <m:rPr>
+                      <m:sty m:val="p"/>
+                    </m:rPr>
+                    <w:rPr>
+                      <w:rFonts w:ascii="Cambria Math" w:eastAsia="宋体" w:hAnsi="Cambria Math"/>
+                    </w:rPr>
+                    <m:t>'</m:t>
+                  </m:r>
+                </m:sup>
+              </m:sSup>
+              <m:r>
+                <m:rPr>
+                  <m:sty m:val="p"/>
+                </m:rPr>
+                <w:rPr>
+                  <w:rFonts w:ascii="Cambria Math" w:eastAsia="宋体" w:hAnsi="Cambria Math"/>
+                </w:rPr>
+                <m:t>+</m:t>
+              </m:r>
+              <m:r>
+                <w:rPr>
+                  <w:rFonts w:ascii="Cambria Math" w:eastAsia="宋体" w:hAnsi="Cambria Math"/>
+                </w:rPr>
+                <m:t>v</m:t>
+              </m:r>
+              <m:sSup>
+                <m:sSupPr>
+                  <m:ctrlPr>
+                    <w:rPr>
+                      <w:rFonts w:ascii="Cambria Math" w:eastAsia="宋体" w:hAnsi="Cambria Math"/>
+                    </w:rPr>
+                  </m:ctrlPr>
+                </m:sSupPr>
+                <m:e>
+                  <m:r>
+                    <w:rPr>
+                      <w:rFonts w:ascii="Cambria Math" w:eastAsia="宋体" w:hAnsi="Cambria Math"/>
+                    </w:rPr>
+                    <m:t>t</m:t>
+                  </m:r>
+                  <m:ctrlPr>
+                    <w:rPr>
+                      <w:rFonts w:ascii="Cambria Math" w:eastAsia="宋体" w:hAnsi="Cambria Math"/>
+                      <w:i/>
+                    </w:rPr>
+                  </m:ctrlPr>
+                </m:e>
+                <m:sup>
+                  <m:r>
+                    <m:rPr>
+                      <m:sty m:val="p"/>
+                    </m:rPr>
+                    <w:rPr>
+                      <w:rFonts w:ascii="Cambria Math" w:eastAsia="宋体" w:hAnsi="Cambria Math"/>
+                    </w:rPr>
+                    <m:t>'</m:t>
+                  </m:r>
+                </m:sup>
+              </m:sSup>
+            </m:e>
+          </m:d>
+          <m:r>
+            <w:rPr>
+              <w:rFonts w:ascii="Cambria Math" w:eastAsia="宋体" w:hAnsi="Cambria Math"/>
+            </w:rPr>
+            <m:t>=</m:t>
+          </m:r>
+          <m:sSup>
+            <m:sSupPr>
+              <m:ctrlPr>
+                <w:rPr>
+                  <w:rFonts w:ascii="Cambria Math" w:eastAsia="宋体" w:hAnsi="Cambria Math"/>
+                </w:rPr>
+              </m:ctrlPr>
+            </m:sSupPr>
+            <m:e>
+              <m:r>
+                <w:rPr>
+                  <w:rFonts w:ascii="Cambria Math" w:eastAsia="宋体" w:hAnsi="Cambria Math" w:hint="eastAsia"/>
+                </w:rPr>
+                <m:t>x</m:t>
+              </m:r>
+              <m:ctrlPr>
+                <w:rPr>
+                  <w:rFonts w:ascii="Cambria Math" w:eastAsia="宋体" w:hAnsi="Cambria Math" w:hint="eastAsia"/>
+                </w:rPr>
+              </m:ctrlPr>
+            </m:e>
+            <m:sup>
+              <m:r>
+                <m:rPr>
+                  <m:sty m:val="p"/>
+                </m:rPr>
+                <w:rPr>
+                  <w:rFonts w:ascii="Cambria Math" w:eastAsia="宋体" w:hAnsi="Cambria Math"/>
+                </w:rPr>
+                <m:t>'</m:t>
+              </m:r>
+            </m:sup>
+          </m:sSup>
+          <m:r>
+            <m:rPr>
+              <m:sty m:val="p"/>
+            </m:rPr>
+            <w:rPr>
+              <w:rFonts w:ascii="Cambria Math" w:eastAsia="宋体" w:hAnsi="Cambria Math"/>
+            </w:rPr>
+            <m:t>+</m:t>
+          </m:r>
+          <m:r>
+            <w:rPr>
+              <w:rFonts w:ascii="Cambria Math" w:eastAsia="宋体" w:hAnsi="Cambria Math"/>
+            </w:rPr>
+            <m:t>vt</m:t>
+          </m:r>
+          <m:r>
+            <m:rPr>
+              <m:sty m:val="p"/>
+            </m:rPr>
+            <w:rPr>
+              <w:rFonts w:ascii="Cambria Math" w:eastAsia="宋体" w:hAnsi="Cambria Math"/>
+            </w:rPr>
+            <m:t>'</m:t>
           </m:r>
         </m:oMath>
       </m:oMathPara>
@@ -11513,15 +13644,338 @@
     <w:p>
       <w:pPr>
         <w:rPr>
+          <w:rFonts w:ascii="宋体" w:eastAsia="宋体" w:hAnsi="宋体"/>
+        </w:rPr>
+      </w:pPr>
+      <m:oMathPara>
+        <m:oMath>
+          <m:sSup>
+            <m:sSupPr>
+              <m:ctrlPr>
+                <w:rPr>
+                  <w:rFonts w:ascii="Cambria Math" w:eastAsia="宋体" w:hAnsi="Cambria Math"/>
+                </w:rPr>
+              </m:ctrlPr>
+            </m:sSupPr>
+            <m:e>
+              <m:r>
+                <w:rPr>
+                  <w:rFonts w:ascii="Cambria Math" w:eastAsia="宋体" w:hAnsi="Cambria Math"/>
+                </w:rPr>
+                <m:t>x</m:t>
+              </m:r>
+            </m:e>
+            <m:sup>
+              <m:r>
+                <m:rPr>
+                  <m:sty m:val="p"/>
+                </m:rPr>
+                <w:rPr>
+                  <w:rFonts w:ascii="Cambria Math" w:eastAsia="宋体" w:hAnsi="Cambria Math"/>
+                </w:rPr>
+                <m:t>'</m:t>
+              </m:r>
+            </m:sup>
+          </m:sSup>
+          <m:r>
+            <m:rPr>
+              <m:sty m:val="p"/>
+            </m:rPr>
+            <w:rPr>
+              <w:rFonts w:ascii="Cambria Math" w:eastAsia="宋体" w:hAnsi="Cambria Math"/>
+            </w:rPr>
+            <m:t>=</m:t>
+          </m:r>
+          <m:sSup>
+            <m:sSupPr>
+              <m:ctrlPr>
+                <w:rPr>
+                  <w:rFonts w:ascii="Cambria Math" w:eastAsia="宋体" w:hAnsi="Cambria Math"/>
+                  <w:i/>
+                </w:rPr>
+              </m:ctrlPr>
+            </m:sSupPr>
+            <m:e>
+              <m:d>
+                <m:dPr>
+                  <m:ctrlPr>
+                    <w:rPr>
+                      <w:rFonts w:ascii="Cambria Math" w:eastAsia="宋体" w:hAnsi="Cambria Math"/>
+                      <w:i/>
+                    </w:rPr>
+                  </m:ctrlPr>
+                </m:dPr>
+                <m:e>
+                  <m:sSup>
+                    <m:sSupPr>
+                      <m:ctrlPr>
+                        <w:rPr>
+                          <w:rFonts w:ascii="Cambria Math" w:eastAsia="宋体" w:hAnsi="Cambria Math"/>
+                          <w:i/>
+                        </w:rPr>
+                      </m:ctrlPr>
+                    </m:sSupPr>
+                    <m:e>
+                      <m:r>
+                        <w:rPr>
+                          <w:rFonts w:ascii="Cambria Math" w:eastAsia="宋体" w:hAnsi="Cambria Math"/>
+                        </w:rPr>
+                        <m:t>i</m:t>
+                      </m:r>
+                    </m:e>
+                    <m:sup>
+                      <m:r>
+                        <w:rPr>
+                          <w:rFonts w:ascii="Cambria Math" w:eastAsia="宋体" w:hAnsi="Cambria Math"/>
+                        </w:rPr>
+                        <m:t>'</m:t>
+                      </m:r>
+                    </m:sup>
+                  </m:sSup>
+                </m:e>
+              </m:d>
+            </m:e>
+            <m:sup>
+              <m:r>
+                <w:rPr>
+                  <w:rFonts w:ascii="Cambria Math" w:eastAsia="宋体" w:hAnsi="Cambria Math"/>
+                </w:rPr>
+                <m:t>2</m:t>
+              </m:r>
+            </m:sup>
+          </m:sSup>
+          <m:sSubSup>
+            <m:sSubSupPr>
+              <m:ctrlPr>
+                <w:rPr>
+                  <w:rFonts w:ascii="Cambria Math" w:hAnsi="Cambria Math"/>
+                  <w:i/>
+                </w:rPr>
+              </m:ctrlPr>
+            </m:sSubSupPr>
+            <m:e>
+              <m:r>
+                <w:rPr>
+                  <w:rFonts w:ascii="Cambria Math" w:hAnsi="Cambria Math"/>
+                </w:rPr>
+                <m:t>i</m:t>
+              </m:r>
+            </m:e>
+            <m:sub>
+              <m:r>
+                <w:rPr>
+                  <w:rFonts w:ascii="Cambria Math" w:hAnsi="Cambria Math"/>
+                </w:rPr>
+                <m:t>c</m:t>
+              </m:r>
+            </m:sub>
+            <m:sup>
+              <m:r>
+                <w:rPr>
+                  <w:rFonts w:ascii="Cambria Math" w:hAnsi="Cambria Math"/>
+                </w:rPr>
+                <m:t>2</m:t>
+              </m:r>
+            </m:sup>
+          </m:sSubSup>
+          <m:d>
+            <m:dPr>
+              <m:ctrlPr>
+                <w:rPr>
+                  <w:rFonts w:ascii="Cambria Math" w:eastAsia="宋体" w:hAnsi="Cambria Math"/>
+                </w:rPr>
+              </m:ctrlPr>
+            </m:dPr>
+            <m:e>
+              <m:r>
+                <w:rPr>
+                  <w:rFonts w:ascii="Cambria Math" w:eastAsia="宋体" w:hAnsi="Cambria Math"/>
+                </w:rPr>
+                <m:t>x</m:t>
+              </m:r>
+              <m:r>
+                <m:rPr>
+                  <m:sty m:val="p"/>
+                </m:rPr>
+                <w:rPr>
+                  <w:rFonts w:ascii="Cambria Math" w:eastAsia="宋体" w:hAnsi="Cambria Math"/>
+                </w:rPr>
+                <m:t>-</m:t>
+              </m:r>
+              <m:r>
+                <w:rPr>
+                  <w:rFonts w:ascii="Cambria Math" w:eastAsia="宋体" w:hAnsi="Cambria Math"/>
+                </w:rPr>
+                <m:t>vt</m:t>
+              </m:r>
+            </m:e>
+          </m:d>
+          <m:r>
+            <w:rPr>
+              <w:rFonts w:ascii="Cambria Math" w:eastAsia="宋体" w:hAnsi="Cambria Math"/>
+            </w:rPr>
+            <m:t>=</m:t>
+          </m:r>
+          <m:d>
+            <m:dPr>
+              <m:ctrlPr>
+                <w:rPr>
+                  <w:rFonts w:ascii="Cambria Math" w:eastAsia="宋体" w:hAnsi="Cambria Math"/>
+                  <w:i/>
+                </w:rPr>
+              </m:ctrlPr>
+            </m:dPr>
+            <m:e>
+              <m:r>
+                <w:rPr>
+                  <w:rFonts w:ascii="Cambria Math" w:eastAsia="宋体" w:hAnsi="Cambria Math"/>
+                </w:rPr>
+                <m:t>-1</m:t>
+              </m:r>
+            </m:e>
+          </m:d>
+          <m:r>
+            <w:rPr>
+              <w:rFonts w:ascii="Cambria Math" w:eastAsia="宋体" w:hAnsi="Cambria Math"/>
+            </w:rPr>
+            <m:t>∙</m:t>
+          </m:r>
+          <m:d>
+            <m:dPr>
+              <m:ctrlPr>
+                <w:rPr>
+                  <w:rFonts w:ascii="Cambria Math" w:eastAsia="宋体" w:hAnsi="Cambria Math"/>
+                  <w:i/>
+                </w:rPr>
+              </m:ctrlPr>
+            </m:dPr>
+            <m:e>
+              <m:r>
+                <w:rPr>
+                  <w:rFonts w:ascii="Cambria Math" w:eastAsia="宋体" w:hAnsi="Cambria Math"/>
+                </w:rPr>
+                <m:t>-1</m:t>
+              </m:r>
+            </m:e>
+          </m:d>
+          <m:r>
+            <w:rPr>
+              <w:rFonts w:ascii="Cambria Math" w:eastAsia="宋体" w:hAnsi="Cambria Math"/>
+            </w:rPr>
+            <m:t>∙</m:t>
+          </m:r>
+          <m:d>
+            <m:dPr>
+              <m:ctrlPr>
+                <w:rPr>
+                  <w:rFonts w:ascii="Cambria Math" w:eastAsia="宋体" w:hAnsi="Cambria Math"/>
+                </w:rPr>
+              </m:ctrlPr>
+            </m:dPr>
+            <m:e>
+              <m:r>
+                <w:rPr>
+                  <w:rFonts w:ascii="Cambria Math" w:eastAsia="宋体" w:hAnsi="Cambria Math"/>
+                </w:rPr>
+                <m:t>x</m:t>
+              </m:r>
+              <m:r>
+                <m:rPr>
+                  <m:sty m:val="p"/>
+                </m:rPr>
+                <w:rPr>
+                  <w:rFonts w:ascii="Cambria Math" w:eastAsia="宋体" w:hAnsi="Cambria Math"/>
+                </w:rPr>
+                <m:t>-</m:t>
+              </m:r>
+              <m:r>
+                <w:rPr>
+                  <w:rFonts w:ascii="Cambria Math" w:eastAsia="宋体" w:hAnsi="Cambria Math"/>
+                </w:rPr>
+                <m:t>vt</m:t>
+              </m:r>
+            </m:e>
+          </m:d>
+          <m:r>
+            <w:rPr>
+              <w:rFonts w:ascii="Cambria Math" w:eastAsia="宋体" w:hAnsi="Cambria Math"/>
+            </w:rPr>
+            <m:t>=</m:t>
+          </m:r>
+          <m:r>
+            <w:rPr>
+              <w:rFonts w:ascii="Cambria Math" w:eastAsia="宋体" w:hAnsi="Cambria Math"/>
+            </w:rPr>
+            <m:t>1∙</m:t>
+          </m:r>
+          <m:d>
+            <m:dPr>
+              <m:ctrlPr>
+                <w:rPr>
+                  <w:rFonts w:ascii="Cambria Math" w:eastAsia="宋体" w:hAnsi="Cambria Math"/>
+                </w:rPr>
+              </m:ctrlPr>
+            </m:dPr>
+            <m:e>
+              <m:r>
+                <w:rPr>
+                  <w:rFonts w:ascii="Cambria Math" w:eastAsia="宋体" w:hAnsi="Cambria Math"/>
+                </w:rPr>
+                <m:t>x</m:t>
+              </m:r>
+              <m:r>
+                <m:rPr>
+                  <m:sty m:val="p"/>
+                </m:rPr>
+                <w:rPr>
+                  <w:rFonts w:ascii="Cambria Math" w:eastAsia="宋体" w:hAnsi="Cambria Math"/>
+                </w:rPr>
+                <m:t>-</m:t>
+              </m:r>
+              <m:r>
+                <w:rPr>
+                  <w:rFonts w:ascii="Cambria Math" w:eastAsia="宋体" w:hAnsi="Cambria Math"/>
+                </w:rPr>
+                <m:t>vt</m:t>
+              </m:r>
+            </m:e>
+          </m:d>
+          <m:r>
+            <w:rPr>
+              <w:rFonts w:ascii="Cambria Math" w:eastAsia="宋体" w:hAnsi="Cambria Math"/>
+            </w:rPr>
+            <m:t>=</m:t>
+          </m:r>
+          <m:r>
+            <w:rPr>
+              <w:rFonts w:ascii="Cambria Math" w:eastAsia="宋体" w:hAnsi="Cambria Math"/>
+            </w:rPr>
+            <m:t>x</m:t>
+          </m:r>
+          <m:r>
+            <m:rPr>
+              <m:sty m:val="p"/>
+            </m:rPr>
+            <w:rPr>
+              <w:rFonts w:ascii="Cambria Math" w:eastAsia="宋体" w:hAnsi="Cambria Math"/>
+            </w:rPr>
+            <m:t>-</m:t>
+          </m:r>
+          <m:r>
+            <w:rPr>
+              <w:rFonts w:ascii="Cambria Math" w:eastAsia="宋体" w:hAnsi="Cambria Math"/>
+            </w:rPr>
+            <m:t>vt</m:t>
+          </m:r>
+        </m:oMath>
+      </m:oMathPara>
+    </w:p>
+    <w:p>
+      <w:pPr>
+        <w:rPr>
           <w:rFonts w:hint="eastAsia"/>
         </w:rPr>
       </w:pPr>
-      <w:r>
-        <w:rPr>
-          <w:rFonts w:hint="eastAsia"/>
-        </w:rPr>
-        <w:t>可见相对速度达到光速的时候，确实就是两个虚数单位之间的比率的数值为观察者的虚数单位的数值的时候。</w:t>
-      </w:r>
     </w:p>
     <w:sectPr>
       <w:pgSz w:w="11906" w:h="16838"/>

--- a/又论洛伦兹变换.docx
+++ b/又论洛伦兹变换.docx
@@ -135,7 +135,7 @@
           </mc:Choice>
           <mc:Fallback>
             <w:pict>
-              <v:line w14:anchorId="2DE8E669" id="直接连接符 19" o:spid="_x0000_s1026" style="position:absolute;z-index:251662336;visibility:visible;mso-wrap-style:square;mso-width-percent:0;mso-height-percent:0;mso-wrap-distance-left:3.17497mm;mso-wrap-distance-top:0;mso-wrap-distance-right:3.17497mm;mso-wrap-distance-bottom:0;mso-position-horizontal:absolute;mso-position-horizontal-relative:text;mso-position-vertical:absolute;mso-position-vertical-relative:text;mso-width-percent:0;mso-height-percent:0;mso-width-relative:margin;mso-height-relative:margin" from="271pt,.75pt" to="271pt,149.4pt" o:gfxdata="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" strokecolor="#5b9bd5 [3204]" strokeweight=".5pt">
+              <v:line w14:anchorId="1152B15B" id="直接连接符 19" o:spid="_x0000_s1026" style="position:absolute;z-index:251662336;visibility:visible;mso-wrap-style:square;mso-width-percent:0;mso-height-percent:0;mso-wrap-distance-left:3.17497mm;mso-wrap-distance-top:0;mso-wrap-distance-right:3.17497mm;mso-wrap-distance-bottom:0;mso-position-horizontal:absolute;mso-position-horizontal-relative:text;mso-position-vertical:absolute;mso-position-vertical-relative:text;mso-width-percent:0;mso-height-percent:0;mso-width-relative:margin;mso-height-relative:margin" from="271pt,.75pt" to="271pt,149.4pt" o:gfxdata="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" strokecolor="#5b9bd5 [3204]" strokeweight=".5pt">
                 <v:stroke dashstyle="dash" joinstyle="miter"/>
                 <o:lock v:ext="edit" shapetype="f"/>
               </v:line>
@@ -212,7 +212,7 @@
           </mc:Choice>
           <mc:Fallback>
             <w:pict>
-              <v:line w14:anchorId="6F0262AD" id="直接连接符 18" o:spid="_x0000_s1026" style="position:absolute;flip:x y;z-index:251661312;visibility:visible;mso-wrap-style:square;mso-width-percent:0;mso-height-percent:0;mso-wrap-distance-left:3.17497mm;mso-wrap-distance-top:0;mso-wrap-distance-right:3.17497mm;mso-wrap-distance-bottom:0;mso-position-horizontal:absolute;mso-position-horizontal-relative:text;mso-position-vertical:absolute;mso-position-vertical-relative:text;mso-width-percent:0;mso-height-percent:0;mso-width-relative:margin;mso-height-relative:margin" from="138.8pt,.65pt" to="138.8pt,71.1pt" o:gfxdata="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" strokecolor="#5b9bd5 [3204]" strokeweight=".5pt">
+              <v:line w14:anchorId="5B4E1A17" id="直接连接符 18" o:spid="_x0000_s1026" style="position:absolute;flip:x y;z-index:251661312;visibility:visible;mso-wrap-style:square;mso-width-percent:0;mso-height-percent:0;mso-wrap-distance-left:3.17497mm;mso-wrap-distance-top:0;mso-wrap-distance-right:3.17497mm;mso-wrap-distance-bottom:0;mso-position-horizontal:absolute;mso-position-horizontal-relative:text;mso-position-vertical:absolute;mso-position-vertical-relative:text;mso-width-percent:0;mso-height-percent:0;mso-width-relative:margin;mso-height-relative:margin" from="138.8pt,.65pt" to="138.8pt,71.1pt" o:gfxdata="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" strokecolor="#5b9bd5 [3204]" strokeweight=".5pt">
                 <v:stroke dashstyle="3 1" joinstyle="miter"/>
                 <o:lock v:ext="edit" shapetype="f"/>
               </v:line>
@@ -292,7 +292,7 @@
           </mc:Choice>
           <mc:Fallback>
             <w:pict>
-              <v:shapetype w14:anchorId="1ECA0D61" id="_x0000_t34" coordsize="21600,21600" o:spt="34" o:oned="t" adj="10800" path="m,l@0,0@0,21600,21600,21600e" filled="f">
+              <v:shapetype w14:anchorId="3EF2D25C" id="_x0000_t34" coordsize="21600,21600" o:spt="34" o:oned="t" adj="10800" path="m,l@0,0@0,21600,21600,21600e" filled="f">
                 <v:stroke joinstyle="miter"/>
                 <v:formulas>
                   <v:f eqn="val #0"/>
@@ -398,7 +398,7 @@
           </mc:Choice>
           <mc:Fallback>
             <w:pict>
-              <v:shapetype w14:anchorId="26D9350D" id="_x0000_t32" coordsize="21600,21600" o:spt="32" o:oned="t" path="m,l21600,21600e" filled="f">
+              <v:shapetype w14:anchorId="6165855D" id="_x0000_t32" coordsize="21600,21600" o:spt="32" o:oned="t" path="m,l21600,21600e" filled="f">
                 <v:path arrowok="t" fillok="f" o:connecttype="none"/>
                 <o:lock v:ext="edit" shapetype="t"/>
               </v:shapetype>
@@ -491,7 +491,7 @@
           </mc:Choice>
           <mc:Fallback>
             <w:pict>
-              <v:shape w14:anchorId="34F73004" id="直接箭头连接符 28" o:spid="_x0000_s1026" type="#_x0000_t32" style="position:absolute;margin-left:138.8pt;margin-top:14.7pt;width:132.15pt;height:0;z-index:251665408;visibility:visible;mso-wrap-style:square;mso-width-percent:0;mso-height-percent:0;mso-wrap-distance-left:9pt;mso-wrap-distance-top:-3e-5mm;mso-wrap-distance-right:9pt;mso-wrap-distance-bottom:-3e-5mm;mso-position-horizontal:absolute;mso-position-horizontal-relative:text;mso-position-vertical:absolute;mso-position-vertical-relative:text;mso-width-percent:0;mso-height-percent:0;mso-width-relative:page;mso-height-relative:page" o:gfxdata="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" strokecolor="#5b9bd5 [3204]" strokeweight=".5pt">
+              <v:shape w14:anchorId="10FA8202" id="直接箭头连接符 28" o:spid="_x0000_s1026" type="#_x0000_t32" style="position:absolute;margin-left:138.8pt;margin-top:14.7pt;width:132.15pt;height:0;z-index:251665408;visibility:visible;mso-wrap-style:square;mso-width-percent:0;mso-height-percent:0;mso-wrap-distance-left:9pt;mso-wrap-distance-top:-3e-5mm;mso-wrap-distance-right:9pt;mso-wrap-distance-bottom:-3e-5mm;mso-position-horizontal:absolute;mso-position-horizontal-relative:text;mso-position-vertical:absolute;mso-position-vertical-relative:text;mso-width-percent:0;mso-height-percent:0;mso-width-relative:page;mso-height-relative:page" o:gfxdata="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" strokecolor="#5b9bd5 [3204]" strokeweight=".5pt">
                 <v:stroke endarrow="block" joinstyle="miter"/>
                 <o:lock v:ext="edit" shapetype="f"/>
               </v:shape>
@@ -666,7 +666,7 @@
           </mc:Choice>
           <mc:Fallback>
             <w:pict>
-              <v:shape w14:anchorId="0E3C27E4" id="直接箭头连接符 22" o:spid="_x0000_s1026" type="#_x0000_t32" style="position:absolute;margin-left:78.4pt;margin-top:7.25pt;width:60.4pt;height:0;flip:x;z-index:251664384;visibility:visible;mso-wrap-style:square;mso-width-percent:0;mso-height-percent:0;mso-wrap-distance-left:9pt;mso-wrap-distance-top:-3e-5mm;mso-wrap-distance-right:9pt;mso-wrap-distance-bottom:-3e-5mm;mso-position-horizontal:absolute;mso-position-horizontal-relative:text;mso-position-vertical:absolute;mso-position-vertical-relative:text;mso-width-percent:0;mso-height-percent:0;mso-width-relative:page;mso-height-relative:page" o:gfxdata="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" strokecolor="#5b9bd5 [3204]" strokeweight=".5pt">
+              <v:shape w14:anchorId="1AA06024" id="直接箭头连接符 22" o:spid="_x0000_s1026" type="#_x0000_t32" style="position:absolute;margin-left:78.4pt;margin-top:7.25pt;width:60.4pt;height:0;flip:x;z-index:251664384;visibility:visible;mso-wrap-style:square;mso-width-percent:0;mso-height-percent:0;mso-wrap-distance-left:9pt;mso-wrap-distance-top:-3e-5mm;mso-wrap-distance-right:9pt;mso-wrap-distance-bottom:-3e-5mm;mso-position-horizontal:absolute;mso-position-horizontal-relative:text;mso-position-vertical:absolute;mso-position-vertical-relative:text;mso-width-percent:0;mso-height-percent:0;mso-width-relative:page;mso-height-relative:page" o:gfxdata="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" strokecolor="#5b9bd5 [3204]" strokeweight=".5pt">
                 <v:stroke endarrow="block" joinstyle="miter"/>
                 <o:lock v:ext="edit" shapetype="f"/>
               </v:shape>
@@ -753,7 +753,7 @@
           </mc:Choice>
           <mc:Fallback>
             <w:pict>
-              <v:shape w14:anchorId="663F65E6" id="连接符: 肘形 15" o:spid="_x0000_s1026" type="#_x0000_t34" style="position:absolute;margin-left:78.5pt;margin-top:15.3pt;width:256.15pt;height:71.7pt;z-index:251660288;visibility:visible;mso-wrap-style:square;mso-width-percent:0;mso-height-percent:0;mso-wrap-distance-left:9pt;mso-wrap-distance-top:0;mso-wrap-distance-right:9pt;mso-wrap-distance-bottom:0;mso-position-horizontal:absolute;mso-position-horizontal-relative:text;mso-position-vertical:absolute;mso-position-vertical-relative:text;mso-width-percent:0;mso-height-percent:0;mso-width-relative:margin;mso-height-relative:margin" o:gfxdata="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" adj="27" strokecolor="#5b9bd5 [3204]" strokeweight=".5pt">
+              <v:shape w14:anchorId="2615EFB2" id="连接符: 肘形 15" o:spid="_x0000_s1026" type="#_x0000_t34" style="position:absolute;margin-left:78.5pt;margin-top:15.3pt;width:256.15pt;height:71.7pt;z-index:251660288;visibility:visible;mso-wrap-style:square;mso-width-percent:0;mso-height-percent:0;mso-wrap-distance-left:9pt;mso-wrap-distance-top:0;mso-wrap-distance-right:9pt;mso-wrap-distance-bottom:0;mso-position-horizontal:absolute;mso-position-horizontal-relative:text;mso-position-vertical:absolute;mso-position-vertical-relative:text;mso-width-percent:0;mso-height-percent:0;mso-width-relative:margin;mso-height-relative:margin" o:gfxdata="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" adj="27" strokecolor="#5b9bd5 [3204]" strokeweight=".5pt">
                 <v:stroke startarrow="block" endarrow="block"/>
                 <o:lock v:ext="edit" shapetype="f"/>
               </v:shape>
@@ -893,7 +893,7 @@
           </mc:Choice>
           <mc:Fallback>
             <w:pict>
-              <v:shape w14:anchorId="73E10898" id="直接箭头连接符 30" o:spid="_x0000_s1026" type="#_x0000_t32" style="position:absolute;margin-left:78.9pt;margin-top:14.65pt;width:192.5pt;height:0;z-index:251666432;visibility:visible;mso-wrap-style:square;mso-width-percent:0;mso-height-percent:0;mso-wrap-distance-left:9pt;mso-wrap-distance-top:-3e-5mm;mso-wrap-distance-right:9pt;mso-wrap-distance-bottom:-3e-5mm;mso-position-horizontal:absolute;mso-position-horizontal-relative:text;mso-position-vertical:absolute;mso-position-vertical-relative:text;mso-width-percent:0;mso-height-percent:0;mso-width-relative:page;mso-height-relative:page" o:gfxdata="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" strokecolor="#5b9bd5 [3204]" strokeweight=".5pt">
+              <v:shape w14:anchorId="1A363AA5" id="直接箭头连接符 30" o:spid="_x0000_s1026" type="#_x0000_t32" style="position:absolute;margin-left:78.9pt;margin-top:14.65pt;width:192.5pt;height:0;z-index:251666432;visibility:visible;mso-wrap-style:square;mso-width-percent:0;mso-height-percent:0;mso-wrap-distance-left:9pt;mso-wrap-distance-top:-3e-5mm;mso-wrap-distance-right:9pt;mso-wrap-distance-bottom:-3e-5mm;mso-position-horizontal:absolute;mso-position-horizontal-relative:text;mso-position-vertical:absolute;mso-position-vertical-relative:text;mso-width-percent:0;mso-height-percent:0;mso-width-relative:page;mso-height-relative:page" o:gfxdata="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" strokecolor="#5b9bd5 [3204]" strokeweight=".5pt">
                 <v:stroke endarrow="block" joinstyle="miter"/>
                 <o:lock v:ext="edit" shapetype="f"/>
               </v:shape>
@@ -13168,22 +13168,244 @@
         <w:rPr>
           <w:rFonts w:hint="eastAsia"/>
         </w:rPr>
-        <w:t>三者大小的差异可以忽略不计的时候，方程退化为伽利略变换，</w:t>
+        <w:t>三者大小的差异可以忽略不计的时候，方程退化为伽利略变换</w:t>
+      </w:r>
+      <w:r>
+        <w:rPr>
+          <w:rFonts w:hint="eastAsia"/>
+        </w:rPr>
+        <w:t>的形式</w:t>
+      </w:r>
+      <w:r>
+        <w:rPr>
+          <w:rFonts w:hint="eastAsia"/>
+        </w:rPr>
+        <w:t>，</w:t>
       </w:r>
     </w:p>
     <w:p>
       <w:pPr>
         <w:rPr>
-          <w:rFonts w:ascii="宋体" w:eastAsia="宋体" w:hAnsi="宋体" w:hint="eastAsia"/>
+          <w:rFonts w:ascii="宋体" w:eastAsia="宋体" w:hAnsi="宋体"/>
         </w:rPr>
       </w:pPr>
       <m:oMathPara>
         <m:oMath>
-          <m:r>
-            <w:rPr>
-              <w:rFonts w:ascii="Cambria Math" w:eastAsia="宋体" w:hAnsi="Cambria Math"/>
-            </w:rPr>
-            <w:lastRenderedPageBreak/>
+          <m:f>
+            <m:fPr>
+              <m:ctrlPr>
+                <w:rPr>
+                  <w:rFonts w:ascii="Cambria Math" w:eastAsia="宋体" w:hAnsi="Cambria Math"/>
+                  <w:i/>
+                </w:rPr>
+              </m:ctrlPr>
+            </m:fPr>
+            <m:num>
+              <m:sSup>
+                <m:sSupPr>
+                  <m:ctrlPr>
+                    <w:rPr>
+                      <w:rFonts w:ascii="Cambria Math" w:eastAsia="宋体" w:hAnsi="Cambria Math"/>
+                    </w:rPr>
+                  </m:ctrlPr>
+                </m:sSupPr>
+                <m:e>
+                  <m:r>
+                    <w:rPr>
+                      <w:rFonts w:ascii="Cambria Math" w:eastAsia="宋体" w:hAnsi="Cambria Math"/>
+                    </w:rPr>
+                    <m:t>t</m:t>
+                  </m:r>
+                  <m:ctrlPr>
+                    <w:rPr>
+                      <w:rFonts w:ascii="Cambria Math" w:eastAsia="宋体" w:hAnsi="Cambria Math"/>
+                      <w:i/>
+                    </w:rPr>
+                  </m:ctrlPr>
+                </m:e>
+                <m:sup>
+                  <m:r>
+                    <m:rPr>
+                      <m:sty m:val="p"/>
+                    </m:rPr>
+                    <w:rPr>
+                      <w:rFonts w:ascii="Cambria Math" w:eastAsia="宋体" w:hAnsi="Cambria Math"/>
+                    </w:rPr>
+                    <m:t>'</m:t>
+                  </m:r>
+                </m:sup>
+              </m:sSup>
+            </m:num>
+            <m:den>
+              <m:r>
+                <w:rPr>
+                  <w:rFonts w:ascii="Cambria Math" w:eastAsia="宋体" w:hAnsi="Cambria Math"/>
+                </w:rPr>
+                <m:t>t</m:t>
+              </m:r>
+            </m:den>
+          </m:f>
+          <m:r>
+            <w:rPr>
+              <w:rFonts w:ascii="Cambria Math" w:eastAsia="宋体" w:hAnsi="Cambria Math"/>
+            </w:rPr>
+            <m:t>=</m:t>
+          </m:r>
+          <m:f>
+            <m:fPr>
+              <m:ctrlPr>
+                <w:rPr>
+                  <w:rFonts w:ascii="Cambria Math" w:eastAsia="宋体" w:hAnsi="Cambria Math"/>
+                  <w:i/>
+                </w:rPr>
+              </m:ctrlPr>
+            </m:fPr>
+            <m:num>
+              <m:sSup>
+                <m:sSupPr>
+                  <m:ctrlPr>
+                    <w:rPr>
+                      <w:rFonts w:ascii="Cambria Math" w:eastAsia="宋体" w:hAnsi="Cambria Math"/>
+                      <w:i/>
+                    </w:rPr>
+                  </m:ctrlPr>
+                </m:sSupPr>
+                <m:e>
+                  <m:r>
+                    <w:rPr>
+                      <w:rFonts w:ascii="Cambria Math" w:eastAsia="宋体" w:hAnsi="Cambria Math"/>
+                    </w:rPr>
+                    <m:t>i</m:t>
+                  </m:r>
+                </m:e>
+                <m:sup>
+                  <m:r>
+                    <w:rPr>
+                      <w:rFonts w:ascii="Cambria Math" w:eastAsia="宋体" w:hAnsi="Cambria Math"/>
+                    </w:rPr>
+                    <m:t>'</m:t>
+                  </m:r>
+                </m:sup>
+              </m:sSup>
+            </m:num>
+            <m:den>
+              <m:r>
+                <w:rPr>
+                  <w:rFonts w:ascii="Cambria Math" w:eastAsia="宋体" w:hAnsi="Cambria Math"/>
+                </w:rPr>
+                <m:t>i</m:t>
+              </m:r>
+            </m:den>
+          </m:f>
+          <m:r>
+            <w:rPr>
+              <w:rFonts w:ascii="Cambria Math" w:eastAsia="宋体" w:hAnsi="Cambria Math"/>
+            </w:rPr>
+            <m:t>=</m:t>
+          </m:r>
+          <m:f>
+            <m:fPr>
+              <m:ctrlPr>
+                <w:rPr>
+                  <w:rFonts w:ascii="Cambria Math" w:eastAsia="宋体" w:hAnsi="Cambria Math"/>
+                  <w:i/>
+                </w:rPr>
+              </m:ctrlPr>
+            </m:fPr>
+            <m:num>
+              <m:r>
+                <w:rPr>
+                  <w:rFonts w:ascii="Cambria Math" w:eastAsia="宋体" w:hAnsi="Cambria Math"/>
+                </w:rPr>
+                <m:t>i</m:t>
+              </m:r>
+            </m:num>
+            <m:den>
+              <m:r>
+                <w:rPr>
+                  <w:rFonts w:ascii="Cambria Math" w:eastAsia="宋体" w:hAnsi="Cambria Math"/>
+                </w:rPr>
+                <m:t>i</m:t>
+              </m:r>
+            </m:den>
+          </m:f>
+          <m:r>
+            <w:rPr>
+              <w:rFonts w:ascii="Cambria Math" w:eastAsia="宋体" w:hAnsi="Cambria Math"/>
+            </w:rPr>
+            <m:t>=1</m:t>
+          </m:r>
+        </m:oMath>
+      </m:oMathPara>
+    </w:p>
+    <w:p>
+      <w:pPr>
+        <w:rPr>
+          <w:rFonts w:ascii="宋体" w:eastAsia="宋体" w:hAnsi="宋体"/>
+        </w:rPr>
+      </w:pPr>
+      <m:oMathPara>
+        <m:oMath>
+          <m:sSup>
+            <m:sSupPr>
+              <m:ctrlPr>
+                <w:rPr>
+                  <w:rFonts w:ascii="Cambria Math" w:eastAsia="宋体" w:hAnsi="Cambria Math"/>
+                  <w:i/>
+                </w:rPr>
+              </m:ctrlPr>
+            </m:sSupPr>
+            <m:e>
+              <m:r>
+                <w:rPr>
+                  <w:rFonts w:ascii="Cambria Math" w:eastAsia="宋体" w:hAnsi="Cambria Math" w:hint="eastAsia"/>
+                </w:rPr>
+                <m:t>t</m:t>
+              </m:r>
+              <m:ctrlPr>
+                <w:rPr>
+                  <w:rFonts w:ascii="Cambria Math" w:eastAsia="宋体" w:hAnsi="Cambria Math" w:hint="eastAsia"/>
+                  <w:i/>
+                </w:rPr>
+              </m:ctrlPr>
+            </m:e>
+            <m:sup>
+              <m:r>
+                <w:rPr>
+                  <w:rFonts w:ascii="Cambria Math" w:eastAsia="宋体" w:hAnsi="Cambria Math"/>
+                </w:rPr>
+                <m:t>'</m:t>
+              </m:r>
+            </m:sup>
+          </m:sSup>
+          <m:r>
+            <w:rPr>
+              <w:rFonts w:ascii="Cambria Math" w:eastAsia="宋体" w:hAnsi="Cambria Math"/>
+            </w:rPr>
+            <m:t>=t</m:t>
+          </m:r>
+        </m:oMath>
+      </m:oMathPara>
+    </w:p>
+    <w:p>
+      <w:pPr>
+        <w:rPr>
+          <w:rFonts w:hint="eastAsia"/>
+        </w:rPr>
+      </w:pPr>
+    </w:p>
+    <w:p>
+      <w:pPr>
+        <w:rPr>
+          <w:rFonts w:ascii="宋体" w:eastAsia="宋体" w:hAnsi="宋体" w:hint="eastAsia"/>
+        </w:rPr>
+      </w:pPr>
+      <m:oMathPara>
+        <m:oMath>
+          <m:r>
+            <w:rPr>
+              <w:rFonts w:ascii="Cambria Math" w:eastAsia="宋体" w:hAnsi="Cambria Math"/>
+            </w:rPr>
             <m:t>x</m:t>
           </m:r>
           <m:r>
@@ -13627,8 +13849,42 @@
             <w:rPr>
               <w:rFonts w:ascii="Cambria Math" w:eastAsia="宋体" w:hAnsi="Cambria Math"/>
             </w:rPr>
-            <m:t>vt</m:t>
-          </m:r>
+            <m:t>v</m:t>
+          </m:r>
+          <m:sSup>
+            <m:sSupPr>
+              <m:ctrlPr>
+                <w:rPr>
+                  <w:rFonts w:ascii="Cambria Math" w:eastAsia="宋体" w:hAnsi="Cambria Math"/>
+                </w:rPr>
+              </m:ctrlPr>
+            </m:sSupPr>
+            <m:e>
+              <m:r>
+                <w:rPr>
+                  <w:rFonts w:ascii="Cambria Math" w:eastAsia="宋体" w:hAnsi="Cambria Math"/>
+                </w:rPr>
+                <m:t>t</m:t>
+              </m:r>
+              <m:ctrlPr>
+                <w:rPr>
+                  <w:rFonts w:ascii="Cambria Math" w:eastAsia="宋体" w:hAnsi="Cambria Math"/>
+                  <w:i/>
+                </w:rPr>
+              </m:ctrlPr>
+            </m:e>
+            <m:sup>
+              <m:r>
+                <m:rPr>
+                  <m:sty m:val="p"/>
+                </m:rPr>
+                <w:rPr>
+                  <w:rFonts w:ascii="Cambria Math" w:eastAsia="宋体" w:hAnsi="Cambria Math"/>
+                </w:rPr>
+                <m:t>'</m:t>
+              </m:r>
+            </m:sup>
+          </m:sSup>
           <m:r>
             <m:rPr>
               <m:sty m:val="p"/>
@@ -13636,7 +13892,55 @@
             <w:rPr>
               <w:rFonts w:ascii="Cambria Math" w:eastAsia="宋体" w:hAnsi="Cambria Math"/>
             </w:rPr>
-            <m:t>'</m:t>
+            <m:t>=</m:t>
+          </m:r>
+          <m:sSup>
+            <m:sSupPr>
+              <m:ctrlPr>
+                <w:rPr>
+                  <w:rFonts w:ascii="Cambria Math" w:eastAsia="宋体" w:hAnsi="Cambria Math"/>
+                </w:rPr>
+              </m:ctrlPr>
+            </m:sSupPr>
+            <m:e>
+              <m:r>
+                <w:rPr>
+                  <w:rFonts w:ascii="Cambria Math" w:eastAsia="宋体" w:hAnsi="Cambria Math" w:hint="eastAsia"/>
+                </w:rPr>
+                <m:t>x</m:t>
+              </m:r>
+              <m:ctrlPr>
+                <w:rPr>
+                  <w:rFonts w:ascii="Cambria Math" w:eastAsia="宋体" w:hAnsi="Cambria Math" w:hint="eastAsia"/>
+                </w:rPr>
+              </m:ctrlPr>
+            </m:e>
+            <m:sup>
+              <m:r>
+                <m:rPr>
+                  <m:sty m:val="p"/>
+                </m:rPr>
+                <w:rPr>
+                  <w:rFonts w:ascii="Cambria Math" w:eastAsia="宋体" w:hAnsi="Cambria Math"/>
+                </w:rPr>
+                <m:t>'</m:t>
+              </m:r>
+            </m:sup>
+          </m:sSup>
+          <m:r>
+            <m:rPr>
+              <m:sty m:val="p"/>
+            </m:rPr>
+            <w:rPr>
+              <w:rFonts w:ascii="Cambria Math" w:eastAsia="宋体" w:hAnsi="Cambria Math"/>
+            </w:rPr>
+            <m:t>+</m:t>
+          </m:r>
+          <m:r>
+            <w:rPr>
+              <w:rFonts w:ascii="Cambria Math" w:eastAsia="宋体" w:hAnsi="Cambria Math"/>
+            </w:rPr>
+            <m:t>vt</m:t>
           </m:r>
         </m:oMath>
       </m:oMathPara>
@@ -13969,6 +14273,168 @@
           </m:r>
         </m:oMath>
       </m:oMathPara>
+    </w:p>
+    <w:p>
+      <w:pPr>
+        <w:rPr>
+          <w:rFonts w:ascii="宋体" w:eastAsia="宋体" w:hAnsi="宋体"/>
+        </w:rPr>
+      </w:pPr>
+      <m:oMathPara>
+        <m:oMath>
+          <m:f>
+            <m:fPr>
+              <m:ctrlPr>
+                <w:rPr>
+                  <w:rFonts w:ascii="Cambria Math" w:eastAsia="宋体" w:hAnsi="Cambria Math"/>
+                  <w:i/>
+                </w:rPr>
+              </m:ctrlPr>
+            </m:fPr>
+            <m:num>
+              <m:sSup>
+                <m:sSupPr>
+                  <m:ctrlPr>
+                    <w:rPr>
+                      <w:rFonts w:ascii="Cambria Math" w:eastAsia="宋体" w:hAnsi="Cambria Math"/>
+                    </w:rPr>
+                  </m:ctrlPr>
+                </m:sSupPr>
+                <m:e>
+                  <m:r>
+                    <w:rPr>
+                      <w:rFonts w:ascii="Cambria Math" w:eastAsia="宋体" w:hAnsi="Cambria Math"/>
+                    </w:rPr>
+                    <m:t>t</m:t>
+                  </m:r>
+                  <m:ctrlPr>
+                    <w:rPr>
+                      <w:rFonts w:ascii="Cambria Math" w:eastAsia="宋体" w:hAnsi="Cambria Math"/>
+                      <w:i/>
+                    </w:rPr>
+                  </m:ctrlPr>
+                </m:e>
+                <m:sup>
+                  <m:r>
+                    <m:rPr>
+                      <m:sty m:val="p"/>
+                    </m:rPr>
+                    <w:rPr>
+                      <w:rFonts w:ascii="Cambria Math" w:eastAsia="宋体" w:hAnsi="Cambria Math"/>
+                    </w:rPr>
+                    <m:t>'</m:t>
+                  </m:r>
+                </m:sup>
+              </m:sSup>
+            </m:num>
+            <m:den>
+              <m:r>
+                <w:rPr>
+                  <w:rFonts w:ascii="Cambria Math" w:eastAsia="宋体" w:hAnsi="Cambria Math"/>
+                </w:rPr>
+                <m:t>t</m:t>
+              </m:r>
+            </m:den>
+          </m:f>
+          <m:r>
+            <w:rPr>
+              <w:rFonts w:ascii="Cambria Math" w:eastAsia="宋体" w:hAnsi="Cambria Math"/>
+            </w:rPr>
+            <m:t>=</m:t>
+          </m:r>
+          <m:f>
+            <m:fPr>
+              <m:ctrlPr>
+                <w:rPr>
+                  <w:rFonts w:ascii="Cambria Math" w:eastAsia="宋体" w:hAnsi="Cambria Math"/>
+                  <w:i/>
+                </w:rPr>
+              </m:ctrlPr>
+            </m:fPr>
+            <m:num>
+              <m:sSup>
+                <m:sSupPr>
+                  <m:ctrlPr>
+                    <w:rPr>
+                      <w:rFonts w:ascii="Cambria Math" w:eastAsia="宋体" w:hAnsi="Cambria Math"/>
+                      <w:i/>
+                    </w:rPr>
+                  </m:ctrlPr>
+                </m:sSupPr>
+                <m:e>
+                  <m:r>
+                    <w:rPr>
+                      <w:rFonts w:ascii="Cambria Math" w:eastAsia="宋体" w:hAnsi="Cambria Math"/>
+                    </w:rPr>
+                    <m:t>i</m:t>
+                  </m:r>
+                </m:e>
+                <m:sup>
+                  <m:r>
+                    <w:rPr>
+                      <w:rFonts w:ascii="Cambria Math" w:eastAsia="宋体" w:hAnsi="Cambria Math"/>
+                    </w:rPr>
+                    <m:t>'</m:t>
+                  </m:r>
+                </m:sup>
+              </m:sSup>
+            </m:num>
+            <m:den>
+              <m:r>
+                <w:rPr>
+                  <w:rFonts w:ascii="Cambria Math" w:eastAsia="宋体" w:hAnsi="Cambria Math"/>
+                </w:rPr>
+                <m:t>i</m:t>
+              </m:r>
+            </m:den>
+          </m:f>
+          <m:r>
+            <w:rPr>
+              <w:rFonts w:ascii="Cambria Math" w:eastAsia="宋体" w:hAnsi="Cambria Math"/>
+            </w:rPr>
+            <m:t>=</m:t>
+          </m:r>
+          <m:f>
+            <m:fPr>
+              <m:ctrlPr>
+                <w:rPr>
+                  <w:rFonts w:ascii="Cambria Math" w:eastAsia="宋体" w:hAnsi="Cambria Math"/>
+                  <w:i/>
+                </w:rPr>
+              </m:ctrlPr>
+            </m:fPr>
+            <m:num>
+              <m:r>
+                <w:rPr>
+                  <w:rFonts w:ascii="Cambria Math" w:eastAsia="宋体" w:hAnsi="Cambria Math"/>
+                </w:rPr>
+                <m:t>i</m:t>
+              </m:r>
+            </m:num>
+            <m:den>
+              <m:r>
+                <w:rPr>
+                  <w:rFonts w:ascii="Cambria Math" w:eastAsia="宋体" w:hAnsi="Cambria Math"/>
+                </w:rPr>
+                <m:t>i</m:t>
+              </m:r>
+            </m:den>
+          </m:f>
+          <m:r>
+            <w:rPr>
+              <w:rFonts w:ascii="Cambria Math" w:eastAsia="宋体" w:hAnsi="Cambria Math"/>
+            </w:rPr>
+            <m:t>=1</m:t>
+          </m:r>
+        </m:oMath>
+      </m:oMathPara>
+    </w:p>
+    <w:p>
+      <w:pPr>
+        <w:rPr>
+          <w:rFonts w:ascii="宋体" w:eastAsia="宋体" w:hAnsi="宋体" w:hint="eastAsia"/>
+        </w:rPr>
+      </w:pPr>
     </w:p>
     <w:p>
       <w:pPr>

--- a/又论洛伦兹变换.docx
+++ b/又论洛伦兹变换.docx
@@ -135,7 +135,7 @@
           </mc:Choice>
           <mc:Fallback>
             <w:pict>
-              <v:line w14:anchorId="1152B15B" id="直接连接符 19" o:spid="_x0000_s1026" style="position:absolute;z-index:251662336;visibility:visible;mso-wrap-style:square;mso-width-percent:0;mso-height-percent:0;mso-wrap-distance-left:3.17497mm;mso-wrap-distance-top:0;mso-wrap-distance-right:3.17497mm;mso-wrap-distance-bottom:0;mso-position-horizontal:absolute;mso-position-horizontal-relative:text;mso-position-vertical:absolute;mso-position-vertical-relative:text;mso-width-percent:0;mso-height-percent:0;mso-width-relative:margin;mso-height-relative:margin" from="271pt,.75pt" to="271pt,149.4pt" o:gfxdata="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" strokecolor="#5b9bd5 [3204]" strokeweight=".5pt">
+              <v:line w14:anchorId="1D5E690C" id="直接连接符 19" o:spid="_x0000_s1026" style="position:absolute;z-index:251662336;visibility:visible;mso-wrap-style:square;mso-width-percent:0;mso-height-percent:0;mso-wrap-distance-left:3.17497mm;mso-wrap-distance-top:0;mso-wrap-distance-right:3.17497mm;mso-wrap-distance-bottom:0;mso-position-horizontal:absolute;mso-position-horizontal-relative:text;mso-position-vertical:absolute;mso-position-vertical-relative:text;mso-width-percent:0;mso-height-percent:0;mso-width-relative:margin;mso-height-relative:margin" from="271pt,.75pt" to="271pt,149.4pt" o:gfxdata="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" strokecolor="#5b9bd5 [3204]" strokeweight=".5pt">
                 <v:stroke dashstyle="dash" joinstyle="miter"/>
                 <o:lock v:ext="edit" shapetype="f"/>
               </v:line>
@@ -212,7 +212,7 @@
           </mc:Choice>
           <mc:Fallback>
             <w:pict>
-              <v:line w14:anchorId="5B4E1A17" id="直接连接符 18" o:spid="_x0000_s1026" style="position:absolute;flip:x y;z-index:251661312;visibility:visible;mso-wrap-style:square;mso-width-percent:0;mso-height-percent:0;mso-wrap-distance-left:3.17497mm;mso-wrap-distance-top:0;mso-wrap-distance-right:3.17497mm;mso-wrap-distance-bottom:0;mso-position-horizontal:absolute;mso-position-horizontal-relative:text;mso-position-vertical:absolute;mso-position-vertical-relative:text;mso-width-percent:0;mso-height-percent:0;mso-width-relative:margin;mso-height-relative:margin" from="138.8pt,.65pt" to="138.8pt,71.1pt" o:gfxdata="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" strokecolor="#5b9bd5 [3204]" strokeweight=".5pt">
+              <v:line w14:anchorId="2FD4F79B" id="直接连接符 18" o:spid="_x0000_s1026" style="position:absolute;flip:x y;z-index:251661312;visibility:visible;mso-wrap-style:square;mso-width-percent:0;mso-height-percent:0;mso-wrap-distance-left:3.17497mm;mso-wrap-distance-top:0;mso-wrap-distance-right:3.17497mm;mso-wrap-distance-bottom:0;mso-position-horizontal:absolute;mso-position-horizontal-relative:text;mso-position-vertical:absolute;mso-position-vertical-relative:text;mso-width-percent:0;mso-height-percent:0;mso-width-relative:margin;mso-height-relative:margin" from="138.8pt,.65pt" to="138.8pt,71.1pt" o:gfxdata="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" strokecolor="#5b9bd5 [3204]" strokeweight=".5pt">
                 <v:stroke dashstyle="3 1" joinstyle="miter"/>
                 <o:lock v:ext="edit" shapetype="f"/>
               </v:line>
@@ -292,7 +292,7 @@
           </mc:Choice>
           <mc:Fallback>
             <w:pict>
-              <v:shapetype w14:anchorId="3EF2D25C" id="_x0000_t34" coordsize="21600,21600" o:spt="34" o:oned="t" adj="10800" path="m,l@0,0@0,21600,21600,21600e" filled="f">
+              <v:shapetype w14:anchorId="6B46BAC3" id="_x0000_t34" coordsize="21600,21600" o:spt="34" o:oned="t" adj="10800" path="m,l@0,0@0,21600,21600,21600e" filled="f">
                 <v:stroke joinstyle="miter"/>
                 <v:formulas>
                   <v:f eqn="val #0"/>
@@ -398,7 +398,7 @@
           </mc:Choice>
           <mc:Fallback>
             <w:pict>
-              <v:shapetype w14:anchorId="6165855D" id="_x0000_t32" coordsize="21600,21600" o:spt="32" o:oned="t" path="m,l21600,21600e" filled="f">
+              <v:shapetype w14:anchorId="632C5E10" id="_x0000_t32" coordsize="21600,21600" o:spt="32" o:oned="t" path="m,l21600,21600e" filled="f">
                 <v:path arrowok="t" fillok="f" o:connecttype="none"/>
                 <o:lock v:ext="edit" shapetype="t"/>
               </v:shapetype>
@@ -491,7 +491,7 @@
           </mc:Choice>
           <mc:Fallback>
             <w:pict>
-              <v:shape w14:anchorId="10FA8202" id="直接箭头连接符 28" o:spid="_x0000_s1026" type="#_x0000_t32" style="position:absolute;margin-left:138.8pt;margin-top:14.7pt;width:132.15pt;height:0;z-index:251665408;visibility:visible;mso-wrap-style:square;mso-width-percent:0;mso-height-percent:0;mso-wrap-distance-left:9pt;mso-wrap-distance-top:-3e-5mm;mso-wrap-distance-right:9pt;mso-wrap-distance-bottom:-3e-5mm;mso-position-horizontal:absolute;mso-position-horizontal-relative:text;mso-position-vertical:absolute;mso-position-vertical-relative:text;mso-width-percent:0;mso-height-percent:0;mso-width-relative:page;mso-height-relative:page" o:gfxdata="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" strokecolor="#5b9bd5 [3204]" strokeweight=".5pt">
+              <v:shape w14:anchorId="70719A56" id="直接箭头连接符 28" o:spid="_x0000_s1026" type="#_x0000_t32" style="position:absolute;margin-left:138.8pt;margin-top:14.7pt;width:132.15pt;height:0;z-index:251665408;visibility:visible;mso-wrap-style:square;mso-width-percent:0;mso-height-percent:0;mso-wrap-distance-left:9pt;mso-wrap-distance-top:-3e-5mm;mso-wrap-distance-right:9pt;mso-wrap-distance-bottom:-3e-5mm;mso-position-horizontal:absolute;mso-position-horizontal-relative:text;mso-position-vertical:absolute;mso-position-vertical-relative:text;mso-width-percent:0;mso-height-percent:0;mso-width-relative:page;mso-height-relative:page" o:gfxdata="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" strokecolor="#5b9bd5 [3204]" strokeweight=".5pt">
                 <v:stroke endarrow="block" joinstyle="miter"/>
                 <o:lock v:ext="edit" shapetype="f"/>
               </v:shape>
@@ -666,7 +666,7 @@
           </mc:Choice>
           <mc:Fallback>
             <w:pict>
-              <v:shape w14:anchorId="1AA06024" id="直接箭头连接符 22" o:spid="_x0000_s1026" type="#_x0000_t32" style="position:absolute;margin-left:78.4pt;margin-top:7.25pt;width:60.4pt;height:0;flip:x;z-index:251664384;visibility:visible;mso-wrap-style:square;mso-width-percent:0;mso-height-percent:0;mso-wrap-distance-left:9pt;mso-wrap-distance-top:-3e-5mm;mso-wrap-distance-right:9pt;mso-wrap-distance-bottom:-3e-5mm;mso-position-horizontal:absolute;mso-position-horizontal-relative:text;mso-position-vertical:absolute;mso-position-vertical-relative:text;mso-width-percent:0;mso-height-percent:0;mso-width-relative:page;mso-height-relative:page" o:gfxdata="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" strokecolor="#5b9bd5 [3204]" strokeweight=".5pt">
+              <v:shape w14:anchorId="428DD595" id="直接箭头连接符 22" o:spid="_x0000_s1026" type="#_x0000_t32" style="position:absolute;margin-left:78.4pt;margin-top:7.25pt;width:60.4pt;height:0;flip:x;z-index:251664384;visibility:visible;mso-wrap-style:square;mso-width-percent:0;mso-height-percent:0;mso-wrap-distance-left:9pt;mso-wrap-distance-top:-3e-5mm;mso-wrap-distance-right:9pt;mso-wrap-distance-bottom:-3e-5mm;mso-position-horizontal:absolute;mso-position-horizontal-relative:text;mso-position-vertical:absolute;mso-position-vertical-relative:text;mso-width-percent:0;mso-height-percent:0;mso-width-relative:page;mso-height-relative:page" o:gfxdata="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" strokecolor="#5b9bd5 [3204]" strokeweight=".5pt">
                 <v:stroke endarrow="block" joinstyle="miter"/>
                 <o:lock v:ext="edit" shapetype="f"/>
               </v:shape>
@@ -753,7 +753,7 @@
           </mc:Choice>
           <mc:Fallback>
             <w:pict>
-              <v:shape w14:anchorId="2615EFB2" id="连接符: 肘形 15" o:spid="_x0000_s1026" type="#_x0000_t34" style="position:absolute;margin-left:78.5pt;margin-top:15.3pt;width:256.15pt;height:71.7pt;z-index:251660288;visibility:visible;mso-wrap-style:square;mso-width-percent:0;mso-height-percent:0;mso-wrap-distance-left:9pt;mso-wrap-distance-top:0;mso-wrap-distance-right:9pt;mso-wrap-distance-bottom:0;mso-position-horizontal:absolute;mso-position-horizontal-relative:text;mso-position-vertical:absolute;mso-position-vertical-relative:text;mso-width-percent:0;mso-height-percent:0;mso-width-relative:margin;mso-height-relative:margin" o:gfxdata="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" adj="27" strokecolor="#5b9bd5 [3204]" strokeweight=".5pt">
+              <v:shape w14:anchorId="485921B6" id="连接符: 肘形 15" o:spid="_x0000_s1026" type="#_x0000_t34" style="position:absolute;margin-left:78.5pt;margin-top:15.3pt;width:256.15pt;height:71.7pt;z-index:251660288;visibility:visible;mso-wrap-style:square;mso-width-percent:0;mso-height-percent:0;mso-wrap-distance-left:9pt;mso-wrap-distance-top:0;mso-wrap-distance-right:9pt;mso-wrap-distance-bottom:0;mso-position-horizontal:absolute;mso-position-horizontal-relative:text;mso-position-vertical:absolute;mso-position-vertical-relative:text;mso-width-percent:0;mso-height-percent:0;mso-width-relative:margin;mso-height-relative:margin" o:gfxdata="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" adj="27" strokecolor="#5b9bd5 [3204]" strokeweight=".5pt">
                 <v:stroke startarrow="block" endarrow="block"/>
                 <o:lock v:ext="edit" shapetype="f"/>
               </v:shape>
@@ -893,7 +893,7 @@
           </mc:Choice>
           <mc:Fallback>
             <w:pict>
-              <v:shape w14:anchorId="1A363AA5" id="直接箭头连接符 30" o:spid="_x0000_s1026" type="#_x0000_t32" style="position:absolute;margin-left:78.9pt;margin-top:14.65pt;width:192.5pt;height:0;z-index:251666432;visibility:visible;mso-wrap-style:square;mso-width-percent:0;mso-height-percent:0;mso-wrap-distance-left:9pt;mso-wrap-distance-top:-3e-5mm;mso-wrap-distance-right:9pt;mso-wrap-distance-bottom:-3e-5mm;mso-position-horizontal:absolute;mso-position-horizontal-relative:text;mso-position-vertical:absolute;mso-position-vertical-relative:text;mso-width-percent:0;mso-height-percent:0;mso-width-relative:page;mso-height-relative:page" o:gfxdata="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" strokecolor="#5b9bd5 [3204]" strokeweight=".5pt">
+              <v:shape w14:anchorId="0858333F" id="直接箭头连接符 30" o:spid="_x0000_s1026" type="#_x0000_t32" style="position:absolute;margin-left:78.9pt;margin-top:14.65pt;width:192.5pt;height:0;z-index:251666432;visibility:visible;mso-wrap-style:square;mso-width-percent:0;mso-height-percent:0;mso-wrap-distance-left:9pt;mso-wrap-distance-top:-3e-5mm;mso-wrap-distance-right:9pt;mso-wrap-distance-bottom:-3e-5mm;mso-position-horizontal:absolute;mso-position-horizontal-relative:text;mso-position-vertical:absolute;mso-position-vertical-relative:text;mso-width-percent:0;mso-height-percent:0;mso-width-relative:page;mso-height-relative:page" o:gfxdata="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" strokecolor="#5b9bd5 [3204]" strokeweight=".5pt">
                 <v:stroke endarrow="block" joinstyle="miter"/>
                 <o:lock v:ext="edit" shapetype="f"/>
               </v:shape>
@@ -2224,7 +2224,21 @@
         <w:rPr>
           <w:rFonts w:hint="eastAsia"/>
         </w:rPr>
-        <w:t>则只能说明两者对于第三方观察者不可区分，但不意味着两者应当相等。也就是说从</w:t>
+        <w:t>则只能说明两者对于第三</w:t>
+      </w:r>
+      <w:proofErr w:type="gramStart"/>
+      <w:r>
+        <w:rPr>
+          <w:rFonts w:hint="eastAsia"/>
+        </w:rPr>
+        <w:t>方观察</w:t>
+      </w:r>
+      <w:proofErr w:type="gramEnd"/>
+      <w:r>
+        <w:rPr>
+          <w:rFonts w:hint="eastAsia"/>
+        </w:rPr>
+        <w:t>者不可区分，但不意味着两者应当相等。也就是说从</w:t>
       </w:r>
       <m:oMath>
         <m:sSup>
@@ -7920,7 +7934,21 @@
         <w:rPr>
           <w:rFonts w:hint="eastAsia"/>
         </w:rPr>
-        <w:t>次幂。因为虚数单位以及它的平方和四次方都意味着超出当前度量能力，所以这里的1实际上是两种或者至少一种超出度量能力之后经过复数回环而得到的比率，它若被当作单位1，则体现为伽利略变换，若被当作为虚数单位的</w:t>
+        <w:t>次</w:t>
+      </w:r>
+      <w:proofErr w:type="gramStart"/>
+      <w:r>
+        <w:rPr>
+          <w:rFonts w:hint="eastAsia"/>
+        </w:rPr>
+        <w:t>幂</w:t>
+      </w:r>
+      <w:proofErr w:type="gramEnd"/>
+      <w:r>
+        <w:rPr>
+          <w:rFonts w:hint="eastAsia"/>
+        </w:rPr>
+        <w:t>。因为虚数单位以及它的平方和四次方都意味着超出当前度量能力，所以这里的1实际上是两种或者至少一种超出度量能力之后经过复数回环而得到的比率，它若被当作单位1，则体现为伽利略变换，若被当作为虚数单位的</w:t>
       </w:r>
       <m:oMath>
         <m:r>
@@ -7940,7 +7968,21 @@
         <w:rPr>
           <w:rFonts w:hint="eastAsia"/>
         </w:rPr>
-        <w:t>次幂，则体现为洛伦兹变换。</w:t>
+        <w:t>次</w:t>
+      </w:r>
+      <w:proofErr w:type="gramStart"/>
+      <w:r>
+        <w:rPr>
+          <w:rFonts w:hint="eastAsia"/>
+        </w:rPr>
+        <w:t>幂</w:t>
+      </w:r>
+      <w:proofErr w:type="gramEnd"/>
+      <w:r>
+        <w:rPr>
+          <w:rFonts w:hint="eastAsia"/>
+        </w:rPr>
+        <w:t>，则体现为洛伦兹变换。</w:t>
       </w:r>
       <w:r>
         <w:rPr>
@@ -13341,7 +13383,7 @@
     <w:p>
       <w:pPr>
         <w:rPr>
-          <w:rFonts w:ascii="宋体" w:eastAsia="宋体" w:hAnsi="宋体"/>
+          <w:rFonts w:ascii="宋体" w:eastAsia="宋体" w:hAnsi="宋体" w:hint="eastAsia"/>
         </w:rPr>
       </w:pPr>
       <m:oMathPara>
@@ -13386,13 +13428,6 @@
           </m:r>
         </m:oMath>
       </m:oMathPara>
-    </w:p>
-    <w:p>
-      <w:pPr>
-        <w:rPr>
-          <w:rFonts w:hint="eastAsia"/>
-        </w:rPr>
-      </w:pPr>
     </w:p>
     <w:p>
       <w:pPr>
@@ -14270,161 +14305,6 @@
               <w:rFonts w:ascii="Cambria Math" w:eastAsia="宋体" w:hAnsi="Cambria Math"/>
             </w:rPr>
             <m:t>vt</m:t>
-          </m:r>
-        </m:oMath>
-      </m:oMathPara>
-    </w:p>
-    <w:p>
-      <w:pPr>
-        <w:rPr>
-          <w:rFonts w:ascii="宋体" w:eastAsia="宋体" w:hAnsi="宋体"/>
-        </w:rPr>
-      </w:pPr>
-      <m:oMathPara>
-        <m:oMath>
-          <m:f>
-            <m:fPr>
-              <m:ctrlPr>
-                <w:rPr>
-                  <w:rFonts w:ascii="Cambria Math" w:eastAsia="宋体" w:hAnsi="Cambria Math"/>
-                  <w:i/>
-                </w:rPr>
-              </m:ctrlPr>
-            </m:fPr>
-            <m:num>
-              <m:sSup>
-                <m:sSupPr>
-                  <m:ctrlPr>
-                    <w:rPr>
-                      <w:rFonts w:ascii="Cambria Math" w:eastAsia="宋体" w:hAnsi="Cambria Math"/>
-                    </w:rPr>
-                  </m:ctrlPr>
-                </m:sSupPr>
-                <m:e>
-                  <m:r>
-                    <w:rPr>
-                      <w:rFonts w:ascii="Cambria Math" w:eastAsia="宋体" w:hAnsi="Cambria Math"/>
-                    </w:rPr>
-                    <m:t>t</m:t>
-                  </m:r>
-                  <m:ctrlPr>
-                    <w:rPr>
-                      <w:rFonts w:ascii="Cambria Math" w:eastAsia="宋体" w:hAnsi="Cambria Math"/>
-                      <w:i/>
-                    </w:rPr>
-                  </m:ctrlPr>
-                </m:e>
-                <m:sup>
-                  <m:r>
-                    <m:rPr>
-                      <m:sty m:val="p"/>
-                    </m:rPr>
-                    <w:rPr>
-                      <w:rFonts w:ascii="Cambria Math" w:eastAsia="宋体" w:hAnsi="Cambria Math"/>
-                    </w:rPr>
-                    <m:t>'</m:t>
-                  </m:r>
-                </m:sup>
-              </m:sSup>
-            </m:num>
-            <m:den>
-              <m:r>
-                <w:rPr>
-                  <w:rFonts w:ascii="Cambria Math" w:eastAsia="宋体" w:hAnsi="Cambria Math"/>
-                </w:rPr>
-                <m:t>t</m:t>
-              </m:r>
-            </m:den>
-          </m:f>
-          <m:r>
-            <w:rPr>
-              <w:rFonts w:ascii="Cambria Math" w:eastAsia="宋体" w:hAnsi="Cambria Math"/>
-            </w:rPr>
-            <m:t>=</m:t>
-          </m:r>
-          <m:f>
-            <m:fPr>
-              <m:ctrlPr>
-                <w:rPr>
-                  <w:rFonts w:ascii="Cambria Math" w:eastAsia="宋体" w:hAnsi="Cambria Math"/>
-                  <w:i/>
-                </w:rPr>
-              </m:ctrlPr>
-            </m:fPr>
-            <m:num>
-              <m:sSup>
-                <m:sSupPr>
-                  <m:ctrlPr>
-                    <w:rPr>
-                      <w:rFonts w:ascii="Cambria Math" w:eastAsia="宋体" w:hAnsi="Cambria Math"/>
-                      <w:i/>
-                    </w:rPr>
-                  </m:ctrlPr>
-                </m:sSupPr>
-                <m:e>
-                  <m:r>
-                    <w:rPr>
-                      <w:rFonts w:ascii="Cambria Math" w:eastAsia="宋体" w:hAnsi="Cambria Math"/>
-                    </w:rPr>
-                    <m:t>i</m:t>
-                  </m:r>
-                </m:e>
-                <m:sup>
-                  <m:r>
-                    <w:rPr>
-                      <w:rFonts w:ascii="Cambria Math" w:eastAsia="宋体" w:hAnsi="Cambria Math"/>
-                    </w:rPr>
-                    <m:t>'</m:t>
-                  </m:r>
-                </m:sup>
-              </m:sSup>
-            </m:num>
-            <m:den>
-              <m:r>
-                <w:rPr>
-                  <w:rFonts w:ascii="Cambria Math" w:eastAsia="宋体" w:hAnsi="Cambria Math"/>
-                </w:rPr>
-                <m:t>i</m:t>
-              </m:r>
-            </m:den>
-          </m:f>
-          <m:r>
-            <w:rPr>
-              <w:rFonts w:ascii="Cambria Math" w:eastAsia="宋体" w:hAnsi="Cambria Math"/>
-            </w:rPr>
-            <m:t>=</m:t>
-          </m:r>
-          <m:f>
-            <m:fPr>
-              <m:ctrlPr>
-                <w:rPr>
-                  <w:rFonts w:ascii="Cambria Math" w:eastAsia="宋体" w:hAnsi="Cambria Math"/>
-                  <w:i/>
-                </w:rPr>
-              </m:ctrlPr>
-            </m:fPr>
-            <m:num>
-              <m:r>
-                <w:rPr>
-                  <w:rFonts w:ascii="Cambria Math" w:eastAsia="宋体" w:hAnsi="Cambria Math"/>
-                </w:rPr>
-                <m:t>i</m:t>
-              </m:r>
-            </m:num>
-            <m:den>
-              <m:r>
-                <w:rPr>
-                  <w:rFonts w:ascii="Cambria Math" w:eastAsia="宋体" w:hAnsi="Cambria Math"/>
-                </w:rPr>
-                <m:t>i</m:t>
-              </m:r>
-            </m:den>
-          </m:f>
-          <m:r>
-            <w:rPr>
-              <w:rFonts w:ascii="Cambria Math" w:eastAsia="宋体" w:hAnsi="Cambria Math"/>
-            </w:rPr>
-            <m:t>=1</m:t>
           </m:r>
         </m:oMath>
       </m:oMathPara>

--- a/又论洛伦兹变换.docx
+++ b/又论洛伦兹变换.docx
@@ -5,9 +5,6 @@
     <w:p>
       <w:pPr>
         <w:pStyle w:val="a3"/>
-        <w:rPr>
-          <w:rFonts w:hint="eastAsia"/>
-        </w:rPr>
       </w:pPr>
       <w:r>
         <w:rPr>
@@ -28,43 +25,34 @@
     <w:p>
       <w:pPr>
         <w:rPr>
+          <w:rFonts w:ascii="宋体" w:eastAsia="宋体" w:hAnsi="宋体"/>
+        </w:rPr>
+      </w:pPr>
+      <w:r>
+        <w:rPr>
           <w:rFonts w:ascii="宋体" w:eastAsia="宋体" w:hAnsi="宋体" w:hint="eastAsia"/>
         </w:rPr>
-      </w:pPr>
+        <w:t>下图给出了洛伦兹变换的</w:t>
+      </w:r>
       <w:r>
         <w:rPr>
           <w:rFonts w:ascii="宋体" w:eastAsia="宋体" w:hAnsi="宋体" w:hint="eastAsia"/>
         </w:rPr>
-        <w:t>下图给出了洛伦兹变换的</w:t>
+        <w:t>形象描述</w:t>
       </w:r>
       <w:r>
         <w:rPr>
           <w:rFonts w:ascii="宋体" w:eastAsia="宋体" w:hAnsi="宋体" w:hint="eastAsia"/>
         </w:rPr>
-        <w:t>形象描述</w:t>
-      </w:r>
-      <w:r>
-        <w:rPr>
-          <w:rFonts w:ascii="宋体" w:eastAsia="宋体" w:hAnsi="宋体" w:hint="eastAsia"/>
-        </w:rPr>
         <w:t>，</w:t>
       </w:r>
     </w:p>
-    <w:p>
-      <w:pPr>
-        <w:rPr>
-          <w:rFonts w:hint="eastAsia"/>
-        </w:rPr>
-      </w:pPr>
-    </w:p>
+    <w:p/>
     <w:p>
       <w:pPr>
         <w:tabs>
           <w:tab w:val="left" w:pos="2199"/>
         </w:tabs>
-        <w:rPr>
-          <w:rFonts w:hint="eastAsia"/>
-        </w:rPr>
       </w:pPr>
       <w:r>
         <w:rPr>
@@ -135,7 +123,7 @@
           </mc:Choice>
           <mc:Fallback>
             <w:pict>
-              <v:line w14:anchorId="1D5E690C" id="直接连接符 19" o:spid="_x0000_s1026" style="position:absolute;z-index:251662336;visibility:visible;mso-wrap-style:square;mso-width-percent:0;mso-height-percent:0;mso-wrap-distance-left:3.17497mm;mso-wrap-distance-top:0;mso-wrap-distance-right:3.17497mm;mso-wrap-distance-bottom:0;mso-position-horizontal:absolute;mso-position-horizontal-relative:text;mso-position-vertical:absolute;mso-position-vertical-relative:text;mso-width-percent:0;mso-height-percent:0;mso-width-relative:margin;mso-height-relative:margin" from="271pt,.75pt" to="271pt,149.4pt" o:gfxdata="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" strokecolor="#5b9bd5 [3204]" strokeweight=".5pt">
+              <v:line w14:anchorId="57AC1338" id="直接连接符 19" o:spid="_x0000_s1026" style="position:absolute;z-index:251662336;visibility:visible;mso-wrap-style:square;mso-width-percent:0;mso-height-percent:0;mso-wrap-distance-left:3.17497mm;mso-wrap-distance-top:0;mso-wrap-distance-right:3.17497mm;mso-wrap-distance-bottom:0;mso-position-horizontal:absolute;mso-position-horizontal-relative:text;mso-position-vertical:absolute;mso-position-vertical-relative:text;mso-width-percent:0;mso-height-percent:0;mso-width-relative:margin;mso-height-relative:margin" from="271pt,.75pt" to="271pt,149.4pt" o:gfxdata="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" strokecolor="#5b9bd5 [3204]" strokeweight=".5pt">
                 <v:stroke dashstyle="dash" joinstyle="miter"/>
                 <o:lock v:ext="edit" shapetype="f"/>
               </v:line>
@@ -212,7 +200,7 @@
           </mc:Choice>
           <mc:Fallback>
             <w:pict>
-              <v:line w14:anchorId="2FD4F79B" id="直接连接符 18" o:spid="_x0000_s1026" style="position:absolute;flip:x y;z-index:251661312;visibility:visible;mso-wrap-style:square;mso-width-percent:0;mso-height-percent:0;mso-wrap-distance-left:3.17497mm;mso-wrap-distance-top:0;mso-wrap-distance-right:3.17497mm;mso-wrap-distance-bottom:0;mso-position-horizontal:absolute;mso-position-horizontal-relative:text;mso-position-vertical:absolute;mso-position-vertical-relative:text;mso-width-percent:0;mso-height-percent:0;mso-width-relative:margin;mso-height-relative:margin" from="138.8pt,.65pt" to="138.8pt,71.1pt" o:gfxdata="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" strokecolor="#5b9bd5 [3204]" strokeweight=".5pt">
+              <v:line w14:anchorId="7E41F920" id="直接连接符 18" o:spid="_x0000_s1026" style="position:absolute;flip:x y;z-index:251661312;visibility:visible;mso-wrap-style:square;mso-width-percent:0;mso-height-percent:0;mso-wrap-distance-left:3.17497mm;mso-wrap-distance-top:0;mso-wrap-distance-right:3.17497mm;mso-wrap-distance-bottom:0;mso-position-horizontal:absolute;mso-position-horizontal-relative:text;mso-position-vertical:absolute;mso-position-vertical-relative:text;mso-width-percent:0;mso-height-percent:0;mso-width-relative:margin;mso-height-relative:margin" from="138.8pt,.65pt" to="138.8pt,71.1pt" o:gfxdata="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" strokecolor="#5b9bd5 [3204]" strokeweight=".5pt">
                 <v:stroke dashstyle="3 1" joinstyle="miter"/>
                 <o:lock v:ext="edit" shapetype="f"/>
               </v:line>
@@ -292,7 +280,7 @@
           </mc:Choice>
           <mc:Fallback>
             <w:pict>
-              <v:shapetype w14:anchorId="6B46BAC3" id="_x0000_t34" coordsize="21600,21600" o:spt="34" o:oned="t" adj="10800" path="m,l@0,0@0,21600,21600,21600e" filled="f">
+              <v:shapetype w14:anchorId="0E903F9E" id="_x0000_t34" coordsize="21600,21600" o:spt="34" o:oned="t" adj="10800" path="m,l@0,0@0,21600,21600,21600e" filled="f">
                 <v:stroke joinstyle="miter"/>
                 <v:formulas>
                   <v:f eqn="val #0"/>
@@ -324,11 +312,6 @@
       </m:oMath>
     </w:p>
     <w:p>
-      <w:pPr>
-        <w:rPr>
-          <w:rFonts w:hint="eastAsia"/>
-        </w:rPr>
-      </w:pPr>
       <w:r>
         <w:rPr>
           <w:noProof/>
@@ -398,7 +381,7 @@
           </mc:Choice>
           <mc:Fallback>
             <w:pict>
-              <v:shapetype w14:anchorId="632C5E10" id="_x0000_t32" coordsize="21600,21600" o:spt="32" o:oned="t" path="m,l21600,21600e" filled="f">
+              <v:shapetype w14:anchorId="199944C1" id="_x0000_t32" coordsize="21600,21600" o:spt="32" o:oned="t" path="m,l21600,21600e" filled="f">
                 <v:path arrowok="t" fillok="f" o:connecttype="none"/>
                 <o:lock v:ext="edit" shapetype="t"/>
               </v:shapetype>
@@ -418,9 +401,6 @@
           <w:tab w:val="left" w:pos="2133"/>
           <w:tab w:val="center" w:pos="4153"/>
         </w:tabs>
-        <w:rPr>
-          <w:rFonts w:hint="eastAsia"/>
-        </w:rPr>
       </w:pPr>
       <w:r>
         <w:rPr>
@@ -491,7 +471,7 @@
           </mc:Choice>
           <mc:Fallback>
             <w:pict>
-              <v:shape w14:anchorId="70719A56" id="直接箭头连接符 28" o:spid="_x0000_s1026" type="#_x0000_t32" style="position:absolute;margin-left:138.8pt;margin-top:14.7pt;width:132.15pt;height:0;z-index:251665408;visibility:visible;mso-wrap-style:square;mso-width-percent:0;mso-height-percent:0;mso-wrap-distance-left:9pt;mso-wrap-distance-top:-3e-5mm;mso-wrap-distance-right:9pt;mso-wrap-distance-bottom:-3e-5mm;mso-position-horizontal:absolute;mso-position-horizontal-relative:text;mso-position-vertical:absolute;mso-position-vertical-relative:text;mso-width-percent:0;mso-height-percent:0;mso-width-relative:page;mso-height-relative:page" o:gfxdata="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" strokecolor="#5b9bd5 [3204]" strokeweight=".5pt">
+              <v:shape w14:anchorId="2E90D9C1" id="直接箭头连接符 28" o:spid="_x0000_s1026" type="#_x0000_t32" style="position:absolute;margin-left:138.8pt;margin-top:14.7pt;width:132.15pt;height:0;z-index:251665408;visibility:visible;mso-wrap-style:square;mso-width-percent:0;mso-height-percent:0;mso-wrap-distance-left:9pt;mso-wrap-distance-top:-3e-5mm;mso-wrap-distance-right:9pt;mso-wrap-distance-bottom:-3e-5mm;mso-position-horizontal:absolute;mso-position-horizontal-relative:text;mso-position-vertical:absolute;mso-position-vertical-relative:text;mso-width-percent:0;mso-height-percent:0;mso-width-relative:page;mso-height-relative:page" o:gfxdata="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" strokecolor="#5b9bd5 [3204]" strokeweight=".5pt">
                 <v:stroke endarrow="block" joinstyle="miter"/>
                 <o:lock v:ext="edit" shapetype="f"/>
               </v:shape>
@@ -592,11 +572,6 @@
       </m:oMath>
     </w:p>
     <w:p>
-      <w:pPr>
-        <w:rPr>
-          <w:rFonts w:hint="eastAsia"/>
-        </w:rPr>
-      </w:pPr>
       <w:r>
         <w:rPr>
           <w:noProof/>
@@ -666,7 +641,7 @@
           </mc:Choice>
           <mc:Fallback>
             <w:pict>
-              <v:shape w14:anchorId="428DD595" id="直接箭头连接符 22" o:spid="_x0000_s1026" type="#_x0000_t32" style="position:absolute;margin-left:78.4pt;margin-top:7.25pt;width:60.4pt;height:0;flip:x;z-index:251664384;visibility:visible;mso-wrap-style:square;mso-width-percent:0;mso-height-percent:0;mso-wrap-distance-left:9pt;mso-wrap-distance-top:-3e-5mm;mso-wrap-distance-right:9pt;mso-wrap-distance-bottom:-3e-5mm;mso-position-horizontal:absolute;mso-position-horizontal-relative:text;mso-position-vertical:absolute;mso-position-vertical-relative:text;mso-width-percent:0;mso-height-percent:0;mso-width-relative:page;mso-height-relative:page" o:gfxdata="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" strokecolor="#5b9bd5 [3204]" strokeweight=".5pt">
+              <v:shape w14:anchorId="2C986EC0" id="直接箭头连接符 22" o:spid="_x0000_s1026" type="#_x0000_t32" style="position:absolute;margin-left:78.4pt;margin-top:7.25pt;width:60.4pt;height:0;flip:x;z-index:251664384;visibility:visible;mso-wrap-style:square;mso-width-percent:0;mso-height-percent:0;mso-wrap-distance-left:9pt;mso-wrap-distance-top:-3e-5mm;mso-wrap-distance-right:9pt;mso-wrap-distance-bottom:-3e-5mm;mso-position-horizontal:absolute;mso-position-horizontal-relative:text;mso-position-vertical:absolute;mso-position-vertical-relative:text;mso-width-percent:0;mso-height-percent:0;mso-width-relative:page;mso-height-relative:page" o:gfxdata="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" strokecolor="#5b9bd5 [3204]" strokeweight=".5pt">
                 <v:stroke endarrow="block" joinstyle="miter"/>
                 <o:lock v:ext="edit" shapetype="f"/>
               </v:shape>
@@ -676,11 +651,6 @@
       </w:r>
     </w:p>
     <w:p>
-      <w:pPr>
-        <w:rPr>
-          <w:rFonts w:hint="eastAsia"/>
-        </w:rPr>
-      </w:pPr>
       <w:r>
         <w:rPr>
           <w:noProof/>
@@ -753,7 +723,7 @@
           </mc:Choice>
           <mc:Fallback>
             <w:pict>
-              <v:shape w14:anchorId="485921B6" id="连接符: 肘形 15" o:spid="_x0000_s1026" type="#_x0000_t34" style="position:absolute;margin-left:78.5pt;margin-top:15.3pt;width:256.15pt;height:71.7pt;z-index:251660288;visibility:visible;mso-wrap-style:square;mso-width-percent:0;mso-height-percent:0;mso-wrap-distance-left:9pt;mso-wrap-distance-top:0;mso-wrap-distance-right:9pt;mso-wrap-distance-bottom:0;mso-position-horizontal:absolute;mso-position-horizontal-relative:text;mso-position-vertical:absolute;mso-position-vertical-relative:text;mso-width-percent:0;mso-height-percent:0;mso-width-relative:margin;mso-height-relative:margin" o:gfxdata="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" adj="27" strokecolor="#5b9bd5 [3204]" strokeweight=".5pt">
+              <v:shape w14:anchorId="23F67F7A" id="连接符: 肘形 15" o:spid="_x0000_s1026" type="#_x0000_t34" style="position:absolute;margin-left:78.5pt;margin-top:15.3pt;width:256.15pt;height:71.7pt;z-index:251660288;visibility:visible;mso-wrap-style:square;mso-width-percent:0;mso-height-percent:0;mso-wrap-distance-left:9pt;mso-wrap-distance-top:0;mso-wrap-distance-right:9pt;mso-wrap-distance-bottom:0;mso-position-horizontal:absolute;mso-position-horizontal-relative:text;mso-position-vertical:absolute;mso-position-vertical-relative:text;mso-width-percent:0;mso-height-percent:0;mso-width-relative:margin;mso-height-relative:margin" o:gfxdata="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" adj="27" strokecolor="#5b9bd5 [3204]" strokeweight=".5pt">
                 <v:stroke startarrow="block" endarrow="block"/>
                 <o:lock v:ext="edit" shapetype="f"/>
               </v:shape>
@@ -768,9 +738,6 @@
           <w:tab w:val="left" w:pos="2845"/>
           <w:tab w:val="left" w:pos="5592"/>
         </w:tabs>
-        <w:rPr>
-          <w:rFonts w:hint="eastAsia"/>
-        </w:rPr>
       </w:pPr>
       <w:r>
         <w:tab/>
@@ -820,9 +787,6 @@
         <w:tabs>
           <w:tab w:val="left" w:pos="3201"/>
         </w:tabs>
-        <w:rPr>
-          <w:rFonts w:hint="eastAsia"/>
-        </w:rPr>
       </w:pPr>
       <w:r>
         <w:rPr>
@@ -893,7 +857,7 @@
           </mc:Choice>
           <mc:Fallback>
             <w:pict>
-              <v:shape w14:anchorId="0858333F" id="直接箭头连接符 30" o:spid="_x0000_s1026" type="#_x0000_t32" style="position:absolute;margin-left:78.9pt;margin-top:14.65pt;width:192.5pt;height:0;z-index:251666432;visibility:visible;mso-wrap-style:square;mso-width-percent:0;mso-height-percent:0;mso-wrap-distance-left:9pt;mso-wrap-distance-top:-3e-5mm;mso-wrap-distance-right:9pt;mso-wrap-distance-bottom:-3e-5mm;mso-position-horizontal:absolute;mso-position-horizontal-relative:text;mso-position-vertical:absolute;mso-position-vertical-relative:text;mso-width-percent:0;mso-height-percent:0;mso-width-relative:page;mso-height-relative:page" o:gfxdata="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" strokecolor="#5b9bd5 [3204]" strokeweight=".5pt">
+              <v:shape w14:anchorId="75D29763" id="直接箭头连接符 30" o:spid="_x0000_s1026" type="#_x0000_t32" style="position:absolute;margin-left:78.9pt;margin-top:14.65pt;width:192.5pt;height:0;z-index:251666432;visibility:visible;mso-wrap-style:square;mso-width-percent:0;mso-height-percent:0;mso-wrap-distance-left:9pt;mso-wrap-distance-top:-3e-5mm;mso-wrap-distance-right:9pt;mso-wrap-distance-bottom:-3e-5mm;mso-position-horizontal:absolute;mso-position-horizontal-relative:text;mso-position-vertical:absolute;mso-position-vertical-relative:text;mso-width-percent:0;mso-height-percent:0;mso-width-relative:page;mso-height-relative:page" o:gfxdata="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" strokecolor="#5b9bd5 [3204]" strokeweight=".5pt">
                 <v:stroke endarrow="block" joinstyle="miter"/>
                 <o:lock v:ext="edit" shapetype="f"/>
               </v:shape>
@@ -918,9 +882,6 @@
         <w:tabs>
           <w:tab w:val="left" w:pos="1376"/>
         </w:tabs>
-        <w:rPr>
-          <w:rFonts w:hint="eastAsia"/>
-        </w:rPr>
       </w:pPr>
       <w:r>
         <w:tab/>
@@ -934,20 +895,8 @@
         </m:r>
       </m:oMath>
     </w:p>
-    <w:p>
-      <w:pPr>
-        <w:rPr>
-          <w:rFonts w:hint="eastAsia"/>
-        </w:rPr>
-      </w:pPr>
-    </w:p>
-    <w:p>
-      <w:pPr>
-        <w:rPr>
-          <w:rFonts w:hint="eastAsia"/>
-        </w:rPr>
-      </w:pPr>
-    </w:p>
+    <w:p/>
+    <w:p/>
     <w:p>
       <w:pPr>
         <w:tabs>
@@ -955,7 +904,7 @@
           <w:tab w:val="left" w:pos="5343"/>
         </w:tabs>
         <w:rPr>
-          <w:rFonts w:ascii="宋体" w:eastAsia="宋体" w:hAnsi="宋体" w:hint="eastAsia"/>
+          <w:rFonts w:ascii="宋体" w:eastAsia="宋体" w:hAnsi="宋体"/>
         </w:rPr>
       </w:pPr>
       <w:r>
@@ -988,11 +937,6 @@
       </m:oMath>
     </w:p>
     <w:p>
-      <w:pPr>
-        <w:rPr>
-          <w:rFonts w:hint="eastAsia"/>
-        </w:rPr>
-      </w:pPr>
       <w:r>
         <w:rPr>
           <w:rFonts w:hint="eastAsia"/>
@@ -1206,30 +1150,19 @@
         <w:t>，两个（显然）不同的结果，（显然）是因为在两个不同的惯性系中分别观察而得到的。</w:t>
       </w:r>
     </w:p>
+    <w:p/>
     <w:p>
-      <w:pPr>
+      <w:r>
         <w:rPr>
           <w:rFonts w:hint="eastAsia"/>
         </w:rPr>
-      </w:pPr>
+        <w:t>依照上面的图像可以写出如下方程组，</w:t>
+      </w:r>
     </w:p>
     <w:p>
       <w:pPr>
         <w:rPr>
-          <w:rFonts w:hint="eastAsia"/>
-        </w:rPr>
-      </w:pPr>
-      <w:r>
-        <w:rPr>
-          <w:rFonts w:hint="eastAsia"/>
-        </w:rPr>
-        <w:t>依照上面的图像可以写出如下方程组，</w:t>
-      </w:r>
-    </w:p>
-    <w:p>
-      <w:pPr>
-        <w:rPr>
-          <w:rFonts w:ascii="宋体" w:eastAsia="宋体" w:hAnsi="宋体" w:hint="eastAsia"/>
+          <w:rFonts w:ascii="宋体" w:eastAsia="宋体" w:hAnsi="宋体"/>
         </w:rPr>
       </w:pPr>
       <m:oMathPara>
@@ -1470,16 +1403,11 @@
     <w:p>
       <w:pPr>
         <w:rPr>
-          <w:rFonts w:ascii="宋体" w:eastAsia="宋体" w:hAnsi="宋体" w:hint="eastAsia"/>
+          <w:rFonts w:ascii="宋体" w:eastAsia="宋体" w:hAnsi="宋体"/>
         </w:rPr>
       </w:pPr>
     </w:p>
     <w:p>
-      <w:pPr>
-        <w:rPr>
-          <w:rFonts w:hint="eastAsia"/>
-        </w:rPr>
-      </w:pPr>
       <w:r>
         <w:rPr>
           <w:rFonts w:hint="eastAsia"/>
@@ -1490,7 +1418,6 @@
     <w:p>
       <w:pPr>
         <w:rPr>
-          <w:rFonts w:hint="eastAsia"/>
           <w:i/>
         </w:rPr>
       </w:pPr>
@@ -1551,7 +1478,6 @@
     <w:p>
       <w:pPr>
         <w:rPr>
-          <w:rFonts w:hint="eastAsia"/>
           <w:iCs/>
         </w:rPr>
       </w:pPr>
@@ -1566,7 +1492,7 @@
     <w:p>
       <w:pPr>
         <w:rPr>
-          <w:rFonts w:ascii="宋体" w:eastAsia="宋体" w:hAnsi="宋体" w:hint="eastAsia"/>
+          <w:rFonts w:ascii="宋体" w:eastAsia="宋体" w:hAnsi="宋体"/>
         </w:rPr>
       </w:pPr>
       <m:oMathPara>
@@ -1640,7 +1566,7 @@
     <w:p>
       <w:pPr>
         <w:rPr>
-          <w:rFonts w:ascii="宋体" w:eastAsia="宋体" w:hAnsi="宋体" w:hint="eastAsia"/>
+          <w:rFonts w:ascii="宋体" w:eastAsia="宋体" w:hAnsi="宋体"/>
         </w:rPr>
       </w:pPr>
       <m:oMathPara>
@@ -1709,7 +1635,6 @@
     <w:p>
       <w:pPr>
         <w:rPr>
-          <w:rFonts w:hint="eastAsia"/>
           <w:iCs/>
         </w:rPr>
       </w:pPr>
@@ -1734,21 +1659,14 @@
     <w:p>
       <w:pPr>
         <w:rPr>
+          <w:i/>
+        </w:rPr>
+      </w:pPr>
+      <w:r>
+        <w:rPr>
           <w:rFonts w:hint="eastAsia"/>
-          <w:i/>
-        </w:rPr>
-      </w:pPr>
-      <w:r>
-        <w:rPr>
-          <w:rFonts w:hint="eastAsia"/>
-        </w:rPr>
-        <w:t>在伽利略变换的基础上，</w:t>
-      </w:r>
-      <w:r>
-        <w:rPr>
-          <w:rFonts w:hint="eastAsia"/>
-        </w:rPr>
-        <w:t>只需各自在方程右侧加上一个比例系数</w:t>
+        </w:rPr>
+        <w:t>在伽利略变换的基础上，只需各自在方程右侧加上一个比例系数</w:t>
       </w:r>
       <m:oMath>
         <m:r>
@@ -1794,7 +1712,7 @@
     <w:p>
       <w:pPr>
         <w:rPr>
-          <w:rFonts w:ascii="宋体" w:eastAsia="宋体" w:hAnsi="宋体" w:hint="eastAsia"/>
+          <w:rFonts w:ascii="宋体" w:eastAsia="宋体" w:hAnsi="宋体"/>
         </w:rPr>
       </w:pPr>
       <m:oMathPara>
@@ -1894,7 +1812,7 @@
     <w:p>
       <w:pPr>
         <w:rPr>
-          <w:rFonts w:ascii="宋体" w:eastAsia="宋体" w:hAnsi="宋体" w:hint="eastAsia"/>
+          <w:rFonts w:ascii="宋体" w:eastAsia="宋体" w:hAnsi="宋体"/>
         </w:rPr>
       </w:pPr>
       <m:oMathPara>
@@ -2002,7 +1920,7 @@
     <w:p>
       <w:pPr>
         <w:rPr>
-          <w:rFonts w:ascii="宋体" w:eastAsia="宋体" w:hAnsi="宋体" w:hint="eastAsia"/>
+          <w:rFonts w:ascii="宋体" w:eastAsia="宋体" w:hAnsi="宋体"/>
         </w:rPr>
       </w:pPr>
       <m:oMathPara>
@@ -2026,13 +1944,7 @@
             <w:rPr>
               <w:rFonts w:ascii="Cambria Math" w:eastAsia="宋体" w:hAnsi="Cambria Math"/>
             </w:rPr>
-            <m:t>k</m:t>
-          </m:r>
-          <m:r>
-            <w:rPr>
-              <w:rFonts w:ascii="Cambria Math" w:eastAsia="宋体" w:hAnsi="Cambria Math"/>
-            </w:rPr>
-            <m:t>'</m:t>
+            <m:t>k'</m:t>
           </m:r>
           <m:d>
             <m:dPr>
@@ -2108,7 +2020,7 @@
     <w:p>
       <w:pPr>
         <w:rPr>
-          <w:rFonts w:ascii="宋体" w:eastAsia="宋体" w:hAnsi="宋体" w:hint="eastAsia"/>
+          <w:rFonts w:ascii="宋体" w:eastAsia="宋体" w:hAnsi="宋体"/>
         </w:rPr>
       </w:pPr>
       <m:oMathPara>
@@ -2425,7 +2337,7 @@
     <w:p>
       <w:pPr>
         <w:rPr>
-          <w:rFonts w:ascii="宋体" w:eastAsia="宋体" w:hAnsi="宋体" w:hint="eastAsia"/>
+          <w:rFonts w:ascii="宋体" w:eastAsia="宋体" w:hAnsi="宋体"/>
         </w:rPr>
       </w:pPr>
       <m:oMathPara>
@@ -2571,13 +2483,7 @@
             <w:rPr>
               <w:rFonts w:ascii="Cambria Math" w:eastAsia="宋体" w:hAnsi="Cambria Math"/>
             </w:rPr>
-            <m:t>k</m:t>
-          </m:r>
-          <m:r>
-            <w:rPr>
-              <w:rFonts w:ascii="Cambria Math" w:eastAsia="宋体" w:hAnsi="Cambria Math"/>
-            </w:rPr>
-            <m:t>'</m:t>
+            <m:t>k'</m:t>
           </m:r>
           <m:d>
             <m:dPr>
@@ -2617,7 +2523,7 @@
     <w:p>
       <w:pPr>
         <w:rPr>
-          <w:rFonts w:ascii="宋体" w:eastAsia="宋体" w:hAnsi="宋体" w:hint="eastAsia"/>
+          <w:rFonts w:ascii="宋体" w:eastAsia="宋体" w:hAnsi="宋体"/>
         </w:rPr>
       </w:pPr>
       <w:r>
@@ -2879,11 +2785,6 @@
       </m:oMathPara>
     </w:p>
     <w:p>
-      <w:pPr>
-        <w:rPr>
-          <w:rFonts w:hint="eastAsia"/>
-        </w:rPr>
-      </w:pPr>
       <m:oMathPara>
         <m:oMath>
           <m:f>
@@ -3026,13 +2927,7 @@
                 <w:rPr>
                   <w:rFonts w:ascii="Cambria Math" w:eastAsia="宋体" w:hAnsi="Cambria Math"/>
                 </w:rPr>
-                <m:t>ct</m:t>
-              </m:r>
-              <m:r>
-                <w:rPr>
-                  <w:rFonts w:ascii="Cambria Math" w:eastAsia="宋体" w:hAnsi="Cambria Math"/>
-                </w:rPr>
-                <m:t>-vt</m:t>
+                <m:t>ct-vt</m:t>
               </m:r>
             </m:e>
           </m:d>
@@ -3040,19 +2935,7 @@
             <w:rPr>
               <w:rFonts w:ascii="Cambria Math" w:eastAsia="宋体" w:hAnsi="Cambria Math"/>
             </w:rPr>
-            <m:t>=</m:t>
-          </m:r>
-          <m:r>
-            <w:rPr>
-              <w:rFonts w:ascii="Cambria Math" w:eastAsia="宋体" w:hAnsi="Cambria Math"/>
-            </w:rPr>
-            <m:t>t</m:t>
-          </m:r>
-          <m:r>
-            <w:rPr>
-              <w:rFonts w:ascii="Cambria Math" w:eastAsia="宋体" w:hAnsi="Cambria Math"/>
-            </w:rPr>
-            <m:t>'(</m:t>
+            <m:t>=t'(</m:t>
           </m:r>
           <m:sSup>
             <m:sSupPr>
@@ -3296,13 +3179,7 @@
                         <w:rPr>
                           <w:rFonts w:ascii="Cambria Math" w:eastAsia="宋体" w:hAnsi="Cambria Math"/>
                         </w:rPr>
-                        <m:t>t</m:t>
-                      </m:r>
-                      <m:r>
-                        <w:rPr>
-                          <w:rFonts w:ascii="Cambria Math" w:eastAsia="宋体" w:hAnsi="Cambria Math"/>
-                        </w:rPr>
-                        <m:t>'</m:t>
+                        <m:t>t'</m:t>
                       </m:r>
                     </m:num>
                     <m:den>
@@ -3346,13 +3223,7 @@
                 <w:rPr>
                   <w:rFonts w:ascii="Cambria Math" w:eastAsia="宋体" w:hAnsi="Cambria Math"/>
                 </w:rPr>
-                <m:t>c-</m:t>
-              </m:r>
-              <m:r>
-                <w:rPr>
-                  <w:rFonts w:ascii="Cambria Math" w:eastAsia="宋体" w:hAnsi="Cambria Math"/>
-                </w:rPr>
-                <m:t>v</m:t>
+                <m:t>c-v</m:t>
               </m:r>
             </m:num>
             <m:den>
@@ -3360,13 +3231,7 @@
                 <w:rPr>
                   <w:rFonts w:ascii="Cambria Math" w:eastAsia="宋体" w:hAnsi="Cambria Math"/>
                 </w:rPr>
-                <m:t>c+</m:t>
-              </m:r>
-              <m:r>
-                <w:rPr>
-                  <w:rFonts w:ascii="Cambria Math" w:eastAsia="宋体" w:hAnsi="Cambria Math"/>
-                </w:rPr>
-                <m:t>v</m:t>
+                <m:t>c+v</m:t>
               </m:r>
             </m:den>
           </m:f>
@@ -3377,7 +3242,6 @@
     <w:p>
       <w:pPr>
         <w:rPr>
-          <w:rFonts w:hint="eastAsia"/>
           <w:iCs/>
         </w:rPr>
       </w:pPr>
@@ -3461,7 +3325,6 @@
     <w:p>
       <w:pPr>
         <w:rPr>
-          <w:rFonts w:hint="eastAsia"/>
           <w:iCs/>
         </w:rPr>
       </w:pPr>
@@ -3471,13 +3334,7 @@
             <w:rPr>
               <w:rFonts w:ascii="Cambria Math" w:eastAsia="宋体" w:hAnsi="Cambria Math"/>
             </w:rPr>
-            <m:t>t'=</m:t>
-          </m:r>
-          <m:r>
-            <w:rPr>
-              <w:rFonts w:ascii="Cambria Math" w:eastAsia="宋体" w:hAnsi="Cambria Math"/>
-            </w:rPr>
-            <m:t>t</m:t>
+            <m:t>t'=t</m:t>
           </m:r>
           <m:rad>
             <m:radPr>
@@ -3702,11 +3559,6 @@
       </m:oMathPara>
     </w:p>
     <w:p>
-      <w:pPr>
-        <w:rPr>
-          <w:rFonts w:hint="eastAsia"/>
-        </w:rPr>
-      </w:pPr>
       <w:r>
         <w:rPr>
           <w:rFonts w:hint="eastAsia"/>
@@ -3717,7 +3569,7 @@
     <w:p>
       <w:pPr>
         <w:rPr>
-          <w:rFonts w:ascii="宋体" w:eastAsia="宋体" w:hAnsi="宋体" w:hint="eastAsia"/>
+          <w:rFonts w:ascii="宋体" w:eastAsia="宋体" w:hAnsi="宋体"/>
         </w:rPr>
       </w:pPr>
       <m:oMathPara>
@@ -3817,7 +3669,7 @@
     <w:p>
       <w:pPr>
         <w:rPr>
-          <w:rFonts w:ascii="宋体" w:eastAsia="宋体" w:hAnsi="宋体" w:hint="eastAsia"/>
+          <w:rFonts w:ascii="宋体" w:eastAsia="宋体" w:hAnsi="宋体"/>
         </w:rPr>
       </w:pPr>
       <m:oMathPara>
@@ -3903,7 +3755,7 @@
     <w:p>
       <w:pPr>
         <w:rPr>
-          <w:rFonts w:ascii="宋体" w:eastAsia="宋体" w:hAnsi="宋体" w:hint="eastAsia"/>
+          <w:rFonts w:ascii="宋体" w:eastAsia="宋体" w:hAnsi="宋体"/>
         </w:rPr>
       </w:pPr>
       <m:oMathPara>
@@ -3942,13 +3794,7 @@
                 <w:rPr>
                   <w:rFonts w:ascii="Cambria Math" w:eastAsia="宋体" w:hAnsi="Cambria Math"/>
                 </w:rPr>
-                <m:t>ct</m:t>
-              </m:r>
-              <m:r>
-                <w:rPr>
-                  <w:rFonts w:ascii="Cambria Math" w:eastAsia="宋体" w:hAnsi="Cambria Math"/>
-                </w:rPr>
-                <m:t>'</m:t>
+                <m:t>ct'</m:t>
               </m:r>
               <m:r>
                 <m:rPr>
@@ -4061,7 +3907,6 @@
     <w:p>
       <w:pPr>
         <w:rPr>
-          <w:rFonts w:hint="eastAsia"/>
           <w:iCs/>
         </w:rPr>
       </w:pPr>
@@ -4071,13 +3916,7 @@
             <w:rPr>
               <w:rFonts w:ascii="Cambria Math" w:eastAsia="宋体" w:hAnsi="Cambria Math" w:hint="eastAsia"/>
             </w:rPr>
-            <m:t>ct</m:t>
-          </m:r>
-          <m:r>
-            <w:rPr>
-              <w:rFonts w:ascii="Cambria Math" w:eastAsia="宋体" w:hAnsi="Cambria Math" w:hint="eastAsia"/>
-            </w:rPr>
-            <m:t>c</m:t>
+            <m:t>ctc</m:t>
           </m:r>
           <m:sSup>
             <m:sSupPr>
@@ -4155,7 +3994,6 @@
     <w:p>
       <w:pPr>
         <w:rPr>
-          <w:rFonts w:hint="eastAsia"/>
           <w:iCs/>
         </w:rPr>
       </w:pPr>
@@ -4203,13 +4041,7 @@
             <w:rPr>
               <w:rFonts w:ascii="Cambria Math" w:eastAsia="宋体" w:hAnsi="Cambria Math"/>
             </w:rPr>
-            <m:t>=kk'(c</m:t>
-          </m:r>
-          <m:r>
-            <w:rPr>
-              <w:rFonts w:ascii="Cambria Math" w:eastAsia="宋体" w:hAnsi="Cambria Math"/>
-            </w:rPr>
-            <m:t>tc</m:t>
+            <m:t>=kk'(ctc</m:t>
           </m:r>
           <m:sSup>
             <m:sSupPr>
@@ -4305,13 +4137,7 @@
             <w:rPr>
               <w:rFonts w:ascii="Cambria Math" w:eastAsia="宋体" w:hAnsi="Cambria Math"/>
             </w:rPr>
-            <m:t>-vvtt'</m:t>
-          </m:r>
-          <m:r>
-            <w:rPr>
-              <w:rFonts w:ascii="Cambria Math" w:eastAsia="宋体" w:hAnsi="Cambria Math"/>
-            </w:rPr>
-            <m:t>)</m:t>
+            <m:t>-vvtt')</m:t>
           </m:r>
         </m:oMath>
       </m:oMathPara>
@@ -4319,7 +4145,6 @@
     <w:p>
       <w:pPr>
         <w:rPr>
-          <w:rFonts w:hint="eastAsia"/>
           <w:iCs/>
         </w:rPr>
       </w:pPr>
@@ -4407,7 +4232,6 @@
     <w:p>
       <w:pPr>
         <w:rPr>
-          <w:rFonts w:hint="eastAsia"/>
           <w:iCs/>
         </w:rPr>
       </w:pPr>
@@ -4697,13 +4521,7 @@
                 <w:rPr>
                   <w:rFonts w:ascii="Cambria Math" w:hAnsi="Cambria Math"/>
                 </w:rPr>
-                <m:t>c+</m:t>
-              </m:r>
-              <m:r>
-                <w:rPr>
-                  <w:rFonts w:ascii="Cambria Math" w:hAnsi="Cambria Math"/>
-                </w:rPr>
-                <m:t>v</m:t>
+                <m:t>c+v</m:t>
               </m:r>
             </m:num>
             <m:den>
@@ -4729,19 +4547,7 @@
                 <w:rPr>
                   <w:rFonts w:ascii="Cambria Math" w:hAnsi="Cambria Math"/>
                 </w:rPr>
-                <m:t>c</m:t>
-              </m:r>
-              <m:r>
-                <w:rPr>
-                  <w:rFonts w:ascii="Cambria Math" w:hAnsi="Cambria Math"/>
-                </w:rPr>
-                <m:t>-</m:t>
-              </m:r>
-              <m:r>
-                <w:rPr>
-                  <w:rFonts w:ascii="Cambria Math" w:hAnsi="Cambria Math"/>
-                </w:rPr>
-                <m:t>v</m:t>
+                <m:t>c-v</m:t>
               </m:r>
             </m:num>
             <m:den>
@@ -4923,11 +4729,6 @@
       </m:oMathPara>
     </w:p>
     <w:p>
-      <w:pPr>
-        <w:rPr>
-          <w:rFonts w:hint="eastAsia"/>
-        </w:rPr>
-      </w:pPr>
       <m:oMathPara>
         <m:oMath>
           <m:f>
@@ -5210,19 +5011,7 @@
                     <w:rPr>
                       <w:rFonts w:ascii="Cambria Math" w:hAnsi="Cambria Math"/>
                     </w:rPr>
-                    <m:t>c</m:t>
-                  </m:r>
-                  <m:r>
-                    <w:rPr>
-                      <w:rFonts w:ascii="Cambria Math" w:hAnsi="Cambria Math"/>
-                    </w:rPr>
-                    <m:t>+</m:t>
-                  </m:r>
-                  <m:r>
-                    <w:rPr>
-                      <w:rFonts w:ascii="Cambria Math" w:hAnsi="Cambria Math"/>
-                    </w:rPr>
-                    <m:t>v</m:t>
+                    <m:t>c+v</m:t>
                   </m:r>
                 </m:num>
                 <m:den>
@@ -5264,13 +5053,7 @@
                 <w:rPr>
                   <w:rFonts w:ascii="Cambria Math" w:hAnsi="Cambria Math"/>
                 </w:rPr>
-                <m:t>c</m:t>
-              </m:r>
-              <m:r>
-                <w:rPr>
-                  <w:rFonts w:ascii="Cambria Math" w:hAnsi="Cambria Math"/>
-                </w:rPr>
-                <m:t>+v</m:t>
+                <m:t>c+v</m:t>
               </m:r>
             </m:den>
           </m:f>
@@ -5440,11 +5223,6 @@
       </m:oMathPara>
     </w:p>
     <w:p>
-      <w:pPr>
-        <w:rPr>
-          <w:rFonts w:hint="eastAsia"/>
-        </w:rPr>
-      </w:pPr>
       <m:oMathPara>
         <m:oMath>
           <m:r>
@@ -5539,7 +5317,7 @@
     <w:p>
       <w:pPr>
         <w:rPr>
-          <w:rFonts w:ascii="宋体" w:eastAsia="宋体" w:hAnsi="宋体" w:hint="eastAsia"/>
+          <w:rFonts w:ascii="宋体" w:eastAsia="宋体" w:hAnsi="宋体"/>
         </w:rPr>
       </w:pPr>
       <w:bookmarkStart w:id="3" w:name="_Hlk231391435"/>
@@ -5640,7 +5418,7 @@
     <w:p>
       <w:pPr>
         <w:rPr>
-          <w:rFonts w:ascii="宋体" w:eastAsia="宋体" w:hAnsi="宋体" w:hint="eastAsia"/>
+          <w:rFonts w:ascii="宋体" w:eastAsia="宋体" w:hAnsi="宋体"/>
         </w:rPr>
       </w:pPr>
       <m:oMathPara>
@@ -5731,11 +5509,19 @@
         </w:rPr>
         <w:t>带入，</w:t>
       </w:r>
+      <w:proofErr w:type="spellStart"/>
+      <w:r>
+        <w:rPr>
+          <w:rFonts w:hint="eastAsia"/>
+        </w:rPr>
+        <w:t>uiy</w:t>
+      </w:r>
+      <w:proofErr w:type="spellEnd"/>
     </w:p>
     <w:p>
       <w:pPr>
         <w:rPr>
-          <w:rFonts w:ascii="宋体" w:eastAsia="宋体" w:hAnsi="宋体" w:hint="eastAsia"/>
+          <w:rFonts w:ascii="宋体" w:eastAsia="宋体" w:hAnsi="宋体"/>
         </w:rPr>
       </w:pPr>
       <m:oMathPara>
@@ -5835,7 +5621,7 @@
     <w:p>
       <w:pPr>
         <w:rPr>
-          <w:rFonts w:ascii="宋体" w:eastAsia="宋体" w:hAnsi="宋体" w:hint="eastAsia"/>
+          <w:rFonts w:ascii="宋体" w:eastAsia="宋体" w:hAnsi="宋体"/>
         </w:rPr>
       </w:pPr>
       <m:oMathPara>
@@ -6033,7 +5819,7 @@
     <w:p>
       <w:pPr>
         <w:rPr>
-          <w:rFonts w:ascii="宋体" w:eastAsia="宋体" w:hAnsi="宋体" w:hint="eastAsia"/>
+          <w:rFonts w:ascii="宋体" w:eastAsia="宋体" w:hAnsi="宋体"/>
         </w:rPr>
       </w:pPr>
       <m:oMathPara>
@@ -6116,7 +5902,7 @@
     <w:p>
       <w:pPr>
         <w:rPr>
-          <w:rFonts w:ascii="宋体" w:eastAsia="宋体" w:hAnsi="宋体" w:hint="eastAsia"/>
+          <w:rFonts w:ascii="宋体" w:eastAsia="宋体" w:hAnsi="宋体"/>
         </w:rPr>
       </w:pPr>
       <m:oMathPara>
@@ -6262,7 +6048,7 @@
     <w:p>
       <w:pPr>
         <w:rPr>
-          <w:rFonts w:ascii="宋体" w:eastAsia="宋体" w:hAnsi="宋体" w:hint="eastAsia"/>
+          <w:rFonts w:ascii="宋体" w:eastAsia="宋体" w:hAnsi="宋体"/>
         </w:rPr>
       </w:pPr>
       <m:oMathPara>
@@ -6417,13 +6203,7 @@
                 <w:rPr>
                   <w:rFonts w:ascii="Cambria Math" w:eastAsia="宋体" w:hAnsi="Cambria Math"/>
                 </w:rPr>
-                <m:t>vt</m:t>
-              </m:r>
-              <m:r>
-                <w:rPr>
-                  <w:rFonts w:ascii="Cambria Math" w:eastAsia="宋体" w:hAnsi="Cambria Math"/>
-                </w:rPr>
-                <m:t>'</m:t>
+                <m:t>vt'</m:t>
               </m:r>
               <m:r>
                 <m:rPr>
@@ -6448,7 +6228,7 @@
     <w:p>
       <w:pPr>
         <w:rPr>
-          <w:rFonts w:ascii="宋体" w:eastAsia="宋体" w:hAnsi="宋体" w:hint="eastAsia"/>
+          <w:rFonts w:ascii="宋体" w:eastAsia="宋体" w:hAnsi="宋体"/>
         </w:rPr>
       </w:pPr>
       <m:oMathPara>
@@ -6540,13 +6320,7 @@
                 <w:rPr>
                   <w:rFonts w:ascii="Cambria Math" w:eastAsia="宋体" w:hAnsi="Cambria Math"/>
                 </w:rPr>
-                <m:t>+</m:t>
-              </m:r>
-              <m:r>
-                <w:rPr>
-                  <w:rFonts w:ascii="Cambria Math" w:eastAsia="宋体" w:hAnsi="Cambria Math"/>
-                </w:rPr>
-                <m:t>vt'</m:t>
+                <m:t>+vt'</m:t>
               </m:r>
               <m:r>
                 <m:rPr>
@@ -6700,7 +6474,6 @@
     <w:p>
       <w:pPr>
         <w:rPr>
-          <w:rFonts w:hint="eastAsia"/>
           <w:i/>
         </w:rPr>
       </w:pPr>
@@ -7092,13 +6865,7 @@
                 <w:rPr>
                   <w:rFonts w:ascii="Cambria Math" w:eastAsia="宋体" w:hAnsi="Cambria Math"/>
                 </w:rPr>
-                <m:t>-</m:t>
-              </m:r>
-              <m:r>
-                <w:rPr>
-                  <w:rFonts w:ascii="Cambria Math" w:eastAsia="宋体" w:hAnsi="Cambria Math"/>
-                </w:rPr>
-                <m:t>2c</m:t>
+                <m:t>-2c</m:t>
               </m:r>
               <m:sSup>
                 <m:sSupPr>
@@ -7230,13 +6997,7 @@
             <w:rPr>
               <w:rFonts w:ascii="Cambria Math" w:hAnsi="Cambria Math"/>
             </w:rPr>
-            <m:t>=</m:t>
-          </m:r>
-          <m:r>
-            <w:rPr>
-              <w:rFonts w:ascii="Cambria Math" w:hAnsi="Cambria Math"/>
-            </w:rPr>
-            <m:t>-</m:t>
+            <m:t>=-</m:t>
           </m:r>
           <m:f>
             <m:fPr>
@@ -7608,11 +7369,6 @@
       </m:oMathPara>
     </w:p>
     <w:p>
-      <w:pPr>
-        <w:rPr>
-          <w:rFonts w:hint="eastAsia"/>
-        </w:rPr>
-      </w:pPr>
       <w:r>
         <w:rPr>
           <w:rFonts w:hint="eastAsia"/>
@@ -7815,11 +7571,6 @@
       </w:r>
     </w:p>
     <w:p>
-      <w:pPr>
-        <w:rPr>
-          <w:rFonts w:hint="eastAsia"/>
-        </w:rPr>
-      </w:pPr>
       <m:oMathPara>
         <m:oMath>
           <m:r>
@@ -7991,13 +7742,7 @@
         <w:t>由此伽利略变换和洛伦兹变换在虚数单位的前提下得到了统一。</w:t>
       </w:r>
     </w:p>
-    <w:p>
-      <w:pPr>
-        <w:rPr>
-          <w:rFonts w:hint="eastAsia"/>
-        </w:rPr>
-      </w:pPr>
-    </w:p>
+    <w:p/>
     <w:p>
       <w:pPr>
         <w:rPr>
@@ -8079,7 +7824,6 @@
     <w:p>
       <w:pPr>
         <w:rPr>
-          <w:rFonts w:hint="eastAsia"/>
           <w:iCs/>
         </w:rPr>
       </w:pPr>
@@ -8231,13 +7975,7 @@
                 <w:rPr>
                   <w:rFonts w:ascii="Cambria Math" w:eastAsia="宋体" w:hAnsi="Cambria Math"/>
                 </w:rPr>
-                <m:t>i</m:t>
-              </m:r>
-              <m:r>
-                <w:rPr>
-                  <w:rFonts w:ascii="Cambria Math" w:eastAsia="宋体" w:hAnsi="Cambria Math"/>
-                </w:rPr>
-                <m:t>'</m:t>
+                <m:t>i'</m:t>
               </m:r>
             </m:num>
             <m:den>
@@ -8640,13 +8378,7 @@
                 <w:rPr>
                   <w:rFonts w:ascii="Cambria Math" w:eastAsia="宋体" w:hAnsi="Cambria Math"/>
                 </w:rPr>
-                <m:t>i</m:t>
-              </m:r>
-              <m:r>
-                <w:rPr>
-                  <w:rFonts w:ascii="Cambria Math" w:eastAsia="宋体" w:hAnsi="Cambria Math"/>
-                </w:rPr>
-                <m:t>'</m:t>
+                <m:t>i'</m:t>
               </m:r>
             </m:num>
             <m:den>
@@ -8662,11 +8394,6 @@
       </m:oMathPara>
     </w:p>
     <w:p>
-      <w:pPr>
-        <w:rPr>
-          <w:rFonts w:hint="eastAsia"/>
-        </w:rPr>
-      </w:pPr>
       <w:r>
         <w:rPr>
           <w:rFonts w:hint="eastAsia"/>
@@ -9093,13 +8820,7 @@
             <w:rPr>
               <w:rFonts w:ascii="Cambria Math" w:eastAsia="宋体" w:hAnsi="Cambria Math"/>
             </w:rPr>
-            <m:t>k</m:t>
-          </m:r>
-          <m:r>
-            <w:rPr>
-              <w:rFonts w:ascii="Cambria Math" w:eastAsia="宋体" w:hAnsi="Cambria Math"/>
-            </w:rPr>
-            <m:t>=</m:t>
+            <m:t>k=</m:t>
           </m:r>
           <m:sSup>
             <m:sSupPr>
@@ -9181,13 +8902,7 @@
           <w:rPr>
             <w:rFonts w:ascii="Cambria Math" w:eastAsia="宋体" w:hAnsi="Cambria Math"/>
           </w:rPr>
-          <m:t>i</m:t>
-        </m:r>
-        <m:r>
-          <w:rPr>
-            <w:rFonts w:ascii="Cambria Math" w:eastAsia="宋体" w:hAnsi="Cambria Math"/>
-          </w:rPr>
-          <m:t>'</m:t>
+          <m:t>i'</m:t>
         </m:r>
       </m:oMath>
       <w:r>
@@ -9755,13 +9470,7 @@
             <w:rPr>
               <w:rFonts w:ascii="Cambria Math" w:eastAsia="宋体" w:hAnsi="Cambria Math"/>
             </w:rPr>
-            <m:t>c-v</m:t>
-          </m:r>
-          <m:r>
-            <w:rPr>
-              <w:rFonts w:ascii="Cambria Math" w:eastAsia="宋体" w:hAnsi="Cambria Math"/>
-            </w:rPr>
-            <m:t>=0=</m:t>
+            <m:t>c-v=0=</m:t>
           </m:r>
           <m:f>
             <m:fPr>
@@ -9793,24 +9502,13 @@
       </m:oMathPara>
     </w:p>
     <w:p>
-      <w:pPr>
-        <w:rPr>
-          <w:rFonts w:hint="eastAsia"/>
-        </w:rPr>
-      </w:pPr>
       <m:oMathPara>
         <m:oMath>
           <m:r>
             <w:rPr>
               <w:rFonts w:ascii="Cambria Math" w:eastAsia="宋体" w:hAnsi="Cambria Math"/>
             </w:rPr>
-            <m:t>v</m:t>
-          </m:r>
-          <m:r>
-            <w:rPr>
-              <w:rFonts w:ascii="Cambria Math" w:eastAsia="宋体" w:hAnsi="Cambria Math"/>
-            </w:rPr>
-            <m:t>=c-</m:t>
+            <m:t>v=c-</m:t>
           </m:r>
           <m:f>
             <m:fPr>
@@ -10086,13 +9784,7 @@
                 <w:rPr>
                   <w:rFonts w:ascii="Cambria Math" w:eastAsia="宋体" w:hAnsi="Cambria Math"/>
                 </w:rPr>
-                <m:t>c+</m:t>
-              </m:r>
-              <m:r>
-                <w:rPr>
-                  <w:rFonts w:ascii="Cambria Math" w:eastAsia="宋体" w:hAnsi="Cambria Math"/>
-                </w:rPr>
-                <m:t>c-</m:t>
+                <m:t>c+c-</m:t>
               </m:r>
               <m:f>
                 <m:fPr>
@@ -10170,13 +9862,7 @@
                 <w:rPr>
                   <w:rFonts w:ascii="Cambria Math" w:eastAsia="宋体" w:hAnsi="Cambria Math"/>
                 </w:rPr>
-                <m:t>2</m:t>
-              </m:r>
-              <m:r>
-                <w:rPr>
-                  <w:rFonts w:ascii="Cambria Math" w:eastAsia="宋体" w:hAnsi="Cambria Math"/>
-                </w:rPr>
-                <m:t>c-</m:t>
+                <m:t>2c-</m:t>
               </m:r>
               <m:f>
                 <m:fPr>
@@ -10296,13 +9982,7 @@
                     <w:rPr>
                       <w:rFonts w:ascii="Cambria Math" w:eastAsia="宋体" w:hAnsi="Cambria Math"/>
                     </w:rPr>
-                    <m:t>-</m:t>
-                  </m:r>
-                  <m:r>
-                    <w:rPr>
-                      <w:rFonts w:ascii="Cambria Math" w:eastAsia="宋体" w:hAnsi="Cambria Math"/>
-                    </w:rPr>
-                    <m:t>1</m:t>
+                    <m:t>-1</m:t>
                   </m:r>
                 </m:num>
                 <m:den>
@@ -10722,19 +10402,7 @@
                     <w:rPr>
                       <w:rFonts w:ascii="Cambria Math" w:hAnsi="Cambria Math"/>
                     </w:rPr>
-                    <m:t>(∞</m:t>
-                  </m:r>
-                  <m:r>
-                    <w:rPr>
-                      <w:rFonts w:ascii="Cambria Math" w:hAnsi="Cambria Math"/>
-                    </w:rPr>
-                    <m:t>-</m:t>
-                  </m:r>
-                  <m:r>
-                    <w:rPr>
-                      <w:rFonts w:ascii="Cambria Math" w:hAnsi="Cambria Math"/>
-                    </w:rPr>
-                    <m:t>1)</m:t>
+                    <m:t>(∞-1)</m:t>
                   </m:r>
                 </m:e>
                 <m:sup>
@@ -10900,19 +10568,7 @@
             <w:rPr>
               <w:rFonts w:ascii="Cambria Math" w:hAnsi="Cambria Math"/>
             </w:rPr>
-            <m:t>∞</m:t>
-          </m:r>
-          <m:r>
-            <w:rPr>
-              <w:rFonts w:ascii="Cambria Math" w:hAnsi="Cambria Math"/>
-            </w:rPr>
-            <m:t>-1</m:t>
-          </m:r>
-          <m:r>
-            <w:rPr>
-              <w:rFonts w:ascii="Cambria Math" w:hAnsi="Cambria Math"/>
-            </w:rPr>
-            <m:t>=</m:t>
+            <m:t>∞-1=</m:t>
           </m:r>
           <m:sSubSup>
             <m:sSubSupPr>
@@ -10952,24 +10608,13 @@
       </m:oMathPara>
     </w:p>
     <w:p>
-      <w:pPr>
-        <w:rPr>
-          <w:rFonts w:hint="eastAsia"/>
-        </w:rPr>
-      </w:pPr>
       <m:oMathPara>
         <m:oMath>
           <m:r>
             <w:rPr>
               <w:rFonts w:ascii="Cambria Math" w:hAnsi="Cambria Math"/>
             </w:rPr>
-            <m:t>∞</m:t>
-          </m:r>
-          <m:r>
-            <w:rPr>
-              <w:rFonts w:ascii="Cambria Math" w:hAnsi="Cambria Math"/>
-            </w:rPr>
-            <m:t>=</m:t>
+            <m:t>∞=</m:t>
           </m:r>
           <m:sSubSup>
             <m:sSubSupPr>
@@ -11171,25 +10816,13 @@
             <w:rPr>
               <w:rFonts w:ascii="Cambria Math" w:eastAsia="宋体" w:hAnsi="Cambria Math"/>
             </w:rPr>
-            <m:t>c</m:t>
-          </m:r>
-          <m:r>
-            <w:rPr>
-              <w:rFonts w:ascii="Cambria Math" w:eastAsia="宋体" w:hAnsi="Cambria Math"/>
-            </w:rPr>
-            <m:t>=</m:t>
+            <m:t>c=</m:t>
           </m:r>
           <m:r>
             <w:rPr>
               <w:rFonts w:ascii="Cambria Math" w:hAnsi="Cambria Math"/>
             </w:rPr>
-            <m:t>∞</m:t>
-          </m:r>
-          <m:r>
-            <w:rPr>
-              <w:rFonts w:ascii="Cambria Math" w:hAnsi="Cambria Math"/>
-            </w:rPr>
-            <m:t>=</m:t>
+            <m:t>∞=</m:t>
           </m:r>
           <m:sSubSup>
             <m:sSubSupPr>
@@ -11299,11 +10932,6 @@
       </m:oMathPara>
     </w:p>
     <w:p>
-      <w:pPr>
-        <w:rPr>
-          <w:rFonts w:hint="eastAsia"/>
-        </w:rPr>
-      </w:pPr>
       <m:oMathPara>
         <m:oMath>
           <m:sSub>
@@ -11370,7 +10998,6 @@
     <w:p>
       <w:pPr>
         <w:rPr>
-          <w:rFonts w:hint="eastAsia"/>
           <w:i/>
         </w:rPr>
       </w:pPr>
@@ -11784,13 +11411,7 @@
                 <w:rPr>
                   <w:rFonts w:ascii="Cambria Math" w:eastAsia="宋体" w:hAnsi="Cambria Math"/>
                 </w:rPr>
-                <m:t>-</m:t>
-              </m:r>
-              <m:r>
-                <w:rPr>
-                  <w:rFonts w:ascii="Cambria Math" w:eastAsia="宋体" w:hAnsi="Cambria Math"/>
-                </w:rPr>
-                <m:t>1</m:t>
+                <m:t>-1</m:t>
               </m:r>
             </m:den>
           </m:f>
@@ -11997,7 +11618,7 @@
     <w:p>
       <w:pPr>
         <w:rPr>
-          <w:rFonts w:ascii="宋体" w:eastAsia="宋体" w:hAnsi="宋体" w:hint="eastAsia"/>
+          <w:rFonts w:ascii="宋体" w:eastAsia="宋体" w:hAnsi="宋体"/>
         </w:rPr>
       </w:pPr>
       <m:oMathPara>
@@ -12097,7 +11718,7 @@
     <w:p>
       <w:pPr>
         <w:rPr>
-          <w:rFonts w:ascii="宋体" w:eastAsia="宋体" w:hAnsi="宋体" w:hint="eastAsia"/>
+          <w:rFonts w:ascii="宋体" w:eastAsia="宋体" w:hAnsi="宋体"/>
         </w:rPr>
       </w:pPr>
       <m:oMathPara>
@@ -12249,7 +11870,7 @@
     <w:p>
       <w:pPr>
         <w:rPr>
-          <w:rFonts w:ascii="宋体" w:eastAsia="宋体" w:hAnsi="宋体" w:hint="eastAsia"/>
+          <w:rFonts w:ascii="宋体" w:eastAsia="宋体" w:hAnsi="宋体"/>
         </w:rPr>
       </w:pPr>
       <m:oMathPara>
@@ -12349,7 +11970,7 @@
     <w:p>
       <w:pPr>
         <w:rPr>
-          <w:rFonts w:ascii="宋体" w:eastAsia="宋体" w:hAnsi="宋体" w:hint="eastAsia"/>
+          <w:rFonts w:ascii="宋体" w:eastAsia="宋体" w:hAnsi="宋体"/>
         </w:rPr>
       </w:pPr>
       <m:oMathPara>
@@ -12583,7 +12204,7 @@
     <w:p>
       <w:pPr>
         <w:rPr>
-          <w:rFonts w:ascii="宋体" w:eastAsia="宋体" w:hAnsi="宋体" w:hint="eastAsia"/>
+          <w:rFonts w:ascii="宋体" w:eastAsia="宋体" w:hAnsi="宋体"/>
         </w:rPr>
       </w:pPr>
       <m:oMathPara>
@@ -12909,7 +12530,7 @@
     <w:p>
       <w:pPr>
         <w:rPr>
-          <w:rFonts w:ascii="宋体" w:eastAsia="宋体" w:hAnsi="宋体" w:hint="eastAsia"/>
+          <w:rFonts w:ascii="宋体" w:eastAsia="宋体" w:hAnsi="宋体"/>
         </w:rPr>
       </w:pPr>
       <w:r>
@@ -13383,7 +13004,7 @@
     <w:p>
       <w:pPr>
         <w:rPr>
-          <w:rFonts w:ascii="宋体" w:eastAsia="宋体" w:hAnsi="宋体" w:hint="eastAsia"/>
+          <w:rFonts w:ascii="宋体" w:eastAsia="宋体" w:hAnsi="宋体"/>
         </w:rPr>
       </w:pPr>
       <m:oMathPara>
@@ -13432,7 +13053,7 @@
     <w:p>
       <w:pPr>
         <w:rPr>
-          <w:rFonts w:ascii="宋体" w:eastAsia="宋体" w:hAnsi="宋体" w:hint="eastAsia"/>
+          <w:rFonts w:ascii="宋体" w:eastAsia="宋体" w:hAnsi="宋体"/>
         </w:rPr>
       </w:pPr>
       <m:oMathPara>
@@ -13600,13 +13221,7 @@
                 <w:rPr>
                   <w:rFonts w:ascii="Cambria Math" w:eastAsia="宋体" w:hAnsi="Cambria Math"/>
                 </w:rPr>
-                <m:t>-</m:t>
-              </m:r>
-              <m:r>
-                <w:rPr>
-                  <w:rFonts w:ascii="Cambria Math" w:eastAsia="宋体" w:hAnsi="Cambria Math"/>
-                </w:rPr>
-                <m:t>1</m:t>
+                <m:t>-1</m:t>
               </m:r>
             </m:e>
           </m:d>
@@ -14239,13 +13854,7 @@
             <w:rPr>
               <w:rFonts w:ascii="Cambria Math" w:eastAsia="宋体" w:hAnsi="Cambria Math"/>
             </w:rPr>
-            <m:t>=</m:t>
-          </m:r>
-          <m:r>
-            <w:rPr>
-              <w:rFonts w:ascii="Cambria Math" w:eastAsia="宋体" w:hAnsi="Cambria Math"/>
-            </w:rPr>
-            <m:t>1∙</m:t>
+            <m:t>=1∙</m:t>
           </m:r>
           <m:d>
             <m:dPr>
@@ -14283,13 +13892,7 @@
             <w:rPr>
               <w:rFonts w:ascii="Cambria Math" w:eastAsia="宋体" w:hAnsi="Cambria Math"/>
             </w:rPr>
-            <m:t>=</m:t>
-          </m:r>
-          <m:r>
-            <w:rPr>
-              <w:rFonts w:ascii="Cambria Math" w:eastAsia="宋体" w:hAnsi="Cambria Math"/>
-            </w:rPr>
-            <m:t>x</m:t>
+            <m:t>=x</m:t>
           </m:r>
           <m:r>
             <m:rPr>
@@ -14312,10 +13915,5414 @@
     <w:p>
       <w:pPr>
         <w:rPr>
-          <w:rFonts w:ascii="宋体" w:eastAsia="宋体" w:hAnsi="宋体" w:hint="eastAsia"/>
+          <w:rFonts w:ascii="宋体" w:eastAsia="宋体" w:hAnsi="宋体"/>
         </w:rPr>
       </w:pPr>
     </w:p>
+    <w:p>
+      <w:r>
+        <w:rPr>
+          <w:rFonts w:hint="eastAsia"/>
+        </w:rPr>
+        <w:t>有了洛伦兹变换为参照，让我们回来看爱因斯坦版本的火车实验。</w:t>
+      </w:r>
+    </w:p>
+    <w:p>
+      <w:pPr>
+        <w:rPr>
+          <w:rFonts w:hint="eastAsia"/>
+        </w:rPr>
+      </w:pPr>
+      <w:r>
+        <w:rPr>
+          <w:rFonts w:hint="eastAsia"/>
+          <w:noProof/>
+        </w:rPr>
+        <mc:AlternateContent>
+          <mc:Choice Requires="wps">
+            <w:drawing>
+              <wp:anchor distT="0" distB="0" distL="114300" distR="114300" simplePos="0" relativeHeight="251667456" behindDoc="0" locked="0" layoutInCell="1" allowOverlap="1" wp14:anchorId="11574E01" wp14:editId="2FD1F75C">
+                <wp:simplePos x="0" y="0"/>
+                <wp:positionH relativeFrom="column">
+                  <wp:posOffset>1603760</wp:posOffset>
+                </wp:positionH>
+                <wp:positionV relativeFrom="paragraph">
+                  <wp:posOffset>145788</wp:posOffset>
+                </wp:positionV>
+                <wp:extent cx="1392555" cy="768985"/>
+                <wp:effectExtent l="38100" t="19050" r="17145" b="12065"/>
+                <wp:wrapNone/>
+                <wp:docPr id="506126655" name="直角三角形 9"/>
+                <wp:cNvGraphicFramePr/>
+                <a:graphic xmlns:a="http://schemas.openxmlformats.org/drawingml/2006/main">
+                  <a:graphicData uri="http://schemas.microsoft.com/office/word/2010/wordprocessingShape">
+                    <wps:wsp>
+                      <wps:cNvSpPr/>
+                      <wps:spPr>
+                        <a:xfrm flipH="1">
+                          <a:off x="0" y="0"/>
+                          <a:ext cx="1392555" cy="768985"/>
+                        </a:xfrm>
+                        <a:prstGeom prst="rtTriangle">
+                          <a:avLst/>
+                        </a:prstGeom>
+                        <a:noFill/>
+                      </wps:spPr>
+                      <wps:style>
+                        <a:lnRef idx="2">
+                          <a:schemeClr val="accent1">
+                            <a:shade val="15000"/>
+                          </a:schemeClr>
+                        </a:lnRef>
+                        <a:fillRef idx="1">
+                          <a:schemeClr val="accent1"/>
+                        </a:fillRef>
+                        <a:effectRef idx="0">
+                          <a:schemeClr val="accent1"/>
+                        </a:effectRef>
+                        <a:fontRef idx="minor">
+                          <a:schemeClr val="lt1"/>
+                        </a:fontRef>
+                      </wps:style>
+                      <wps:bodyPr rot="0" spcFirstLastPara="0" vertOverflow="overflow" horzOverflow="overflow" vert="horz" wrap="square" lIns="91440" tIns="45720" rIns="91440" bIns="45720" numCol="1" spcCol="0" rtlCol="0" fromWordArt="0" anchor="ctr" anchorCtr="0" forceAA="0" compatLnSpc="1">
+                        <a:prstTxWarp prst="textNoShape">
+                          <a:avLst/>
+                        </a:prstTxWarp>
+                        <a:noAutofit/>
+                      </wps:bodyPr>
+                    </wps:wsp>
+                  </a:graphicData>
+                </a:graphic>
+                <wp14:sizeRelH relativeFrom="margin">
+                  <wp14:pctWidth>0</wp14:pctWidth>
+                </wp14:sizeRelH>
+                <wp14:sizeRelV relativeFrom="margin">
+                  <wp14:pctHeight>0</wp14:pctHeight>
+                </wp14:sizeRelV>
+              </wp:anchor>
+            </w:drawing>
+          </mc:Choice>
+          <mc:Fallback>
+            <w:pict>
+              <v:shapetype w14:anchorId="3AC39F71" id="_x0000_t6" coordsize="21600,21600" o:spt="6" path="m,l,21600r21600,xe">
+                <v:stroke joinstyle="miter"/>
+                <v:path gradientshapeok="t" o:connecttype="custom" o:connectlocs="0,0;0,10800;0,21600;10800,21600;21600,21600;10800,10800" textboxrect="1800,12600,12600,19800"/>
+              </v:shapetype>
+              <v:shape id="直角三角形 9" o:spid="_x0000_s1026" type="#_x0000_t6" style="position:absolute;margin-left:126.3pt;margin-top:11.5pt;width:109.65pt;height:60.55pt;flip:x;z-index:251667456;visibility:visible;mso-wrap-style:square;mso-width-percent:0;mso-height-percent:0;mso-wrap-distance-left:9pt;mso-wrap-distance-top:0;mso-wrap-distance-right:9pt;mso-wrap-distance-bottom:0;mso-position-horizontal:absolute;mso-position-horizontal-relative:text;mso-position-vertical:absolute;mso-position-vertical-relative:text;mso-width-percent:0;mso-height-percent:0;mso-width-relative:margin;mso-height-relative:margin;v-text-anchor:middle" o:gfxdata="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" filled="f" strokecolor="#091723 [484]" strokeweight="1pt"/>
+            </w:pict>
+          </mc:Fallback>
+        </mc:AlternateContent>
+      </w:r>
+    </w:p>
+    <w:p/>
+    <w:p>
+      <w:pPr>
+        <w:tabs>
+          <w:tab w:val="left" w:pos="2959"/>
+        </w:tabs>
+      </w:pPr>
+      <w:r>
+        <w:tab/>
+      </w:r>
+      <m:oMath>
+        <m:r>
+          <w:rPr>
+            <w:rFonts w:ascii="Cambria Math" w:hAnsi="Cambria Math"/>
+          </w:rPr>
+          <m:t>ct</m:t>
+        </m:r>
+      </m:oMath>
+    </w:p>
+    <w:p>
+      <w:pPr>
+        <w:tabs>
+          <w:tab w:val="left" w:pos="4888"/>
+        </w:tabs>
+      </w:pPr>
+      <w:r>
+        <w:tab/>
+      </w:r>
+      <m:oMath>
+        <m:r>
+          <w:rPr>
+            <w:rFonts w:ascii="Cambria Math" w:hAnsi="Cambria Math"/>
+          </w:rPr>
+          <m:t>ct'</m:t>
+        </m:r>
+      </m:oMath>
+    </w:p>
+    <w:p>
+      <w:pPr>
+        <w:rPr>
+          <w:rFonts w:hint="eastAsia"/>
+        </w:rPr>
+      </w:pPr>
+    </w:p>
+    <w:p>
+      <w:pPr>
+        <w:tabs>
+          <w:tab w:val="left" w:pos="3666"/>
+        </w:tabs>
+      </w:pPr>
+      <w:r>
+        <w:tab/>
+      </w:r>
+      <m:oMath>
+        <m:r>
+          <w:rPr>
+            <w:rFonts w:ascii="Cambria Math" w:hAnsi="Cambria Math"/>
+          </w:rPr>
+          <m:t>vt</m:t>
+        </m:r>
+      </m:oMath>
+    </w:p>
+    <w:p>
+      <w:pPr>
+        <w:tabs>
+          <w:tab w:val="left" w:pos="3666"/>
+        </w:tabs>
+        <w:rPr>
+          <w:rFonts w:hint="eastAsia"/>
+        </w:rPr>
+      </w:pPr>
+      <w:r>
+        <w:rPr>
+          <w:rFonts w:hint="eastAsia"/>
+        </w:rPr>
+        <w:t>在水平面上，观察者在时间为</w:t>
+      </w:r>
+      <m:oMath>
+        <m:r>
+          <w:rPr>
+            <w:rFonts w:ascii="Cambria Math" w:hAnsi="Cambria Math"/>
+          </w:rPr>
+          <m:t>t</m:t>
+        </m:r>
+      </m:oMath>
+      <w:r>
+        <w:rPr>
+          <w:rFonts w:hint="eastAsia"/>
+        </w:rPr>
+        <w:t>的观察过程中，有一辆自西向东运行速度为</w:t>
+      </w:r>
+      <m:oMath>
+        <m:r>
+          <w:rPr>
+            <w:rFonts w:ascii="Cambria Math" w:hAnsi="Cambria Math"/>
+          </w:rPr>
+          <m:t>v</m:t>
+        </m:r>
+      </m:oMath>
+      <w:r>
+        <w:rPr>
+          <w:rFonts w:hint="eastAsia"/>
+        </w:rPr>
+        <w:t>的火车</w:t>
+      </w:r>
+      <w:r>
+        <w:rPr>
+          <w:rFonts w:hint="eastAsia"/>
+        </w:rPr>
+        <w:t>。</w:t>
+      </w:r>
+      <w:r>
+        <w:rPr>
+          <w:rFonts w:hint="eastAsia"/>
+        </w:rPr>
+        <w:t>在</w:t>
+      </w:r>
+      <w:r>
+        <w:rPr>
+          <w:rFonts w:hint="eastAsia"/>
+        </w:rPr>
+        <w:t>火车</w:t>
+      </w:r>
+      <w:r>
+        <w:rPr>
+          <w:rFonts w:hint="eastAsia"/>
+        </w:rPr>
+        <w:t>地板上垂直地板向上发射一个光子，在车内惯性系看到光子路径长度为</w:t>
+      </w:r>
+      <m:oMath>
+        <m:r>
+          <w:rPr>
+            <w:rFonts w:ascii="Cambria Math" w:hAnsi="Cambria Math"/>
+          </w:rPr>
+          <m:t>ct'</m:t>
+        </m:r>
+      </m:oMath>
+      <w:r>
+        <w:rPr>
+          <w:rFonts w:hint="eastAsia"/>
+        </w:rPr>
+        <w:t>，在车外“应当为”</w:t>
+      </w:r>
+      <m:oMath>
+        <m:r>
+          <w:rPr>
+            <w:rFonts w:ascii="Cambria Math" w:hAnsi="Cambria Math"/>
+          </w:rPr>
+          <m:t>ct</m:t>
+        </m:r>
+      </m:oMath>
+      <w:r>
+        <w:rPr>
+          <w:rFonts w:hint="eastAsia"/>
+        </w:rPr>
+        <w:t>，火车在水平面上运动经过的路径，光子在观察者看来运动经过的路径，以及光子在车内惯性系运动经过的路径，三者构成直角三角形的三条边，长度关系符合勾股定理。</w:t>
+      </w:r>
+    </w:p>
+    <w:p>
+      <m:oMathPara>
+        <m:oMath>
+          <m:sSup>
+            <m:sSupPr>
+              <m:ctrlPr>
+                <w:rPr>
+                  <w:rFonts w:ascii="Cambria Math" w:hAnsi="Cambria Math"/>
+                  <w:i/>
+                </w:rPr>
+              </m:ctrlPr>
+            </m:sSupPr>
+            <m:e>
+              <m:d>
+                <m:dPr>
+                  <m:ctrlPr>
+                    <w:rPr>
+                      <w:rFonts w:ascii="Cambria Math" w:hAnsi="Cambria Math"/>
+                      <w:i/>
+                    </w:rPr>
+                  </m:ctrlPr>
+                </m:dPr>
+                <m:e>
+                  <m:r>
+                    <w:rPr>
+                      <w:rFonts w:ascii="Cambria Math" w:hAnsi="Cambria Math"/>
+                    </w:rPr>
+                    <m:t>vt</m:t>
+                  </m:r>
+                </m:e>
+              </m:d>
+            </m:e>
+            <m:sup>
+              <m:r>
+                <w:rPr>
+                  <w:rFonts w:ascii="Cambria Math" w:hAnsi="Cambria Math"/>
+                </w:rPr>
+                <m:t>2</m:t>
+              </m:r>
+            </m:sup>
+          </m:sSup>
+          <m:r>
+            <w:rPr>
+              <w:rFonts w:ascii="Cambria Math" w:hAnsi="Cambria Math"/>
+            </w:rPr>
+            <m:t>+</m:t>
+          </m:r>
+          <m:sSup>
+            <m:sSupPr>
+              <m:ctrlPr>
+                <w:rPr>
+                  <w:rFonts w:ascii="Cambria Math" w:hAnsi="Cambria Math"/>
+                  <w:i/>
+                </w:rPr>
+              </m:ctrlPr>
+            </m:sSupPr>
+            <m:e>
+              <m:d>
+                <m:dPr>
+                  <m:ctrlPr>
+                    <w:rPr>
+                      <w:rFonts w:ascii="Cambria Math" w:hAnsi="Cambria Math"/>
+                      <w:i/>
+                    </w:rPr>
+                  </m:ctrlPr>
+                </m:dPr>
+                <m:e>
+                  <m:r>
+                    <w:rPr>
+                      <w:rFonts w:ascii="Cambria Math" w:hAnsi="Cambria Math" w:hint="eastAsia"/>
+                    </w:rPr>
+                    <m:t>ct</m:t>
+                  </m:r>
+                  <m:r>
+                    <w:rPr>
+                      <w:rFonts w:ascii="Cambria Math" w:hAnsi="Cambria Math"/>
+                    </w:rPr>
+                    <m:t>'</m:t>
+                  </m:r>
+                </m:e>
+              </m:d>
+            </m:e>
+            <m:sup>
+              <m:r>
+                <w:rPr>
+                  <w:rFonts w:ascii="Cambria Math" w:hAnsi="Cambria Math"/>
+                </w:rPr>
+                <m:t>2</m:t>
+              </m:r>
+            </m:sup>
+          </m:sSup>
+          <m:r>
+            <w:rPr>
+              <w:rFonts w:ascii="Cambria Math" w:hAnsi="Cambria Math"/>
+            </w:rPr>
+            <m:t>=</m:t>
+          </m:r>
+          <m:sSup>
+            <m:sSupPr>
+              <m:ctrlPr>
+                <w:rPr>
+                  <w:rFonts w:ascii="Cambria Math" w:hAnsi="Cambria Math"/>
+                  <w:i/>
+                </w:rPr>
+              </m:ctrlPr>
+            </m:sSupPr>
+            <m:e>
+              <m:d>
+                <m:dPr>
+                  <m:ctrlPr>
+                    <w:rPr>
+                      <w:rFonts w:ascii="Cambria Math" w:hAnsi="Cambria Math"/>
+                      <w:i/>
+                    </w:rPr>
+                  </m:ctrlPr>
+                </m:dPr>
+                <m:e>
+                  <m:r>
+                    <w:rPr>
+                      <w:rFonts w:ascii="Cambria Math" w:hAnsi="Cambria Math"/>
+                    </w:rPr>
+                    <m:t>ct</m:t>
+                  </m:r>
+                </m:e>
+              </m:d>
+            </m:e>
+            <m:sup>
+              <m:r>
+                <w:rPr>
+                  <w:rFonts w:ascii="Cambria Math" w:hAnsi="Cambria Math"/>
+                </w:rPr>
+                <m:t>2</m:t>
+              </m:r>
+            </m:sup>
+          </m:sSup>
+        </m:oMath>
+      </m:oMathPara>
+    </w:p>
+    <w:p>
+      <w:pPr>
+        <w:rPr>
+          <w:rFonts w:hint="eastAsia"/>
+        </w:rPr>
+      </w:pPr>
+      <w:r>
+        <w:rPr>
+          <w:rFonts w:hint="eastAsia"/>
+        </w:rPr>
+        <w:t>回顾勾股定理，</w:t>
+      </w:r>
+    </w:p>
+    <w:p>
+      <m:oMathPara>
+        <m:oMath>
+          <m:sSup>
+            <m:sSupPr>
+              <m:ctrlPr>
+                <w:rPr>
+                  <w:rFonts w:ascii="Cambria Math" w:hAnsi="Cambria Math"/>
+                  <w:i/>
+                </w:rPr>
+              </m:ctrlPr>
+            </m:sSupPr>
+            <m:e>
+              <m:r>
+                <w:rPr>
+                  <w:rFonts w:ascii="Cambria Math" w:hAnsi="Cambria Math"/>
+                </w:rPr>
+                <m:t>3</m:t>
+              </m:r>
+            </m:e>
+            <m:sup>
+              <m:r>
+                <w:rPr>
+                  <w:rFonts w:ascii="Cambria Math" w:hAnsi="Cambria Math"/>
+                </w:rPr>
+                <m:t>2</m:t>
+              </m:r>
+            </m:sup>
+          </m:sSup>
+          <m:r>
+            <w:rPr>
+              <w:rFonts w:ascii="Cambria Math" w:hAnsi="Cambria Math"/>
+            </w:rPr>
+            <m:t>+</m:t>
+          </m:r>
+          <m:sSup>
+            <m:sSupPr>
+              <m:ctrlPr>
+                <w:rPr>
+                  <w:rFonts w:ascii="Cambria Math" w:hAnsi="Cambria Math"/>
+                  <w:i/>
+                </w:rPr>
+              </m:ctrlPr>
+            </m:sSupPr>
+            <m:e>
+              <m:r>
+                <w:rPr>
+                  <w:rFonts w:ascii="Cambria Math" w:hAnsi="Cambria Math"/>
+                </w:rPr>
+                <m:t>4</m:t>
+              </m:r>
+            </m:e>
+            <m:sup>
+              <m:r>
+                <w:rPr>
+                  <w:rFonts w:ascii="Cambria Math" w:hAnsi="Cambria Math"/>
+                </w:rPr>
+                <m:t>2</m:t>
+              </m:r>
+            </m:sup>
+          </m:sSup>
+          <m:r>
+            <w:rPr>
+              <w:rFonts w:ascii="Cambria Math" w:hAnsi="Cambria Math"/>
+            </w:rPr>
+            <m:t>=</m:t>
+          </m:r>
+          <m:d>
+            <m:dPr>
+              <m:ctrlPr>
+                <w:rPr>
+                  <w:rFonts w:ascii="Cambria Math" w:hAnsi="Cambria Math"/>
+                  <w:i/>
+                </w:rPr>
+              </m:ctrlPr>
+            </m:dPr>
+            <m:e>
+              <m:r>
+                <w:rPr>
+                  <w:rFonts w:ascii="Cambria Math" w:hAnsi="Cambria Math"/>
+                </w:rPr>
+                <m:t>3+4i</m:t>
+              </m:r>
+            </m:e>
+          </m:d>
+          <m:d>
+            <m:dPr>
+              <m:ctrlPr>
+                <w:rPr>
+                  <w:rFonts w:ascii="Cambria Math" w:hAnsi="Cambria Math"/>
+                  <w:i/>
+                </w:rPr>
+              </m:ctrlPr>
+            </m:dPr>
+            <m:e>
+              <m:r>
+                <w:rPr>
+                  <w:rFonts w:ascii="Cambria Math" w:hAnsi="Cambria Math"/>
+                </w:rPr>
+                <m:t>3-4i</m:t>
+              </m:r>
+            </m:e>
+          </m:d>
+          <m:r>
+            <w:rPr>
+              <w:rFonts w:ascii="Cambria Math" w:hAnsi="Cambria Math"/>
+            </w:rPr>
+            <m:t>=</m:t>
+          </m:r>
+          <m:d>
+            <m:dPr>
+              <m:ctrlPr>
+                <w:rPr>
+                  <w:rFonts w:ascii="Cambria Math" w:hAnsi="Cambria Math"/>
+                  <w:i/>
+                </w:rPr>
+              </m:ctrlPr>
+            </m:dPr>
+            <m:e>
+              <m:r>
+                <w:rPr>
+                  <w:rFonts w:ascii="Cambria Math" w:hAnsi="Cambria Math"/>
+                </w:rPr>
+                <m:t>3+4i</m:t>
+              </m:r>
+            </m:e>
+          </m:d>
+          <m:d>
+            <m:dPr>
+              <m:ctrlPr>
+                <w:rPr>
+                  <w:rFonts w:ascii="Cambria Math" w:hAnsi="Cambria Math"/>
+                  <w:i/>
+                </w:rPr>
+              </m:ctrlPr>
+            </m:dPr>
+            <m:e>
+              <m:r>
+                <w:rPr>
+                  <w:rFonts w:ascii="Cambria Math" w:hAnsi="Cambria Math"/>
+                </w:rPr>
+                <m:t>3</m:t>
+              </m:r>
+              <m:r>
+                <w:rPr>
+                  <w:rFonts w:ascii="Cambria Math" w:hAnsi="Cambria Math"/>
+                </w:rPr>
+                <m:t>+</m:t>
+              </m:r>
+              <m:r>
+                <w:rPr>
+                  <w:rFonts w:ascii="Cambria Math" w:hAnsi="Cambria Math"/>
+                </w:rPr>
+                <m:t>4</m:t>
+              </m:r>
+              <m:sSup>
+                <m:sSupPr>
+                  <m:ctrlPr>
+                    <w:rPr>
+                      <w:rFonts w:ascii="Cambria Math" w:hAnsi="Cambria Math"/>
+                      <w:i/>
+                    </w:rPr>
+                  </m:ctrlPr>
+                </m:sSupPr>
+                <m:e>
+                  <m:r>
+                    <w:rPr>
+                      <w:rFonts w:ascii="Cambria Math" w:hAnsi="Cambria Math"/>
+                    </w:rPr>
+                    <m:t>i</m:t>
+                  </m:r>
+                </m:e>
+                <m:sup>
+                  <m:r>
+                    <w:rPr>
+                      <w:rFonts w:ascii="Cambria Math" w:hAnsi="Cambria Math"/>
+                    </w:rPr>
+                    <m:t>3</m:t>
+                  </m:r>
+                </m:sup>
+              </m:sSup>
+            </m:e>
+          </m:d>
+          <m:r>
+            <w:rPr>
+              <w:rFonts w:ascii="Cambria Math" w:hAnsi="Cambria Math"/>
+            </w:rPr>
+            <m:t>=</m:t>
+          </m:r>
+          <m:sSup>
+            <m:sSupPr>
+              <m:ctrlPr>
+                <w:rPr>
+                  <w:rFonts w:ascii="Cambria Math" w:hAnsi="Cambria Math"/>
+                  <w:i/>
+                </w:rPr>
+              </m:ctrlPr>
+            </m:sSupPr>
+            <m:e>
+              <m:r>
+                <w:rPr>
+                  <w:rFonts w:ascii="Cambria Math" w:hAnsi="Cambria Math" w:hint="eastAsia"/>
+                </w:rPr>
+                <m:t>d</m:t>
+              </m:r>
+              <m:ctrlPr>
+                <w:rPr>
+                  <w:rFonts w:ascii="Cambria Math" w:hAnsi="Cambria Math" w:hint="eastAsia"/>
+                  <w:i/>
+                </w:rPr>
+              </m:ctrlPr>
+            </m:e>
+            <m:sup>
+              <m:r>
+                <w:rPr>
+                  <w:rFonts w:ascii="Cambria Math" w:hAnsi="Cambria Math"/>
+                </w:rPr>
+                <m:t>2</m:t>
+              </m:r>
+            </m:sup>
+          </m:sSup>
+        </m:oMath>
+      </m:oMathPara>
+    </w:p>
+    <w:p>
+      <m:oMathPara>
+        <m:oMath>
+          <m:r>
+            <w:rPr>
+              <w:rFonts w:ascii="Cambria Math" w:hAnsi="Cambria Math" w:hint="eastAsia"/>
+            </w:rPr>
+            <m:t>d</m:t>
+          </m:r>
+          <m:r>
+            <w:rPr>
+              <w:rFonts w:ascii="Cambria Math" w:hAnsi="Cambria Math"/>
+            </w:rPr>
+            <m:t>=</m:t>
+          </m:r>
+          <m:rad>
+            <m:radPr>
+              <m:degHide m:val="1"/>
+              <m:ctrlPr>
+                <w:rPr>
+                  <w:rFonts w:ascii="Cambria Math" w:hAnsi="Cambria Math"/>
+                  <w:i/>
+                </w:rPr>
+              </m:ctrlPr>
+            </m:radPr>
+            <m:deg/>
+            <m:e>
+              <m:d>
+                <m:dPr>
+                  <m:ctrlPr>
+                    <w:rPr>
+                      <w:rFonts w:ascii="Cambria Math" w:hAnsi="Cambria Math"/>
+                      <w:i/>
+                    </w:rPr>
+                  </m:ctrlPr>
+                </m:dPr>
+                <m:e>
+                  <m:r>
+                    <w:rPr>
+                      <w:rFonts w:ascii="Cambria Math" w:hAnsi="Cambria Math"/>
+                    </w:rPr>
+                    <m:t>3+4i</m:t>
+                  </m:r>
+                </m:e>
+              </m:d>
+              <m:d>
+                <m:dPr>
+                  <m:ctrlPr>
+                    <w:rPr>
+                      <w:rFonts w:ascii="Cambria Math" w:hAnsi="Cambria Math"/>
+                      <w:i/>
+                    </w:rPr>
+                  </m:ctrlPr>
+                </m:dPr>
+                <m:e>
+                  <m:r>
+                    <w:rPr>
+                      <w:rFonts w:ascii="Cambria Math" w:hAnsi="Cambria Math"/>
+                    </w:rPr>
+                    <m:t>3+4</m:t>
+                  </m:r>
+                  <m:sSup>
+                    <m:sSupPr>
+                      <m:ctrlPr>
+                        <w:rPr>
+                          <w:rFonts w:ascii="Cambria Math" w:hAnsi="Cambria Math"/>
+                          <w:i/>
+                        </w:rPr>
+                      </m:ctrlPr>
+                    </m:sSupPr>
+                    <m:e>
+                      <m:r>
+                        <w:rPr>
+                          <w:rFonts w:ascii="Cambria Math" w:hAnsi="Cambria Math"/>
+                        </w:rPr>
+                        <m:t>i</m:t>
+                      </m:r>
+                    </m:e>
+                    <m:sup>
+                      <m:r>
+                        <w:rPr>
+                          <w:rFonts w:ascii="Cambria Math" w:hAnsi="Cambria Math"/>
+                        </w:rPr>
+                        <m:t>3</m:t>
+                      </m:r>
+                    </m:sup>
+                  </m:sSup>
+                </m:e>
+              </m:d>
+            </m:e>
+          </m:rad>
+          <m:r>
+            <w:rPr>
+              <w:rFonts w:ascii="Cambria Math" w:hAnsi="Cambria Math"/>
+            </w:rPr>
+            <m:t>=5</m:t>
+          </m:r>
+        </m:oMath>
+      </m:oMathPara>
+    </w:p>
+    <w:p>
+      <w:pPr>
+        <w:rPr>
+          <w:rFonts w:hint="eastAsia"/>
+        </w:rPr>
+      </w:pPr>
+      <m:oMathPara>
+        <m:oMath>
+          <m:r>
+            <w:rPr>
+              <w:rFonts w:ascii="Cambria Math" w:hAnsi="Cambria Math"/>
+            </w:rPr>
+            <m:t>1</m:t>
+          </m:r>
+          <m:r>
+            <w:rPr>
+              <w:rFonts w:ascii="Cambria Math" w:hAnsi="Cambria Math"/>
+            </w:rPr>
+            <m:t>=</m:t>
+          </m:r>
+          <m:f>
+            <m:fPr>
+              <m:ctrlPr>
+                <w:rPr>
+                  <w:rFonts w:ascii="Cambria Math" w:hAnsi="Cambria Math"/>
+                  <w:i/>
+                </w:rPr>
+              </m:ctrlPr>
+            </m:fPr>
+            <m:num>
+              <m:d>
+                <m:dPr>
+                  <m:ctrlPr>
+                    <w:rPr>
+                      <w:rFonts w:ascii="Cambria Math" w:hAnsi="Cambria Math"/>
+                      <w:i/>
+                    </w:rPr>
+                  </m:ctrlPr>
+                </m:dPr>
+                <m:e>
+                  <m:r>
+                    <w:rPr>
+                      <w:rFonts w:ascii="Cambria Math" w:hAnsi="Cambria Math"/>
+                    </w:rPr>
+                    <m:t>3+4i</m:t>
+                  </m:r>
+                </m:e>
+              </m:d>
+            </m:num>
+            <m:den>
+              <m:r>
+                <w:rPr>
+                  <w:rFonts w:ascii="Cambria Math" w:hAnsi="Cambria Math"/>
+                </w:rPr>
+                <m:t>5</m:t>
+              </m:r>
+            </m:den>
+          </m:f>
+          <m:f>
+            <m:fPr>
+              <m:ctrlPr>
+                <w:rPr>
+                  <w:rFonts w:ascii="Cambria Math" w:hAnsi="Cambria Math"/>
+                  <w:i/>
+                </w:rPr>
+              </m:ctrlPr>
+            </m:fPr>
+            <m:num>
+              <m:d>
+                <m:dPr>
+                  <m:ctrlPr>
+                    <w:rPr>
+                      <w:rFonts w:ascii="Cambria Math" w:hAnsi="Cambria Math"/>
+                      <w:i/>
+                    </w:rPr>
+                  </m:ctrlPr>
+                </m:dPr>
+                <m:e>
+                  <m:r>
+                    <w:rPr>
+                      <w:rFonts w:ascii="Cambria Math" w:hAnsi="Cambria Math"/>
+                    </w:rPr>
+                    <m:t>3+4</m:t>
+                  </m:r>
+                  <m:sSup>
+                    <m:sSupPr>
+                      <m:ctrlPr>
+                        <w:rPr>
+                          <w:rFonts w:ascii="Cambria Math" w:hAnsi="Cambria Math"/>
+                          <w:i/>
+                        </w:rPr>
+                      </m:ctrlPr>
+                    </m:sSupPr>
+                    <m:e>
+                      <m:r>
+                        <w:rPr>
+                          <w:rFonts w:ascii="Cambria Math" w:hAnsi="Cambria Math"/>
+                        </w:rPr>
+                        <m:t>i</m:t>
+                      </m:r>
+                    </m:e>
+                    <m:sup>
+                      <m:r>
+                        <w:rPr>
+                          <w:rFonts w:ascii="Cambria Math" w:hAnsi="Cambria Math"/>
+                        </w:rPr>
+                        <m:t>3</m:t>
+                      </m:r>
+                    </m:sup>
+                  </m:sSup>
+                </m:e>
+              </m:d>
+            </m:num>
+            <m:den>
+              <m:r>
+                <w:rPr>
+                  <w:rFonts w:ascii="Cambria Math" w:hAnsi="Cambria Math"/>
+                </w:rPr>
+                <m:t>5</m:t>
+              </m:r>
+            </m:den>
+          </m:f>
+        </m:oMath>
+      </m:oMathPara>
+    </w:p>
+    <w:p>
+      <w:r>
+        <w:rPr>
+          <w:rFonts w:hint="eastAsia"/>
+        </w:rPr>
+        <w:t>平方和的本质是，</w:t>
+      </w:r>
+      <w:r>
+        <w:rPr>
+          <w:rFonts w:hint="eastAsia"/>
+        </w:rPr>
+        <w:t>二维分量形式</w:t>
+      </w:r>
+      <w:r>
+        <w:rPr>
+          <w:rFonts w:hint="eastAsia"/>
+        </w:rPr>
+        <w:t>以及</w:t>
+      </w:r>
+      <w:r>
+        <w:rPr>
+          <w:rFonts w:hint="eastAsia"/>
+        </w:rPr>
+        <w:t>二维分量形式</w:t>
+      </w:r>
+      <w:r>
+        <w:rPr>
+          <w:rFonts w:hint="eastAsia"/>
+        </w:rPr>
+        <w:t>的二次提升之间求几何平均数</w:t>
+      </w:r>
+      <w:r>
+        <w:rPr>
+          <w:rFonts w:hint="eastAsia"/>
+        </w:rPr>
+        <w:t>。</w:t>
+      </w:r>
+      <w:r>
+        <w:rPr>
+          <w:rFonts w:hint="eastAsia"/>
+        </w:rPr>
+        <w:t>那么，火车实验的方程应当写成，</w:t>
+      </w:r>
+    </w:p>
+    <w:p>
+      <w:pPr>
+        <w:rPr>
+          <w:rFonts w:hint="eastAsia"/>
+        </w:rPr>
+      </w:pPr>
+      <m:oMathPara>
+        <m:oMath>
+          <m:sSup>
+            <m:sSupPr>
+              <m:ctrlPr>
+                <w:rPr>
+                  <w:rFonts w:ascii="Cambria Math" w:hAnsi="Cambria Math"/>
+                  <w:i/>
+                </w:rPr>
+              </m:ctrlPr>
+            </m:sSupPr>
+            <m:e>
+              <m:d>
+                <m:dPr>
+                  <m:ctrlPr>
+                    <w:rPr>
+                      <w:rFonts w:ascii="Cambria Math" w:hAnsi="Cambria Math"/>
+                      <w:i/>
+                    </w:rPr>
+                  </m:ctrlPr>
+                </m:dPr>
+                <m:e>
+                  <m:r>
+                    <w:rPr>
+                      <w:rFonts w:ascii="Cambria Math" w:hAnsi="Cambria Math"/>
+                    </w:rPr>
+                    <m:t>vt</m:t>
+                  </m:r>
+                </m:e>
+              </m:d>
+            </m:e>
+            <m:sup>
+              <m:r>
+                <w:rPr>
+                  <w:rFonts w:ascii="Cambria Math" w:hAnsi="Cambria Math"/>
+                </w:rPr>
+                <m:t>2</m:t>
+              </m:r>
+            </m:sup>
+          </m:sSup>
+          <m:r>
+            <w:rPr>
+              <w:rFonts w:ascii="Cambria Math" w:hAnsi="Cambria Math"/>
+            </w:rPr>
+            <m:t>+</m:t>
+          </m:r>
+          <m:sSup>
+            <m:sSupPr>
+              <m:ctrlPr>
+                <w:rPr>
+                  <w:rFonts w:ascii="Cambria Math" w:hAnsi="Cambria Math"/>
+                  <w:i/>
+                </w:rPr>
+              </m:ctrlPr>
+            </m:sSupPr>
+            <m:e>
+              <m:d>
+                <m:dPr>
+                  <m:ctrlPr>
+                    <w:rPr>
+                      <w:rFonts w:ascii="Cambria Math" w:hAnsi="Cambria Math"/>
+                      <w:i/>
+                    </w:rPr>
+                  </m:ctrlPr>
+                </m:dPr>
+                <m:e>
+                  <m:r>
+                    <w:rPr>
+                      <w:rFonts w:ascii="Cambria Math" w:hAnsi="Cambria Math" w:hint="eastAsia"/>
+                    </w:rPr>
+                    <m:t>ct</m:t>
+                  </m:r>
+                  <m:r>
+                    <w:rPr>
+                      <w:rFonts w:ascii="Cambria Math" w:hAnsi="Cambria Math"/>
+                    </w:rPr>
+                    <m:t>'</m:t>
+                  </m:r>
+                </m:e>
+              </m:d>
+            </m:e>
+            <m:sup>
+              <m:r>
+                <w:rPr>
+                  <w:rFonts w:ascii="Cambria Math" w:hAnsi="Cambria Math"/>
+                </w:rPr>
+                <m:t>2</m:t>
+              </m:r>
+            </m:sup>
+          </m:sSup>
+          <m:r>
+            <w:rPr>
+              <w:rFonts w:ascii="Cambria Math" w:hAnsi="Cambria Math"/>
+            </w:rPr>
+            <m:t>=</m:t>
+          </m:r>
+          <m:d>
+            <m:dPr>
+              <m:ctrlPr>
+                <w:rPr>
+                  <w:rFonts w:ascii="Cambria Math" w:hAnsi="Cambria Math"/>
+                  <w:i/>
+                </w:rPr>
+              </m:ctrlPr>
+            </m:dPr>
+            <m:e>
+              <m:r>
+                <w:rPr>
+                  <w:rFonts w:ascii="Cambria Math" w:hAnsi="Cambria Math"/>
+                </w:rPr>
+                <m:t>vt+c</m:t>
+              </m:r>
+              <m:sSup>
+                <m:sSupPr>
+                  <m:ctrlPr>
+                    <w:rPr>
+                      <w:rFonts w:ascii="Cambria Math" w:hAnsi="Cambria Math"/>
+                      <w:i/>
+                    </w:rPr>
+                  </m:ctrlPr>
+                </m:sSupPr>
+                <m:e>
+                  <m:r>
+                    <w:rPr>
+                      <w:rFonts w:ascii="Cambria Math" w:hAnsi="Cambria Math"/>
+                    </w:rPr>
+                    <m:t>t</m:t>
+                  </m:r>
+                </m:e>
+                <m:sup>
+                  <m:r>
+                    <w:rPr>
+                      <w:rFonts w:ascii="Cambria Math" w:hAnsi="Cambria Math"/>
+                    </w:rPr>
+                    <m:t>'</m:t>
+                  </m:r>
+                </m:sup>
+              </m:sSup>
+              <m:r>
+                <w:rPr>
+                  <w:rFonts w:ascii="Cambria Math" w:hAnsi="Cambria Math"/>
+                </w:rPr>
+                <m:t>i</m:t>
+              </m:r>
+            </m:e>
+          </m:d>
+          <m:d>
+            <m:dPr>
+              <m:ctrlPr>
+                <w:rPr>
+                  <w:rFonts w:ascii="Cambria Math" w:hAnsi="Cambria Math"/>
+                  <w:i/>
+                </w:rPr>
+              </m:ctrlPr>
+            </m:dPr>
+            <m:e>
+              <m:r>
+                <w:rPr>
+                  <w:rFonts w:ascii="Cambria Math" w:hAnsi="Cambria Math"/>
+                </w:rPr>
+                <m:t>vt+c</m:t>
+              </m:r>
+              <m:sSup>
+                <m:sSupPr>
+                  <m:ctrlPr>
+                    <w:rPr>
+                      <w:rFonts w:ascii="Cambria Math" w:hAnsi="Cambria Math"/>
+                      <w:i/>
+                    </w:rPr>
+                  </m:ctrlPr>
+                </m:sSupPr>
+                <m:e>
+                  <m:r>
+                    <w:rPr>
+                      <w:rFonts w:ascii="Cambria Math" w:hAnsi="Cambria Math"/>
+                    </w:rPr>
+                    <m:t>t</m:t>
+                  </m:r>
+                </m:e>
+                <m:sup>
+                  <m:r>
+                    <w:rPr>
+                      <w:rFonts w:ascii="Cambria Math" w:hAnsi="Cambria Math"/>
+                    </w:rPr>
+                    <m:t>'</m:t>
+                  </m:r>
+                </m:sup>
+              </m:sSup>
+              <m:sSup>
+                <m:sSupPr>
+                  <m:ctrlPr>
+                    <w:rPr>
+                      <w:rFonts w:ascii="Cambria Math" w:hAnsi="Cambria Math"/>
+                      <w:i/>
+                    </w:rPr>
+                  </m:ctrlPr>
+                </m:sSupPr>
+                <m:e>
+                  <m:r>
+                    <w:rPr>
+                      <w:rFonts w:ascii="Cambria Math" w:hAnsi="Cambria Math"/>
+                    </w:rPr>
+                    <m:t>i</m:t>
+                  </m:r>
+                </m:e>
+                <m:sup>
+                  <m:r>
+                    <w:rPr>
+                      <w:rFonts w:ascii="Cambria Math" w:hAnsi="Cambria Math"/>
+                    </w:rPr>
+                    <m:t>3</m:t>
+                  </m:r>
+                </m:sup>
+              </m:sSup>
+            </m:e>
+          </m:d>
+        </m:oMath>
+      </m:oMathPara>
+    </w:p>
+    <w:p>
+      <m:oMathPara>
+        <m:oMath>
+          <m:r>
+            <w:rPr>
+              <w:rFonts w:ascii="Cambria Math" w:hAnsi="Cambria Math"/>
+            </w:rPr>
+            <m:t>ct</m:t>
+          </m:r>
+          <m:r>
+            <w:rPr>
+              <w:rFonts w:ascii="Cambria Math" w:hAnsi="Cambria Math"/>
+            </w:rPr>
+            <m:t>=</m:t>
+          </m:r>
+          <m:rad>
+            <m:radPr>
+              <m:degHide m:val="1"/>
+              <m:ctrlPr>
+                <w:rPr>
+                  <w:rFonts w:ascii="Cambria Math" w:hAnsi="Cambria Math"/>
+                  <w:i/>
+                </w:rPr>
+              </m:ctrlPr>
+            </m:radPr>
+            <m:deg/>
+            <m:e>
+              <m:d>
+                <m:dPr>
+                  <m:ctrlPr>
+                    <w:rPr>
+                      <w:rFonts w:ascii="Cambria Math" w:hAnsi="Cambria Math"/>
+                      <w:i/>
+                    </w:rPr>
+                  </m:ctrlPr>
+                </m:dPr>
+                <m:e>
+                  <m:r>
+                    <w:rPr>
+                      <w:rFonts w:ascii="Cambria Math" w:hAnsi="Cambria Math"/>
+                    </w:rPr>
+                    <m:t>vt+c</m:t>
+                  </m:r>
+                  <m:sSup>
+                    <m:sSupPr>
+                      <m:ctrlPr>
+                        <w:rPr>
+                          <w:rFonts w:ascii="Cambria Math" w:hAnsi="Cambria Math"/>
+                          <w:i/>
+                        </w:rPr>
+                      </m:ctrlPr>
+                    </m:sSupPr>
+                    <m:e>
+                      <m:r>
+                        <w:rPr>
+                          <w:rFonts w:ascii="Cambria Math" w:hAnsi="Cambria Math"/>
+                        </w:rPr>
+                        <m:t>t</m:t>
+                      </m:r>
+                    </m:e>
+                    <m:sup>
+                      <m:r>
+                        <w:rPr>
+                          <w:rFonts w:ascii="Cambria Math" w:hAnsi="Cambria Math"/>
+                        </w:rPr>
+                        <m:t>'</m:t>
+                      </m:r>
+                    </m:sup>
+                  </m:sSup>
+                  <m:r>
+                    <w:rPr>
+                      <w:rFonts w:ascii="Cambria Math" w:hAnsi="Cambria Math"/>
+                    </w:rPr>
+                    <m:t>i</m:t>
+                  </m:r>
+                </m:e>
+              </m:d>
+              <m:d>
+                <m:dPr>
+                  <m:ctrlPr>
+                    <w:rPr>
+                      <w:rFonts w:ascii="Cambria Math" w:hAnsi="Cambria Math"/>
+                      <w:i/>
+                    </w:rPr>
+                  </m:ctrlPr>
+                </m:dPr>
+                <m:e>
+                  <m:r>
+                    <w:rPr>
+                      <w:rFonts w:ascii="Cambria Math" w:hAnsi="Cambria Math"/>
+                    </w:rPr>
+                    <m:t>vt+c</m:t>
+                  </m:r>
+                  <m:sSup>
+                    <m:sSupPr>
+                      <m:ctrlPr>
+                        <w:rPr>
+                          <w:rFonts w:ascii="Cambria Math" w:hAnsi="Cambria Math"/>
+                          <w:i/>
+                        </w:rPr>
+                      </m:ctrlPr>
+                    </m:sSupPr>
+                    <m:e>
+                      <m:r>
+                        <w:rPr>
+                          <w:rFonts w:ascii="Cambria Math" w:hAnsi="Cambria Math"/>
+                        </w:rPr>
+                        <m:t>t</m:t>
+                      </m:r>
+                    </m:e>
+                    <m:sup>
+                      <m:r>
+                        <w:rPr>
+                          <w:rFonts w:ascii="Cambria Math" w:hAnsi="Cambria Math"/>
+                        </w:rPr>
+                        <m:t>'</m:t>
+                      </m:r>
+                    </m:sup>
+                  </m:sSup>
+                  <m:sSup>
+                    <m:sSupPr>
+                      <m:ctrlPr>
+                        <w:rPr>
+                          <w:rFonts w:ascii="Cambria Math" w:hAnsi="Cambria Math"/>
+                          <w:i/>
+                        </w:rPr>
+                      </m:ctrlPr>
+                    </m:sSupPr>
+                    <m:e>
+                      <m:r>
+                        <w:rPr>
+                          <w:rFonts w:ascii="Cambria Math" w:hAnsi="Cambria Math"/>
+                        </w:rPr>
+                        <m:t>i</m:t>
+                      </m:r>
+                    </m:e>
+                    <m:sup>
+                      <m:r>
+                        <w:rPr>
+                          <w:rFonts w:ascii="Cambria Math" w:hAnsi="Cambria Math"/>
+                        </w:rPr>
+                        <m:t>3</m:t>
+                      </m:r>
+                    </m:sup>
+                  </m:sSup>
+                </m:e>
+              </m:d>
+            </m:e>
+          </m:rad>
+        </m:oMath>
+      </m:oMathPara>
+    </w:p>
+    <w:p>
+      <m:oMathPara>
+        <m:oMath>
+          <m:r>
+            <w:rPr>
+              <w:rFonts w:ascii="Cambria Math" w:hAnsi="Cambria Math"/>
+            </w:rPr>
+            <m:t>1=</m:t>
+          </m:r>
+          <m:f>
+            <m:fPr>
+              <m:ctrlPr>
+                <w:rPr>
+                  <w:rFonts w:ascii="Cambria Math" w:hAnsi="Cambria Math"/>
+                  <w:i/>
+                </w:rPr>
+              </m:ctrlPr>
+            </m:fPr>
+            <m:num>
+              <m:d>
+                <m:dPr>
+                  <m:ctrlPr>
+                    <w:rPr>
+                      <w:rFonts w:ascii="Cambria Math" w:hAnsi="Cambria Math"/>
+                      <w:i/>
+                    </w:rPr>
+                  </m:ctrlPr>
+                </m:dPr>
+                <m:e>
+                  <m:r>
+                    <w:rPr>
+                      <w:rFonts w:ascii="Cambria Math" w:hAnsi="Cambria Math"/>
+                    </w:rPr>
+                    <m:t>vt+c</m:t>
+                  </m:r>
+                  <m:sSup>
+                    <m:sSupPr>
+                      <m:ctrlPr>
+                        <w:rPr>
+                          <w:rFonts w:ascii="Cambria Math" w:hAnsi="Cambria Math"/>
+                          <w:i/>
+                        </w:rPr>
+                      </m:ctrlPr>
+                    </m:sSupPr>
+                    <m:e>
+                      <m:r>
+                        <w:rPr>
+                          <w:rFonts w:ascii="Cambria Math" w:hAnsi="Cambria Math"/>
+                        </w:rPr>
+                        <m:t>t</m:t>
+                      </m:r>
+                    </m:e>
+                    <m:sup>
+                      <m:r>
+                        <w:rPr>
+                          <w:rFonts w:ascii="Cambria Math" w:hAnsi="Cambria Math"/>
+                        </w:rPr>
+                        <m:t>'</m:t>
+                      </m:r>
+                    </m:sup>
+                  </m:sSup>
+                  <m:r>
+                    <w:rPr>
+                      <w:rFonts w:ascii="Cambria Math" w:hAnsi="Cambria Math"/>
+                    </w:rPr>
+                    <m:t>i</m:t>
+                  </m:r>
+                </m:e>
+              </m:d>
+            </m:num>
+            <m:den>
+              <m:r>
+                <w:rPr>
+                  <w:rFonts w:ascii="Cambria Math" w:hAnsi="Cambria Math"/>
+                </w:rPr>
+                <m:t>ct</m:t>
+              </m:r>
+            </m:den>
+          </m:f>
+          <m:f>
+            <m:fPr>
+              <m:ctrlPr>
+                <w:rPr>
+                  <w:rFonts w:ascii="Cambria Math" w:hAnsi="Cambria Math"/>
+                  <w:i/>
+                </w:rPr>
+              </m:ctrlPr>
+            </m:fPr>
+            <m:num>
+              <m:d>
+                <m:dPr>
+                  <m:ctrlPr>
+                    <w:rPr>
+                      <w:rFonts w:ascii="Cambria Math" w:hAnsi="Cambria Math"/>
+                      <w:i/>
+                    </w:rPr>
+                  </m:ctrlPr>
+                </m:dPr>
+                <m:e>
+                  <m:r>
+                    <w:rPr>
+                      <w:rFonts w:ascii="Cambria Math" w:hAnsi="Cambria Math"/>
+                    </w:rPr>
+                    <m:t>vt+c</m:t>
+                  </m:r>
+                  <m:sSup>
+                    <m:sSupPr>
+                      <m:ctrlPr>
+                        <w:rPr>
+                          <w:rFonts w:ascii="Cambria Math" w:hAnsi="Cambria Math"/>
+                          <w:i/>
+                        </w:rPr>
+                      </m:ctrlPr>
+                    </m:sSupPr>
+                    <m:e>
+                      <m:r>
+                        <w:rPr>
+                          <w:rFonts w:ascii="Cambria Math" w:hAnsi="Cambria Math"/>
+                        </w:rPr>
+                        <m:t>t</m:t>
+                      </m:r>
+                    </m:e>
+                    <m:sup>
+                      <m:r>
+                        <w:rPr>
+                          <w:rFonts w:ascii="Cambria Math" w:hAnsi="Cambria Math"/>
+                        </w:rPr>
+                        <m:t>'</m:t>
+                      </m:r>
+                    </m:sup>
+                  </m:sSup>
+                  <m:sSup>
+                    <m:sSupPr>
+                      <m:ctrlPr>
+                        <w:rPr>
+                          <w:rFonts w:ascii="Cambria Math" w:hAnsi="Cambria Math"/>
+                          <w:i/>
+                        </w:rPr>
+                      </m:ctrlPr>
+                    </m:sSupPr>
+                    <m:e>
+                      <m:r>
+                        <w:rPr>
+                          <w:rFonts w:ascii="Cambria Math" w:hAnsi="Cambria Math"/>
+                        </w:rPr>
+                        <m:t>i</m:t>
+                      </m:r>
+                    </m:e>
+                    <m:sup>
+                      <m:r>
+                        <w:rPr>
+                          <w:rFonts w:ascii="Cambria Math" w:hAnsi="Cambria Math"/>
+                        </w:rPr>
+                        <m:t>3</m:t>
+                      </m:r>
+                    </m:sup>
+                  </m:sSup>
+                </m:e>
+              </m:d>
+            </m:num>
+            <m:den>
+              <m:r>
+                <w:rPr>
+                  <w:rFonts w:ascii="Cambria Math" w:hAnsi="Cambria Math"/>
+                </w:rPr>
+                <m:t>ct</m:t>
+              </m:r>
+            </m:den>
+          </m:f>
+          <m:r>
+            <w:rPr>
+              <w:rFonts w:ascii="Cambria Math" w:hAnsi="Cambria Math"/>
+            </w:rPr>
+            <m:t>=(</m:t>
+          </m:r>
+          <m:f>
+            <m:fPr>
+              <m:ctrlPr>
+                <w:rPr>
+                  <w:rFonts w:ascii="Cambria Math" w:hAnsi="Cambria Math"/>
+                  <w:i/>
+                </w:rPr>
+              </m:ctrlPr>
+            </m:fPr>
+            <m:num>
+              <m:r>
+                <w:rPr>
+                  <w:rFonts w:ascii="Cambria Math" w:hAnsi="Cambria Math"/>
+                </w:rPr>
+                <m:t>v</m:t>
+              </m:r>
+            </m:num>
+            <m:den>
+              <m:r>
+                <w:rPr>
+                  <w:rFonts w:ascii="Cambria Math" w:hAnsi="Cambria Math"/>
+                </w:rPr>
+                <m:t>c</m:t>
+              </m:r>
+            </m:den>
+          </m:f>
+          <m:r>
+            <w:rPr>
+              <w:rFonts w:ascii="Cambria Math" w:hAnsi="Cambria Math"/>
+            </w:rPr>
+            <m:t>+</m:t>
+          </m:r>
+          <m:f>
+            <m:fPr>
+              <m:ctrlPr>
+                <w:rPr>
+                  <w:rFonts w:ascii="Cambria Math" w:hAnsi="Cambria Math"/>
+                  <w:i/>
+                </w:rPr>
+              </m:ctrlPr>
+            </m:fPr>
+            <m:num>
+              <m:sSup>
+                <m:sSupPr>
+                  <m:ctrlPr>
+                    <w:rPr>
+                      <w:rFonts w:ascii="Cambria Math" w:hAnsi="Cambria Math"/>
+                      <w:i/>
+                    </w:rPr>
+                  </m:ctrlPr>
+                </m:sSupPr>
+                <m:e>
+                  <m:r>
+                    <w:rPr>
+                      <w:rFonts w:ascii="Cambria Math" w:hAnsi="Cambria Math"/>
+                    </w:rPr>
+                    <m:t>t</m:t>
+                  </m:r>
+                </m:e>
+                <m:sup>
+                  <m:r>
+                    <w:rPr>
+                      <w:rFonts w:ascii="Cambria Math" w:hAnsi="Cambria Math"/>
+                    </w:rPr>
+                    <m:t>'</m:t>
+                  </m:r>
+                </m:sup>
+              </m:sSup>
+            </m:num>
+            <m:den>
+              <m:r>
+                <w:rPr>
+                  <w:rFonts w:ascii="Cambria Math" w:hAnsi="Cambria Math"/>
+                </w:rPr>
+                <m:t>t</m:t>
+              </m:r>
+            </m:den>
+          </m:f>
+          <m:r>
+            <w:rPr>
+              <w:rFonts w:ascii="Cambria Math" w:hAnsi="Cambria Math"/>
+            </w:rPr>
+            <m:t>i)</m:t>
+          </m:r>
+          <m:r>
+            <w:rPr>
+              <w:rFonts w:ascii="Cambria Math" w:hAnsi="Cambria Math"/>
+            </w:rPr>
+            <m:t>(</m:t>
+          </m:r>
+          <m:f>
+            <m:fPr>
+              <m:ctrlPr>
+                <w:rPr>
+                  <w:rFonts w:ascii="Cambria Math" w:hAnsi="Cambria Math"/>
+                  <w:i/>
+                </w:rPr>
+              </m:ctrlPr>
+            </m:fPr>
+            <m:num>
+              <m:r>
+                <w:rPr>
+                  <w:rFonts w:ascii="Cambria Math" w:hAnsi="Cambria Math"/>
+                </w:rPr>
+                <m:t>v</m:t>
+              </m:r>
+            </m:num>
+            <m:den>
+              <m:r>
+                <w:rPr>
+                  <w:rFonts w:ascii="Cambria Math" w:hAnsi="Cambria Math"/>
+                </w:rPr>
+                <m:t>c</m:t>
+              </m:r>
+            </m:den>
+          </m:f>
+          <m:r>
+            <w:rPr>
+              <w:rFonts w:ascii="Cambria Math" w:hAnsi="Cambria Math"/>
+            </w:rPr>
+            <m:t>+</m:t>
+          </m:r>
+          <m:f>
+            <m:fPr>
+              <m:ctrlPr>
+                <w:rPr>
+                  <w:rFonts w:ascii="Cambria Math" w:hAnsi="Cambria Math"/>
+                  <w:i/>
+                </w:rPr>
+              </m:ctrlPr>
+            </m:fPr>
+            <m:num>
+              <m:sSup>
+                <m:sSupPr>
+                  <m:ctrlPr>
+                    <w:rPr>
+                      <w:rFonts w:ascii="Cambria Math" w:hAnsi="Cambria Math"/>
+                      <w:i/>
+                    </w:rPr>
+                  </m:ctrlPr>
+                </m:sSupPr>
+                <m:e>
+                  <m:r>
+                    <w:rPr>
+                      <w:rFonts w:ascii="Cambria Math" w:hAnsi="Cambria Math"/>
+                    </w:rPr>
+                    <m:t>t</m:t>
+                  </m:r>
+                </m:e>
+                <m:sup>
+                  <m:r>
+                    <w:rPr>
+                      <w:rFonts w:ascii="Cambria Math" w:hAnsi="Cambria Math"/>
+                    </w:rPr>
+                    <m:t>'</m:t>
+                  </m:r>
+                </m:sup>
+              </m:sSup>
+            </m:num>
+            <m:den>
+              <m:r>
+                <w:rPr>
+                  <w:rFonts w:ascii="Cambria Math" w:hAnsi="Cambria Math"/>
+                </w:rPr>
+                <m:t>t</m:t>
+              </m:r>
+            </m:den>
+          </m:f>
+          <m:sSup>
+            <m:sSupPr>
+              <m:ctrlPr>
+                <w:rPr>
+                  <w:rFonts w:ascii="Cambria Math" w:hAnsi="Cambria Math"/>
+                  <w:i/>
+                </w:rPr>
+              </m:ctrlPr>
+            </m:sSupPr>
+            <m:e>
+              <m:r>
+                <w:rPr>
+                  <w:rFonts w:ascii="Cambria Math" w:hAnsi="Cambria Math"/>
+                </w:rPr>
+                <m:t>i</m:t>
+              </m:r>
+            </m:e>
+            <m:sup>
+              <m:r>
+                <w:rPr>
+                  <w:rFonts w:ascii="Cambria Math" w:hAnsi="Cambria Math"/>
+                </w:rPr>
+                <m:t>3</m:t>
+              </m:r>
+            </m:sup>
+          </m:sSup>
+          <m:r>
+            <w:rPr>
+              <w:rFonts w:ascii="Cambria Math" w:hAnsi="Cambria Math"/>
+            </w:rPr>
+            <m:t>)</m:t>
+          </m:r>
+        </m:oMath>
+      </m:oMathPara>
+    </w:p>
+    <w:p>
+      <w:r>
+        <w:rPr>
+          <w:rFonts w:hint="eastAsia"/>
+        </w:rPr>
+        <w:t>类比而言，</w:t>
+      </w:r>
+      <m:oMath>
+        <m:f>
+          <m:fPr>
+            <m:ctrlPr>
+              <w:rPr>
+                <w:rFonts w:ascii="Cambria Math" w:hAnsi="Cambria Math"/>
+                <w:i/>
+              </w:rPr>
+            </m:ctrlPr>
+          </m:fPr>
+          <m:num>
+            <m:r>
+              <w:rPr>
+                <w:rFonts w:ascii="Cambria Math" w:hAnsi="Cambria Math"/>
+              </w:rPr>
+              <m:t>v</m:t>
+            </m:r>
+          </m:num>
+          <m:den>
+            <m:r>
+              <w:rPr>
+                <w:rFonts w:ascii="Cambria Math" w:hAnsi="Cambria Math"/>
+              </w:rPr>
+              <m:t>c</m:t>
+            </m:r>
+          </m:den>
+        </m:f>
+      </m:oMath>
+      <w:r>
+        <w:rPr>
+          <w:rFonts w:hint="eastAsia"/>
+        </w:rPr>
+        <w:t>和</w:t>
+      </w:r>
+      <m:oMath>
+        <m:f>
+          <m:fPr>
+            <m:ctrlPr>
+              <w:rPr>
+                <w:rFonts w:ascii="Cambria Math" w:hAnsi="Cambria Math"/>
+                <w:i/>
+              </w:rPr>
+            </m:ctrlPr>
+          </m:fPr>
+          <m:num>
+            <m:sSup>
+              <m:sSupPr>
+                <m:ctrlPr>
+                  <w:rPr>
+                    <w:rFonts w:ascii="Cambria Math" w:hAnsi="Cambria Math"/>
+                    <w:i/>
+                  </w:rPr>
+                </m:ctrlPr>
+              </m:sSupPr>
+              <m:e>
+                <m:r>
+                  <w:rPr>
+                    <w:rFonts w:ascii="Cambria Math" w:hAnsi="Cambria Math"/>
+                  </w:rPr>
+                  <m:t>t</m:t>
+                </m:r>
+              </m:e>
+              <m:sup>
+                <m:r>
+                  <w:rPr>
+                    <w:rFonts w:ascii="Cambria Math" w:hAnsi="Cambria Math"/>
+                  </w:rPr>
+                  <m:t>'</m:t>
+                </m:r>
+              </m:sup>
+            </m:sSup>
+          </m:num>
+          <m:den>
+            <m:r>
+              <w:rPr>
+                <w:rFonts w:ascii="Cambria Math" w:hAnsi="Cambria Math"/>
+              </w:rPr>
+              <m:t>t</m:t>
+            </m:r>
+          </m:den>
+        </m:f>
+      </m:oMath>
+      <w:r>
+        <w:rPr>
+          <w:rFonts w:hint="eastAsia"/>
+        </w:rPr>
+        <w:t>就单位1</w:t>
+      </w:r>
+      <w:r>
+        <w:rPr>
+          <w:rFonts w:hint="eastAsia"/>
+        </w:rPr>
+        <w:t>在相继维数上</w:t>
+      </w:r>
+      <w:r>
+        <w:rPr>
+          <w:rFonts w:hint="eastAsia"/>
+        </w:rPr>
+        <w:t>的分量。</w:t>
+      </w:r>
+      <w:r>
+        <w:rPr>
+          <w:rFonts w:hint="eastAsia"/>
+        </w:rPr>
+        <w:t>这意味着</w:t>
+      </w:r>
+      <w:r>
+        <w:rPr>
+          <w:rFonts w:hint="eastAsia"/>
+        </w:rPr>
+        <w:t>，</w:t>
+      </w:r>
+      <m:oMath>
+        <m:f>
+          <m:fPr>
+            <m:ctrlPr>
+              <w:rPr>
+                <w:rFonts w:ascii="Cambria Math" w:hAnsi="Cambria Math"/>
+                <w:i/>
+              </w:rPr>
+            </m:ctrlPr>
+          </m:fPr>
+          <m:num>
+            <m:r>
+              <w:rPr>
+                <w:rFonts w:ascii="Cambria Math" w:hAnsi="Cambria Math"/>
+              </w:rPr>
+              <m:t>v</m:t>
+            </m:r>
+          </m:num>
+          <m:den>
+            <m:r>
+              <w:rPr>
+                <w:rFonts w:ascii="Cambria Math" w:hAnsi="Cambria Math"/>
+              </w:rPr>
+              <m:t>c</m:t>
+            </m:r>
+          </m:den>
+        </m:f>
+      </m:oMath>
+      <w:r>
+        <w:rPr>
+          <w:rFonts w:hint="eastAsia"/>
+        </w:rPr>
+        <w:t>和</w:t>
+      </w:r>
+      <m:oMath>
+        <m:f>
+          <m:fPr>
+            <m:ctrlPr>
+              <w:rPr>
+                <w:rFonts w:ascii="Cambria Math" w:hAnsi="Cambria Math"/>
+                <w:i/>
+              </w:rPr>
+            </m:ctrlPr>
+          </m:fPr>
+          <m:num>
+            <m:sSup>
+              <m:sSupPr>
+                <m:ctrlPr>
+                  <w:rPr>
+                    <w:rFonts w:ascii="Cambria Math" w:hAnsi="Cambria Math"/>
+                    <w:i/>
+                  </w:rPr>
+                </m:ctrlPr>
+              </m:sSupPr>
+              <m:e>
+                <m:r>
+                  <w:rPr>
+                    <w:rFonts w:ascii="Cambria Math" w:hAnsi="Cambria Math"/>
+                  </w:rPr>
+                  <m:t>t</m:t>
+                </m:r>
+              </m:e>
+              <m:sup>
+                <m:r>
+                  <w:rPr>
+                    <w:rFonts w:ascii="Cambria Math" w:hAnsi="Cambria Math"/>
+                  </w:rPr>
+                  <m:t>'</m:t>
+                </m:r>
+              </m:sup>
+            </m:sSup>
+          </m:num>
+          <m:den>
+            <m:r>
+              <w:rPr>
+                <w:rFonts w:ascii="Cambria Math" w:hAnsi="Cambria Math"/>
+              </w:rPr>
+              <m:t>t</m:t>
+            </m:r>
+          </m:den>
+        </m:f>
+      </m:oMath>
+      <w:r>
+        <w:rPr>
+          <w:rFonts w:hint="eastAsia"/>
+        </w:rPr>
+        <w:t>相差个</w:t>
+      </w:r>
+      <m:oMath>
+        <m:r>
+          <w:rPr>
+            <w:rFonts w:ascii="Cambria Math" w:hAnsi="Cambria Math"/>
+          </w:rPr>
+          <m:t>±1</m:t>
+        </m:r>
+      </m:oMath>
+      <w:proofErr w:type="gramStart"/>
+      <w:r>
+        <w:rPr>
+          <w:rFonts w:hint="eastAsia"/>
+        </w:rPr>
+        <w:t>个</w:t>
+      </w:r>
+      <w:proofErr w:type="gramEnd"/>
+      <w:r>
+        <w:rPr>
+          <w:rFonts w:hint="eastAsia"/>
+        </w:rPr>
+        <w:t>维数。</w:t>
+      </w:r>
+      <w:r>
+        <w:rPr>
+          <w:rFonts w:hint="eastAsia"/>
+        </w:rPr>
+        <w:t>对于</w:t>
+      </w:r>
+      <m:oMath>
+        <m:f>
+          <m:fPr>
+            <m:ctrlPr>
+              <w:rPr>
+                <w:rFonts w:ascii="Cambria Math" w:hAnsi="Cambria Math"/>
+                <w:i/>
+              </w:rPr>
+            </m:ctrlPr>
+          </m:fPr>
+          <m:num>
+            <m:r>
+              <w:rPr>
+                <w:rFonts w:ascii="Cambria Math" w:hAnsi="Cambria Math"/>
+              </w:rPr>
+              <m:t>v</m:t>
+            </m:r>
+          </m:num>
+          <m:den>
+            <m:r>
+              <w:rPr>
+                <w:rFonts w:ascii="Cambria Math" w:hAnsi="Cambria Math"/>
+              </w:rPr>
+              <m:t>c</m:t>
+            </m:r>
+          </m:den>
+        </m:f>
+      </m:oMath>
+      <w:r>
+        <w:rPr>
+          <w:rFonts w:hint="eastAsia"/>
+        </w:rPr>
+        <w:t>而言，假定，</w:t>
+      </w:r>
+    </w:p>
+    <w:p>
+      <m:oMathPara>
+        <m:oMath>
+          <m:r>
+            <w:rPr>
+              <w:rFonts w:ascii="Cambria Math" w:hAnsi="Cambria Math"/>
+            </w:rPr>
+            <m:t>c</m:t>
+          </m:r>
+          <m:r>
+            <w:rPr>
+              <w:rFonts w:ascii="Cambria Math" w:hAnsi="Cambria Math"/>
+            </w:rPr>
+            <m:t>=</m:t>
+          </m:r>
+          <m:f>
+            <m:fPr>
+              <m:ctrlPr>
+                <w:rPr>
+                  <w:rFonts w:ascii="Cambria Math" w:hAnsi="Cambria Math"/>
+                  <w:i/>
+                </w:rPr>
+              </m:ctrlPr>
+            </m:fPr>
+            <m:num>
+              <m:r>
+                <w:rPr>
+                  <w:rFonts w:ascii="Cambria Math" w:hAnsi="Cambria Math" w:hint="eastAsia"/>
+                </w:rPr>
+                <m:t>l</m:t>
+              </m:r>
+            </m:num>
+            <m:den>
+              <m:r>
+                <w:rPr>
+                  <w:rFonts w:ascii="Cambria Math" w:hAnsi="Cambria Math"/>
+                </w:rPr>
+                <m:t>t</m:t>
+              </m:r>
+            </m:den>
+          </m:f>
+        </m:oMath>
+      </m:oMathPara>
+    </w:p>
+    <w:p>
+      <m:oMathPara>
+        <m:oMath>
+          <m:r>
+            <w:rPr>
+              <w:rFonts w:ascii="Cambria Math" w:hAnsi="Cambria Math"/>
+            </w:rPr>
+            <m:t>v</m:t>
+          </m:r>
+          <m:r>
+            <w:rPr>
+              <w:rFonts w:ascii="Cambria Math" w:hAnsi="Cambria Math"/>
+            </w:rPr>
+            <m:t>=</m:t>
+          </m:r>
+          <m:f>
+            <m:fPr>
+              <m:ctrlPr>
+                <w:rPr>
+                  <w:rFonts w:ascii="Cambria Math" w:hAnsi="Cambria Math"/>
+                  <w:i/>
+                </w:rPr>
+              </m:ctrlPr>
+            </m:fPr>
+            <m:num>
+              <m:r>
+                <w:rPr>
+                  <w:rFonts w:ascii="Cambria Math" w:hAnsi="Cambria Math" w:hint="eastAsia"/>
+                </w:rPr>
+                <m:t>l</m:t>
+              </m:r>
+              <m:r>
+                <w:rPr>
+                  <w:rFonts w:ascii="Cambria Math" w:hAnsi="Cambria Math"/>
+                </w:rPr>
+                <m:t>'</m:t>
+              </m:r>
+            </m:num>
+            <m:den>
+              <m:r>
+                <w:rPr>
+                  <w:rFonts w:ascii="Cambria Math" w:hAnsi="Cambria Math"/>
+                </w:rPr>
+                <m:t>t</m:t>
+              </m:r>
+            </m:den>
+          </m:f>
+        </m:oMath>
+      </m:oMathPara>
+    </w:p>
+    <w:p>
+      <m:oMathPara>
+        <m:oMath>
+          <m:f>
+            <m:fPr>
+              <m:ctrlPr>
+                <w:rPr>
+                  <w:rFonts w:ascii="Cambria Math" w:hAnsi="Cambria Math"/>
+                  <w:i/>
+                </w:rPr>
+              </m:ctrlPr>
+            </m:fPr>
+            <m:num>
+              <m:r>
+                <w:rPr>
+                  <w:rFonts w:ascii="Cambria Math" w:hAnsi="Cambria Math"/>
+                </w:rPr>
+                <m:t>v</m:t>
+              </m:r>
+            </m:num>
+            <m:den>
+              <m:r>
+                <w:rPr>
+                  <w:rFonts w:ascii="Cambria Math" w:hAnsi="Cambria Math"/>
+                </w:rPr>
+                <m:t>c</m:t>
+              </m:r>
+            </m:den>
+          </m:f>
+          <m:r>
+            <w:rPr>
+              <w:rFonts w:ascii="Cambria Math" w:hAnsi="Cambria Math"/>
+            </w:rPr>
+            <m:t>=</m:t>
+          </m:r>
+          <m:f>
+            <m:fPr>
+              <m:ctrlPr>
+                <w:rPr>
+                  <w:rFonts w:ascii="Cambria Math" w:hAnsi="Cambria Math"/>
+                  <w:i/>
+                </w:rPr>
+              </m:ctrlPr>
+            </m:fPr>
+            <m:num>
+              <m:f>
+                <m:fPr>
+                  <m:ctrlPr>
+                    <w:rPr>
+                      <w:rFonts w:ascii="Cambria Math" w:hAnsi="Cambria Math"/>
+                      <w:i/>
+                    </w:rPr>
+                  </m:ctrlPr>
+                </m:fPr>
+                <m:num>
+                  <m:sSup>
+                    <m:sSupPr>
+                      <m:ctrlPr>
+                        <w:rPr>
+                          <w:rFonts w:ascii="Cambria Math" w:hAnsi="Cambria Math"/>
+                          <w:i/>
+                        </w:rPr>
+                      </m:ctrlPr>
+                    </m:sSupPr>
+                    <m:e>
+                      <m:r>
+                        <w:rPr>
+                          <w:rFonts w:ascii="Cambria Math" w:hAnsi="Cambria Math"/>
+                        </w:rPr>
+                        <m:t>l</m:t>
+                      </m:r>
+                    </m:e>
+                    <m:sup>
+                      <m:r>
+                        <w:rPr>
+                          <w:rFonts w:ascii="Cambria Math" w:hAnsi="Cambria Math"/>
+                        </w:rPr>
+                        <m:t>'</m:t>
+                      </m:r>
+                    </m:sup>
+                  </m:sSup>
+                </m:num>
+                <m:den>
+                  <m:r>
+                    <w:rPr>
+                      <w:rFonts w:ascii="Cambria Math" w:hAnsi="Cambria Math"/>
+                    </w:rPr>
+                    <m:t>t</m:t>
+                  </m:r>
+                </m:den>
+              </m:f>
+            </m:num>
+            <m:den>
+              <m:f>
+                <m:fPr>
+                  <m:ctrlPr>
+                    <w:rPr>
+                      <w:rFonts w:ascii="Cambria Math" w:hAnsi="Cambria Math"/>
+                      <w:i/>
+                    </w:rPr>
+                  </m:ctrlPr>
+                </m:fPr>
+                <m:num>
+                  <m:r>
+                    <w:rPr>
+                      <w:rFonts w:ascii="Cambria Math" w:hAnsi="Cambria Math"/>
+                    </w:rPr>
+                    <m:t>l</m:t>
+                  </m:r>
+                </m:num>
+                <m:den>
+                  <m:r>
+                    <w:rPr>
+                      <w:rFonts w:ascii="Cambria Math" w:hAnsi="Cambria Math"/>
+                    </w:rPr>
+                    <m:t>t</m:t>
+                  </m:r>
+                </m:den>
+              </m:f>
+            </m:den>
+          </m:f>
+          <m:r>
+            <w:rPr>
+              <w:rFonts w:ascii="Cambria Math" w:hAnsi="Cambria Math"/>
+            </w:rPr>
+            <m:t>=</m:t>
+          </m:r>
+          <m:f>
+            <m:fPr>
+              <m:ctrlPr>
+                <w:rPr>
+                  <w:rFonts w:ascii="Cambria Math" w:hAnsi="Cambria Math"/>
+                  <w:i/>
+                </w:rPr>
+              </m:ctrlPr>
+            </m:fPr>
+            <m:num>
+              <m:sSup>
+                <m:sSupPr>
+                  <m:ctrlPr>
+                    <w:rPr>
+                      <w:rFonts w:ascii="Cambria Math" w:hAnsi="Cambria Math"/>
+                      <w:i/>
+                    </w:rPr>
+                  </m:ctrlPr>
+                </m:sSupPr>
+                <m:e>
+                  <m:r>
+                    <w:rPr>
+                      <w:rFonts w:ascii="Cambria Math" w:hAnsi="Cambria Math"/>
+                    </w:rPr>
+                    <m:t>l</m:t>
+                  </m:r>
+                </m:e>
+                <m:sup>
+                  <m:r>
+                    <w:rPr>
+                      <w:rFonts w:ascii="Cambria Math" w:hAnsi="Cambria Math"/>
+                    </w:rPr>
+                    <m:t>'</m:t>
+                  </m:r>
+                </m:sup>
+              </m:sSup>
+            </m:num>
+            <m:den>
+              <m:r>
+                <w:rPr>
+                  <w:rFonts w:ascii="Cambria Math" w:hAnsi="Cambria Math"/>
+                </w:rPr>
+                <m:t>t</m:t>
+              </m:r>
+            </m:den>
+          </m:f>
+          <m:f>
+            <m:fPr>
+              <m:ctrlPr>
+                <w:rPr>
+                  <w:rFonts w:ascii="Cambria Math" w:hAnsi="Cambria Math"/>
+                  <w:i/>
+                </w:rPr>
+              </m:ctrlPr>
+            </m:fPr>
+            <m:num>
+              <m:r>
+                <w:rPr>
+                  <w:rFonts w:ascii="Cambria Math" w:hAnsi="Cambria Math"/>
+                </w:rPr>
+                <m:t>t</m:t>
+              </m:r>
+            </m:num>
+            <m:den>
+              <m:r>
+                <w:rPr>
+                  <w:rFonts w:ascii="Cambria Math" w:hAnsi="Cambria Math"/>
+                </w:rPr>
+                <m:t>l</m:t>
+              </m:r>
+            </m:den>
+          </m:f>
+          <m:r>
+            <w:rPr>
+              <w:rFonts w:ascii="Cambria Math" w:hAnsi="Cambria Math"/>
+            </w:rPr>
+            <m:t>=</m:t>
+          </m:r>
+          <m:f>
+            <m:fPr>
+              <m:ctrlPr>
+                <w:rPr>
+                  <w:rFonts w:ascii="Cambria Math" w:hAnsi="Cambria Math"/>
+                  <w:i/>
+                </w:rPr>
+              </m:ctrlPr>
+            </m:fPr>
+            <m:num>
+              <m:sSup>
+                <m:sSupPr>
+                  <m:ctrlPr>
+                    <w:rPr>
+                      <w:rFonts w:ascii="Cambria Math" w:hAnsi="Cambria Math"/>
+                      <w:i/>
+                    </w:rPr>
+                  </m:ctrlPr>
+                </m:sSupPr>
+                <m:e>
+                  <m:r>
+                    <w:rPr>
+                      <w:rFonts w:ascii="Cambria Math" w:hAnsi="Cambria Math"/>
+                    </w:rPr>
+                    <m:t>l</m:t>
+                  </m:r>
+                </m:e>
+                <m:sup>
+                  <m:r>
+                    <w:rPr>
+                      <w:rFonts w:ascii="Cambria Math" w:hAnsi="Cambria Math"/>
+                    </w:rPr>
+                    <m:t>'</m:t>
+                  </m:r>
+                </m:sup>
+              </m:sSup>
+            </m:num>
+            <m:den>
+              <m:r>
+                <w:rPr>
+                  <w:rFonts w:ascii="Cambria Math" w:hAnsi="Cambria Math"/>
+                </w:rPr>
+                <m:t>l</m:t>
+              </m:r>
+            </m:den>
+          </m:f>
+        </m:oMath>
+      </m:oMathPara>
+    </w:p>
+    <w:p>
+      <w:r>
+        <w:rPr>
+          <w:rFonts w:hint="eastAsia"/>
+        </w:rPr>
+        <w:t>考虑极限情况，</w:t>
+      </w:r>
+      <w:r>
+        <w:rPr>
+          <w:rFonts w:hint="eastAsia"/>
+        </w:rPr>
+        <w:t>火车和地面相对运动速度为光速，</w:t>
+      </w:r>
+    </w:p>
+    <w:p>
+      <w:pPr>
+        <w:rPr>
+          <w:rFonts w:hint="eastAsia"/>
+        </w:rPr>
+      </w:pPr>
+      <m:oMathPara>
+        <m:oMath>
+          <m:r>
+            <w:rPr>
+              <w:rFonts w:ascii="Cambria Math" w:hAnsi="Cambria Math"/>
+            </w:rPr>
+            <m:t>v=c</m:t>
+          </m:r>
+        </m:oMath>
+      </m:oMathPara>
+    </w:p>
+    <w:p>
+      <w:pPr>
+        <w:rPr>
+          <w:rFonts w:hint="eastAsia"/>
+        </w:rPr>
+      </w:pPr>
+      <m:oMathPara>
+        <m:oMath>
+          <m:f>
+            <m:fPr>
+              <m:ctrlPr>
+                <w:rPr>
+                  <w:rFonts w:ascii="Cambria Math" w:hAnsi="Cambria Math"/>
+                  <w:i/>
+                </w:rPr>
+              </m:ctrlPr>
+            </m:fPr>
+            <m:num>
+              <m:r>
+                <w:rPr>
+                  <w:rFonts w:ascii="Cambria Math" w:hAnsi="Cambria Math"/>
+                </w:rPr>
+                <m:t>v</m:t>
+              </m:r>
+            </m:num>
+            <m:den>
+              <m:r>
+                <w:rPr>
+                  <w:rFonts w:ascii="Cambria Math" w:hAnsi="Cambria Math"/>
+                </w:rPr>
+                <m:t>c</m:t>
+              </m:r>
+            </m:den>
+          </m:f>
+          <m:r>
+            <w:rPr>
+              <w:rFonts w:ascii="Cambria Math" w:hAnsi="Cambria Math"/>
+            </w:rPr>
+            <m:t>=</m:t>
+          </m:r>
+          <m:f>
+            <m:fPr>
+              <m:ctrlPr>
+                <w:rPr>
+                  <w:rFonts w:ascii="Cambria Math" w:hAnsi="Cambria Math"/>
+                  <w:i/>
+                </w:rPr>
+              </m:ctrlPr>
+            </m:fPr>
+            <m:num>
+              <m:sSup>
+                <m:sSupPr>
+                  <m:ctrlPr>
+                    <w:rPr>
+                      <w:rFonts w:ascii="Cambria Math" w:hAnsi="Cambria Math"/>
+                      <w:i/>
+                    </w:rPr>
+                  </m:ctrlPr>
+                </m:sSupPr>
+                <m:e>
+                  <m:r>
+                    <w:rPr>
+                      <w:rFonts w:ascii="Cambria Math" w:hAnsi="Cambria Math"/>
+                    </w:rPr>
+                    <m:t>l</m:t>
+                  </m:r>
+                </m:e>
+                <m:sup>
+                  <m:r>
+                    <w:rPr>
+                      <w:rFonts w:ascii="Cambria Math" w:hAnsi="Cambria Math"/>
+                    </w:rPr>
+                    <m:t>'</m:t>
+                  </m:r>
+                </m:sup>
+              </m:sSup>
+            </m:num>
+            <m:den>
+              <m:r>
+                <w:rPr>
+                  <w:rFonts w:ascii="Cambria Math" w:hAnsi="Cambria Math"/>
+                </w:rPr>
+                <m:t>l</m:t>
+              </m:r>
+            </m:den>
+          </m:f>
+          <m:r>
+            <w:rPr>
+              <w:rFonts w:ascii="Cambria Math" w:hAnsi="Cambria Math"/>
+            </w:rPr>
+            <m:t>=1</m:t>
+          </m:r>
+        </m:oMath>
+      </m:oMathPara>
+    </w:p>
+    <w:p>
+      <m:oMathPara>
+        <m:oMath>
+          <m:d>
+            <m:dPr>
+              <m:ctrlPr>
+                <w:rPr>
+                  <w:rFonts w:ascii="Cambria Math" w:hAnsi="Cambria Math"/>
+                  <w:i/>
+                </w:rPr>
+              </m:ctrlPr>
+            </m:dPr>
+            <m:e>
+              <m:f>
+                <m:fPr>
+                  <m:ctrlPr>
+                    <w:rPr>
+                      <w:rFonts w:ascii="Cambria Math" w:hAnsi="Cambria Math"/>
+                      <w:i/>
+                    </w:rPr>
+                  </m:ctrlPr>
+                </m:fPr>
+                <m:num>
+                  <m:r>
+                    <w:rPr>
+                      <w:rFonts w:ascii="Cambria Math" w:hAnsi="Cambria Math"/>
+                    </w:rPr>
+                    <m:t>v</m:t>
+                  </m:r>
+                </m:num>
+                <m:den>
+                  <m:r>
+                    <w:rPr>
+                      <w:rFonts w:ascii="Cambria Math" w:hAnsi="Cambria Math"/>
+                    </w:rPr>
+                    <m:t>c</m:t>
+                  </m:r>
+                </m:den>
+              </m:f>
+              <m:r>
+                <w:rPr>
+                  <w:rFonts w:ascii="Cambria Math" w:hAnsi="Cambria Math"/>
+                </w:rPr>
+                <m:t>+</m:t>
+              </m:r>
+              <m:f>
+                <m:fPr>
+                  <m:ctrlPr>
+                    <w:rPr>
+                      <w:rFonts w:ascii="Cambria Math" w:hAnsi="Cambria Math"/>
+                      <w:i/>
+                    </w:rPr>
+                  </m:ctrlPr>
+                </m:fPr>
+                <m:num>
+                  <m:sSup>
+                    <m:sSupPr>
+                      <m:ctrlPr>
+                        <w:rPr>
+                          <w:rFonts w:ascii="Cambria Math" w:hAnsi="Cambria Math"/>
+                          <w:i/>
+                        </w:rPr>
+                      </m:ctrlPr>
+                    </m:sSupPr>
+                    <m:e>
+                      <m:r>
+                        <w:rPr>
+                          <w:rFonts w:ascii="Cambria Math" w:hAnsi="Cambria Math"/>
+                        </w:rPr>
+                        <m:t>t</m:t>
+                      </m:r>
+                    </m:e>
+                    <m:sup>
+                      <m:r>
+                        <w:rPr>
+                          <w:rFonts w:ascii="Cambria Math" w:hAnsi="Cambria Math"/>
+                        </w:rPr>
+                        <m:t>'</m:t>
+                      </m:r>
+                    </m:sup>
+                  </m:sSup>
+                </m:num>
+                <m:den>
+                  <m:r>
+                    <w:rPr>
+                      <w:rFonts w:ascii="Cambria Math" w:hAnsi="Cambria Math"/>
+                    </w:rPr>
+                    <m:t>t</m:t>
+                  </m:r>
+                </m:den>
+              </m:f>
+              <m:r>
+                <w:rPr>
+                  <w:rFonts w:ascii="Cambria Math" w:hAnsi="Cambria Math"/>
+                </w:rPr>
+                <m:t>i</m:t>
+              </m:r>
+            </m:e>
+          </m:d>
+          <m:d>
+            <m:dPr>
+              <m:ctrlPr>
+                <w:rPr>
+                  <w:rFonts w:ascii="Cambria Math" w:hAnsi="Cambria Math"/>
+                  <w:i/>
+                </w:rPr>
+              </m:ctrlPr>
+            </m:dPr>
+            <m:e>
+              <m:f>
+                <m:fPr>
+                  <m:ctrlPr>
+                    <w:rPr>
+                      <w:rFonts w:ascii="Cambria Math" w:hAnsi="Cambria Math"/>
+                      <w:i/>
+                    </w:rPr>
+                  </m:ctrlPr>
+                </m:fPr>
+                <m:num>
+                  <m:r>
+                    <w:rPr>
+                      <w:rFonts w:ascii="Cambria Math" w:hAnsi="Cambria Math"/>
+                    </w:rPr>
+                    <m:t>v</m:t>
+                  </m:r>
+                </m:num>
+                <m:den>
+                  <m:r>
+                    <w:rPr>
+                      <w:rFonts w:ascii="Cambria Math" w:hAnsi="Cambria Math"/>
+                    </w:rPr>
+                    <m:t>c</m:t>
+                  </m:r>
+                </m:den>
+              </m:f>
+              <m:r>
+                <w:rPr>
+                  <w:rFonts w:ascii="Cambria Math" w:hAnsi="Cambria Math"/>
+                </w:rPr>
+                <m:t>+</m:t>
+              </m:r>
+              <m:f>
+                <m:fPr>
+                  <m:ctrlPr>
+                    <w:rPr>
+                      <w:rFonts w:ascii="Cambria Math" w:hAnsi="Cambria Math"/>
+                      <w:i/>
+                    </w:rPr>
+                  </m:ctrlPr>
+                </m:fPr>
+                <m:num>
+                  <m:sSup>
+                    <m:sSupPr>
+                      <m:ctrlPr>
+                        <w:rPr>
+                          <w:rFonts w:ascii="Cambria Math" w:hAnsi="Cambria Math"/>
+                          <w:i/>
+                        </w:rPr>
+                      </m:ctrlPr>
+                    </m:sSupPr>
+                    <m:e>
+                      <m:r>
+                        <w:rPr>
+                          <w:rFonts w:ascii="Cambria Math" w:hAnsi="Cambria Math"/>
+                        </w:rPr>
+                        <m:t>t</m:t>
+                      </m:r>
+                    </m:e>
+                    <m:sup>
+                      <m:r>
+                        <w:rPr>
+                          <w:rFonts w:ascii="Cambria Math" w:hAnsi="Cambria Math"/>
+                        </w:rPr>
+                        <m:t>'</m:t>
+                      </m:r>
+                    </m:sup>
+                  </m:sSup>
+                </m:num>
+                <m:den>
+                  <m:r>
+                    <w:rPr>
+                      <w:rFonts w:ascii="Cambria Math" w:hAnsi="Cambria Math"/>
+                    </w:rPr>
+                    <m:t>t</m:t>
+                  </m:r>
+                </m:den>
+              </m:f>
+              <m:sSup>
+                <m:sSupPr>
+                  <m:ctrlPr>
+                    <w:rPr>
+                      <w:rFonts w:ascii="Cambria Math" w:hAnsi="Cambria Math"/>
+                      <w:i/>
+                    </w:rPr>
+                  </m:ctrlPr>
+                </m:sSupPr>
+                <m:e>
+                  <m:r>
+                    <w:rPr>
+                      <w:rFonts w:ascii="Cambria Math" w:hAnsi="Cambria Math"/>
+                    </w:rPr>
+                    <m:t>i</m:t>
+                  </m:r>
+                </m:e>
+                <m:sup>
+                  <m:r>
+                    <w:rPr>
+                      <w:rFonts w:ascii="Cambria Math" w:hAnsi="Cambria Math"/>
+                    </w:rPr>
+                    <m:t>3</m:t>
+                  </m:r>
+                </m:sup>
+              </m:sSup>
+            </m:e>
+          </m:d>
+          <m:r>
+            <w:rPr>
+              <w:rFonts w:ascii="Cambria Math" w:hAnsi="Cambria Math"/>
+            </w:rPr>
+            <m:t>=</m:t>
+          </m:r>
+          <m:d>
+            <m:dPr>
+              <m:ctrlPr>
+                <w:rPr>
+                  <w:rFonts w:ascii="Cambria Math" w:hAnsi="Cambria Math"/>
+                  <w:i/>
+                </w:rPr>
+              </m:ctrlPr>
+            </m:dPr>
+            <m:e>
+              <m:r>
+                <w:rPr>
+                  <w:rFonts w:ascii="Cambria Math" w:hAnsi="Cambria Math"/>
+                </w:rPr>
+                <m:t>1</m:t>
+              </m:r>
+              <m:r>
+                <w:rPr>
+                  <w:rFonts w:ascii="Cambria Math" w:hAnsi="Cambria Math"/>
+                </w:rPr>
+                <m:t>+</m:t>
+              </m:r>
+              <m:f>
+                <m:fPr>
+                  <m:ctrlPr>
+                    <w:rPr>
+                      <w:rFonts w:ascii="Cambria Math" w:hAnsi="Cambria Math"/>
+                      <w:i/>
+                    </w:rPr>
+                  </m:ctrlPr>
+                </m:fPr>
+                <m:num>
+                  <m:sSup>
+                    <m:sSupPr>
+                      <m:ctrlPr>
+                        <w:rPr>
+                          <w:rFonts w:ascii="Cambria Math" w:hAnsi="Cambria Math"/>
+                          <w:i/>
+                        </w:rPr>
+                      </m:ctrlPr>
+                    </m:sSupPr>
+                    <m:e>
+                      <m:r>
+                        <w:rPr>
+                          <w:rFonts w:ascii="Cambria Math" w:hAnsi="Cambria Math"/>
+                        </w:rPr>
+                        <m:t>t</m:t>
+                      </m:r>
+                    </m:e>
+                    <m:sup>
+                      <m:r>
+                        <w:rPr>
+                          <w:rFonts w:ascii="Cambria Math" w:hAnsi="Cambria Math"/>
+                        </w:rPr>
+                        <m:t>'</m:t>
+                      </m:r>
+                    </m:sup>
+                  </m:sSup>
+                </m:num>
+                <m:den>
+                  <m:r>
+                    <w:rPr>
+                      <w:rFonts w:ascii="Cambria Math" w:hAnsi="Cambria Math"/>
+                    </w:rPr>
+                    <m:t>t</m:t>
+                  </m:r>
+                </m:den>
+              </m:f>
+              <m:r>
+                <w:rPr>
+                  <w:rFonts w:ascii="Cambria Math" w:hAnsi="Cambria Math"/>
+                </w:rPr>
+                <m:t>i</m:t>
+              </m:r>
+            </m:e>
+          </m:d>
+          <m:d>
+            <m:dPr>
+              <m:ctrlPr>
+                <w:rPr>
+                  <w:rFonts w:ascii="Cambria Math" w:hAnsi="Cambria Math"/>
+                  <w:i/>
+                </w:rPr>
+              </m:ctrlPr>
+            </m:dPr>
+            <m:e>
+              <m:r>
+                <w:rPr>
+                  <w:rFonts w:ascii="Cambria Math" w:hAnsi="Cambria Math"/>
+                </w:rPr>
+                <m:t>1</m:t>
+              </m:r>
+              <m:r>
+                <w:rPr>
+                  <w:rFonts w:ascii="Cambria Math" w:hAnsi="Cambria Math"/>
+                </w:rPr>
+                <m:t>+</m:t>
+              </m:r>
+              <m:f>
+                <m:fPr>
+                  <m:ctrlPr>
+                    <w:rPr>
+                      <w:rFonts w:ascii="Cambria Math" w:hAnsi="Cambria Math"/>
+                      <w:i/>
+                    </w:rPr>
+                  </m:ctrlPr>
+                </m:fPr>
+                <m:num>
+                  <m:sSup>
+                    <m:sSupPr>
+                      <m:ctrlPr>
+                        <w:rPr>
+                          <w:rFonts w:ascii="Cambria Math" w:hAnsi="Cambria Math"/>
+                          <w:i/>
+                        </w:rPr>
+                      </m:ctrlPr>
+                    </m:sSupPr>
+                    <m:e>
+                      <m:r>
+                        <w:rPr>
+                          <w:rFonts w:ascii="Cambria Math" w:hAnsi="Cambria Math"/>
+                        </w:rPr>
+                        <m:t>t</m:t>
+                      </m:r>
+                    </m:e>
+                    <m:sup>
+                      <m:r>
+                        <w:rPr>
+                          <w:rFonts w:ascii="Cambria Math" w:hAnsi="Cambria Math"/>
+                        </w:rPr>
+                        <m:t>'</m:t>
+                      </m:r>
+                    </m:sup>
+                  </m:sSup>
+                </m:num>
+                <m:den>
+                  <m:r>
+                    <w:rPr>
+                      <w:rFonts w:ascii="Cambria Math" w:hAnsi="Cambria Math"/>
+                    </w:rPr>
+                    <m:t>t</m:t>
+                  </m:r>
+                </m:den>
+              </m:f>
+              <m:sSup>
+                <m:sSupPr>
+                  <m:ctrlPr>
+                    <w:rPr>
+                      <w:rFonts w:ascii="Cambria Math" w:hAnsi="Cambria Math"/>
+                      <w:i/>
+                    </w:rPr>
+                  </m:ctrlPr>
+                </m:sSupPr>
+                <m:e>
+                  <m:r>
+                    <w:rPr>
+                      <w:rFonts w:ascii="Cambria Math" w:hAnsi="Cambria Math"/>
+                    </w:rPr>
+                    <m:t>i</m:t>
+                  </m:r>
+                </m:e>
+                <m:sup>
+                  <m:r>
+                    <w:rPr>
+                      <w:rFonts w:ascii="Cambria Math" w:hAnsi="Cambria Math"/>
+                    </w:rPr>
+                    <m:t>3</m:t>
+                  </m:r>
+                </m:sup>
+              </m:sSup>
+            </m:e>
+          </m:d>
+          <m:r>
+            <w:rPr>
+              <w:rFonts w:ascii="Cambria Math" w:hAnsi="Cambria Math"/>
+            </w:rPr>
+            <m:t>=1-</m:t>
+          </m:r>
+          <m:sSup>
+            <m:sSupPr>
+              <m:ctrlPr>
+                <w:rPr>
+                  <w:rFonts w:ascii="Cambria Math" w:hAnsi="Cambria Math"/>
+                  <w:i/>
+                </w:rPr>
+              </m:ctrlPr>
+            </m:sSupPr>
+            <m:e>
+              <m:d>
+                <m:dPr>
+                  <m:ctrlPr>
+                    <w:rPr>
+                      <w:rFonts w:ascii="Cambria Math" w:hAnsi="Cambria Math"/>
+                      <w:i/>
+                    </w:rPr>
+                  </m:ctrlPr>
+                </m:dPr>
+                <m:e>
+                  <m:f>
+                    <m:fPr>
+                      <m:ctrlPr>
+                        <w:rPr>
+                          <w:rFonts w:ascii="Cambria Math" w:hAnsi="Cambria Math"/>
+                          <w:i/>
+                        </w:rPr>
+                      </m:ctrlPr>
+                    </m:fPr>
+                    <m:num>
+                      <m:sSup>
+                        <m:sSupPr>
+                          <m:ctrlPr>
+                            <w:rPr>
+                              <w:rFonts w:ascii="Cambria Math" w:hAnsi="Cambria Math"/>
+                              <w:i/>
+                            </w:rPr>
+                          </m:ctrlPr>
+                        </m:sSupPr>
+                        <m:e>
+                          <m:r>
+                            <w:rPr>
+                              <w:rFonts w:ascii="Cambria Math" w:hAnsi="Cambria Math"/>
+                            </w:rPr>
+                            <m:t>t</m:t>
+                          </m:r>
+                        </m:e>
+                        <m:sup>
+                          <m:r>
+                            <w:rPr>
+                              <w:rFonts w:ascii="Cambria Math" w:hAnsi="Cambria Math"/>
+                            </w:rPr>
+                            <m:t>'</m:t>
+                          </m:r>
+                        </m:sup>
+                      </m:sSup>
+                    </m:num>
+                    <m:den>
+                      <m:r>
+                        <w:rPr>
+                          <w:rFonts w:ascii="Cambria Math" w:hAnsi="Cambria Math"/>
+                        </w:rPr>
+                        <m:t>t</m:t>
+                      </m:r>
+                    </m:den>
+                  </m:f>
+                </m:e>
+              </m:d>
+            </m:e>
+            <m:sup>
+              <m:r>
+                <w:rPr>
+                  <w:rFonts w:ascii="Cambria Math" w:hAnsi="Cambria Math"/>
+                </w:rPr>
+                <m:t>2</m:t>
+              </m:r>
+            </m:sup>
+          </m:sSup>
+          <m:r>
+            <w:rPr>
+              <w:rFonts w:ascii="Cambria Math" w:hAnsi="Cambria Math"/>
+            </w:rPr>
+            <m:t>=1</m:t>
+          </m:r>
+        </m:oMath>
+      </m:oMathPara>
+    </w:p>
+    <w:p>
+      <m:oMathPara>
+        <m:oMath>
+          <m:f>
+            <m:fPr>
+              <m:ctrlPr>
+                <w:rPr>
+                  <w:rFonts w:ascii="Cambria Math" w:hAnsi="Cambria Math"/>
+                  <w:i/>
+                </w:rPr>
+              </m:ctrlPr>
+            </m:fPr>
+            <m:num>
+              <m:sSup>
+                <m:sSupPr>
+                  <m:ctrlPr>
+                    <w:rPr>
+                      <w:rFonts w:ascii="Cambria Math" w:hAnsi="Cambria Math"/>
+                      <w:i/>
+                    </w:rPr>
+                  </m:ctrlPr>
+                </m:sSupPr>
+                <m:e>
+                  <m:r>
+                    <w:rPr>
+                      <w:rFonts w:ascii="Cambria Math" w:hAnsi="Cambria Math"/>
+                    </w:rPr>
+                    <m:t>t</m:t>
+                  </m:r>
+                </m:e>
+                <m:sup>
+                  <m:r>
+                    <w:rPr>
+                      <w:rFonts w:ascii="Cambria Math" w:hAnsi="Cambria Math"/>
+                    </w:rPr>
+                    <m:t>'</m:t>
+                  </m:r>
+                </m:sup>
+              </m:sSup>
+            </m:num>
+            <m:den>
+              <m:r>
+                <w:rPr>
+                  <w:rFonts w:ascii="Cambria Math" w:hAnsi="Cambria Math"/>
+                </w:rPr>
+                <m:t>t</m:t>
+              </m:r>
+            </m:den>
+          </m:f>
+          <m:r>
+            <w:rPr>
+              <w:rFonts w:ascii="Cambria Math" w:hAnsi="Cambria Math"/>
+            </w:rPr>
+            <m:t>=0=</m:t>
+          </m:r>
+          <m:f>
+            <m:fPr>
+              <m:ctrlPr>
+                <w:rPr>
+                  <w:rFonts w:ascii="Cambria Math" w:hAnsi="Cambria Math"/>
+                  <w:i/>
+                </w:rPr>
+              </m:ctrlPr>
+            </m:fPr>
+            <m:num>
+              <m:f>
+                <m:fPr>
+                  <m:ctrlPr>
+                    <w:rPr>
+                      <w:rFonts w:ascii="Cambria Math" w:hAnsi="Cambria Math"/>
+                      <w:i/>
+                    </w:rPr>
+                  </m:ctrlPr>
+                </m:fPr>
+                <m:num>
+                  <m:r>
+                    <w:rPr>
+                      <w:rFonts w:ascii="Cambria Math" w:hAnsi="Cambria Math"/>
+                    </w:rPr>
+                    <m:t>1</m:t>
+                  </m:r>
+                </m:num>
+                <m:den>
+                  <m:sSup>
+                    <m:sSupPr>
+                      <m:ctrlPr>
+                        <w:rPr>
+                          <w:rFonts w:ascii="Cambria Math" w:hAnsi="Cambria Math"/>
+                          <w:i/>
+                        </w:rPr>
+                      </m:ctrlPr>
+                    </m:sSupPr>
+                    <m:e>
+                      <m:r>
+                        <w:rPr>
+                          <w:rFonts w:ascii="Cambria Math" w:hAnsi="Cambria Math" w:hint="eastAsia"/>
+                        </w:rPr>
+                        <m:t>i</m:t>
+                      </m:r>
+                    </m:e>
+                    <m:sup>
+                      <m:r>
+                        <w:rPr>
+                          <w:rFonts w:ascii="Cambria Math" w:hAnsi="Cambria Math"/>
+                        </w:rPr>
+                        <m:t>2</m:t>
+                      </m:r>
+                    </m:sup>
+                  </m:sSup>
+                  <m:r>
+                    <w:rPr>
+                      <w:rFonts w:ascii="Cambria Math" w:hAnsi="Cambria Math"/>
+                    </w:rPr>
+                    <m:t>+1</m:t>
+                  </m:r>
+                </m:den>
+              </m:f>
+              <m:r>
+                <w:rPr>
+                  <w:rFonts w:ascii="Cambria Math" w:hAnsi="Cambria Math" w:hint="eastAsia"/>
+                </w:rPr>
+                <m:t>t</m:t>
+              </m:r>
+            </m:num>
+            <m:den>
+              <m:r>
+                <w:rPr>
+                  <w:rFonts w:ascii="Cambria Math" w:hAnsi="Cambria Math"/>
+                </w:rPr>
+                <m:t>t</m:t>
+              </m:r>
+            </m:den>
+          </m:f>
+          <m:r>
+            <w:rPr>
+              <w:rFonts w:ascii="Cambria Math" w:hAnsi="Cambria Math"/>
+            </w:rPr>
+            <m:t>=</m:t>
+          </m:r>
+          <m:f>
+            <m:fPr>
+              <m:ctrlPr>
+                <w:rPr>
+                  <w:rFonts w:ascii="Cambria Math" w:hAnsi="Cambria Math"/>
+                  <w:i/>
+                </w:rPr>
+              </m:ctrlPr>
+            </m:fPr>
+            <m:num>
+              <m:sSup>
+                <m:sSupPr>
+                  <m:ctrlPr>
+                    <w:rPr>
+                      <w:rFonts w:ascii="Cambria Math" w:hAnsi="Cambria Math"/>
+                      <w:i/>
+                    </w:rPr>
+                  </m:ctrlPr>
+                </m:sSupPr>
+                <m:e>
+                  <m:r>
+                    <w:rPr>
+                      <w:rFonts w:ascii="Cambria Math" w:hAnsi="Cambria Math"/>
+                    </w:rPr>
+                    <m:t>(</m:t>
+                  </m:r>
+                  <m:sSup>
+                    <m:sSupPr>
+                      <m:ctrlPr>
+                        <w:rPr>
+                          <w:rFonts w:ascii="Cambria Math" w:hAnsi="Cambria Math"/>
+                          <w:i/>
+                        </w:rPr>
+                      </m:ctrlPr>
+                    </m:sSupPr>
+                    <m:e>
+                      <m:r>
+                        <w:rPr>
+                          <w:rFonts w:ascii="Cambria Math" w:hAnsi="Cambria Math" w:hint="eastAsia"/>
+                        </w:rPr>
+                        <m:t>i</m:t>
+                      </m:r>
+                    </m:e>
+                    <m:sup>
+                      <m:r>
+                        <w:rPr>
+                          <w:rFonts w:ascii="Cambria Math" w:hAnsi="Cambria Math"/>
+                        </w:rPr>
+                        <m:t>2</m:t>
+                      </m:r>
+                    </m:sup>
+                  </m:sSup>
+                  <m:r>
+                    <w:rPr>
+                      <w:rFonts w:ascii="Cambria Math" w:hAnsi="Cambria Math"/>
+                    </w:rPr>
+                    <m:t>+1)</m:t>
+                  </m:r>
+                  <m:r>
+                    <w:rPr>
+                      <w:rFonts w:ascii="Cambria Math" w:hAnsi="Cambria Math" w:hint="eastAsia"/>
+                    </w:rPr>
+                    <m:t>t</m:t>
+                  </m:r>
+                  <m:ctrlPr>
+                    <w:rPr>
+                      <w:rFonts w:ascii="Cambria Math" w:hAnsi="Cambria Math" w:hint="eastAsia"/>
+                      <w:i/>
+                    </w:rPr>
+                  </m:ctrlPr>
+                </m:e>
+                <m:sup>
+                  <m:r>
+                    <w:rPr>
+                      <w:rFonts w:ascii="Cambria Math" w:hAnsi="Cambria Math"/>
+                    </w:rPr>
+                    <m:t>'</m:t>
+                  </m:r>
+                </m:sup>
+              </m:sSup>
+            </m:num>
+            <m:den>
+              <m:r>
+                <w:rPr>
+                  <w:rFonts w:ascii="Cambria Math" w:hAnsi="Cambria Math"/>
+                </w:rPr>
+                <m:t>t'</m:t>
+              </m:r>
+            </m:den>
+          </m:f>
+        </m:oMath>
+      </m:oMathPara>
+    </w:p>
+    <w:p>
+      <w:pPr>
+        <w:rPr>
+          <w:rFonts w:hint="eastAsia"/>
+        </w:rPr>
+      </w:pPr>
+      <m:oMathPara>
+        <m:oMath>
+          <m:sSup>
+            <m:sSupPr>
+              <m:ctrlPr>
+                <w:rPr>
+                  <w:rFonts w:ascii="Cambria Math" w:hAnsi="Cambria Math"/>
+                  <w:i/>
+                </w:rPr>
+              </m:ctrlPr>
+            </m:sSupPr>
+            <m:e>
+              <m:r>
+                <w:rPr>
+                  <w:rFonts w:ascii="Cambria Math" w:hAnsi="Cambria Math"/>
+                </w:rPr>
+                <m:t>t</m:t>
+              </m:r>
+            </m:e>
+            <m:sup>
+              <m:r>
+                <w:rPr>
+                  <w:rFonts w:ascii="Cambria Math" w:hAnsi="Cambria Math"/>
+                </w:rPr>
+                <m:t>'</m:t>
+              </m:r>
+            </m:sup>
+          </m:sSup>
+          <m:r>
+            <w:rPr>
+              <w:rFonts w:ascii="Cambria Math" w:hAnsi="Cambria Math"/>
+            </w:rPr>
+            <m:t>=</m:t>
+          </m:r>
+          <m:sSup>
+            <m:sSupPr>
+              <m:ctrlPr>
+                <w:rPr>
+                  <w:rFonts w:ascii="Cambria Math" w:hAnsi="Cambria Math"/>
+                  <w:i/>
+                </w:rPr>
+              </m:ctrlPr>
+            </m:sSupPr>
+            <m:e>
+              <m:d>
+                <m:dPr>
+                  <m:ctrlPr>
+                    <w:rPr>
+                      <w:rFonts w:ascii="Cambria Math" w:hAnsi="Cambria Math"/>
+                      <w:i/>
+                    </w:rPr>
+                  </m:ctrlPr>
+                </m:dPr>
+                <m:e>
+                  <m:sSup>
+                    <m:sSupPr>
+                      <m:ctrlPr>
+                        <w:rPr>
+                          <w:rFonts w:ascii="Cambria Math" w:hAnsi="Cambria Math"/>
+                          <w:i/>
+                        </w:rPr>
+                      </m:ctrlPr>
+                    </m:sSupPr>
+                    <m:e>
+                      <m:r>
+                        <w:rPr>
+                          <w:rFonts w:ascii="Cambria Math" w:hAnsi="Cambria Math"/>
+                        </w:rPr>
+                        <m:t>i</m:t>
+                      </m:r>
+                    </m:e>
+                    <m:sup>
+                      <m:r>
+                        <w:rPr>
+                          <w:rFonts w:ascii="Cambria Math" w:hAnsi="Cambria Math"/>
+                        </w:rPr>
+                        <m:t>2</m:t>
+                      </m:r>
+                    </m:sup>
+                  </m:sSup>
+                  <m:r>
+                    <w:rPr>
+                      <w:rFonts w:ascii="Cambria Math" w:hAnsi="Cambria Math"/>
+                    </w:rPr>
+                    <m:t>+1</m:t>
+                  </m:r>
+                </m:e>
+              </m:d>
+            </m:e>
+            <m:sup>
+              <m:r>
+                <w:rPr>
+                  <w:rFonts w:ascii="Cambria Math" w:hAnsi="Cambria Math"/>
+                </w:rPr>
+                <m:t>±1</m:t>
+              </m:r>
+            </m:sup>
+          </m:sSup>
+          <m:r>
+            <w:rPr>
+              <w:rFonts w:ascii="Cambria Math" w:hAnsi="Cambria Math"/>
+            </w:rPr>
+            <m:t>t</m:t>
+          </m:r>
+          <m:r>
+            <w:rPr>
+              <w:rFonts w:ascii="Cambria Math" w:hAnsi="Cambria Math"/>
+            </w:rPr>
+            <m:t>=</m:t>
+          </m:r>
+          <m:sSup>
+            <m:sSupPr>
+              <m:ctrlPr>
+                <w:rPr>
+                  <w:rFonts w:ascii="Cambria Math" w:hAnsi="Cambria Math"/>
+                  <w:i/>
+                </w:rPr>
+              </m:ctrlPr>
+            </m:sSupPr>
+            <m:e>
+              <m:r>
+                <w:rPr>
+                  <w:rFonts w:ascii="Cambria Math" w:hAnsi="Cambria Math" w:hint="eastAsia"/>
+                </w:rPr>
+                <m:t>c</m:t>
+              </m:r>
+              <m:ctrlPr>
+                <w:rPr>
+                  <w:rFonts w:ascii="Cambria Math" w:hAnsi="Cambria Math" w:hint="eastAsia"/>
+                  <w:i/>
+                </w:rPr>
+              </m:ctrlPr>
+            </m:e>
+            <m:sup>
+              <m:r>
+                <w:rPr>
+                  <w:rFonts w:ascii="Cambria Math" w:hAnsi="Cambria Math"/>
+                </w:rPr>
+                <m:t>±1</m:t>
+              </m:r>
+            </m:sup>
+          </m:sSup>
+          <m:r>
+            <w:rPr>
+              <w:rFonts w:ascii="Cambria Math" w:hAnsi="Cambria Math"/>
+            </w:rPr>
+            <m:t>t</m:t>
+          </m:r>
+        </m:oMath>
+      </m:oMathPara>
+    </w:p>
+    <w:p>
+      <w:pPr>
+        <w:rPr>
+          <w:rFonts w:hint="eastAsia"/>
+        </w:rPr>
+      </w:pPr>
+      <w:r>
+        <w:rPr>
+          <w:rFonts w:hint="eastAsia"/>
+        </w:rPr>
+        <w:t>另一种极限情况，</w:t>
+      </w:r>
+      <w:r>
+        <w:rPr>
+          <w:rFonts w:hint="eastAsia"/>
+        </w:rPr>
+        <w:t>火车和地面相对静止，</w:t>
+      </w:r>
+    </w:p>
+    <w:p>
+      <w:pPr>
+        <w:rPr>
+          <w:rFonts w:hint="eastAsia"/>
+        </w:rPr>
+      </w:pPr>
+      <m:oMathPara>
+        <m:oMath>
+          <m:r>
+            <w:rPr>
+              <w:rFonts w:ascii="Cambria Math" w:hAnsi="Cambria Math"/>
+            </w:rPr>
+            <m:t>v=</m:t>
+          </m:r>
+          <m:r>
+            <w:rPr>
+              <w:rFonts w:ascii="Cambria Math" w:hAnsi="Cambria Math"/>
+            </w:rPr>
+            <m:t>0</m:t>
+          </m:r>
+        </m:oMath>
+      </m:oMathPara>
+    </w:p>
+    <w:p>
+      <w:pPr>
+        <w:rPr>
+          <w:rFonts w:hint="eastAsia"/>
+        </w:rPr>
+      </w:pPr>
+      <m:oMathPara>
+        <m:oMath>
+          <m:f>
+            <m:fPr>
+              <m:ctrlPr>
+                <w:rPr>
+                  <w:rFonts w:ascii="Cambria Math" w:hAnsi="Cambria Math"/>
+                  <w:i/>
+                </w:rPr>
+              </m:ctrlPr>
+            </m:fPr>
+            <m:num>
+              <m:r>
+                <w:rPr>
+                  <w:rFonts w:ascii="Cambria Math" w:hAnsi="Cambria Math"/>
+                </w:rPr>
+                <m:t>v</m:t>
+              </m:r>
+            </m:num>
+            <m:den>
+              <m:r>
+                <w:rPr>
+                  <w:rFonts w:ascii="Cambria Math" w:hAnsi="Cambria Math"/>
+                </w:rPr>
+                <m:t>c</m:t>
+              </m:r>
+            </m:den>
+          </m:f>
+          <m:r>
+            <w:rPr>
+              <w:rFonts w:ascii="Cambria Math" w:hAnsi="Cambria Math"/>
+            </w:rPr>
+            <m:t>=</m:t>
+          </m:r>
+          <m:f>
+            <m:fPr>
+              <m:ctrlPr>
+                <w:rPr>
+                  <w:rFonts w:ascii="Cambria Math" w:hAnsi="Cambria Math"/>
+                  <w:i/>
+                </w:rPr>
+              </m:ctrlPr>
+            </m:fPr>
+            <m:num>
+              <m:sSup>
+                <m:sSupPr>
+                  <m:ctrlPr>
+                    <w:rPr>
+                      <w:rFonts w:ascii="Cambria Math" w:hAnsi="Cambria Math"/>
+                      <w:i/>
+                    </w:rPr>
+                  </m:ctrlPr>
+                </m:sSupPr>
+                <m:e>
+                  <m:r>
+                    <w:rPr>
+                      <w:rFonts w:ascii="Cambria Math" w:hAnsi="Cambria Math"/>
+                    </w:rPr>
+                    <m:t>l</m:t>
+                  </m:r>
+                </m:e>
+                <m:sup>
+                  <m:r>
+                    <w:rPr>
+                      <w:rFonts w:ascii="Cambria Math" w:hAnsi="Cambria Math"/>
+                    </w:rPr>
+                    <m:t>'</m:t>
+                  </m:r>
+                </m:sup>
+              </m:sSup>
+            </m:num>
+            <m:den>
+              <m:r>
+                <w:rPr>
+                  <w:rFonts w:ascii="Cambria Math" w:hAnsi="Cambria Math"/>
+                </w:rPr>
+                <m:t>l</m:t>
+              </m:r>
+            </m:den>
+          </m:f>
+          <m:r>
+            <w:rPr>
+              <w:rFonts w:ascii="Cambria Math" w:hAnsi="Cambria Math"/>
+            </w:rPr>
+            <m:t>=</m:t>
+          </m:r>
+          <m:r>
+            <w:rPr>
+              <w:rFonts w:ascii="Cambria Math" w:hAnsi="Cambria Math"/>
+            </w:rPr>
+            <m:t>0</m:t>
+          </m:r>
+        </m:oMath>
+      </m:oMathPara>
+    </w:p>
+    <w:p>
+      <m:oMathPara>
+        <m:oMath>
+          <m:d>
+            <m:dPr>
+              <m:ctrlPr>
+                <w:rPr>
+                  <w:rFonts w:ascii="Cambria Math" w:hAnsi="Cambria Math"/>
+                  <w:i/>
+                </w:rPr>
+              </m:ctrlPr>
+            </m:dPr>
+            <m:e>
+              <m:f>
+                <m:fPr>
+                  <m:ctrlPr>
+                    <w:rPr>
+                      <w:rFonts w:ascii="Cambria Math" w:hAnsi="Cambria Math"/>
+                      <w:i/>
+                    </w:rPr>
+                  </m:ctrlPr>
+                </m:fPr>
+                <m:num>
+                  <m:r>
+                    <w:rPr>
+                      <w:rFonts w:ascii="Cambria Math" w:hAnsi="Cambria Math"/>
+                    </w:rPr>
+                    <m:t>v</m:t>
+                  </m:r>
+                </m:num>
+                <m:den>
+                  <m:r>
+                    <w:rPr>
+                      <w:rFonts w:ascii="Cambria Math" w:hAnsi="Cambria Math"/>
+                    </w:rPr>
+                    <m:t>c</m:t>
+                  </m:r>
+                </m:den>
+              </m:f>
+              <m:r>
+                <w:rPr>
+                  <w:rFonts w:ascii="Cambria Math" w:hAnsi="Cambria Math"/>
+                </w:rPr>
+                <m:t>+</m:t>
+              </m:r>
+              <m:f>
+                <m:fPr>
+                  <m:ctrlPr>
+                    <w:rPr>
+                      <w:rFonts w:ascii="Cambria Math" w:hAnsi="Cambria Math"/>
+                      <w:i/>
+                    </w:rPr>
+                  </m:ctrlPr>
+                </m:fPr>
+                <m:num>
+                  <m:sSup>
+                    <m:sSupPr>
+                      <m:ctrlPr>
+                        <w:rPr>
+                          <w:rFonts w:ascii="Cambria Math" w:hAnsi="Cambria Math"/>
+                          <w:i/>
+                        </w:rPr>
+                      </m:ctrlPr>
+                    </m:sSupPr>
+                    <m:e>
+                      <m:r>
+                        <w:rPr>
+                          <w:rFonts w:ascii="Cambria Math" w:hAnsi="Cambria Math"/>
+                        </w:rPr>
+                        <m:t>t</m:t>
+                      </m:r>
+                    </m:e>
+                    <m:sup>
+                      <m:r>
+                        <w:rPr>
+                          <w:rFonts w:ascii="Cambria Math" w:hAnsi="Cambria Math"/>
+                        </w:rPr>
+                        <m:t>'</m:t>
+                      </m:r>
+                    </m:sup>
+                  </m:sSup>
+                </m:num>
+                <m:den>
+                  <m:r>
+                    <w:rPr>
+                      <w:rFonts w:ascii="Cambria Math" w:hAnsi="Cambria Math"/>
+                    </w:rPr>
+                    <m:t>t</m:t>
+                  </m:r>
+                </m:den>
+              </m:f>
+              <m:r>
+                <w:rPr>
+                  <w:rFonts w:ascii="Cambria Math" w:hAnsi="Cambria Math"/>
+                </w:rPr>
+                <m:t>i</m:t>
+              </m:r>
+            </m:e>
+          </m:d>
+          <m:d>
+            <m:dPr>
+              <m:ctrlPr>
+                <w:rPr>
+                  <w:rFonts w:ascii="Cambria Math" w:hAnsi="Cambria Math"/>
+                  <w:i/>
+                </w:rPr>
+              </m:ctrlPr>
+            </m:dPr>
+            <m:e>
+              <m:f>
+                <m:fPr>
+                  <m:ctrlPr>
+                    <w:rPr>
+                      <w:rFonts w:ascii="Cambria Math" w:hAnsi="Cambria Math"/>
+                      <w:i/>
+                    </w:rPr>
+                  </m:ctrlPr>
+                </m:fPr>
+                <m:num>
+                  <m:r>
+                    <w:rPr>
+                      <w:rFonts w:ascii="Cambria Math" w:hAnsi="Cambria Math"/>
+                    </w:rPr>
+                    <m:t>v</m:t>
+                  </m:r>
+                </m:num>
+                <m:den>
+                  <m:r>
+                    <w:rPr>
+                      <w:rFonts w:ascii="Cambria Math" w:hAnsi="Cambria Math"/>
+                    </w:rPr>
+                    <m:t>c</m:t>
+                  </m:r>
+                </m:den>
+              </m:f>
+              <m:r>
+                <w:rPr>
+                  <w:rFonts w:ascii="Cambria Math" w:hAnsi="Cambria Math"/>
+                </w:rPr>
+                <m:t>+</m:t>
+              </m:r>
+              <m:f>
+                <m:fPr>
+                  <m:ctrlPr>
+                    <w:rPr>
+                      <w:rFonts w:ascii="Cambria Math" w:hAnsi="Cambria Math"/>
+                      <w:i/>
+                    </w:rPr>
+                  </m:ctrlPr>
+                </m:fPr>
+                <m:num>
+                  <m:sSup>
+                    <m:sSupPr>
+                      <m:ctrlPr>
+                        <w:rPr>
+                          <w:rFonts w:ascii="Cambria Math" w:hAnsi="Cambria Math"/>
+                          <w:i/>
+                        </w:rPr>
+                      </m:ctrlPr>
+                    </m:sSupPr>
+                    <m:e>
+                      <m:r>
+                        <w:rPr>
+                          <w:rFonts w:ascii="Cambria Math" w:hAnsi="Cambria Math"/>
+                        </w:rPr>
+                        <m:t>t</m:t>
+                      </m:r>
+                    </m:e>
+                    <m:sup>
+                      <m:r>
+                        <w:rPr>
+                          <w:rFonts w:ascii="Cambria Math" w:hAnsi="Cambria Math"/>
+                        </w:rPr>
+                        <m:t>'</m:t>
+                      </m:r>
+                    </m:sup>
+                  </m:sSup>
+                </m:num>
+                <m:den>
+                  <m:r>
+                    <w:rPr>
+                      <w:rFonts w:ascii="Cambria Math" w:hAnsi="Cambria Math"/>
+                    </w:rPr>
+                    <m:t>t</m:t>
+                  </m:r>
+                </m:den>
+              </m:f>
+              <m:sSup>
+                <m:sSupPr>
+                  <m:ctrlPr>
+                    <w:rPr>
+                      <w:rFonts w:ascii="Cambria Math" w:hAnsi="Cambria Math"/>
+                      <w:i/>
+                    </w:rPr>
+                  </m:ctrlPr>
+                </m:sSupPr>
+                <m:e>
+                  <m:r>
+                    <w:rPr>
+                      <w:rFonts w:ascii="Cambria Math" w:hAnsi="Cambria Math"/>
+                    </w:rPr>
+                    <m:t>i</m:t>
+                  </m:r>
+                </m:e>
+                <m:sup>
+                  <m:r>
+                    <w:rPr>
+                      <w:rFonts w:ascii="Cambria Math" w:hAnsi="Cambria Math"/>
+                    </w:rPr>
+                    <m:t>3</m:t>
+                  </m:r>
+                </m:sup>
+              </m:sSup>
+            </m:e>
+          </m:d>
+          <m:r>
+            <w:rPr>
+              <w:rFonts w:ascii="Cambria Math" w:hAnsi="Cambria Math"/>
+            </w:rPr>
+            <m:t>=</m:t>
+          </m:r>
+          <m:d>
+            <m:dPr>
+              <m:ctrlPr>
+                <w:rPr>
+                  <w:rFonts w:ascii="Cambria Math" w:hAnsi="Cambria Math"/>
+                  <w:i/>
+                </w:rPr>
+              </m:ctrlPr>
+            </m:dPr>
+            <m:e>
+              <m:r>
+                <w:rPr>
+                  <w:rFonts w:ascii="Cambria Math" w:hAnsi="Cambria Math"/>
+                </w:rPr>
+                <m:t>0</m:t>
+              </m:r>
+              <m:r>
+                <w:rPr>
+                  <w:rFonts w:ascii="Cambria Math" w:hAnsi="Cambria Math"/>
+                </w:rPr>
+                <m:t>+</m:t>
+              </m:r>
+              <m:f>
+                <m:fPr>
+                  <m:ctrlPr>
+                    <w:rPr>
+                      <w:rFonts w:ascii="Cambria Math" w:hAnsi="Cambria Math"/>
+                      <w:i/>
+                    </w:rPr>
+                  </m:ctrlPr>
+                </m:fPr>
+                <m:num>
+                  <m:sSup>
+                    <m:sSupPr>
+                      <m:ctrlPr>
+                        <w:rPr>
+                          <w:rFonts w:ascii="Cambria Math" w:hAnsi="Cambria Math"/>
+                          <w:i/>
+                        </w:rPr>
+                      </m:ctrlPr>
+                    </m:sSupPr>
+                    <m:e>
+                      <m:r>
+                        <w:rPr>
+                          <w:rFonts w:ascii="Cambria Math" w:hAnsi="Cambria Math"/>
+                        </w:rPr>
+                        <m:t>t</m:t>
+                      </m:r>
+                    </m:e>
+                    <m:sup>
+                      <m:r>
+                        <w:rPr>
+                          <w:rFonts w:ascii="Cambria Math" w:hAnsi="Cambria Math"/>
+                        </w:rPr>
+                        <m:t>'</m:t>
+                      </m:r>
+                    </m:sup>
+                  </m:sSup>
+                </m:num>
+                <m:den>
+                  <m:r>
+                    <w:rPr>
+                      <w:rFonts w:ascii="Cambria Math" w:hAnsi="Cambria Math"/>
+                    </w:rPr>
+                    <m:t>t</m:t>
+                  </m:r>
+                </m:den>
+              </m:f>
+              <m:r>
+                <w:rPr>
+                  <w:rFonts w:ascii="Cambria Math" w:hAnsi="Cambria Math"/>
+                </w:rPr>
+                <m:t>i</m:t>
+              </m:r>
+            </m:e>
+          </m:d>
+          <m:d>
+            <m:dPr>
+              <m:ctrlPr>
+                <w:rPr>
+                  <w:rFonts w:ascii="Cambria Math" w:hAnsi="Cambria Math"/>
+                  <w:i/>
+                </w:rPr>
+              </m:ctrlPr>
+            </m:dPr>
+            <m:e>
+              <m:r>
+                <w:rPr>
+                  <w:rFonts w:ascii="Cambria Math" w:hAnsi="Cambria Math"/>
+                </w:rPr>
+                <m:t>0</m:t>
+              </m:r>
+              <m:r>
+                <w:rPr>
+                  <w:rFonts w:ascii="Cambria Math" w:hAnsi="Cambria Math"/>
+                </w:rPr>
+                <m:t>+</m:t>
+              </m:r>
+              <m:f>
+                <m:fPr>
+                  <m:ctrlPr>
+                    <w:rPr>
+                      <w:rFonts w:ascii="Cambria Math" w:hAnsi="Cambria Math"/>
+                      <w:i/>
+                    </w:rPr>
+                  </m:ctrlPr>
+                </m:fPr>
+                <m:num>
+                  <m:sSup>
+                    <m:sSupPr>
+                      <m:ctrlPr>
+                        <w:rPr>
+                          <w:rFonts w:ascii="Cambria Math" w:hAnsi="Cambria Math"/>
+                          <w:i/>
+                        </w:rPr>
+                      </m:ctrlPr>
+                    </m:sSupPr>
+                    <m:e>
+                      <m:r>
+                        <w:rPr>
+                          <w:rFonts w:ascii="Cambria Math" w:hAnsi="Cambria Math"/>
+                        </w:rPr>
+                        <m:t>t</m:t>
+                      </m:r>
+                    </m:e>
+                    <m:sup>
+                      <m:r>
+                        <w:rPr>
+                          <w:rFonts w:ascii="Cambria Math" w:hAnsi="Cambria Math"/>
+                        </w:rPr>
+                        <m:t>'</m:t>
+                      </m:r>
+                    </m:sup>
+                  </m:sSup>
+                </m:num>
+                <m:den>
+                  <m:r>
+                    <w:rPr>
+                      <w:rFonts w:ascii="Cambria Math" w:hAnsi="Cambria Math"/>
+                    </w:rPr>
+                    <m:t>t</m:t>
+                  </m:r>
+                </m:den>
+              </m:f>
+              <m:sSup>
+                <m:sSupPr>
+                  <m:ctrlPr>
+                    <w:rPr>
+                      <w:rFonts w:ascii="Cambria Math" w:hAnsi="Cambria Math"/>
+                      <w:i/>
+                    </w:rPr>
+                  </m:ctrlPr>
+                </m:sSupPr>
+                <m:e>
+                  <m:r>
+                    <w:rPr>
+                      <w:rFonts w:ascii="Cambria Math" w:hAnsi="Cambria Math"/>
+                    </w:rPr>
+                    <m:t>i</m:t>
+                  </m:r>
+                </m:e>
+                <m:sup>
+                  <m:r>
+                    <w:rPr>
+                      <w:rFonts w:ascii="Cambria Math" w:hAnsi="Cambria Math"/>
+                    </w:rPr>
+                    <m:t>3</m:t>
+                  </m:r>
+                </m:sup>
+              </m:sSup>
+            </m:e>
+          </m:d>
+          <m:r>
+            <w:rPr>
+              <w:rFonts w:ascii="Cambria Math" w:hAnsi="Cambria Math"/>
+            </w:rPr>
+            <m:t>=</m:t>
+          </m:r>
+          <m:r>
+            <w:rPr>
+              <w:rFonts w:ascii="Cambria Math" w:hAnsi="Cambria Math"/>
+            </w:rPr>
+            <m:t>0</m:t>
+          </m:r>
+          <m:r>
+            <w:rPr>
+              <w:rFonts w:ascii="Cambria Math" w:hAnsi="Cambria Math"/>
+            </w:rPr>
+            <m:t>-</m:t>
+          </m:r>
+          <m:sSup>
+            <m:sSupPr>
+              <m:ctrlPr>
+                <w:rPr>
+                  <w:rFonts w:ascii="Cambria Math" w:hAnsi="Cambria Math"/>
+                  <w:i/>
+                </w:rPr>
+              </m:ctrlPr>
+            </m:sSupPr>
+            <m:e>
+              <m:d>
+                <m:dPr>
+                  <m:ctrlPr>
+                    <w:rPr>
+                      <w:rFonts w:ascii="Cambria Math" w:hAnsi="Cambria Math"/>
+                      <w:i/>
+                    </w:rPr>
+                  </m:ctrlPr>
+                </m:dPr>
+                <m:e>
+                  <m:f>
+                    <m:fPr>
+                      <m:ctrlPr>
+                        <w:rPr>
+                          <w:rFonts w:ascii="Cambria Math" w:hAnsi="Cambria Math"/>
+                          <w:i/>
+                        </w:rPr>
+                      </m:ctrlPr>
+                    </m:fPr>
+                    <m:num>
+                      <m:sSup>
+                        <m:sSupPr>
+                          <m:ctrlPr>
+                            <w:rPr>
+                              <w:rFonts w:ascii="Cambria Math" w:hAnsi="Cambria Math"/>
+                              <w:i/>
+                            </w:rPr>
+                          </m:ctrlPr>
+                        </m:sSupPr>
+                        <m:e>
+                          <m:r>
+                            <w:rPr>
+                              <w:rFonts w:ascii="Cambria Math" w:hAnsi="Cambria Math"/>
+                            </w:rPr>
+                            <m:t>t</m:t>
+                          </m:r>
+                        </m:e>
+                        <m:sup>
+                          <m:r>
+                            <w:rPr>
+                              <w:rFonts w:ascii="Cambria Math" w:hAnsi="Cambria Math"/>
+                            </w:rPr>
+                            <m:t>'</m:t>
+                          </m:r>
+                        </m:sup>
+                      </m:sSup>
+                    </m:num>
+                    <m:den>
+                      <m:r>
+                        <w:rPr>
+                          <w:rFonts w:ascii="Cambria Math" w:hAnsi="Cambria Math"/>
+                        </w:rPr>
+                        <m:t>t</m:t>
+                      </m:r>
+                    </m:den>
+                  </m:f>
+                </m:e>
+              </m:d>
+            </m:e>
+            <m:sup>
+              <m:r>
+                <w:rPr>
+                  <w:rFonts w:ascii="Cambria Math" w:hAnsi="Cambria Math"/>
+                </w:rPr>
+                <m:t>2</m:t>
+              </m:r>
+            </m:sup>
+          </m:sSup>
+          <m:r>
+            <w:rPr>
+              <w:rFonts w:ascii="Cambria Math" w:hAnsi="Cambria Math"/>
+            </w:rPr>
+            <m:t>=1</m:t>
+          </m:r>
+        </m:oMath>
+      </m:oMathPara>
+    </w:p>
+    <w:p>
+      <w:pPr>
+        <w:rPr>
+          <w:rFonts w:hint="eastAsia"/>
+        </w:rPr>
+      </w:pPr>
+      <m:oMathPara>
+        <m:oMath>
+          <m:sSup>
+            <m:sSupPr>
+              <m:ctrlPr>
+                <w:rPr>
+                  <w:rFonts w:ascii="Cambria Math" w:hAnsi="Cambria Math"/>
+                  <w:i/>
+                </w:rPr>
+              </m:ctrlPr>
+            </m:sSupPr>
+            <m:e>
+              <m:d>
+                <m:dPr>
+                  <m:ctrlPr>
+                    <w:rPr>
+                      <w:rFonts w:ascii="Cambria Math" w:hAnsi="Cambria Math"/>
+                      <w:i/>
+                    </w:rPr>
+                  </m:ctrlPr>
+                </m:dPr>
+                <m:e>
+                  <m:f>
+                    <m:fPr>
+                      <m:ctrlPr>
+                        <w:rPr>
+                          <w:rFonts w:ascii="Cambria Math" w:hAnsi="Cambria Math"/>
+                          <w:i/>
+                        </w:rPr>
+                      </m:ctrlPr>
+                    </m:fPr>
+                    <m:num>
+                      <m:sSup>
+                        <m:sSupPr>
+                          <m:ctrlPr>
+                            <w:rPr>
+                              <w:rFonts w:ascii="Cambria Math" w:hAnsi="Cambria Math"/>
+                              <w:i/>
+                            </w:rPr>
+                          </m:ctrlPr>
+                        </m:sSupPr>
+                        <m:e>
+                          <m:r>
+                            <w:rPr>
+                              <w:rFonts w:ascii="Cambria Math" w:hAnsi="Cambria Math"/>
+                            </w:rPr>
+                            <m:t>t</m:t>
+                          </m:r>
+                        </m:e>
+                        <m:sup>
+                          <m:r>
+                            <w:rPr>
+                              <w:rFonts w:ascii="Cambria Math" w:hAnsi="Cambria Math"/>
+                            </w:rPr>
+                            <m:t>'</m:t>
+                          </m:r>
+                        </m:sup>
+                      </m:sSup>
+                    </m:num>
+                    <m:den>
+                      <m:r>
+                        <w:rPr>
+                          <w:rFonts w:ascii="Cambria Math" w:hAnsi="Cambria Math"/>
+                        </w:rPr>
+                        <m:t>t</m:t>
+                      </m:r>
+                    </m:den>
+                  </m:f>
+                </m:e>
+              </m:d>
+            </m:e>
+            <m:sup>
+              <m:r>
+                <w:rPr>
+                  <w:rFonts w:ascii="Cambria Math" w:hAnsi="Cambria Math"/>
+                </w:rPr>
+                <m:t>2</m:t>
+              </m:r>
+            </m:sup>
+          </m:sSup>
+          <m:r>
+            <w:rPr>
+              <w:rFonts w:ascii="Cambria Math" w:hAnsi="Cambria Math"/>
+            </w:rPr>
+            <m:t>=-1</m:t>
+          </m:r>
+        </m:oMath>
+      </m:oMathPara>
+    </w:p>
+    <w:p>
+      <w:pPr>
+        <w:rPr>
+          <w:rFonts w:hint="eastAsia"/>
+        </w:rPr>
+      </w:pPr>
+      <m:oMathPara>
+        <m:oMath>
+          <m:f>
+            <m:fPr>
+              <m:ctrlPr>
+                <w:rPr>
+                  <w:rFonts w:ascii="Cambria Math" w:hAnsi="Cambria Math"/>
+                  <w:i/>
+                </w:rPr>
+              </m:ctrlPr>
+            </m:fPr>
+            <m:num>
+              <m:sSup>
+                <m:sSupPr>
+                  <m:ctrlPr>
+                    <w:rPr>
+                      <w:rFonts w:ascii="Cambria Math" w:hAnsi="Cambria Math"/>
+                      <w:i/>
+                    </w:rPr>
+                  </m:ctrlPr>
+                </m:sSupPr>
+                <m:e>
+                  <m:r>
+                    <w:rPr>
+                      <w:rFonts w:ascii="Cambria Math" w:hAnsi="Cambria Math"/>
+                    </w:rPr>
+                    <m:t>t</m:t>
+                  </m:r>
+                </m:e>
+                <m:sup>
+                  <m:r>
+                    <w:rPr>
+                      <w:rFonts w:ascii="Cambria Math" w:hAnsi="Cambria Math"/>
+                    </w:rPr>
+                    <m:t>'</m:t>
+                  </m:r>
+                </m:sup>
+              </m:sSup>
+            </m:num>
+            <m:den>
+              <m:r>
+                <w:rPr>
+                  <w:rFonts w:ascii="Cambria Math" w:hAnsi="Cambria Math"/>
+                </w:rPr>
+                <m:t>t</m:t>
+              </m:r>
+            </m:den>
+          </m:f>
+          <m:r>
+            <w:rPr>
+              <w:rFonts w:ascii="Cambria Math" w:hAnsi="Cambria Math"/>
+            </w:rPr>
+            <m:t>=±</m:t>
+          </m:r>
+          <m:r>
+            <w:rPr>
+              <w:rFonts w:ascii="Cambria Math" w:hAnsi="Cambria Math" w:hint="eastAsia"/>
+            </w:rPr>
+            <m:t>i</m:t>
+          </m:r>
+        </m:oMath>
+      </m:oMathPara>
+    </w:p>
+    <w:p>
+      <m:oMathPara>
+        <m:oMath>
+          <m:sSup>
+            <m:sSupPr>
+              <m:ctrlPr>
+                <w:rPr>
+                  <w:rFonts w:ascii="Cambria Math" w:hAnsi="Cambria Math"/>
+                  <w:i/>
+                </w:rPr>
+              </m:ctrlPr>
+            </m:sSupPr>
+            <m:e>
+              <m:r>
+                <w:rPr>
+                  <w:rFonts w:ascii="Cambria Math" w:hAnsi="Cambria Math"/>
+                </w:rPr>
+                <m:t>t</m:t>
+              </m:r>
+            </m:e>
+            <m:sup>
+              <m:r>
+                <w:rPr>
+                  <w:rFonts w:ascii="Cambria Math" w:hAnsi="Cambria Math"/>
+                </w:rPr>
+                <m:t>'</m:t>
+              </m:r>
+            </m:sup>
+          </m:sSup>
+          <m:r>
+            <w:rPr>
+              <w:rFonts w:ascii="Cambria Math" w:hAnsi="Cambria Math"/>
+            </w:rPr>
+            <m:t>=±it</m:t>
+          </m:r>
+        </m:oMath>
+      </m:oMathPara>
+    </w:p>
+    <w:p>
+      <w:pPr>
+        <w:rPr>
+          <w:rFonts w:hint="eastAsia"/>
+        </w:rPr>
+      </w:pPr>
+      <w:r>
+        <w:rPr>
+          <w:rFonts w:hint="eastAsia"/>
+        </w:rPr>
+        <w:t>这种情况就是两个惯性系相对静止的情况。运算的结果发现，两者的时间单位</w:t>
+      </w:r>
+      <w:r>
+        <w:rPr>
+          <w:rFonts w:hint="eastAsia"/>
+        </w:rPr>
+        <w:t>在周期基础上，</w:t>
+      </w:r>
+      <w:r>
+        <w:rPr>
+          <w:rFonts w:hint="eastAsia"/>
+        </w:rPr>
+        <w:t>相差一个维数</w:t>
+      </w:r>
+      <w:r>
+        <w:rPr>
+          <w:rFonts w:hint="eastAsia"/>
+        </w:rPr>
+        <w:t>。比如说，或者</w:t>
+      </w:r>
+      <m:oMath>
+        <m:sSup>
+          <m:sSupPr>
+            <m:ctrlPr>
+              <w:rPr>
+                <w:rFonts w:ascii="Cambria Math" w:hAnsi="Cambria Math"/>
+                <w:i/>
+              </w:rPr>
+            </m:ctrlPr>
+          </m:sSupPr>
+          <m:e>
+            <m:r>
+              <w:rPr>
+                <w:rFonts w:ascii="Cambria Math" w:hAnsi="Cambria Math"/>
+              </w:rPr>
+              <m:t>t</m:t>
+            </m:r>
+          </m:e>
+          <m:sup>
+            <m:r>
+              <w:rPr>
+                <w:rFonts w:ascii="Cambria Math" w:hAnsi="Cambria Math"/>
+              </w:rPr>
+              <m:t>'</m:t>
+            </m:r>
+          </m:sup>
+        </m:sSup>
+      </m:oMath>
+      <w:r>
+        <w:rPr>
+          <w:rFonts w:hint="eastAsia"/>
+        </w:rPr>
+        <w:t>比</w:t>
+      </w:r>
+      <m:oMath>
+        <m:r>
+          <w:rPr>
+            <w:rFonts w:ascii="Cambria Math" w:hAnsi="Cambria Math" w:hint="eastAsia"/>
+          </w:rPr>
+          <m:t>t</m:t>
+        </m:r>
+      </m:oMath>
+      <w:r>
+        <w:rPr>
+          <w:rFonts w:hint="eastAsia"/>
+        </w:rPr>
+        <w:t>高一个维数，或者</w:t>
+      </w:r>
+      <m:oMath>
+        <m:sSup>
+          <m:sSupPr>
+            <m:ctrlPr>
+              <w:rPr>
+                <w:rFonts w:ascii="Cambria Math" w:hAnsi="Cambria Math"/>
+                <w:i/>
+              </w:rPr>
+            </m:ctrlPr>
+          </m:sSupPr>
+          <m:e>
+            <m:r>
+              <w:rPr>
+                <w:rFonts w:ascii="Cambria Math" w:hAnsi="Cambria Math"/>
+              </w:rPr>
+              <m:t>t</m:t>
+            </m:r>
+          </m:e>
+          <m:sup>
+            <m:r>
+              <w:rPr>
+                <w:rFonts w:ascii="Cambria Math" w:hAnsi="Cambria Math"/>
+              </w:rPr>
+              <m:t>'</m:t>
+            </m:r>
+          </m:sup>
+        </m:sSup>
+      </m:oMath>
+      <w:r>
+        <w:rPr>
+          <w:rFonts w:hint="eastAsia"/>
+        </w:rPr>
+        <w:t>比</w:t>
+      </w:r>
+      <m:oMath>
+        <m:r>
+          <w:rPr>
+            <w:rFonts w:ascii="Cambria Math" w:hAnsi="Cambria Math" w:hint="eastAsia"/>
+          </w:rPr>
+          <m:t>t</m:t>
+        </m:r>
+      </m:oMath>
+      <w:r>
+        <w:rPr>
+          <w:rFonts w:hint="eastAsia"/>
+        </w:rPr>
+        <w:t>低一个维数。</w:t>
+      </w:r>
+      <w:r>
+        <w:rPr>
+          <w:rFonts w:hint="eastAsia"/>
+        </w:rPr>
+        <w:t>综合为，</w:t>
+      </w:r>
+    </w:p>
+    <w:p>
+      <m:oMathPara>
+        <m:oMath>
+          <m:sSup>
+            <m:sSupPr>
+              <m:ctrlPr>
+                <w:rPr>
+                  <w:rFonts w:ascii="Cambria Math" w:hAnsi="Cambria Math"/>
+                  <w:i/>
+                </w:rPr>
+              </m:ctrlPr>
+            </m:sSupPr>
+            <m:e>
+              <m:r>
+                <w:rPr>
+                  <w:rFonts w:ascii="Cambria Math" w:hAnsi="Cambria Math"/>
+                </w:rPr>
+                <m:t>t</m:t>
+              </m:r>
+            </m:e>
+            <m:sup>
+              <m:r>
+                <w:rPr>
+                  <w:rFonts w:ascii="Cambria Math" w:hAnsi="Cambria Math"/>
+                </w:rPr>
+                <m:t>'</m:t>
+              </m:r>
+            </m:sup>
+          </m:sSup>
+          <m:r>
+            <w:rPr>
+              <w:rFonts w:ascii="Cambria Math" w:hAnsi="Cambria Math"/>
+            </w:rPr>
+            <m:t>=</m:t>
+          </m:r>
+          <m:sSup>
+            <m:sSupPr>
+              <m:ctrlPr>
+                <w:rPr>
+                  <w:rFonts w:ascii="Cambria Math" w:hAnsi="Cambria Math"/>
+                  <w:i/>
+                </w:rPr>
+              </m:ctrlPr>
+            </m:sSupPr>
+            <m:e>
+              <m:r>
+                <w:rPr>
+                  <w:rFonts w:ascii="Cambria Math" w:hAnsi="Cambria Math"/>
+                </w:rPr>
+                <m:t>i</m:t>
+              </m:r>
+            </m:e>
+            <m:sup>
+              <m:r>
+                <w:rPr>
+                  <w:rFonts w:ascii="Cambria Math" w:hAnsi="Cambria Math"/>
+                </w:rPr>
+                <m:t>4k±1</m:t>
+              </m:r>
+            </m:sup>
+          </m:sSup>
+          <m:r>
+            <w:rPr>
+              <w:rFonts w:ascii="Cambria Math" w:hAnsi="Cambria Math"/>
+            </w:rPr>
+            <m:t>t</m:t>
+          </m:r>
+        </m:oMath>
+      </m:oMathPara>
+    </w:p>
+    <w:p>
+      <w:r>
+        <w:rPr>
+          <w:rFonts w:hint="eastAsia"/>
+        </w:rPr>
+        <w:t>而这对应于火车和地面相对静止时，光子向上射出的情况。考虑到相对静止和微小相对速度之间没有绝对界限，可知，这种时间单位上相差一个维数的情况，就是</w:t>
+      </w:r>
+      <w:r>
+        <w:rPr>
+          <w:rFonts w:hint="eastAsia"/>
+        </w:rPr>
+        <w:t>光子在</w:t>
+      </w:r>
+      <w:r>
+        <w:rPr>
+          <w:rFonts w:hint="eastAsia"/>
+        </w:rPr>
+        <w:t>运动方向上的垂直</w:t>
+      </w:r>
+      <w:r>
+        <w:rPr>
+          <w:rFonts w:hint="eastAsia"/>
+        </w:rPr>
+        <w:t>关系</w:t>
+      </w:r>
+      <w:r>
+        <w:rPr>
+          <w:rFonts w:hint="eastAsia"/>
+        </w:rPr>
+        <w:t>。</w:t>
+      </w:r>
+      <w:r>
+        <w:rPr>
+          <w:rFonts w:hint="eastAsia"/>
+        </w:rPr>
+        <w:t>惯性系之间，相对速度从0增加到光速的过程，对于光子而言就是从方向上的垂直关系增长</w:t>
+      </w:r>
+      <w:proofErr w:type="gramStart"/>
+      <w:r>
+        <w:rPr>
+          <w:rFonts w:hint="eastAsia"/>
+        </w:rPr>
+        <w:t>到方向</w:t>
+      </w:r>
+      <w:proofErr w:type="gramEnd"/>
+      <w:r>
+        <w:rPr>
+          <w:rFonts w:hint="eastAsia"/>
+        </w:rPr>
+        <w:t>上的</w:t>
+      </w:r>
+      <w:r>
+        <w:rPr>
+          <w:rFonts w:hint="eastAsia"/>
+        </w:rPr>
+        <w:t>“</w:t>
+      </w:r>
+      <w:r>
+        <w:rPr>
+          <w:rFonts w:hint="eastAsia"/>
+        </w:rPr>
+        <w:t>无关关系</w:t>
+      </w:r>
+      <w:r>
+        <w:rPr>
+          <w:rFonts w:hint="eastAsia"/>
+        </w:rPr>
+        <w:t>”</w:t>
+      </w:r>
+      <w:r>
+        <w:rPr>
+          <w:rFonts w:hint="eastAsia"/>
+        </w:rPr>
+        <w:t>的过程。</w:t>
+      </w:r>
+    </w:p>
+    <w:p>
+      <w:pPr>
+        <w:rPr>
+          <w:rFonts w:hint="eastAsia"/>
+        </w:rPr>
+      </w:pPr>
+    </w:p>
+    <w:p>
+      <w:r>
+        <w:rPr>
+          <w:rFonts w:hint="eastAsia"/>
+        </w:rPr>
+        <w:t>回到</w:t>
+      </w:r>
+      <w:proofErr w:type="gramStart"/>
+      <w:r>
+        <w:rPr>
+          <w:rFonts w:hint="eastAsia"/>
+        </w:rPr>
+        <w:t>先前提出</w:t>
+      </w:r>
+      <w:proofErr w:type="gramEnd"/>
+      <w:r>
+        <w:rPr>
+          <w:rFonts w:hint="eastAsia"/>
+        </w:rPr>
+        <w:t>的问题，光子到底走的是哪条路径，是垂直地面的路径还是三角形斜边那条路径。</w:t>
+      </w:r>
+      <w:r>
+        <w:rPr>
+          <w:rFonts w:hint="eastAsia"/>
+        </w:rPr>
+        <w:t>从上面的分析可以看出，实际上是光子的路径变化对应于从垂直到无关的过程，也就是说，光子路径的“有效长度”在地面惯性系中</w:t>
+      </w:r>
+      <w:r>
+        <w:rPr>
+          <w:rFonts w:hint="eastAsia"/>
+        </w:rPr>
+        <w:t>的投影</w:t>
+      </w:r>
+      <w:r>
+        <w:rPr>
+          <w:rFonts w:hint="eastAsia"/>
+        </w:rPr>
+        <w:t>不断减小的过程。</w:t>
+      </w:r>
+      <w:r>
+        <w:rPr>
+          <w:rFonts w:hint="eastAsia"/>
+        </w:rPr>
+        <w:t>而勾股定理在这里只起到了求几何平均数的作用，也就是说</w:t>
+      </w:r>
+      <w:r>
+        <w:rPr>
+          <w:rFonts w:hint="eastAsia"/>
+        </w:rPr>
+        <w:t>直角</w:t>
+      </w:r>
+      <w:r>
+        <w:rPr>
+          <w:rFonts w:hint="eastAsia"/>
+        </w:rPr>
+        <w:t>三角形的斜边从来就没有真正存在过。</w:t>
+      </w:r>
+      <w:r>
+        <w:rPr>
+          <w:rFonts w:hint="eastAsia"/>
+        </w:rPr>
+        <w:t>光子的真实路径始终都是垂直于地面</w:t>
+      </w:r>
+      <w:r>
+        <w:rPr>
+          <w:rFonts w:hint="eastAsia"/>
+        </w:rPr>
+        <w:t>（火车的地板）的。</w:t>
+      </w:r>
+      <w:r>
+        <w:rPr>
+          <w:rFonts w:hint="eastAsia"/>
+        </w:rPr>
+        <w:t>只是相对速度影响了投影的相对长度</w:t>
+      </w:r>
+      <w:r>
+        <w:rPr>
+          <w:rFonts w:hint="eastAsia"/>
+        </w:rPr>
+        <w:t>，而</w:t>
+      </w:r>
+      <w:r>
+        <w:rPr>
+          <w:rFonts w:hint="eastAsia"/>
+        </w:rPr>
+        <w:t>跨越维数的影响则体现为勾股定理的平方和关系。</w:t>
+      </w:r>
+    </w:p>
+    <w:p>
+      <w:r>
+        <w:rPr>
+          <w:rFonts w:hint="eastAsia"/>
+        </w:rPr>
+        <w:t>至于超光速的情况，从，</w:t>
+      </w:r>
+    </w:p>
+    <w:p>
+      <w:pPr>
+        <w:rPr>
+          <w:rFonts w:hint="eastAsia"/>
+        </w:rPr>
+      </w:pPr>
+      <m:oMathPara>
+        <m:oMath>
+          <m:sSup>
+            <m:sSupPr>
+              <m:ctrlPr>
+                <w:rPr>
+                  <w:rFonts w:ascii="Cambria Math" w:hAnsi="Cambria Math"/>
+                  <w:i/>
+                </w:rPr>
+              </m:ctrlPr>
+            </m:sSupPr>
+            <m:e>
+              <m:r>
+                <w:rPr>
+                  <w:rFonts w:ascii="Cambria Math" w:hAnsi="Cambria Math"/>
+                </w:rPr>
+                <m:t>t</m:t>
+              </m:r>
+            </m:e>
+            <m:sup>
+              <m:r>
+                <w:rPr>
+                  <w:rFonts w:ascii="Cambria Math" w:hAnsi="Cambria Math"/>
+                </w:rPr>
+                <m:t>'</m:t>
+              </m:r>
+            </m:sup>
+          </m:sSup>
+          <m:r>
+            <w:rPr>
+              <w:rFonts w:ascii="Cambria Math" w:hAnsi="Cambria Math"/>
+            </w:rPr>
+            <m:t>=</m:t>
+          </m:r>
+          <m:f>
+            <m:fPr>
+              <m:ctrlPr>
+                <w:rPr>
+                  <w:rFonts w:ascii="Cambria Math" w:hAnsi="Cambria Math"/>
+                  <w:i/>
+                </w:rPr>
+              </m:ctrlPr>
+            </m:fPr>
+            <m:num>
+              <m:r>
+                <w:rPr>
+                  <w:rFonts w:ascii="Cambria Math" w:hAnsi="Cambria Math"/>
+                </w:rPr>
+                <m:t>1</m:t>
+              </m:r>
+            </m:num>
+            <m:den>
+              <m:sSup>
+                <m:sSupPr>
+                  <m:ctrlPr>
+                    <w:rPr>
+                      <w:rFonts w:ascii="Cambria Math" w:hAnsi="Cambria Math"/>
+                      <w:i/>
+                    </w:rPr>
+                  </m:ctrlPr>
+                </m:sSupPr>
+                <m:e>
+                  <m:r>
+                    <w:rPr>
+                      <w:rFonts w:ascii="Cambria Math" w:hAnsi="Cambria Math" w:hint="eastAsia"/>
+                    </w:rPr>
+                    <m:t>i</m:t>
+                  </m:r>
+                </m:e>
+                <m:sup>
+                  <m:r>
+                    <w:rPr>
+                      <w:rFonts w:ascii="Cambria Math" w:hAnsi="Cambria Math"/>
+                    </w:rPr>
+                    <m:t>2</m:t>
+                  </m:r>
+                </m:sup>
+              </m:sSup>
+              <m:r>
+                <w:rPr>
+                  <w:rFonts w:ascii="Cambria Math" w:hAnsi="Cambria Math"/>
+                </w:rPr>
+                <m:t>+1</m:t>
+              </m:r>
+            </m:den>
+          </m:f>
+          <m:r>
+            <w:rPr>
+              <w:rFonts w:ascii="Cambria Math" w:hAnsi="Cambria Math" w:hint="eastAsia"/>
+            </w:rPr>
+            <m:t>t</m:t>
+          </m:r>
+          <m:r>
+            <w:rPr>
+              <w:rFonts w:ascii="Cambria Math" w:hAnsi="Cambria Math"/>
+            </w:rPr>
+            <m:t>=</m:t>
+          </m:r>
+          <m:f>
+            <m:fPr>
+              <m:ctrlPr>
+                <w:rPr>
+                  <w:rFonts w:ascii="Cambria Math" w:hAnsi="Cambria Math"/>
+                  <w:i/>
+                </w:rPr>
+              </m:ctrlPr>
+            </m:fPr>
+            <m:num>
+              <m:r>
+                <w:rPr>
+                  <w:rFonts w:ascii="Cambria Math" w:hAnsi="Cambria Math"/>
+                </w:rPr>
+                <m:t>1</m:t>
+              </m:r>
+            </m:num>
+            <m:den>
+              <m:r>
+                <w:rPr>
+                  <w:rFonts w:ascii="Cambria Math" w:hAnsi="Cambria Math"/>
+                </w:rPr>
+                <m:t>c</m:t>
+              </m:r>
+            </m:den>
+          </m:f>
+          <m:r>
+            <w:rPr>
+              <w:rFonts w:ascii="Cambria Math" w:hAnsi="Cambria Math"/>
+            </w:rPr>
+            <m:t>t</m:t>
+          </m:r>
+        </m:oMath>
+      </m:oMathPara>
+    </w:p>
+    <w:p>
+      <w:r>
+        <w:rPr>
+          <w:rFonts w:hint="eastAsia"/>
+        </w:rPr>
+        <w:t>可以看出，超光速的条件为，</w:t>
+      </w:r>
+    </w:p>
+    <w:p>
+      <m:oMathPara>
+        <m:oMath>
+          <m:sSup>
+            <m:sSupPr>
+              <m:ctrlPr>
+                <w:rPr>
+                  <w:rFonts w:ascii="Cambria Math" w:hAnsi="Cambria Math"/>
+                  <w:i/>
+                </w:rPr>
+              </m:ctrlPr>
+            </m:sSupPr>
+            <m:e>
+              <m:r>
+                <w:rPr>
+                  <w:rFonts w:ascii="Cambria Math" w:hAnsi="Cambria Math"/>
+                </w:rPr>
+                <m:t>t</m:t>
+              </m:r>
+            </m:e>
+            <m:sup>
+              <m:r>
+                <w:rPr>
+                  <w:rFonts w:ascii="Cambria Math" w:hAnsi="Cambria Math"/>
+                </w:rPr>
+                <m:t>'</m:t>
+              </m:r>
+            </m:sup>
+          </m:sSup>
+          <m:r>
+            <w:rPr>
+              <w:rFonts w:ascii="Cambria Math" w:hAnsi="Cambria Math"/>
+            </w:rPr>
+            <m:t>&lt;</m:t>
+          </m:r>
+          <m:f>
+            <m:fPr>
+              <m:ctrlPr>
+                <w:rPr>
+                  <w:rFonts w:ascii="Cambria Math" w:hAnsi="Cambria Math"/>
+                  <w:i/>
+                </w:rPr>
+              </m:ctrlPr>
+            </m:fPr>
+            <m:num>
+              <m:r>
+                <w:rPr>
+                  <w:rFonts w:ascii="Cambria Math" w:hAnsi="Cambria Math"/>
+                </w:rPr>
+                <m:t>1</m:t>
+              </m:r>
+            </m:num>
+            <m:den>
+              <m:r>
+                <w:rPr>
+                  <w:rFonts w:ascii="Cambria Math" w:hAnsi="Cambria Math"/>
+                </w:rPr>
+                <m:t>c</m:t>
+              </m:r>
+            </m:den>
+          </m:f>
+          <m:r>
+            <w:rPr>
+              <w:rFonts w:ascii="Cambria Math" w:hAnsi="Cambria Math"/>
+            </w:rPr>
+            <m:t xml:space="preserve">t or </m:t>
+          </m:r>
+          <m:sSup>
+            <m:sSupPr>
+              <m:ctrlPr>
+                <w:rPr>
+                  <w:rFonts w:ascii="Cambria Math" w:hAnsi="Cambria Math"/>
+                  <w:i/>
+                </w:rPr>
+              </m:ctrlPr>
+            </m:sSupPr>
+            <m:e>
+              <m:r>
+                <w:rPr>
+                  <w:rFonts w:ascii="Cambria Math" w:hAnsi="Cambria Math"/>
+                </w:rPr>
+                <m:t>t</m:t>
+              </m:r>
+            </m:e>
+            <m:sup>
+              <m:r>
+                <w:rPr>
+                  <w:rFonts w:ascii="Cambria Math" w:hAnsi="Cambria Math"/>
+                </w:rPr>
+                <m:t>'</m:t>
+              </m:r>
+            </m:sup>
+          </m:sSup>
+          <m:r>
+            <w:rPr>
+              <w:rFonts w:ascii="Cambria Math" w:hAnsi="Cambria Math"/>
+            </w:rPr>
+            <m:t>&gt;ct</m:t>
+          </m:r>
+        </m:oMath>
+      </m:oMathPara>
+    </w:p>
+    <w:p>
+      <w:pPr>
+        <w:rPr>
+          <w:rFonts w:hint="eastAsia"/>
+        </w:rPr>
+      </w:pPr>
+      <w:r>
+        <w:rPr>
+          <w:rFonts w:hint="eastAsia"/>
+        </w:rPr>
+        <w:t>也就是，</w:t>
+      </w:r>
+    </w:p>
+    <w:p>
+      <w:pPr>
+        <w:rPr>
+          <w:rFonts w:hint="eastAsia"/>
+        </w:rPr>
+      </w:pPr>
+      <m:oMathPara>
+        <m:oMath>
+          <m:sSup>
+            <m:sSupPr>
+              <m:ctrlPr>
+                <w:rPr>
+                  <w:rFonts w:ascii="Cambria Math" w:hAnsi="Cambria Math"/>
+                  <w:i/>
+                </w:rPr>
+              </m:ctrlPr>
+            </m:sSupPr>
+            <m:e>
+              <m:r>
+                <w:rPr>
+                  <w:rFonts w:ascii="Cambria Math" w:hAnsi="Cambria Math"/>
+                </w:rPr>
+                <m:t>t</m:t>
+              </m:r>
+            </m:e>
+            <m:sup>
+              <m:r>
+                <w:rPr>
+                  <w:rFonts w:ascii="Cambria Math" w:hAnsi="Cambria Math"/>
+                </w:rPr>
+                <m:t>'</m:t>
+              </m:r>
+            </m:sup>
+          </m:sSup>
+          <m:r>
+            <w:rPr>
+              <w:rFonts w:ascii="Cambria Math" w:hAnsi="Cambria Math"/>
+            </w:rPr>
+            <m:t>&lt;</m:t>
+          </m:r>
+          <m:f>
+            <m:fPr>
+              <m:ctrlPr>
+                <w:rPr>
+                  <w:rFonts w:ascii="Cambria Math" w:hAnsi="Cambria Math"/>
+                  <w:i/>
+                </w:rPr>
+              </m:ctrlPr>
+            </m:fPr>
+            <m:num>
+              <m:r>
+                <w:rPr>
+                  <w:rFonts w:ascii="Cambria Math" w:hAnsi="Cambria Math"/>
+                </w:rPr>
+                <m:t>1</m:t>
+              </m:r>
+            </m:num>
+            <m:den>
+              <m:sSup>
+                <m:sSupPr>
+                  <m:ctrlPr>
+                    <w:rPr>
+                      <w:rFonts w:ascii="Cambria Math" w:hAnsi="Cambria Math"/>
+                      <w:i/>
+                    </w:rPr>
+                  </m:ctrlPr>
+                </m:sSupPr>
+                <m:e>
+                  <m:r>
+                    <w:rPr>
+                      <w:rFonts w:ascii="Cambria Math" w:hAnsi="Cambria Math" w:hint="eastAsia"/>
+                    </w:rPr>
+                    <m:t>i</m:t>
+                  </m:r>
+                </m:e>
+                <m:sup>
+                  <m:r>
+                    <w:rPr>
+                      <w:rFonts w:ascii="Cambria Math" w:hAnsi="Cambria Math"/>
+                    </w:rPr>
+                    <m:t>2</m:t>
+                  </m:r>
+                </m:sup>
+              </m:sSup>
+              <m:r>
+                <w:rPr>
+                  <w:rFonts w:ascii="Cambria Math" w:hAnsi="Cambria Math"/>
+                </w:rPr>
+                <m:t>+1</m:t>
+              </m:r>
+            </m:den>
+          </m:f>
+          <m:r>
+            <w:rPr>
+              <w:rFonts w:ascii="Cambria Math" w:hAnsi="Cambria Math"/>
+            </w:rPr>
+            <m:t xml:space="preserve">t or </m:t>
+          </m:r>
+          <m:sSup>
+            <m:sSupPr>
+              <m:ctrlPr>
+                <w:rPr>
+                  <w:rFonts w:ascii="Cambria Math" w:hAnsi="Cambria Math"/>
+                  <w:i/>
+                </w:rPr>
+              </m:ctrlPr>
+            </m:sSupPr>
+            <m:e>
+              <m:r>
+                <w:rPr>
+                  <w:rFonts w:ascii="Cambria Math" w:hAnsi="Cambria Math"/>
+                </w:rPr>
+                <m:t>t</m:t>
+              </m:r>
+            </m:e>
+            <m:sup>
+              <m:r>
+                <w:rPr>
+                  <w:rFonts w:ascii="Cambria Math" w:hAnsi="Cambria Math"/>
+                </w:rPr>
+                <m:t>'</m:t>
+              </m:r>
+            </m:sup>
+          </m:sSup>
+          <m:r>
+            <w:rPr>
+              <w:rFonts w:ascii="Cambria Math" w:hAnsi="Cambria Math"/>
+            </w:rPr>
+            <m:t>&gt;</m:t>
+          </m:r>
+          <m:r>
+            <w:rPr>
+              <w:rFonts w:ascii="Cambria Math" w:hAnsi="Cambria Math"/>
+            </w:rPr>
+            <m:t>(</m:t>
+          </m:r>
+          <m:sSup>
+            <m:sSupPr>
+              <m:ctrlPr>
+                <w:rPr>
+                  <w:rFonts w:ascii="Cambria Math" w:hAnsi="Cambria Math"/>
+                  <w:i/>
+                </w:rPr>
+              </m:ctrlPr>
+            </m:sSupPr>
+            <m:e>
+              <m:r>
+                <w:rPr>
+                  <w:rFonts w:ascii="Cambria Math" w:hAnsi="Cambria Math" w:hint="eastAsia"/>
+                </w:rPr>
+                <m:t>i</m:t>
+              </m:r>
+            </m:e>
+            <m:sup>
+              <m:r>
+                <w:rPr>
+                  <w:rFonts w:ascii="Cambria Math" w:hAnsi="Cambria Math"/>
+                </w:rPr>
+                <m:t>2</m:t>
+              </m:r>
+            </m:sup>
+          </m:sSup>
+          <m:r>
+            <w:rPr>
+              <w:rFonts w:ascii="Cambria Math" w:hAnsi="Cambria Math"/>
+            </w:rPr>
+            <m:t>+1</m:t>
+          </m:r>
+          <m:r>
+            <w:rPr>
+              <w:rFonts w:ascii="Cambria Math" w:hAnsi="Cambria Math"/>
+            </w:rPr>
+            <m:t>)</m:t>
+          </m:r>
+          <m:r>
+            <w:rPr>
+              <w:rFonts w:ascii="Cambria Math" w:hAnsi="Cambria Math"/>
+            </w:rPr>
+            <m:t>t</m:t>
+          </m:r>
+        </m:oMath>
+      </m:oMathPara>
+    </w:p>
+    <w:p>
+      <w:r>
+        <w:rPr>
+          <w:rFonts w:hint="eastAsia"/>
+        </w:rPr>
+        <w:t>此时光子在任何方向上的运动轨迹在地面参照系中投影为0。</w:t>
+      </w:r>
+      <w:r>
+        <w:rPr>
+          <w:rFonts w:hint="eastAsia"/>
+        </w:rPr>
+        <w:t>所以说到底，相对速度可以对应的就是</w:t>
+      </w:r>
+      <m:oMath>
+        <m:sSup>
+          <m:sSupPr>
+            <m:ctrlPr>
+              <w:rPr>
+                <w:rFonts w:ascii="Cambria Math" w:hAnsi="Cambria Math"/>
+                <w:i/>
+              </w:rPr>
+            </m:ctrlPr>
+          </m:sSupPr>
+          <m:e>
+            <m:r>
+              <w:rPr>
+                <w:rFonts w:ascii="Cambria Math" w:hAnsi="Cambria Math"/>
+              </w:rPr>
+              <m:t>t</m:t>
+            </m:r>
+          </m:e>
+          <m:sup>
+            <m:r>
+              <w:rPr>
+                <w:rFonts w:ascii="Cambria Math" w:hAnsi="Cambria Math"/>
+              </w:rPr>
+              <m:t>'</m:t>
+            </m:r>
+          </m:sup>
+        </m:sSup>
+      </m:oMath>
+      <w:r>
+        <w:rPr>
+          <w:rFonts w:hint="eastAsia"/>
+        </w:rPr>
+        <w:t>和</w:t>
+      </w:r>
+      <m:oMath>
+        <m:r>
+          <w:rPr>
+            <w:rFonts w:ascii="Cambria Math" w:hAnsi="Cambria Math" w:hint="eastAsia"/>
+          </w:rPr>
+          <m:t>t</m:t>
+        </m:r>
+      </m:oMath>
+      <w:r>
+        <w:rPr>
+          <w:rFonts w:hint="eastAsia"/>
+        </w:rPr>
+        <w:t>的关系，对于光子而言，这关系就是光子射出的相对方向以及在投影方向上的相对长度，而对于惯性系则意味着时间运行速率的比率。</w:t>
+      </w:r>
+    </w:p>
+    <w:p>
+      <w:pPr>
+        <w:rPr>
+          <w:rFonts w:hint="eastAsia"/>
+        </w:rPr>
+      </w:pPr>
+    </w:p>
+    <w:p>
+      <w:r>
+        <w:rPr>
+          <w:rFonts w:hint="eastAsia"/>
+        </w:rPr>
+        <w:lastRenderedPageBreak/>
+        <w:t>综合三种变换形式的初始条件</w:t>
+      </w:r>
+      <w:r>
+        <w:rPr>
+          <w:rFonts w:hint="eastAsia"/>
+        </w:rPr>
+        <w:t>或者时间单位的关系需要满足的条件</w:t>
+      </w:r>
+      <w:r>
+        <w:rPr>
+          <w:rFonts w:hint="eastAsia"/>
+        </w:rPr>
+        <w:t>：</w:t>
+      </w:r>
+    </w:p>
+    <w:p>
+      <w:r>
+        <w:rPr>
+          <w:rFonts w:hint="eastAsia"/>
+        </w:rPr>
+        <w:t>伽利略变换为，</w:t>
+      </w:r>
+    </w:p>
+    <w:p>
+      <w:pPr>
+        <w:rPr>
+          <w:rFonts w:hint="eastAsia"/>
+        </w:rPr>
+      </w:pPr>
+      <m:oMathPara>
+        <m:oMath>
+          <m:sSup>
+            <m:sSupPr>
+              <m:ctrlPr>
+                <w:rPr>
+                  <w:rFonts w:ascii="Cambria Math" w:hAnsi="Cambria Math"/>
+                  <w:i/>
+                </w:rPr>
+              </m:ctrlPr>
+            </m:sSupPr>
+            <m:e>
+              <m:r>
+                <w:rPr>
+                  <w:rFonts w:ascii="Cambria Math" w:hAnsi="Cambria Math"/>
+                </w:rPr>
+                <m:t>t</m:t>
+              </m:r>
+            </m:e>
+            <m:sup>
+              <m:r>
+                <w:rPr>
+                  <w:rFonts w:ascii="Cambria Math" w:hAnsi="Cambria Math"/>
+                </w:rPr>
+                <m:t>'</m:t>
+              </m:r>
+            </m:sup>
+          </m:sSup>
+          <m:r>
+            <w:rPr>
+              <w:rFonts w:ascii="Cambria Math" w:hAnsi="Cambria Math"/>
+            </w:rPr>
+            <m:t>=</m:t>
+          </m:r>
+          <m:sSup>
+            <m:sSupPr>
+              <m:ctrlPr>
+                <w:rPr>
+                  <w:rFonts w:ascii="Cambria Math" w:hAnsi="Cambria Math"/>
+                  <w:i/>
+                </w:rPr>
+              </m:ctrlPr>
+            </m:sSupPr>
+            <m:e>
+              <m:r>
+                <w:rPr>
+                  <w:rFonts w:ascii="Cambria Math" w:hAnsi="Cambria Math"/>
+                </w:rPr>
+                <m:t>i</m:t>
+              </m:r>
+            </m:e>
+            <m:sup>
+              <m:r>
+                <w:rPr>
+                  <w:rFonts w:ascii="Cambria Math" w:hAnsi="Cambria Math"/>
+                </w:rPr>
+                <m:t>4k</m:t>
+              </m:r>
+              <m:r>
+                <w:rPr>
+                  <w:rFonts w:ascii="Cambria Math" w:hAnsi="Cambria Math"/>
+                </w:rPr>
+                <m:t>±0</m:t>
+              </m:r>
+            </m:sup>
+          </m:sSup>
+          <m:r>
+            <w:rPr>
+              <w:rFonts w:ascii="Cambria Math" w:hAnsi="Cambria Math"/>
+            </w:rPr>
+            <m:t>t</m:t>
+          </m:r>
+        </m:oMath>
+      </m:oMathPara>
+    </w:p>
+    <w:p>
+      <w:r>
+        <w:rPr>
+          <w:rFonts w:hint="eastAsia"/>
+        </w:rPr>
+        <w:t>爱因斯坦火车实验为，</w:t>
+      </w:r>
+    </w:p>
+    <w:p>
+      <w:pPr>
+        <w:rPr>
+          <w:rFonts w:hint="eastAsia"/>
+        </w:rPr>
+      </w:pPr>
+      <m:oMathPara>
+        <m:oMath>
+          <m:sSup>
+            <m:sSupPr>
+              <m:ctrlPr>
+                <w:rPr>
+                  <w:rFonts w:ascii="Cambria Math" w:hAnsi="Cambria Math"/>
+                  <w:i/>
+                </w:rPr>
+              </m:ctrlPr>
+            </m:sSupPr>
+            <m:e>
+              <m:r>
+                <w:rPr>
+                  <w:rFonts w:ascii="Cambria Math" w:hAnsi="Cambria Math"/>
+                </w:rPr>
+                <m:t>t</m:t>
+              </m:r>
+            </m:e>
+            <m:sup>
+              <m:r>
+                <w:rPr>
+                  <w:rFonts w:ascii="Cambria Math" w:hAnsi="Cambria Math"/>
+                </w:rPr>
+                <m:t>'</m:t>
+              </m:r>
+            </m:sup>
+          </m:sSup>
+          <m:r>
+            <w:rPr>
+              <w:rFonts w:ascii="Cambria Math" w:hAnsi="Cambria Math"/>
+            </w:rPr>
+            <m:t>=</m:t>
+          </m:r>
+          <m:sSup>
+            <m:sSupPr>
+              <m:ctrlPr>
+                <w:rPr>
+                  <w:rFonts w:ascii="Cambria Math" w:hAnsi="Cambria Math"/>
+                  <w:i/>
+                </w:rPr>
+              </m:ctrlPr>
+            </m:sSupPr>
+            <m:e>
+              <m:r>
+                <w:rPr>
+                  <w:rFonts w:ascii="Cambria Math" w:hAnsi="Cambria Math"/>
+                </w:rPr>
+                <m:t>i</m:t>
+              </m:r>
+            </m:e>
+            <m:sup>
+              <m:r>
+                <w:rPr>
+                  <w:rFonts w:ascii="Cambria Math" w:hAnsi="Cambria Math"/>
+                </w:rPr>
+                <m:t>4k±1</m:t>
+              </m:r>
+            </m:sup>
+          </m:sSup>
+          <m:r>
+            <w:rPr>
+              <w:rFonts w:ascii="Cambria Math" w:hAnsi="Cambria Math"/>
+            </w:rPr>
+            <m:t>t</m:t>
+          </m:r>
+        </m:oMath>
+      </m:oMathPara>
+    </w:p>
+    <w:p>
+      <w:r>
+        <w:rPr>
+          <w:rFonts w:hint="eastAsia"/>
+        </w:rPr>
+        <w:t>洛伦兹变换为，</w:t>
+      </w:r>
+    </w:p>
+    <w:p>
+      <m:oMathPara>
+        <m:oMath>
+          <m:sSup>
+            <m:sSupPr>
+              <m:ctrlPr>
+                <w:rPr>
+                  <w:rFonts w:ascii="Cambria Math" w:hAnsi="Cambria Math"/>
+                  <w:i/>
+                </w:rPr>
+              </m:ctrlPr>
+            </m:sSupPr>
+            <m:e>
+              <m:r>
+                <w:rPr>
+                  <w:rFonts w:ascii="Cambria Math" w:hAnsi="Cambria Math"/>
+                </w:rPr>
+                <m:t>t</m:t>
+              </m:r>
+            </m:e>
+            <m:sup>
+              <m:r>
+                <w:rPr>
+                  <w:rFonts w:ascii="Cambria Math" w:hAnsi="Cambria Math"/>
+                </w:rPr>
+                <m:t>'</m:t>
+              </m:r>
+            </m:sup>
+          </m:sSup>
+          <m:r>
+            <w:rPr>
+              <w:rFonts w:ascii="Cambria Math" w:hAnsi="Cambria Math"/>
+            </w:rPr>
+            <m:t>=</m:t>
+          </m:r>
+          <m:sSup>
+            <m:sSupPr>
+              <m:ctrlPr>
+                <w:rPr>
+                  <w:rFonts w:ascii="Cambria Math" w:hAnsi="Cambria Math"/>
+                  <w:i/>
+                </w:rPr>
+              </m:ctrlPr>
+            </m:sSupPr>
+            <m:e>
+              <m:r>
+                <w:rPr>
+                  <w:rFonts w:ascii="Cambria Math" w:hAnsi="Cambria Math"/>
+                </w:rPr>
+                <m:t>i</m:t>
+              </m:r>
+            </m:e>
+            <m:sup>
+              <m:r>
+                <w:rPr>
+                  <w:rFonts w:ascii="Cambria Math" w:hAnsi="Cambria Math"/>
+                </w:rPr>
+                <m:t>4k</m:t>
+              </m:r>
+              <m:r>
+                <w:rPr>
+                  <w:rFonts w:ascii="Cambria Math" w:hAnsi="Cambria Math"/>
+                </w:rPr>
+                <m:t>±2</m:t>
+              </m:r>
+            </m:sup>
+          </m:sSup>
+          <m:r>
+            <w:rPr>
+              <w:rFonts w:ascii="Cambria Math" w:hAnsi="Cambria Math"/>
+            </w:rPr>
+            <m:t>t</m:t>
+          </m:r>
+        </m:oMath>
+      </m:oMathPara>
+    </w:p>
+    <w:p>
+      <w:r>
+        <w:rPr>
+          <w:rFonts w:hint="eastAsia"/>
+        </w:rPr>
+        <w:t>超光速为，</w:t>
+      </w:r>
+    </w:p>
+    <w:p>
+      <m:oMathPara>
+        <m:oMath>
+          <m:sSup>
+            <m:sSupPr>
+              <m:ctrlPr>
+                <w:rPr>
+                  <w:rFonts w:ascii="Cambria Math" w:hAnsi="Cambria Math"/>
+                  <w:i/>
+                </w:rPr>
+              </m:ctrlPr>
+            </m:sSupPr>
+            <m:e>
+              <m:r>
+                <w:rPr>
+                  <w:rFonts w:ascii="Cambria Math" w:hAnsi="Cambria Math"/>
+                </w:rPr>
+                <m:t>t</m:t>
+              </m:r>
+            </m:e>
+            <m:sup>
+              <m:r>
+                <w:rPr>
+                  <w:rFonts w:ascii="Cambria Math" w:hAnsi="Cambria Math"/>
+                </w:rPr>
+                <m:t>'</m:t>
+              </m:r>
+            </m:sup>
+          </m:sSup>
+          <m:r>
+            <w:rPr>
+              <w:rFonts w:ascii="Cambria Math" w:hAnsi="Cambria Math"/>
+            </w:rPr>
+            <m:t>=</m:t>
+          </m:r>
+          <m:sSup>
+            <m:sSupPr>
+              <m:ctrlPr>
+                <w:rPr>
+                  <w:rFonts w:ascii="Cambria Math" w:hAnsi="Cambria Math"/>
+                  <w:i/>
+                </w:rPr>
+              </m:ctrlPr>
+            </m:sSupPr>
+            <m:e>
+              <m:d>
+                <m:dPr>
+                  <m:ctrlPr>
+                    <w:rPr>
+                      <w:rFonts w:ascii="Cambria Math" w:hAnsi="Cambria Math"/>
+                      <w:i/>
+                    </w:rPr>
+                  </m:ctrlPr>
+                </m:dPr>
+                <m:e>
+                  <m:sSup>
+                    <m:sSupPr>
+                      <m:ctrlPr>
+                        <w:rPr>
+                          <w:rFonts w:ascii="Cambria Math" w:hAnsi="Cambria Math"/>
+                          <w:i/>
+                        </w:rPr>
+                      </m:ctrlPr>
+                    </m:sSupPr>
+                    <m:e>
+                      <m:r>
+                        <w:rPr>
+                          <w:rFonts w:ascii="Cambria Math" w:hAnsi="Cambria Math"/>
+                        </w:rPr>
+                        <m:t>i</m:t>
+                      </m:r>
+                    </m:e>
+                    <m:sup>
+                      <m:r>
+                        <w:rPr>
+                          <w:rFonts w:ascii="Cambria Math" w:hAnsi="Cambria Math"/>
+                        </w:rPr>
+                        <m:t>2</m:t>
+                      </m:r>
+                    </m:sup>
+                  </m:sSup>
+                  <m:r>
+                    <w:rPr>
+                      <w:rFonts w:ascii="Cambria Math" w:hAnsi="Cambria Math"/>
+                    </w:rPr>
+                    <m:t>+1</m:t>
+                  </m:r>
+                </m:e>
+              </m:d>
+            </m:e>
+            <m:sup>
+              <m:r>
+                <w:rPr>
+                  <w:rFonts w:ascii="Cambria Math" w:hAnsi="Cambria Math"/>
+                </w:rPr>
+                <m:t>±1</m:t>
+              </m:r>
+            </m:sup>
+          </m:sSup>
+          <m:r>
+            <w:rPr>
+              <w:rFonts w:ascii="Cambria Math" w:hAnsi="Cambria Math"/>
+            </w:rPr>
+            <m:t>t</m:t>
+          </m:r>
+        </m:oMath>
+      </m:oMathPara>
+    </w:p>
+    <w:p/>
     <w:p>
       <w:pPr>
         <w:rPr>
@@ -14331,6 +19338,44 @@
     </w:sectPr>
   </w:body>
 </w:document>
+</file>
+
+<file path=word/endnotes.xml><?xml version="1.0" encoding="utf-8"?>
+<w:endnotes xmlns:wpc="http://schemas.microsoft.com/office/word/2010/wordprocessingCanvas" xmlns:cx="http://schemas.microsoft.com/office/drawing/2014/chartex" xmlns:cx1="http://schemas.microsoft.com/office/drawing/2015/9/8/chartex" xmlns:cx2="http://schemas.microsoft.com/office/drawing/2015/10/21/chartex" xmlns:cx3="http://schemas.microsoft.com/office/drawing/2016/5/9/chartex" xmlns:cx4="http://schemas.microsoft.com/office/drawing/2016/5/10/chartex" xmlns:cx5="http://schemas.microsoft.com/office/drawing/2016/5/11/chartex" xmlns:cx6="http://schemas.microsoft.com/office/drawing/2016/5/12/chartex" xmlns:cx7="http://schemas.microsoft.com/office/drawing/2016/5/13/chartex" xmlns:cx8="http://schemas.microsoft.com/office/drawing/2016/5/14/chartex" xmlns:mc="http://schemas.openxmlformats.org/markup-compatibility/2006" xmlns:aink="http://schemas.microsoft.com/office/drawing/2016/ink" xmlns:am3d="http://schemas.microsoft.com/office/drawing/2017/model3d" xmlns:o="urn:schemas-microsoft-com:office:office" xmlns:oel="http://schemas.microsoft.com/office/2019/extlst" xmlns:r="http://schemas.openxmlformats.org/officeDocument/2006/relationships" xmlns:m="http://schemas.openxmlformats.org/officeDocument/2006/math" xmlns:v="urn:schemas-microsoft-com:vml" xmlns:wp14="http://schemas.microsoft.com/office/word/2010/wordprocessingDrawing" xmlns:wp="http://schemas.openxmlformats.org/drawingml/2006/wordprocessingDrawing" xmlns:w10="urn:schemas-microsoft-com:office:word" xmlns:w="http://schemas.openxmlformats.org/wordprocessingml/2006/main" xmlns:w14="http://schemas.microsoft.com/office/word/2010/wordml" xmlns:w15="http://schemas.microsoft.com/office/word/2012/wordml" xmlns:w16cex="http://schemas.microsoft.com/office/word/2018/wordml/cex" xmlns:w16cid="http://schemas.microsoft.com/office/word/2016/wordml/cid" xmlns:w16="http://schemas.microsoft.com/office/word/2018/wordml" xmlns:w16du="http://schemas.microsoft.com/office/word/2023/wordml/word16du" xmlns:w16sdtdh="http://schemas.microsoft.com/office/word/2020/wordml/sdtdatahash" xmlns:w16sdtfl="http://schemas.microsoft.com/office/word/2024/wordml/sdtformatlock" xmlns:w16se="http://schemas.microsoft.com/office/word/2015/wordml/symex" xmlns:wpg="http://schemas.microsoft.com/office/word/2010/wordprocessingGroup" xmlns:wpi="http://schemas.microsoft.com/office/word/2010/wordprocessingInk" xmlns:wne="http://schemas.microsoft.com/office/word/2006/wordml" xmlns:wps="http://schemas.microsoft.com/office/word/2010/wordprocessingShape" mc:Ignorable="w14 w15 w16se w16cid w16 w16cex w16sdtdh w16sdtfl w16du wp14">
+  <w:endnote w:type="separator" w:id="-1">
+    <w:p>
+      <w:r>
+        <w:separator/>
+      </w:r>
+    </w:p>
+  </w:endnote>
+  <w:endnote w:type="continuationSeparator" w:id="0">
+    <w:p>
+      <w:r>
+        <w:continuationSeparator/>
+      </w:r>
+    </w:p>
+  </w:endnote>
+</w:endnotes>
+</file>
+
+<file path=word/footnotes.xml><?xml version="1.0" encoding="utf-8"?>
+<w:footnotes xmlns:wpc="http://schemas.microsoft.com/office/word/2010/wordprocessingCanvas" xmlns:cx="http://schemas.microsoft.com/office/drawing/2014/chartex" xmlns:cx1="http://schemas.microsoft.com/office/drawing/2015/9/8/chartex" xmlns:cx2="http://schemas.microsoft.com/office/drawing/2015/10/21/chartex" xmlns:cx3="http://schemas.microsoft.com/office/drawing/2016/5/9/chartex" xmlns:cx4="http://schemas.microsoft.com/office/drawing/2016/5/10/chartex" xmlns:cx5="http://schemas.microsoft.com/office/drawing/2016/5/11/chartex" xmlns:cx6="http://schemas.microsoft.com/office/drawing/2016/5/12/chartex" xmlns:cx7="http://schemas.microsoft.com/office/drawing/2016/5/13/chartex" xmlns:cx8="http://schemas.microsoft.com/office/drawing/2016/5/14/chartex" xmlns:mc="http://schemas.openxmlformats.org/markup-compatibility/2006" xmlns:aink="http://schemas.microsoft.com/office/drawing/2016/ink" xmlns:am3d="http://schemas.microsoft.com/office/drawing/2017/model3d" xmlns:o="urn:schemas-microsoft-com:office:office" xmlns:oel="http://schemas.microsoft.com/office/2019/extlst" xmlns:r="http://schemas.openxmlformats.org/officeDocument/2006/relationships" xmlns:m="http://schemas.openxmlformats.org/officeDocument/2006/math" xmlns:v="urn:schemas-microsoft-com:vml" xmlns:wp14="http://schemas.microsoft.com/office/word/2010/wordprocessingDrawing" xmlns:wp="http://schemas.openxmlformats.org/drawingml/2006/wordprocessingDrawing" xmlns:w10="urn:schemas-microsoft-com:office:word" xmlns:w="http://schemas.openxmlformats.org/wordprocessingml/2006/main" xmlns:w14="http://schemas.microsoft.com/office/word/2010/wordml" xmlns:w15="http://schemas.microsoft.com/office/word/2012/wordml" xmlns:w16cex="http://schemas.microsoft.com/office/word/2018/wordml/cex" xmlns:w16cid="http://schemas.microsoft.com/office/word/2016/wordml/cid" xmlns:w16="http://schemas.microsoft.com/office/word/2018/wordml" xmlns:w16du="http://schemas.microsoft.com/office/word/2023/wordml/word16du" xmlns:w16sdtdh="http://schemas.microsoft.com/office/word/2020/wordml/sdtdatahash" xmlns:w16sdtfl="http://schemas.microsoft.com/office/word/2024/wordml/sdtformatlock" xmlns:w16se="http://schemas.microsoft.com/office/word/2015/wordml/symex" xmlns:wpg="http://schemas.microsoft.com/office/word/2010/wordprocessingGroup" xmlns:wpi="http://schemas.microsoft.com/office/word/2010/wordprocessingInk" xmlns:wne="http://schemas.microsoft.com/office/word/2006/wordml" xmlns:wps="http://schemas.microsoft.com/office/word/2010/wordprocessingShape" mc:Ignorable="w14 w15 w16se w16cid w16 w16cex w16sdtdh w16sdtfl w16du wp14">
+  <w:footnote w:type="separator" w:id="-1">
+    <w:p>
+      <w:r>
+        <w:separator/>
+      </w:r>
+    </w:p>
+  </w:footnote>
+  <w:footnote w:type="continuationSeparator" w:id="0">
+    <w:p>
+      <w:r>
+        <w:continuationSeparator/>
+      </w:r>
+    </w:p>
+  </w:footnote>
+</w:footnotes>
 </file>
 
 <file path=word/styles.xml><?xml version="1.0" encoding="utf-8"?>
@@ -15254,6 +20299,78 @@
       <w:spacing w:val="5"/>
     </w:rPr>
   </w:style>
+  <w:style w:type="paragraph" w:styleId="ae">
+    <w:name w:val="header"/>
+    <w:basedOn w:val="a"/>
+    <w:link w:val="af"/>
+    <w:uiPriority w:val="99"/>
+    <w:unhideWhenUsed/>
+    <w:rsid w:val="0071526D"/>
+    <w:pPr>
+      <w:tabs>
+        <w:tab w:val="center" w:pos="4153"/>
+        <w:tab w:val="right" w:pos="8306"/>
+      </w:tabs>
+      <w:snapToGrid w:val="0"/>
+      <w:jc w:val="center"/>
+    </w:pPr>
+    <w:rPr>
+      <w:sz w:val="18"/>
+      <w:szCs w:val="18"/>
+    </w:rPr>
+  </w:style>
+  <w:style w:type="character" w:customStyle="1" w:styleId="af">
+    <w:name w:val="页眉 字符"/>
+    <w:basedOn w:val="a0"/>
+    <w:link w:val="ae"/>
+    <w:uiPriority w:val="99"/>
+    <w:rsid w:val="0071526D"/>
+    <w:rPr>
+      <w:sz w:val="18"/>
+      <w:szCs w:val="18"/>
+    </w:rPr>
+  </w:style>
+  <w:style w:type="paragraph" w:styleId="af0">
+    <w:name w:val="footer"/>
+    <w:basedOn w:val="a"/>
+    <w:link w:val="af1"/>
+    <w:uiPriority w:val="99"/>
+    <w:unhideWhenUsed/>
+    <w:rsid w:val="0071526D"/>
+    <w:pPr>
+      <w:tabs>
+        <w:tab w:val="center" w:pos="4153"/>
+        <w:tab w:val="right" w:pos="8306"/>
+      </w:tabs>
+      <w:snapToGrid w:val="0"/>
+      <w:jc w:val="left"/>
+    </w:pPr>
+    <w:rPr>
+      <w:sz w:val="18"/>
+      <w:szCs w:val="18"/>
+    </w:rPr>
+  </w:style>
+  <w:style w:type="character" w:customStyle="1" w:styleId="af1">
+    <w:name w:val="页脚 字符"/>
+    <w:basedOn w:val="a0"/>
+    <w:link w:val="af0"/>
+    <w:uiPriority w:val="99"/>
+    <w:rsid w:val="0071526D"/>
+    <w:rPr>
+      <w:sz w:val="18"/>
+      <w:szCs w:val="18"/>
+    </w:rPr>
+  </w:style>
+  <w:style w:type="character" w:styleId="af2">
+    <w:name w:val="Placeholder Text"/>
+    <w:basedOn w:val="a0"/>
+    <w:uiPriority w:val="99"/>
+    <w:semiHidden/>
+    <w:rsid w:val="007D1BB6"/>
+    <w:rPr>
+      <w:color w:val="666666"/>
+    </w:rPr>
+  </w:style>
 </w:styles>
 </file>
 

--- a/又论洛伦兹变换.docx
+++ b/又论洛伦兹变换.docx
@@ -2136,21 +2136,7 @@
         <w:rPr>
           <w:rFonts w:hint="eastAsia"/>
         </w:rPr>
-        <w:t>则只能说明两者对于第三</w:t>
-      </w:r>
-      <w:proofErr w:type="gramStart"/>
-      <w:r>
-        <w:rPr>
-          <w:rFonts w:hint="eastAsia"/>
-        </w:rPr>
-        <w:t>方观察</w:t>
-      </w:r>
-      <w:proofErr w:type="gramEnd"/>
-      <w:r>
-        <w:rPr>
-          <w:rFonts w:hint="eastAsia"/>
-        </w:rPr>
-        <w:t>者不可区分，但不意味着两者应当相等。也就是说从</w:t>
+        <w:t>则只能说明两者对于第三方观察者不可区分，但不意味着两者应当相等。也就是说从</w:t>
       </w:r>
       <m:oMath>
         <m:sSup>
@@ -7685,21 +7671,7 @@
         <w:rPr>
           <w:rFonts w:hint="eastAsia"/>
         </w:rPr>
-        <w:t>次</w:t>
-      </w:r>
-      <w:proofErr w:type="gramStart"/>
-      <w:r>
-        <w:rPr>
-          <w:rFonts w:hint="eastAsia"/>
-        </w:rPr>
-        <w:t>幂</w:t>
-      </w:r>
-      <w:proofErr w:type="gramEnd"/>
-      <w:r>
-        <w:rPr>
-          <w:rFonts w:hint="eastAsia"/>
-        </w:rPr>
-        <w:t>。因为虚数单位以及它的平方和四次方都意味着超出当前度量能力，所以这里的1实际上是两种或者至少一种超出度量能力之后经过复数回环而得到的比率，它若被当作单位1，则体现为伽利略变换，若被当作为虚数单位的</w:t>
+        <w:t>次幂。因为虚数单位以及它的平方和四次方都意味着超出当前度量能力，所以这里的1实际上是两种或者至少一种超出度量能力之后经过复数回环而得到的比率，它若被当作单位1，则体现为伽利略变换，若被当作为虚数单位的</w:t>
       </w:r>
       <m:oMath>
         <m:r>
@@ -7719,21 +7691,7 @@
         <w:rPr>
           <w:rFonts w:hint="eastAsia"/>
         </w:rPr>
-        <w:t>次</w:t>
-      </w:r>
-      <w:proofErr w:type="gramStart"/>
-      <w:r>
-        <w:rPr>
-          <w:rFonts w:hint="eastAsia"/>
-        </w:rPr>
-        <w:t>幂</w:t>
-      </w:r>
-      <w:proofErr w:type="gramEnd"/>
-      <w:r>
-        <w:rPr>
-          <w:rFonts w:hint="eastAsia"/>
-        </w:rPr>
-        <w:t>，则体现为洛伦兹变换。</w:t>
+        <w:t>次幂，则体现为洛伦兹变换。</w:t>
       </w:r>
       <w:r>
         <w:rPr>
@@ -13928,11 +13886,6 @@
       </w:r>
     </w:p>
     <w:p>
-      <w:pPr>
-        <w:rPr>
-          <w:rFonts w:hint="eastAsia"/>
-        </w:rPr>
-      </w:pPr>
       <w:r>
         <w:rPr>
           <w:rFonts w:hint="eastAsia"/>
@@ -14051,13 +14004,7 @@
         </m:r>
       </m:oMath>
     </w:p>
-    <w:p>
-      <w:pPr>
-        <w:rPr>
-          <w:rFonts w:hint="eastAsia"/>
-        </w:rPr>
-      </w:pPr>
-    </w:p>
+    <w:p/>
     <w:p>
       <w:pPr>
         <w:tabs>
@@ -14081,9 +14028,6 @@
         <w:tabs>
           <w:tab w:val="left" w:pos="3666"/>
         </w:tabs>
-        <w:rPr>
-          <w:rFonts w:hint="eastAsia"/>
-        </w:rPr>
       </w:pPr>
       <w:r>
         <w:rPr>
@@ -14311,11 +14255,6 @@
       </m:oMathPara>
     </w:p>
     <w:p>
-      <w:pPr>
-        <w:rPr>
-          <w:rFonts w:hint="eastAsia"/>
-        </w:rPr>
-      </w:pPr>
       <w:r>
         <w:rPr>
           <w:rFonts w:hint="eastAsia"/>
@@ -14464,19 +14403,7 @@
                 <w:rPr>
                   <w:rFonts w:ascii="Cambria Math" w:hAnsi="Cambria Math"/>
                 </w:rPr>
-                <m:t>3</m:t>
-              </m:r>
-              <m:r>
-                <w:rPr>
-                  <w:rFonts w:ascii="Cambria Math" w:hAnsi="Cambria Math"/>
-                </w:rPr>
-                <m:t>+</m:t>
-              </m:r>
-              <m:r>
-                <w:rPr>
-                  <w:rFonts w:ascii="Cambria Math" w:hAnsi="Cambria Math"/>
-                </w:rPr>
-                <m:t>4</m:t>
+                <m:t>3+4</m:t>
               </m:r>
               <m:sSup>
                 <m:sSupPr>
@@ -14648,24 +14575,13 @@
       </m:oMathPara>
     </w:p>
     <w:p>
-      <w:pPr>
-        <w:rPr>
-          <w:rFonts w:hint="eastAsia"/>
-        </w:rPr>
-      </w:pPr>
       <m:oMathPara>
         <m:oMath>
           <m:r>
             <w:rPr>
               <w:rFonts w:ascii="Cambria Math" w:hAnsi="Cambria Math"/>
             </w:rPr>
-            <m:t>1</m:t>
-          </m:r>
-          <m:r>
-            <w:rPr>
-              <w:rFonts w:ascii="Cambria Math" w:hAnsi="Cambria Math"/>
-            </w:rPr>
-            <m:t>=</m:t>
+            <m:t>1=</m:t>
           </m:r>
           <m:f>
             <m:fPr>
@@ -14817,11 +14733,6 @@
       </w:r>
     </w:p>
     <w:p>
-      <w:pPr>
-        <w:rPr>
-          <w:rFonts w:hint="eastAsia"/>
-        </w:rPr>
-      </w:pPr>
       <m:oMathPara>
         <m:oMath>
           <m:sSup>
@@ -15048,13 +14959,7 @@
             <w:rPr>
               <w:rFonts w:ascii="Cambria Math" w:hAnsi="Cambria Math"/>
             </w:rPr>
-            <m:t>ct</m:t>
-          </m:r>
-          <m:r>
-            <w:rPr>
-              <w:rFonts w:ascii="Cambria Math" w:hAnsi="Cambria Math"/>
-            </w:rPr>
-            <m:t>=</m:t>
+            <m:t>ct=</m:t>
           </m:r>
           <m:rad>
             <m:radPr>
@@ -15450,13 +15355,7 @@
             <w:rPr>
               <w:rFonts w:ascii="Cambria Math" w:hAnsi="Cambria Math"/>
             </w:rPr>
-            <m:t>i)</m:t>
-          </m:r>
-          <m:r>
-            <w:rPr>
-              <w:rFonts w:ascii="Cambria Math" w:hAnsi="Cambria Math"/>
-            </w:rPr>
-            <m:t>(</m:t>
+            <m:t>i)(</m:t>
           </m:r>
           <m:f>
             <m:fPr>
@@ -15786,14 +15685,12 @@
           <m:t>±1</m:t>
         </m:r>
       </m:oMath>
-      <w:proofErr w:type="gramStart"/>
       <w:r>
         <w:rPr>
           <w:rFonts w:hint="eastAsia"/>
         </w:rPr>
         <w:t>个</w:t>
       </w:r>
-      <w:proofErr w:type="gramEnd"/>
       <w:r>
         <w:rPr>
           <w:rFonts w:hint="eastAsia"/>
@@ -15848,13 +15745,7 @@
             <w:rPr>
               <w:rFonts w:ascii="Cambria Math" w:hAnsi="Cambria Math"/>
             </w:rPr>
-            <m:t>c</m:t>
-          </m:r>
-          <m:r>
-            <w:rPr>
-              <w:rFonts w:ascii="Cambria Math" w:hAnsi="Cambria Math"/>
-            </w:rPr>
-            <m:t>=</m:t>
+            <m:t>c=</m:t>
           </m:r>
           <m:f>
             <m:fPr>
@@ -15892,13 +15783,7 @@
             <w:rPr>
               <w:rFonts w:ascii="Cambria Math" w:hAnsi="Cambria Math"/>
             </w:rPr>
-            <m:t>v</m:t>
-          </m:r>
-          <m:r>
-            <w:rPr>
-              <w:rFonts w:ascii="Cambria Math" w:hAnsi="Cambria Math"/>
-            </w:rPr>
-            <m:t>=</m:t>
+            <m:t>v=</m:t>
           </m:r>
           <m:f>
             <m:fPr>
@@ -16204,11 +16089,6 @@
       </w:r>
     </w:p>
     <w:p>
-      <w:pPr>
-        <w:rPr>
-          <w:rFonts w:hint="eastAsia"/>
-        </w:rPr>
-      </w:pPr>
       <m:oMathPara>
         <m:oMath>
           <m:r>
@@ -16221,11 +16101,6 @@
       </m:oMathPara>
     </w:p>
     <w:p>
-      <w:pPr>
-        <w:rPr>
-          <w:rFonts w:hint="eastAsia"/>
-        </w:rPr>
-      </w:pPr>
       <m:oMathPara>
         <m:oMath>
           <m:f>
@@ -16550,13 +16425,7 @@
                 <w:rPr>
                   <w:rFonts w:ascii="Cambria Math" w:hAnsi="Cambria Math"/>
                 </w:rPr>
-                <m:t>1</m:t>
-              </m:r>
-              <m:r>
-                <w:rPr>
-                  <w:rFonts w:ascii="Cambria Math" w:hAnsi="Cambria Math"/>
-                </w:rPr>
-                <m:t>+</m:t>
+                <m:t>1+</m:t>
               </m:r>
               <m:f>
                 <m:fPr>
@@ -16626,13 +16495,7 @@
                 <w:rPr>
                   <w:rFonts w:ascii="Cambria Math" w:hAnsi="Cambria Math"/>
                 </w:rPr>
-                <m:t>1</m:t>
-              </m:r>
-              <m:r>
-                <w:rPr>
-                  <w:rFonts w:ascii="Cambria Math" w:hAnsi="Cambria Math"/>
-                </w:rPr>
-                <m:t>+</m:t>
+                <m:t>1+</m:t>
               </m:r>
               <m:f>
                 <m:fPr>
@@ -17034,11 +16897,6 @@
       </m:oMathPara>
     </w:p>
     <w:p>
-      <w:pPr>
-        <w:rPr>
-          <w:rFonts w:hint="eastAsia"/>
-        </w:rPr>
-      </w:pPr>
       <m:oMathPara>
         <m:oMath>
           <m:sSup>
@@ -17141,13 +16999,7 @@
             <w:rPr>
               <w:rFonts w:ascii="Cambria Math" w:hAnsi="Cambria Math"/>
             </w:rPr>
-            <m:t>t</m:t>
-          </m:r>
-          <m:r>
-            <w:rPr>
-              <w:rFonts w:ascii="Cambria Math" w:hAnsi="Cambria Math"/>
-            </w:rPr>
-            <m:t>=</m:t>
+            <m:t>t=</m:t>
           </m:r>
           <m:sSup>
             <m:sSupPr>
@@ -17191,11 +17043,6 @@
       </m:oMathPara>
     </w:p>
     <w:p>
-      <w:pPr>
-        <w:rPr>
-          <w:rFonts w:hint="eastAsia"/>
-        </w:rPr>
-      </w:pPr>
       <w:r>
         <w:rPr>
           <w:rFonts w:hint="eastAsia"/>
@@ -17210,34 +17057,18 @@
       </w:r>
     </w:p>
     <w:p>
-      <w:pPr>
-        <w:rPr>
-          <w:rFonts w:hint="eastAsia"/>
-        </w:rPr>
-      </w:pPr>
       <m:oMathPara>
         <m:oMath>
           <m:r>
             <w:rPr>
               <w:rFonts w:ascii="Cambria Math" w:hAnsi="Cambria Math"/>
             </w:rPr>
-            <m:t>v=</m:t>
-          </m:r>
-          <m:r>
-            <w:rPr>
-              <w:rFonts w:ascii="Cambria Math" w:hAnsi="Cambria Math"/>
-            </w:rPr>
-            <m:t>0</m:t>
+            <m:t>v=0</m:t>
           </m:r>
         </m:oMath>
       </m:oMathPara>
     </w:p>
     <w:p>
-      <w:pPr>
-        <w:rPr>
-          <w:rFonts w:hint="eastAsia"/>
-        </w:rPr>
-      </w:pPr>
       <m:oMathPara>
         <m:oMath>
           <m:f>
@@ -17322,13 +17153,7 @@
             <w:rPr>
               <w:rFonts w:ascii="Cambria Math" w:hAnsi="Cambria Math"/>
             </w:rPr>
-            <m:t>=</m:t>
-          </m:r>
-          <m:r>
-            <w:rPr>
-              <w:rFonts w:ascii="Cambria Math" w:hAnsi="Cambria Math"/>
-            </w:rPr>
-            <m:t>0</m:t>
+            <m:t>=0</m:t>
           </m:r>
         </m:oMath>
       </m:oMathPara>
@@ -17568,13 +17393,7 @@
                 <w:rPr>
                   <w:rFonts w:ascii="Cambria Math" w:hAnsi="Cambria Math"/>
                 </w:rPr>
-                <m:t>0</m:t>
-              </m:r>
-              <m:r>
-                <w:rPr>
-                  <w:rFonts w:ascii="Cambria Math" w:hAnsi="Cambria Math"/>
-                </w:rPr>
-                <m:t>+</m:t>
+                <m:t>0+</m:t>
               </m:r>
               <m:f>
                 <m:fPr>
@@ -17644,13 +17463,7 @@
                 <w:rPr>
                   <w:rFonts w:ascii="Cambria Math" w:hAnsi="Cambria Math"/>
                 </w:rPr>
-                <m:t>0</m:t>
-              </m:r>
-              <m:r>
-                <w:rPr>
-                  <w:rFonts w:ascii="Cambria Math" w:hAnsi="Cambria Math"/>
-                </w:rPr>
-                <m:t>+</m:t>
+                <m:t>0+</m:t>
               </m:r>
               <m:f>
                 <m:fPr>
@@ -17730,19 +17543,7 @@
             <w:rPr>
               <w:rFonts w:ascii="Cambria Math" w:hAnsi="Cambria Math"/>
             </w:rPr>
-            <m:t>=</m:t>
-          </m:r>
-          <m:r>
-            <w:rPr>
-              <w:rFonts w:ascii="Cambria Math" w:hAnsi="Cambria Math"/>
-            </w:rPr>
-            <m:t>0</m:t>
-          </m:r>
-          <m:r>
-            <w:rPr>
-              <w:rFonts w:ascii="Cambria Math" w:hAnsi="Cambria Math"/>
-            </w:rPr>
-            <m:t>-</m:t>
+            <m:t>=0-</m:t>
           </m:r>
           <m:sSup>
             <m:sSupPr>
@@ -17832,11 +17633,6 @@
       </m:oMathPara>
     </w:p>
     <w:p>
-      <w:pPr>
-        <w:rPr>
-          <w:rFonts w:hint="eastAsia"/>
-        </w:rPr>
-      </w:pPr>
       <m:oMathPara>
         <m:oMath>
           <m:sSup>
@@ -17927,11 +17723,6 @@
       </m:oMathPara>
     </w:p>
     <w:p>
-      <w:pPr>
-        <w:rPr>
-          <w:rFonts w:hint="eastAsia"/>
-        </w:rPr>
-      </w:pPr>
       <m:oMathPara>
         <m:oMath>
           <m:f>
@@ -18034,11 +17825,6 @@
       </m:oMathPara>
     </w:p>
     <w:p>
-      <w:pPr>
-        <w:rPr>
-          <w:rFonts w:hint="eastAsia"/>
-        </w:rPr>
-      </w:pPr>
       <w:r>
         <w:rPr>
           <w:rFonts w:hint="eastAsia"/>
@@ -18271,295 +18057,114 @@
         <w:rPr>
           <w:rFonts w:hint="eastAsia"/>
         </w:rPr>
-        <w:t>惯性系之间，相对速度从0增加到光速的过程，对于光子而言就是从方向上的垂直关系增长</w:t>
-      </w:r>
-      <w:proofErr w:type="gramStart"/>
+        <w:t>惯性系之间，相对速度从0增加到光速的过程，对于光子而言就是从方向上的垂直关系增长到方向上的</w:t>
+      </w:r>
       <w:r>
         <w:rPr>
           <w:rFonts w:hint="eastAsia"/>
         </w:rPr>
-        <w:t>到方向</w:t>
-      </w:r>
-      <w:proofErr w:type="gramEnd"/>
+        <w:t>“</w:t>
+      </w:r>
       <w:r>
         <w:rPr>
           <w:rFonts w:hint="eastAsia"/>
         </w:rPr>
-        <w:t>上的</w:t>
+        <w:t>无关关系</w:t>
       </w:r>
       <w:r>
         <w:rPr>
           <w:rFonts w:hint="eastAsia"/>
         </w:rPr>
-        <w:t>“</w:t>
+        <w:t>”</w:t>
       </w:r>
       <w:r>
         <w:rPr>
           <w:rFonts w:hint="eastAsia"/>
         </w:rPr>
-        <w:t>无关关系</w:t>
-      </w:r>
+        <w:t>的过程。</w:t>
+      </w:r>
+    </w:p>
+    <w:p/>
+    <w:p>
       <w:r>
         <w:rPr>
           <w:rFonts w:hint="eastAsia"/>
         </w:rPr>
-        <w:t>”</w:t>
+        <w:t>回到先前提出的问题，光子到底走的是哪条路径，是垂直地面的路径还是三角形斜边那条路径。</w:t>
       </w:r>
       <w:r>
         <w:rPr>
           <w:rFonts w:hint="eastAsia"/>
         </w:rPr>
-        <w:t>的过程。</w:t>
+        <w:t>从上面的分析可以看出，实际上是光子的路径变化对应于从垂直到无关的过程，也就是说，光子路径的“有效长度”在地面惯性系中</w:t>
+      </w:r>
+      <w:r>
+        <w:rPr>
+          <w:rFonts w:hint="eastAsia"/>
+        </w:rPr>
+        <w:t>的投影</w:t>
+      </w:r>
+      <w:r>
+        <w:rPr>
+          <w:rFonts w:hint="eastAsia"/>
+        </w:rPr>
+        <w:t>不断减小的过程。</w:t>
+      </w:r>
+      <w:r>
+        <w:rPr>
+          <w:rFonts w:hint="eastAsia"/>
+        </w:rPr>
+        <w:t>而勾股定理在这里只起到了求几何平均数的作用，也就是说</w:t>
+      </w:r>
+      <w:r>
+        <w:rPr>
+          <w:rFonts w:hint="eastAsia"/>
+        </w:rPr>
+        <w:t>直角</w:t>
+      </w:r>
+      <w:r>
+        <w:rPr>
+          <w:rFonts w:hint="eastAsia"/>
+        </w:rPr>
+        <w:t>三角形的斜边从来就没有真正存在过。</w:t>
+      </w:r>
+      <w:r>
+        <w:rPr>
+          <w:rFonts w:hint="eastAsia"/>
+        </w:rPr>
+        <w:t>光子的真实路径始终都是垂直于地面</w:t>
+      </w:r>
+      <w:r>
+        <w:rPr>
+          <w:rFonts w:hint="eastAsia"/>
+        </w:rPr>
+        <w:t>（火车的地板）的。</w:t>
+      </w:r>
+      <w:r>
+        <w:rPr>
+          <w:rFonts w:hint="eastAsia"/>
+        </w:rPr>
+        <w:t>只是相对速度影响了投影的相对长度</w:t>
+      </w:r>
+      <w:r>
+        <w:rPr>
+          <w:rFonts w:hint="eastAsia"/>
+        </w:rPr>
+        <w:t>，而</w:t>
+      </w:r>
+      <w:r>
+        <w:rPr>
+          <w:rFonts w:hint="eastAsia"/>
+        </w:rPr>
+        <w:t>跨越维数的影响则体现为勾股定理的平方和关系。</w:t>
       </w:r>
     </w:p>
     <w:p>
-      <w:pPr>
+      <w:r>
         <w:rPr>
           <w:rFonts w:hint="eastAsia"/>
         </w:rPr>
-      </w:pPr>
-    </w:p>
-    <w:p>
-      <w:r>
-        <w:rPr>
-          <w:rFonts w:hint="eastAsia"/>
-        </w:rPr>
-        <w:t>回到</w:t>
-      </w:r>
-      <w:proofErr w:type="gramStart"/>
-      <w:r>
-        <w:rPr>
-          <w:rFonts w:hint="eastAsia"/>
-        </w:rPr>
-        <w:t>先前提出</w:t>
-      </w:r>
-      <w:proofErr w:type="gramEnd"/>
-      <w:r>
-        <w:rPr>
-          <w:rFonts w:hint="eastAsia"/>
-        </w:rPr>
-        <w:t>的问题，光子到底走的是哪条路径，是垂直地面的路径还是三角形斜边那条路径。</w:t>
-      </w:r>
-      <w:r>
-        <w:rPr>
-          <w:rFonts w:hint="eastAsia"/>
-        </w:rPr>
-        <w:t>从上面的分析可以看出，实际上是光子的路径变化对应于从垂直到无关的过程，也就是说，光子路径的“有效长度”在地面惯性系中</w:t>
-      </w:r>
-      <w:r>
-        <w:rPr>
-          <w:rFonts w:hint="eastAsia"/>
-        </w:rPr>
-        <w:t>的投影</w:t>
-      </w:r>
-      <w:r>
-        <w:rPr>
-          <w:rFonts w:hint="eastAsia"/>
-        </w:rPr>
-        <w:t>不断减小的过程。</w:t>
-      </w:r>
-      <w:r>
-        <w:rPr>
-          <w:rFonts w:hint="eastAsia"/>
-        </w:rPr>
-        <w:t>而勾股定理在这里只起到了求几何平均数的作用，也就是说</w:t>
-      </w:r>
-      <w:r>
-        <w:rPr>
-          <w:rFonts w:hint="eastAsia"/>
-        </w:rPr>
-        <w:t>直角</w:t>
-      </w:r>
-      <w:r>
-        <w:rPr>
-          <w:rFonts w:hint="eastAsia"/>
-        </w:rPr>
-        <w:t>三角形的斜边从来就没有真正存在过。</w:t>
-      </w:r>
-      <w:r>
-        <w:rPr>
-          <w:rFonts w:hint="eastAsia"/>
-        </w:rPr>
-        <w:t>光子的真实路径始终都是垂直于地面</w:t>
-      </w:r>
-      <w:r>
-        <w:rPr>
-          <w:rFonts w:hint="eastAsia"/>
-        </w:rPr>
-        <w:t>（火车的地板）的。</w:t>
-      </w:r>
-      <w:r>
-        <w:rPr>
-          <w:rFonts w:hint="eastAsia"/>
-        </w:rPr>
-        <w:t>只是相对速度影响了投影的相对长度</w:t>
-      </w:r>
-      <w:r>
-        <w:rPr>
-          <w:rFonts w:hint="eastAsia"/>
-        </w:rPr>
-        <w:t>，而</w:t>
-      </w:r>
-      <w:r>
-        <w:rPr>
-          <w:rFonts w:hint="eastAsia"/>
-        </w:rPr>
-        <w:t>跨越维数的影响则体现为勾股定理的平方和关系。</w:t>
-      </w:r>
-    </w:p>
-    <w:p>
-      <w:r>
-        <w:rPr>
-          <w:rFonts w:hint="eastAsia"/>
-        </w:rPr>
         <w:t>至于超光速的情况，从，</w:t>
-      </w:r>
-    </w:p>
-    <w:p>
-      <w:pPr>
-        <w:rPr>
-          <w:rFonts w:hint="eastAsia"/>
-        </w:rPr>
-      </w:pPr>
-      <m:oMathPara>
-        <m:oMath>
-          <m:sSup>
-            <m:sSupPr>
-              <m:ctrlPr>
-                <w:rPr>
-                  <w:rFonts w:ascii="Cambria Math" w:hAnsi="Cambria Math"/>
-                  <w:i/>
-                </w:rPr>
-              </m:ctrlPr>
-            </m:sSupPr>
-            <m:e>
-              <m:r>
-                <w:rPr>
-                  <w:rFonts w:ascii="Cambria Math" w:hAnsi="Cambria Math"/>
-                </w:rPr>
-                <m:t>t</m:t>
-              </m:r>
-            </m:e>
-            <m:sup>
-              <m:r>
-                <w:rPr>
-                  <w:rFonts w:ascii="Cambria Math" w:hAnsi="Cambria Math"/>
-                </w:rPr>
-                <m:t>'</m:t>
-              </m:r>
-            </m:sup>
-          </m:sSup>
-          <m:r>
-            <w:rPr>
-              <w:rFonts w:ascii="Cambria Math" w:hAnsi="Cambria Math"/>
-            </w:rPr>
-            <m:t>=</m:t>
-          </m:r>
-          <m:f>
-            <m:fPr>
-              <m:ctrlPr>
-                <w:rPr>
-                  <w:rFonts w:ascii="Cambria Math" w:hAnsi="Cambria Math"/>
-                  <w:i/>
-                </w:rPr>
-              </m:ctrlPr>
-            </m:fPr>
-            <m:num>
-              <m:r>
-                <w:rPr>
-                  <w:rFonts w:ascii="Cambria Math" w:hAnsi="Cambria Math"/>
-                </w:rPr>
-                <m:t>1</m:t>
-              </m:r>
-            </m:num>
-            <m:den>
-              <m:sSup>
-                <m:sSupPr>
-                  <m:ctrlPr>
-                    <w:rPr>
-                      <w:rFonts w:ascii="Cambria Math" w:hAnsi="Cambria Math"/>
-                      <w:i/>
-                    </w:rPr>
-                  </m:ctrlPr>
-                </m:sSupPr>
-                <m:e>
-                  <m:r>
-                    <w:rPr>
-                      <w:rFonts w:ascii="Cambria Math" w:hAnsi="Cambria Math" w:hint="eastAsia"/>
-                    </w:rPr>
-                    <m:t>i</m:t>
-                  </m:r>
-                </m:e>
-                <m:sup>
-                  <m:r>
-                    <w:rPr>
-                      <w:rFonts w:ascii="Cambria Math" w:hAnsi="Cambria Math"/>
-                    </w:rPr>
-                    <m:t>2</m:t>
-                  </m:r>
-                </m:sup>
-              </m:sSup>
-              <m:r>
-                <w:rPr>
-                  <w:rFonts w:ascii="Cambria Math" w:hAnsi="Cambria Math"/>
-                </w:rPr>
-                <m:t>+1</m:t>
-              </m:r>
-            </m:den>
-          </m:f>
-          <m:r>
-            <w:rPr>
-              <w:rFonts w:ascii="Cambria Math" w:hAnsi="Cambria Math" w:hint="eastAsia"/>
-            </w:rPr>
-            <m:t>t</m:t>
-          </m:r>
-          <m:r>
-            <w:rPr>
-              <w:rFonts w:ascii="Cambria Math" w:hAnsi="Cambria Math"/>
-            </w:rPr>
-            <m:t>=</m:t>
-          </m:r>
-          <m:f>
-            <m:fPr>
-              <m:ctrlPr>
-                <w:rPr>
-                  <w:rFonts w:ascii="Cambria Math" w:hAnsi="Cambria Math"/>
-                  <w:i/>
-                </w:rPr>
-              </m:ctrlPr>
-            </m:fPr>
-            <m:num>
-              <m:r>
-                <w:rPr>
-                  <w:rFonts w:ascii="Cambria Math" w:hAnsi="Cambria Math"/>
-                </w:rPr>
-                <m:t>1</m:t>
-              </m:r>
-            </m:num>
-            <m:den>
-              <m:r>
-                <w:rPr>
-                  <w:rFonts w:ascii="Cambria Math" w:hAnsi="Cambria Math"/>
-                </w:rPr>
-                <m:t>c</m:t>
-              </m:r>
-            </m:den>
-          </m:f>
-          <m:r>
-            <w:rPr>
-              <w:rFonts w:ascii="Cambria Math" w:hAnsi="Cambria Math"/>
-            </w:rPr>
-            <m:t>t</m:t>
-          </m:r>
-        </m:oMath>
-      </m:oMathPara>
-    </w:p>
-    <w:p>
-      <w:r>
-        <w:rPr>
-          <w:rFonts w:hint="eastAsia"/>
-        </w:rPr>
-        <w:t>可以看出，超光速的条件为，</w:t>
       </w:r>
     </w:p>
     <w:p>
@@ -18595,127 +18200,7 @@
             <w:rPr>
               <w:rFonts w:ascii="Cambria Math" w:hAnsi="Cambria Math"/>
             </w:rPr>
-            <m:t>&lt;</m:t>
-          </m:r>
-          <m:f>
-            <m:fPr>
-              <m:ctrlPr>
-                <w:rPr>
-                  <w:rFonts w:ascii="Cambria Math" w:hAnsi="Cambria Math"/>
-                  <w:i/>
-                </w:rPr>
-              </m:ctrlPr>
-            </m:fPr>
-            <m:num>
-              <m:r>
-                <w:rPr>
-                  <w:rFonts w:ascii="Cambria Math" w:hAnsi="Cambria Math"/>
-                </w:rPr>
-                <m:t>1</m:t>
-              </m:r>
-            </m:num>
-            <m:den>
-              <m:r>
-                <w:rPr>
-                  <w:rFonts w:ascii="Cambria Math" w:hAnsi="Cambria Math"/>
-                </w:rPr>
-                <m:t>c</m:t>
-              </m:r>
-            </m:den>
-          </m:f>
-          <m:r>
-            <w:rPr>
-              <w:rFonts w:ascii="Cambria Math" w:hAnsi="Cambria Math"/>
-            </w:rPr>
-            <m:t xml:space="preserve">t or </m:t>
-          </m:r>
-          <m:sSup>
-            <m:sSupPr>
-              <m:ctrlPr>
-                <w:rPr>
-                  <w:rFonts w:ascii="Cambria Math" w:hAnsi="Cambria Math"/>
-                  <w:i/>
-                </w:rPr>
-              </m:ctrlPr>
-            </m:sSupPr>
-            <m:e>
-              <m:r>
-                <w:rPr>
-                  <w:rFonts w:ascii="Cambria Math" w:hAnsi="Cambria Math"/>
-                </w:rPr>
-                <m:t>t</m:t>
-              </m:r>
-            </m:e>
-            <m:sup>
-              <m:r>
-                <w:rPr>
-                  <w:rFonts w:ascii="Cambria Math" w:hAnsi="Cambria Math"/>
-                </w:rPr>
-                <m:t>'</m:t>
-              </m:r>
-            </m:sup>
-          </m:sSup>
-          <m:r>
-            <w:rPr>
-              <w:rFonts w:ascii="Cambria Math" w:hAnsi="Cambria Math"/>
-            </w:rPr>
-            <m:t>&gt;ct</m:t>
-          </m:r>
-        </m:oMath>
-      </m:oMathPara>
-    </w:p>
-    <w:p>
-      <w:pPr>
-        <w:rPr>
-          <w:rFonts w:hint="eastAsia"/>
-        </w:rPr>
-      </w:pPr>
-      <w:r>
-        <w:rPr>
-          <w:rFonts w:hint="eastAsia"/>
-        </w:rPr>
-        <w:t>也就是，</w:t>
-      </w:r>
-    </w:p>
-    <w:p>
-      <w:pPr>
-        <w:rPr>
-          <w:rFonts w:hint="eastAsia"/>
-        </w:rPr>
-      </w:pPr>
-      <m:oMathPara>
-        <m:oMath>
-          <m:sSup>
-            <m:sSupPr>
-              <m:ctrlPr>
-                <w:rPr>
-                  <w:rFonts w:ascii="Cambria Math" w:hAnsi="Cambria Math"/>
-                  <w:i/>
-                </w:rPr>
-              </m:ctrlPr>
-            </m:sSupPr>
-            <m:e>
-              <m:r>
-                <w:rPr>
-                  <w:rFonts w:ascii="Cambria Math" w:hAnsi="Cambria Math"/>
-                </w:rPr>
-                <m:t>t</m:t>
-              </m:r>
-            </m:e>
-            <m:sup>
-              <m:r>
-                <w:rPr>
-                  <w:rFonts w:ascii="Cambria Math" w:hAnsi="Cambria Math"/>
-                </w:rPr>
-                <m:t>'</m:t>
-              </m:r>
-            </m:sup>
-          </m:sSup>
-          <m:r>
-            <w:rPr>
-              <w:rFonts w:ascii="Cambria Math" w:hAnsi="Cambria Math"/>
-            </w:rPr>
-            <m:t>&lt;</m:t>
+            <m:t>=</m:t>
           </m:r>
           <m:f>
             <m:fPr>
@@ -18771,10 +18256,62 @@
           </m:f>
           <m:r>
             <w:rPr>
+              <w:rFonts w:ascii="Cambria Math" w:hAnsi="Cambria Math" w:hint="eastAsia"/>
+            </w:rPr>
+            <m:t>t</m:t>
+          </m:r>
+          <m:r>
+            <w:rPr>
               <w:rFonts w:ascii="Cambria Math" w:hAnsi="Cambria Math"/>
             </w:rPr>
-            <m:t xml:space="preserve">t or </m:t>
-          </m:r>
+            <m:t>=</m:t>
+          </m:r>
+          <m:f>
+            <m:fPr>
+              <m:ctrlPr>
+                <w:rPr>
+                  <w:rFonts w:ascii="Cambria Math" w:hAnsi="Cambria Math"/>
+                  <w:i/>
+                </w:rPr>
+              </m:ctrlPr>
+            </m:fPr>
+            <m:num>
+              <m:r>
+                <w:rPr>
+                  <w:rFonts w:ascii="Cambria Math" w:hAnsi="Cambria Math"/>
+                </w:rPr>
+                <m:t>1</m:t>
+              </m:r>
+            </m:num>
+            <m:den>
+              <m:r>
+                <w:rPr>
+                  <w:rFonts w:ascii="Cambria Math" w:hAnsi="Cambria Math"/>
+                </w:rPr>
+                <m:t>c</m:t>
+              </m:r>
+            </m:den>
+          </m:f>
+          <m:r>
+            <w:rPr>
+              <w:rFonts w:ascii="Cambria Math" w:hAnsi="Cambria Math"/>
+            </w:rPr>
+            <m:t>t</m:t>
+          </m:r>
+        </m:oMath>
+      </m:oMathPara>
+    </w:p>
+    <w:p>
+      <w:r>
+        <w:rPr>
+          <w:rFonts w:hint="eastAsia"/>
+        </w:rPr>
+        <w:t>可以看出，超光速的条件为，</w:t>
+      </w:r>
+    </w:p>
+    <w:p>
+      <m:oMathPara>
+        <m:oMath>
           <m:sSup>
             <m:sSupPr>
               <m:ctrlPr>
@@ -18805,13 +18342,39 @@
             <w:rPr>
               <w:rFonts w:ascii="Cambria Math" w:hAnsi="Cambria Math"/>
             </w:rPr>
-            <m:t>&gt;</m:t>
-          </m:r>
+            <m:t>&lt;</m:t>
+          </m:r>
+          <m:f>
+            <m:fPr>
+              <m:ctrlPr>
+                <w:rPr>
+                  <w:rFonts w:ascii="Cambria Math" w:hAnsi="Cambria Math"/>
+                  <w:i/>
+                </w:rPr>
+              </m:ctrlPr>
+            </m:fPr>
+            <m:num>
+              <m:r>
+                <w:rPr>
+                  <w:rFonts w:ascii="Cambria Math" w:hAnsi="Cambria Math"/>
+                </w:rPr>
+                <m:t>1</m:t>
+              </m:r>
+            </m:num>
+            <m:den>
+              <m:r>
+                <w:rPr>
+                  <w:rFonts w:ascii="Cambria Math" w:hAnsi="Cambria Math"/>
+                </w:rPr>
+                <m:t>c</m:t>
+              </m:r>
+            </m:den>
+          </m:f>
           <m:r>
             <w:rPr>
               <w:rFonts w:ascii="Cambria Math" w:hAnsi="Cambria Math"/>
             </w:rPr>
-            <m:t>(</m:t>
+            <m:t xml:space="preserve">t or </m:t>
           </m:r>
           <m:sSup>
             <m:sSupPr>
@@ -18825,9 +18388,9 @@
             <m:e>
               <m:r>
                 <w:rPr>
-                  <w:rFonts w:ascii="Cambria Math" w:hAnsi="Cambria Math" w:hint="eastAsia"/>
-                </w:rPr>
-                <m:t>i</m:t>
+                  <w:rFonts w:ascii="Cambria Math" w:hAnsi="Cambria Math"/>
+                </w:rPr>
+                <m:t>t</m:t>
               </m:r>
             </m:e>
             <m:sup>
@@ -18835,7 +18398,7 @@
                 <w:rPr>
                   <w:rFonts w:ascii="Cambria Math" w:hAnsi="Cambria Math"/>
                 </w:rPr>
-                <m:t>2</m:t>
+                <m:t>'</m:t>
               </m:r>
             </m:sup>
           </m:sSup>
@@ -18843,19 +18406,175 @@
             <w:rPr>
               <w:rFonts w:ascii="Cambria Math" w:hAnsi="Cambria Math"/>
             </w:rPr>
-            <m:t>+1</m:t>
-          </m:r>
+            <m:t>&gt;ct</m:t>
+          </m:r>
+        </m:oMath>
+      </m:oMathPara>
+    </w:p>
+    <w:p>
+      <w:r>
+        <w:rPr>
+          <w:rFonts w:hint="eastAsia"/>
+        </w:rPr>
+        <w:t>也就是，</w:t>
+      </w:r>
+    </w:p>
+    <w:p>
+      <m:oMathPara>
+        <m:oMath>
+          <m:sSup>
+            <m:sSupPr>
+              <m:ctrlPr>
+                <w:rPr>
+                  <w:rFonts w:ascii="Cambria Math" w:hAnsi="Cambria Math"/>
+                  <w:i/>
+                </w:rPr>
+              </m:ctrlPr>
+            </m:sSupPr>
+            <m:e>
+              <m:r>
+                <w:rPr>
+                  <w:rFonts w:ascii="Cambria Math" w:hAnsi="Cambria Math"/>
+                </w:rPr>
+                <m:t>t</m:t>
+              </m:r>
+            </m:e>
+            <m:sup>
+              <m:r>
+                <w:rPr>
+                  <w:rFonts w:ascii="Cambria Math" w:hAnsi="Cambria Math"/>
+                </w:rPr>
+                <m:t>'</m:t>
+              </m:r>
+            </m:sup>
+          </m:sSup>
           <m:r>
             <w:rPr>
               <w:rFonts w:ascii="Cambria Math" w:hAnsi="Cambria Math"/>
             </w:rPr>
-            <m:t>)</m:t>
-          </m:r>
+            <m:t>&lt;</m:t>
+          </m:r>
+          <m:f>
+            <m:fPr>
+              <m:ctrlPr>
+                <w:rPr>
+                  <w:rFonts w:ascii="Cambria Math" w:hAnsi="Cambria Math"/>
+                  <w:i/>
+                </w:rPr>
+              </m:ctrlPr>
+            </m:fPr>
+            <m:num>
+              <m:r>
+                <w:rPr>
+                  <w:rFonts w:ascii="Cambria Math" w:hAnsi="Cambria Math"/>
+                </w:rPr>
+                <m:t>1</m:t>
+              </m:r>
+            </m:num>
+            <m:den>
+              <m:sSup>
+                <m:sSupPr>
+                  <m:ctrlPr>
+                    <w:rPr>
+                      <w:rFonts w:ascii="Cambria Math" w:hAnsi="Cambria Math"/>
+                      <w:i/>
+                    </w:rPr>
+                  </m:ctrlPr>
+                </m:sSupPr>
+                <m:e>
+                  <m:r>
+                    <w:rPr>
+                      <w:rFonts w:ascii="Cambria Math" w:hAnsi="Cambria Math" w:hint="eastAsia"/>
+                    </w:rPr>
+                    <m:t>i</m:t>
+                  </m:r>
+                </m:e>
+                <m:sup>
+                  <m:r>
+                    <w:rPr>
+                      <w:rFonts w:ascii="Cambria Math" w:hAnsi="Cambria Math"/>
+                    </w:rPr>
+                    <m:t>2</m:t>
+                  </m:r>
+                </m:sup>
+              </m:sSup>
+              <m:r>
+                <w:rPr>
+                  <w:rFonts w:ascii="Cambria Math" w:hAnsi="Cambria Math"/>
+                </w:rPr>
+                <m:t>+1</m:t>
+              </m:r>
+            </m:den>
+          </m:f>
           <m:r>
             <w:rPr>
               <w:rFonts w:ascii="Cambria Math" w:hAnsi="Cambria Math"/>
             </w:rPr>
-            <m:t>t</m:t>
+            <m:t xml:space="preserve">t or </m:t>
+          </m:r>
+          <m:sSup>
+            <m:sSupPr>
+              <m:ctrlPr>
+                <w:rPr>
+                  <w:rFonts w:ascii="Cambria Math" w:hAnsi="Cambria Math"/>
+                  <w:i/>
+                </w:rPr>
+              </m:ctrlPr>
+            </m:sSupPr>
+            <m:e>
+              <m:r>
+                <w:rPr>
+                  <w:rFonts w:ascii="Cambria Math" w:hAnsi="Cambria Math"/>
+                </w:rPr>
+                <m:t>t</m:t>
+              </m:r>
+            </m:e>
+            <m:sup>
+              <m:r>
+                <w:rPr>
+                  <w:rFonts w:ascii="Cambria Math" w:hAnsi="Cambria Math"/>
+                </w:rPr>
+                <m:t>'</m:t>
+              </m:r>
+            </m:sup>
+          </m:sSup>
+          <m:r>
+            <w:rPr>
+              <w:rFonts w:ascii="Cambria Math" w:hAnsi="Cambria Math"/>
+            </w:rPr>
+            <m:t>&gt;(</m:t>
+          </m:r>
+          <m:sSup>
+            <m:sSupPr>
+              <m:ctrlPr>
+                <w:rPr>
+                  <w:rFonts w:ascii="Cambria Math" w:hAnsi="Cambria Math"/>
+                  <w:i/>
+                </w:rPr>
+              </m:ctrlPr>
+            </m:sSupPr>
+            <m:e>
+              <m:r>
+                <w:rPr>
+                  <w:rFonts w:ascii="Cambria Math" w:hAnsi="Cambria Math" w:hint="eastAsia"/>
+                </w:rPr>
+                <m:t>i</m:t>
+              </m:r>
+            </m:e>
+            <m:sup>
+              <m:r>
+                <w:rPr>
+                  <w:rFonts w:ascii="Cambria Math" w:hAnsi="Cambria Math"/>
+                </w:rPr>
+                <m:t>2</m:t>
+              </m:r>
+            </m:sup>
+          </m:sSup>
+          <m:r>
+            <w:rPr>
+              <w:rFonts w:ascii="Cambria Math" w:hAnsi="Cambria Math"/>
+            </w:rPr>
+            <m:t>+1)t</m:t>
           </m:r>
         </m:oMath>
       </m:oMathPara>
@@ -18922,212 +18641,34 @@
         <w:t>的关系，对于光子而言，这关系就是光子射出的相对方向以及在投影方向上的相对长度，而对于惯性系则意味着时间运行速率的比率。</w:t>
       </w:r>
     </w:p>
+    <w:p/>
     <w:p>
-      <w:pPr>
+      <w:r>
         <w:rPr>
           <w:rFonts w:hint="eastAsia"/>
         </w:rPr>
-      </w:pPr>
+        <w:lastRenderedPageBreak/>
+        <w:t>综合三种变换形式的初始条件</w:t>
+      </w:r>
+      <w:r>
+        <w:rPr>
+          <w:rFonts w:hint="eastAsia"/>
+        </w:rPr>
+        <w:t>或者时间单位的关系需要满足的条件</w:t>
+      </w:r>
+      <w:r>
+        <w:rPr>
+          <w:rFonts w:hint="eastAsia"/>
+        </w:rPr>
+        <w:t>：</w:t>
+      </w:r>
     </w:p>
     <w:p>
       <w:r>
         <w:rPr>
           <w:rFonts w:hint="eastAsia"/>
         </w:rPr>
-        <w:lastRenderedPageBreak/>
-        <w:t>综合三种变换形式的初始条件</w:t>
-      </w:r>
-      <w:r>
-        <w:rPr>
-          <w:rFonts w:hint="eastAsia"/>
-        </w:rPr>
-        <w:t>或者时间单位的关系需要满足的条件</w:t>
-      </w:r>
-      <w:r>
-        <w:rPr>
-          <w:rFonts w:hint="eastAsia"/>
-        </w:rPr>
-        <w:t>：</w:t>
-      </w:r>
-    </w:p>
-    <w:p>
-      <w:r>
-        <w:rPr>
-          <w:rFonts w:hint="eastAsia"/>
-        </w:rPr>
         <w:t>伽利略变换为，</w:t>
-      </w:r>
-    </w:p>
-    <w:p>
-      <w:pPr>
-        <w:rPr>
-          <w:rFonts w:hint="eastAsia"/>
-        </w:rPr>
-      </w:pPr>
-      <m:oMathPara>
-        <m:oMath>
-          <m:sSup>
-            <m:sSupPr>
-              <m:ctrlPr>
-                <w:rPr>
-                  <w:rFonts w:ascii="Cambria Math" w:hAnsi="Cambria Math"/>
-                  <w:i/>
-                </w:rPr>
-              </m:ctrlPr>
-            </m:sSupPr>
-            <m:e>
-              <m:r>
-                <w:rPr>
-                  <w:rFonts w:ascii="Cambria Math" w:hAnsi="Cambria Math"/>
-                </w:rPr>
-                <m:t>t</m:t>
-              </m:r>
-            </m:e>
-            <m:sup>
-              <m:r>
-                <w:rPr>
-                  <w:rFonts w:ascii="Cambria Math" w:hAnsi="Cambria Math"/>
-                </w:rPr>
-                <m:t>'</m:t>
-              </m:r>
-            </m:sup>
-          </m:sSup>
-          <m:r>
-            <w:rPr>
-              <w:rFonts w:ascii="Cambria Math" w:hAnsi="Cambria Math"/>
-            </w:rPr>
-            <m:t>=</m:t>
-          </m:r>
-          <m:sSup>
-            <m:sSupPr>
-              <m:ctrlPr>
-                <w:rPr>
-                  <w:rFonts w:ascii="Cambria Math" w:hAnsi="Cambria Math"/>
-                  <w:i/>
-                </w:rPr>
-              </m:ctrlPr>
-            </m:sSupPr>
-            <m:e>
-              <m:r>
-                <w:rPr>
-                  <w:rFonts w:ascii="Cambria Math" w:hAnsi="Cambria Math"/>
-                </w:rPr>
-                <m:t>i</m:t>
-              </m:r>
-            </m:e>
-            <m:sup>
-              <m:r>
-                <w:rPr>
-                  <w:rFonts w:ascii="Cambria Math" w:hAnsi="Cambria Math"/>
-                </w:rPr>
-                <m:t>4k</m:t>
-              </m:r>
-              <m:r>
-                <w:rPr>
-                  <w:rFonts w:ascii="Cambria Math" w:hAnsi="Cambria Math"/>
-                </w:rPr>
-                <m:t>±0</m:t>
-              </m:r>
-            </m:sup>
-          </m:sSup>
-          <m:r>
-            <w:rPr>
-              <w:rFonts w:ascii="Cambria Math" w:hAnsi="Cambria Math"/>
-            </w:rPr>
-            <m:t>t</m:t>
-          </m:r>
-        </m:oMath>
-      </m:oMathPara>
-    </w:p>
-    <w:p>
-      <w:r>
-        <w:rPr>
-          <w:rFonts w:hint="eastAsia"/>
-        </w:rPr>
-        <w:t>爱因斯坦火车实验为，</w:t>
-      </w:r>
-    </w:p>
-    <w:p>
-      <w:pPr>
-        <w:rPr>
-          <w:rFonts w:hint="eastAsia"/>
-        </w:rPr>
-      </w:pPr>
-      <m:oMathPara>
-        <m:oMath>
-          <m:sSup>
-            <m:sSupPr>
-              <m:ctrlPr>
-                <w:rPr>
-                  <w:rFonts w:ascii="Cambria Math" w:hAnsi="Cambria Math"/>
-                  <w:i/>
-                </w:rPr>
-              </m:ctrlPr>
-            </m:sSupPr>
-            <m:e>
-              <m:r>
-                <w:rPr>
-                  <w:rFonts w:ascii="Cambria Math" w:hAnsi="Cambria Math"/>
-                </w:rPr>
-                <m:t>t</m:t>
-              </m:r>
-            </m:e>
-            <m:sup>
-              <m:r>
-                <w:rPr>
-                  <w:rFonts w:ascii="Cambria Math" w:hAnsi="Cambria Math"/>
-                </w:rPr>
-                <m:t>'</m:t>
-              </m:r>
-            </m:sup>
-          </m:sSup>
-          <m:r>
-            <w:rPr>
-              <w:rFonts w:ascii="Cambria Math" w:hAnsi="Cambria Math"/>
-            </w:rPr>
-            <m:t>=</m:t>
-          </m:r>
-          <m:sSup>
-            <m:sSupPr>
-              <m:ctrlPr>
-                <w:rPr>
-                  <w:rFonts w:ascii="Cambria Math" w:hAnsi="Cambria Math"/>
-                  <w:i/>
-                </w:rPr>
-              </m:ctrlPr>
-            </m:sSupPr>
-            <m:e>
-              <m:r>
-                <w:rPr>
-                  <w:rFonts w:ascii="Cambria Math" w:hAnsi="Cambria Math"/>
-                </w:rPr>
-                <m:t>i</m:t>
-              </m:r>
-            </m:e>
-            <m:sup>
-              <m:r>
-                <w:rPr>
-                  <w:rFonts w:ascii="Cambria Math" w:hAnsi="Cambria Math"/>
-                </w:rPr>
-                <m:t>4k±1</m:t>
-              </m:r>
-            </m:sup>
-          </m:sSup>
-          <m:r>
-            <w:rPr>
-              <w:rFonts w:ascii="Cambria Math" w:hAnsi="Cambria Math"/>
-            </w:rPr>
-            <m:t>t</m:t>
-          </m:r>
-        </m:oMath>
-      </m:oMathPara>
-    </w:p>
-    <w:p>
-      <w:r>
-        <w:rPr>
-          <w:rFonts w:hint="eastAsia"/>
-        </w:rPr>
-        <w:t>洛伦兹变换为，</w:t>
       </w:r>
     </w:p>
     <w:p>
@@ -19187,13 +18728,163 @@
                 <w:rPr>
                   <w:rFonts w:ascii="Cambria Math" w:hAnsi="Cambria Math"/>
                 </w:rPr>
-                <m:t>4k</m:t>
-              </m:r>
-              <m:r>
-                <w:rPr>
-                  <w:rFonts w:ascii="Cambria Math" w:hAnsi="Cambria Math"/>
-                </w:rPr>
-                <m:t>±2</m:t>
+                <m:t>4k±0</m:t>
+              </m:r>
+            </m:sup>
+          </m:sSup>
+          <m:r>
+            <w:rPr>
+              <w:rFonts w:ascii="Cambria Math" w:hAnsi="Cambria Math"/>
+            </w:rPr>
+            <m:t>t</m:t>
+          </m:r>
+        </m:oMath>
+      </m:oMathPara>
+    </w:p>
+    <w:p>
+      <w:r>
+        <w:rPr>
+          <w:rFonts w:hint="eastAsia"/>
+        </w:rPr>
+        <w:t>爱因斯坦火车实验为，</w:t>
+      </w:r>
+    </w:p>
+    <w:p>
+      <m:oMathPara>
+        <m:oMath>
+          <m:sSup>
+            <m:sSupPr>
+              <m:ctrlPr>
+                <w:rPr>
+                  <w:rFonts w:ascii="Cambria Math" w:hAnsi="Cambria Math"/>
+                  <w:i/>
+                </w:rPr>
+              </m:ctrlPr>
+            </m:sSupPr>
+            <m:e>
+              <m:r>
+                <w:rPr>
+                  <w:rFonts w:ascii="Cambria Math" w:hAnsi="Cambria Math"/>
+                </w:rPr>
+                <m:t>t</m:t>
+              </m:r>
+            </m:e>
+            <m:sup>
+              <m:r>
+                <w:rPr>
+                  <w:rFonts w:ascii="Cambria Math" w:hAnsi="Cambria Math"/>
+                </w:rPr>
+                <m:t>'</m:t>
+              </m:r>
+            </m:sup>
+          </m:sSup>
+          <m:r>
+            <w:rPr>
+              <w:rFonts w:ascii="Cambria Math" w:hAnsi="Cambria Math"/>
+            </w:rPr>
+            <m:t>=</m:t>
+          </m:r>
+          <m:sSup>
+            <m:sSupPr>
+              <m:ctrlPr>
+                <w:rPr>
+                  <w:rFonts w:ascii="Cambria Math" w:hAnsi="Cambria Math"/>
+                  <w:i/>
+                </w:rPr>
+              </m:ctrlPr>
+            </m:sSupPr>
+            <m:e>
+              <m:r>
+                <w:rPr>
+                  <w:rFonts w:ascii="Cambria Math" w:hAnsi="Cambria Math"/>
+                </w:rPr>
+                <m:t>i</m:t>
+              </m:r>
+            </m:e>
+            <m:sup>
+              <m:r>
+                <w:rPr>
+                  <w:rFonts w:ascii="Cambria Math" w:hAnsi="Cambria Math"/>
+                </w:rPr>
+                <m:t>4k±1</m:t>
+              </m:r>
+            </m:sup>
+          </m:sSup>
+          <m:r>
+            <w:rPr>
+              <w:rFonts w:ascii="Cambria Math" w:hAnsi="Cambria Math"/>
+            </w:rPr>
+            <m:t>t</m:t>
+          </m:r>
+        </m:oMath>
+      </m:oMathPara>
+    </w:p>
+    <w:p>
+      <w:r>
+        <w:rPr>
+          <w:rFonts w:hint="eastAsia"/>
+        </w:rPr>
+        <w:t>洛伦兹变换为，</w:t>
+      </w:r>
+    </w:p>
+    <w:p>
+      <m:oMathPara>
+        <m:oMath>
+          <m:sSup>
+            <m:sSupPr>
+              <m:ctrlPr>
+                <w:rPr>
+                  <w:rFonts w:ascii="Cambria Math" w:hAnsi="Cambria Math"/>
+                  <w:i/>
+                </w:rPr>
+              </m:ctrlPr>
+            </m:sSupPr>
+            <m:e>
+              <m:r>
+                <w:rPr>
+                  <w:rFonts w:ascii="Cambria Math" w:hAnsi="Cambria Math"/>
+                </w:rPr>
+                <m:t>t</m:t>
+              </m:r>
+            </m:e>
+            <m:sup>
+              <m:r>
+                <w:rPr>
+                  <w:rFonts w:ascii="Cambria Math" w:hAnsi="Cambria Math"/>
+                </w:rPr>
+                <m:t>'</m:t>
+              </m:r>
+            </m:sup>
+          </m:sSup>
+          <m:r>
+            <w:rPr>
+              <w:rFonts w:ascii="Cambria Math" w:hAnsi="Cambria Math"/>
+            </w:rPr>
+            <m:t>=</m:t>
+          </m:r>
+          <m:sSup>
+            <m:sSupPr>
+              <m:ctrlPr>
+                <w:rPr>
+                  <w:rFonts w:ascii="Cambria Math" w:hAnsi="Cambria Math"/>
+                  <w:i/>
+                </w:rPr>
+              </m:ctrlPr>
+            </m:sSupPr>
+            <m:e>
+              <m:r>
+                <w:rPr>
+                  <w:rFonts w:ascii="Cambria Math" w:hAnsi="Cambria Math"/>
+                </w:rPr>
+                <m:t>i</m:t>
+              </m:r>
+            </m:e>
+            <m:sup>
+              <m:r>
+                <w:rPr>
+                  <w:rFonts w:ascii="Cambria Math" w:hAnsi="Cambria Math"/>
+                </w:rPr>
+                <m:t>4k±2</m:t>
               </m:r>
             </m:sup>
           </m:sSup>
@@ -19324,11 +19015,18 @@
     </w:p>
     <w:p/>
     <w:p>
-      <w:pPr>
+      <w:r>
         <w:rPr>
           <w:rFonts w:hint="eastAsia"/>
         </w:rPr>
-      </w:pPr>
+        <w:t>有了这些认识，我们可以总结出相对运动的本质：首先复数是一个数，不是两个数，由于观察者自身能力有限，这个数被观察的时候体现为两个部分，而这两个部分体现在相互垂直的方向上。所以这里看上去垂直，也只是同一个事物的两种视角，而不是绝对无关的。所谓相对运动，指的就是物体微观层面上的周期或者频率（本来就极高），在宏观世界受到观察者观察能力限制前提下的投射效果。</w:t>
+      </w:r>
+      <w:r>
+        <w:rPr>
+          <w:rFonts w:hint="eastAsia"/>
+        </w:rPr>
+        <w:t>若对于观察者来说效果相同，则为相对静止。</w:t>
+      </w:r>
     </w:p>
     <w:sectPr>
       <w:pgSz w:w="11906" w:h="16838"/>

--- a/又论洛伦兹变换.docx
+++ b/又论洛伦兹变换.docx
@@ -5,6 +5,9 @@
     <w:p>
       <w:pPr>
         <w:pStyle w:val="a3"/>
+        <w:rPr>
+          <w:rFonts w:hint="eastAsia"/>
+        </w:rPr>
       </w:pPr>
       <w:r>
         <w:rPr>
@@ -14,6 +17,11 @@
       </w:r>
     </w:p>
     <w:p>
+      <w:pPr>
+        <w:rPr>
+          <w:rFonts w:hint="eastAsia"/>
+        </w:rPr>
+      </w:pPr>
       <w:r>
         <w:rPr>
           <w:rFonts w:hint="eastAsia"/>
@@ -21,17 +29,23 @@
         <w:t>先前只是质疑，如今已是实锤，让我们再看一遍洛伦兹变换。</w:t>
       </w:r>
     </w:p>
-    <w:p/>
-    <w:p>
-      <w:pPr>
-        <w:rPr>
-          <w:rFonts w:ascii="宋体" w:eastAsia="宋体" w:hAnsi="宋体"/>
-        </w:rPr>
-      </w:pPr>
-      <w:r>
+    <w:p>
+      <w:pPr>
+        <w:rPr>
+          <w:rFonts w:hint="eastAsia"/>
+        </w:rPr>
+      </w:pPr>
+    </w:p>
+    <w:p>
+      <w:pPr>
         <w:rPr>
           <w:rFonts w:ascii="宋体" w:eastAsia="宋体" w:hAnsi="宋体" w:hint="eastAsia"/>
         </w:rPr>
+      </w:pPr>
+      <w:r>
+        <w:rPr>
+          <w:rFonts w:ascii="宋体" w:eastAsia="宋体" w:hAnsi="宋体" w:hint="eastAsia"/>
+        </w:rPr>
         <w:t>下图给出了洛伦兹变换的</w:t>
       </w:r>
       <w:r>
@@ -47,12 +61,21 @@
         <w:t>，</w:t>
       </w:r>
     </w:p>
-    <w:p/>
+    <w:p>
+      <w:pPr>
+        <w:rPr>
+          <w:rFonts w:hint="eastAsia"/>
+        </w:rPr>
+      </w:pPr>
+    </w:p>
     <w:p>
       <w:pPr>
         <w:tabs>
           <w:tab w:val="left" w:pos="2199"/>
         </w:tabs>
+        <w:rPr>
+          <w:rFonts w:hint="eastAsia"/>
+        </w:rPr>
       </w:pPr>
       <w:r>
         <w:rPr>
@@ -61,7 +84,7 @@
         <mc:AlternateContent>
           <mc:Choice Requires="wps">
             <w:drawing>
-              <wp:anchor distT="0" distB="0" distL="114299" distR="114299" simplePos="0" relativeHeight="251662336" behindDoc="0" locked="0" layoutInCell="1" allowOverlap="1" wp14:anchorId="3F9642E4" wp14:editId="02910065">
+              <wp:anchor distT="0" distB="0" distL="114299" distR="114299" simplePos="0" relativeHeight="251656192" behindDoc="0" locked="0" layoutInCell="1" allowOverlap="1" wp14:anchorId="3F9642E4" wp14:editId="78473FB8">
                 <wp:simplePos x="0" y="0"/>
                 <wp:positionH relativeFrom="column">
                   <wp:posOffset>3441699</wp:posOffset>
@@ -123,7 +146,7 @@
           </mc:Choice>
           <mc:Fallback>
             <w:pict>
-              <v:line w14:anchorId="57AC1338" id="直接连接符 19" o:spid="_x0000_s1026" style="position:absolute;z-index:251662336;visibility:visible;mso-wrap-style:square;mso-width-percent:0;mso-height-percent:0;mso-wrap-distance-left:3.17497mm;mso-wrap-distance-top:0;mso-wrap-distance-right:3.17497mm;mso-wrap-distance-bottom:0;mso-position-horizontal:absolute;mso-position-horizontal-relative:text;mso-position-vertical:absolute;mso-position-vertical-relative:text;mso-width-percent:0;mso-height-percent:0;mso-width-relative:margin;mso-height-relative:margin" from="271pt,.75pt" to="271pt,149.4pt" o:gfxdata="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" strokecolor="#5b9bd5 [3204]" strokeweight=".5pt">
+              <v:line w14:anchorId="0F039ADC" id="直接连接符 19" o:spid="_x0000_s1026" style="position:absolute;z-index:251656192;visibility:visible;mso-wrap-style:square;mso-width-percent:0;mso-height-percent:0;mso-wrap-distance-left:3.17497mm;mso-wrap-distance-top:0;mso-wrap-distance-right:3.17497mm;mso-wrap-distance-bottom:0;mso-position-horizontal:absolute;mso-position-horizontal-relative:text;mso-position-vertical:absolute;mso-position-vertical-relative:text;mso-width-percent:0;mso-height-percent:0;mso-width-relative:margin;mso-height-relative:margin" from="271pt,.75pt" to="271pt,149.4pt" o:gfxdata="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" strokecolor="#5b9bd5 [3204]" strokeweight=".5pt">
                 <v:stroke dashstyle="dash" joinstyle="miter"/>
                 <o:lock v:ext="edit" shapetype="f"/>
               </v:line>
@@ -138,7 +161,7 @@
         <mc:AlternateContent>
           <mc:Choice Requires="wps">
             <w:drawing>
-              <wp:anchor distT="0" distB="0" distL="114299" distR="114299" simplePos="0" relativeHeight="251661312" behindDoc="0" locked="0" layoutInCell="1" allowOverlap="1" wp14:anchorId="0FC8D4D2" wp14:editId="269943A0">
+              <wp:anchor distT="0" distB="0" distL="114299" distR="114299" simplePos="0" relativeHeight="251655168" behindDoc="0" locked="0" layoutInCell="1" allowOverlap="1" wp14:anchorId="0FC8D4D2" wp14:editId="2CCAB9D1">
                 <wp:simplePos x="0" y="0"/>
                 <wp:positionH relativeFrom="column">
                   <wp:posOffset>1762759</wp:posOffset>
@@ -200,7 +223,7 @@
           </mc:Choice>
           <mc:Fallback>
             <w:pict>
-              <v:line w14:anchorId="7E41F920" id="直接连接符 18" o:spid="_x0000_s1026" style="position:absolute;flip:x y;z-index:251661312;visibility:visible;mso-wrap-style:square;mso-width-percent:0;mso-height-percent:0;mso-wrap-distance-left:3.17497mm;mso-wrap-distance-top:0;mso-wrap-distance-right:3.17497mm;mso-wrap-distance-bottom:0;mso-position-horizontal:absolute;mso-position-horizontal-relative:text;mso-position-vertical:absolute;mso-position-vertical-relative:text;mso-width-percent:0;mso-height-percent:0;mso-width-relative:margin;mso-height-relative:margin" from="138.8pt,.65pt" to="138.8pt,71.1pt" o:gfxdata="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" strokecolor="#5b9bd5 [3204]" strokeweight=".5pt">
+              <v:line w14:anchorId="09294F42" id="直接连接符 18" o:spid="_x0000_s1026" style="position:absolute;flip:x y;z-index:251655168;visibility:visible;mso-wrap-style:square;mso-width-percent:0;mso-height-percent:0;mso-wrap-distance-left:3.17497mm;mso-wrap-distance-top:0;mso-wrap-distance-right:3.17497mm;mso-wrap-distance-bottom:0;mso-position-horizontal:absolute;mso-position-horizontal-relative:text;mso-position-vertical:absolute;mso-position-vertical-relative:text;mso-width-percent:0;mso-height-percent:0;mso-width-relative:margin;mso-height-relative:margin" from="138.8pt,.65pt" to="138.8pt,71.1pt" o:gfxdata="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" strokecolor="#5b9bd5 [3204]" strokeweight=".5pt">
                 <v:stroke dashstyle="3 1" joinstyle="miter"/>
                 <o:lock v:ext="edit" shapetype="f"/>
               </v:line>
@@ -215,7 +238,7 @@
         <mc:AlternateContent>
           <mc:Choice Requires="wps">
             <w:drawing>
-              <wp:anchor distT="0" distB="0" distL="114300" distR="114300" simplePos="0" relativeHeight="251659264" behindDoc="0" locked="0" layoutInCell="1" allowOverlap="1" wp14:anchorId="60C4189B" wp14:editId="5DF0D716">
+              <wp:anchor distT="0" distB="0" distL="114300" distR="114300" simplePos="0" relativeHeight="251653120" behindDoc="0" locked="0" layoutInCell="1" allowOverlap="1" wp14:anchorId="60C4189B" wp14:editId="6DB77DF3">
                 <wp:simplePos x="0" y="0"/>
                 <wp:positionH relativeFrom="column">
                   <wp:posOffset>994410</wp:posOffset>
@@ -280,7 +303,7 @@
           </mc:Choice>
           <mc:Fallback>
             <w:pict>
-              <v:shapetype w14:anchorId="0E903F9E" id="_x0000_t34" coordsize="21600,21600" o:spt="34" o:oned="t" adj="10800" path="m,l@0,0@0,21600,21600,21600e" filled="f">
+              <v:shapetype w14:anchorId="4C2C8F33" id="_x0000_t34" coordsize="21600,21600" o:spt="34" o:oned="t" adj="10800" path="m,l@0,0@0,21600,21600,21600e" filled="f">
                 <v:stroke joinstyle="miter"/>
                 <v:formulas>
                   <v:f eqn="val #0"/>
@@ -291,7 +314,7 @@
                 </v:handles>
                 <o:lock v:ext="edit" shapetype="t"/>
               </v:shapetype>
-              <v:shape id="连接符: 肘形 4" o:spid="_x0000_s1026" type="#_x0000_t34" style="position:absolute;margin-left:78.3pt;margin-top:.65pt;width:256.15pt;height:71.7pt;z-index:251659264;visibility:visible;mso-wrap-style:square;mso-width-percent:0;mso-height-percent:0;mso-wrap-distance-left:9pt;mso-wrap-distance-top:0;mso-wrap-distance-right:9pt;mso-wrap-distance-bottom:0;mso-position-horizontal:absolute;mso-position-horizontal-relative:text;mso-position-vertical:absolute;mso-position-vertical-relative:text;mso-width-percent:0;mso-height-percent:0;mso-width-relative:margin;mso-height-relative:margin" o:gfxdata="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" adj="27" strokecolor="#5b9bd5 [3204]" strokeweight=".5pt">
+              <v:shape id="连接符: 肘形 4" o:spid="_x0000_s1026" type="#_x0000_t34" style="position:absolute;margin-left:78.3pt;margin-top:.65pt;width:256.15pt;height:71.7pt;z-index:251653120;visibility:visible;mso-wrap-style:square;mso-width-percent:0;mso-height-percent:0;mso-wrap-distance-left:9pt;mso-wrap-distance-top:0;mso-wrap-distance-right:9pt;mso-wrap-distance-bottom:0;mso-position-horizontal:absolute;mso-position-horizontal-relative:text;mso-position-vertical:absolute;mso-position-vertical-relative:text;mso-width-percent:0;mso-height-percent:0;mso-width-relative:margin;mso-height-relative:margin" o:gfxdata="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" adj="27" strokecolor="#5b9bd5 [3204]" strokeweight=".5pt">
                 <v:stroke startarrow="block" endarrow="block"/>
                 <o:lock v:ext="edit" shapetype="f"/>
               </v:shape>
@@ -312,6 +335,11 @@
       </m:oMath>
     </w:p>
     <w:p>
+      <w:pPr>
+        <w:rPr>
+          <w:rFonts w:hint="eastAsia"/>
+        </w:rPr>
+      </w:pPr>
       <w:r>
         <w:rPr>
           <w:noProof/>
@@ -319,7 +347,7 @@
         <mc:AlternateContent>
           <mc:Choice Requires="wps">
             <w:drawing>
-              <wp:anchor distT="4294967295" distB="4294967295" distL="114300" distR="114300" simplePos="0" relativeHeight="251663360" behindDoc="0" locked="0" layoutInCell="1" allowOverlap="1" wp14:anchorId="7B784C97" wp14:editId="511F48BF">
+              <wp:anchor distT="4294967295" distB="4294967295" distL="114300" distR="114300" simplePos="0" relativeHeight="251657216" behindDoc="0" locked="0" layoutInCell="1" allowOverlap="1" wp14:anchorId="7B784C97" wp14:editId="606469E8">
                 <wp:simplePos x="0" y="0"/>
                 <wp:positionH relativeFrom="column">
                   <wp:posOffset>995680</wp:posOffset>
@@ -381,11 +409,11 @@
           </mc:Choice>
           <mc:Fallback>
             <w:pict>
-              <v:shapetype w14:anchorId="199944C1" id="_x0000_t32" coordsize="21600,21600" o:spt="32" o:oned="t" path="m,l21600,21600e" filled="f">
+              <v:shapetype w14:anchorId="25F8CFD0" id="_x0000_t32" coordsize="21600,21600" o:spt="32" o:oned="t" path="m,l21600,21600e" filled="f">
                 <v:path arrowok="t" fillok="f" o:connecttype="none"/>
                 <o:lock v:ext="edit" shapetype="t"/>
               </v:shapetype>
-              <v:shape id="直接箭头连接符 21" o:spid="_x0000_s1026" type="#_x0000_t32" style="position:absolute;margin-left:78.4pt;margin-top:6.15pt;width:60.4pt;height:0;z-index:251663360;visibility:visible;mso-wrap-style:square;mso-width-percent:0;mso-height-percent:0;mso-wrap-distance-left:9pt;mso-wrap-distance-top:-3e-5mm;mso-wrap-distance-right:9pt;mso-wrap-distance-bottom:-3e-5mm;mso-position-horizontal:absolute;mso-position-horizontal-relative:text;mso-position-vertical:absolute;mso-position-vertical-relative:text;mso-width-percent:0;mso-height-percent:0;mso-width-relative:page;mso-height-relative:page" o:gfxdata="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" strokecolor="#5b9bd5 [3204]" strokeweight=".5pt">
+              <v:shape id="直接箭头连接符 21" o:spid="_x0000_s1026" type="#_x0000_t32" style="position:absolute;margin-left:78.4pt;margin-top:6.15pt;width:60.4pt;height:0;z-index:251657216;visibility:visible;mso-wrap-style:square;mso-width-percent:0;mso-height-percent:0;mso-wrap-distance-left:9pt;mso-wrap-distance-top:-3e-5mm;mso-wrap-distance-right:9pt;mso-wrap-distance-bottom:-3e-5mm;mso-position-horizontal:absolute;mso-position-horizontal-relative:text;mso-position-vertical:absolute;mso-position-vertical-relative:text;mso-width-percent:0;mso-height-percent:0;mso-width-relative:page;mso-height-relative:page" o:gfxdata="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" strokecolor="#5b9bd5 [3204]" strokeweight=".5pt">
                 <v:stroke endarrow="block" joinstyle="miter"/>
                 <o:lock v:ext="edit" shapetype="f"/>
               </v:shape>
@@ -401,6 +429,9 @@
           <w:tab w:val="left" w:pos="2133"/>
           <w:tab w:val="center" w:pos="4153"/>
         </w:tabs>
+        <w:rPr>
+          <w:rFonts w:hint="eastAsia"/>
+        </w:rPr>
       </w:pPr>
       <w:r>
         <w:rPr>
@@ -409,7 +440,7 @@
         <mc:AlternateContent>
           <mc:Choice Requires="wps">
             <w:drawing>
-              <wp:anchor distT="4294967295" distB="4294967295" distL="114300" distR="114300" simplePos="0" relativeHeight="251665408" behindDoc="0" locked="0" layoutInCell="1" allowOverlap="1" wp14:anchorId="3836A606" wp14:editId="238BF778">
+              <wp:anchor distT="4294967295" distB="4294967295" distL="114300" distR="114300" simplePos="0" relativeHeight="251659264" behindDoc="0" locked="0" layoutInCell="1" allowOverlap="1" wp14:anchorId="3836A606" wp14:editId="3643F5E1">
                 <wp:simplePos x="0" y="0"/>
                 <wp:positionH relativeFrom="column">
                   <wp:posOffset>1762760</wp:posOffset>
@@ -471,7 +502,7 @@
           </mc:Choice>
           <mc:Fallback>
             <w:pict>
-              <v:shape w14:anchorId="2E90D9C1" id="直接箭头连接符 28" o:spid="_x0000_s1026" type="#_x0000_t32" style="position:absolute;margin-left:138.8pt;margin-top:14.7pt;width:132.15pt;height:0;z-index:251665408;visibility:visible;mso-wrap-style:square;mso-width-percent:0;mso-height-percent:0;mso-wrap-distance-left:9pt;mso-wrap-distance-top:-3e-5mm;mso-wrap-distance-right:9pt;mso-wrap-distance-bottom:-3e-5mm;mso-position-horizontal:absolute;mso-position-horizontal-relative:text;mso-position-vertical:absolute;mso-position-vertical-relative:text;mso-width-percent:0;mso-height-percent:0;mso-width-relative:page;mso-height-relative:page" o:gfxdata="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" strokecolor="#5b9bd5 [3204]" strokeweight=".5pt">
+              <v:shape w14:anchorId="1DB03407" id="直接箭头连接符 28" o:spid="_x0000_s1026" type="#_x0000_t32" style="position:absolute;margin-left:138.8pt;margin-top:14.7pt;width:132.15pt;height:0;z-index:251659264;visibility:visible;mso-wrap-style:square;mso-width-percent:0;mso-height-percent:0;mso-wrap-distance-left:9pt;mso-wrap-distance-top:-3e-5mm;mso-wrap-distance-right:9pt;mso-wrap-distance-bottom:-3e-5mm;mso-position-horizontal:absolute;mso-position-horizontal-relative:text;mso-position-vertical:absolute;mso-position-vertical-relative:text;mso-width-percent:0;mso-height-percent:0;mso-width-relative:page;mso-height-relative:page" o:gfxdata="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" strokecolor="#5b9bd5 [3204]" strokeweight=".5pt">
                 <v:stroke endarrow="block" joinstyle="miter"/>
                 <o:lock v:ext="edit" shapetype="f"/>
               </v:shape>
@@ -572,6 +603,11 @@
       </m:oMath>
     </w:p>
     <w:p>
+      <w:pPr>
+        <w:rPr>
+          <w:rFonts w:hint="eastAsia"/>
+        </w:rPr>
+      </w:pPr>
       <w:r>
         <w:rPr>
           <w:noProof/>
@@ -579,7 +615,7 @@
         <mc:AlternateContent>
           <mc:Choice Requires="wps">
             <w:drawing>
-              <wp:anchor distT="4294967295" distB="4294967295" distL="114300" distR="114300" simplePos="0" relativeHeight="251664384" behindDoc="0" locked="0" layoutInCell="1" allowOverlap="1" wp14:anchorId="4BA16E6A" wp14:editId="0B15BEB7">
+              <wp:anchor distT="4294967295" distB="4294967295" distL="114300" distR="114300" simplePos="0" relativeHeight="251658240" behindDoc="0" locked="0" layoutInCell="1" allowOverlap="1" wp14:anchorId="4BA16E6A" wp14:editId="073FD110">
                 <wp:simplePos x="0" y="0"/>
                 <wp:positionH relativeFrom="column">
                   <wp:posOffset>995680</wp:posOffset>
@@ -641,7 +677,7 @@
           </mc:Choice>
           <mc:Fallback>
             <w:pict>
-              <v:shape w14:anchorId="2C986EC0" id="直接箭头连接符 22" o:spid="_x0000_s1026" type="#_x0000_t32" style="position:absolute;margin-left:78.4pt;margin-top:7.25pt;width:60.4pt;height:0;flip:x;z-index:251664384;visibility:visible;mso-wrap-style:square;mso-width-percent:0;mso-height-percent:0;mso-wrap-distance-left:9pt;mso-wrap-distance-top:-3e-5mm;mso-wrap-distance-right:9pt;mso-wrap-distance-bottom:-3e-5mm;mso-position-horizontal:absolute;mso-position-horizontal-relative:text;mso-position-vertical:absolute;mso-position-vertical-relative:text;mso-width-percent:0;mso-height-percent:0;mso-width-relative:page;mso-height-relative:page" o:gfxdata="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" strokecolor="#5b9bd5 [3204]" strokeweight=".5pt">
+              <v:shape w14:anchorId="62DAD7D6" id="直接箭头连接符 22" o:spid="_x0000_s1026" type="#_x0000_t32" style="position:absolute;margin-left:78.4pt;margin-top:7.25pt;width:60.4pt;height:0;flip:x;z-index:251658240;visibility:visible;mso-wrap-style:square;mso-width-percent:0;mso-height-percent:0;mso-wrap-distance-left:9pt;mso-wrap-distance-top:-3e-5mm;mso-wrap-distance-right:9pt;mso-wrap-distance-bottom:-3e-5mm;mso-position-horizontal:absolute;mso-position-horizontal-relative:text;mso-position-vertical:absolute;mso-position-vertical-relative:text;mso-width-percent:0;mso-height-percent:0;mso-width-relative:page;mso-height-relative:page" o:gfxdata="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" strokecolor="#5b9bd5 [3204]" strokeweight=".5pt">
                 <v:stroke endarrow="block" joinstyle="miter"/>
                 <o:lock v:ext="edit" shapetype="f"/>
               </v:shape>
@@ -651,6 +687,11 @@
       </w:r>
     </w:p>
     <w:p>
+      <w:pPr>
+        <w:rPr>
+          <w:rFonts w:hint="eastAsia"/>
+        </w:rPr>
+      </w:pPr>
       <w:r>
         <w:rPr>
           <w:noProof/>
@@ -658,7 +699,7 @@
         <mc:AlternateContent>
           <mc:Choice Requires="wps">
             <w:drawing>
-              <wp:anchor distT="0" distB="0" distL="114300" distR="114300" simplePos="0" relativeHeight="251660288" behindDoc="0" locked="0" layoutInCell="1" allowOverlap="1" wp14:anchorId="5C421CAA" wp14:editId="6F5289B6">
+              <wp:anchor distT="0" distB="0" distL="114300" distR="114300" simplePos="0" relativeHeight="251654144" behindDoc="0" locked="0" layoutInCell="1" allowOverlap="1" wp14:anchorId="5C421CAA" wp14:editId="3367B655">
                 <wp:simplePos x="0" y="0"/>
                 <wp:positionH relativeFrom="column">
                   <wp:posOffset>996950</wp:posOffset>
@@ -723,7 +764,7 @@
           </mc:Choice>
           <mc:Fallback>
             <w:pict>
-              <v:shape w14:anchorId="23F67F7A" id="连接符: 肘形 15" o:spid="_x0000_s1026" type="#_x0000_t34" style="position:absolute;margin-left:78.5pt;margin-top:15.3pt;width:256.15pt;height:71.7pt;z-index:251660288;visibility:visible;mso-wrap-style:square;mso-width-percent:0;mso-height-percent:0;mso-wrap-distance-left:9pt;mso-wrap-distance-top:0;mso-wrap-distance-right:9pt;mso-wrap-distance-bottom:0;mso-position-horizontal:absolute;mso-position-horizontal-relative:text;mso-position-vertical:absolute;mso-position-vertical-relative:text;mso-width-percent:0;mso-height-percent:0;mso-width-relative:margin;mso-height-relative:margin" o:gfxdata="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" adj="27" strokecolor="#5b9bd5 [3204]" strokeweight=".5pt">
+              <v:shape w14:anchorId="7B6CAE67" id="连接符: 肘形 15" o:spid="_x0000_s1026" type="#_x0000_t34" style="position:absolute;margin-left:78.5pt;margin-top:15.3pt;width:256.15pt;height:71.7pt;z-index:251654144;visibility:visible;mso-wrap-style:square;mso-width-percent:0;mso-height-percent:0;mso-wrap-distance-left:9pt;mso-wrap-distance-top:0;mso-wrap-distance-right:9pt;mso-wrap-distance-bottom:0;mso-position-horizontal:absolute;mso-position-horizontal-relative:text;mso-position-vertical:absolute;mso-position-vertical-relative:text;mso-width-percent:0;mso-height-percent:0;mso-width-relative:margin;mso-height-relative:margin" o:gfxdata="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" adj="27" strokecolor="#5b9bd5 [3204]" strokeweight=".5pt">
                 <v:stroke startarrow="block" endarrow="block"/>
                 <o:lock v:ext="edit" shapetype="f"/>
               </v:shape>
@@ -738,6 +779,9 @@
           <w:tab w:val="left" w:pos="2845"/>
           <w:tab w:val="left" w:pos="5592"/>
         </w:tabs>
+        <w:rPr>
+          <w:rFonts w:hint="eastAsia"/>
+        </w:rPr>
       </w:pPr>
       <w:r>
         <w:tab/>
@@ -787,6 +831,9 @@
         <w:tabs>
           <w:tab w:val="left" w:pos="3201"/>
         </w:tabs>
+        <w:rPr>
+          <w:rFonts w:hint="eastAsia"/>
+        </w:rPr>
       </w:pPr>
       <w:r>
         <w:rPr>
@@ -795,7 +842,7 @@
         <mc:AlternateContent>
           <mc:Choice Requires="wps">
             <w:drawing>
-              <wp:anchor distT="4294967295" distB="4294967295" distL="114300" distR="114300" simplePos="0" relativeHeight="251666432" behindDoc="0" locked="0" layoutInCell="1" allowOverlap="1" wp14:anchorId="4C79F0CB" wp14:editId="7D178850">
+              <wp:anchor distT="4294967295" distB="4294967295" distL="114300" distR="114300" simplePos="0" relativeHeight="251660288" behindDoc="0" locked="0" layoutInCell="1" allowOverlap="1" wp14:anchorId="4C79F0CB" wp14:editId="683C92E0">
                 <wp:simplePos x="0" y="0"/>
                 <wp:positionH relativeFrom="column">
                   <wp:posOffset>1002030</wp:posOffset>
@@ -857,7 +904,7 @@
           </mc:Choice>
           <mc:Fallback>
             <w:pict>
-              <v:shape w14:anchorId="75D29763" id="直接箭头连接符 30" o:spid="_x0000_s1026" type="#_x0000_t32" style="position:absolute;margin-left:78.9pt;margin-top:14.65pt;width:192.5pt;height:0;z-index:251666432;visibility:visible;mso-wrap-style:square;mso-width-percent:0;mso-height-percent:0;mso-wrap-distance-left:9pt;mso-wrap-distance-top:-3e-5mm;mso-wrap-distance-right:9pt;mso-wrap-distance-bottom:-3e-5mm;mso-position-horizontal:absolute;mso-position-horizontal-relative:text;mso-position-vertical:absolute;mso-position-vertical-relative:text;mso-width-percent:0;mso-height-percent:0;mso-width-relative:page;mso-height-relative:page" o:gfxdata="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" strokecolor="#5b9bd5 [3204]" strokeweight=".5pt">
+              <v:shape w14:anchorId="07D77064" id="直接箭头连接符 30" o:spid="_x0000_s1026" type="#_x0000_t32" style="position:absolute;margin-left:78.9pt;margin-top:14.65pt;width:192.5pt;height:0;z-index:251660288;visibility:visible;mso-wrap-style:square;mso-width-percent:0;mso-height-percent:0;mso-wrap-distance-left:9pt;mso-wrap-distance-top:-3e-5mm;mso-wrap-distance-right:9pt;mso-wrap-distance-bottom:-3e-5mm;mso-position-horizontal:absolute;mso-position-horizontal-relative:text;mso-position-vertical:absolute;mso-position-vertical-relative:text;mso-width-percent:0;mso-height-percent:0;mso-width-relative:page;mso-height-relative:page" o:gfxdata="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" strokecolor="#5b9bd5 [3204]" strokeweight=".5pt">
                 <v:stroke endarrow="block" joinstyle="miter"/>
                 <o:lock v:ext="edit" shapetype="f"/>
               </v:shape>
@@ -882,6 +929,9 @@
         <w:tabs>
           <w:tab w:val="left" w:pos="1376"/>
         </w:tabs>
+        <w:rPr>
+          <w:rFonts w:hint="eastAsia"/>
+        </w:rPr>
       </w:pPr>
       <w:r>
         <w:tab/>
@@ -895,8 +945,20 @@
         </m:r>
       </m:oMath>
     </w:p>
-    <w:p/>
-    <w:p/>
+    <w:p>
+      <w:pPr>
+        <w:rPr>
+          <w:rFonts w:hint="eastAsia"/>
+        </w:rPr>
+      </w:pPr>
+    </w:p>
+    <w:p>
+      <w:pPr>
+        <w:rPr>
+          <w:rFonts w:hint="eastAsia"/>
+        </w:rPr>
+      </w:pPr>
+    </w:p>
     <w:p>
       <w:pPr>
         <w:tabs>
@@ -904,7 +966,7 @@
           <w:tab w:val="left" w:pos="5343"/>
         </w:tabs>
         <w:rPr>
-          <w:rFonts w:ascii="宋体" w:eastAsia="宋体" w:hAnsi="宋体"/>
+          <w:rFonts w:ascii="宋体" w:eastAsia="宋体" w:hAnsi="宋体" w:hint="eastAsia"/>
         </w:rPr>
       </w:pPr>
       <w:r>
@@ -937,6 +999,11 @@
       </m:oMath>
     </w:p>
     <w:p>
+      <w:pPr>
+        <w:rPr>
+          <w:rFonts w:hint="eastAsia"/>
+        </w:rPr>
+      </w:pPr>
       <w:r>
         <w:rPr>
           <w:rFonts w:hint="eastAsia"/>
@@ -1150,8 +1217,19 @@
         <w:t>，两个（显然）不同的结果，（显然）是因为在两个不同的惯性系中分别观察而得到的。</w:t>
       </w:r>
     </w:p>
-    <w:p/>
-    <w:p>
+    <w:p>
+      <w:pPr>
+        <w:rPr>
+          <w:rFonts w:hint="eastAsia"/>
+        </w:rPr>
+      </w:pPr>
+    </w:p>
+    <w:p>
+      <w:pPr>
+        <w:rPr>
+          <w:rFonts w:hint="eastAsia"/>
+        </w:rPr>
+      </w:pPr>
       <w:r>
         <w:rPr>
           <w:rFonts w:hint="eastAsia"/>
@@ -1162,7 +1240,7 @@
     <w:p>
       <w:pPr>
         <w:rPr>
-          <w:rFonts w:ascii="宋体" w:eastAsia="宋体" w:hAnsi="宋体"/>
+          <w:rFonts w:ascii="宋体" w:eastAsia="宋体" w:hAnsi="宋体" w:hint="eastAsia"/>
         </w:rPr>
       </w:pPr>
       <m:oMathPara>
@@ -1245,7 +1323,7 @@
     <w:p>
       <w:pPr>
         <w:rPr>
-          <w:rFonts w:ascii="宋体" w:eastAsia="宋体" w:hAnsi="宋体"/>
+          <w:rFonts w:ascii="宋体" w:eastAsia="宋体" w:hAnsi="宋体" w:hint="eastAsia"/>
         </w:rPr>
       </w:pPr>
       <m:oMathPara>
@@ -1314,17 +1392,22 @@
     <w:p>
       <w:pPr>
         <w:rPr>
-          <w:rFonts w:ascii="宋体" w:eastAsia="宋体" w:hAnsi="宋体"/>
-        </w:rPr>
-      </w:pPr>
-      <w:r>
-        <w:rPr>
           <w:rFonts w:ascii="宋体" w:eastAsia="宋体" w:hAnsi="宋体" w:hint="eastAsia"/>
         </w:rPr>
+      </w:pPr>
+      <w:r>
+        <w:rPr>
+          <w:rFonts w:ascii="宋体" w:eastAsia="宋体" w:hAnsi="宋体" w:hint="eastAsia"/>
+        </w:rPr>
         <w:t>其中，</w:t>
       </w:r>
     </w:p>
     <w:p>
+      <w:pPr>
+        <w:rPr>
+          <w:rFonts w:hint="eastAsia"/>
+        </w:rPr>
+      </w:pPr>
       <m:oMathPara>
         <m:oMath>
           <m:r>
@@ -1337,6 +1420,11 @@
       </m:oMathPara>
     </w:p>
     <w:p>
+      <w:pPr>
+        <w:rPr>
+          <w:rFonts w:hint="eastAsia"/>
+        </w:rPr>
+      </w:pPr>
       <m:oMathPara>
         <m:oMath>
           <m:sSup>
@@ -1403,11 +1491,16 @@
     <w:p>
       <w:pPr>
         <w:rPr>
-          <w:rFonts w:ascii="宋体" w:eastAsia="宋体" w:hAnsi="宋体"/>
-        </w:rPr>
-      </w:pPr>
-    </w:p>
-    <w:p>
+          <w:rFonts w:ascii="宋体" w:eastAsia="宋体" w:hAnsi="宋体" w:hint="eastAsia"/>
+        </w:rPr>
+      </w:pPr>
+    </w:p>
+    <w:p>
+      <w:pPr>
+        <w:rPr>
+          <w:rFonts w:hint="eastAsia"/>
+        </w:rPr>
+      </w:pPr>
       <w:r>
         <w:rPr>
           <w:rFonts w:hint="eastAsia"/>
@@ -1418,6 +1511,7 @@
     <w:p>
       <w:pPr>
         <w:rPr>
+          <w:rFonts w:hint="eastAsia"/>
           <w:i/>
         </w:rPr>
       </w:pPr>
@@ -1478,6 +1572,7 @@
     <w:p>
       <w:pPr>
         <w:rPr>
+          <w:rFonts w:hint="eastAsia"/>
           <w:iCs/>
         </w:rPr>
       </w:pPr>
@@ -1492,7 +1587,7 @@
     <w:p>
       <w:pPr>
         <w:rPr>
-          <w:rFonts w:ascii="宋体" w:eastAsia="宋体" w:hAnsi="宋体"/>
+          <w:rFonts w:ascii="宋体" w:eastAsia="宋体" w:hAnsi="宋体" w:hint="eastAsia"/>
         </w:rPr>
       </w:pPr>
       <m:oMathPara>
@@ -1566,7 +1661,7 @@
     <w:p>
       <w:pPr>
         <w:rPr>
-          <w:rFonts w:ascii="宋体" w:eastAsia="宋体" w:hAnsi="宋体"/>
+          <w:rFonts w:ascii="宋体" w:eastAsia="宋体" w:hAnsi="宋体" w:hint="eastAsia"/>
         </w:rPr>
       </w:pPr>
       <m:oMathPara>
@@ -1635,6 +1730,7 @@
     <w:p>
       <w:pPr>
         <w:rPr>
+          <w:rFonts w:hint="eastAsia"/>
           <w:iCs/>
         </w:rPr>
       </w:pPr>
@@ -1646,8 +1742,19 @@
         <w:t>这两个方程其实是同一个方程的两种写法（移项并交换两端即可看出）。</w:t>
       </w:r>
     </w:p>
-    <w:p/>
-    <w:p>
+    <w:p>
+      <w:pPr>
+        <w:rPr>
+          <w:rFonts w:hint="eastAsia"/>
+        </w:rPr>
+      </w:pPr>
+    </w:p>
+    <w:p>
+      <w:pPr>
+        <w:rPr>
+          <w:rFonts w:hint="eastAsia"/>
+        </w:rPr>
+      </w:pPr>
       <w:r>
         <w:rPr>
           <w:rFonts w:hint="eastAsia"/>
@@ -1655,10 +1762,17 @@
         <w:t>到这一步就是我们熟知的伽利略变换。再往下一步就进入洛伦兹变换，洛伦兹变换说的是，</w:t>
       </w:r>
     </w:p>
-    <w:p/>
-    <w:p>
-      <w:pPr>
-        <w:rPr>
+    <w:p>
+      <w:pPr>
+        <w:rPr>
+          <w:rFonts w:hint="eastAsia"/>
+        </w:rPr>
+      </w:pPr>
+    </w:p>
+    <w:p>
+      <w:pPr>
+        <w:rPr>
+          <w:rFonts w:hint="eastAsia"/>
           <w:i/>
         </w:rPr>
       </w:pPr>
@@ -1712,7 +1826,7 @@
     <w:p>
       <w:pPr>
         <w:rPr>
-          <w:rFonts w:ascii="宋体" w:eastAsia="宋体" w:hAnsi="宋体"/>
+          <w:rFonts w:ascii="宋体" w:eastAsia="宋体" w:hAnsi="宋体" w:hint="eastAsia"/>
         </w:rPr>
       </w:pPr>
       <m:oMathPara>
@@ -1812,7 +1926,7 @@
     <w:p>
       <w:pPr>
         <w:rPr>
-          <w:rFonts w:ascii="宋体" w:eastAsia="宋体" w:hAnsi="宋体"/>
+          <w:rFonts w:ascii="宋体" w:eastAsia="宋体" w:hAnsi="宋体" w:hint="eastAsia"/>
         </w:rPr>
       </w:pPr>
       <m:oMathPara>
@@ -1896,6 +2010,11 @@
       </m:oMathPara>
     </w:p>
     <w:p>
+      <w:pPr>
+        <w:rPr>
+          <w:rFonts w:hint="eastAsia"/>
+        </w:rPr>
+      </w:pPr>
       <w:r>
         <w:rPr>
           <w:rFonts w:hint="eastAsia"/>
@@ -1920,7 +2039,7 @@
     <w:p>
       <w:pPr>
         <w:rPr>
-          <w:rFonts w:ascii="宋体" w:eastAsia="宋体" w:hAnsi="宋体"/>
+          <w:rFonts w:ascii="宋体" w:eastAsia="宋体" w:hAnsi="宋体" w:hint="eastAsia"/>
         </w:rPr>
       </w:pPr>
       <m:oMathPara>
@@ -2020,7 +2139,7 @@
     <w:p>
       <w:pPr>
         <w:rPr>
-          <w:rFonts w:ascii="宋体" w:eastAsia="宋体" w:hAnsi="宋体"/>
+          <w:rFonts w:ascii="宋体" w:eastAsia="宋体" w:hAnsi="宋体" w:hint="eastAsia"/>
         </w:rPr>
       </w:pPr>
       <m:oMathPara>
@@ -2104,6 +2223,11 @@
       </m:oMathPara>
     </w:p>
     <w:p>
+      <w:pPr>
+        <w:rPr>
+          <w:rFonts w:hint="eastAsia"/>
+        </w:rPr>
+      </w:pPr>
       <w:r>
         <w:rPr>
           <w:rFonts w:hint="eastAsia"/>
@@ -2112,6 +2236,11 @@
       </w:r>
     </w:p>
     <w:p>
+      <w:pPr>
+        <w:rPr>
+          <w:rFonts w:hint="eastAsia"/>
+        </w:rPr>
+      </w:pPr>
       <w:r>
         <w:rPr>
           <w:rFonts w:hint="eastAsia"/>
@@ -2136,7 +2265,21 @@
         <w:rPr>
           <w:rFonts w:hint="eastAsia"/>
         </w:rPr>
-        <w:t>则只能说明两者对于第三方观察者不可区分，但不意味着两者应当相等。也就是说从</w:t>
+        <w:t>则只能说明两者对于第三</w:t>
+      </w:r>
+      <w:proofErr w:type="gramStart"/>
+      <w:r>
+        <w:rPr>
+          <w:rFonts w:hint="eastAsia"/>
+        </w:rPr>
+        <w:t>方观察</w:t>
+      </w:r>
+      <w:proofErr w:type="gramEnd"/>
+      <w:r>
+        <w:rPr>
+          <w:rFonts w:hint="eastAsia"/>
+        </w:rPr>
+        <w:t>者不可区分，但不意味着两者应当相等。也就是说从</w:t>
       </w:r>
       <m:oMath>
         <m:sSup>
@@ -2247,8 +2390,19 @@
         <w:t>不隐含相等或者不相等，只是不知道而已。</w:t>
       </w:r>
     </w:p>
-    <w:p/>
-    <w:p>
+    <w:p>
+      <w:pPr>
+        <w:rPr>
+          <w:rFonts w:hint="eastAsia"/>
+        </w:rPr>
+      </w:pPr>
+    </w:p>
+    <w:p>
+      <w:pPr>
+        <w:rPr>
+          <w:rFonts w:hint="eastAsia"/>
+        </w:rPr>
+      </w:pPr>
       <w:r>
         <w:rPr>
           <w:rFonts w:hint="eastAsia"/>
@@ -2257,6 +2411,11 @@
       </w:r>
     </w:p>
     <w:p>
+      <w:pPr>
+        <w:rPr>
+          <w:rFonts w:hint="eastAsia"/>
+        </w:rPr>
+      </w:pPr>
       <m:oMathPara>
         <m:oMath>
           <m:sSup>
@@ -2313,6 +2472,11 @@
       </m:oMathPara>
     </w:p>
     <w:p>
+      <w:pPr>
+        <w:rPr>
+          <w:rFonts w:hint="eastAsia"/>
+        </w:rPr>
+      </w:pPr>
       <w:r>
         <w:rPr>
           <w:rFonts w:hint="eastAsia"/>
@@ -2323,7 +2487,7 @@
     <w:p>
       <w:pPr>
         <w:rPr>
-          <w:rFonts w:ascii="宋体" w:eastAsia="宋体" w:hAnsi="宋体"/>
+          <w:rFonts w:ascii="宋体" w:eastAsia="宋体" w:hAnsi="宋体" w:hint="eastAsia"/>
         </w:rPr>
       </w:pPr>
       <m:oMathPara>
@@ -2423,7 +2587,7 @@
     <w:p>
       <w:pPr>
         <w:rPr>
-          <w:rFonts w:ascii="宋体" w:eastAsia="宋体" w:hAnsi="宋体"/>
+          <w:rFonts w:ascii="宋体" w:eastAsia="宋体" w:hAnsi="宋体" w:hint="eastAsia"/>
         </w:rPr>
       </w:pPr>
       <m:oMathPara>
@@ -2509,17 +2673,22 @@
     <w:p>
       <w:pPr>
         <w:rPr>
-          <w:rFonts w:ascii="宋体" w:eastAsia="宋体" w:hAnsi="宋体"/>
-        </w:rPr>
-      </w:pPr>
-      <w:r>
-        <w:rPr>
           <w:rFonts w:ascii="宋体" w:eastAsia="宋体" w:hAnsi="宋体" w:hint="eastAsia"/>
         </w:rPr>
+      </w:pPr>
+      <w:r>
+        <w:rPr>
+          <w:rFonts w:ascii="宋体" w:eastAsia="宋体" w:hAnsi="宋体" w:hint="eastAsia"/>
+        </w:rPr>
         <w:t>方程左右各自相比，</w:t>
       </w:r>
     </w:p>
     <w:p>
+      <w:pPr>
+        <w:rPr>
+          <w:rFonts w:hint="eastAsia"/>
+        </w:rPr>
+      </w:pPr>
       <m:oMathPara>
         <m:oMath>
           <m:f>
@@ -2656,6 +2825,11 @@
       </m:oMathPara>
     </w:p>
     <w:p>
+      <w:pPr>
+        <w:rPr>
+          <w:rFonts w:hint="eastAsia"/>
+        </w:rPr>
+      </w:pPr>
       <m:oMathPara>
         <m:oMath>
           <m:f>
@@ -2771,6 +2945,11 @@
       </m:oMathPara>
     </w:p>
     <w:p>
+      <w:pPr>
+        <w:rPr>
+          <w:rFonts w:hint="eastAsia"/>
+        </w:rPr>
+      </w:pPr>
       <m:oMathPara>
         <m:oMath>
           <m:f>
@@ -2888,6 +3067,7 @@
     <w:p>
       <w:pPr>
         <w:rPr>
+          <w:rFonts w:hint="eastAsia"/>
           <w:i/>
         </w:rPr>
       </w:pPr>
@@ -2993,6 +3173,7 @@
     <w:p>
       <w:pPr>
         <w:rPr>
+          <w:rFonts w:hint="eastAsia"/>
           <w:i/>
         </w:rPr>
       </w:pPr>
@@ -3129,6 +3310,11 @@
     </w:p>
     <w:bookmarkStart w:id="0" w:name="_Hlk231392990"/>
     <w:p>
+      <w:pPr>
+        <w:rPr>
+          <w:rFonts w:hint="eastAsia"/>
+        </w:rPr>
+      </w:pPr>
       <m:oMathPara>
         <m:oMath>
           <m:sSup>
@@ -3228,6 +3414,7 @@
     <w:p>
       <w:pPr>
         <w:rPr>
+          <w:rFonts w:hint="eastAsia"/>
           <w:iCs/>
         </w:rPr>
       </w:pPr>
@@ -3311,6 +3498,7 @@
     <w:p>
       <w:pPr>
         <w:rPr>
+          <w:rFonts w:hint="eastAsia"/>
           <w:iCs/>
         </w:rPr>
       </w:pPr>
@@ -3368,6 +3556,7 @@
     <w:p>
       <w:pPr>
         <w:rPr>
+          <w:rFonts w:hint="eastAsia"/>
           <w:iCs/>
         </w:rPr>
       </w:pPr>
@@ -3380,6 +3569,11 @@
       </w:r>
     </w:p>
     <w:p>
+      <w:pPr>
+        <w:rPr>
+          <w:rFonts w:hint="eastAsia"/>
+        </w:rPr>
+      </w:pPr>
       <m:oMathPara>
         <m:oMath>
           <m:sSup>
@@ -3438,6 +3632,11 @@
       </m:oMathPara>
     </w:p>
     <w:p>
+      <w:pPr>
+        <w:rPr>
+          <w:rFonts w:hint="eastAsia"/>
+        </w:rPr>
+      </w:pPr>
       <w:r>
         <w:rPr>
           <w:rFonts w:hint="eastAsia"/>
@@ -3493,6 +3692,11 @@
       </w:r>
     </w:p>
     <w:p>
+      <w:pPr>
+        <w:rPr>
+          <w:rFonts w:hint="eastAsia"/>
+        </w:rPr>
+      </w:pPr>
       <w:r>
         <w:rPr>
           <w:rFonts w:hint="eastAsia"/>
@@ -3501,6 +3705,11 @@
       </w:r>
     </w:p>
     <w:p>
+      <w:pPr>
+        <w:rPr>
+          <w:rFonts w:hint="eastAsia"/>
+        </w:rPr>
+      </w:pPr>
       <m:oMathPara>
         <m:oMath>
           <m:sSup>
@@ -3545,6 +3754,11 @@
       </m:oMathPara>
     </w:p>
     <w:p>
+      <w:pPr>
+        <w:rPr>
+          <w:rFonts w:hint="eastAsia"/>
+        </w:rPr>
+      </w:pPr>
       <w:r>
         <w:rPr>
           <w:rFonts w:hint="eastAsia"/>
@@ -3555,7 +3769,7 @@
     <w:p>
       <w:pPr>
         <w:rPr>
-          <w:rFonts w:ascii="宋体" w:eastAsia="宋体" w:hAnsi="宋体"/>
+          <w:rFonts w:ascii="宋体" w:eastAsia="宋体" w:hAnsi="宋体" w:hint="eastAsia"/>
         </w:rPr>
       </w:pPr>
       <m:oMathPara>
@@ -3655,7 +3869,7 @@
     <w:p>
       <w:pPr>
         <w:rPr>
-          <w:rFonts w:ascii="宋体" w:eastAsia="宋体" w:hAnsi="宋体"/>
+          <w:rFonts w:ascii="宋体" w:eastAsia="宋体" w:hAnsi="宋体" w:hint="eastAsia"/>
         </w:rPr>
       </w:pPr>
       <m:oMathPara>
@@ -3741,7 +3955,7 @@
     <w:p>
       <w:pPr>
         <w:rPr>
-          <w:rFonts w:ascii="宋体" w:eastAsia="宋体" w:hAnsi="宋体"/>
+          <w:rFonts w:ascii="宋体" w:eastAsia="宋体" w:hAnsi="宋体" w:hint="eastAsia"/>
         </w:rPr>
       </w:pPr>
       <m:oMathPara>
@@ -3814,7 +4028,7 @@
     <w:p>
       <w:pPr>
         <w:rPr>
-          <w:rFonts w:ascii="宋体" w:eastAsia="宋体" w:hAnsi="宋体"/>
+          <w:rFonts w:ascii="宋体" w:eastAsia="宋体" w:hAnsi="宋体" w:hint="eastAsia"/>
         </w:rPr>
       </w:pPr>
       <m:oMathPara>
@@ -3879,6 +4093,7 @@
     <w:p>
       <w:pPr>
         <w:rPr>
+          <w:rFonts w:hint="eastAsia"/>
           <w:iCs/>
         </w:rPr>
       </w:pPr>
@@ -3893,6 +4108,7 @@
     <w:p>
       <w:pPr>
         <w:rPr>
+          <w:rFonts w:hint="eastAsia"/>
           <w:iCs/>
         </w:rPr>
       </w:pPr>
@@ -3980,6 +4196,7 @@
     <w:p>
       <w:pPr>
         <w:rPr>
+          <w:rFonts w:hint="eastAsia"/>
           <w:iCs/>
         </w:rPr>
       </w:pPr>
@@ -4131,6 +4348,7 @@
     <w:p>
       <w:pPr>
         <w:rPr>
+          <w:rFonts w:hint="eastAsia"/>
           <w:iCs/>
         </w:rPr>
       </w:pPr>
@@ -4218,6 +4436,7 @@
     <w:p>
       <w:pPr>
         <w:rPr>
+          <w:rFonts w:hint="eastAsia"/>
           <w:iCs/>
         </w:rPr>
       </w:pPr>
@@ -4329,6 +4548,11 @@
       </m:oMathPara>
     </w:p>
     <w:p>
+      <w:pPr>
+        <w:rPr>
+          <w:rFonts w:hint="eastAsia"/>
+        </w:rPr>
+      </w:pPr>
       <m:oMathPara>
         <m:oMath>
           <m:f>
@@ -4643,6 +4867,11 @@
       </m:oMathPara>
     </w:p>
     <w:p>
+      <w:pPr>
+        <w:rPr>
+          <w:rFonts w:hint="eastAsia"/>
+        </w:rPr>
+      </w:pPr>
       <w:r>
         <w:rPr>
           <w:rFonts w:hint="eastAsia"/>
@@ -4651,6 +4880,11 @@
       </w:r>
     </w:p>
     <w:p>
+      <w:pPr>
+        <w:rPr>
+          <w:rFonts w:hint="eastAsia"/>
+        </w:rPr>
+      </w:pPr>
       <m:oMathPara>
         <m:oMath>
           <m:f>
@@ -4715,6 +4949,11 @@
       </m:oMathPara>
     </w:p>
     <w:p>
+      <w:pPr>
+        <w:rPr>
+          <w:rFonts w:hint="eastAsia"/>
+        </w:rPr>
+      </w:pPr>
       <m:oMathPara>
         <m:oMath>
           <m:f>
@@ -4799,6 +5038,11 @@
       </m:oMathPara>
     </w:p>
     <w:p>
+      <w:pPr>
+        <w:rPr>
+          <w:rFonts w:hint="eastAsia"/>
+        </w:rPr>
+      </w:pPr>
       <m:oMathPara>
         <m:oMath>
           <m:f>
@@ -5047,6 +5291,11 @@
       </m:oMathPara>
     </w:p>
     <w:p>
+      <w:pPr>
+        <w:rPr>
+          <w:rFonts w:hint="eastAsia"/>
+        </w:rPr>
+      </w:pPr>
       <w:r>
         <w:rPr>
           <w:rFonts w:hint="eastAsia"/>
@@ -5061,6 +5310,11 @@
       </w:r>
     </w:p>
     <w:p>
+      <w:pPr>
+        <w:rPr>
+          <w:rFonts w:hint="eastAsia"/>
+        </w:rPr>
+      </w:pPr>
       <m:oMathPara>
         <m:oMath>
           <m:f>
@@ -5209,6 +5463,11 @@
       </m:oMathPara>
     </w:p>
     <w:p>
+      <w:pPr>
+        <w:rPr>
+          <w:rFonts w:hint="eastAsia"/>
+        </w:rPr>
+      </w:pPr>
       <m:oMathPara>
         <m:oMath>
           <m:r>
@@ -5293,6 +5552,11 @@
       <w:bookmarkEnd w:id="2"/>
     </w:p>
     <w:p>
+      <w:pPr>
+        <w:rPr>
+          <w:rFonts w:hint="eastAsia"/>
+        </w:rPr>
+      </w:pPr>
       <w:r>
         <w:rPr>
           <w:rFonts w:hint="eastAsia"/>
@@ -5303,7 +5567,7 @@
     <w:p>
       <w:pPr>
         <w:rPr>
-          <w:rFonts w:ascii="宋体" w:eastAsia="宋体" w:hAnsi="宋体"/>
+          <w:rFonts w:ascii="宋体" w:eastAsia="宋体" w:hAnsi="宋体" w:hint="eastAsia"/>
         </w:rPr>
       </w:pPr>
       <w:bookmarkStart w:id="3" w:name="_Hlk231391435"/>
@@ -5404,7 +5668,7 @@
     <w:p>
       <w:pPr>
         <w:rPr>
-          <w:rFonts w:ascii="宋体" w:eastAsia="宋体" w:hAnsi="宋体"/>
+          <w:rFonts w:ascii="宋体" w:eastAsia="宋体" w:hAnsi="宋体" w:hint="eastAsia"/>
         </w:rPr>
       </w:pPr>
       <m:oMathPara>
@@ -5489,6 +5753,11 @@
     </w:p>
     <w:bookmarkEnd w:id="3"/>
     <w:p>
+      <w:pPr>
+        <w:rPr>
+          <w:rFonts w:hint="eastAsia"/>
+        </w:rPr>
+      </w:pPr>
       <w:r>
         <w:rPr>
           <w:rFonts w:hint="eastAsia"/>
@@ -5507,7 +5776,7 @@
     <w:p>
       <w:pPr>
         <w:rPr>
-          <w:rFonts w:ascii="宋体" w:eastAsia="宋体" w:hAnsi="宋体"/>
+          <w:rFonts w:ascii="宋体" w:eastAsia="宋体" w:hAnsi="宋体" w:hint="eastAsia"/>
         </w:rPr>
       </w:pPr>
       <m:oMathPara>
@@ -5607,7 +5876,7 @@
     <w:p>
       <w:pPr>
         <w:rPr>
-          <w:rFonts w:ascii="宋体" w:eastAsia="宋体" w:hAnsi="宋体"/>
+          <w:rFonts w:ascii="宋体" w:eastAsia="宋体" w:hAnsi="宋体" w:hint="eastAsia"/>
         </w:rPr>
       </w:pPr>
       <m:oMathPara>
@@ -5749,6 +6018,11 @@
       </m:oMathPara>
     </w:p>
     <w:p>
+      <w:pPr>
+        <w:rPr>
+          <w:rFonts w:hint="eastAsia"/>
+        </w:rPr>
+      </w:pPr>
       <w:r>
         <w:rPr>
           <w:rFonts w:hint="eastAsia"/>
@@ -5757,6 +6031,11 @@
       </w:r>
     </w:p>
     <w:p>
+      <w:pPr>
+        <w:rPr>
+          <w:rFonts w:hint="eastAsia"/>
+        </w:rPr>
+      </w:pPr>
       <m:oMathPara>
         <m:oMath>
           <m:sSup>
@@ -5795,6 +6074,11 @@
       </m:oMathPara>
     </w:p>
     <w:p>
+      <w:pPr>
+        <w:rPr>
+          <w:rFonts w:hint="eastAsia"/>
+        </w:rPr>
+      </w:pPr>
       <w:r>
         <w:rPr>
           <w:rFonts w:hint="eastAsia"/>
@@ -5805,7 +6089,7 @@
     <w:p>
       <w:pPr>
         <w:rPr>
-          <w:rFonts w:ascii="宋体" w:eastAsia="宋体" w:hAnsi="宋体"/>
+          <w:rFonts w:ascii="宋体" w:eastAsia="宋体" w:hAnsi="宋体" w:hint="eastAsia"/>
         </w:rPr>
       </w:pPr>
       <m:oMathPara>
@@ -5888,7 +6172,7 @@
     <w:p>
       <w:pPr>
         <w:rPr>
-          <w:rFonts w:ascii="宋体" w:eastAsia="宋体" w:hAnsi="宋体"/>
+          <w:rFonts w:ascii="宋体" w:eastAsia="宋体" w:hAnsi="宋体" w:hint="eastAsia"/>
         </w:rPr>
       </w:pPr>
       <m:oMathPara>
@@ -6024,6 +6308,11 @@
       </m:oMathPara>
     </w:p>
     <w:p>
+      <w:pPr>
+        <w:rPr>
+          <w:rFonts w:hint="eastAsia"/>
+        </w:rPr>
+      </w:pPr>
       <w:r>
         <w:rPr>
           <w:rFonts w:hint="eastAsia"/>
@@ -6034,7 +6323,7 @@
     <w:p>
       <w:pPr>
         <w:rPr>
-          <w:rFonts w:ascii="宋体" w:eastAsia="宋体" w:hAnsi="宋体"/>
+          <w:rFonts w:ascii="宋体" w:eastAsia="宋体" w:hAnsi="宋体" w:hint="eastAsia"/>
         </w:rPr>
       </w:pPr>
       <m:oMathPara>
@@ -6214,7 +6503,7 @@
     <w:p>
       <w:pPr>
         <w:rPr>
-          <w:rFonts w:ascii="宋体" w:eastAsia="宋体" w:hAnsi="宋体"/>
+          <w:rFonts w:ascii="宋体" w:eastAsia="宋体" w:hAnsi="宋体" w:hint="eastAsia"/>
         </w:rPr>
       </w:pPr>
       <m:oMathPara>
@@ -6331,6 +6620,7 @@
     <w:p>
       <w:pPr>
         <w:rPr>
+          <w:rFonts w:hint="eastAsia"/>
           <w:i/>
           <w:iCs/>
         </w:rPr>
@@ -6460,6 +6750,7 @@
     <w:p>
       <w:pPr>
         <w:rPr>
+          <w:rFonts w:hint="eastAsia"/>
           <w:i/>
         </w:rPr>
       </w:pPr>
@@ -6569,6 +6860,7 @@
     <w:p>
       <w:pPr>
         <w:rPr>
+          <w:rFonts w:hint="eastAsia"/>
           <w:i/>
           <w:iCs/>
         </w:rPr>
@@ -6672,6 +6964,7 @@
     <w:p>
       <w:pPr>
         <w:rPr>
+          <w:rFonts w:hint="eastAsia"/>
           <w:i/>
         </w:rPr>
       </w:pPr>
@@ -7105,6 +7398,11 @@
       </m:oMathPara>
     </w:p>
     <w:p>
+      <w:pPr>
+        <w:rPr>
+          <w:rFonts w:hint="eastAsia"/>
+        </w:rPr>
+      </w:pPr>
       <m:oMathPara>
         <m:oMath>
           <m:f>
@@ -7169,6 +7467,11 @@
       </m:oMathPara>
     </w:p>
     <w:p>
+      <w:pPr>
+        <w:rPr>
+          <w:rFonts w:hint="eastAsia"/>
+        </w:rPr>
+      </w:pPr>
       <m:oMathPara>
         <m:oMath>
           <m:sSup>
@@ -7355,6 +7658,11 @@
       </m:oMathPara>
     </w:p>
     <w:p>
+      <w:pPr>
+        <w:rPr>
+          <w:rFonts w:hint="eastAsia"/>
+        </w:rPr>
+      </w:pPr>
       <w:r>
         <w:rPr>
           <w:rFonts w:hint="eastAsia"/>
@@ -7363,6 +7671,11 @@
       </w:r>
     </w:p>
     <w:p>
+      <w:pPr>
+        <w:rPr>
+          <w:rFonts w:hint="eastAsia"/>
+        </w:rPr>
+      </w:pPr>
       <m:oMathPara>
         <m:oMath>
           <m:r>
@@ -7549,6 +7862,11 @@
       </m:oMathPara>
     </w:p>
     <w:p>
+      <w:pPr>
+        <w:rPr>
+          <w:rFonts w:hint="eastAsia"/>
+        </w:rPr>
+      </w:pPr>
       <w:r>
         <w:rPr>
           <w:rFonts w:hint="eastAsia"/>
@@ -7557,6 +7875,11 @@
       </w:r>
     </w:p>
     <w:p>
+      <w:pPr>
+        <w:rPr>
+          <w:rFonts w:hint="eastAsia"/>
+        </w:rPr>
+      </w:pPr>
       <m:oMathPara>
         <m:oMath>
           <m:r>
@@ -7607,6 +7930,11 @@
       </m:oMathPara>
     </w:p>
     <w:p>
+      <w:pPr>
+        <w:rPr>
+          <w:rFonts w:hint="eastAsia"/>
+        </w:rPr>
+      </w:pPr>
       <w:r>
         <w:rPr>
           <w:rFonts w:hint="eastAsia"/>
@@ -7671,7 +7999,21 @@
         <w:rPr>
           <w:rFonts w:hint="eastAsia"/>
         </w:rPr>
-        <w:t>次幂。因为虚数单位以及它的平方和四次方都意味着超出当前度量能力，所以这里的1实际上是两种或者至少一种超出度量能力之后经过复数回环而得到的比率，它若被当作单位1，则体现为伽利略变换，若被当作为虚数单位的</w:t>
+        <w:t>次</w:t>
+      </w:r>
+      <w:proofErr w:type="gramStart"/>
+      <w:r>
+        <w:rPr>
+          <w:rFonts w:hint="eastAsia"/>
+        </w:rPr>
+        <w:t>幂</w:t>
+      </w:r>
+      <w:proofErr w:type="gramEnd"/>
+      <w:r>
+        <w:rPr>
+          <w:rFonts w:hint="eastAsia"/>
+        </w:rPr>
+        <w:t>。因为虚数单位以及它的平方和四次方都意味着超出当前度量能力，所以这里的1实际上是两种或者至少一种超出度量能力之后经过复数回环而得到的比率，它若被当作单位1，则体现为伽利略变换，若被当作为虚数单位的</w:t>
       </w:r>
       <m:oMath>
         <m:r>
@@ -7691,7 +8033,21 @@
         <w:rPr>
           <w:rFonts w:hint="eastAsia"/>
         </w:rPr>
-        <w:t>次幂，则体现为洛伦兹变换。</w:t>
+        <w:t>次</w:t>
+      </w:r>
+      <w:proofErr w:type="gramStart"/>
+      <w:r>
+        <w:rPr>
+          <w:rFonts w:hint="eastAsia"/>
+        </w:rPr>
+        <w:t>幂</w:t>
+      </w:r>
+      <w:proofErr w:type="gramEnd"/>
+      <w:r>
+        <w:rPr>
+          <w:rFonts w:hint="eastAsia"/>
+        </w:rPr>
+        <w:t>，则体现为洛伦兹变换。</w:t>
       </w:r>
       <w:r>
         <w:rPr>
@@ -7700,10 +8056,17 @@
         <w:t>由此伽利略变换和洛伦兹变换在虚数单位的前提下得到了统一。</w:t>
       </w:r>
     </w:p>
-    <w:p/>
-    <w:p>
-      <w:pPr>
-        <w:rPr>
+    <w:p>
+      <w:pPr>
+        <w:rPr>
+          <w:rFonts w:hint="eastAsia"/>
+        </w:rPr>
+      </w:pPr>
+    </w:p>
+    <w:p>
+      <w:pPr>
+        <w:rPr>
+          <w:rFonts w:hint="eastAsia"/>
           <w:iCs/>
         </w:rPr>
       </w:pPr>
@@ -7716,6 +8079,11 @@
       </w:r>
     </w:p>
     <w:p>
+      <w:pPr>
+        <w:rPr>
+          <w:rFonts w:hint="eastAsia"/>
+        </w:rPr>
+      </w:pPr>
       <m:oMathPara>
         <m:oMath>
           <m:f>
@@ -7782,6 +8150,7 @@
     <w:p>
       <w:pPr>
         <w:rPr>
+          <w:rFonts w:hint="eastAsia"/>
           <w:iCs/>
         </w:rPr>
       </w:pPr>
@@ -7795,6 +8164,11 @@
     </w:p>
     <w:bookmarkStart w:id="4" w:name="_Hlk231392473"/>
     <w:p>
+      <w:pPr>
+        <w:rPr>
+          <w:rFonts w:hint="eastAsia"/>
+        </w:rPr>
+      </w:pPr>
       <m:oMathPara>
         <m:oMath>
           <m:f>
@@ -8010,6 +8384,7 @@
     <w:p>
       <w:pPr>
         <w:rPr>
+          <w:rFonts w:hint="eastAsia"/>
           <w:iCs/>
         </w:rPr>
       </w:pPr>
@@ -8022,6 +8397,11 @@
       </w:r>
     </w:p>
     <w:p>
+      <w:pPr>
+        <w:rPr>
+          <w:rFonts w:hint="eastAsia"/>
+        </w:rPr>
+      </w:pPr>
       <m:oMathPara>
         <m:oMath>
           <m:f>
@@ -8352,6 +8732,11 @@
       </m:oMathPara>
     </w:p>
     <w:p>
+      <w:pPr>
+        <w:rPr>
+          <w:rFonts w:hint="eastAsia"/>
+        </w:rPr>
+      </w:pPr>
       <w:r>
         <w:rPr>
           <w:rFonts w:hint="eastAsia"/>
@@ -8436,6 +8821,11 @@
       </w:r>
     </w:p>
     <w:p>
+      <w:pPr>
+        <w:rPr>
+          <w:rFonts w:hint="eastAsia"/>
+        </w:rPr>
+      </w:pPr>
       <w:r>
         <w:rPr>
           <w:rFonts w:hint="eastAsia"/>
@@ -8444,6 +8834,11 @@
       </w:r>
     </w:p>
     <w:p>
+      <w:pPr>
+        <w:rPr>
+          <w:rFonts w:hint="eastAsia"/>
+        </w:rPr>
+      </w:pPr>
       <m:oMathPara>
         <m:oMath>
           <m:f>
@@ -8746,6 +9141,7 @@
     <w:p>
       <w:pPr>
         <w:rPr>
+          <w:rFonts w:hint="eastAsia"/>
           <w:iCs/>
         </w:rPr>
       </w:pPr>
@@ -8772,6 +9168,11 @@
       </w:r>
     </w:p>
     <w:p>
+      <w:pPr>
+        <w:rPr>
+          <w:rFonts w:hint="eastAsia"/>
+        </w:rPr>
+      </w:pPr>
       <m:oMathPara>
         <m:oMath>
           <m:r>
@@ -8824,6 +9225,7 @@
     <w:p>
       <w:pPr>
         <w:rPr>
+          <w:rFonts w:hint="eastAsia"/>
           <w:iCs/>
         </w:rPr>
       </w:pPr>
@@ -8878,6 +9280,11 @@
       </w:r>
     </w:p>
     <w:p>
+      <w:pPr>
+        <w:rPr>
+          <w:rFonts w:hint="eastAsia"/>
+        </w:rPr>
+      </w:pPr>
       <m:oMathPara>
         <m:oMath>
           <m:sSup>
@@ -8974,6 +9381,11 @@
       </m:oMathPara>
     </w:p>
     <w:p>
+      <w:pPr>
+        <w:rPr>
+          <w:rFonts w:hint="eastAsia"/>
+        </w:rPr>
+      </w:pPr>
       <m:oMathPara>
         <m:oMath>
           <m:sSup>
@@ -9122,6 +9534,11 @@
       </m:oMathPara>
     </w:p>
     <w:p>
+      <w:pPr>
+        <w:rPr>
+          <w:rFonts w:hint="eastAsia"/>
+        </w:rPr>
+      </w:pPr>
       <m:oMathPara>
         <m:oMath>
           <m:sSup>
@@ -9396,6 +9813,7 @@
     <w:p>
       <w:pPr>
         <w:rPr>
+          <w:rFonts w:hint="eastAsia"/>
           <w:iCs/>
         </w:rPr>
       </w:pPr>
@@ -9422,6 +9840,11 @@
       </w:r>
     </w:p>
     <w:p>
+      <w:pPr>
+        <w:rPr>
+          <w:rFonts w:hint="eastAsia"/>
+        </w:rPr>
+      </w:pPr>
       <m:oMathPara>
         <m:oMath>
           <m:r>
@@ -9460,6 +9883,11 @@
       </m:oMathPara>
     </w:p>
     <w:p>
+      <w:pPr>
+        <w:rPr>
+          <w:rFonts w:hint="eastAsia"/>
+        </w:rPr>
+      </w:pPr>
       <m:oMathPara>
         <m:oMath>
           <m:r>
@@ -9498,6 +9926,11 @@
       </m:oMathPara>
     </w:p>
     <w:p>
+      <w:pPr>
+        <w:rPr>
+          <w:rFonts w:hint="eastAsia"/>
+        </w:rPr>
+      </w:pPr>
       <m:oMathPara>
         <m:oMath>
           <m:sSup>
@@ -10104,6 +10537,11 @@
       </m:oMathPara>
     </w:p>
     <w:p>
+      <w:pPr>
+        <w:rPr>
+          <w:rFonts w:hint="eastAsia"/>
+        </w:rPr>
+      </w:pPr>
       <w:r>
         <w:rPr>
           <w:rFonts w:hint="eastAsia"/>
@@ -10112,6 +10550,11 @@
       </w:r>
     </w:p>
     <w:p>
+      <w:pPr>
+        <w:rPr>
+          <w:rFonts w:hint="eastAsia"/>
+        </w:rPr>
+      </w:pPr>
       <m:oMathPara>
         <m:oMath>
           <m:r>
@@ -10222,6 +10665,11 @@
       <w:bookmarkEnd w:id="6"/>
     </w:p>
     <w:p>
+      <w:pPr>
+        <w:rPr>
+          <w:rFonts w:hint="eastAsia"/>
+        </w:rPr>
+      </w:pPr>
       <w:r>
         <w:rPr>
           <w:rFonts w:hint="eastAsia"/>
@@ -10230,6 +10678,11 @@
       </w:r>
     </w:p>
     <w:p>
+      <w:pPr>
+        <w:rPr>
+          <w:rFonts w:hint="eastAsia"/>
+        </w:rPr>
+      </w:pPr>
       <m:oMathPara>
         <m:oMath>
           <m:f>
@@ -10520,6 +10973,11 @@
       <w:bookmarkEnd w:id="7"/>
     </w:p>
     <w:p>
+      <w:pPr>
+        <w:rPr>
+          <w:rFonts w:hint="eastAsia"/>
+        </w:rPr>
+      </w:pPr>
       <m:oMathPara>
         <m:oMath>
           <m:r>
@@ -10566,6 +11024,11 @@
       </m:oMathPara>
     </w:p>
     <w:p>
+      <w:pPr>
+        <w:rPr>
+          <w:rFonts w:hint="eastAsia"/>
+        </w:rPr>
+      </w:pPr>
       <m:oMathPara>
         <m:oMath>
           <m:r>
@@ -10618,6 +11081,11 @@
       </m:oMathPara>
     </w:p>
     <w:p>
+      <w:pPr>
+        <w:rPr>
+          <w:rFonts w:hint="eastAsia"/>
+        </w:rPr>
+      </w:pPr>
       <m:oMathPara>
         <m:oMath>
           <m:sSup>
@@ -10768,6 +11236,11 @@
       <w:bookmarkEnd w:id="8"/>
     </w:p>
     <w:p>
+      <w:pPr>
+        <w:rPr>
+          <w:rFonts w:hint="eastAsia"/>
+        </w:rPr>
+      </w:pPr>
       <m:oMathPara>
         <m:oMath>
           <m:r>
@@ -10826,6 +11299,11 @@
       </m:oMathPara>
     </w:p>
     <w:p>
+      <w:pPr>
+        <w:rPr>
+          <w:rFonts w:hint="eastAsia"/>
+        </w:rPr>
+      </w:pPr>
       <m:oMathPara>
         <m:oMath>
           <m:sSubSup>
@@ -10890,6 +11368,11 @@
       </m:oMathPara>
     </w:p>
     <w:p>
+      <w:pPr>
+        <w:rPr>
+          <w:rFonts w:hint="eastAsia"/>
+        </w:rPr>
+      </w:pPr>
       <m:oMathPara>
         <m:oMath>
           <m:sSub>
@@ -10956,6 +11439,7 @@
     <w:p>
       <w:pPr>
         <w:rPr>
+          <w:rFonts w:hint="eastAsia"/>
           <w:i/>
         </w:rPr>
       </w:pPr>
@@ -11461,6 +11945,11 @@
       </m:oMathPara>
     </w:p>
     <w:p>
+      <w:pPr>
+        <w:rPr>
+          <w:rFonts w:hint="eastAsia"/>
+        </w:rPr>
+      </w:pPr>
       <m:oMathPara>
         <m:oMath>
           <m:sSup>
@@ -11545,6 +12034,11 @@
       </m:oMathPara>
     </w:p>
     <w:p>
+      <w:pPr>
+        <w:rPr>
+          <w:rFonts w:hint="eastAsia"/>
+        </w:rPr>
+      </w:pPr>
       <w:r>
         <w:rPr>
           <w:rFonts w:hint="eastAsia"/>
@@ -11564,8 +12058,19 @@
         <w:t>数值的时候。</w:t>
       </w:r>
     </w:p>
-    <w:p/>
-    <w:p>
+    <w:p>
+      <w:pPr>
+        <w:rPr>
+          <w:rFonts w:hint="eastAsia"/>
+        </w:rPr>
+      </w:pPr>
+    </w:p>
+    <w:p>
+      <w:pPr>
+        <w:rPr>
+          <w:rFonts w:hint="eastAsia"/>
+        </w:rPr>
+      </w:pPr>
       <w:r>
         <w:rPr>
           <w:rFonts w:hint="eastAsia"/>
@@ -11576,7 +12081,7 @@
     <w:p>
       <w:pPr>
         <w:rPr>
-          <w:rFonts w:ascii="宋体" w:eastAsia="宋体" w:hAnsi="宋体"/>
+          <w:rFonts w:ascii="宋体" w:eastAsia="宋体" w:hAnsi="宋体" w:hint="eastAsia"/>
         </w:rPr>
       </w:pPr>
       <m:oMathPara>
@@ -11676,7 +12181,7 @@
     <w:p>
       <w:pPr>
         <w:rPr>
-          <w:rFonts w:ascii="宋体" w:eastAsia="宋体" w:hAnsi="宋体"/>
+          <w:rFonts w:ascii="宋体" w:eastAsia="宋体" w:hAnsi="宋体" w:hint="eastAsia"/>
         </w:rPr>
       </w:pPr>
       <m:oMathPara>
@@ -11818,6 +12323,11 @@
       </m:oMathPara>
     </w:p>
     <w:p>
+      <w:pPr>
+        <w:rPr>
+          <w:rFonts w:hint="eastAsia"/>
+        </w:rPr>
+      </w:pPr>
       <w:r>
         <w:rPr>
           <w:rFonts w:hint="eastAsia"/>
@@ -11828,7 +12338,7 @@
     <w:p>
       <w:pPr>
         <w:rPr>
-          <w:rFonts w:ascii="宋体" w:eastAsia="宋体" w:hAnsi="宋体"/>
+          <w:rFonts w:ascii="宋体" w:eastAsia="宋体" w:hAnsi="宋体" w:hint="eastAsia"/>
         </w:rPr>
       </w:pPr>
       <m:oMathPara>
@@ -11928,7 +12438,7 @@
     <w:p>
       <w:pPr>
         <w:rPr>
-          <w:rFonts w:ascii="宋体" w:eastAsia="宋体" w:hAnsi="宋体"/>
+          <w:rFonts w:ascii="宋体" w:eastAsia="宋体" w:hAnsi="宋体" w:hint="eastAsia"/>
         </w:rPr>
       </w:pPr>
       <m:oMathPara>
@@ -12110,6 +12620,11 @@
       </m:oMathPara>
     </w:p>
     <w:p>
+      <w:pPr>
+        <w:rPr>
+          <w:rFonts w:hint="eastAsia"/>
+        </w:rPr>
+      </w:pPr>
       <w:r>
         <w:rPr>
           <w:rFonts w:hint="eastAsia"/>
@@ -12162,7 +12677,7 @@
     <w:p>
       <w:pPr>
         <w:rPr>
-          <w:rFonts w:ascii="宋体" w:eastAsia="宋体" w:hAnsi="宋体"/>
+          <w:rFonts w:ascii="宋体" w:eastAsia="宋体" w:hAnsi="宋体" w:hint="eastAsia"/>
         </w:rPr>
       </w:pPr>
       <m:oMathPara>
@@ -12316,7 +12831,7 @@
     <w:p>
       <w:pPr>
         <w:rPr>
-          <w:rFonts w:ascii="宋体" w:eastAsia="宋体" w:hAnsi="宋体"/>
+          <w:rFonts w:ascii="宋体" w:eastAsia="宋体" w:hAnsi="宋体" w:hint="eastAsia"/>
         </w:rPr>
       </w:pPr>
       <m:oMathPara>
@@ -12488,17 +13003,22 @@
     <w:p>
       <w:pPr>
         <w:rPr>
-          <w:rFonts w:ascii="宋体" w:eastAsia="宋体" w:hAnsi="宋体"/>
-        </w:rPr>
-      </w:pPr>
-      <w:r>
-        <w:rPr>
           <w:rFonts w:ascii="宋体" w:eastAsia="宋体" w:hAnsi="宋体" w:hint="eastAsia"/>
         </w:rPr>
+      </w:pPr>
+      <w:r>
+        <w:rPr>
+          <w:rFonts w:ascii="宋体" w:eastAsia="宋体" w:hAnsi="宋体" w:hint="eastAsia"/>
+        </w:rPr>
         <w:t>比例系数为，</w:t>
       </w:r>
     </w:p>
     <w:p>
+      <w:pPr>
+        <w:rPr>
+          <w:rFonts w:hint="eastAsia"/>
+        </w:rPr>
+      </w:pPr>
       <m:oMathPara>
         <m:oMath>
           <m:r>
@@ -12577,6 +13097,11 @@
       </m:oMathPara>
     </w:p>
     <w:p>
+      <w:pPr>
+        <w:rPr>
+          <w:rFonts w:hint="eastAsia"/>
+        </w:rPr>
+      </w:pPr>
       <m:oMathPara>
         <m:oMath>
           <m:sSup>
@@ -12707,6 +13232,11 @@
       </m:oMathPara>
     </w:p>
     <w:p>
+      <w:pPr>
+        <w:rPr>
+          <w:rFonts w:hint="eastAsia"/>
+        </w:rPr>
+      </w:pPr>
       <w:r>
         <w:rPr>
           <w:rFonts w:hint="eastAsia"/>
@@ -12807,7 +13337,7 @@
     <w:p>
       <w:pPr>
         <w:rPr>
-          <w:rFonts w:ascii="宋体" w:eastAsia="宋体" w:hAnsi="宋体"/>
+          <w:rFonts w:ascii="宋体" w:eastAsia="宋体" w:hAnsi="宋体" w:hint="eastAsia"/>
         </w:rPr>
       </w:pPr>
       <m:oMathPara>
@@ -12962,7 +13492,7 @@
     <w:p>
       <w:pPr>
         <w:rPr>
-          <w:rFonts w:ascii="宋体" w:eastAsia="宋体" w:hAnsi="宋体"/>
+          <w:rFonts w:ascii="宋体" w:eastAsia="宋体" w:hAnsi="宋体" w:hint="eastAsia"/>
         </w:rPr>
       </w:pPr>
       <m:oMathPara>
@@ -13011,7 +13541,7 @@
     <w:p>
       <w:pPr>
         <w:rPr>
-          <w:rFonts w:ascii="宋体" w:eastAsia="宋体" w:hAnsi="宋体"/>
+          <w:rFonts w:ascii="宋体" w:eastAsia="宋体" w:hAnsi="宋体" w:hint="eastAsia"/>
         </w:rPr>
       </w:pPr>
       <m:oMathPara>
@@ -13556,7 +14086,7 @@
     <w:p>
       <w:pPr>
         <w:rPr>
-          <w:rFonts w:ascii="宋体" w:eastAsia="宋体" w:hAnsi="宋体"/>
+          <w:rFonts w:ascii="宋体" w:eastAsia="宋体" w:hAnsi="宋体" w:hint="eastAsia"/>
         </w:rPr>
       </w:pPr>
       <m:oMathPara>
@@ -13873,11 +14403,16 @@
     <w:p>
       <w:pPr>
         <w:rPr>
-          <w:rFonts w:ascii="宋体" w:eastAsia="宋体" w:hAnsi="宋体"/>
-        </w:rPr>
-      </w:pPr>
-    </w:p>
-    <w:p>
+          <w:rFonts w:ascii="宋体" w:eastAsia="宋体" w:hAnsi="宋体" w:hint="eastAsia"/>
+        </w:rPr>
+      </w:pPr>
+    </w:p>
+    <w:p>
+      <w:pPr>
+        <w:rPr>
+          <w:rFonts w:hint="eastAsia"/>
+        </w:rPr>
+      </w:pPr>
       <w:r>
         <w:rPr>
           <w:rFonts w:hint="eastAsia"/>
@@ -13886,6 +14421,11 @@
       </w:r>
     </w:p>
     <w:p>
+      <w:pPr>
+        <w:rPr>
+          <w:rFonts w:hint="eastAsia"/>
+        </w:rPr>
+      </w:pPr>
       <w:r>
         <w:rPr>
           <w:rFonts w:hint="eastAsia"/>
@@ -13894,7 +14434,7 @@
         <mc:AlternateContent>
           <mc:Choice Requires="wps">
             <w:drawing>
-              <wp:anchor distT="0" distB="0" distL="114300" distR="114300" simplePos="0" relativeHeight="251667456" behindDoc="0" locked="0" layoutInCell="1" allowOverlap="1" wp14:anchorId="11574E01" wp14:editId="2FD1F75C">
+              <wp:anchor distT="0" distB="0" distL="114300" distR="114300" simplePos="0" relativeHeight="251661312" behindDoc="0" locked="0" layoutInCell="1" allowOverlap="1" wp14:anchorId="11574E01" wp14:editId="76DB88EB">
                 <wp:simplePos x="0" y="0"/>
                 <wp:positionH relativeFrom="column">
                   <wp:posOffset>1603760</wp:posOffset>
@@ -13957,22 +14497,31 @@
           </mc:Choice>
           <mc:Fallback>
             <w:pict>
-              <v:shapetype w14:anchorId="3AC39F71" id="_x0000_t6" coordsize="21600,21600" o:spt="6" path="m,l,21600r21600,xe">
+              <v:shapetype w14:anchorId="0CBCD571" id="_x0000_t6" coordsize="21600,21600" o:spt="6" path="m,l,21600r21600,xe">
                 <v:stroke joinstyle="miter"/>
                 <v:path gradientshapeok="t" o:connecttype="custom" o:connectlocs="0,0;0,10800;0,21600;10800,21600;21600,21600;10800,10800" textboxrect="1800,12600,12600,19800"/>
               </v:shapetype>
-              <v:shape id="直角三角形 9" o:spid="_x0000_s1026" type="#_x0000_t6" style="position:absolute;margin-left:126.3pt;margin-top:11.5pt;width:109.65pt;height:60.55pt;flip:x;z-index:251667456;visibility:visible;mso-wrap-style:square;mso-width-percent:0;mso-height-percent:0;mso-wrap-distance-left:9pt;mso-wrap-distance-top:0;mso-wrap-distance-right:9pt;mso-wrap-distance-bottom:0;mso-position-horizontal:absolute;mso-position-horizontal-relative:text;mso-position-vertical:absolute;mso-position-vertical-relative:text;mso-width-percent:0;mso-height-percent:0;mso-width-relative:margin;mso-height-relative:margin;v-text-anchor:middle" o:gfxdata="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" filled="f" strokecolor="#091723 [484]" strokeweight="1pt"/>
+              <v:shape id="直角三角形 9" o:spid="_x0000_s1026" type="#_x0000_t6" style="position:absolute;margin-left:126.3pt;margin-top:11.5pt;width:109.65pt;height:60.55pt;flip:x;z-index:251661312;visibility:visible;mso-wrap-style:square;mso-width-percent:0;mso-height-percent:0;mso-wrap-distance-left:9pt;mso-wrap-distance-top:0;mso-wrap-distance-right:9pt;mso-wrap-distance-bottom:0;mso-position-horizontal:absolute;mso-position-horizontal-relative:text;mso-position-vertical:absolute;mso-position-vertical-relative:text;mso-width-percent:0;mso-height-percent:0;mso-width-relative:margin;mso-height-relative:margin;v-text-anchor:middle" o:gfxdata="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" filled="f" strokecolor="#091723 [484]" strokeweight="1pt"/>
             </w:pict>
           </mc:Fallback>
         </mc:AlternateContent>
       </w:r>
     </w:p>
-    <w:p/>
+    <w:p>
+      <w:pPr>
+        <w:rPr>
+          <w:rFonts w:hint="eastAsia"/>
+        </w:rPr>
+      </w:pPr>
+    </w:p>
     <w:p>
       <w:pPr>
         <w:tabs>
           <w:tab w:val="left" w:pos="2959"/>
         </w:tabs>
+        <w:rPr>
+          <w:rFonts w:hint="eastAsia"/>
+        </w:rPr>
       </w:pPr>
       <w:r>
         <w:tab/>
@@ -13991,6 +14540,9 @@
         <w:tabs>
           <w:tab w:val="left" w:pos="4888"/>
         </w:tabs>
+        <w:rPr>
+          <w:rFonts w:hint="eastAsia"/>
+        </w:rPr>
       </w:pPr>
       <w:r>
         <w:tab/>
@@ -14004,12 +14556,21 @@
         </m:r>
       </m:oMath>
     </w:p>
-    <w:p/>
+    <w:p>
+      <w:pPr>
+        <w:rPr>
+          <w:rFonts w:hint="eastAsia"/>
+        </w:rPr>
+      </w:pPr>
+    </w:p>
     <w:p>
       <w:pPr>
         <w:tabs>
           <w:tab w:val="left" w:pos="3666"/>
         </w:tabs>
+        <w:rPr>
+          <w:rFonts w:hint="eastAsia"/>
+        </w:rPr>
       </w:pPr>
       <w:r>
         <w:tab/>
@@ -14028,6 +14589,9 @@
         <w:tabs>
           <w:tab w:val="left" w:pos="3666"/>
         </w:tabs>
+        <w:rPr>
+          <w:rFonts w:hint="eastAsia"/>
+        </w:rPr>
       </w:pPr>
       <w:r>
         <w:rPr>
@@ -14117,6 +14681,11 @@
       </w:r>
     </w:p>
     <w:p>
+      <w:pPr>
+        <w:rPr>
+          <w:rFonts w:hint="eastAsia"/>
+        </w:rPr>
+      </w:pPr>
       <m:oMathPara>
         <m:oMath>
           <m:sSup>
@@ -14255,6 +14824,11 @@
       </m:oMathPara>
     </w:p>
     <w:p>
+      <w:pPr>
+        <w:rPr>
+          <w:rFonts w:hint="eastAsia"/>
+        </w:rPr>
+      </w:pPr>
       <w:r>
         <w:rPr>
           <w:rFonts w:hint="eastAsia"/>
@@ -14263,6 +14837,11 @@
       </w:r>
     </w:p>
     <w:p>
+      <w:pPr>
+        <w:rPr>
+          <w:rFonts w:hint="eastAsia"/>
+        </w:rPr>
+      </w:pPr>
       <m:oMathPara>
         <m:oMath>
           <m:sSup>
@@ -14475,6 +15054,11 @@
       </m:oMathPara>
     </w:p>
     <w:p>
+      <w:pPr>
+        <w:rPr>
+          <w:rFonts w:hint="eastAsia"/>
+        </w:rPr>
+      </w:pPr>
       <m:oMathPara>
         <m:oMath>
           <m:r>
@@ -14575,6 +15159,11 @@
       </m:oMathPara>
     </w:p>
     <w:p>
+      <w:pPr>
+        <w:rPr>
+          <w:rFonts w:hint="eastAsia"/>
+        </w:rPr>
+      </w:pPr>
       <m:oMathPara>
         <m:oMath>
           <m:r>
@@ -14689,6 +15278,11 @@
       </m:oMathPara>
     </w:p>
     <w:p>
+      <w:pPr>
+        <w:rPr>
+          <w:rFonts w:hint="eastAsia"/>
+        </w:rPr>
+      </w:pPr>
       <w:r>
         <w:rPr>
           <w:rFonts w:hint="eastAsia"/>
@@ -14733,6 +15327,11 @@
       </w:r>
     </w:p>
     <w:p>
+      <w:pPr>
+        <w:rPr>
+          <w:rFonts w:hint="eastAsia"/>
+        </w:rPr>
+      </w:pPr>
       <m:oMathPara>
         <m:oMath>
           <m:sSup>
@@ -14953,6 +15552,11 @@
       </m:oMathPara>
     </w:p>
     <w:p>
+      <w:pPr>
+        <w:rPr>
+          <w:rFonts w:hint="eastAsia"/>
+        </w:rPr>
+      </w:pPr>
       <m:oMathPara>
         <m:oMath>
           <m:r>
@@ -15099,6 +15703,11 @@
       </m:oMathPara>
     </w:p>
     <w:p>
+      <w:pPr>
+        <w:rPr>
+          <w:rFonts w:hint="eastAsia"/>
+        </w:rPr>
+      </w:pPr>
       <m:oMathPara>
         <m:oMath>
           <m:r>
@@ -15471,6 +16080,11 @@
       </m:oMathPara>
     </w:p>
     <w:p>
+      <w:pPr>
+        <w:rPr>
+          <w:rFonts w:hint="eastAsia"/>
+        </w:rPr>
+      </w:pPr>
       <w:r>
         <w:rPr>
           <w:rFonts w:hint="eastAsia"/>
@@ -15685,12 +16299,14 @@
           <m:t>±1</m:t>
         </m:r>
       </m:oMath>
+      <w:proofErr w:type="gramStart"/>
       <w:r>
         <w:rPr>
           <w:rFonts w:hint="eastAsia"/>
         </w:rPr>
         <w:t>个</w:t>
       </w:r>
+      <w:proofErr w:type="gramEnd"/>
       <w:r>
         <w:rPr>
           <w:rFonts w:hint="eastAsia"/>
@@ -15739,6 +16355,11 @@
       </w:r>
     </w:p>
     <w:p>
+      <w:pPr>
+        <w:rPr>
+          <w:rFonts w:hint="eastAsia"/>
+        </w:rPr>
+      </w:pPr>
       <m:oMathPara>
         <m:oMath>
           <m:r>
@@ -15777,6 +16398,11 @@
       </m:oMathPara>
     </w:p>
     <w:p>
+      <w:pPr>
+        <w:rPr>
+          <w:rFonts w:hint="eastAsia"/>
+        </w:rPr>
+      </w:pPr>
       <m:oMathPara>
         <m:oMath>
           <m:r>
@@ -15821,6 +16447,11 @@
       </m:oMathPara>
     </w:p>
     <w:p>
+      <w:pPr>
+        <w:rPr>
+          <w:rFonts w:hint="eastAsia"/>
+        </w:rPr>
+      </w:pPr>
       <m:oMathPara>
         <m:oMath>
           <m:f>
@@ -16075,6 +16706,11 @@
       </m:oMathPara>
     </w:p>
     <w:p>
+      <w:pPr>
+        <w:rPr>
+          <w:rFonts w:hint="eastAsia"/>
+        </w:rPr>
+      </w:pPr>
       <w:r>
         <w:rPr>
           <w:rFonts w:hint="eastAsia"/>
@@ -16089,6 +16725,11 @@
       </w:r>
     </w:p>
     <w:p>
+      <w:pPr>
+        <w:rPr>
+          <w:rFonts w:hint="eastAsia"/>
+        </w:rPr>
+      </w:pPr>
       <m:oMathPara>
         <m:oMath>
           <m:r>
@@ -16101,6 +16742,11 @@
       </m:oMathPara>
     </w:p>
     <w:p>
+      <w:pPr>
+        <w:rPr>
+          <w:rFonts w:hint="eastAsia"/>
+        </w:rPr>
+      </w:pPr>
       <m:oMathPara>
         <m:oMath>
           <m:f>
@@ -16191,6 +16837,11 @@
       </m:oMathPara>
     </w:p>
     <w:p>
+      <w:pPr>
+        <w:rPr>
+          <w:rFonts w:hint="eastAsia"/>
+        </w:rPr>
+      </w:pPr>
       <m:oMathPara>
         <m:oMath>
           <m:d>
@@ -16665,6 +17316,11 @@
       </m:oMathPara>
     </w:p>
     <w:p>
+      <w:pPr>
+        <w:rPr>
+          <w:rFonts w:hint="eastAsia"/>
+        </w:rPr>
+      </w:pPr>
       <m:oMathPara>
         <m:oMath>
           <m:f>
@@ -16897,6 +17553,11 @@
       </m:oMathPara>
     </w:p>
     <w:p>
+      <w:pPr>
+        <w:rPr>
+          <w:rFonts w:hint="eastAsia"/>
+        </w:rPr>
+      </w:pPr>
       <m:oMathPara>
         <m:oMath>
           <m:sSup>
@@ -17043,6 +17704,11 @@
       </m:oMathPara>
     </w:p>
     <w:p>
+      <w:pPr>
+        <w:rPr>
+          <w:rFonts w:hint="eastAsia"/>
+        </w:rPr>
+      </w:pPr>
       <w:r>
         <w:rPr>
           <w:rFonts w:hint="eastAsia"/>
@@ -17057,6 +17723,11 @@
       </w:r>
     </w:p>
     <w:p>
+      <w:pPr>
+        <w:rPr>
+          <w:rFonts w:hint="eastAsia"/>
+        </w:rPr>
+      </w:pPr>
       <m:oMathPara>
         <m:oMath>
           <m:r>
@@ -17069,6 +17740,11 @@
       </m:oMathPara>
     </w:p>
     <w:p>
+      <w:pPr>
+        <w:rPr>
+          <w:rFonts w:hint="eastAsia"/>
+        </w:rPr>
+      </w:pPr>
       <m:oMathPara>
         <m:oMath>
           <m:f>
@@ -17159,6 +17835,11 @@
       </m:oMathPara>
     </w:p>
     <w:p>
+      <w:pPr>
+        <w:rPr>
+          <w:rFonts w:hint="eastAsia"/>
+        </w:rPr>
+      </w:pPr>
       <m:oMathPara>
         <m:oMath>
           <m:d>
@@ -17633,6 +18314,11 @@
       </m:oMathPara>
     </w:p>
     <w:p>
+      <w:pPr>
+        <w:rPr>
+          <w:rFonts w:hint="eastAsia"/>
+        </w:rPr>
+      </w:pPr>
       <m:oMathPara>
         <m:oMath>
           <m:sSup>
@@ -17723,6 +18409,11 @@
       </m:oMathPara>
     </w:p>
     <w:p>
+      <w:pPr>
+        <w:rPr>
+          <w:rFonts w:hint="eastAsia"/>
+        </w:rPr>
+      </w:pPr>
       <m:oMathPara>
         <m:oMath>
           <m:f>
@@ -17787,6 +18478,11 @@
       </m:oMathPara>
     </w:p>
     <w:p>
+      <w:pPr>
+        <w:rPr>
+          <w:rFonts w:hint="eastAsia"/>
+        </w:rPr>
+      </w:pPr>
       <m:oMathPara>
         <m:oMath>
           <m:sSup>
@@ -17825,6 +18521,11 @@
       </m:oMathPara>
     </w:p>
     <w:p>
+      <w:pPr>
+        <w:rPr>
+          <w:rFonts w:hint="eastAsia"/>
+        </w:rPr>
+      </w:pPr>
       <w:r>
         <w:rPr>
           <w:rFonts w:hint="eastAsia"/>
@@ -17953,6 +18654,11 @@
       </w:r>
     </w:p>
     <w:p>
+      <w:pPr>
+        <w:rPr>
+          <w:rFonts w:hint="eastAsia"/>
+        </w:rPr>
+      </w:pPr>
       <m:oMathPara>
         <m:oMath>
           <m:sSup>
@@ -18023,6 +18729,11 @@
       </m:oMathPara>
     </w:p>
     <w:p>
+      <w:pPr>
+        <w:rPr>
+          <w:rFonts w:hint="eastAsia"/>
+        </w:rPr>
+      </w:pPr>
       <w:r>
         <w:rPr>
           <w:rFonts w:hint="eastAsia"/>
@@ -18057,7 +18768,21 @@
         <w:rPr>
           <w:rFonts w:hint="eastAsia"/>
         </w:rPr>
-        <w:t>惯性系之间，相对速度从0增加到光速的过程，对于光子而言就是从方向上的垂直关系增长到方向上的</w:t>
+        <w:t>惯性系之间，相对速度从0增加到光速的过程，对于光子而言就是从方向上的垂直关系增长</w:t>
+      </w:r>
+      <w:proofErr w:type="gramStart"/>
+      <w:r>
+        <w:rPr>
+          <w:rFonts w:hint="eastAsia"/>
+        </w:rPr>
+        <w:t>到方向</w:t>
+      </w:r>
+      <w:proofErr w:type="gramEnd"/>
+      <w:r>
+        <w:rPr>
+          <w:rFonts w:hint="eastAsia"/>
+        </w:rPr>
+        <w:t>上的</w:t>
       </w:r>
       <w:r>
         <w:rPr>
@@ -18084,13 +18809,38 @@
         <w:t>的过程。</w:t>
       </w:r>
     </w:p>
-    <w:p/>
-    <w:p>
-      <w:r>
-        <w:rPr>
-          <w:rFonts w:hint="eastAsia"/>
-        </w:rPr>
-        <w:t>回到先前提出的问题，光子到底走的是哪条路径，是垂直地面的路径还是三角形斜边那条路径。</w:t>
+    <w:p>
+      <w:pPr>
+        <w:rPr>
+          <w:rFonts w:hint="eastAsia"/>
+        </w:rPr>
+      </w:pPr>
+    </w:p>
+    <w:p>
+      <w:pPr>
+        <w:rPr>
+          <w:rFonts w:hint="eastAsia"/>
+        </w:rPr>
+      </w:pPr>
+      <w:r>
+        <w:rPr>
+          <w:rFonts w:hint="eastAsia"/>
+        </w:rPr>
+        <w:t>回到</w:t>
+      </w:r>
+      <w:proofErr w:type="gramStart"/>
+      <w:r>
+        <w:rPr>
+          <w:rFonts w:hint="eastAsia"/>
+        </w:rPr>
+        <w:t>先前提出</w:t>
+      </w:r>
+      <w:proofErr w:type="gramEnd"/>
+      <w:r>
+        <w:rPr>
+          <w:rFonts w:hint="eastAsia"/>
+        </w:rPr>
+        <w:t>的问题，光子到底走的是哪条路径，是垂直地面的路径还是三角形斜边那条路径。</w:t>
       </w:r>
       <w:r>
         <w:rPr>
@@ -18160,6 +18910,11 @@
       </w:r>
     </w:p>
     <w:p>
+      <w:pPr>
+        <w:rPr>
+          <w:rFonts w:hint="eastAsia"/>
+        </w:rPr>
+      </w:pPr>
       <w:r>
         <w:rPr>
           <w:rFonts w:hint="eastAsia"/>
@@ -18168,6 +18923,11 @@
       </w:r>
     </w:p>
     <w:p>
+      <w:pPr>
+        <w:rPr>
+          <w:rFonts w:hint="eastAsia"/>
+        </w:rPr>
+      </w:pPr>
       <m:oMathPara>
         <m:oMath>
           <m:sSup>
@@ -18302,6 +19062,11 @@
       </m:oMathPara>
     </w:p>
     <w:p>
+      <w:pPr>
+        <w:rPr>
+          <w:rFonts w:hint="eastAsia"/>
+        </w:rPr>
+      </w:pPr>
       <w:r>
         <w:rPr>
           <w:rFonts w:hint="eastAsia"/>
@@ -18310,6 +19075,11 @@
       </w:r>
     </w:p>
     <w:p>
+      <w:pPr>
+        <w:rPr>
+          <w:rFonts w:hint="eastAsia"/>
+        </w:rPr>
+      </w:pPr>
       <m:oMathPara>
         <m:oMath>
           <m:sSup>
@@ -18412,6 +19182,11 @@
       </m:oMathPara>
     </w:p>
     <w:p>
+      <w:pPr>
+        <w:rPr>
+          <w:rFonts w:hint="eastAsia"/>
+        </w:rPr>
+      </w:pPr>
       <w:r>
         <w:rPr>
           <w:rFonts w:hint="eastAsia"/>
@@ -18420,6 +19195,11 @@
       </w:r>
     </w:p>
     <w:p>
+      <w:pPr>
+        <w:rPr>
+          <w:rFonts w:hint="eastAsia"/>
+        </w:rPr>
+      </w:pPr>
       <m:oMathPara>
         <m:oMath>
           <m:sSup>
@@ -18580,6 +19360,11 @@
       </m:oMathPara>
     </w:p>
     <w:p>
+      <w:pPr>
+        <w:rPr>
+          <w:rFonts w:hint="eastAsia"/>
+        </w:rPr>
+      </w:pPr>
       <w:r>
         <w:rPr>
           <w:rFonts w:hint="eastAsia"/>
@@ -18641,8 +19426,19 @@
         <w:t>的关系，对于光子而言，这关系就是光子射出的相对方向以及在投影方向上的相对长度，而对于惯性系则意味着时间运行速率的比率。</w:t>
       </w:r>
     </w:p>
-    <w:p/>
-    <w:p>
+    <w:p>
+      <w:pPr>
+        <w:rPr>
+          <w:rFonts w:hint="eastAsia"/>
+        </w:rPr>
+      </w:pPr>
+    </w:p>
+    <w:p>
+      <w:pPr>
+        <w:rPr>
+          <w:rFonts w:hint="eastAsia"/>
+        </w:rPr>
+      </w:pPr>
       <w:r>
         <w:rPr>
           <w:rFonts w:hint="eastAsia"/>
@@ -18664,6 +19460,11 @@
       </w:r>
     </w:p>
     <w:p>
+      <w:pPr>
+        <w:rPr>
+          <w:rFonts w:hint="eastAsia"/>
+        </w:rPr>
+      </w:pPr>
       <w:r>
         <w:rPr>
           <w:rFonts w:hint="eastAsia"/>
@@ -18672,6 +19473,11 @@
       </w:r>
     </w:p>
     <w:p>
+      <w:pPr>
+        <w:rPr>
+          <w:rFonts w:hint="eastAsia"/>
+        </w:rPr>
+      </w:pPr>
       <m:oMathPara>
         <m:oMath>
           <m:sSup>
@@ -18742,6 +19548,11 @@
       </m:oMathPara>
     </w:p>
     <w:p>
+      <w:pPr>
+        <w:rPr>
+          <w:rFonts w:hint="eastAsia"/>
+        </w:rPr>
+      </w:pPr>
       <w:r>
         <w:rPr>
           <w:rFonts w:hint="eastAsia"/>
@@ -18750,6 +19561,11 @@
       </w:r>
     </w:p>
     <w:p>
+      <w:pPr>
+        <w:rPr>
+          <w:rFonts w:hint="eastAsia"/>
+        </w:rPr>
+      </w:pPr>
       <m:oMathPara>
         <m:oMath>
           <m:sSup>
@@ -18820,6 +19636,11 @@
       </m:oMathPara>
     </w:p>
     <w:p>
+      <w:pPr>
+        <w:rPr>
+          <w:rFonts w:hint="eastAsia"/>
+        </w:rPr>
+      </w:pPr>
       <w:r>
         <w:rPr>
           <w:rFonts w:hint="eastAsia"/>
@@ -18828,6 +19649,11 @@
       </w:r>
     </w:p>
     <w:p>
+      <w:pPr>
+        <w:rPr>
+          <w:rFonts w:hint="eastAsia"/>
+        </w:rPr>
+      </w:pPr>
       <m:oMathPara>
         <m:oMath>
           <m:sSup>
@@ -18898,6 +19724,11 @@
       </m:oMathPara>
     </w:p>
     <w:p>
+      <w:pPr>
+        <w:rPr>
+          <w:rFonts w:hint="eastAsia"/>
+        </w:rPr>
+      </w:pPr>
       <w:r>
         <w:rPr>
           <w:rFonts w:hint="eastAsia"/>
@@ -18906,6 +19737,11 @@
       </w:r>
     </w:p>
     <w:p>
+      <w:pPr>
+        <w:rPr>
+          <w:rFonts w:hint="eastAsia"/>
+        </w:rPr>
+      </w:pPr>
       <m:oMathPara>
         <m:oMath>
           <m:sSup>
@@ -19013,8 +19849,19 @@
         </m:oMath>
       </m:oMathPara>
     </w:p>
-    <w:p/>
-    <w:p>
+    <w:p>
+      <w:pPr>
+        <w:rPr>
+          <w:rFonts w:hint="eastAsia"/>
+        </w:rPr>
+      </w:pPr>
+    </w:p>
+    <w:p>
+      <w:pPr>
+        <w:rPr>
+          <w:rFonts w:hint="eastAsia"/>
+        </w:rPr>
+      </w:pPr>
       <w:r>
         <w:rPr>
           <w:rFonts w:hint="eastAsia"/>
@@ -19042,6 +19889,11 @@
 <w:endnotes xmlns:wpc="http://schemas.microsoft.com/office/word/2010/wordprocessingCanvas" xmlns:cx="http://schemas.microsoft.com/office/drawing/2014/chartex" xmlns:cx1="http://schemas.microsoft.com/office/drawing/2015/9/8/chartex" xmlns:cx2="http://schemas.microsoft.com/office/drawing/2015/10/21/chartex" xmlns:cx3="http://schemas.microsoft.com/office/drawing/2016/5/9/chartex" xmlns:cx4="http://schemas.microsoft.com/office/drawing/2016/5/10/chartex" xmlns:cx5="http://schemas.microsoft.com/office/drawing/2016/5/11/chartex" xmlns:cx6="http://schemas.microsoft.com/office/drawing/2016/5/12/chartex" xmlns:cx7="http://schemas.microsoft.com/office/drawing/2016/5/13/chartex" xmlns:cx8="http://schemas.microsoft.com/office/drawing/2016/5/14/chartex" xmlns:mc="http://schemas.openxmlformats.org/markup-compatibility/2006" xmlns:aink="http://schemas.microsoft.com/office/drawing/2016/ink" xmlns:am3d="http://schemas.microsoft.com/office/drawing/2017/model3d" xmlns:o="urn:schemas-microsoft-com:office:office" xmlns:oel="http://schemas.microsoft.com/office/2019/extlst" xmlns:r="http://schemas.openxmlformats.org/officeDocument/2006/relationships" xmlns:m="http://schemas.openxmlformats.org/officeDocument/2006/math" xmlns:v="urn:schemas-microsoft-com:vml" xmlns:wp14="http://schemas.microsoft.com/office/word/2010/wordprocessingDrawing" xmlns:wp="http://schemas.openxmlformats.org/drawingml/2006/wordprocessingDrawing" xmlns:w10="urn:schemas-microsoft-com:office:word" xmlns:w="http://schemas.openxmlformats.org/wordprocessingml/2006/main" xmlns:w14="http://schemas.microsoft.com/office/word/2010/wordml" xmlns:w15="http://schemas.microsoft.com/office/word/2012/wordml" xmlns:w16cex="http://schemas.microsoft.com/office/word/2018/wordml/cex" xmlns:w16cid="http://schemas.microsoft.com/office/word/2016/wordml/cid" xmlns:w16="http://schemas.microsoft.com/office/word/2018/wordml" xmlns:w16du="http://schemas.microsoft.com/office/word/2023/wordml/word16du" xmlns:w16sdtdh="http://schemas.microsoft.com/office/word/2020/wordml/sdtdatahash" xmlns:w16sdtfl="http://schemas.microsoft.com/office/word/2024/wordml/sdtformatlock" xmlns:w16se="http://schemas.microsoft.com/office/word/2015/wordml/symex" xmlns:wpg="http://schemas.microsoft.com/office/word/2010/wordprocessingGroup" xmlns:wpi="http://schemas.microsoft.com/office/word/2010/wordprocessingInk" xmlns:wne="http://schemas.microsoft.com/office/word/2006/wordml" xmlns:wps="http://schemas.microsoft.com/office/word/2010/wordprocessingShape" mc:Ignorable="w14 w15 w16se w16cid w16 w16cex w16sdtdh w16sdtfl w16du wp14">
   <w:endnote w:type="separator" w:id="-1">
     <w:p>
+      <w:pPr>
+        <w:rPr>
+          <w:rFonts w:hint="eastAsia"/>
+        </w:rPr>
+      </w:pPr>
       <w:r>
         <w:separator/>
       </w:r>
@@ -19049,6 +19901,11 @@
   </w:endnote>
   <w:endnote w:type="continuationSeparator" w:id="0">
     <w:p>
+      <w:pPr>
+        <w:rPr>
+          <w:rFonts w:hint="eastAsia"/>
+        </w:rPr>
+      </w:pPr>
       <w:r>
         <w:continuationSeparator/>
       </w:r>
@@ -19061,6 +19918,11 @@
 <w:footnotes xmlns:wpc="http://schemas.microsoft.com/office/word/2010/wordprocessingCanvas" xmlns:cx="http://schemas.microsoft.com/office/drawing/2014/chartex" xmlns:cx1="http://schemas.microsoft.com/office/drawing/2015/9/8/chartex" xmlns:cx2="http://schemas.microsoft.com/office/drawing/2015/10/21/chartex" xmlns:cx3="http://schemas.microsoft.com/office/drawing/2016/5/9/chartex" xmlns:cx4="http://schemas.microsoft.com/office/drawing/2016/5/10/chartex" xmlns:cx5="http://schemas.microsoft.com/office/drawing/2016/5/11/chartex" xmlns:cx6="http://schemas.microsoft.com/office/drawing/2016/5/12/chartex" xmlns:cx7="http://schemas.microsoft.com/office/drawing/2016/5/13/chartex" xmlns:cx8="http://schemas.microsoft.com/office/drawing/2016/5/14/chartex" xmlns:mc="http://schemas.openxmlformats.org/markup-compatibility/2006" xmlns:aink="http://schemas.microsoft.com/office/drawing/2016/ink" xmlns:am3d="http://schemas.microsoft.com/office/drawing/2017/model3d" xmlns:o="urn:schemas-microsoft-com:office:office" xmlns:oel="http://schemas.microsoft.com/office/2019/extlst" xmlns:r="http://schemas.openxmlformats.org/officeDocument/2006/relationships" xmlns:m="http://schemas.openxmlformats.org/officeDocument/2006/math" xmlns:v="urn:schemas-microsoft-com:vml" xmlns:wp14="http://schemas.microsoft.com/office/word/2010/wordprocessingDrawing" xmlns:wp="http://schemas.openxmlformats.org/drawingml/2006/wordprocessingDrawing" xmlns:w10="urn:schemas-microsoft-com:office:word" xmlns:w="http://schemas.openxmlformats.org/wordprocessingml/2006/main" xmlns:w14="http://schemas.microsoft.com/office/word/2010/wordml" xmlns:w15="http://schemas.microsoft.com/office/word/2012/wordml" xmlns:w16cex="http://schemas.microsoft.com/office/word/2018/wordml/cex" xmlns:w16cid="http://schemas.microsoft.com/office/word/2016/wordml/cid" xmlns:w16="http://schemas.microsoft.com/office/word/2018/wordml" xmlns:w16du="http://schemas.microsoft.com/office/word/2023/wordml/word16du" xmlns:w16sdtdh="http://schemas.microsoft.com/office/word/2020/wordml/sdtdatahash" xmlns:w16sdtfl="http://schemas.microsoft.com/office/word/2024/wordml/sdtformatlock" xmlns:w16se="http://schemas.microsoft.com/office/word/2015/wordml/symex" xmlns:wpg="http://schemas.microsoft.com/office/word/2010/wordprocessingGroup" xmlns:wpi="http://schemas.microsoft.com/office/word/2010/wordprocessingInk" xmlns:wne="http://schemas.microsoft.com/office/word/2006/wordml" xmlns:wps="http://schemas.microsoft.com/office/word/2010/wordprocessingShape" mc:Ignorable="w14 w15 w16se w16cid w16 w16cex w16sdtdh w16sdtfl w16du wp14">
   <w:footnote w:type="separator" w:id="-1">
     <w:p>
+      <w:pPr>
+        <w:rPr>
+          <w:rFonts w:hint="eastAsia"/>
+        </w:rPr>
+      </w:pPr>
       <w:r>
         <w:separator/>
       </w:r>
@@ -19068,6 +19930,11 @@
   </w:footnote>
   <w:footnote w:type="continuationSeparator" w:id="0">
     <w:p>
+      <w:pPr>
+        <w:rPr>
+          <w:rFonts w:hint="eastAsia"/>
+        </w:rPr>
+      </w:pPr>
       <w:r>
         <w:continuationSeparator/>
       </w:r>

--- a/又论洛伦兹变换.docx
+++ b/又论洛伦兹变换.docx
@@ -84,7 +84,7 @@
         <mc:AlternateContent>
           <mc:Choice Requires="wps">
             <w:drawing>
-              <wp:anchor distT="0" distB="0" distL="114299" distR="114299" simplePos="0" relativeHeight="251656192" behindDoc="0" locked="0" layoutInCell="1" allowOverlap="1" wp14:anchorId="3F9642E4" wp14:editId="78473FB8">
+              <wp:anchor distT="0" distB="0" distL="114299" distR="114299" simplePos="0" relativeHeight="251640832" behindDoc="0" locked="0" layoutInCell="1" allowOverlap="1" wp14:anchorId="3F9642E4" wp14:editId="01695CC0">
                 <wp:simplePos x="0" y="0"/>
                 <wp:positionH relativeFrom="column">
                   <wp:posOffset>3441699</wp:posOffset>
@@ -146,7 +146,7 @@
           </mc:Choice>
           <mc:Fallback>
             <w:pict>
-              <v:line w14:anchorId="0F039ADC" id="直接连接符 19" o:spid="_x0000_s1026" style="position:absolute;z-index:251656192;visibility:visible;mso-wrap-style:square;mso-width-percent:0;mso-height-percent:0;mso-wrap-distance-left:3.17497mm;mso-wrap-distance-top:0;mso-wrap-distance-right:3.17497mm;mso-wrap-distance-bottom:0;mso-position-horizontal:absolute;mso-position-horizontal-relative:text;mso-position-vertical:absolute;mso-position-vertical-relative:text;mso-width-percent:0;mso-height-percent:0;mso-width-relative:margin;mso-height-relative:margin" from="271pt,.75pt" to="271pt,149.4pt" o:gfxdata="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" strokecolor="#5b9bd5 [3204]" strokeweight=".5pt">
+              <v:line w14:anchorId="680202A5" id="直接连接符 19" o:spid="_x0000_s1026" style="position:absolute;z-index:251640832;visibility:visible;mso-wrap-style:square;mso-width-percent:0;mso-height-percent:0;mso-wrap-distance-left:3.17497mm;mso-wrap-distance-top:0;mso-wrap-distance-right:3.17497mm;mso-wrap-distance-bottom:0;mso-position-horizontal:absolute;mso-position-horizontal-relative:text;mso-position-vertical:absolute;mso-position-vertical-relative:text;mso-width-percent:0;mso-height-percent:0;mso-width-relative:margin;mso-height-relative:margin" from="271pt,.75pt" to="271pt,149.4pt" o:gfxdata="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" strokecolor="#5b9bd5 [3204]" strokeweight=".5pt">
                 <v:stroke dashstyle="dash" joinstyle="miter"/>
                 <o:lock v:ext="edit" shapetype="f"/>
               </v:line>
@@ -161,7 +161,7 @@
         <mc:AlternateContent>
           <mc:Choice Requires="wps">
             <w:drawing>
-              <wp:anchor distT="0" distB="0" distL="114299" distR="114299" simplePos="0" relativeHeight="251655168" behindDoc="0" locked="0" layoutInCell="1" allowOverlap="1" wp14:anchorId="0FC8D4D2" wp14:editId="2CCAB9D1">
+              <wp:anchor distT="0" distB="0" distL="114299" distR="114299" simplePos="0" relativeHeight="251639808" behindDoc="0" locked="0" layoutInCell="1" allowOverlap="1" wp14:anchorId="0FC8D4D2" wp14:editId="27479D46">
                 <wp:simplePos x="0" y="0"/>
                 <wp:positionH relativeFrom="column">
                   <wp:posOffset>1762759</wp:posOffset>
@@ -223,7 +223,7 @@
           </mc:Choice>
           <mc:Fallback>
             <w:pict>
-              <v:line w14:anchorId="09294F42" id="直接连接符 18" o:spid="_x0000_s1026" style="position:absolute;flip:x y;z-index:251655168;visibility:visible;mso-wrap-style:square;mso-width-percent:0;mso-height-percent:0;mso-wrap-distance-left:3.17497mm;mso-wrap-distance-top:0;mso-wrap-distance-right:3.17497mm;mso-wrap-distance-bottom:0;mso-position-horizontal:absolute;mso-position-horizontal-relative:text;mso-position-vertical:absolute;mso-position-vertical-relative:text;mso-width-percent:0;mso-height-percent:0;mso-width-relative:margin;mso-height-relative:margin" from="138.8pt,.65pt" to="138.8pt,71.1pt" o:gfxdata="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" strokecolor="#5b9bd5 [3204]" strokeweight=".5pt">
+              <v:line w14:anchorId="3DB92C5E" id="直接连接符 18" o:spid="_x0000_s1026" style="position:absolute;flip:x y;z-index:251639808;visibility:visible;mso-wrap-style:square;mso-width-percent:0;mso-height-percent:0;mso-wrap-distance-left:3.17497mm;mso-wrap-distance-top:0;mso-wrap-distance-right:3.17497mm;mso-wrap-distance-bottom:0;mso-position-horizontal:absolute;mso-position-horizontal-relative:text;mso-position-vertical:absolute;mso-position-vertical-relative:text;mso-width-percent:0;mso-height-percent:0;mso-width-relative:margin;mso-height-relative:margin" from="138.8pt,.65pt" to="138.8pt,71.1pt" o:gfxdata="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" strokecolor="#5b9bd5 [3204]" strokeweight=".5pt">
                 <v:stroke dashstyle="3 1" joinstyle="miter"/>
                 <o:lock v:ext="edit" shapetype="f"/>
               </v:line>
@@ -238,7 +238,7 @@
         <mc:AlternateContent>
           <mc:Choice Requires="wps">
             <w:drawing>
-              <wp:anchor distT="0" distB="0" distL="114300" distR="114300" simplePos="0" relativeHeight="251653120" behindDoc="0" locked="0" layoutInCell="1" allowOverlap="1" wp14:anchorId="60C4189B" wp14:editId="6DB77DF3">
+              <wp:anchor distT="0" distB="0" distL="114300" distR="114300" simplePos="0" relativeHeight="251637760" behindDoc="0" locked="0" layoutInCell="1" allowOverlap="1" wp14:anchorId="60C4189B" wp14:editId="50DC7617">
                 <wp:simplePos x="0" y="0"/>
                 <wp:positionH relativeFrom="column">
                   <wp:posOffset>994410</wp:posOffset>
@@ -303,7 +303,7 @@
           </mc:Choice>
           <mc:Fallback>
             <w:pict>
-              <v:shapetype w14:anchorId="4C2C8F33" id="_x0000_t34" coordsize="21600,21600" o:spt="34" o:oned="t" adj="10800" path="m,l@0,0@0,21600,21600,21600e" filled="f">
+              <v:shapetype w14:anchorId="50FBDC65" id="_x0000_t34" coordsize="21600,21600" o:spt="34" o:oned="t" adj="10800" path="m,l@0,0@0,21600,21600,21600e" filled="f">
                 <v:stroke joinstyle="miter"/>
                 <v:formulas>
                   <v:f eqn="val #0"/>
@@ -314,7 +314,7 @@
                 </v:handles>
                 <o:lock v:ext="edit" shapetype="t"/>
               </v:shapetype>
-              <v:shape id="连接符: 肘形 4" o:spid="_x0000_s1026" type="#_x0000_t34" style="position:absolute;margin-left:78.3pt;margin-top:.65pt;width:256.15pt;height:71.7pt;z-index:251653120;visibility:visible;mso-wrap-style:square;mso-width-percent:0;mso-height-percent:0;mso-wrap-distance-left:9pt;mso-wrap-distance-top:0;mso-wrap-distance-right:9pt;mso-wrap-distance-bottom:0;mso-position-horizontal:absolute;mso-position-horizontal-relative:text;mso-position-vertical:absolute;mso-position-vertical-relative:text;mso-width-percent:0;mso-height-percent:0;mso-width-relative:margin;mso-height-relative:margin" o:gfxdata="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" adj="27" strokecolor="#5b9bd5 [3204]" strokeweight=".5pt">
+              <v:shape id="连接符: 肘形 4" o:spid="_x0000_s1026" type="#_x0000_t34" style="position:absolute;margin-left:78.3pt;margin-top:.65pt;width:256.15pt;height:71.7pt;z-index:251637760;visibility:visible;mso-wrap-style:square;mso-width-percent:0;mso-height-percent:0;mso-wrap-distance-left:9pt;mso-wrap-distance-top:0;mso-wrap-distance-right:9pt;mso-wrap-distance-bottom:0;mso-position-horizontal:absolute;mso-position-horizontal-relative:text;mso-position-vertical:absolute;mso-position-vertical-relative:text;mso-width-percent:0;mso-height-percent:0;mso-width-relative:margin;mso-height-relative:margin" o:gfxdata="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" adj="27" strokecolor="#5b9bd5 [3204]" strokeweight=".5pt">
                 <v:stroke startarrow="block" endarrow="block"/>
                 <o:lock v:ext="edit" shapetype="f"/>
               </v:shape>
@@ -347,7 +347,7 @@
         <mc:AlternateContent>
           <mc:Choice Requires="wps">
             <w:drawing>
-              <wp:anchor distT="4294967295" distB="4294967295" distL="114300" distR="114300" simplePos="0" relativeHeight="251657216" behindDoc="0" locked="0" layoutInCell="1" allowOverlap="1" wp14:anchorId="7B784C97" wp14:editId="606469E8">
+              <wp:anchor distT="4294967295" distB="4294967295" distL="114300" distR="114300" simplePos="0" relativeHeight="251641856" behindDoc="0" locked="0" layoutInCell="1" allowOverlap="1" wp14:anchorId="7B784C97" wp14:editId="4217EED1">
                 <wp:simplePos x="0" y="0"/>
                 <wp:positionH relativeFrom="column">
                   <wp:posOffset>995680</wp:posOffset>
@@ -409,11 +409,11 @@
           </mc:Choice>
           <mc:Fallback>
             <w:pict>
-              <v:shapetype w14:anchorId="25F8CFD0" id="_x0000_t32" coordsize="21600,21600" o:spt="32" o:oned="t" path="m,l21600,21600e" filled="f">
+              <v:shapetype w14:anchorId="36AFBBD8" id="_x0000_t32" coordsize="21600,21600" o:spt="32" o:oned="t" path="m,l21600,21600e" filled="f">
                 <v:path arrowok="t" fillok="f" o:connecttype="none"/>
                 <o:lock v:ext="edit" shapetype="t"/>
               </v:shapetype>
-              <v:shape id="直接箭头连接符 21" o:spid="_x0000_s1026" type="#_x0000_t32" style="position:absolute;margin-left:78.4pt;margin-top:6.15pt;width:60.4pt;height:0;z-index:251657216;visibility:visible;mso-wrap-style:square;mso-width-percent:0;mso-height-percent:0;mso-wrap-distance-left:9pt;mso-wrap-distance-top:-3e-5mm;mso-wrap-distance-right:9pt;mso-wrap-distance-bottom:-3e-5mm;mso-position-horizontal:absolute;mso-position-horizontal-relative:text;mso-position-vertical:absolute;mso-position-vertical-relative:text;mso-width-percent:0;mso-height-percent:0;mso-width-relative:page;mso-height-relative:page" o:gfxdata="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" strokecolor="#5b9bd5 [3204]" strokeweight=".5pt">
+              <v:shape id="直接箭头连接符 21" o:spid="_x0000_s1026" type="#_x0000_t32" style="position:absolute;margin-left:78.4pt;margin-top:6.15pt;width:60.4pt;height:0;z-index:251641856;visibility:visible;mso-wrap-style:square;mso-width-percent:0;mso-height-percent:0;mso-wrap-distance-left:9pt;mso-wrap-distance-top:-3e-5mm;mso-wrap-distance-right:9pt;mso-wrap-distance-bottom:-3e-5mm;mso-position-horizontal:absolute;mso-position-horizontal-relative:text;mso-position-vertical:absolute;mso-position-vertical-relative:text;mso-width-percent:0;mso-height-percent:0;mso-width-relative:page;mso-height-relative:page" o:gfxdata="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" strokecolor="#5b9bd5 [3204]" strokeweight=".5pt">
                 <v:stroke endarrow="block" joinstyle="miter"/>
                 <o:lock v:ext="edit" shapetype="f"/>
               </v:shape>
@@ -440,7 +440,7 @@
         <mc:AlternateContent>
           <mc:Choice Requires="wps">
             <w:drawing>
-              <wp:anchor distT="4294967295" distB="4294967295" distL="114300" distR="114300" simplePos="0" relativeHeight="251659264" behindDoc="0" locked="0" layoutInCell="1" allowOverlap="1" wp14:anchorId="3836A606" wp14:editId="3643F5E1">
+              <wp:anchor distT="4294967295" distB="4294967295" distL="114300" distR="114300" simplePos="0" relativeHeight="251643904" behindDoc="0" locked="0" layoutInCell="1" allowOverlap="1" wp14:anchorId="3836A606" wp14:editId="2A4E56E2">
                 <wp:simplePos x="0" y="0"/>
                 <wp:positionH relativeFrom="column">
                   <wp:posOffset>1762760</wp:posOffset>
@@ -502,7 +502,7 @@
           </mc:Choice>
           <mc:Fallback>
             <w:pict>
-              <v:shape w14:anchorId="1DB03407" id="直接箭头连接符 28" o:spid="_x0000_s1026" type="#_x0000_t32" style="position:absolute;margin-left:138.8pt;margin-top:14.7pt;width:132.15pt;height:0;z-index:251659264;visibility:visible;mso-wrap-style:square;mso-width-percent:0;mso-height-percent:0;mso-wrap-distance-left:9pt;mso-wrap-distance-top:-3e-5mm;mso-wrap-distance-right:9pt;mso-wrap-distance-bottom:-3e-5mm;mso-position-horizontal:absolute;mso-position-horizontal-relative:text;mso-position-vertical:absolute;mso-position-vertical-relative:text;mso-width-percent:0;mso-height-percent:0;mso-width-relative:page;mso-height-relative:page" o:gfxdata="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" strokecolor="#5b9bd5 [3204]" strokeweight=".5pt">
+              <v:shape w14:anchorId="73008D9A" id="直接箭头连接符 28" o:spid="_x0000_s1026" type="#_x0000_t32" style="position:absolute;margin-left:138.8pt;margin-top:14.7pt;width:132.15pt;height:0;z-index:251643904;visibility:visible;mso-wrap-style:square;mso-width-percent:0;mso-height-percent:0;mso-wrap-distance-left:9pt;mso-wrap-distance-top:-3e-5mm;mso-wrap-distance-right:9pt;mso-wrap-distance-bottom:-3e-5mm;mso-position-horizontal:absolute;mso-position-horizontal-relative:text;mso-position-vertical:absolute;mso-position-vertical-relative:text;mso-width-percent:0;mso-height-percent:0;mso-width-relative:page;mso-height-relative:page" o:gfxdata="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" strokecolor="#5b9bd5 [3204]" strokeweight=".5pt">
                 <v:stroke endarrow="block" joinstyle="miter"/>
                 <o:lock v:ext="edit" shapetype="f"/>
               </v:shape>
@@ -615,7 +615,7 @@
         <mc:AlternateContent>
           <mc:Choice Requires="wps">
             <w:drawing>
-              <wp:anchor distT="4294967295" distB="4294967295" distL="114300" distR="114300" simplePos="0" relativeHeight="251658240" behindDoc="0" locked="0" layoutInCell="1" allowOverlap="1" wp14:anchorId="4BA16E6A" wp14:editId="073FD110">
+              <wp:anchor distT="4294967295" distB="4294967295" distL="114300" distR="114300" simplePos="0" relativeHeight="251642880" behindDoc="0" locked="0" layoutInCell="1" allowOverlap="1" wp14:anchorId="4BA16E6A" wp14:editId="2B31A331">
                 <wp:simplePos x="0" y="0"/>
                 <wp:positionH relativeFrom="column">
                   <wp:posOffset>995680</wp:posOffset>
@@ -677,7 +677,7 @@
           </mc:Choice>
           <mc:Fallback>
             <w:pict>
-              <v:shape w14:anchorId="62DAD7D6" id="直接箭头连接符 22" o:spid="_x0000_s1026" type="#_x0000_t32" style="position:absolute;margin-left:78.4pt;margin-top:7.25pt;width:60.4pt;height:0;flip:x;z-index:251658240;visibility:visible;mso-wrap-style:square;mso-width-percent:0;mso-height-percent:0;mso-wrap-distance-left:9pt;mso-wrap-distance-top:-3e-5mm;mso-wrap-distance-right:9pt;mso-wrap-distance-bottom:-3e-5mm;mso-position-horizontal:absolute;mso-position-horizontal-relative:text;mso-position-vertical:absolute;mso-position-vertical-relative:text;mso-width-percent:0;mso-height-percent:0;mso-width-relative:page;mso-height-relative:page" o:gfxdata="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" strokecolor="#5b9bd5 [3204]" strokeweight=".5pt">
+              <v:shape w14:anchorId="17F2136D" id="直接箭头连接符 22" o:spid="_x0000_s1026" type="#_x0000_t32" style="position:absolute;margin-left:78.4pt;margin-top:7.25pt;width:60.4pt;height:0;flip:x;z-index:251642880;visibility:visible;mso-wrap-style:square;mso-width-percent:0;mso-height-percent:0;mso-wrap-distance-left:9pt;mso-wrap-distance-top:-3e-5mm;mso-wrap-distance-right:9pt;mso-wrap-distance-bottom:-3e-5mm;mso-position-horizontal:absolute;mso-position-horizontal-relative:text;mso-position-vertical:absolute;mso-position-vertical-relative:text;mso-width-percent:0;mso-height-percent:0;mso-width-relative:page;mso-height-relative:page" o:gfxdata="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" strokecolor="#5b9bd5 [3204]" strokeweight=".5pt">
                 <v:stroke endarrow="block" joinstyle="miter"/>
                 <o:lock v:ext="edit" shapetype="f"/>
               </v:shape>
@@ -699,7 +699,7 @@
         <mc:AlternateContent>
           <mc:Choice Requires="wps">
             <w:drawing>
-              <wp:anchor distT="0" distB="0" distL="114300" distR="114300" simplePos="0" relativeHeight="251654144" behindDoc="0" locked="0" layoutInCell="1" allowOverlap="1" wp14:anchorId="5C421CAA" wp14:editId="3367B655">
+              <wp:anchor distT="0" distB="0" distL="114300" distR="114300" simplePos="0" relativeHeight="251638784" behindDoc="0" locked="0" layoutInCell="1" allowOverlap="1" wp14:anchorId="5C421CAA" wp14:editId="34AB361C">
                 <wp:simplePos x="0" y="0"/>
                 <wp:positionH relativeFrom="column">
                   <wp:posOffset>996950</wp:posOffset>
@@ -764,7 +764,7 @@
           </mc:Choice>
           <mc:Fallback>
             <w:pict>
-              <v:shape w14:anchorId="7B6CAE67" id="连接符: 肘形 15" o:spid="_x0000_s1026" type="#_x0000_t34" style="position:absolute;margin-left:78.5pt;margin-top:15.3pt;width:256.15pt;height:71.7pt;z-index:251654144;visibility:visible;mso-wrap-style:square;mso-width-percent:0;mso-height-percent:0;mso-wrap-distance-left:9pt;mso-wrap-distance-top:0;mso-wrap-distance-right:9pt;mso-wrap-distance-bottom:0;mso-position-horizontal:absolute;mso-position-horizontal-relative:text;mso-position-vertical:absolute;mso-position-vertical-relative:text;mso-width-percent:0;mso-height-percent:0;mso-width-relative:margin;mso-height-relative:margin" o:gfxdata="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" adj="27" strokecolor="#5b9bd5 [3204]" strokeweight=".5pt">
+              <v:shape w14:anchorId="79355BA2" id="连接符: 肘形 15" o:spid="_x0000_s1026" type="#_x0000_t34" style="position:absolute;margin-left:78.5pt;margin-top:15.3pt;width:256.15pt;height:71.7pt;z-index:251638784;visibility:visible;mso-wrap-style:square;mso-width-percent:0;mso-height-percent:0;mso-wrap-distance-left:9pt;mso-wrap-distance-top:0;mso-wrap-distance-right:9pt;mso-wrap-distance-bottom:0;mso-position-horizontal:absolute;mso-position-horizontal-relative:text;mso-position-vertical:absolute;mso-position-vertical-relative:text;mso-width-percent:0;mso-height-percent:0;mso-width-relative:margin;mso-height-relative:margin" o:gfxdata="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" adj="27" strokecolor="#5b9bd5 [3204]" strokeweight=".5pt">
                 <v:stroke startarrow="block" endarrow="block"/>
                 <o:lock v:ext="edit" shapetype="f"/>
               </v:shape>
@@ -842,7 +842,7 @@
         <mc:AlternateContent>
           <mc:Choice Requires="wps">
             <w:drawing>
-              <wp:anchor distT="4294967295" distB="4294967295" distL="114300" distR="114300" simplePos="0" relativeHeight="251660288" behindDoc="0" locked="0" layoutInCell="1" allowOverlap="1" wp14:anchorId="4C79F0CB" wp14:editId="683C92E0">
+              <wp:anchor distT="4294967295" distB="4294967295" distL="114300" distR="114300" simplePos="0" relativeHeight="251644928" behindDoc="0" locked="0" layoutInCell="1" allowOverlap="1" wp14:anchorId="4C79F0CB" wp14:editId="1A67EBE7">
                 <wp:simplePos x="0" y="0"/>
                 <wp:positionH relativeFrom="column">
                   <wp:posOffset>1002030</wp:posOffset>
@@ -904,7 +904,7 @@
           </mc:Choice>
           <mc:Fallback>
             <w:pict>
-              <v:shape w14:anchorId="07D77064" id="直接箭头连接符 30" o:spid="_x0000_s1026" type="#_x0000_t32" style="position:absolute;margin-left:78.9pt;margin-top:14.65pt;width:192.5pt;height:0;z-index:251660288;visibility:visible;mso-wrap-style:square;mso-width-percent:0;mso-height-percent:0;mso-wrap-distance-left:9pt;mso-wrap-distance-top:-3e-5mm;mso-wrap-distance-right:9pt;mso-wrap-distance-bottom:-3e-5mm;mso-position-horizontal:absolute;mso-position-horizontal-relative:text;mso-position-vertical:absolute;mso-position-vertical-relative:text;mso-width-percent:0;mso-height-percent:0;mso-width-relative:page;mso-height-relative:page" o:gfxdata="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" strokecolor="#5b9bd5 [3204]" strokeweight=".5pt">
+              <v:shape w14:anchorId="33E4C9F7" id="直接箭头连接符 30" o:spid="_x0000_s1026" type="#_x0000_t32" style="position:absolute;margin-left:78.9pt;margin-top:14.65pt;width:192.5pt;height:0;z-index:251644928;visibility:visible;mso-wrap-style:square;mso-width-percent:0;mso-height-percent:0;mso-wrap-distance-left:9pt;mso-wrap-distance-top:-3e-5mm;mso-wrap-distance-right:9pt;mso-wrap-distance-bottom:-3e-5mm;mso-position-horizontal:absolute;mso-position-horizontal-relative:text;mso-position-vertical:absolute;mso-position-vertical-relative:text;mso-width-percent:0;mso-height-percent:0;mso-width-relative:page;mso-height-relative:page" o:gfxdata="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" strokecolor="#5b9bd5 [3204]" strokeweight=".5pt">
                 <v:stroke endarrow="block" joinstyle="miter"/>
                 <o:lock v:ext="edit" shapetype="f"/>
               </v:shape>
@@ -14434,7 +14434,7 @@
         <mc:AlternateContent>
           <mc:Choice Requires="wps">
             <w:drawing>
-              <wp:anchor distT="0" distB="0" distL="114300" distR="114300" simplePos="0" relativeHeight="251661312" behindDoc="0" locked="0" layoutInCell="1" allowOverlap="1" wp14:anchorId="11574E01" wp14:editId="76DB88EB">
+              <wp:anchor distT="0" distB="0" distL="114300" distR="114300" simplePos="0" relativeHeight="251645952" behindDoc="0" locked="0" layoutInCell="1" allowOverlap="1" wp14:anchorId="11574E01" wp14:editId="1FD1C18E">
                 <wp:simplePos x="0" y="0"/>
                 <wp:positionH relativeFrom="column">
                   <wp:posOffset>1603760</wp:posOffset>
@@ -14497,11 +14497,11 @@
           </mc:Choice>
           <mc:Fallback>
             <w:pict>
-              <v:shapetype w14:anchorId="0CBCD571" id="_x0000_t6" coordsize="21600,21600" o:spt="6" path="m,l,21600r21600,xe">
+              <v:shapetype w14:anchorId="705C5651" id="_x0000_t6" coordsize="21600,21600" o:spt="6" path="m,l,21600r21600,xe">
                 <v:stroke joinstyle="miter"/>
                 <v:path gradientshapeok="t" o:connecttype="custom" o:connectlocs="0,0;0,10800;0,21600;10800,21600;21600,21600;10800,10800" textboxrect="1800,12600,12600,19800"/>
               </v:shapetype>
-              <v:shape id="直角三角形 9" o:spid="_x0000_s1026" type="#_x0000_t6" style="position:absolute;margin-left:126.3pt;margin-top:11.5pt;width:109.65pt;height:60.55pt;flip:x;z-index:251661312;visibility:visible;mso-wrap-style:square;mso-width-percent:0;mso-height-percent:0;mso-wrap-distance-left:9pt;mso-wrap-distance-top:0;mso-wrap-distance-right:9pt;mso-wrap-distance-bottom:0;mso-position-horizontal:absolute;mso-position-horizontal-relative:text;mso-position-vertical:absolute;mso-position-vertical-relative:text;mso-width-percent:0;mso-height-percent:0;mso-width-relative:margin;mso-height-relative:margin;v-text-anchor:middle" o:gfxdata="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" filled="f" strokecolor="#091723 [484]" strokeweight="1pt"/>
+              <v:shape id="直角三角形 9" o:spid="_x0000_s1026" type="#_x0000_t6" style="position:absolute;margin-left:126.3pt;margin-top:11.5pt;width:109.65pt;height:60.55pt;flip:x;z-index:251645952;visibility:visible;mso-wrap-style:square;mso-width-percent:0;mso-height-percent:0;mso-wrap-distance-left:9pt;mso-wrap-distance-top:0;mso-wrap-distance-right:9pt;mso-wrap-distance-bottom:0;mso-position-horizontal:absolute;mso-position-horizontal-relative:text;mso-position-vertical:absolute;mso-position-vertical-relative:text;mso-width-percent:0;mso-height-percent:0;mso-width-relative:margin;mso-height-relative:margin;v-text-anchor:middle" o:gfxdata="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" filled="f" strokecolor="#091723 [484]" strokeweight="1pt"/>
             </w:pict>
           </mc:Fallback>
         </mc:AlternateContent>
@@ -19857,11 +19857,6 @@
       </w:pPr>
     </w:p>
     <w:p>
-      <w:pPr>
-        <w:rPr>
-          <w:rFonts w:hint="eastAsia"/>
-        </w:rPr>
-      </w:pPr>
       <w:r>
         <w:rPr>
           <w:rFonts w:hint="eastAsia"/>
@@ -19873,6 +19868,5528 @@
           <w:rFonts w:hint="eastAsia"/>
         </w:rPr>
         <w:t>若对于观察者来说效果相同，则为相对静止。</w:t>
+      </w:r>
+    </w:p>
+    <w:p/>
+    <w:p>
+      <w:r>
+        <w:rPr>
+          <w:rFonts w:hint="eastAsia"/>
+        </w:rPr>
+        <w:t>再回到爱因斯坦的火车实验，</w:t>
+      </w:r>
+    </w:p>
+    <w:p>
+      <w:pPr>
+        <w:rPr>
+          <w:rFonts w:hint="eastAsia"/>
+        </w:rPr>
+      </w:pPr>
+      <w:r>
+        <w:rPr>
+          <w:rFonts w:hint="eastAsia"/>
+          <w:noProof/>
+        </w:rPr>
+        <mc:AlternateContent>
+          <mc:Choice Requires="wps">
+            <w:drawing>
+              <wp:anchor distT="0" distB="0" distL="114300" distR="114300" simplePos="0" relativeHeight="251648000" behindDoc="0" locked="0" layoutInCell="1" allowOverlap="1" wp14:anchorId="34602B1E" wp14:editId="4CFB26BF">
+                <wp:simplePos x="0" y="0"/>
+                <wp:positionH relativeFrom="column">
+                  <wp:posOffset>1619572</wp:posOffset>
+                </wp:positionH>
+                <wp:positionV relativeFrom="paragraph">
+                  <wp:posOffset>31589</wp:posOffset>
+                </wp:positionV>
+                <wp:extent cx="1392555" cy="768985"/>
+                <wp:effectExtent l="38100" t="19050" r="17145" b="12065"/>
+                <wp:wrapNone/>
+                <wp:docPr id="730089404" name="直角三角形 9"/>
+                <wp:cNvGraphicFramePr/>
+                <a:graphic xmlns:a="http://schemas.openxmlformats.org/drawingml/2006/main">
+                  <a:graphicData uri="http://schemas.microsoft.com/office/word/2010/wordprocessingShape">
+                    <wps:wsp>
+                      <wps:cNvSpPr/>
+                      <wps:spPr>
+                        <a:xfrm flipH="1">
+                          <a:off x="0" y="0"/>
+                          <a:ext cx="1392555" cy="768985"/>
+                        </a:xfrm>
+                        <a:prstGeom prst="rtTriangle">
+                          <a:avLst/>
+                        </a:prstGeom>
+                        <a:noFill/>
+                      </wps:spPr>
+                      <wps:style>
+                        <a:lnRef idx="2">
+                          <a:schemeClr val="accent1">
+                            <a:shade val="15000"/>
+                          </a:schemeClr>
+                        </a:lnRef>
+                        <a:fillRef idx="1">
+                          <a:schemeClr val="accent1"/>
+                        </a:fillRef>
+                        <a:effectRef idx="0">
+                          <a:schemeClr val="accent1"/>
+                        </a:effectRef>
+                        <a:fontRef idx="minor">
+                          <a:schemeClr val="lt1"/>
+                        </a:fontRef>
+                      </wps:style>
+                      <wps:bodyPr rot="0" spcFirstLastPara="0" vertOverflow="overflow" horzOverflow="overflow" vert="horz" wrap="square" lIns="91440" tIns="45720" rIns="91440" bIns="45720" numCol="1" spcCol="0" rtlCol="0" fromWordArt="0" anchor="ctr" anchorCtr="0" forceAA="0" compatLnSpc="1">
+                        <a:prstTxWarp prst="textNoShape">
+                          <a:avLst/>
+                        </a:prstTxWarp>
+                        <a:noAutofit/>
+                      </wps:bodyPr>
+                    </wps:wsp>
+                  </a:graphicData>
+                </a:graphic>
+                <wp14:sizeRelH relativeFrom="margin">
+                  <wp14:pctWidth>0</wp14:pctWidth>
+                </wp14:sizeRelH>
+                <wp14:sizeRelV relativeFrom="margin">
+                  <wp14:pctHeight>0</wp14:pctHeight>
+                </wp14:sizeRelV>
+              </wp:anchor>
+            </w:drawing>
+          </mc:Choice>
+          <mc:Fallback>
+            <w:pict>
+              <v:shape w14:anchorId="4F260B98" id="直角三角形 9" o:spid="_x0000_s1026" type="#_x0000_t6" style="position:absolute;margin-left:127.55pt;margin-top:2.5pt;width:109.65pt;height:60.55pt;flip:x;z-index:251648000;visibility:visible;mso-wrap-style:square;mso-width-percent:0;mso-height-percent:0;mso-wrap-distance-left:9pt;mso-wrap-distance-top:0;mso-wrap-distance-right:9pt;mso-wrap-distance-bottom:0;mso-position-horizontal:absolute;mso-position-horizontal-relative:text;mso-position-vertical:absolute;mso-position-vertical-relative:text;mso-width-percent:0;mso-height-percent:0;mso-width-relative:margin;mso-height-relative:margin;v-text-anchor:middle" o:gfxdata="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" filled="f" strokecolor="#091723 [484]" strokeweight="1pt"/>
+            </w:pict>
+          </mc:Fallback>
+        </mc:AlternateContent>
+      </w:r>
+    </w:p>
+    <w:p>
+      <w:pPr>
+        <w:tabs>
+          <w:tab w:val="left" w:pos="2959"/>
+        </w:tabs>
+        <w:rPr>
+          <w:rFonts w:hint="eastAsia"/>
+        </w:rPr>
+      </w:pPr>
+      <w:r>
+        <w:tab/>
+      </w:r>
+      <m:oMath>
+        <m:r>
+          <w:rPr>
+            <w:rFonts w:ascii="Cambria Math" w:hAnsi="Cambria Math"/>
+          </w:rPr>
+          <m:t>ct</m:t>
+        </m:r>
+      </m:oMath>
+    </w:p>
+    <w:p>
+      <w:pPr>
+        <w:tabs>
+          <w:tab w:val="left" w:pos="4888"/>
+        </w:tabs>
+        <w:rPr>
+          <w:rFonts w:hint="eastAsia"/>
+        </w:rPr>
+      </w:pPr>
+      <w:r>
+        <w:tab/>
+      </w:r>
+      <m:oMath>
+        <m:r>
+          <w:rPr>
+            <w:rFonts w:ascii="Cambria Math" w:hAnsi="Cambria Math"/>
+          </w:rPr>
+          <m:t>ct'</m:t>
+        </m:r>
+      </m:oMath>
+    </w:p>
+    <w:p>
+      <w:pPr>
+        <w:rPr>
+          <w:rFonts w:hint="eastAsia"/>
+        </w:rPr>
+      </w:pPr>
+    </w:p>
+    <w:p>
+      <w:pPr>
+        <w:tabs>
+          <w:tab w:val="left" w:pos="3666"/>
+        </w:tabs>
+        <w:rPr>
+          <w:rFonts w:hint="eastAsia"/>
+        </w:rPr>
+      </w:pPr>
+      <w:r>
+        <w:tab/>
+      </w:r>
+      <m:oMath>
+        <m:r>
+          <w:rPr>
+            <w:rFonts w:ascii="Cambria Math" w:hAnsi="Cambria Math"/>
+          </w:rPr>
+          <m:t>vt</m:t>
+        </m:r>
+      </m:oMath>
+    </w:p>
+    <w:p>
+      <w:pPr>
+        <w:rPr>
+          <w:rFonts w:hint="eastAsia"/>
+        </w:rPr>
+      </w:pPr>
+      <w:r>
+        <w:rPr>
+          <w:rFonts w:hint="eastAsia"/>
+        </w:rPr>
+        <w:t>光子从地板射向天花板，天花板上上的镜子再将其反射回来，这个图像就扩展为，</w:t>
+      </w:r>
+    </w:p>
+    <w:p>
+      <w:r>
+        <w:rPr>
+          <w:noProof/>
+        </w:rPr>
+        <mc:AlternateContent>
+          <mc:Choice Requires="wpg">
+            <w:drawing>
+              <wp:anchor distT="0" distB="0" distL="114300" distR="114300" simplePos="0" relativeHeight="251656192" behindDoc="0" locked="0" layoutInCell="1" allowOverlap="1" wp14:anchorId="4657CF41" wp14:editId="5A0A5623">
+                <wp:simplePos x="0" y="0"/>
+                <wp:positionH relativeFrom="column">
+                  <wp:posOffset>1196598</wp:posOffset>
+                </wp:positionH>
+                <wp:positionV relativeFrom="paragraph">
+                  <wp:posOffset>115656</wp:posOffset>
+                </wp:positionV>
+                <wp:extent cx="2788049" cy="768985"/>
+                <wp:effectExtent l="38100" t="19050" r="50800" b="12065"/>
+                <wp:wrapNone/>
+                <wp:docPr id="1220883946" name="组合 11"/>
+                <wp:cNvGraphicFramePr/>
+                <a:graphic xmlns:a="http://schemas.openxmlformats.org/drawingml/2006/main">
+                  <a:graphicData uri="http://schemas.microsoft.com/office/word/2010/wordprocessingGroup">
+                    <wpg:wgp>
+                      <wpg:cNvGrpSpPr/>
+                      <wpg:grpSpPr>
+                        <a:xfrm>
+                          <a:off x="0" y="0"/>
+                          <a:ext cx="2788049" cy="768985"/>
+                          <a:chOff x="0" y="0"/>
+                          <a:chExt cx="2788049" cy="768985"/>
+                        </a:xfrm>
+                      </wpg:grpSpPr>
+                      <wps:wsp>
+                        <wps:cNvPr id="209546989" name="直角三角形 9"/>
+                        <wps:cNvSpPr/>
+                        <wps:spPr>
+                          <a:xfrm flipH="1">
+                            <a:off x="0" y="0"/>
+                            <a:ext cx="1392555" cy="768985"/>
+                          </a:xfrm>
+                          <a:prstGeom prst="rtTriangle">
+                            <a:avLst/>
+                          </a:prstGeom>
+                          <a:noFill/>
+                        </wps:spPr>
+                        <wps:style>
+                          <a:lnRef idx="2">
+                            <a:schemeClr val="accent1">
+                              <a:shade val="15000"/>
+                            </a:schemeClr>
+                          </a:lnRef>
+                          <a:fillRef idx="1">
+                            <a:schemeClr val="accent1"/>
+                          </a:fillRef>
+                          <a:effectRef idx="0">
+                            <a:schemeClr val="accent1"/>
+                          </a:effectRef>
+                          <a:fontRef idx="minor">
+                            <a:schemeClr val="lt1"/>
+                          </a:fontRef>
+                        </wps:style>
+                        <wps:bodyPr rot="0" spcFirstLastPara="0" vertOverflow="overflow" horzOverflow="overflow" vert="horz" wrap="square" lIns="91440" tIns="45720" rIns="91440" bIns="45720" numCol="1" spcCol="0" rtlCol="0" fromWordArt="0" anchor="ctr" anchorCtr="0" forceAA="0" compatLnSpc="1">
+                          <a:prstTxWarp prst="textNoShape">
+                            <a:avLst/>
+                          </a:prstTxWarp>
+                          <a:noAutofit/>
+                        </wps:bodyPr>
+                      </wps:wsp>
+                      <wps:wsp>
+                        <wps:cNvPr id="701267484" name="直角三角形 9"/>
+                        <wps:cNvSpPr/>
+                        <wps:spPr>
+                          <a:xfrm>
+                            <a:off x="1395494" y="0"/>
+                            <a:ext cx="1392555" cy="768985"/>
+                          </a:xfrm>
+                          <a:prstGeom prst="rtTriangle">
+                            <a:avLst/>
+                          </a:prstGeom>
+                          <a:noFill/>
+                        </wps:spPr>
+                        <wps:style>
+                          <a:lnRef idx="2">
+                            <a:schemeClr val="accent1">
+                              <a:shade val="15000"/>
+                            </a:schemeClr>
+                          </a:lnRef>
+                          <a:fillRef idx="1">
+                            <a:schemeClr val="accent1"/>
+                          </a:fillRef>
+                          <a:effectRef idx="0">
+                            <a:schemeClr val="accent1"/>
+                          </a:effectRef>
+                          <a:fontRef idx="minor">
+                            <a:schemeClr val="lt1"/>
+                          </a:fontRef>
+                        </wps:style>
+                        <wps:bodyPr rot="0" spcFirstLastPara="0" vertOverflow="overflow" horzOverflow="overflow" vert="horz" wrap="square" lIns="91440" tIns="45720" rIns="91440" bIns="45720" numCol="1" spcCol="0" rtlCol="0" fromWordArt="0" anchor="ctr" anchorCtr="0" forceAA="0" compatLnSpc="1">
+                          <a:prstTxWarp prst="textNoShape">
+                            <a:avLst/>
+                          </a:prstTxWarp>
+                          <a:noAutofit/>
+                        </wps:bodyPr>
+                      </wps:wsp>
+                    </wpg:wgp>
+                  </a:graphicData>
+                </a:graphic>
+              </wp:anchor>
+            </w:drawing>
+          </mc:Choice>
+          <mc:Fallback>
+            <w:pict>
+              <v:group w14:anchorId="330C3858" id="组合 11" o:spid="_x0000_s1026" style="position:absolute;margin-left:94.2pt;margin-top:9.1pt;width:219.55pt;height:60.55pt;z-index:251656192" coordsize="27880,7689" o:gfxdata="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">
+                <v:shape id="直角三角形 9" o:spid="_x0000_s1027" type="#_x0000_t6" style="position:absolute;width:13925;height:7689;flip:x;visibility:visible;mso-wrap-style:square;v-text-anchor:middle" o:gfxdata="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" filled="f" strokecolor="#091723 [484]" strokeweight="1pt"/>
+                <v:shape id="直角三角形 9" o:spid="_x0000_s1028" type="#_x0000_t6" style="position:absolute;left:13954;width:13926;height:7689;visibility:visible;mso-wrap-style:square;v-text-anchor:middle" o:gfxdata="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" filled="f" strokecolor="#091723 [484]" strokeweight="1pt"/>
+              </v:group>
+            </w:pict>
+          </mc:Fallback>
+        </mc:AlternateContent>
+      </w:r>
+    </w:p>
+    <w:p/>
+    <w:p/>
+    <w:p>
+      <w:pPr>
+        <w:rPr>
+          <w:rFonts w:hint="eastAsia"/>
+        </w:rPr>
+      </w:pPr>
+    </w:p>
+    <w:p>
+      <w:pPr>
+        <w:tabs>
+          <w:tab w:val="left" w:pos="1641"/>
+          <w:tab w:val="left" w:pos="6431"/>
+        </w:tabs>
+      </w:pPr>
+      <w:r>
+        <w:rPr>
+          <w:rFonts w:hint="eastAsia"/>
+        </w:rPr>
+        <w:tab/>
+        <w:t>A</w:t>
+      </w:r>
+      <w:r>
+        <w:rPr>
+          <w:rFonts w:hint="eastAsia"/>
+        </w:rPr>
+        <w:tab/>
+        <w:t>B</w:t>
+      </w:r>
+    </w:p>
+    <w:p>
+      <w:pPr>
+        <w:tabs>
+          <w:tab w:val="left" w:pos="6431"/>
+        </w:tabs>
+      </w:pPr>
+      <w:r>
+        <w:rPr>
+          <w:rFonts w:hint="eastAsia"/>
+        </w:rPr>
+        <w:t>这意味着光子从A到B的运动过程在S</w:t>
+      </w:r>
+      <w:proofErr w:type="gramStart"/>
+      <w:r>
+        <w:t>’</w:t>
+      </w:r>
+      <w:proofErr w:type="gramEnd"/>
+      <w:r>
+        <w:rPr>
+          <w:rFonts w:hint="eastAsia"/>
+        </w:rPr>
+        <w:t>的水平方向被压缩为一个点。我们知道相对于光速</w:t>
+      </w:r>
+      <m:oMath>
+        <m:r>
+          <w:rPr>
+            <w:rFonts w:ascii="Cambria Math" w:hAnsi="Cambria Math"/>
+          </w:rPr>
+          <m:t>c</m:t>
+        </m:r>
+      </m:oMath>
+      <w:r>
+        <w:rPr>
+          <w:rFonts w:hint="eastAsia"/>
+        </w:rPr>
+        <w:t>的0速度实际上是</w:t>
+      </w:r>
+      <m:oMath>
+        <m:f>
+          <m:fPr>
+            <m:ctrlPr>
+              <w:rPr>
+                <w:rFonts w:ascii="Cambria Math" w:hAnsi="Cambria Math"/>
+                <w:i/>
+              </w:rPr>
+            </m:ctrlPr>
+          </m:fPr>
+          <m:num>
+            <m:r>
+              <w:rPr>
+                <w:rFonts w:ascii="Cambria Math" w:hAnsi="Cambria Math"/>
+              </w:rPr>
+              <m:t>1</m:t>
+            </m:r>
+          </m:num>
+          <m:den>
+            <m:r>
+              <w:rPr>
+                <w:rFonts w:ascii="Cambria Math" w:hAnsi="Cambria Math"/>
+              </w:rPr>
+              <m:t>c</m:t>
+            </m:r>
+          </m:den>
+        </m:f>
+      </m:oMath>
+      <w:r>
+        <w:rPr>
+          <w:rFonts w:hint="eastAsia"/>
+        </w:rPr>
+        <w:t>，这个点在水平方向上的长度实际上也不为0而是</w:t>
+      </w:r>
+      <m:oMath>
+        <m:f>
+          <m:fPr>
+            <m:ctrlPr>
+              <w:rPr>
+                <w:rFonts w:ascii="Cambria Math" w:hAnsi="Cambria Math"/>
+                <w:i/>
+              </w:rPr>
+            </m:ctrlPr>
+          </m:fPr>
+          <m:num>
+            <m:r>
+              <w:rPr>
+                <w:rFonts w:ascii="Cambria Math" w:hAnsi="Cambria Math"/>
+              </w:rPr>
+              <m:t>2</m:t>
+            </m:r>
+            <m:r>
+              <w:rPr>
+                <w:rFonts w:ascii="Cambria Math" w:hAnsi="Cambria Math" w:hint="eastAsia"/>
+              </w:rPr>
+              <m:t>t</m:t>
+            </m:r>
+          </m:num>
+          <m:den>
+            <m:r>
+              <w:rPr>
+                <w:rFonts w:ascii="Cambria Math" w:hAnsi="Cambria Math"/>
+              </w:rPr>
+              <m:t>c</m:t>
+            </m:r>
+          </m:den>
+        </m:f>
+      </m:oMath>
+      <w:r>
+        <w:rPr>
+          <w:rFonts w:hint="eastAsia"/>
+        </w:rPr>
+        <w:t>。</w:t>
+      </w:r>
+      <w:r>
+        <w:rPr>
+          <w:rFonts w:hint="eastAsia"/>
+        </w:rPr>
+        <w:t>在水平方向上的长度，相当于从</w:t>
+      </w:r>
+      <m:oMath>
+        <m:r>
+          <w:rPr>
+            <w:rFonts w:ascii="Cambria Math" w:hAnsi="Cambria Math"/>
+          </w:rPr>
+          <m:t>2</m:t>
+        </m:r>
+        <m:r>
+          <w:rPr>
+            <w:rFonts w:ascii="Cambria Math" w:hAnsi="Cambria Math"/>
+          </w:rPr>
+          <m:t>vt</m:t>
+        </m:r>
+      </m:oMath>
+      <w:r>
+        <w:rPr>
+          <w:rFonts w:hint="eastAsia"/>
+        </w:rPr>
+        <w:t>压缩到</w:t>
+      </w:r>
+      <m:oMath>
+        <m:f>
+          <m:fPr>
+            <m:ctrlPr>
+              <w:rPr>
+                <w:rFonts w:ascii="Cambria Math" w:hAnsi="Cambria Math"/>
+                <w:i/>
+              </w:rPr>
+            </m:ctrlPr>
+          </m:fPr>
+          <m:num>
+            <m:r>
+              <w:rPr>
+                <w:rFonts w:ascii="Cambria Math" w:hAnsi="Cambria Math"/>
+              </w:rPr>
+              <m:t>2</m:t>
+            </m:r>
+            <m:r>
+              <w:rPr>
+                <w:rFonts w:ascii="Cambria Math" w:hAnsi="Cambria Math" w:hint="eastAsia"/>
+              </w:rPr>
+              <m:t>t</m:t>
+            </m:r>
+          </m:num>
+          <m:den>
+            <m:r>
+              <w:rPr>
+                <w:rFonts w:ascii="Cambria Math" w:hAnsi="Cambria Math"/>
+              </w:rPr>
+              <m:t>c</m:t>
+            </m:r>
+          </m:den>
+        </m:f>
+      </m:oMath>
+      <w:r>
+        <w:rPr>
+          <w:rFonts w:hint="eastAsia"/>
+        </w:rPr>
+        <w:t>，</w:t>
+      </w:r>
+      <w:r>
+        <w:rPr>
+          <w:rFonts w:hint="eastAsia"/>
+        </w:rPr>
+        <w:t>可以写出，</w:t>
+      </w:r>
+    </w:p>
+    <w:p>
+      <w:pPr>
+        <w:tabs>
+          <w:tab w:val="left" w:pos="6431"/>
+        </w:tabs>
+        <w:rPr>
+          <w:rFonts w:hint="eastAsia"/>
+        </w:rPr>
+      </w:pPr>
+      <m:oMathPara>
+        <m:oMath>
+          <m:r>
+            <w:rPr>
+              <w:rFonts w:ascii="Cambria Math" w:hAnsi="Cambria Math"/>
+            </w:rPr>
+            <m:t>2vt</m:t>
+          </m:r>
+          <m:r>
+            <w:rPr>
+              <w:rFonts w:ascii="Cambria Math" w:hAnsi="Cambria Math" w:hint="eastAsia"/>
+            </w:rPr>
+            <m:t>n</m:t>
+          </m:r>
+          <m:r>
+            <w:rPr>
+              <w:rFonts w:ascii="Cambria Math" w:hAnsi="Cambria Math"/>
+            </w:rPr>
+            <m:t>=</m:t>
+          </m:r>
+          <m:f>
+            <m:fPr>
+              <m:ctrlPr>
+                <w:rPr>
+                  <w:rFonts w:ascii="Cambria Math" w:hAnsi="Cambria Math"/>
+                  <w:i/>
+                </w:rPr>
+              </m:ctrlPr>
+            </m:fPr>
+            <m:num>
+              <m:r>
+                <w:rPr>
+                  <w:rFonts w:ascii="Cambria Math" w:hAnsi="Cambria Math"/>
+                </w:rPr>
+                <m:t>2</m:t>
+              </m:r>
+              <m:r>
+                <w:rPr>
+                  <w:rFonts w:ascii="Cambria Math" w:hAnsi="Cambria Math" w:hint="eastAsia"/>
+                </w:rPr>
+                <m:t>t</m:t>
+              </m:r>
+            </m:num>
+            <m:den>
+              <m:r>
+                <w:rPr>
+                  <w:rFonts w:ascii="Cambria Math" w:hAnsi="Cambria Math"/>
+                </w:rPr>
+                <m:t>c</m:t>
+              </m:r>
+            </m:den>
+          </m:f>
+          <m:r>
+            <w:rPr>
+              <w:rFonts w:ascii="Cambria Math" w:hAnsi="Cambria Math"/>
+            </w:rPr>
+            <m:t>,0</m:t>
+          </m:r>
+          <m:r>
+            <w:rPr>
+              <w:rFonts w:ascii="Cambria Math" w:hAnsi="Cambria Math"/>
+            </w:rPr>
+            <m:t>≤</m:t>
+          </m:r>
+          <m:r>
+            <w:rPr>
+              <w:rFonts w:ascii="Cambria Math" w:hAnsi="Cambria Math"/>
+            </w:rPr>
+            <m:t>n</m:t>
+          </m:r>
+          <m:r>
+            <w:rPr>
+              <w:rFonts w:ascii="Cambria Math" w:hAnsi="Cambria Math"/>
+            </w:rPr>
+            <m:t>≤</m:t>
+          </m:r>
+          <m:r>
+            <w:rPr>
+              <w:rFonts w:ascii="Cambria Math" w:hAnsi="Cambria Math"/>
+            </w:rPr>
+            <m:t>1</m:t>
+          </m:r>
+        </m:oMath>
+      </m:oMathPara>
+    </w:p>
+    <w:p>
+      <w:pPr>
+        <w:tabs>
+          <w:tab w:val="left" w:pos="6431"/>
+        </w:tabs>
+      </w:pPr>
+      <w:r>
+        <w:rPr>
+          <w:rFonts w:hint="eastAsia"/>
+        </w:rPr>
+        <w:t>当，</w:t>
+      </w:r>
+    </w:p>
+    <w:p>
+      <w:pPr>
+        <w:tabs>
+          <w:tab w:val="left" w:pos="6431"/>
+        </w:tabs>
+      </w:pPr>
+      <m:oMathPara>
+        <m:oMath>
+          <m:r>
+            <w:rPr>
+              <w:rFonts w:ascii="Cambria Math" w:hAnsi="Cambria Math"/>
+            </w:rPr>
+            <m:t>n</m:t>
+          </m:r>
+          <m:r>
+            <w:rPr>
+              <w:rFonts w:ascii="Cambria Math" w:hAnsi="Cambria Math"/>
+            </w:rPr>
+            <m:t>=0=</m:t>
+          </m:r>
+          <m:f>
+            <m:fPr>
+              <m:ctrlPr>
+                <w:rPr>
+                  <w:rFonts w:ascii="Cambria Math" w:hAnsi="Cambria Math"/>
+                  <w:i/>
+                </w:rPr>
+              </m:ctrlPr>
+            </m:fPr>
+            <m:num>
+              <m:r>
+                <w:rPr>
+                  <w:rFonts w:ascii="Cambria Math" w:hAnsi="Cambria Math"/>
+                </w:rPr>
+                <m:t>1</m:t>
+              </m:r>
+            </m:num>
+            <m:den>
+              <m:r>
+                <w:rPr>
+                  <w:rFonts w:ascii="Cambria Math" w:hAnsi="Cambria Math" w:hint="eastAsia"/>
+                </w:rPr>
+                <m:t>c</m:t>
+              </m:r>
+            </m:den>
+          </m:f>
+        </m:oMath>
+      </m:oMathPara>
+    </w:p>
+    <w:p>
+      <w:pPr>
+        <w:tabs>
+          <w:tab w:val="left" w:pos="6431"/>
+        </w:tabs>
+        <w:rPr>
+          <w:rFonts w:hint="eastAsia"/>
+        </w:rPr>
+      </w:pPr>
+      <m:oMathPara>
+        <m:oMath>
+          <m:r>
+            <w:rPr>
+              <w:rFonts w:ascii="Cambria Math" w:hAnsi="Cambria Math"/>
+            </w:rPr>
+            <m:t>2vt</m:t>
+          </m:r>
+          <m:r>
+            <w:rPr>
+              <w:rFonts w:ascii="Cambria Math" w:hAnsi="Cambria Math"/>
+            </w:rPr>
+            <m:t>n</m:t>
+          </m:r>
+          <m:r>
+            <w:rPr>
+              <w:rFonts w:ascii="Cambria Math" w:hAnsi="Cambria Math"/>
+            </w:rPr>
+            <m:t>=</m:t>
+          </m:r>
+          <m:r>
+            <w:rPr>
+              <w:rFonts w:ascii="Cambria Math" w:hAnsi="Cambria Math"/>
+            </w:rPr>
+            <m:t>2vt</m:t>
+          </m:r>
+          <m:f>
+            <m:fPr>
+              <m:ctrlPr>
+                <w:rPr>
+                  <w:rFonts w:ascii="Cambria Math" w:hAnsi="Cambria Math"/>
+                  <w:i/>
+                </w:rPr>
+              </m:ctrlPr>
+            </m:fPr>
+            <m:num>
+              <m:r>
+                <w:rPr>
+                  <w:rFonts w:ascii="Cambria Math" w:hAnsi="Cambria Math"/>
+                </w:rPr>
+                <m:t>1</m:t>
+              </m:r>
+            </m:num>
+            <m:den>
+              <m:r>
+                <w:rPr>
+                  <w:rFonts w:ascii="Cambria Math" w:hAnsi="Cambria Math" w:hint="eastAsia"/>
+                </w:rPr>
+                <m:t>c</m:t>
+              </m:r>
+            </m:den>
+          </m:f>
+          <m:r>
+            <w:rPr>
+              <w:rFonts w:ascii="Cambria Math" w:hAnsi="Cambria Math"/>
+            </w:rPr>
+            <m:t>=</m:t>
+          </m:r>
+          <m:f>
+            <m:fPr>
+              <m:ctrlPr>
+                <w:rPr>
+                  <w:rFonts w:ascii="Cambria Math" w:hAnsi="Cambria Math"/>
+                  <w:i/>
+                </w:rPr>
+              </m:ctrlPr>
+            </m:fPr>
+            <m:num>
+              <m:r>
+                <w:rPr>
+                  <w:rFonts w:ascii="Cambria Math" w:hAnsi="Cambria Math"/>
+                </w:rPr>
+                <m:t>2</m:t>
+              </m:r>
+              <m:r>
+                <w:rPr>
+                  <w:rFonts w:ascii="Cambria Math" w:hAnsi="Cambria Math" w:hint="eastAsia"/>
+                </w:rPr>
+                <m:t>t</m:t>
+              </m:r>
+            </m:num>
+            <m:den>
+              <m:r>
+                <w:rPr>
+                  <w:rFonts w:ascii="Cambria Math" w:hAnsi="Cambria Math"/>
+                </w:rPr>
+                <m:t>c</m:t>
+              </m:r>
+            </m:den>
+          </m:f>
+        </m:oMath>
+      </m:oMathPara>
+    </w:p>
+    <w:p>
+      <w:pPr>
+        <w:tabs>
+          <w:tab w:val="left" w:pos="6431"/>
+        </w:tabs>
+      </w:pPr>
+      <m:oMathPara>
+        <m:oMath>
+          <m:r>
+            <w:rPr>
+              <w:rFonts w:ascii="Cambria Math" w:hAnsi="Cambria Math"/>
+            </w:rPr>
+            <m:t>v</m:t>
+          </m:r>
+          <m:r>
+            <w:rPr>
+              <w:rFonts w:ascii="Cambria Math" w:hAnsi="Cambria Math"/>
+            </w:rPr>
+            <m:t>=1</m:t>
+          </m:r>
+          <m:r>
+            <w:rPr>
+              <w:rFonts w:ascii="Cambria Math" w:hAnsi="Cambria Math"/>
+            </w:rPr>
+            <m:t>=</m:t>
+          </m:r>
+          <m:sSup>
+            <m:sSupPr>
+              <m:ctrlPr>
+                <w:rPr>
+                  <w:rFonts w:ascii="Cambria Math" w:hAnsi="Cambria Math"/>
+                  <w:i/>
+                </w:rPr>
+              </m:ctrlPr>
+            </m:sSupPr>
+            <m:e>
+              <m:r>
+                <w:rPr>
+                  <w:rFonts w:ascii="Cambria Math" w:hAnsi="Cambria Math"/>
+                </w:rPr>
+                <m:t>c</m:t>
+              </m:r>
+            </m:e>
+            <m:sup>
+              <m:r>
+                <w:rPr>
+                  <w:rFonts w:ascii="Cambria Math" w:hAnsi="Cambria Math"/>
+                </w:rPr>
+                <m:t>2</m:t>
+              </m:r>
+            </m:sup>
+          </m:sSup>
+        </m:oMath>
+      </m:oMathPara>
+    </w:p>
+    <w:p>
+      <w:pPr>
+        <w:tabs>
+          <w:tab w:val="left" w:pos="6431"/>
+        </w:tabs>
+      </w:pPr>
+      <w:r>
+        <w:rPr>
+          <w:rFonts w:hint="eastAsia"/>
+        </w:rPr>
+        <w:t>因为，</w:t>
+      </w:r>
+      <m:oMath>
+        <m:r>
+          <w:rPr>
+            <w:rFonts w:ascii="Cambria Math" w:hAnsi="Cambria Math" w:hint="eastAsia"/>
+          </w:rPr>
+          <m:t>c</m:t>
+        </m:r>
+        <m:r>
+          <w:rPr>
+            <w:rFonts w:ascii="Cambria Math" w:hAnsi="Cambria Math"/>
+          </w:rPr>
+          <m:t>=-1</m:t>
+        </m:r>
+      </m:oMath>
+      <w:r>
+        <w:rPr>
+          <w:rFonts w:hint="eastAsia"/>
+        </w:rPr>
+        <w:t>。</w:t>
+      </w:r>
+      <w:r>
+        <w:rPr>
+          <w:rFonts w:hint="eastAsia"/>
+        </w:rPr>
+        <w:t>当</w:t>
+      </w:r>
+      <m:oMath>
+        <m:r>
+          <w:rPr>
+            <w:rFonts w:ascii="Cambria Math" w:hAnsi="Cambria Math"/>
+          </w:rPr>
+          <m:t>n</m:t>
+        </m:r>
+        <m:r>
+          <w:rPr>
+            <w:rFonts w:ascii="Cambria Math" w:hAnsi="Cambria Math"/>
+          </w:rPr>
+          <m:t>=1</m:t>
+        </m:r>
+      </m:oMath>
+      <w:r>
+        <w:rPr>
+          <w:rFonts w:hint="eastAsia"/>
+        </w:rPr>
+        <w:t>，</w:t>
+      </w:r>
+    </w:p>
+    <w:p>
+      <w:pPr>
+        <w:tabs>
+          <w:tab w:val="left" w:pos="6431"/>
+        </w:tabs>
+      </w:pPr>
+      <m:oMathPara>
+        <m:oMath>
+          <m:r>
+            <w:rPr>
+              <w:rFonts w:ascii="Cambria Math" w:hAnsi="Cambria Math"/>
+            </w:rPr>
+            <m:t>2vt</m:t>
+          </m:r>
+          <m:r>
+            <w:rPr>
+              <w:rFonts w:ascii="Cambria Math" w:hAnsi="Cambria Math"/>
+            </w:rPr>
+            <m:t>n</m:t>
+          </m:r>
+          <m:r>
+            <w:rPr>
+              <w:rFonts w:ascii="Cambria Math" w:hAnsi="Cambria Math"/>
+            </w:rPr>
+            <m:t>=2</m:t>
+          </m:r>
+          <m:r>
+            <w:rPr>
+              <w:rFonts w:ascii="Cambria Math" w:hAnsi="Cambria Math" w:hint="eastAsia"/>
+            </w:rPr>
+            <m:t>vt</m:t>
+          </m:r>
+          <m:r>
+            <w:rPr>
+              <w:rFonts w:ascii="Cambria Math" w:hAnsi="Cambria Math"/>
+            </w:rPr>
+            <m:t>=</m:t>
+          </m:r>
+          <m:f>
+            <m:fPr>
+              <m:ctrlPr>
+                <w:rPr>
+                  <w:rFonts w:ascii="Cambria Math" w:hAnsi="Cambria Math"/>
+                  <w:i/>
+                </w:rPr>
+              </m:ctrlPr>
+            </m:fPr>
+            <m:num>
+              <m:r>
+                <w:rPr>
+                  <w:rFonts w:ascii="Cambria Math" w:hAnsi="Cambria Math"/>
+                </w:rPr>
+                <m:t>2t</m:t>
+              </m:r>
+            </m:num>
+            <m:den>
+              <m:r>
+                <w:rPr>
+                  <w:rFonts w:ascii="Cambria Math" w:hAnsi="Cambria Math"/>
+                </w:rPr>
+                <m:t>c</m:t>
+              </m:r>
+            </m:den>
+          </m:f>
+        </m:oMath>
+      </m:oMathPara>
+    </w:p>
+    <w:p>
+      <w:pPr>
+        <w:tabs>
+          <w:tab w:val="left" w:pos="6431"/>
+        </w:tabs>
+      </w:pPr>
+      <m:oMathPara>
+        <m:oMath>
+          <m:r>
+            <w:rPr>
+              <w:rFonts w:ascii="Cambria Math" w:hAnsi="Cambria Math" w:hint="eastAsia"/>
+            </w:rPr>
+            <w:lastRenderedPageBreak/>
+            <m:t>v</m:t>
+          </m:r>
+          <m:r>
+            <w:rPr>
+              <w:rFonts w:ascii="Cambria Math" w:hAnsi="Cambria Math"/>
+            </w:rPr>
+            <m:t>=</m:t>
+          </m:r>
+          <m:f>
+            <m:fPr>
+              <m:ctrlPr>
+                <w:rPr>
+                  <w:rFonts w:ascii="Cambria Math" w:hAnsi="Cambria Math"/>
+                  <w:i/>
+                </w:rPr>
+              </m:ctrlPr>
+            </m:fPr>
+            <m:num>
+              <m:r>
+                <w:rPr>
+                  <w:rFonts w:ascii="Cambria Math" w:hAnsi="Cambria Math"/>
+                </w:rPr>
+                <m:t>1</m:t>
+              </m:r>
+            </m:num>
+            <m:den>
+              <m:r>
+                <w:rPr>
+                  <w:rFonts w:ascii="Cambria Math" w:hAnsi="Cambria Math"/>
+                </w:rPr>
+                <m:t>c</m:t>
+              </m:r>
+            </m:den>
+          </m:f>
+        </m:oMath>
+      </m:oMathPara>
+    </w:p>
+    <w:p>
+      <w:pPr>
+        <w:tabs>
+          <w:tab w:val="left" w:pos="6431"/>
+        </w:tabs>
+      </w:pPr>
+      <w:r>
+        <w:rPr>
+          <w:rFonts w:hint="eastAsia"/>
+        </w:rPr>
+        <w:t>也就是，</w:t>
+      </w:r>
+    </w:p>
+    <w:p>
+      <w:pPr>
+        <w:tabs>
+          <w:tab w:val="left" w:pos="6431"/>
+        </w:tabs>
+        <w:rPr>
+          <w:rFonts w:hint="eastAsia"/>
+        </w:rPr>
+      </w:pPr>
+      <m:oMathPara>
+        <m:oMath>
+          <m:r>
+            <w:rPr>
+              <w:rFonts w:ascii="Cambria Math" w:hAnsi="Cambria Math"/>
+            </w:rPr>
+            <m:t>n</m:t>
+          </m:r>
+          <m:r>
+            <w:rPr>
+              <w:rFonts w:ascii="Cambria Math" w:hAnsi="Cambria Math"/>
+            </w:rPr>
+            <m:t>=</m:t>
+          </m:r>
+          <m:f>
+            <m:fPr>
+              <m:ctrlPr>
+                <w:rPr>
+                  <w:rFonts w:ascii="Cambria Math" w:hAnsi="Cambria Math"/>
+                  <w:i/>
+                </w:rPr>
+              </m:ctrlPr>
+            </m:fPr>
+            <m:num>
+              <m:r>
+                <w:rPr>
+                  <w:rFonts w:ascii="Cambria Math" w:hAnsi="Cambria Math"/>
+                </w:rPr>
+                <m:t>1</m:t>
+              </m:r>
+            </m:num>
+            <m:den>
+              <m:r>
+                <w:rPr>
+                  <w:rFonts w:ascii="Cambria Math" w:hAnsi="Cambria Math" w:hint="eastAsia"/>
+                </w:rPr>
+                <m:t>c</m:t>
+              </m:r>
+            </m:den>
+          </m:f>
+          <m:r>
+            <w:rPr>
+              <w:rFonts w:ascii="Cambria Math" w:hAnsi="Cambria Math"/>
+            </w:rPr>
+            <m:t>→v=</m:t>
+          </m:r>
+          <m:sSup>
+            <m:sSupPr>
+              <m:ctrlPr>
+                <w:rPr>
+                  <w:rFonts w:ascii="Cambria Math" w:hAnsi="Cambria Math"/>
+                  <w:i/>
+                </w:rPr>
+              </m:ctrlPr>
+            </m:sSupPr>
+            <m:e>
+              <m:r>
+                <w:rPr>
+                  <w:rFonts w:ascii="Cambria Math" w:hAnsi="Cambria Math"/>
+                </w:rPr>
+                <m:t>c</m:t>
+              </m:r>
+            </m:e>
+            <m:sup>
+              <m:r>
+                <w:rPr>
+                  <w:rFonts w:ascii="Cambria Math" w:hAnsi="Cambria Math"/>
+                </w:rPr>
+                <m:t>2</m:t>
+              </m:r>
+            </m:sup>
+          </m:sSup>
+        </m:oMath>
+      </m:oMathPara>
+    </w:p>
+    <w:p>
+      <w:pPr>
+        <w:tabs>
+          <w:tab w:val="left" w:pos="6431"/>
+        </w:tabs>
+      </w:pPr>
+      <m:oMathPara>
+        <m:oMath>
+          <m:r>
+            <w:rPr>
+              <w:rFonts w:ascii="Cambria Math" w:hAnsi="Cambria Math"/>
+            </w:rPr>
+            <m:t>n</m:t>
+          </m:r>
+          <m:r>
+            <w:rPr>
+              <w:rFonts w:ascii="Cambria Math" w:hAnsi="Cambria Math"/>
+            </w:rPr>
+            <m:t>=</m:t>
+          </m:r>
+          <m:r>
+            <w:rPr>
+              <w:rFonts w:ascii="Cambria Math" w:hAnsi="Cambria Math"/>
+            </w:rPr>
+            <m:t>1→v=</m:t>
+          </m:r>
+          <m:f>
+            <m:fPr>
+              <m:ctrlPr>
+                <w:rPr>
+                  <w:rFonts w:ascii="Cambria Math" w:hAnsi="Cambria Math"/>
+                  <w:i/>
+                </w:rPr>
+              </m:ctrlPr>
+            </m:fPr>
+            <m:num>
+              <m:r>
+                <w:rPr>
+                  <w:rFonts w:ascii="Cambria Math" w:hAnsi="Cambria Math"/>
+                </w:rPr>
+                <m:t>1</m:t>
+              </m:r>
+            </m:num>
+            <m:den>
+              <m:r>
+                <w:rPr>
+                  <w:rFonts w:ascii="Cambria Math" w:hAnsi="Cambria Math"/>
+                </w:rPr>
+                <m:t>c</m:t>
+              </m:r>
+            </m:den>
+          </m:f>
+        </m:oMath>
+      </m:oMathPara>
+    </w:p>
+    <w:p>
+      <w:pPr>
+        <w:tabs>
+          <w:tab w:val="left" w:pos="6431"/>
+        </w:tabs>
+      </w:pPr>
+      <m:oMath>
+        <m:r>
+          <w:rPr>
+            <w:rFonts w:ascii="Cambria Math" w:hAnsi="Cambria Math"/>
+          </w:rPr>
+          <m:t>v</m:t>
+        </m:r>
+      </m:oMath>
+      <w:r>
+        <w:rPr>
+          <w:rFonts w:hint="eastAsia"/>
+        </w:rPr>
+        <w:t>和</w:t>
+      </w:r>
+      <m:oMath>
+        <m:r>
+          <w:rPr>
+            <w:rFonts w:ascii="Cambria Math" w:hAnsi="Cambria Math"/>
+          </w:rPr>
+          <m:t>k</m:t>
+        </m:r>
+      </m:oMath>
+      <w:r>
+        <w:rPr>
+          <w:rFonts w:hint="eastAsia"/>
+        </w:rPr>
+        <w:t>是可以互换的，</w:t>
+      </w:r>
+      <w:r>
+        <w:rPr>
+          <w:rFonts w:hint="eastAsia"/>
+        </w:rPr>
+        <w:t>也就是说，</w:t>
+      </w:r>
+      <m:oMath>
+        <m:r>
+          <w:rPr>
+            <w:rFonts w:ascii="Cambria Math" w:hAnsi="Cambria Math"/>
+          </w:rPr>
+          <m:t>v</m:t>
+        </m:r>
+      </m:oMath>
+      <w:r>
+        <w:rPr>
+          <w:rFonts w:hint="eastAsia"/>
+        </w:rPr>
+        <w:t>起到的就是</w:t>
+      </w:r>
+      <m:oMath>
+        <m:r>
+          <w:rPr>
+            <w:rFonts w:ascii="Cambria Math" w:hAnsi="Cambria Math" w:hint="eastAsia"/>
+          </w:rPr>
+          <m:t>k</m:t>
+        </m:r>
+      </m:oMath>
+      <w:r>
+        <w:rPr>
+          <w:rFonts w:hint="eastAsia"/>
+        </w:rPr>
+        <w:t>的作用</w:t>
+      </w:r>
+      <w:r>
+        <w:rPr>
+          <w:rFonts w:hint="eastAsia"/>
+        </w:rPr>
+        <w:t>，但和</w:t>
+      </w:r>
+      <m:oMath>
+        <m:r>
+          <w:rPr>
+            <w:rFonts w:ascii="Cambria Math" w:hAnsi="Cambria Math"/>
+          </w:rPr>
+          <m:t>v</m:t>
+        </m:r>
+      </m:oMath>
+      <w:r>
+        <w:rPr>
+          <w:rFonts w:hint="eastAsia"/>
+        </w:rPr>
+        <w:t>关于</w:t>
+      </w:r>
+      <m:oMath>
+        <m:r>
+          <w:rPr>
+            <w:rFonts w:ascii="Cambria Math" w:hAnsi="Cambria Math" w:hint="eastAsia"/>
+          </w:rPr>
+          <m:t>c</m:t>
+        </m:r>
+      </m:oMath>
+      <w:r>
+        <w:rPr>
+          <w:rFonts w:hint="eastAsia"/>
+        </w:rPr>
+        <w:t>互为倒数。</w:t>
+      </w:r>
+    </w:p>
+    <w:p>
+      <w:pPr>
+        <w:tabs>
+          <w:tab w:val="left" w:pos="6431"/>
+        </w:tabs>
+        <w:rPr>
+          <w:rFonts w:hint="eastAsia"/>
+        </w:rPr>
+      </w:pPr>
+      <m:oMathPara>
+        <m:oMath>
+          <m:r>
+            <w:rPr>
+              <w:rFonts w:ascii="Cambria Math" w:hAnsi="Cambria Math"/>
+            </w:rPr>
+            <m:t>n</m:t>
+          </m:r>
+          <m:r>
+            <w:rPr>
+              <w:rFonts w:ascii="Cambria Math" w:hAnsi="Cambria Math"/>
+            </w:rPr>
+            <m:t>=</m:t>
+          </m:r>
+          <m:f>
+            <m:fPr>
+              <m:ctrlPr>
+                <w:rPr>
+                  <w:rFonts w:ascii="Cambria Math" w:hAnsi="Cambria Math"/>
+                  <w:i/>
+                </w:rPr>
+              </m:ctrlPr>
+            </m:fPr>
+            <m:num>
+              <m:r>
+                <w:rPr>
+                  <w:rFonts w:ascii="Cambria Math" w:hAnsi="Cambria Math" w:hint="eastAsia"/>
+                </w:rPr>
+                <m:t>c</m:t>
+              </m:r>
+              <m:ctrlPr>
+                <w:rPr>
+                  <w:rFonts w:ascii="Cambria Math" w:hAnsi="Cambria Math" w:hint="eastAsia"/>
+                  <w:i/>
+                </w:rPr>
+              </m:ctrlPr>
+            </m:num>
+            <m:den>
+              <m:r>
+                <w:rPr>
+                  <w:rFonts w:ascii="Cambria Math" w:hAnsi="Cambria Math"/>
+                </w:rPr>
+                <m:t>v</m:t>
+              </m:r>
+            </m:den>
+          </m:f>
+        </m:oMath>
+      </m:oMathPara>
+    </w:p>
+    <w:p>
+      <w:pPr>
+        <w:tabs>
+          <w:tab w:val="left" w:pos="6431"/>
+        </w:tabs>
+      </w:pPr>
+      <m:oMathPara>
+        <m:oMath>
+          <m:r>
+            <w:rPr>
+              <w:rFonts w:ascii="Cambria Math" w:hAnsi="Cambria Math"/>
+            </w:rPr>
+            <m:t>2vtn</m:t>
+          </m:r>
+          <m:r>
+            <w:rPr>
+              <w:rFonts w:ascii="Cambria Math" w:hAnsi="Cambria Math"/>
+            </w:rPr>
+            <m:t>=</m:t>
+          </m:r>
+          <m:r>
+            <w:rPr>
+              <w:rFonts w:ascii="Cambria Math" w:hAnsi="Cambria Math"/>
+            </w:rPr>
+            <m:t>2vt</m:t>
+          </m:r>
+          <m:f>
+            <m:fPr>
+              <m:ctrlPr>
+                <w:rPr>
+                  <w:rFonts w:ascii="Cambria Math" w:hAnsi="Cambria Math"/>
+                  <w:i/>
+                </w:rPr>
+              </m:ctrlPr>
+            </m:fPr>
+            <m:num>
+              <m:r>
+                <w:rPr>
+                  <w:rFonts w:ascii="Cambria Math" w:hAnsi="Cambria Math"/>
+                </w:rPr>
+                <m:t>c</m:t>
+              </m:r>
+            </m:num>
+            <m:den>
+              <m:r>
+                <w:rPr>
+                  <w:rFonts w:ascii="Cambria Math" w:hAnsi="Cambria Math"/>
+                </w:rPr>
+                <m:t>v</m:t>
+              </m:r>
+            </m:den>
+          </m:f>
+          <m:r>
+            <w:rPr>
+              <w:rFonts w:ascii="Cambria Math" w:hAnsi="Cambria Math"/>
+            </w:rPr>
+            <m:t>=2tc=</m:t>
+          </m:r>
+          <m:f>
+            <m:fPr>
+              <m:ctrlPr>
+                <w:rPr>
+                  <w:rFonts w:ascii="Cambria Math" w:hAnsi="Cambria Math"/>
+                  <w:i/>
+                </w:rPr>
+              </m:ctrlPr>
+            </m:fPr>
+            <m:num>
+              <m:r>
+                <w:rPr>
+                  <w:rFonts w:ascii="Cambria Math" w:hAnsi="Cambria Math"/>
+                </w:rPr>
+                <m:t>2t</m:t>
+              </m:r>
+            </m:num>
+            <m:den>
+              <m:r>
+                <w:rPr>
+                  <w:rFonts w:ascii="Cambria Math" w:hAnsi="Cambria Math"/>
+                </w:rPr>
+                <m:t>c</m:t>
+              </m:r>
+            </m:den>
+          </m:f>
+        </m:oMath>
+      </m:oMathPara>
+    </w:p>
+    <w:p>
+      <w:pPr>
+        <w:tabs>
+          <w:tab w:val="left" w:pos="6431"/>
+        </w:tabs>
+      </w:pPr>
+      <m:oMathPara>
+        <m:oMath>
+          <m:r>
+            <w:rPr>
+              <w:rFonts w:ascii="Cambria Math" w:hAnsi="Cambria Math"/>
+            </w:rPr>
+            <m:t>c=</m:t>
+          </m:r>
+          <m:f>
+            <m:fPr>
+              <m:ctrlPr>
+                <w:rPr>
+                  <w:rFonts w:ascii="Cambria Math" w:hAnsi="Cambria Math"/>
+                  <w:i/>
+                </w:rPr>
+              </m:ctrlPr>
+            </m:fPr>
+            <m:num>
+              <m:r>
+                <w:rPr>
+                  <w:rFonts w:ascii="Cambria Math" w:hAnsi="Cambria Math"/>
+                </w:rPr>
+                <m:t>1</m:t>
+              </m:r>
+            </m:num>
+            <m:den>
+              <m:r>
+                <w:rPr>
+                  <w:rFonts w:ascii="Cambria Math" w:hAnsi="Cambria Math"/>
+                </w:rPr>
+                <m:t>c</m:t>
+              </m:r>
+            </m:den>
+          </m:f>
+          <m:r>
+            <w:rPr>
+              <w:rFonts w:ascii="Cambria Math" w:hAnsi="Cambria Math"/>
+            </w:rPr>
+            <m:t>=-1</m:t>
+          </m:r>
+        </m:oMath>
+      </m:oMathPara>
+    </w:p>
+    <w:p>
+      <w:pPr>
+        <w:tabs>
+          <w:tab w:val="left" w:pos="6431"/>
+        </w:tabs>
+      </w:pPr>
+      <w:r>
+        <w:rPr>
+          <w:rFonts w:hint="eastAsia"/>
+        </w:rPr>
+        <w:t>所以，</w:t>
+      </w:r>
+    </w:p>
+    <w:p>
+      <w:pPr>
+        <w:tabs>
+          <w:tab w:val="left" w:pos="6431"/>
+        </w:tabs>
+      </w:pPr>
+      <m:oMathPara>
+        <m:oMath>
+          <m:r>
+            <w:rPr>
+              <w:rFonts w:ascii="Cambria Math" w:hAnsi="Cambria Math"/>
+            </w:rPr>
+            <m:t>v=</m:t>
+          </m:r>
+          <m:f>
+            <m:fPr>
+              <m:ctrlPr>
+                <w:rPr>
+                  <w:rFonts w:ascii="Cambria Math" w:hAnsi="Cambria Math"/>
+                  <w:i/>
+                </w:rPr>
+              </m:ctrlPr>
+            </m:fPr>
+            <m:num>
+              <m:r>
+                <w:rPr>
+                  <w:rFonts w:ascii="Cambria Math" w:hAnsi="Cambria Math"/>
+                </w:rPr>
+                <m:t>c</m:t>
+              </m:r>
+            </m:num>
+            <m:den>
+              <m:r>
+                <w:rPr>
+                  <w:rFonts w:ascii="Cambria Math" w:hAnsi="Cambria Math"/>
+                </w:rPr>
+                <m:t>n</m:t>
+              </m:r>
+            </m:den>
+          </m:f>
+        </m:oMath>
+      </m:oMathPara>
+    </w:p>
+    <w:p>
+      <w:pPr>
+        <w:tabs>
+          <w:tab w:val="left" w:pos="6431"/>
+        </w:tabs>
+      </w:pPr>
+      <m:oMathPara>
+        <m:oMath>
+          <m:r>
+            <w:rPr>
+              <w:rFonts w:ascii="Cambria Math" w:hAnsi="Cambria Math"/>
+            </w:rPr>
+            <m:t>2</m:t>
+          </m:r>
+          <m:r>
+            <w:rPr>
+              <w:rFonts w:ascii="Cambria Math" w:hAnsi="Cambria Math"/>
+            </w:rPr>
+            <m:t>v</m:t>
+          </m:r>
+          <m:r>
+            <w:rPr>
+              <w:rFonts w:ascii="Cambria Math" w:hAnsi="Cambria Math"/>
+            </w:rPr>
+            <m:t>t=</m:t>
+          </m:r>
+          <m:r>
+            <w:rPr>
+              <w:rFonts w:ascii="Cambria Math" w:hAnsi="Cambria Math"/>
+            </w:rPr>
+            <m:t>2</m:t>
+          </m:r>
+          <m:f>
+            <m:fPr>
+              <m:ctrlPr>
+                <w:rPr>
+                  <w:rFonts w:ascii="Cambria Math" w:hAnsi="Cambria Math"/>
+                  <w:i/>
+                </w:rPr>
+              </m:ctrlPr>
+            </m:fPr>
+            <m:num>
+              <m:r>
+                <w:rPr>
+                  <w:rFonts w:ascii="Cambria Math" w:hAnsi="Cambria Math"/>
+                </w:rPr>
+                <m:t>c</m:t>
+              </m:r>
+            </m:num>
+            <m:den>
+              <m:r>
+                <w:rPr>
+                  <w:rFonts w:ascii="Cambria Math" w:hAnsi="Cambria Math"/>
+                </w:rPr>
+                <m:t>n</m:t>
+              </m:r>
+            </m:den>
+          </m:f>
+          <m:r>
+            <w:rPr>
+              <w:rFonts w:ascii="Cambria Math" w:hAnsi="Cambria Math"/>
+            </w:rPr>
+            <m:t>t</m:t>
+          </m:r>
+          <m:r>
+            <w:rPr>
+              <w:rFonts w:ascii="Cambria Math" w:hAnsi="Cambria Math"/>
+            </w:rPr>
+            <m:t>=</m:t>
+          </m:r>
+          <m:r>
+            <w:rPr>
+              <w:rFonts w:ascii="Cambria Math" w:hAnsi="Cambria Math"/>
+            </w:rPr>
+            <m:t>2</m:t>
+          </m:r>
+          <m:f>
+            <m:fPr>
+              <m:ctrlPr>
+                <w:rPr>
+                  <w:rFonts w:ascii="Cambria Math" w:hAnsi="Cambria Math"/>
+                  <w:i/>
+                </w:rPr>
+              </m:ctrlPr>
+            </m:fPr>
+            <m:num>
+              <m:r>
+                <w:rPr>
+                  <w:rFonts w:ascii="Cambria Math" w:hAnsi="Cambria Math"/>
+                </w:rPr>
+                <m:t>ct</m:t>
+              </m:r>
+            </m:num>
+            <m:den>
+              <m:r>
+                <w:rPr>
+                  <w:rFonts w:ascii="Cambria Math" w:hAnsi="Cambria Math"/>
+                </w:rPr>
+                <m:t>n</m:t>
+              </m:r>
+            </m:den>
+          </m:f>
+          <m:r>
+            <w:rPr>
+              <w:rFonts w:ascii="Cambria Math" w:hAnsi="Cambria Math"/>
+            </w:rPr>
+            <m:t>,</m:t>
+          </m:r>
+          <m:f>
+            <m:fPr>
+              <m:ctrlPr>
+                <w:rPr>
+                  <w:rFonts w:ascii="Cambria Math" w:hAnsi="Cambria Math"/>
+                  <w:i/>
+                </w:rPr>
+              </m:ctrlPr>
+            </m:fPr>
+            <m:num>
+              <m:r>
+                <w:rPr>
+                  <w:rFonts w:ascii="Cambria Math" w:hAnsi="Cambria Math"/>
+                </w:rPr>
+                <m:t>1</m:t>
+              </m:r>
+            </m:num>
+            <m:den>
+              <m:r>
+                <w:rPr>
+                  <w:rFonts w:ascii="Cambria Math" w:hAnsi="Cambria Math"/>
+                </w:rPr>
+                <m:t>c</m:t>
+              </m:r>
+            </m:den>
+          </m:f>
+          <m:r>
+            <w:rPr>
+              <w:rFonts w:ascii="Cambria Math" w:hAnsi="Cambria Math"/>
+            </w:rPr>
+            <m:t>≤n≤</m:t>
+          </m:r>
+          <m:sSup>
+            <m:sSupPr>
+              <m:ctrlPr>
+                <w:rPr>
+                  <w:rFonts w:ascii="Cambria Math" w:hAnsi="Cambria Math"/>
+                  <w:i/>
+                </w:rPr>
+              </m:ctrlPr>
+            </m:sSupPr>
+            <m:e>
+              <m:r>
+                <w:rPr>
+                  <w:rFonts w:ascii="Cambria Math" w:hAnsi="Cambria Math"/>
+                </w:rPr>
+                <m:t>c</m:t>
+              </m:r>
+            </m:e>
+            <m:sup>
+              <m:r>
+                <w:rPr>
+                  <w:rFonts w:ascii="Cambria Math" w:hAnsi="Cambria Math"/>
+                </w:rPr>
+                <m:t>2</m:t>
+              </m:r>
+            </m:sup>
+          </m:sSup>
+        </m:oMath>
+      </m:oMathPara>
+    </w:p>
+    <w:p>
+      <w:pPr>
+        <w:tabs>
+          <w:tab w:val="left" w:pos="6431"/>
+        </w:tabs>
+        <w:rPr>
+          <w:rFonts w:hint="eastAsia"/>
+        </w:rPr>
+      </w:pPr>
+      <m:oMathPara>
+        <m:oMath>
+          <m:f>
+            <m:fPr>
+              <m:ctrlPr>
+                <w:rPr>
+                  <w:rFonts w:ascii="Cambria Math" w:hAnsi="Cambria Math"/>
+                  <w:i/>
+                </w:rPr>
+              </m:ctrlPr>
+            </m:fPr>
+            <m:num>
+              <m:r>
+                <w:rPr>
+                  <w:rFonts w:ascii="Cambria Math" w:hAnsi="Cambria Math"/>
+                </w:rPr>
+                <m:t>1</m:t>
+              </m:r>
+            </m:num>
+            <m:den>
+              <m:sSup>
+                <m:sSupPr>
+                  <m:ctrlPr>
+                    <w:rPr>
+                      <w:rFonts w:ascii="Cambria Math" w:hAnsi="Cambria Math"/>
+                      <w:i/>
+                    </w:rPr>
+                  </m:ctrlPr>
+                </m:sSupPr>
+                <m:e>
+                  <m:r>
+                    <w:rPr>
+                      <w:rFonts w:ascii="Cambria Math" w:hAnsi="Cambria Math"/>
+                    </w:rPr>
+                    <m:t>c</m:t>
+                  </m:r>
+                </m:e>
+                <m:sup>
+                  <m:r>
+                    <w:rPr>
+                      <w:rFonts w:ascii="Cambria Math" w:hAnsi="Cambria Math"/>
+                    </w:rPr>
+                    <m:t>2</m:t>
+                  </m:r>
+                </m:sup>
+              </m:sSup>
+            </m:den>
+          </m:f>
+          <m:r>
+            <w:rPr>
+              <w:rFonts w:ascii="Cambria Math" w:hAnsi="Cambria Math"/>
+            </w:rPr>
+            <m:t>≤</m:t>
+          </m:r>
+          <m:f>
+            <m:fPr>
+              <m:ctrlPr>
+                <w:rPr>
+                  <w:rFonts w:ascii="Cambria Math" w:hAnsi="Cambria Math"/>
+                  <w:i/>
+                </w:rPr>
+              </m:ctrlPr>
+            </m:fPr>
+            <m:num>
+              <m:r>
+                <w:rPr>
+                  <w:rFonts w:ascii="Cambria Math" w:hAnsi="Cambria Math"/>
+                </w:rPr>
+                <m:t>1</m:t>
+              </m:r>
+            </m:num>
+            <m:den>
+              <m:r>
+                <w:rPr>
+                  <w:rFonts w:ascii="Cambria Math" w:hAnsi="Cambria Math"/>
+                </w:rPr>
+                <m:t>n</m:t>
+              </m:r>
+            </m:den>
+          </m:f>
+          <m:r>
+            <w:rPr>
+              <w:rFonts w:ascii="Cambria Math" w:hAnsi="Cambria Math"/>
+            </w:rPr>
+            <m:t>≤</m:t>
+          </m:r>
+          <m:r>
+            <w:rPr>
+              <w:rFonts w:ascii="Cambria Math" w:hAnsi="Cambria Math"/>
+            </w:rPr>
+            <m:t>c</m:t>
+          </m:r>
+        </m:oMath>
+      </m:oMathPara>
+    </w:p>
+    <w:p>
+      <w:pPr>
+        <w:tabs>
+          <w:tab w:val="left" w:pos="6431"/>
+        </w:tabs>
+      </w:pPr>
+      <m:oMathPara>
+        <m:oMath>
+          <m:f>
+            <m:fPr>
+              <m:ctrlPr>
+                <w:rPr>
+                  <w:rFonts w:ascii="Cambria Math" w:hAnsi="Cambria Math"/>
+                  <w:i/>
+                </w:rPr>
+              </m:ctrlPr>
+            </m:fPr>
+            <m:num>
+              <m:r>
+                <w:rPr>
+                  <w:rFonts w:ascii="Cambria Math" w:hAnsi="Cambria Math"/>
+                </w:rPr>
+                <m:t>1</m:t>
+              </m:r>
+            </m:num>
+            <m:den>
+              <m:sSup>
+                <m:sSupPr>
+                  <m:ctrlPr>
+                    <w:rPr>
+                      <w:rFonts w:ascii="Cambria Math" w:hAnsi="Cambria Math"/>
+                      <w:i/>
+                    </w:rPr>
+                  </m:ctrlPr>
+                </m:sSupPr>
+                <m:e>
+                  <m:r>
+                    <w:rPr>
+                      <w:rFonts w:ascii="Cambria Math" w:hAnsi="Cambria Math"/>
+                    </w:rPr>
+                    <m:t>c</m:t>
+                  </m:r>
+                </m:e>
+                <m:sup>
+                  <m:r>
+                    <w:rPr>
+                      <w:rFonts w:ascii="Cambria Math" w:hAnsi="Cambria Math"/>
+                    </w:rPr>
+                    <m:t>2</m:t>
+                  </m:r>
+                </m:sup>
+              </m:sSup>
+            </m:den>
+          </m:f>
+          <m:r>
+            <w:rPr>
+              <w:rFonts w:ascii="Cambria Math" w:hAnsi="Cambria Math"/>
+            </w:rPr>
+            <m:t>2ct</m:t>
+          </m:r>
+          <m:r>
+            <w:rPr>
+              <w:rFonts w:ascii="Cambria Math" w:hAnsi="Cambria Math"/>
+            </w:rPr>
+            <m:t>≤</m:t>
+          </m:r>
+          <m:f>
+            <m:fPr>
+              <m:ctrlPr>
+                <w:rPr>
+                  <w:rFonts w:ascii="Cambria Math" w:hAnsi="Cambria Math"/>
+                  <w:i/>
+                </w:rPr>
+              </m:ctrlPr>
+            </m:fPr>
+            <m:num>
+              <m:r>
+                <w:rPr>
+                  <w:rFonts w:ascii="Cambria Math" w:hAnsi="Cambria Math"/>
+                </w:rPr>
+                <m:t>2</m:t>
+              </m:r>
+              <m:r>
+                <w:rPr>
+                  <w:rFonts w:ascii="Cambria Math" w:hAnsi="Cambria Math"/>
+                </w:rPr>
+                <m:t>ct</m:t>
+              </m:r>
+            </m:num>
+            <m:den>
+              <m:r>
+                <w:rPr>
+                  <w:rFonts w:ascii="Cambria Math" w:hAnsi="Cambria Math"/>
+                </w:rPr>
+                <m:t>n</m:t>
+              </m:r>
+            </m:den>
+          </m:f>
+          <m:r>
+            <w:rPr>
+              <w:rFonts w:ascii="Cambria Math" w:hAnsi="Cambria Math"/>
+            </w:rPr>
+            <m:t>≤</m:t>
+          </m:r>
+          <m:r>
+            <w:rPr>
+              <w:rFonts w:ascii="Cambria Math" w:hAnsi="Cambria Math"/>
+            </w:rPr>
+            <m:t>2c</m:t>
+          </m:r>
+          <m:r>
+            <w:rPr>
+              <w:rFonts w:ascii="Cambria Math" w:hAnsi="Cambria Math"/>
+            </w:rPr>
+            <m:t>t</m:t>
+          </m:r>
+          <m:r>
+            <w:rPr>
+              <w:rFonts w:ascii="Cambria Math" w:hAnsi="Cambria Math"/>
+            </w:rPr>
+            <m:t>c</m:t>
+          </m:r>
+        </m:oMath>
+      </m:oMathPara>
+    </w:p>
+    <w:p>
+      <w:pPr>
+        <w:tabs>
+          <w:tab w:val="left" w:pos="6431"/>
+        </w:tabs>
+      </w:pPr>
+      <m:oMathPara>
+        <m:oMath>
+          <m:f>
+            <m:fPr>
+              <m:ctrlPr>
+                <w:rPr>
+                  <w:rFonts w:ascii="Cambria Math" w:hAnsi="Cambria Math"/>
+                  <w:i/>
+                </w:rPr>
+              </m:ctrlPr>
+            </m:fPr>
+            <m:num>
+              <m:r>
+                <w:rPr>
+                  <w:rFonts w:ascii="Cambria Math" w:hAnsi="Cambria Math"/>
+                </w:rPr>
+                <m:t>2t</m:t>
+              </m:r>
+            </m:num>
+            <m:den>
+              <m:r>
+                <w:rPr>
+                  <w:rFonts w:ascii="Cambria Math" w:hAnsi="Cambria Math"/>
+                </w:rPr>
+                <m:t>c</m:t>
+              </m:r>
+            </m:den>
+          </m:f>
+          <m:r>
+            <w:rPr>
+              <w:rFonts w:ascii="Cambria Math" w:hAnsi="Cambria Math"/>
+            </w:rPr>
+            <m:t>≤</m:t>
+          </m:r>
+          <m:f>
+            <m:fPr>
+              <m:ctrlPr>
+                <w:rPr>
+                  <w:rFonts w:ascii="Cambria Math" w:hAnsi="Cambria Math"/>
+                  <w:i/>
+                </w:rPr>
+              </m:ctrlPr>
+            </m:fPr>
+            <m:num>
+              <m:r>
+                <w:rPr>
+                  <w:rFonts w:ascii="Cambria Math" w:hAnsi="Cambria Math"/>
+                </w:rPr>
+                <m:t>2ct</m:t>
+              </m:r>
+            </m:num>
+            <m:den>
+              <m:r>
+                <w:rPr>
+                  <w:rFonts w:ascii="Cambria Math" w:hAnsi="Cambria Math"/>
+                </w:rPr>
+                <m:t>n</m:t>
+              </m:r>
+            </m:den>
+          </m:f>
+          <m:r>
+            <w:rPr>
+              <w:rFonts w:ascii="Cambria Math" w:hAnsi="Cambria Math"/>
+            </w:rPr>
+            <m:t>≤2</m:t>
+          </m:r>
+          <m:sSup>
+            <m:sSupPr>
+              <m:ctrlPr>
+                <w:rPr>
+                  <w:rFonts w:ascii="Cambria Math" w:hAnsi="Cambria Math"/>
+                  <w:i/>
+                </w:rPr>
+              </m:ctrlPr>
+            </m:sSupPr>
+            <m:e>
+              <m:r>
+                <w:rPr>
+                  <w:rFonts w:ascii="Cambria Math" w:hAnsi="Cambria Math"/>
+                </w:rPr>
+                <m:t>c</m:t>
+              </m:r>
+            </m:e>
+            <m:sup>
+              <m:r>
+                <w:rPr>
+                  <w:rFonts w:ascii="Cambria Math" w:hAnsi="Cambria Math"/>
+                </w:rPr>
+                <m:t>2</m:t>
+              </m:r>
+            </m:sup>
+          </m:sSup>
+          <m:r>
+            <w:rPr>
+              <w:rFonts w:ascii="Cambria Math" w:hAnsi="Cambria Math"/>
+            </w:rPr>
+            <m:t>t</m:t>
+          </m:r>
+        </m:oMath>
+      </m:oMathPara>
+    </w:p>
+    <w:p>
+      <w:pPr>
+        <w:tabs>
+          <w:tab w:val="left" w:pos="6431"/>
+        </w:tabs>
+      </w:pPr>
+      <w:r>
+        <w:rPr>
+          <w:rFonts w:hint="eastAsia"/>
+        </w:rPr>
+        <w:t>其中</w:t>
+      </w:r>
+      <m:oMath>
+        <m:f>
+          <m:fPr>
+            <m:ctrlPr>
+              <w:rPr>
+                <w:rFonts w:ascii="Cambria Math" w:hAnsi="Cambria Math"/>
+                <w:i/>
+              </w:rPr>
+            </m:ctrlPr>
+          </m:fPr>
+          <m:num>
+            <m:r>
+              <w:rPr>
+                <w:rFonts w:ascii="Cambria Math" w:hAnsi="Cambria Math"/>
+              </w:rPr>
+              <m:t>2t</m:t>
+            </m:r>
+          </m:num>
+          <m:den>
+            <m:r>
+              <w:rPr>
+                <w:rFonts w:ascii="Cambria Math" w:hAnsi="Cambria Math"/>
+              </w:rPr>
+              <m:t>c</m:t>
+            </m:r>
+          </m:den>
+        </m:f>
+      </m:oMath>
+      <w:r>
+        <w:rPr>
+          <w:rFonts w:hint="eastAsia"/>
+        </w:rPr>
+        <w:t>就是点在水平方向上的长度，</w:t>
+      </w:r>
+      <m:oMath>
+        <m:r>
+          <w:rPr>
+            <w:rFonts w:ascii="Cambria Math" w:hAnsi="Cambria Math"/>
+          </w:rPr>
+          <m:t>2</m:t>
+        </m:r>
+        <m:sSup>
+          <m:sSupPr>
+            <m:ctrlPr>
+              <w:rPr>
+                <w:rFonts w:ascii="Cambria Math" w:hAnsi="Cambria Math"/>
+                <w:i/>
+              </w:rPr>
+            </m:ctrlPr>
+          </m:sSupPr>
+          <m:e>
+            <m:r>
+              <w:rPr>
+                <w:rFonts w:ascii="Cambria Math" w:hAnsi="Cambria Math"/>
+              </w:rPr>
+              <m:t>c</m:t>
+            </m:r>
+          </m:e>
+          <m:sup>
+            <m:r>
+              <w:rPr>
+                <w:rFonts w:ascii="Cambria Math" w:hAnsi="Cambria Math"/>
+              </w:rPr>
+              <m:t>2</m:t>
+            </m:r>
+          </m:sup>
+        </m:sSup>
+        <m:r>
+          <w:rPr>
+            <w:rFonts w:ascii="Cambria Math" w:hAnsi="Cambria Math"/>
+          </w:rPr>
+          <m:t>t</m:t>
+        </m:r>
+      </m:oMath>
+      <w:r>
+        <w:rPr>
+          <w:rFonts w:hint="eastAsia"/>
+        </w:rPr>
+        <w:t>则是AB的最大长度，这意味着哪怕AB达到</w:t>
+      </w:r>
+      <m:oMath>
+        <m:r>
+          <w:rPr>
+            <w:rFonts w:ascii="Cambria Math" w:hAnsi="Cambria Math"/>
+          </w:rPr>
+          <m:t>2</m:t>
+        </m:r>
+        <m:sSup>
+          <m:sSupPr>
+            <m:ctrlPr>
+              <w:rPr>
+                <w:rFonts w:ascii="Cambria Math" w:hAnsi="Cambria Math"/>
+                <w:i/>
+              </w:rPr>
+            </m:ctrlPr>
+          </m:sSupPr>
+          <m:e>
+            <m:r>
+              <w:rPr>
+                <w:rFonts w:ascii="Cambria Math" w:hAnsi="Cambria Math"/>
+              </w:rPr>
+              <m:t>c</m:t>
+            </m:r>
+          </m:e>
+          <m:sup>
+            <m:r>
+              <w:rPr>
+                <w:rFonts w:ascii="Cambria Math" w:hAnsi="Cambria Math"/>
+              </w:rPr>
+              <m:t>2</m:t>
+            </m:r>
+          </m:sup>
+        </m:sSup>
+        <m:r>
+          <w:rPr>
+            <w:rFonts w:ascii="Cambria Math" w:hAnsi="Cambria Math"/>
+          </w:rPr>
+          <m:t>t</m:t>
+        </m:r>
+      </m:oMath>
+      <w:r>
+        <w:rPr>
+          <w:rFonts w:hint="eastAsia"/>
+        </w:rPr>
+        <w:t>，在S</w:t>
+      </w:r>
+      <w:proofErr w:type="gramStart"/>
+      <w:r>
+        <w:t>’</w:t>
+      </w:r>
+      <w:proofErr w:type="gramEnd"/>
+      <w:r>
+        <w:rPr>
+          <w:rFonts w:hint="eastAsia"/>
+        </w:rPr>
+        <w:t>中都对应于水平方向上的长度为0。</w:t>
+      </w:r>
+      <w:proofErr w:type="gramStart"/>
+      <w:r>
+        <w:rPr>
+          <w:rFonts w:hint="eastAsia"/>
+        </w:rPr>
+        <w:t>从尺缩效应</w:t>
+      </w:r>
+      <w:proofErr w:type="gramEnd"/>
+      <w:r>
+        <w:rPr>
+          <w:rFonts w:hint="eastAsia"/>
+        </w:rPr>
+        <w:t>的角度理解，S</w:t>
+      </w:r>
+      <w:proofErr w:type="gramStart"/>
+      <w:r>
+        <w:t>’</w:t>
+      </w:r>
+      <w:proofErr w:type="gramEnd"/>
+      <w:r>
+        <w:rPr>
+          <w:rFonts w:hint="eastAsia"/>
+        </w:rPr>
+        <w:t>系中水平方向上的长度为0，可对应的S系中的长度范围为</w:t>
+      </w:r>
+      <m:oMath>
+        <m:f>
+          <m:fPr>
+            <m:ctrlPr>
+              <w:rPr>
+                <w:rFonts w:ascii="Cambria Math" w:hAnsi="Cambria Math"/>
+                <w:i/>
+              </w:rPr>
+            </m:ctrlPr>
+          </m:fPr>
+          <m:num>
+            <m:r>
+              <w:rPr>
+                <w:rFonts w:ascii="Cambria Math" w:hAnsi="Cambria Math"/>
+              </w:rPr>
+              <m:t>2t</m:t>
+            </m:r>
+          </m:num>
+          <m:den>
+            <m:r>
+              <w:rPr>
+                <w:rFonts w:ascii="Cambria Math" w:hAnsi="Cambria Math"/>
+              </w:rPr>
+              <m:t>c</m:t>
+            </m:r>
+          </m:den>
+        </m:f>
+      </m:oMath>
+      <w:r>
+        <w:rPr>
+          <w:rFonts w:hint="eastAsia"/>
+        </w:rPr>
+        <w:t>到</w:t>
+      </w:r>
+      <m:oMath>
+        <m:r>
+          <w:rPr>
+            <w:rFonts w:ascii="Cambria Math" w:hAnsi="Cambria Math"/>
+          </w:rPr>
+          <m:t>2</m:t>
+        </m:r>
+        <m:sSup>
+          <m:sSupPr>
+            <m:ctrlPr>
+              <w:rPr>
+                <w:rFonts w:ascii="Cambria Math" w:hAnsi="Cambria Math"/>
+                <w:i/>
+              </w:rPr>
+            </m:ctrlPr>
+          </m:sSupPr>
+          <m:e>
+            <m:r>
+              <w:rPr>
+                <w:rFonts w:ascii="Cambria Math" w:hAnsi="Cambria Math"/>
+              </w:rPr>
+              <m:t>c</m:t>
+            </m:r>
+          </m:e>
+          <m:sup>
+            <m:r>
+              <w:rPr>
+                <w:rFonts w:ascii="Cambria Math" w:hAnsi="Cambria Math"/>
+              </w:rPr>
+              <m:t>2</m:t>
+            </m:r>
+          </m:sup>
+        </m:sSup>
+        <m:r>
+          <w:rPr>
+            <w:rFonts w:ascii="Cambria Math" w:hAnsi="Cambria Math"/>
+          </w:rPr>
+          <m:t>t</m:t>
+        </m:r>
+      </m:oMath>
+      <w:r>
+        <w:rPr>
+          <w:rFonts w:hint="eastAsia"/>
+        </w:rPr>
+        <w:t>。</w:t>
+      </w:r>
+    </w:p>
+    <w:p>
+      <w:pPr>
+        <w:tabs>
+          <w:tab w:val="left" w:pos="6431"/>
+        </w:tabs>
+      </w:pPr>
+      <w:r>
+        <w:rPr>
+          <w:rFonts w:hint="eastAsia"/>
+        </w:rPr>
+        <w:t>这也意味着，超出这个长度的，就不是0了，虽然比率还是这个比率。而火车的长度在S和S</w:t>
+      </w:r>
+      <w:proofErr w:type="gramStart"/>
+      <w:r>
+        <w:t>’</w:t>
+      </w:r>
+      <w:proofErr w:type="gramEnd"/>
+      <w:r>
+        <w:rPr>
+          <w:rFonts w:hint="eastAsia"/>
+        </w:rPr>
+        <w:t>中显然都不是0，所以这个长度实际上是一个很小的长度，这里光速是定值，所以这个时间是一个非常小的时间。在</w:t>
+      </w:r>
+      <m:oMath>
+        <m:r>
+          <w:rPr>
+            <w:rFonts w:ascii="Cambria Math" w:hAnsi="Cambria Math"/>
+          </w:rPr>
+          <m:t>2</m:t>
+        </m:r>
+        <m:sSup>
+          <m:sSupPr>
+            <m:ctrlPr>
+              <w:rPr>
+                <w:rFonts w:ascii="Cambria Math" w:hAnsi="Cambria Math"/>
+                <w:i/>
+              </w:rPr>
+            </m:ctrlPr>
+          </m:sSupPr>
+          <m:e>
+            <m:r>
+              <w:rPr>
+                <w:rFonts w:ascii="Cambria Math" w:hAnsi="Cambria Math"/>
+              </w:rPr>
+              <m:t>c</m:t>
+            </m:r>
+          </m:e>
+          <m:sup>
+            <m:r>
+              <w:rPr>
+                <w:rFonts w:ascii="Cambria Math" w:hAnsi="Cambria Math"/>
+              </w:rPr>
+              <m:t>2</m:t>
+            </m:r>
+          </m:sup>
+        </m:sSup>
+        <m:r>
+          <w:rPr>
+            <w:rFonts w:ascii="Cambria Math" w:hAnsi="Cambria Math"/>
+          </w:rPr>
+          <m:t>t</m:t>
+        </m:r>
+      </m:oMath>
+      <w:r>
+        <w:rPr>
+          <w:rFonts w:hint="eastAsia"/>
+        </w:rPr>
+        <w:t>对应于</w:t>
+      </w:r>
+      <w:r>
+        <w:rPr>
+          <w:rFonts w:hint="eastAsia"/>
+        </w:rPr>
+        <w:t>S</w:t>
+      </w:r>
+      <w:proofErr w:type="gramStart"/>
+      <w:r>
+        <w:t>’</w:t>
+      </w:r>
+      <w:proofErr w:type="gramEnd"/>
+      <w:r>
+        <w:rPr>
+          <w:rFonts w:hint="eastAsia"/>
+        </w:rPr>
+        <w:t>中的</w:t>
+      </w:r>
+      <w:r>
+        <w:rPr>
+          <w:rFonts w:hint="eastAsia"/>
+        </w:rPr>
+        <w:t>0的长度的时候，</w:t>
+      </w:r>
+      <m:oMath>
+        <m:r>
+          <w:rPr>
+            <w:rFonts w:ascii="Cambria Math" w:hAnsi="Cambria Math"/>
+          </w:rPr>
+          <m:t>t</m:t>
+        </m:r>
+      </m:oMath>
+      <w:r>
+        <w:rPr>
+          <w:rFonts w:hint="eastAsia"/>
+        </w:rPr>
+        <w:t>有最小值</w:t>
+      </w:r>
+      <m:oMath>
+        <m:sSub>
+          <m:sSubPr>
+            <m:ctrlPr>
+              <w:rPr>
+                <w:rFonts w:ascii="Cambria Math" w:hAnsi="Cambria Math"/>
+                <w:i/>
+              </w:rPr>
+            </m:ctrlPr>
+          </m:sSubPr>
+          <m:e>
+            <m:r>
+              <w:rPr>
+                <w:rFonts w:ascii="Cambria Math" w:hAnsi="Cambria Math"/>
+              </w:rPr>
+              <m:t>t</m:t>
+            </m:r>
+          </m:e>
+          <m:sub>
+            <m:r>
+              <w:rPr>
+                <w:rFonts w:ascii="Cambria Math" w:hAnsi="Cambria Math"/>
+              </w:rPr>
+              <m:t>0</m:t>
+            </m:r>
+          </m:sub>
+        </m:sSub>
+      </m:oMath>
+      <w:r>
+        <w:rPr>
+          <w:rFonts w:hint="eastAsia"/>
+        </w:rPr>
+        <w:t>。</w:t>
+      </w:r>
+      <w:r>
+        <w:rPr>
+          <w:rFonts w:hint="eastAsia"/>
+        </w:rPr>
+        <w:t>而这个最小值</w:t>
+      </w:r>
+      <m:oMath>
+        <m:sSub>
+          <m:sSubPr>
+            <m:ctrlPr>
+              <w:rPr>
+                <w:rFonts w:ascii="Cambria Math" w:hAnsi="Cambria Math"/>
+                <w:i/>
+              </w:rPr>
+            </m:ctrlPr>
+          </m:sSubPr>
+          <m:e>
+            <m:r>
+              <w:rPr>
+                <w:rFonts w:ascii="Cambria Math" w:hAnsi="Cambria Math"/>
+              </w:rPr>
+              <m:t>t</m:t>
+            </m:r>
+          </m:e>
+          <m:sub>
+            <m:r>
+              <w:rPr>
+                <w:rFonts w:ascii="Cambria Math" w:hAnsi="Cambria Math"/>
+              </w:rPr>
+              <m:t>0</m:t>
+            </m:r>
+          </m:sub>
+        </m:sSub>
+      </m:oMath>
+      <w:r>
+        <w:rPr>
+          <w:rFonts w:hint="eastAsia"/>
+        </w:rPr>
+        <w:t>就是宏观和微观时间长度的界限。</w:t>
+      </w:r>
+    </w:p>
+    <w:p>
+      <w:pPr>
+        <w:tabs>
+          <w:tab w:val="left" w:pos="6431"/>
+        </w:tabs>
+        <w:rPr>
+          <w:rFonts w:hint="eastAsia"/>
+        </w:rPr>
+      </w:pPr>
+      <w:r>
+        <w:rPr>
+          <w:rFonts w:hint="eastAsia"/>
+        </w:rPr>
+        <w:t>由那些超过整个长度界限的微小单位互相堆叠，就构成了水平方向上的有效长度，而这个有效长度在S和S</w:t>
+      </w:r>
+      <w:proofErr w:type="gramStart"/>
+      <w:r>
+        <w:t>’</w:t>
+      </w:r>
+      <w:proofErr w:type="gramEnd"/>
+      <w:r>
+        <w:rPr>
+          <w:rFonts w:hint="eastAsia"/>
+        </w:rPr>
+        <w:t>都有投影，堆叠后的长度投影的比率为，</w:t>
+      </w:r>
+    </w:p>
+    <w:p>
+      <w:pPr>
+        <w:tabs>
+          <w:tab w:val="left" w:pos="6431"/>
+        </w:tabs>
+        <w:rPr>
+          <w:rFonts w:hint="eastAsia"/>
+          <w:i/>
+        </w:rPr>
+      </w:pPr>
+      <m:oMathPara>
+        <m:oMath>
+          <m:r>
+            <w:rPr>
+              <w:rFonts w:ascii="Cambria Math" w:hAnsi="Cambria Math"/>
+            </w:rPr>
+            <m:t>n=</m:t>
+          </m:r>
+          <m:f>
+            <m:fPr>
+              <m:ctrlPr>
+                <w:rPr>
+                  <w:rFonts w:ascii="Cambria Math" w:hAnsi="Cambria Math"/>
+                  <w:i/>
+                </w:rPr>
+              </m:ctrlPr>
+            </m:fPr>
+            <m:num>
+              <m:r>
+                <w:rPr>
+                  <w:rFonts w:ascii="Cambria Math" w:hAnsi="Cambria Math" w:hint="eastAsia"/>
+                </w:rPr>
+                <m:t>c</m:t>
+              </m:r>
+              <m:ctrlPr>
+                <w:rPr>
+                  <w:rFonts w:ascii="Cambria Math" w:hAnsi="Cambria Math" w:hint="eastAsia"/>
+                  <w:i/>
+                </w:rPr>
+              </m:ctrlPr>
+            </m:num>
+            <m:den>
+              <m:r>
+                <w:rPr>
+                  <w:rFonts w:ascii="Cambria Math" w:hAnsi="Cambria Math"/>
+                </w:rPr>
+                <m:t>v</m:t>
+              </m:r>
+            </m:den>
+          </m:f>
+          <m:r>
+            <w:rPr>
+              <w:rFonts w:ascii="Cambria Math" w:hAnsi="Cambria Math"/>
+            </w:rPr>
+            <m:t>,</m:t>
+          </m:r>
+          <m:f>
+            <m:fPr>
+              <m:ctrlPr>
+                <w:rPr>
+                  <w:rFonts w:ascii="Cambria Math" w:hAnsi="Cambria Math"/>
+                  <w:i/>
+                </w:rPr>
+              </m:ctrlPr>
+            </m:fPr>
+            <m:num>
+              <m:r>
+                <w:rPr>
+                  <w:rFonts w:ascii="Cambria Math" w:hAnsi="Cambria Math"/>
+                </w:rPr>
+                <m:t>1</m:t>
+              </m:r>
+            </m:num>
+            <m:den>
+              <m:r>
+                <w:rPr>
+                  <w:rFonts w:ascii="Cambria Math" w:hAnsi="Cambria Math"/>
+                </w:rPr>
+                <m:t>c</m:t>
+              </m:r>
+            </m:den>
+          </m:f>
+          <m:r>
+            <w:rPr>
+              <w:rFonts w:ascii="Cambria Math" w:hAnsi="Cambria Math"/>
+            </w:rPr>
+            <m:t>≤v≤c</m:t>
+          </m:r>
+        </m:oMath>
+      </m:oMathPara>
+    </w:p>
+    <w:p>
+      <w:pPr>
+        <w:tabs>
+          <w:tab w:val="left" w:pos="6431"/>
+        </w:tabs>
+      </w:pPr>
+      <w:r>
+        <w:rPr>
+          <w:rFonts w:hint="eastAsia"/>
+        </w:rPr>
+        <w:t>把两个惯性系放在一起，</w:t>
+      </w:r>
+      <w:r>
+        <w:rPr>
+          <w:rFonts w:hint="eastAsia"/>
+        </w:rPr>
+        <w:t>如图所示，</w:t>
+      </w:r>
+    </w:p>
+    <w:p>
+      <w:pPr>
+        <w:tabs>
+          <w:tab w:val="left" w:pos="2343"/>
+          <w:tab w:val="left" w:pos="7285"/>
+        </w:tabs>
+        <w:rPr>
+          <w:rFonts w:hint="eastAsia"/>
+        </w:rPr>
+      </w:pPr>
+      <w:r>
+        <w:rPr>
+          <w:rFonts w:hint="eastAsia"/>
+          <w:noProof/>
+        </w:rPr>
+        <mc:AlternateContent>
+          <mc:Choice Requires="wpg">
+            <w:drawing>
+              <wp:anchor distT="0" distB="0" distL="114300" distR="114300" simplePos="0" relativeHeight="251673600" behindDoc="0" locked="0" layoutInCell="1" allowOverlap="1" wp14:anchorId="16836489" wp14:editId="1D264816">
+                <wp:simplePos x="0" y="0"/>
+                <wp:positionH relativeFrom="column">
+                  <wp:posOffset>1615698</wp:posOffset>
+                </wp:positionH>
+                <wp:positionV relativeFrom="paragraph">
+                  <wp:posOffset>107713</wp:posOffset>
+                </wp:positionV>
+                <wp:extent cx="2843939" cy="875655"/>
+                <wp:effectExtent l="0" t="0" r="33020" b="20320"/>
+                <wp:wrapNone/>
+                <wp:docPr id="2060058028" name="组合 20"/>
+                <wp:cNvGraphicFramePr/>
+                <a:graphic xmlns:a="http://schemas.openxmlformats.org/drawingml/2006/main">
+                  <a:graphicData uri="http://schemas.microsoft.com/office/word/2010/wordprocessingGroup">
+                    <wpg:wgp>
+                      <wpg:cNvGrpSpPr/>
+                      <wpg:grpSpPr>
+                        <a:xfrm>
+                          <a:off x="0" y="0"/>
+                          <a:ext cx="2843939" cy="875655"/>
+                          <a:chOff x="0" y="0"/>
+                          <a:chExt cx="2843939" cy="875655"/>
+                        </a:xfrm>
+                      </wpg:grpSpPr>
+                      <wps:wsp>
+                        <wps:cNvPr id="761591022" name="矩形 14"/>
+                        <wps:cNvSpPr/>
+                        <wps:spPr>
+                          <a:xfrm>
+                            <a:off x="0" y="3875"/>
+                            <a:ext cx="2843939" cy="871779"/>
+                          </a:xfrm>
+                          <a:prstGeom prst="rect">
+                            <a:avLst/>
+                          </a:prstGeom>
+                          <a:noFill/>
+                        </wps:spPr>
+                        <wps:style>
+                          <a:lnRef idx="2">
+                            <a:schemeClr val="accent1">
+                              <a:shade val="15000"/>
+                            </a:schemeClr>
+                          </a:lnRef>
+                          <a:fillRef idx="1">
+                            <a:schemeClr val="accent1"/>
+                          </a:fillRef>
+                          <a:effectRef idx="0">
+                            <a:schemeClr val="accent1"/>
+                          </a:effectRef>
+                          <a:fontRef idx="minor">
+                            <a:schemeClr val="lt1"/>
+                          </a:fontRef>
+                        </wps:style>
+                        <wps:bodyPr rot="0" spcFirstLastPara="0" vertOverflow="overflow" horzOverflow="overflow" vert="horz" wrap="square" lIns="91440" tIns="45720" rIns="91440" bIns="45720" numCol="1" spcCol="0" rtlCol="0" fromWordArt="0" anchor="ctr" anchorCtr="0" forceAA="0" compatLnSpc="1">
+                          <a:prstTxWarp prst="textNoShape">
+                            <a:avLst/>
+                          </a:prstTxWarp>
+                          <a:noAutofit/>
+                        </wps:bodyPr>
+                      </wps:wsp>
+                      <wps:wsp>
+                        <wps:cNvPr id="919210857" name="矩形 15"/>
+                        <wps:cNvSpPr/>
+                        <wps:spPr>
+                          <a:xfrm>
+                            <a:off x="557939" y="220851"/>
+                            <a:ext cx="1805553" cy="414580"/>
+                          </a:xfrm>
+                          <a:prstGeom prst="rect">
+                            <a:avLst/>
+                          </a:prstGeom>
+                          <a:noFill/>
+                        </wps:spPr>
+                        <wps:style>
+                          <a:lnRef idx="2">
+                            <a:schemeClr val="accent1">
+                              <a:shade val="15000"/>
+                            </a:schemeClr>
+                          </a:lnRef>
+                          <a:fillRef idx="1">
+                            <a:schemeClr val="accent1"/>
+                          </a:fillRef>
+                          <a:effectRef idx="0">
+                            <a:schemeClr val="accent1"/>
+                          </a:effectRef>
+                          <a:fontRef idx="minor">
+                            <a:schemeClr val="lt1"/>
+                          </a:fontRef>
+                        </wps:style>
+                        <wps:bodyPr rot="0" spcFirstLastPara="0" vertOverflow="overflow" horzOverflow="overflow" vert="horz" wrap="square" lIns="91440" tIns="45720" rIns="91440" bIns="45720" numCol="1" spcCol="0" rtlCol="0" fromWordArt="0" anchor="ctr" anchorCtr="0" forceAA="0" compatLnSpc="1">
+                          <a:prstTxWarp prst="textNoShape">
+                            <a:avLst/>
+                          </a:prstTxWarp>
+                          <a:noAutofit/>
+                        </wps:bodyPr>
+                      </wps:wsp>
+                      <wps:wsp>
+                        <wps:cNvPr id="1563972289" name="直接连接符 16"/>
+                        <wps:cNvCnPr/>
+                        <wps:spPr>
+                          <a:xfrm>
+                            <a:off x="0" y="3875"/>
+                            <a:ext cx="561340" cy="212725"/>
+                          </a:xfrm>
+                          <a:prstGeom prst="line">
+                            <a:avLst/>
+                          </a:prstGeom>
+                        </wps:spPr>
+                        <wps:style>
+                          <a:lnRef idx="1">
+                            <a:schemeClr val="accent1"/>
+                          </a:lnRef>
+                          <a:fillRef idx="0">
+                            <a:schemeClr val="accent1"/>
+                          </a:fillRef>
+                          <a:effectRef idx="0">
+                            <a:schemeClr val="accent1"/>
+                          </a:effectRef>
+                          <a:fontRef idx="minor">
+                            <a:schemeClr val="tx1"/>
+                          </a:fontRef>
+                        </wps:style>
+                        <wps:bodyPr/>
+                      </wps:wsp>
+                      <wps:wsp>
+                        <wps:cNvPr id="1374211610" name="直接连接符 17"/>
+                        <wps:cNvCnPr/>
+                        <wps:spPr>
+                          <a:xfrm flipV="1">
+                            <a:off x="7749" y="635431"/>
+                            <a:ext cx="550190" cy="233034"/>
+                          </a:xfrm>
+                          <a:prstGeom prst="line">
+                            <a:avLst/>
+                          </a:prstGeom>
+                        </wps:spPr>
+                        <wps:style>
+                          <a:lnRef idx="1">
+                            <a:schemeClr val="accent1"/>
+                          </a:lnRef>
+                          <a:fillRef idx="0">
+                            <a:schemeClr val="accent1"/>
+                          </a:fillRef>
+                          <a:effectRef idx="0">
+                            <a:schemeClr val="accent1"/>
+                          </a:effectRef>
+                          <a:fontRef idx="minor">
+                            <a:schemeClr val="tx1"/>
+                          </a:fontRef>
+                        </wps:style>
+                        <wps:bodyPr/>
+                      </wps:wsp>
+                      <wps:wsp>
+                        <wps:cNvPr id="1634380656" name="直接连接符 18"/>
+                        <wps:cNvCnPr/>
+                        <wps:spPr>
+                          <a:xfrm flipV="1">
+                            <a:off x="2367366" y="0"/>
+                            <a:ext cx="476164" cy="216976"/>
+                          </a:xfrm>
+                          <a:prstGeom prst="line">
+                            <a:avLst/>
+                          </a:prstGeom>
+                        </wps:spPr>
+                        <wps:style>
+                          <a:lnRef idx="1">
+                            <a:schemeClr val="accent1"/>
+                          </a:lnRef>
+                          <a:fillRef idx="0">
+                            <a:schemeClr val="accent1"/>
+                          </a:fillRef>
+                          <a:effectRef idx="0">
+                            <a:schemeClr val="accent1"/>
+                          </a:effectRef>
+                          <a:fontRef idx="minor">
+                            <a:schemeClr val="tx1"/>
+                          </a:fontRef>
+                        </wps:style>
+                        <wps:bodyPr/>
+                      </wps:wsp>
+                      <wps:wsp>
+                        <wps:cNvPr id="1467198817" name="直接连接符 19"/>
+                        <wps:cNvCnPr/>
+                        <wps:spPr>
+                          <a:xfrm>
+                            <a:off x="2363492" y="635431"/>
+                            <a:ext cx="480286" cy="240224"/>
+                          </a:xfrm>
+                          <a:prstGeom prst="line">
+                            <a:avLst/>
+                          </a:prstGeom>
+                        </wps:spPr>
+                        <wps:style>
+                          <a:lnRef idx="1">
+                            <a:schemeClr val="accent1"/>
+                          </a:lnRef>
+                          <a:fillRef idx="0">
+                            <a:schemeClr val="accent1"/>
+                          </a:fillRef>
+                          <a:effectRef idx="0">
+                            <a:schemeClr val="accent1"/>
+                          </a:effectRef>
+                          <a:fontRef idx="minor">
+                            <a:schemeClr val="tx1"/>
+                          </a:fontRef>
+                        </wps:style>
+                        <wps:bodyPr/>
+                      </wps:wsp>
+                    </wpg:wgp>
+                  </a:graphicData>
+                </a:graphic>
+              </wp:anchor>
+            </w:drawing>
+          </mc:Choice>
+          <mc:Fallback>
+            <w:pict>
+              <v:group w14:anchorId="203E64EB" id="组合 20" o:spid="_x0000_s1026" style="position:absolute;margin-left:127.2pt;margin-top:8.5pt;width:223.95pt;height:68.95pt;z-index:251673600" coordsize="28439,8756" o:gfxdata="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">
+                <v:rect id="矩形 14" o:spid="_x0000_s1027" style="position:absolute;top:38;width:28439;height:8718;visibility:visible;mso-wrap-style:square;v-text-anchor:middle" o:gfxdata="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" filled="f" strokecolor="#091723 [484]" strokeweight="1pt"/>
+                <v:rect id="矩形 15" o:spid="_x0000_s1028" style="position:absolute;left:5579;top:2208;width:18055;height:4146;visibility:visible;mso-wrap-style:square;v-text-anchor:middle" o:gfxdata="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" filled="f" strokecolor="#091723 [484]" strokeweight="1pt"/>
+                <v:line id="直接连接符 16" o:spid="_x0000_s1029" style="position:absolute;visibility:visible;mso-wrap-style:square" from="0,38" to="5613,2166" o:connectortype="straight" o:gfxdata="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" strokecolor="#5b9bd5 [3204]" strokeweight=".5pt">
+                  <v:stroke joinstyle="miter"/>
+                </v:line>
+                <v:line id="直接连接符 17" o:spid="_x0000_s1030" style="position:absolute;flip:y;visibility:visible;mso-wrap-style:square" from="77,6354" to="5579,8684" o:connectortype="straight" o:gfxdata="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" strokecolor="#5b9bd5 [3204]" strokeweight=".5pt">
+                  <v:stroke joinstyle="miter"/>
+                </v:line>
+                <v:line id="直接连接符 18" o:spid="_x0000_s1031" style="position:absolute;flip:y;visibility:visible;mso-wrap-style:square" from="23673,0" to="28435,2169" o:connectortype="straight" o:gfxdata="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" strokecolor="#5b9bd5 [3204]" strokeweight=".5pt">
+                  <v:stroke joinstyle="miter"/>
+                </v:line>
+                <v:line id="直接连接符 19" o:spid="_x0000_s1032" style="position:absolute;visibility:visible;mso-wrap-style:square" from="23634,6354" to="28437,8756" o:connectortype="straight" o:gfxdata="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" strokecolor="#5b9bd5 [3204]" strokeweight=".5pt">
+                  <v:stroke joinstyle="miter"/>
+                </v:line>
+              </v:group>
+            </w:pict>
+          </mc:Fallback>
+        </mc:AlternateContent>
+      </w:r>
+      <w:r>
+        <w:rPr>
+          <w:rFonts w:hint="eastAsia"/>
+        </w:rPr>
+        <w:tab/>
+        <w:t>A</w:t>
+      </w:r>
+      <w:r>
+        <w:rPr>
+          <w:rFonts w:hint="eastAsia"/>
+        </w:rPr>
+        <w:tab/>
+      </w:r>
+      <w:r>
+        <w:rPr>
+          <w:rFonts w:hint="eastAsia"/>
+        </w:rPr>
+        <w:t>B</w:t>
+      </w:r>
+    </w:p>
+    <w:p>
+      <w:pPr>
+        <w:tabs>
+          <w:tab w:val="left" w:pos="3252"/>
+          <w:tab w:val="left" w:pos="6425"/>
+        </w:tabs>
+        <w:rPr>
+          <w:rFonts w:hint="eastAsia"/>
+        </w:rPr>
+      </w:pPr>
+      <w:r>
+        <w:rPr>
+          <w:rFonts w:hint="eastAsia"/>
+        </w:rPr>
+        <w:tab/>
+        <w:t>A</w:t>
+      </w:r>
+      <w:r>
+        <w:t>’</w:t>
+      </w:r>
+      <w:r>
+        <w:rPr>
+          <w:rFonts w:hint="eastAsia"/>
+        </w:rPr>
+        <w:tab/>
+      </w:r>
+      <w:r>
+        <w:rPr>
+          <w:rFonts w:hint="eastAsia"/>
+        </w:rPr>
+        <w:t>B</w:t>
+      </w:r>
+      <w:r>
+        <w:t>’</w:t>
+      </w:r>
+    </w:p>
+    <w:p>
+      <w:pPr>
+        <w:tabs>
+          <w:tab w:val="left" w:pos="2398"/>
+        </w:tabs>
+      </w:pPr>
+      <w:r>
+        <w:rPr>
+          <w:rFonts w:hint="eastAsia"/>
+        </w:rPr>
+        <w:tab/>
+        <w:t>S</w:t>
+      </w:r>
+    </w:p>
+    <w:p>
+      <w:pPr>
+        <w:tabs>
+          <w:tab w:val="left" w:pos="3240"/>
+          <w:tab w:val="left" w:pos="4863"/>
+          <w:tab w:val="left" w:pos="6401"/>
+        </w:tabs>
+        <w:rPr>
+          <w:rFonts w:hint="eastAsia"/>
+        </w:rPr>
+      </w:pPr>
+      <w:r>
+        <w:rPr>
+          <w:rFonts w:hint="eastAsia"/>
+        </w:rPr>
+        <w:tab/>
+      </w:r>
+      <w:r>
+        <w:rPr>
+          <w:rFonts w:hint="eastAsia"/>
+        </w:rPr>
+        <w:t>D</w:t>
+      </w:r>
+      <w:proofErr w:type="gramStart"/>
+      <w:r>
+        <w:t>’</w:t>
+      </w:r>
+      <w:proofErr w:type="gramEnd"/>
+      <w:r>
+        <w:rPr>
+          <w:rFonts w:hint="eastAsia"/>
+        </w:rPr>
+        <w:tab/>
+        <w:t>S‘</w:t>
+      </w:r>
+      <w:r>
+        <w:rPr>
+          <w:rFonts w:hint="eastAsia"/>
+        </w:rPr>
+        <w:tab/>
+        <w:t>C</w:t>
+      </w:r>
+      <w:r>
+        <w:t>’</w:t>
+      </w:r>
+    </w:p>
+    <w:p>
+      <w:pPr>
+        <w:tabs>
+          <w:tab w:val="left" w:pos="2380"/>
+          <w:tab w:val="left" w:pos="7182"/>
+        </w:tabs>
+        <w:rPr>
+          <w:rFonts w:hint="eastAsia"/>
+        </w:rPr>
+      </w:pPr>
+      <w:r>
+        <w:rPr>
+          <w:rFonts w:hint="eastAsia"/>
+        </w:rPr>
+        <w:tab/>
+      </w:r>
+      <w:r>
+        <w:rPr>
+          <w:rFonts w:hint="eastAsia"/>
+        </w:rPr>
+        <w:t>D</w:t>
+      </w:r>
+      <w:r>
+        <w:rPr>
+          <w:rFonts w:hint="eastAsia"/>
+        </w:rPr>
+        <w:tab/>
+        <w:t>C</w:t>
+      </w:r>
+    </w:p>
+    <w:p>
+      <w:pPr>
+        <w:tabs>
+          <w:tab w:val="left" w:pos="6431"/>
+        </w:tabs>
+        <w:rPr>
+          <w:rFonts w:hint="eastAsia"/>
+        </w:rPr>
+      </w:pPr>
+      <w:r>
+        <w:rPr>
+          <w:rFonts w:hint="eastAsia"/>
+        </w:rPr>
+        <w:lastRenderedPageBreak/>
+        <w:t>A点就是A</w:t>
+      </w:r>
+      <w:proofErr w:type="gramStart"/>
+      <w:r>
+        <w:t>’</w:t>
+      </w:r>
+      <w:proofErr w:type="gramEnd"/>
+      <w:r>
+        <w:rPr>
+          <w:rFonts w:hint="eastAsia"/>
+        </w:rPr>
+        <w:t>点，B点就是B</w:t>
+      </w:r>
+      <w:proofErr w:type="gramStart"/>
+      <w:r>
+        <w:t>’</w:t>
+      </w:r>
+      <w:proofErr w:type="gramEnd"/>
+      <w:r>
+        <w:rPr>
+          <w:rFonts w:hint="eastAsia"/>
+        </w:rPr>
+        <w:t>点，C点就是C‘点，D点就是D</w:t>
+      </w:r>
+      <w:r>
+        <w:t>’</w:t>
+      </w:r>
+      <w:r>
+        <w:rPr>
+          <w:rFonts w:hint="eastAsia"/>
+        </w:rPr>
+        <w:t>点。各自都是同一个点在两个惯性系中的投影。</w:t>
+      </w:r>
+      <w:r>
+        <w:rPr>
+          <w:rFonts w:hint="eastAsia"/>
+        </w:rPr>
+        <w:t>水平方向上这样表述是符合上述关系的，竖直方向上是否符合，有待商榷。</w:t>
+      </w:r>
+    </w:p>
+    <w:p>
+      <w:pPr>
+        <w:tabs>
+          <w:tab w:val="left" w:pos="6431"/>
+        </w:tabs>
+      </w:pPr>
+      <w:r>
+        <w:rPr>
+          <w:rFonts w:hint="eastAsia"/>
+        </w:rPr>
+        <w:t>随着相对速度的提高，A</w:t>
+      </w:r>
+      <w:proofErr w:type="gramStart"/>
+      <w:r>
+        <w:t>’</w:t>
+      </w:r>
+      <w:proofErr w:type="gramEnd"/>
+      <w:r>
+        <w:rPr>
+          <w:rFonts w:hint="eastAsia"/>
+        </w:rPr>
+        <w:t>和B</w:t>
+      </w:r>
+      <w:proofErr w:type="gramStart"/>
+      <w:r>
+        <w:t>’</w:t>
+      </w:r>
+      <w:proofErr w:type="gramEnd"/>
+      <w:r>
+        <w:rPr>
+          <w:rFonts w:hint="eastAsia"/>
+        </w:rPr>
+        <w:t>的距离会</w:t>
+      </w:r>
+      <w:proofErr w:type="gramStart"/>
+      <w:r>
+        <w:rPr>
+          <w:rFonts w:hint="eastAsia"/>
+        </w:rPr>
+        <w:t>随着尺缩效应</w:t>
+      </w:r>
+      <w:proofErr w:type="gramEnd"/>
+      <w:r>
+        <w:rPr>
+          <w:rFonts w:hint="eastAsia"/>
+        </w:rPr>
+        <w:t>越来越短，当小于</w:t>
+      </w:r>
+      <m:oMath>
+        <m:f>
+          <m:fPr>
+            <m:ctrlPr>
+              <w:rPr>
+                <w:rFonts w:ascii="Cambria Math" w:hAnsi="Cambria Math"/>
+                <w:i/>
+              </w:rPr>
+            </m:ctrlPr>
+          </m:fPr>
+          <m:num>
+            <m:r>
+              <w:rPr>
+                <w:rFonts w:ascii="Cambria Math" w:hAnsi="Cambria Math"/>
+              </w:rPr>
+              <m:t>2</m:t>
+            </m:r>
+            <m:sSub>
+              <m:sSubPr>
+                <m:ctrlPr>
+                  <w:rPr>
+                    <w:rFonts w:ascii="Cambria Math" w:hAnsi="Cambria Math"/>
+                    <w:i/>
+                  </w:rPr>
+                </m:ctrlPr>
+              </m:sSubPr>
+              <m:e>
+                <m:r>
+                  <w:rPr>
+                    <w:rFonts w:ascii="Cambria Math" w:hAnsi="Cambria Math"/>
+                  </w:rPr>
+                  <m:t>t</m:t>
+                </m:r>
+              </m:e>
+              <m:sub>
+                <m:r>
+                  <w:rPr>
+                    <w:rFonts w:ascii="Cambria Math" w:hAnsi="Cambria Math"/>
+                  </w:rPr>
+                  <m:t>0</m:t>
+                </m:r>
+              </m:sub>
+            </m:sSub>
+          </m:num>
+          <m:den>
+            <m:r>
+              <w:rPr>
+                <w:rFonts w:ascii="Cambria Math" w:hAnsi="Cambria Math"/>
+              </w:rPr>
+              <m:t>c</m:t>
+            </m:r>
+          </m:den>
+        </m:f>
+      </m:oMath>
+      <w:r>
+        <w:rPr>
+          <w:rFonts w:hint="eastAsia"/>
+        </w:rPr>
+        <w:t>的时候，A</w:t>
+      </w:r>
+      <w:proofErr w:type="gramStart"/>
+      <w:r>
+        <w:t>’</w:t>
+      </w:r>
+      <w:proofErr w:type="gramEnd"/>
+      <w:r>
+        <w:rPr>
+          <w:rFonts w:hint="eastAsia"/>
+        </w:rPr>
+        <w:t>和B</w:t>
+      </w:r>
+      <w:proofErr w:type="gramStart"/>
+      <w:r>
+        <w:t>’</w:t>
+      </w:r>
+      <w:proofErr w:type="gramEnd"/>
+      <w:r>
+        <w:rPr>
+          <w:rFonts w:hint="eastAsia"/>
+        </w:rPr>
+        <w:t>就成了同一个点。这相当于AB的长度被缩小无限</w:t>
+      </w:r>
+      <w:r>
+        <w:rPr>
+          <w:rFonts w:hint="eastAsia"/>
+        </w:rPr>
+        <w:t>多</w:t>
+      </w:r>
+      <w:r>
+        <w:rPr>
+          <w:rFonts w:hint="eastAsia"/>
+        </w:rPr>
+        <w:t>倍。然而AB的长度并不是任意的，而是由</w:t>
+      </w:r>
+      <m:oMath>
+        <m:r>
+          <w:rPr>
+            <w:rFonts w:ascii="Cambria Math" w:hAnsi="Cambria Math"/>
+          </w:rPr>
+          <m:t>2</m:t>
+        </m:r>
+        <m:sSup>
+          <m:sSupPr>
+            <m:ctrlPr>
+              <w:rPr>
+                <w:rFonts w:ascii="Cambria Math" w:hAnsi="Cambria Math"/>
+                <w:i/>
+              </w:rPr>
+            </m:ctrlPr>
+          </m:sSupPr>
+          <m:e>
+            <m:r>
+              <w:rPr>
+                <w:rFonts w:ascii="Cambria Math" w:hAnsi="Cambria Math"/>
+              </w:rPr>
+              <m:t>c</m:t>
+            </m:r>
+          </m:e>
+          <m:sup>
+            <m:r>
+              <w:rPr>
+                <w:rFonts w:ascii="Cambria Math" w:hAnsi="Cambria Math"/>
+              </w:rPr>
+              <m:t>2</m:t>
+            </m:r>
+          </m:sup>
+        </m:sSup>
+        <m:sSub>
+          <m:sSubPr>
+            <m:ctrlPr>
+              <w:rPr>
+                <w:rFonts w:ascii="Cambria Math" w:hAnsi="Cambria Math"/>
+                <w:i/>
+              </w:rPr>
+            </m:ctrlPr>
+          </m:sSubPr>
+          <m:e>
+            <m:r>
+              <w:rPr>
+                <w:rFonts w:ascii="Cambria Math" w:hAnsi="Cambria Math"/>
+              </w:rPr>
+              <m:t>t</m:t>
+            </m:r>
+          </m:e>
+          <m:sub>
+            <m:r>
+              <w:rPr>
+                <w:rFonts w:ascii="Cambria Math" w:hAnsi="Cambria Math"/>
+              </w:rPr>
+              <m:t>0</m:t>
+            </m:r>
+          </m:sub>
+        </m:sSub>
+      </m:oMath>
+      <w:r>
+        <w:rPr>
+          <w:rFonts w:hint="eastAsia"/>
+        </w:rPr>
+        <w:t>的大小决定的，所以并不存在缩小无限</w:t>
+      </w:r>
+      <w:r>
+        <w:rPr>
+          <w:rFonts w:hint="eastAsia"/>
+        </w:rPr>
+        <w:t>多</w:t>
+      </w:r>
+      <w:r>
+        <w:rPr>
+          <w:rFonts w:hint="eastAsia"/>
+        </w:rPr>
+        <w:t>倍的情况，最大和最小的长度的比率为，</w:t>
+      </w:r>
+    </w:p>
+    <w:p>
+      <w:pPr>
+        <w:tabs>
+          <w:tab w:val="left" w:pos="6431"/>
+        </w:tabs>
+      </w:pPr>
+      <m:oMathPara>
+        <m:oMath>
+          <m:r>
+            <w:rPr>
+              <w:rFonts w:ascii="Cambria Math" w:hAnsi="Cambria Math"/>
+            </w:rPr>
+            <m:t>m</m:t>
+          </m:r>
+          <m:r>
+            <w:rPr>
+              <w:rFonts w:ascii="Cambria Math" w:hAnsi="Cambria Math"/>
+            </w:rPr>
+            <m:t>=</m:t>
+          </m:r>
+          <m:f>
+            <m:fPr>
+              <m:ctrlPr>
+                <w:rPr>
+                  <w:rFonts w:ascii="Cambria Math" w:hAnsi="Cambria Math"/>
+                  <w:i/>
+                </w:rPr>
+              </m:ctrlPr>
+            </m:fPr>
+            <m:num>
+              <m:r>
+                <w:rPr>
+                  <w:rFonts w:ascii="Cambria Math" w:hAnsi="Cambria Math"/>
+                </w:rPr>
+                <m:t>2</m:t>
+              </m:r>
+              <m:sSup>
+                <m:sSupPr>
+                  <m:ctrlPr>
+                    <w:rPr>
+                      <w:rFonts w:ascii="Cambria Math" w:hAnsi="Cambria Math"/>
+                      <w:i/>
+                    </w:rPr>
+                  </m:ctrlPr>
+                </m:sSupPr>
+                <m:e>
+                  <m:r>
+                    <w:rPr>
+                      <w:rFonts w:ascii="Cambria Math" w:hAnsi="Cambria Math"/>
+                    </w:rPr>
+                    <m:t>c</m:t>
+                  </m:r>
+                </m:e>
+                <m:sup>
+                  <m:r>
+                    <w:rPr>
+                      <w:rFonts w:ascii="Cambria Math" w:hAnsi="Cambria Math"/>
+                    </w:rPr>
+                    <m:t>2</m:t>
+                  </m:r>
+                </m:sup>
+              </m:sSup>
+              <m:sSub>
+                <m:sSubPr>
+                  <m:ctrlPr>
+                    <w:rPr>
+                      <w:rFonts w:ascii="Cambria Math" w:hAnsi="Cambria Math"/>
+                      <w:i/>
+                    </w:rPr>
+                  </m:ctrlPr>
+                </m:sSubPr>
+                <m:e>
+                  <m:r>
+                    <w:rPr>
+                      <w:rFonts w:ascii="Cambria Math" w:hAnsi="Cambria Math"/>
+                    </w:rPr>
+                    <m:t>t</m:t>
+                  </m:r>
+                </m:e>
+                <m:sub>
+                  <m:r>
+                    <w:rPr>
+                      <w:rFonts w:ascii="Cambria Math" w:hAnsi="Cambria Math"/>
+                    </w:rPr>
+                    <m:t>0</m:t>
+                  </m:r>
+                </m:sub>
+              </m:sSub>
+            </m:num>
+            <m:den>
+              <m:f>
+                <m:fPr>
+                  <m:ctrlPr>
+                    <w:rPr>
+                      <w:rFonts w:ascii="Cambria Math" w:hAnsi="Cambria Math"/>
+                      <w:i/>
+                    </w:rPr>
+                  </m:ctrlPr>
+                </m:fPr>
+                <m:num>
+                  <m:r>
+                    <w:rPr>
+                      <w:rFonts w:ascii="Cambria Math" w:hAnsi="Cambria Math"/>
+                    </w:rPr>
+                    <m:t>2</m:t>
+                  </m:r>
+                  <m:sSub>
+                    <m:sSubPr>
+                      <m:ctrlPr>
+                        <w:rPr>
+                          <w:rFonts w:ascii="Cambria Math" w:hAnsi="Cambria Math"/>
+                          <w:i/>
+                        </w:rPr>
+                      </m:ctrlPr>
+                    </m:sSubPr>
+                    <m:e>
+                      <m:r>
+                        <w:rPr>
+                          <w:rFonts w:ascii="Cambria Math" w:hAnsi="Cambria Math"/>
+                        </w:rPr>
+                        <m:t>t</m:t>
+                      </m:r>
+                    </m:e>
+                    <m:sub>
+                      <m:r>
+                        <w:rPr>
+                          <w:rFonts w:ascii="Cambria Math" w:hAnsi="Cambria Math"/>
+                        </w:rPr>
+                        <m:t>0</m:t>
+                      </m:r>
+                    </m:sub>
+                  </m:sSub>
+                </m:num>
+                <m:den>
+                  <m:r>
+                    <w:rPr>
+                      <w:rFonts w:ascii="Cambria Math" w:hAnsi="Cambria Math"/>
+                    </w:rPr>
+                    <m:t>c</m:t>
+                  </m:r>
+                </m:den>
+              </m:f>
+            </m:den>
+          </m:f>
+          <m:r>
+            <w:rPr>
+              <w:rFonts w:ascii="Cambria Math" w:hAnsi="Cambria Math"/>
+            </w:rPr>
+            <m:t>=</m:t>
+          </m:r>
+          <m:f>
+            <m:fPr>
+              <m:ctrlPr>
+                <w:rPr>
+                  <w:rFonts w:ascii="Cambria Math" w:hAnsi="Cambria Math"/>
+                  <w:i/>
+                </w:rPr>
+              </m:ctrlPr>
+            </m:fPr>
+            <m:num>
+              <m:r>
+                <w:rPr>
+                  <w:rFonts w:ascii="Cambria Math" w:hAnsi="Cambria Math"/>
+                </w:rPr>
+                <m:t>2</m:t>
+              </m:r>
+              <m:sSup>
+                <m:sSupPr>
+                  <m:ctrlPr>
+                    <w:rPr>
+                      <w:rFonts w:ascii="Cambria Math" w:hAnsi="Cambria Math"/>
+                      <w:i/>
+                    </w:rPr>
+                  </m:ctrlPr>
+                </m:sSupPr>
+                <m:e>
+                  <m:r>
+                    <w:rPr>
+                      <w:rFonts w:ascii="Cambria Math" w:hAnsi="Cambria Math"/>
+                    </w:rPr>
+                    <m:t>c</m:t>
+                  </m:r>
+                </m:e>
+                <m:sup>
+                  <m:r>
+                    <w:rPr>
+                      <w:rFonts w:ascii="Cambria Math" w:hAnsi="Cambria Math"/>
+                    </w:rPr>
+                    <m:t>2</m:t>
+                  </m:r>
+                </m:sup>
+              </m:sSup>
+              <m:sSub>
+                <m:sSubPr>
+                  <m:ctrlPr>
+                    <w:rPr>
+                      <w:rFonts w:ascii="Cambria Math" w:hAnsi="Cambria Math"/>
+                      <w:i/>
+                    </w:rPr>
+                  </m:ctrlPr>
+                </m:sSubPr>
+                <m:e>
+                  <m:r>
+                    <w:rPr>
+                      <w:rFonts w:ascii="Cambria Math" w:hAnsi="Cambria Math"/>
+                    </w:rPr>
+                    <m:t>t</m:t>
+                  </m:r>
+                </m:e>
+                <m:sub>
+                  <m:r>
+                    <w:rPr>
+                      <w:rFonts w:ascii="Cambria Math" w:hAnsi="Cambria Math"/>
+                    </w:rPr>
+                    <m:t>0</m:t>
+                  </m:r>
+                </m:sub>
+              </m:sSub>
+            </m:num>
+            <m:den>
+              <m:r>
+                <w:rPr>
+                  <w:rFonts w:ascii="Cambria Math" w:hAnsi="Cambria Math"/>
+                </w:rPr>
+                <m:t>2</m:t>
+              </m:r>
+              <m:sSub>
+                <m:sSubPr>
+                  <m:ctrlPr>
+                    <w:rPr>
+                      <w:rFonts w:ascii="Cambria Math" w:hAnsi="Cambria Math"/>
+                      <w:i/>
+                    </w:rPr>
+                  </m:ctrlPr>
+                </m:sSubPr>
+                <m:e>
+                  <m:r>
+                    <w:rPr>
+                      <w:rFonts w:ascii="Cambria Math" w:hAnsi="Cambria Math"/>
+                    </w:rPr>
+                    <m:t>t</m:t>
+                  </m:r>
+                </m:e>
+                <m:sub>
+                  <m:r>
+                    <w:rPr>
+                      <w:rFonts w:ascii="Cambria Math" w:hAnsi="Cambria Math"/>
+                    </w:rPr>
+                    <m:t>0</m:t>
+                  </m:r>
+                </m:sub>
+              </m:sSub>
+            </m:den>
+          </m:f>
+          <m:r>
+            <w:rPr>
+              <w:rFonts w:ascii="Cambria Math" w:hAnsi="Cambria Math"/>
+            </w:rPr>
+            <m:t>c=</m:t>
+          </m:r>
+          <m:sSup>
+            <m:sSupPr>
+              <m:ctrlPr>
+                <w:rPr>
+                  <w:rFonts w:ascii="Cambria Math" w:hAnsi="Cambria Math"/>
+                  <w:i/>
+                </w:rPr>
+              </m:ctrlPr>
+            </m:sSupPr>
+            <m:e>
+              <m:r>
+                <w:rPr>
+                  <w:rFonts w:ascii="Cambria Math" w:hAnsi="Cambria Math"/>
+                </w:rPr>
+                <m:t>c</m:t>
+              </m:r>
+            </m:e>
+            <m:sup>
+              <m:r>
+                <w:rPr>
+                  <w:rFonts w:ascii="Cambria Math" w:hAnsi="Cambria Math"/>
+                </w:rPr>
+                <m:t>3</m:t>
+              </m:r>
+            </m:sup>
+          </m:sSup>
+          <m:r>
+            <w:rPr>
+              <w:rFonts w:ascii="Cambria Math" w:hAnsi="Cambria Math"/>
+            </w:rPr>
+            <m:t>=</m:t>
+          </m:r>
+          <m:sSup>
+            <m:sSupPr>
+              <m:ctrlPr>
+                <w:rPr>
+                  <w:rFonts w:ascii="Cambria Math" w:hAnsi="Cambria Math"/>
+                  <w:i/>
+                </w:rPr>
+              </m:ctrlPr>
+            </m:sSupPr>
+            <m:e>
+              <m:r>
+                <w:rPr>
+                  <w:rFonts w:ascii="Cambria Math" w:hAnsi="Cambria Math" w:hint="eastAsia"/>
+                </w:rPr>
+                <m:t>c</m:t>
+              </m:r>
+              <m:ctrlPr>
+                <w:rPr>
+                  <w:rFonts w:ascii="Cambria Math" w:hAnsi="Cambria Math" w:hint="eastAsia"/>
+                  <w:i/>
+                </w:rPr>
+              </m:ctrlPr>
+            </m:e>
+            <m:sup>
+              <m:r>
+                <w:rPr>
+                  <w:rFonts w:ascii="Cambria Math" w:hAnsi="Cambria Math"/>
+                </w:rPr>
+                <m:t>2</m:t>
+              </m:r>
+            </m:sup>
+          </m:sSup>
+          <m:r>
+            <w:rPr>
+              <w:rFonts w:ascii="Cambria Math" w:hAnsi="Cambria Math"/>
+            </w:rPr>
+            <m:t>c=</m:t>
+          </m:r>
+          <m:sSup>
+            <m:sSupPr>
+              <m:ctrlPr>
+                <w:rPr>
+                  <w:rFonts w:ascii="Cambria Math" w:hAnsi="Cambria Math"/>
+                  <w:i/>
+                </w:rPr>
+              </m:ctrlPr>
+            </m:sSupPr>
+            <m:e>
+              <m:d>
+                <m:dPr>
+                  <m:ctrlPr>
+                    <w:rPr>
+                      <w:rFonts w:ascii="Cambria Math" w:hAnsi="Cambria Math"/>
+                      <w:i/>
+                    </w:rPr>
+                  </m:ctrlPr>
+                </m:dPr>
+                <m:e>
+                  <m:r>
+                    <w:rPr>
+                      <w:rFonts w:ascii="Cambria Math" w:hAnsi="Cambria Math"/>
+                    </w:rPr>
+                    <m:t>-1</m:t>
+                  </m:r>
+                </m:e>
+              </m:d>
+            </m:e>
+            <m:sup>
+              <m:r>
+                <w:rPr>
+                  <w:rFonts w:ascii="Cambria Math" w:hAnsi="Cambria Math"/>
+                </w:rPr>
+                <m:t>2</m:t>
+              </m:r>
+            </m:sup>
+          </m:sSup>
+          <m:r>
+            <w:rPr>
+              <w:rFonts w:ascii="Cambria Math" w:hAnsi="Cambria Math"/>
+            </w:rPr>
+            <m:t>c=1c=c</m:t>
+          </m:r>
+        </m:oMath>
+      </m:oMathPara>
+    </w:p>
+    <w:p>
+      <w:pPr>
+        <w:tabs>
+          <w:tab w:val="left" w:pos="6431"/>
+        </w:tabs>
+      </w:pPr>
+      <w:r>
+        <w:rPr>
+          <w:rFonts w:hint="eastAsia"/>
+        </w:rPr>
+        <w:t>A</w:t>
+      </w:r>
+      <w:proofErr w:type="gramStart"/>
+      <w:r>
+        <w:t>’</w:t>
+      </w:r>
+      <w:proofErr w:type="gramEnd"/>
+      <w:r>
+        <w:rPr>
+          <w:rFonts w:hint="eastAsia"/>
+        </w:rPr>
+        <w:t>B</w:t>
+      </w:r>
+      <w:proofErr w:type="gramStart"/>
+      <w:r>
+        <w:t>’</w:t>
+      </w:r>
+      <w:proofErr w:type="gramEnd"/>
+      <w:r>
+        <w:rPr>
+          <w:rFonts w:hint="eastAsia"/>
+        </w:rPr>
+        <w:t>的距离随着速度的提高越来越短，但AB的长度却不变，A和A</w:t>
+      </w:r>
+      <w:proofErr w:type="gramStart"/>
+      <w:r>
+        <w:t>’</w:t>
+      </w:r>
+      <w:proofErr w:type="gramEnd"/>
+      <w:r>
+        <w:rPr>
+          <w:rFonts w:hint="eastAsia"/>
+        </w:rPr>
+        <w:t>是同一个点，B和B</w:t>
+      </w:r>
+      <w:proofErr w:type="gramStart"/>
+      <w:r>
+        <w:t>’</w:t>
+      </w:r>
+      <w:proofErr w:type="gramEnd"/>
+      <w:r>
+        <w:rPr>
+          <w:rFonts w:hint="eastAsia"/>
+        </w:rPr>
+        <w:t>是同一个点，若要满足上述所有的条件，就只能说，在相同的空间里面</w:t>
+      </w:r>
+      <w:proofErr w:type="gramStart"/>
+      <w:r>
+        <w:rPr>
+          <w:rFonts w:hint="eastAsia"/>
+        </w:rPr>
+        <w:t>叠加着</w:t>
+      </w:r>
+      <w:proofErr w:type="gramEnd"/>
+      <w:r>
+        <w:rPr>
+          <w:rFonts w:hint="eastAsia"/>
+        </w:rPr>
+        <w:t>不同的空间。S</w:t>
+      </w:r>
+      <w:proofErr w:type="gramStart"/>
+      <w:r>
+        <w:t>’</w:t>
+      </w:r>
+      <w:proofErr w:type="gramEnd"/>
+      <w:r>
+        <w:rPr>
+          <w:rFonts w:hint="eastAsia"/>
+        </w:rPr>
+        <w:t>虽然是因为相对运动而创造了A</w:t>
+      </w:r>
+      <w:proofErr w:type="gramStart"/>
+      <w:r>
+        <w:t>’</w:t>
+      </w:r>
+      <w:proofErr w:type="gramEnd"/>
+      <w:r>
+        <w:rPr>
+          <w:rFonts w:hint="eastAsia"/>
+        </w:rPr>
+        <w:t>和B</w:t>
+      </w:r>
+      <w:proofErr w:type="gramStart"/>
+      <w:r>
+        <w:t>’</w:t>
+      </w:r>
+      <w:proofErr w:type="gramEnd"/>
+      <w:r>
+        <w:rPr>
+          <w:rFonts w:hint="eastAsia"/>
+        </w:rPr>
+        <w:t>与相应A和B的在两个惯性系中的关系，但从潜无穷和实无穷的类比中可以认识到，实际上A</w:t>
+      </w:r>
+      <w:proofErr w:type="gramStart"/>
+      <w:r>
+        <w:t>’</w:t>
+      </w:r>
+      <w:proofErr w:type="gramEnd"/>
+      <w:r>
+        <w:rPr>
+          <w:rFonts w:hint="eastAsia"/>
+        </w:rPr>
+        <w:t>和B</w:t>
+      </w:r>
+      <w:proofErr w:type="gramStart"/>
+      <w:r>
+        <w:t>’</w:t>
+      </w:r>
+      <w:proofErr w:type="gramEnd"/>
+      <w:r>
+        <w:rPr>
+          <w:rFonts w:hint="eastAsia"/>
+        </w:rPr>
+        <w:t>就算没有S</w:t>
+      </w:r>
+      <w:proofErr w:type="gramStart"/>
+      <w:r>
+        <w:t>’</w:t>
+      </w:r>
+      <w:proofErr w:type="gramEnd"/>
+      <w:r>
+        <w:rPr>
+          <w:rFonts w:hint="eastAsia"/>
+        </w:rPr>
+        <w:t>的相对运动也仍然是存在的。换句话说，就是A点上叠加了各种A</w:t>
+      </w:r>
+      <w:proofErr w:type="gramStart"/>
+      <w:r>
+        <w:t>’</w:t>
+      </w:r>
+      <w:proofErr w:type="gramEnd"/>
+      <w:r>
+        <w:rPr>
+          <w:rFonts w:hint="eastAsia"/>
+        </w:rPr>
+        <w:t>，A</w:t>
+      </w:r>
+      <w:proofErr w:type="gramStart"/>
+      <w:r>
+        <w:t>’’</w:t>
+      </w:r>
+      <w:proofErr w:type="gramEnd"/>
+      <w:r>
+        <w:rPr>
+          <w:rFonts w:hint="eastAsia"/>
+        </w:rPr>
+        <w:t>，A</w:t>
+      </w:r>
+      <w:proofErr w:type="gramStart"/>
+      <w:r>
+        <w:t>’’’</w:t>
+      </w:r>
+      <w:proofErr w:type="gramEnd"/>
+      <w:r>
+        <w:rPr>
+          <w:rFonts w:hint="eastAsia"/>
+        </w:rPr>
+        <w:t>等等，它们都是同一个点，B点也叠加了B</w:t>
+      </w:r>
+      <w:proofErr w:type="gramStart"/>
+      <w:r>
+        <w:t>’</w:t>
+      </w:r>
+      <w:proofErr w:type="gramEnd"/>
+      <w:r>
+        <w:rPr>
+          <w:rFonts w:hint="eastAsia"/>
+        </w:rPr>
+        <w:t>，B</w:t>
+      </w:r>
+      <w:proofErr w:type="gramStart"/>
+      <w:r>
+        <w:t>’’</w:t>
+      </w:r>
+      <w:proofErr w:type="gramEnd"/>
+      <w:r>
+        <w:rPr>
+          <w:rFonts w:hint="eastAsia"/>
+        </w:rPr>
+        <w:t>，B</w:t>
+      </w:r>
+      <w:proofErr w:type="gramStart"/>
+      <w:r>
+        <w:t>’’’</w:t>
+      </w:r>
+      <w:proofErr w:type="gramEnd"/>
+      <w:r>
+        <w:rPr>
+          <w:rFonts w:hint="eastAsia"/>
+        </w:rPr>
+        <w:t>等等，它们也是同一个点，区别在于AB，A</w:t>
+      </w:r>
+      <w:proofErr w:type="gramStart"/>
+      <w:r>
+        <w:t>’</w:t>
+      </w:r>
+      <w:proofErr w:type="gramEnd"/>
+      <w:r>
+        <w:rPr>
+          <w:rFonts w:hint="eastAsia"/>
+        </w:rPr>
+        <w:t>B</w:t>
+      </w:r>
+      <w:proofErr w:type="gramStart"/>
+      <w:r>
+        <w:t>’</w:t>
+      </w:r>
+      <w:proofErr w:type="gramEnd"/>
+      <w:r>
+        <w:rPr>
+          <w:rFonts w:hint="eastAsia"/>
+        </w:rPr>
+        <w:t>，A</w:t>
+      </w:r>
+      <w:proofErr w:type="gramStart"/>
+      <w:r>
+        <w:t>’’</w:t>
+      </w:r>
+      <w:proofErr w:type="gramEnd"/>
+      <w:r>
+        <w:rPr>
+          <w:rFonts w:hint="eastAsia"/>
+        </w:rPr>
+        <w:t>B‘’，A</w:t>
+      </w:r>
+      <w:proofErr w:type="gramStart"/>
+      <w:r>
+        <w:t>’’’</w:t>
+      </w:r>
+      <w:proofErr w:type="gramEnd"/>
+      <w:r>
+        <w:rPr>
+          <w:rFonts w:hint="eastAsia"/>
+        </w:rPr>
+        <w:t>,B</w:t>
+      </w:r>
+      <w:proofErr w:type="gramStart"/>
+      <w:r>
+        <w:t>’’’</w:t>
+      </w:r>
+      <w:proofErr w:type="gramEnd"/>
+      <w:r>
+        <w:rPr>
+          <w:rFonts w:hint="eastAsia"/>
+        </w:rPr>
+        <w:t>的距离不同，速度越快对应的空间中，距离越短。由此可以想到，极高速度对应的空间，在低速空间中相聚甚远的两点，很可能就重合在一起。</w:t>
+      </w:r>
+      <w:r>
+        <w:rPr>
+          <w:rFonts w:hint="eastAsia"/>
+        </w:rPr>
+        <w:t>比如在地球某直径的两端有Alice和Bob，在某个超空间，他们两个的大部分都可以重合在一起。</w:t>
+      </w:r>
+    </w:p>
+    <w:p>
+      <w:pPr>
+        <w:tabs>
+          <w:tab w:val="left" w:pos="6431"/>
+        </w:tabs>
+        <w:rPr>
+          <w:rFonts w:hint="eastAsia"/>
+        </w:rPr>
+      </w:pPr>
+      <w:r>
+        <w:rPr>
+          <w:rFonts w:hint="eastAsia"/>
+        </w:rPr>
+        <w:t>假定相对速度越大，同样两点之间的距离越短，相对速度越高，空间的频率就越高。从宇宙大爆炸假说的角度理解，这个宇宙诞生的时候，空间的频率是极高的。任何两点都在极高的频率前提下紧密的挨在一起。而时间的方向则是空间频率从高到</w:t>
+      </w:r>
+      <w:proofErr w:type="gramStart"/>
+      <w:r>
+        <w:rPr>
+          <w:rFonts w:hint="eastAsia"/>
+        </w:rPr>
+        <w:t>低下降</w:t>
+      </w:r>
+      <w:proofErr w:type="gramEnd"/>
+      <w:r>
+        <w:rPr>
+          <w:rFonts w:hint="eastAsia"/>
+        </w:rPr>
+        <w:t>的方向</w:t>
+      </w:r>
+      <w:r>
+        <w:rPr>
+          <w:rFonts w:hint="eastAsia"/>
+        </w:rPr>
+        <w:t>。</w:t>
+      </w:r>
+    </w:p>
+    <w:p>
+      <w:pPr>
+        <w:tabs>
+          <w:tab w:val="left" w:pos="6431"/>
+        </w:tabs>
+        <w:rPr>
+          <w:rFonts w:hint="eastAsia"/>
+        </w:rPr>
+      </w:pPr>
+    </w:p>
+    <w:p>
+      <w:pPr>
+        <w:tabs>
+          <w:tab w:val="left" w:pos="6431"/>
+        </w:tabs>
+      </w:pPr>
+      <w:r>
+        <w:rPr>
+          <w:rFonts w:hint="eastAsia"/>
+        </w:rPr>
+        <w:t>观察，</w:t>
+      </w:r>
+    </w:p>
+    <w:p>
+      <w:pPr>
+        <w:tabs>
+          <w:tab w:val="left" w:pos="6431"/>
+        </w:tabs>
+      </w:pPr>
+      <m:oMathPara>
+        <m:oMath>
+          <m:r>
+            <w:rPr>
+              <w:rFonts w:ascii="Cambria Math" w:hAnsi="Cambria Math"/>
+            </w:rPr>
+            <m:t>n=</m:t>
+          </m:r>
+          <m:f>
+            <m:fPr>
+              <m:ctrlPr>
+                <w:rPr>
+                  <w:rFonts w:ascii="Cambria Math" w:hAnsi="Cambria Math"/>
+                  <w:i/>
+                </w:rPr>
+              </m:ctrlPr>
+            </m:fPr>
+            <m:num>
+              <m:r>
+                <w:rPr>
+                  <w:rFonts w:ascii="Cambria Math" w:hAnsi="Cambria Math" w:hint="eastAsia"/>
+                </w:rPr>
+                <m:t>c</m:t>
+              </m:r>
+              <m:ctrlPr>
+                <w:rPr>
+                  <w:rFonts w:ascii="Cambria Math" w:hAnsi="Cambria Math" w:hint="eastAsia"/>
+                  <w:i/>
+                </w:rPr>
+              </m:ctrlPr>
+            </m:num>
+            <m:den>
+              <m:r>
+                <w:rPr>
+                  <w:rFonts w:ascii="Cambria Math" w:hAnsi="Cambria Math"/>
+                </w:rPr>
+                <m:t>v</m:t>
+              </m:r>
+            </m:den>
+          </m:f>
+        </m:oMath>
+      </m:oMathPara>
+    </w:p>
+    <w:p>
+      <w:pPr>
+        <w:tabs>
+          <w:tab w:val="left" w:pos="6431"/>
+        </w:tabs>
+        <w:rPr>
+          <w:rFonts w:hint="eastAsia"/>
+        </w:rPr>
+      </w:pPr>
+      <w:r>
+        <w:rPr>
+          <w:rFonts w:hint="eastAsia"/>
+        </w:rPr>
+        <w:t>可见</w:t>
+      </w:r>
+      <w:r>
+        <w:rPr>
+          <w:rFonts w:hint="eastAsia"/>
+        </w:rPr>
+        <w:t>它和折射定律</w:t>
+      </w:r>
+      <w:r>
+        <w:rPr>
+          <w:rFonts w:hint="eastAsia"/>
+        </w:rPr>
+        <w:t>的方程</w:t>
+      </w:r>
+      <w:r>
+        <w:rPr>
+          <w:rFonts w:hint="eastAsia"/>
+        </w:rPr>
+        <w:t>具有</w:t>
+      </w:r>
+      <w:r>
+        <w:rPr>
+          <w:rFonts w:hint="eastAsia"/>
+        </w:rPr>
+        <w:t>相似</w:t>
+      </w:r>
+      <w:r>
+        <w:rPr>
+          <w:rFonts w:hint="eastAsia"/>
+        </w:rPr>
+        <w:t>的形式。</w:t>
+      </w:r>
+      <w:r>
+        <w:tab/>
+      </w:r>
+    </w:p>
+    <w:p>
+      <w:pPr>
+        <w:tabs>
+          <w:tab w:val="left" w:pos="6431"/>
+        </w:tabs>
+        <w:rPr>
+          <w:rFonts w:hint="eastAsia"/>
+        </w:rPr>
+      </w:pPr>
+    </w:p>
+    <w:p>
+      <w:pPr>
+        <w:tabs>
+          <w:tab w:val="left" w:pos="6431"/>
+        </w:tabs>
+      </w:pPr>
+      <w:r>
+        <w:rPr>
+          <w:rFonts w:hint="eastAsia"/>
+        </w:rPr>
+        <w:t>一般</w:t>
+      </w:r>
+      <w:r>
+        <w:rPr>
+          <w:rFonts w:hint="eastAsia"/>
+        </w:rPr>
+        <w:t>火车</w:t>
+      </w:r>
+      <w:r>
+        <w:rPr>
+          <w:rFonts w:hint="eastAsia"/>
+        </w:rPr>
+        <w:t>运动的速度很低，</w:t>
+      </w:r>
+      <m:oMath>
+        <m:r>
+          <w:rPr>
+            <w:rFonts w:ascii="Cambria Math" w:hAnsi="Cambria Math"/>
+          </w:rPr>
+          <m:t>v</m:t>
+        </m:r>
+      </m:oMath>
+      <w:r>
+        <w:rPr>
+          <w:rFonts w:hint="eastAsia"/>
+        </w:rPr>
+        <w:t>是一个很小的数值，</w:t>
+      </w:r>
+      <m:oMath>
+        <m:r>
+          <w:rPr>
+            <w:rFonts w:ascii="Cambria Math" w:hAnsi="Cambria Math"/>
+          </w:rPr>
+          <m:t>n</m:t>
+        </m:r>
+      </m:oMath>
+      <w:r>
+        <w:rPr>
+          <w:rFonts w:hint="eastAsia"/>
+        </w:rPr>
+        <w:t>非常大，光速又非常快，天花板又不高，整个</w:t>
+      </w:r>
+      <m:oMath>
+        <m:r>
+          <w:rPr>
+            <w:rFonts w:ascii="Cambria Math" w:hAnsi="Cambria Math"/>
+          </w:rPr>
+          <m:t>2</m:t>
+        </m:r>
+        <m:r>
+          <w:rPr>
+            <w:rFonts w:ascii="Cambria Math" w:hAnsi="Cambria Math" w:hint="eastAsia"/>
+          </w:rPr>
+          <m:t>v</m:t>
+        </m:r>
+        <m:r>
+          <w:rPr>
+            <w:rFonts w:ascii="Cambria Math" w:hAnsi="Cambria Math"/>
+          </w:rPr>
+          <m:t>t</m:t>
+        </m:r>
+      </m:oMath>
+      <w:r>
+        <w:rPr>
+          <w:rFonts w:hint="eastAsia"/>
+        </w:rPr>
+        <w:t>过程，光线的路径都发生在</w:t>
+      </w:r>
+      <w:r>
+        <w:rPr>
+          <w:rFonts w:hint="eastAsia"/>
+        </w:rPr>
+        <w:t>S</w:t>
+      </w:r>
+      <w:proofErr w:type="gramStart"/>
+      <w:r>
+        <w:t>’</w:t>
+      </w:r>
+      <w:proofErr w:type="gramEnd"/>
+      <w:r>
+        <w:rPr>
+          <w:rFonts w:hint="eastAsia"/>
+        </w:rPr>
+        <w:t>水平方向上的0长度范围里面。然而如果我们假设天花板非常高，会出现什么情况，会不会出现半周期无法由单个直角三角形的模式完成的情况？</w:t>
+      </w:r>
+    </w:p>
+    <w:p>
+      <w:pPr>
+        <w:tabs>
+          <w:tab w:val="left" w:pos="6431"/>
+        </w:tabs>
+        <w:rPr>
+          <w:rFonts w:hint="eastAsia"/>
+        </w:rPr>
+      </w:pPr>
+      <w:r>
+        <w:rPr>
+          <w:rFonts w:hint="eastAsia"/>
+        </w:rPr>
+        <w:t>如图，两个周期，必须接力才能完成，</w:t>
+      </w:r>
+    </w:p>
+    <w:p>
+      <w:pPr>
+        <w:tabs>
+          <w:tab w:val="left" w:pos="6431"/>
+        </w:tabs>
+        <w:rPr>
+          <w:rFonts w:hint="eastAsia"/>
+        </w:rPr>
+      </w:pPr>
+    </w:p>
+    <w:p>
+      <w:pPr>
+        <w:tabs>
+          <w:tab w:val="left" w:pos="6431"/>
+        </w:tabs>
+      </w:pPr>
+    </w:p>
+    <w:p>
+      <w:pPr>
+        <w:tabs>
+          <w:tab w:val="left" w:pos="6431"/>
+        </w:tabs>
+      </w:pPr>
+      <w:r>
+        <w:rPr>
+          <w:noProof/>
+        </w:rPr>
+        <mc:AlternateContent>
+          <mc:Choice Requires="wpg">
+            <w:drawing>
+              <wp:anchor distT="0" distB="0" distL="114300" distR="114300" simplePos="0" relativeHeight="251666432" behindDoc="0" locked="0" layoutInCell="1" allowOverlap="1" wp14:anchorId="5093D82D" wp14:editId="1D7E9BA8">
+                <wp:simplePos x="0" y="0"/>
+                <wp:positionH relativeFrom="column">
+                  <wp:posOffset>1405825</wp:posOffset>
+                </wp:positionH>
+                <wp:positionV relativeFrom="paragraph">
+                  <wp:posOffset>-201801</wp:posOffset>
+                </wp:positionV>
+                <wp:extent cx="2787403" cy="1547775"/>
+                <wp:effectExtent l="38100" t="19050" r="13335" b="14605"/>
+                <wp:wrapNone/>
+                <wp:docPr id="1358960555" name="组合 13"/>
+                <wp:cNvGraphicFramePr/>
+                <a:graphic xmlns:a="http://schemas.openxmlformats.org/drawingml/2006/main">
+                  <a:graphicData uri="http://schemas.microsoft.com/office/word/2010/wordprocessingGroup">
+                    <wpg:wgp>
+                      <wpg:cNvGrpSpPr/>
+                      <wpg:grpSpPr>
+                        <a:xfrm>
+                          <a:off x="0" y="0"/>
+                          <a:ext cx="2787403" cy="1547775"/>
+                          <a:chOff x="0" y="0"/>
+                          <a:chExt cx="2787403" cy="1547775"/>
+                        </a:xfrm>
+                      </wpg:grpSpPr>
+                      <wps:wsp>
+                        <wps:cNvPr id="366681192" name="直角三角形 9"/>
+                        <wps:cNvSpPr/>
+                        <wps:spPr>
+                          <a:xfrm flipH="1">
+                            <a:off x="1394848" y="0"/>
+                            <a:ext cx="1392555" cy="768985"/>
+                          </a:xfrm>
+                          <a:prstGeom prst="rtTriangle">
+                            <a:avLst/>
+                          </a:prstGeom>
+                          <a:noFill/>
+                        </wps:spPr>
+                        <wps:style>
+                          <a:lnRef idx="2">
+                            <a:schemeClr val="accent1">
+                              <a:shade val="15000"/>
+                            </a:schemeClr>
+                          </a:lnRef>
+                          <a:fillRef idx="1">
+                            <a:schemeClr val="accent1"/>
+                          </a:fillRef>
+                          <a:effectRef idx="0">
+                            <a:schemeClr val="accent1"/>
+                          </a:effectRef>
+                          <a:fontRef idx="minor">
+                            <a:schemeClr val="lt1"/>
+                          </a:fontRef>
+                        </wps:style>
+                        <wps:bodyPr rot="0" spcFirstLastPara="0" vertOverflow="overflow" horzOverflow="overflow" vert="horz" wrap="square" lIns="91440" tIns="45720" rIns="91440" bIns="45720" numCol="1" spcCol="0" rtlCol="0" fromWordArt="0" anchor="ctr" anchorCtr="0" forceAA="0" compatLnSpc="1">
+                          <a:prstTxWarp prst="textNoShape">
+                            <a:avLst/>
+                          </a:prstTxWarp>
+                          <a:noAutofit/>
+                        </wps:bodyPr>
+                      </wps:wsp>
+                      <wps:wsp>
+                        <wps:cNvPr id="395318631" name="直角三角形 9"/>
+                        <wps:cNvSpPr/>
+                        <wps:spPr>
+                          <a:xfrm flipH="1">
+                            <a:off x="0" y="778790"/>
+                            <a:ext cx="1392555" cy="768985"/>
+                          </a:xfrm>
+                          <a:prstGeom prst="rtTriangle">
+                            <a:avLst/>
+                          </a:prstGeom>
+                          <a:noFill/>
+                        </wps:spPr>
+                        <wps:style>
+                          <a:lnRef idx="2">
+                            <a:schemeClr val="accent1">
+                              <a:shade val="15000"/>
+                            </a:schemeClr>
+                          </a:lnRef>
+                          <a:fillRef idx="1">
+                            <a:schemeClr val="accent1"/>
+                          </a:fillRef>
+                          <a:effectRef idx="0">
+                            <a:schemeClr val="accent1"/>
+                          </a:effectRef>
+                          <a:fontRef idx="minor">
+                            <a:schemeClr val="lt1"/>
+                          </a:fontRef>
+                        </wps:style>
+                        <wps:bodyPr rot="0" spcFirstLastPara="0" vertOverflow="overflow" horzOverflow="overflow" vert="horz" wrap="square" lIns="91440" tIns="45720" rIns="91440" bIns="45720" numCol="1" spcCol="0" rtlCol="0" fromWordArt="0" anchor="ctr" anchorCtr="0" forceAA="0" compatLnSpc="1">
+                          <a:prstTxWarp prst="textNoShape">
+                            <a:avLst/>
+                          </a:prstTxWarp>
+                          <a:noAutofit/>
+                        </wps:bodyPr>
+                      </wps:wsp>
+                    </wpg:wgp>
+                  </a:graphicData>
+                </a:graphic>
+              </wp:anchor>
+            </w:drawing>
+          </mc:Choice>
+          <mc:Fallback>
+            <w:pict>
+              <v:group w14:anchorId="16E59B17" id="组合 13" o:spid="_x0000_s1026" style="position:absolute;margin-left:110.7pt;margin-top:-15.9pt;width:219.5pt;height:121.85pt;z-index:251666432" coordsize="27874,15477" o:gfxdata="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">
+                <v:shape id="直角三角形 9" o:spid="_x0000_s1027" type="#_x0000_t6" style="position:absolute;left:13948;width:13926;height:7689;flip:x;visibility:visible;mso-wrap-style:square;v-text-anchor:middle" o:gfxdata="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" filled="f" strokecolor="#091723 [484]" strokeweight="1pt"/>
+                <v:shape id="直角三角形 9" o:spid="_x0000_s1028" type="#_x0000_t6" style="position:absolute;top:7787;width:13925;height:7690;flip:x;visibility:visible;mso-wrap-style:square;v-text-anchor:middle" o:gfxdata="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" filled="f" strokecolor="#091723 [484]" strokeweight="1pt"/>
+              </v:group>
+            </w:pict>
+          </mc:Fallback>
+        </mc:AlternateContent>
+      </w:r>
+    </w:p>
+    <w:p>
+      <w:pPr>
+        <w:tabs>
+          <w:tab w:val="left" w:pos="6431"/>
+        </w:tabs>
+      </w:pPr>
+    </w:p>
+    <w:p>
+      <w:pPr>
+        <w:tabs>
+          <w:tab w:val="left" w:pos="6431"/>
+        </w:tabs>
+      </w:pPr>
+    </w:p>
+    <w:p>
+      <w:pPr>
+        <w:tabs>
+          <w:tab w:val="left" w:pos="6431"/>
+        </w:tabs>
+      </w:pPr>
+    </w:p>
+    <w:p>
+      <w:pPr>
+        <w:tabs>
+          <w:tab w:val="left" w:pos="6431"/>
+        </w:tabs>
+      </w:pPr>
+    </w:p>
+    <w:p>
+      <w:pPr>
+        <w:tabs>
+          <w:tab w:val="left" w:pos="6431"/>
+        </w:tabs>
+      </w:pPr>
+    </w:p>
+    <w:p>
+      <w:pPr>
+        <w:tabs>
+          <w:tab w:val="left" w:pos="6431"/>
+        </w:tabs>
+      </w:pPr>
+    </w:p>
+    <w:p>
+      <w:pPr>
+        <w:tabs>
+          <w:tab w:val="left" w:pos="6431"/>
+        </w:tabs>
+      </w:pPr>
+      <w:r>
+        <w:rPr>
+          <w:rFonts w:hint="eastAsia"/>
+        </w:rPr>
+        <w:t>如果是这样，那么跨过两个水平长度为0的周期光子，还是同一个光子吗？</w:t>
+      </w:r>
+      <w:r>
+        <w:rPr>
+          <w:rFonts w:hint="eastAsia"/>
+        </w:rPr>
+        <w:t>如果观察者坚持能量守恒定律，那么是不是那个光子，都必须有一个光子继续原来光子的路径。</w:t>
+      </w:r>
+      <w:r>
+        <w:rPr>
+          <w:rFonts w:hint="eastAsia"/>
+        </w:rPr>
+        <w:t>如果观察者不坚持能量守恒，</w:t>
+      </w:r>
+      <w:proofErr w:type="gramStart"/>
+      <w:r>
+        <w:rPr>
+          <w:rFonts w:hint="eastAsia"/>
+        </w:rPr>
+        <w:t>则事件</w:t>
+      </w:r>
+      <w:proofErr w:type="gramEnd"/>
+      <w:r>
+        <w:rPr>
+          <w:rFonts w:hint="eastAsia"/>
+        </w:rPr>
+        <w:t>完全可能出现不同的发展方向，比如突如其来的事件导致了火车改变了运行的方向。</w:t>
+      </w:r>
+    </w:p>
+    <w:p>
+      <w:pPr>
+        <w:tabs>
+          <w:tab w:val="left" w:pos="6431"/>
+        </w:tabs>
+        <w:rPr>
+          <w:rFonts w:hint="eastAsia"/>
+        </w:rPr>
+      </w:pPr>
+    </w:p>
+    <w:p>
+      <w:pPr>
+        <w:tabs>
+          <w:tab w:val="left" w:pos="6431"/>
+        </w:tabs>
+        <w:rPr>
+          <w:rFonts w:hint="eastAsia"/>
+        </w:rPr>
+      </w:pPr>
+    </w:p>
+    <w:p>
+      <w:pPr>
+        <w:tabs>
+          <w:tab w:val="left" w:pos="6431"/>
+        </w:tabs>
+      </w:pPr>
+      <w:r>
+        <w:rPr>
+          <w:rFonts w:hint="eastAsia"/>
+        </w:rPr>
+        <w:t>由于从下向上和从上向下是对称的（不考虑地表引力方向），所以图像可以再次扩展为，</w:t>
+      </w:r>
+    </w:p>
+    <w:p>
+      <w:pPr>
+        <w:tabs>
+          <w:tab w:val="left" w:pos="6431"/>
+        </w:tabs>
+      </w:pPr>
+    </w:p>
+    <w:p>
+      <w:pPr>
+        <w:tabs>
+          <w:tab w:val="left" w:pos="6431"/>
+        </w:tabs>
+      </w:pPr>
+      <w:r>
+        <w:rPr>
+          <w:noProof/>
+        </w:rPr>
+        <mc:AlternateContent>
+          <mc:Choice Requires="wpg">
+            <w:drawing>
+              <wp:anchor distT="0" distB="0" distL="114300" distR="114300" simplePos="0" relativeHeight="251661312" behindDoc="0" locked="0" layoutInCell="1" allowOverlap="1" wp14:anchorId="07026DC0" wp14:editId="59975401">
+                <wp:simplePos x="0" y="0"/>
+                <wp:positionH relativeFrom="column">
+                  <wp:posOffset>1200473</wp:posOffset>
+                </wp:positionH>
+                <wp:positionV relativeFrom="paragraph">
+                  <wp:posOffset>77492</wp:posOffset>
+                </wp:positionV>
+                <wp:extent cx="2788049" cy="1531953"/>
+                <wp:effectExtent l="38100" t="0" r="50800" b="11430"/>
+                <wp:wrapNone/>
+                <wp:docPr id="2123525344" name="组合 12"/>
+                <wp:cNvGraphicFramePr/>
+                <a:graphic xmlns:a="http://schemas.openxmlformats.org/drawingml/2006/main">
+                  <a:graphicData uri="http://schemas.microsoft.com/office/word/2010/wordprocessingGroup">
+                    <wpg:wgp>
+                      <wpg:cNvGrpSpPr/>
+                      <wpg:grpSpPr>
+                        <a:xfrm>
+                          <a:off x="0" y="0"/>
+                          <a:ext cx="2788049" cy="1531953"/>
+                          <a:chOff x="0" y="0"/>
+                          <a:chExt cx="2788049" cy="1531953"/>
+                        </a:xfrm>
+                      </wpg:grpSpPr>
+                      <wpg:grpSp>
+                        <wpg:cNvPr id="2048341657" name="组合 11"/>
+                        <wpg:cNvGrpSpPr/>
+                        <wpg:grpSpPr>
+                          <a:xfrm>
+                            <a:off x="0" y="762968"/>
+                            <a:ext cx="2787650" cy="768985"/>
+                            <a:chOff x="0" y="0"/>
+                            <a:chExt cx="2788049" cy="768985"/>
+                          </a:xfrm>
+                        </wpg:grpSpPr>
+                        <wps:wsp>
+                          <wps:cNvPr id="556393198" name="直角三角形 9"/>
+                          <wps:cNvSpPr/>
+                          <wps:spPr>
+                            <a:xfrm flipH="1">
+                              <a:off x="0" y="0"/>
+                              <a:ext cx="1392555" cy="768985"/>
+                            </a:xfrm>
+                            <a:prstGeom prst="rtTriangle">
+                              <a:avLst/>
+                            </a:prstGeom>
+                            <a:noFill/>
+                          </wps:spPr>
+                          <wps:style>
+                            <a:lnRef idx="2">
+                              <a:schemeClr val="accent1">
+                                <a:shade val="15000"/>
+                              </a:schemeClr>
+                            </a:lnRef>
+                            <a:fillRef idx="1">
+                              <a:schemeClr val="accent1"/>
+                            </a:fillRef>
+                            <a:effectRef idx="0">
+                              <a:schemeClr val="accent1"/>
+                            </a:effectRef>
+                            <a:fontRef idx="minor">
+                              <a:schemeClr val="lt1"/>
+                            </a:fontRef>
+                          </wps:style>
+                          <wps:bodyPr rot="0" spcFirstLastPara="0" vertOverflow="overflow" horzOverflow="overflow" vert="horz" wrap="square" lIns="91440" tIns="45720" rIns="91440" bIns="45720" numCol="1" spcCol="0" rtlCol="0" fromWordArt="0" anchor="ctr" anchorCtr="0" forceAA="0" compatLnSpc="1">
+                            <a:prstTxWarp prst="textNoShape">
+                              <a:avLst/>
+                            </a:prstTxWarp>
+                            <a:noAutofit/>
+                          </wps:bodyPr>
+                        </wps:wsp>
+                        <wps:wsp>
+                          <wps:cNvPr id="857331032" name="直角三角形 9"/>
+                          <wps:cNvSpPr/>
+                          <wps:spPr>
+                            <a:xfrm>
+                              <a:off x="1395494" y="0"/>
+                              <a:ext cx="1392555" cy="768985"/>
+                            </a:xfrm>
+                            <a:prstGeom prst="rtTriangle">
+                              <a:avLst/>
+                            </a:prstGeom>
+                            <a:noFill/>
+                          </wps:spPr>
+                          <wps:style>
+                            <a:lnRef idx="2">
+                              <a:schemeClr val="accent1">
+                                <a:shade val="15000"/>
+                              </a:schemeClr>
+                            </a:lnRef>
+                            <a:fillRef idx="1">
+                              <a:schemeClr val="accent1"/>
+                            </a:fillRef>
+                            <a:effectRef idx="0">
+                              <a:schemeClr val="accent1"/>
+                            </a:effectRef>
+                            <a:fontRef idx="minor">
+                              <a:schemeClr val="lt1"/>
+                            </a:fontRef>
+                          </wps:style>
+                          <wps:bodyPr rot="0" spcFirstLastPara="0" vertOverflow="overflow" horzOverflow="overflow" vert="horz" wrap="square" lIns="91440" tIns="45720" rIns="91440" bIns="45720" numCol="1" spcCol="0" rtlCol="0" fromWordArt="0" anchor="ctr" anchorCtr="0" forceAA="0" compatLnSpc="1">
+                            <a:prstTxWarp prst="textNoShape">
+                              <a:avLst/>
+                            </a:prstTxWarp>
+                            <a:noAutofit/>
+                          </wps:bodyPr>
+                        </wps:wsp>
+                      </wpg:grpSp>
+                      <wpg:grpSp>
+                        <wpg:cNvPr id="1091851655" name="组合 11"/>
+                        <wpg:cNvGrpSpPr/>
+                        <wpg:grpSpPr>
+                          <a:xfrm flipV="1">
+                            <a:off x="0" y="0"/>
+                            <a:ext cx="2788049" cy="768985"/>
+                            <a:chOff x="0" y="0"/>
+                            <a:chExt cx="2788049" cy="768985"/>
+                          </a:xfrm>
+                        </wpg:grpSpPr>
+                        <wps:wsp>
+                          <wps:cNvPr id="579766779" name="直角三角形 9"/>
+                          <wps:cNvSpPr/>
+                          <wps:spPr>
+                            <a:xfrm flipH="1">
+                              <a:off x="0" y="0"/>
+                              <a:ext cx="1392555" cy="768985"/>
+                            </a:xfrm>
+                            <a:prstGeom prst="rtTriangle">
+                              <a:avLst/>
+                            </a:prstGeom>
+                            <a:noFill/>
+                          </wps:spPr>
+                          <wps:style>
+                            <a:lnRef idx="2">
+                              <a:schemeClr val="accent1">
+                                <a:shade val="15000"/>
+                              </a:schemeClr>
+                            </a:lnRef>
+                            <a:fillRef idx="1">
+                              <a:schemeClr val="accent1"/>
+                            </a:fillRef>
+                            <a:effectRef idx="0">
+                              <a:schemeClr val="accent1"/>
+                            </a:effectRef>
+                            <a:fontRef idx="minor">
+                              <a:schemeClr val="lt1"/>
+                            </a:fontRef>
+                          </wps:style>
+                          <wps:bodyPr rot="0" spcFirstLastPara="0" vertOverflow="overflow" horzOverflow="overflow" vert="horz" wrap="square" lIns="91440" tIns="45720" rIns="91440" bIns="45720" numCol="1" spcCol="0" rtlCol="0" fromWordArt="0" anchor="ctr" anchorCtr="0" forceAA="0" compatLnSpc="1">
+                            <a:prstTxWarp prst="textNoShape">
+                              <a:avLst/>
+                            </a:prstTxWarp>
+                            <a:noAutofit/>
+                          </wps:bodyPr>
+                        </wps:wsp>
+                        <wps:wsp>
+                          <wps:cNvPr id="21960961" name="直角三角形 9"/>
+                          <wps:cNvSpPr/>
+                          <wps:spPr>
+                            <a:xfrm>
+                              <a:off x="1395494" y="0"/>
+                              <a:ext cx="1392555" cy="768985"/>
+                            </a:xfrm>
+                            <a:prstGeom prst="rtTriangle">
+                              <a:avLst/>
+                            </a:prstGeom>
+                            <a:noFill/>
+                          </wps:spPr>
+                          <wps:style>
+                            <a:lnRef idx="2">
+                              <a:schemeClr val="accent1">
+                                <a:shade val="15000"/>
+                              </a:schemeClr>
+                            </a:lnRef>
+                            <a:fillRef idx="1">
+                              <a:schemeClr val="accent1"/>
+                            </a:fillRef>
+                            <a:effectRef idx="0">
+                              <a:schemeClr val="accent1"/>
+                            </a:effectRef>
+                            <a:fontRef idx="minor">
+                              <a:schemeClr val="lt1"/>
+                            </a:fontRef>
+                          </wps:style>
+                          <wps:bodyPr rot="0" spcFirstLastPara="0" vertOverflow="overflow" horzOverflow="overflow" vert="horz" wrap="square" lIns="91440" tIns="45720" rIns="91440" bIns="45720" numCol="1" spcCol="0" rtlCol="0" fromWordArt="0" anchor="ctr" anchorCtr="0" forceAA="0" compatLnSpc="1">
+                            <a:prstTxWarp prst="textNoShape">
+                              <a:avLst/>
+                            </a:prstTxWarp>
+                            <a:noAutofit/>
+                          </wps:bodyPr>
+                        </wps:wsp>
+                      </wpg:grpSp>
+                    </wpg:wgp>
+                  </a:graphicData>
+                </a:graphic>
+              </wp:anchor>
+            </w:drawing>
+          </mc:Choice>
+          <mc:Fallback>
+            <w:pict>
+              <v:group w14:anchorId="250E3B09" id="组合 12" o:spid="_x0000_s1026" style="position:absolute;margin-left:94.55pt;margin-top:6.1pt;width:219.55pt;height:120.65pt;z-index:251661312" coordsize="27880,15319" o:gfxdata="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">
+                <v:group id="组合 11" o:spid="_x0000_s1027" style="position:absolute;top:7629;width:27876;height:7690" coordsize="27880,7689" o:gfxdata="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">
+                  <v:shape id="直角三角形 9" o:spid="_x0000_s1028" type="#_x0000_t6" style="position:absolute;width:13925;height:7689;flip:x;visibility:visible;mso-wrap-style:square;v-text-anchor:middle" o:gfxdata="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" filled="f" strokecolor="#091723 [484]" strokeweight="1pt"/>
+                  <v:shape id="直角三角形 9" o:spid="_x0000_s1029" type="#_x0000_t6" style="position:absolute;left:13954;width:13926;height:7689;visibility:visible;mso-wrap-style:square;v-text-anchor:middle" o:gfxdata="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" filled="f" strokecolor="#091723 [484]" strokeweight="1pt"/>
+                </v:group>
+                <v:group id="组合 11" o:spid="_x0000_s1030" style="position:absolute;width:27880;height:7689;flip:y" coordsize="27880,7689" o:gfxdata="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">
+                  <v:shape id="直角三角形 9" o:spid="_x0000_s1031" type="#_x0000_t6" style="position:absolute;width:13925;height:7689;flip:x;visibility:visible;mso-wrap-style:square;v-text-anchor:middle" o:gfxdata="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" filled="f" strokecolor="#091723 [484]" strokeweight="1pt"/>
+                  <v:shape id="直角三角形 9" o:spid="_x0000_s1032" type="#_x0000_t6" style="position:absolute;left:13954;width:13926;height:7689;visibility:visible;mso-wrap-style:square;v-text-anchor:middle" o:gfxdata="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" filled="f" strokecolor="#091723 [484]" strokeweight="1pt"/>
+                </v:group>
+              </v:group>
+            </w:pict>
+          </mc:Fallback>
+        </mc:AlternateContent>
+      </w:r>
+    </w:p>
+    <w:p>
+      <w:pPr>
+        <w:tabs>
+          <w:tab w:val="left" w:pos="6431"/>
+        </w:tabs>
+      </w:pPr>
+    </w:p>
+    <w:p>
+      <w:pPr>
+        <w:tabs>
+          <w:tab w:val="left" w:pos="6431"/>
+        </w:tabs>
+      </w:pPr>
+    </w:p>
+    <w:p>
+      <w:pPr>
+        <w:tabs>
+          <w:tab w:val="left" w:pos="6431"/>
+        </w:tabs>
+        <w:rPr>
+          <w:rFonts w:hint="eastAsia"/>
+        </w:rPr>
+      </w:pPr>
+    </w:p>
+    <w:p/>
+    <w:p/>
+    <w:p/>
+    <w:p/>
+    <w:p>
+      <w:pPr>
+        <w:rPr>
+          <w:rFonts w:hint="eastAsia"/>
+        </w:rPr>
+      </w:pPr>
+    </w:p>
+    <w:p>
+      <w:pPr>
+        <w:rPr>
+          <w:rFonts w:hint="eastAsia"/>
+        </w:rPr>
+      </w:pPr>
+      <w:r>
+        <w:rPr>
+          <w:rFonts w:hint="eastAsia"/>
+        </w:rPr>
+        <w:t>这时候我们可以假定一个双层火车，下层和先前说的一样，上层反过来，从天花板向地板发射光子，此时把上下两层当成两个并置的惯性系，由此就得到如下图像，</w:t>
+      </w:r>
+    </w:p>
+    <w:p>
+      <w:pPr>
+        <w:rPr>
+          <w:rFonts w:hint="eastAsia"/>
+        </w:rPr>
+      </w:pPr>
+      <w:r>
+        <w:rPr>
+          <w:rFonts w:hint="eastAsia"/>
+          <w:noProof/>
+        </w:rPr>
+        <mc:AlternateContent>
+          <mc:Choice Requires="wpg">
+            <w:drawing>
+              <wp:anchor distT="0" distB="0" distL="114300" distR="114300" simplePos="0" relativeHeight="251678720" behindDoc="0" locked="0" layoutInCell="1" allowOverlap="1" wp14:anchorId="77F2ABDF" wp14:editId="60A8357A">
+                <wp:simplePos x="0" y="0"/>
+                <wp:positionH relativeFrom="column">
+                  <wp:posOffset>1212742</wp:posOffset>
+                </wp:positionH>
+                <wp:positionV relativeFrom="paragraph">
+                  <wp:posOffset>94023</wp:posOffset>
+                </wp:positionV>
+                <wp:extent cx="2843939" cy="1751309"/>
+                <wp:effectExtent l="0" t="0" r="33020" b="20955"/>
+                <wp:wrapNone/>
+                <wp:docPr id="1782804696" name="组合 21"/>
+                <wp:cNvGraphicFramePr/>
+                <a:graphic xmlns:a="http://schemas.openxmlformats.org/drawingml/2006/main">
+                  <a:graphicData uri="http://schemas.microsoft.com/office/word/2010/wordprocessingGroup">
+                    <wpg:wgp>
+                      <wpg:cNvGrpSpPr/>
+                      <wpg:grpSpPr>
+                        <a:xfrm>
+                          <a:off x="0" y="0"/>
+                          <a:ext cx="2843939" cy="1751309"/>
+                          <a:chOff x="0" y="0"/>
+                          <a:chExt cx="2843939" cy="1751309"/>
+                        </a:xfrm>
+                      </wpg:grpSpPr>
+                      <wpg:grpSp>
+                        <wpg:cNvPr id="1510215908" name="组合 20"/>
+                        <wpg:cNvGrpSpPr/>
+                        <wpg:grpSpPr>
+                          <a:xfrm>
+                            <a:off x="0" y="0"/>
+                            <a:ext cx="2843939" cy="875655"/>
+                            <a:chOff x="0" y="0"/>
+                            <a:chExt cx="2843939" cy="875655"/>
+                          </a:xfrm>
+                        </wpg:grpSpPr>
+                        <wps:wsp>
+                          <wps:cNvPr id="1221788127" name="矩形 14"/>
+                          <wps:cNvSpPr/>
+                          <wps:spPr>
+                            <a:xfrm>
+                              <a:off x="0" y="3875"/>
+                              <a:ext cx="2843939" cy="871779"/>
+                            </a:xfrm>
+                            <a:prstGeom prst="rect">
+                              <a:avLst/>
+                            </a:prstGeom>
+                            <a:noFill/>
+                          </wps:spPr>
+                          <wps:style>
+                            <a:lnRef idx="2">
+                              <a:schemeClr val="accent1">
+                                <a:shade val="15000"/>
+                              </a:schemeClr>
+                            </a:lnRef>
+                            <a:fillRef idx="1">
+                              <a:schemeClr val="accent1"/>
+                            </a:fillRef>
+                            <a:effectRef idx="0">
+                              <a:schemeClr val="accent1"/>
+                            </a:effectRef>
+                            <a:fontRef idx="minor">
+                              <a:schemeClr val="lt1"/>
+                            </a:fontRef>
+                          </wps:style>
+                          <wps:bodyPr rot="0" spcFirstLastPara="0" vertOverflow="overflow" horzOverflow="overflow" vert="horz" wrap="square" lIns="91440" tIns="45720" rIns="91440" bIns="45720" numCol="1" spcCol="0" rtlCol="0" fromWordArt="0" anchor="ctr" anchorCtr="0" forceAA="0" compatLnSpc="1">
+                            <a:prstTxWarp prst="textNoShape">
+                              <a:avLst/>
+                            </a:prstTxWarp>
+                            <a:noAutofit/>
+                          </wps:bodyPr>
+                        </wps:wsp>
+                        <wps:wsp>
+                          <wps:cNvPr id="889255558" name="矩形 15"/>
+                          <wps:cNvSpPr/>
+                          <wps:spPr>
+                            <a:xfrm>
+                              <a:off x="557939" y="220851"/>
+                              <a:ext cx="1805553" cy="414580"/>
+                            </a:xfrm>
+                            <a:prstGeom prst="rect">
+                              <a:avLst/>
+                            </a:prstGeom>
+                            <a:noFill/>
+                          </wps:spPr>
+                          <wps:style>
+                            <a:lnRef idx="2">
+                              <a:schemeClr val="accent1">
+                                <a:shade val="15000"/>
+                              </a:schemeClr>
+                            </a:lnRef>
+                            <a:fillRef idx="1">
+                              <a:schemeClr val="accent1"/>
+                            </a:fillRef>
+                            <a:effectRef idx="0">
+                              <a:schemeClr val="accent1"/>
+                            </a:effectRef>
+                            <a:fontRef idx="minor">
+                              <a:schemeClr val="lt1"/>
+                            </a:fontRef>
+                          </wps:style>
+                          <wps:bodyPr rot="0" spcFirstLastPara="0" vertOverflow="overflow" horzOverflow="overflow" vert="horz" wrap="square" lIns="91440" tIns="45720" rIns="91440" bIns="45720" numCol="1" spcCol="0" rtlCol="0" fromWordArt="0" anchor="ctr" anchorCtr="0" forceAA="0" compatLnSpc="1">
+                            <a:prstTxWarp prst="textNoShape">
+                              <a:avLst/>
+                            </a:prstTxWarp>
+                            <a:noAutofit/>
+                          </wps:bodyPr>
+                        </wps:wsp>
+                        <wps:wsp>
+                          <wps:cNvPr id="1897834705" name="直接连接符 16"/>
+                          <wps:cNvCnPr/>
+                          <wps:spPr>
+                            <a:xfrm>
+                              <a:off x="0" y="3875"/>
+                              <a:ext cx="561340" cy="212725"/>
+                            </a:xfrm>
+                            <a:prstGeom prst="line">
+                              <a:avLst/>
+                            </a:prstGeom>
+                          </wps:spPr>
+                          <wps:style>
+                            <a:lnRef idx="1">
+                              <a:schemeClr val="accent1"/>
+                            </a:lnRef>
+                            <a:fillRef idx="0">
+                              <a:schemeClr val="accent1"/>
+                            </a:fillRef>
+                            <a:effectRef idx="0">
+                              <a:schemeClr val="accent1"/>
+                            </a:effectRef>
+                            <a:fontRef idx="minor">
+                              <a:schemeClr val="tx1"/>
+                            </a:fontRef>
+                          </wps:style>
+                          <wps:bodyPr/>
+                        </wps:wsp>
+                        <wps:wsp>
+                          <wps:cNvPr id="864542744" name="直接连接符 17"/>
+                          <wps:cNvCnPr/>
+                          <wps:spPr>
+                            <a:xfrm flipV="1">
+                              <a:off x="7749" y="635431"/>
+                              <a:ext cx="550190" cy="233034"/>
+                            </a:xfrm>
+                            <a:prstGeom prst="line">
+                              <a:avLst/>
+                            </a:prstGeom>
+                          </wps:spPr>
+                          <wps:style>
+                            <a:lnRef idx="1">
+                              <a:schemeClr val="accent1"/>
+                            </a:lnRef>
+                            <a:fillRef idx="0">
+                              <a:schemeClr val="accent1"/>
+                            </a:fillRef>
+                            <a:effectRef idx="0">
+                              <a:schemeClr val="accent1"/>
+                            </a:effectRef>
+                            <a:fontRef idx="minor">
+                              <a:schemeClr val="tx1"/>
+                            </a:fontRef>
+                          </wps:style>
+                          <wps:bodyPr/>
+                        </wps:wsp>
+                        <wps:wsp>
+                          <wps:cNvPr id="1490480755" name="直接连接符 18"/>
+                          <wps:cNvCnPr/>
+                          <wps:spPr>
+                            <a:xfrm flipV="1">
+                              <a:off x="2367366" y="0"/>
+                              <a:ext cx="476164" cy="216976"/>
+                            </a:xfrm>
+                            <a:prstGeom prst="line">
+                              <a:avLst/>
+                            </a:prstGeom>
+                          </wps:spPr>
+                          <wps:style>
+                            <a:lnRef idx="1">
+                              <a:schemeClr val="accent1"/>
+                            </a:lnRef>
+                            <a:fillRef idx="0">
+                              <a:schemeClr val="accent1"/>
+                            </a:fillRef>
+                            <a:effectRef idx="0">
+                              <a:schemeClr val="accent1"/>
+                            </a:effectRef>
+                            <a:fontRef idx="minor">
+                              <a:schemeClr val="tx1"/>
+                            </a:fontRef>
+                          </wps:style>
+                          <wps:bodyPr/>
+                        </wps:wsp>
+                        <wps:wsp>
+                          <wps:cNvPr id="430223891" name="直接连接符 19"/>
+                          <wps:cNvCnPr/>
+                          <wps:spPr>
+                            <a:xfrm>
+                              <a:off x="2363492" y="635431"/>
+                              <a:ext cx="480286" cy="240224"/>
+                            </a:xfrm>
+                            <a:prstGeom prst="line">
+                              <a:avLst/>
+                            </a:prstGeom>
+                          </wps:spPr>
+                          <wps:style>
+                            <a:lnRef idx="1">
+                              <a:schemeClr val="accent1"/>
+                            </a:lnRef>
+                            <a:fillRef idx="0">
+                              <a:schemeClr val="accent1"/>
+                            </a:fillRef>
+                            <a:effectRef idx="0">
+                              <a:schemeClr val="accent1"/>
+                            </a:effectRef>
+                            <a:fontRef idx="minor">
+                              <a:schemeClr val="tx1"/>
+                            </a:fontRef>
+                          </wps:style>
+                          <wps:bodyPr/>
+                        </wps:wsp>
+                      </wpg:grpSp>
+                      <wpg:grpSp>
+                        <wpg:cNvPr id="1700459385" name="组合 20"/>
+                        <wpg:cNvGrpSpPr/>
+                        <wpg:grpSpPr>
+                          <a:xfrm>
+                            <a:off x="0" y="875654"/>
+                            <a:ext cx="2843939" cy="875655"/>
+                            <a:chOff x="0" y="0"/>
+                            <a:chExt cx="2843939" cy="875655"/>
+                          </a:xfrm>
+                        </wpg:grpSpPr>
+                        <wps:wsp>
+                          <wps:cNvPr id="445269961" name="矩形 14"/>
+                          <wps:cNvSpPr/>
+                          <wps:spPr>
+                            <a:xfrm>
+                              <a:off x="0" y="3875"/>
+                              <a:ext cx="2843939" cy="871779"/>
+                            </a:xfrm>
+                            <a:prstGeom prst="rect">
+                              <a:avLst/>
+                            </a:prstGeom>
+                            <a:noFill/>
+                          </wps:spPr>
+                          <wps:style>
+                            <a:lnRef idx="2">
+                              <a:schemeClr val="accent1">
+                                <a:shade val="15000"/>
+                              </a:schemeClr>
+                            </a:lnRef>
+                            <a:fillRef idx="1">
+                              <a:schemeClr val="accent1"/>
+                            </a:fillRef>
+                            <a:effectRef idx="0">
+                              <a:schemeClr val="accent1"/>
+                            </a:effectRef>
+                            <a:fontRef idx="minor">
+                              <a:schemeClr val="lt1"/>
+                            </a:fontRef>
+                          </wps:style>
+                          <wps:bodyPr rot="0" spcFirstLastPara="0" vertOverflow="overflow" horzOverflow="overflow" vert="horz" wrap="square" lIns="91440" tIns="45720" rIns="91440" bIns="45720" numCol="1" spcCol="0" rtlCol="0" fromWordArt="0" anchor="ctr" anchorCtr="0" forceAA="0" compatLnSpc="1">
+                            <a:prstTxWarp prst="textNoShape">
+                              <a:avLst/>
+                            </a:prstTxWarp>
+                            <a:noAutofit/>
+                          </wps:bodyPr>
+                        </wps:wsp>
+                        <wps:wsp>
+                          <wps:cNvPr id="560854795" name="矩形 15"/>
+                          <wps:cNvSpPr/>
+                          <wps:spPr>
+                            <a:xfrm>
+                              <a:off x="557939" y="220851"/>
+                              <a:ext cx="1805553" cy="414580"/>
+                            </a:xfrm>
+                            <a:prstGeom prst="rect">
+                              <a:avLst/>
+                            </a:prstGeom>
+                            <a:noFill/>
+                          </wps:spPr>
+                          <wps:style>
+                            <a:lnRef idx="2">
+                              <a:schemeClr val="accent1">
+                                <a:shade val="15000"/>
+                              </a:schemeClr>
+                            </a:lnRef>
+                            <a:fillRef idx="1">
+                              <a:schemeClr val="accent1"/>
+                            </a:fillRef>
+                            <a:effectRef idx="0">
+                              <a:schemeClr val="accent1"/>
+                            </a:effectRef>
+                            <a:fontRef idx="minor">
+                              <a:schemeClr val="lt1"/>
+                            </a:fontRef>
+                          </wps:style>
+                          <wps:bodyPr rot="0" spcFirstLastPara="0" vertOverflow="overflow" horzOverflow="overflow" vert="horz" wrap="square" lIns="91440" tIns="45720" rIns="91440" bIns="45720" numCol="1" spcCol="0" rtlCol="0" fromWordArt="0" anchor="ctr" anchorCtr="0" forceAA="0" compatLnSpc="1">
+                            <a:prstTxWarp prst="textNoShape">
+                              <a:avLst/>
+                            </a:prstTxWarp>
+                            <a:noAutofit/>
+                          </wps:bodyPr>
+                        </wps:wsp>
+                        <wps:wsp>
+                          <wps:cNvPr id="1837517217" name="直接连接符 16"/>
+                          <wps:cNvCnPr/>
+                          <wps:spPr>
+                            <a:xfrm>
+                              <a:off x="0" y="3875"/>
+                              <a:ext cx="561340" cy="212725"/>
+                            </a:xfrm>
+                            <a:prstGeom prst="line">
+                              <a:avLst/>
+                            </a:prstGeom>
+                          </wps:spPr>
+                          <wps:style>
+                            <a:lnRef idx="1">
+                              <a:schemeClr val="accent1"/>
+                            </a:lnRef>
+                            <a:fillRef idx="0">
+                              <a:schemeClr val="accent1"/>
+                            </a:fillRef>
+                            <a:effectRef idx="0">
+                              <a:schemeClr val="accent1"/>
+                            </a:effectRef>
+                            <a:fontRef idx="minor">
+                              <a:schemeClr val="tx1"/>
+                            </a:fontRef>
+                          </wps:style>
+                          <wps:bodyPr/>
+                        </wps:wsp>
+                        <wps:wsp>
+                          <wps:cNvPr id="1814964743" name="直接连接符 17"/>
+                          <wps:cNvCnPr/>
+                          <wps:spPr>
+                            <a:xfrm flipV="1">
+                              <a:off x="7749" y="635431"/>
+                              <a:ext cx="550190" cy="233034"/>
+                            </a:xfrm>
+                            <a:prstGeom prst="line">
+                              <a:avLst/>
+                            </a:prstGeom>
+                          </wps:spPr>
+                          <wps:style>
+                            <a:lnRef idx="1">
+                              <a:schemeClr val="accent1"/>
+                            </a:lnRef>
+                            <a:fillRef idx="0">
+                              <a:schemeClr val="accent1"/>
+                            </a:fillRef>
+                            <a:effectRef idx="0">
+                              <a:schemeClr val="accent1"/>
+                            </a:effectRef>
+                            <a:fontRef idx="minor">
+                              <a:schemeClr val="tx1"/>
+                            </a:fontRef>
+                          </wps:style>
+                          <wps:bodyPr/>
+                        </wps:wsp>
+                        <wps:wsp>
+                          <wps:cNvPr id="1509229864" name="直接连接符 18"/>
+                          <wps:cNvCnPr/>
+                          <wps:spPr>
+                            <a:xfrm flipV="1">
+                              <a:off x="2367366" y="0"/>
+                              <a:ext cx="476164" cy="216976"/>
+                            </a:xfrm>
+                            <a:prstGeom prst="line">
+                              <a:avLst/>
+                            </a:prstGeom>
+                          </wps:spPr>
+                          <wps:style>
+                            <a:lnRef idx="1">
+                              <a:schemeClr val="accent1"/>
+                            </a:lnRef>
+                            <a:fillRef idx="0">
+                              <a:schemeClr val="accent1"/>
+                            </a:fillRef>
+                            <a:effectRef idx="0">
+                              <a:schemeClr val="accent1"/>
+                            </a:effectRef>
+                            <a:fontRef idx="minor">
+                              <a:schemeClr val="tx1"/>
+                            </a:fontRef>
+                          </wps:style>
+                          <wps:bodyPr/>
+                        </wps:wsp>
+                        <wps:wsp>
+                          <wps:cNvPr id="2074646785" name="直接连接符 19"/>
+                          <wps:cNvCnPr/>
+                          <wps:spPr>
+                            <a:xfrm>
+                              <a:off x="2363492" y="635431"/>
+                              <a:ext cx="480286" cy="240224"/>
+                            </a:xfrm>
+                            <a:prstGeom prst="line">
+                              <a:avLst/>
+                            </a:prstGeom>
+                          </wps:spPr>
+                          <wps:style>
+                            <a:lnRef idx="1">
+                              <a:schemeClr val="accent1"/>
+                            </a:lnRef>
+                            <a:fillRef idx="0">
+                              <a:schemeClr val="accent1"/>
+                            </a:fillRef>
+                            <a:effectRef idx="0">
+                              <a:schemeClr val="accent1"/>
+                            </a:effectRef>
+                            <a:fontRef idx="minor">
+                              <a:schemeClr val="tx1"/>
+                            </a:fontRef>
+                          </wps:style>
+                          <wps:bodyPr/>
+                        </wps:wsp>
+                      </wpg:grpSp>
+                    </wpg:wgp>
+                  </a:graphicData>
+                </a:graphic>
+              </wp:anchor>
+            </w:drawing>
+          </mc:Choice>
+          <mc:Fallback>
+            <w:pict>
+              <v:group w14:anchorId="094A7DF1" id="组合 21" o:spid="_x0000_s1026" style="position:absolute;margin-left:95.5pt;margin-top:7.4pt;width:223.95pt;height:137.9pt;z-index:251678720" coordsize="28439,17513" o:gfxdata="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">
+                <v:group id="组合 20" o:spid="_x0000_s1027" style="position:absolute;width:28439;height:8756" coordsize="28439,8756" o:gfxdata="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">
+                  <v:rect id="矩形 14" o:spid="_x0000_s1028" style="position:absolute;top:38;width:28439;height:8718;visibility:visible;mso-wrap-style:square;v-text-anchor:middle" o:gfxdata="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" filled="f" strokecolor="#091723 [484]" strokeweight="1pt"/>
+                  <v:rect id="矩形 15" o:spid="_x0000_s1029" style="position:absolute;left:5579;top:2208;width:18055;height:4146;visibility:visible;mso-wrap-style:square;v-text-anchor:middle" o:gfxdata="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" filled="f" strokecolor="#091723 [484]" strokeweight="1pt"/>
+                  <v:line id="直接连接符 16" o:spid="_x0000_s1030" style="position:absolute;visibility:visible;mso-wrap-style:square" from="0,38" to="5613,2166" o:connectortype="straight" o:gfxdata="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" strokecolor="#5b9bd5 [3204]" strokeweight=".5pt">
+                    <v:stroke joinstyle="miter"/>
+                  </v:line>
+                  <v:line id="直接连接符 17" o:spid="_x0000_s1031" style="position:absolute;flip:y;visibility:visible;mso-wrap-style:square" from="77,6354" to="5579,8684" o:connectortype="straight" o:gfxdata="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" strokecolor="#5b9bd5 [3204]" strokeweight=".5pt">
+                    <v:stroke joinstyle="miter"/>
+                  </v:line>
+                  <v:line id="直接连接符 18" o:spid="_x0000_s1032" style="position:absolute;flip:y;visibility:visible;mso-wrap-style:square" from="23673,0" to="28435,2169" o:connectortype="straight" o:gfxdata="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" strokecolor="#5b9bd5 [3204]" strokeweight=".5pt">
+                    <v:stroke joinstyle="miter"/>
+                  </v:line>
+                  <v:line id="直接连接符 19" o:spid="_x0000_s1033" style="position:absolute;visibility:visible;mso-wrap-style:square" from="23634,6354" to="28437,8756" o:connectortype="straight" o:gfxdata="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" strokecolor="#5b9bd5 [3204]" strokeweight=".5pt">
+                    <v:stroke joinstyle="miter"/>
+                  </v:line>
+                </v:group>
+                <v:group id="组合 20" o:spid="_x0000_s1034" style="position:absolute;top:8756;width:28439;height:8757" coordsize="28439,8756" o:gfxdata="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">
+                  <v:rect id="矩形 14" o:spid="_x0000_s1035" style="position:absolute;top:38;width:28439;height:8718;visibility:visible;mso-wrap-style:square;v-text-anchor:middle" o:gfxdata="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" filled="f" strokecolor="#091723 [484]" strokeweight="1pt"/>
+                  <v:rect id="矩形 15" o:spid="_x0000_s1036" style="position:absolute;left:5579;top:2208;width:18055;height:4146;visibility:visible;mso-wrap-style:square;v-text-anchor:middle" o:gfxdata="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" filled="f" strokecolor="#091723 [484]" strokeweight="1pt"/>
+                  <v:line id="直接连接符 16" o:spid="_x0000_s1037" style="position:absolute;visibility:visible;mso-wrap-style:square" from="0,38" to="5613,2166" o:connectortype="straight" o:gfxdata="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" strokecolor="#5b9bd5 [3204]" strokeweight=".5pt">
+                    <v:stroke joinstyle="miter"/>
+                  </v:line>
+                  <v:line id="直接连接符 17" o:spid="_x0000_s1038" style="position:absolute;flip:y;visibility:visible;mso-wrap-style:square" from="77,6354" to="5579,8684" o:connectortype="straight" o:gfxdata="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" strokecolor="#5b9bd5 [3204]" strokeweight=".5pt">
+                    <v:stroke joinstyle="miter"/>
+                  </v:line>
+                  <v:line id="直接连接符 18" o:spid="_x0000_s1039" style="position:absolute;flip:y;visibility:visible;mso-wrap-style:square" from="23673,0" to="28435,2169" o:connectortype="straight" o:gfxdata="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" strokecolor="#5b9bd5 [3204]" strokeweight=".5pt">
+                    <v:stroke joinstyle="miter"/>
+                  </v:line>
+                  <v:line id="直接连接符 19" o:spid="_x0000_s1040" style="position:absolute;visibility:visible;mso-wrap-style:square" from="23634,6354" to="28437,8756" o:connectortype="straight" o:gfxdata="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" strokecolor="#5b9bd5 [3204]" strokeweight=".5pt">
+                    <v:stroke joinstyle="miter"/>
+                  </v:line>
+                </v:group>
+              </v:group>
+            </w:pict>
+          </mc:Fallback>
+        </mc:AlternateContent>
+      </w:r>
+    </w:p>
+    <w:p/>
+    <w:p/>
+    <w:p/>
+    <w:p/>
+    <w:p/>
+    <w:p/>
+    <w:p/>
+    <w:p/>
+    <w:p>
+      <w:pPr>
+        <w:rPr>
+          <w:rFonts w:hint="eastAsia"/>
+        </w:rPr>
+      </w:pPr>
+    </w:p>
+    <w:p>
+      <w:r>
+        <w:rPr>
+          <w:rFonts w:hint="eastAsia"/>
+        </w:rPr>
+        <w:t>由此就看出了竖直方向上的问题：如果竖直方向上也出现尺缩，那么就是这个图像所示的，可是火车的上下两层是人为划分的，光子不可能知道这一点。所以也不可能按照火车的上下层而</w:t>
+      </w:r>
+      <w:r>
+        <w:rPr>
+          <w:rFonts w:hint="eastAsia"/>
+        </w:rPr>
+        <w:t>各自</w:t>
+      </w:r>
+      <w:r>
+        <w:rPr>
+          <w:rFonts w:hint="eastAsia"/>
+        </w:rPr>
+        <w:t>居中收缩，所以垂直运动方向上的收缩并不成立。回到原来的图像，实际的情况是，</w:t>
+      </w:r>
+    </w:p>
+    <w:p>
+      <w:pPr>
+        <w:tabs>
+          <w:tab w:val="left" w:pos="1562"/>
+          <w:tab w:val="left" w:pos="2612"/>
+          <w:tab w:val="left" w:pos="5522"/>
+          <w:tab w:val="left" w:pos="6327"/>
+        </w:tabs>
+        <w:rPr>
+          <w:rFonts w:hint="eastAsia"/>
+        </w:rPr>
+      </w:pPr>
+      <w:r>
+        <w:rPr>
+          <w:rFonts w:hint="eastAsia"/>
+          <w:noProof/>
+        </w:rPr>
+        <mc:AlternateContent>
+          <mc:Choice Requires="wpg">
+            <w:drawing>
+              <wp:anchor distT="0" distB="0" distL="114300" distR="114300" simplePos="0" relativeHeight="251683840" behindDoc="0" locked="0" layoutInCell="1" allowOverlap="1" wp14:anchorId="0EB701FE" wp14:editId="45D0BFEC">
+                <wp:simplePos x="0" y="0"/>
+                <wp:positionH relativeFrom="column">
+                  <wp:posOffset>1197244</wp:posOffset>
+                </wp:positionH>
+                <wp:positionV relativeFrom="paragraph">
+                  <wp:posOffset>176422</wp:posOffset>
+                </wp:positionV>
+                <wp:extent cx="2843939" cy="871779"/>
+                <wp:effectExtent l="0" t="0" r="13970" b="24130"/>
+                <wp:wrapNone/>
+                <wp:docPr id="1289366469" name="组合 22"/>
+                <wp:cNvGraphicFramePr/>
+                <a:graphic xmlns:a="http://schemas.openxmlformats.org/drawingml/2006/main">
+                  <a:graphicData uri="http://schemas.microsoft.com/office/word/2010/wordprocessingGroup">
+                    <wpg:wgp>
+                      <wpg:cNvGrpSpPr/>
+                      <wpg:grpSpPr>
+                        <a:xfrm>
+                          <a:off x="0" y="0"/>
+                          <a:ext cx="2843939" cy="871779"/>
+                          <a:chOff x="0" y="0"/>
+                          <a:chExt cx="2843939" cy="871779"/>
+                        </a:xfrm>
+                      </wpg:grpSpPr>
+                      <wps:wsp>
+                        <wps:cNvPr id="1748039249" name="矩形 14"/>
+                        <wps:cNvSpPr/>
+                        <wps:spPr>
+                          <a:xfrm>
+                            <a:off x="0" y="0"/>
+                            <a:ext cx="2843939" cy="871779"/>
+                          </a:xfrm>
+                          <a:prstGeom prst="rect">
+                            <a:avLst/>
+                          </a:prstGeom>
+                          <a:noFill/>
+                        </wps:spPr>
+                        <wps:style>
+                          <a:lnRef idx="2">
+                            <a:schemeClr val="accent1">
+                              <a:shade val="15000"/>
+                            </a:schemeClr>
+                          </a:lnRef>
+                          <a:fillRef idx="1">
+                            <a:schemeClr val="accent1"/>
+                          </a:fillRef>
+                          <a:effectRef idx="0">
+                            <a:schemeClr val="accent1"/>
+                          </a:effectRef>
+                          <a:fontRef idx="minor">
+                            <a:schemeClr val="lt1"/>
+                          </a:fontRef>
+                        </wps:style>
+                        <wps:bodyPr rot="0" spcFirstLastPara="0" vertOverflow="overflow" horzOverflow="overflow" vert="horz" wrap="square" lIns="91440" tIns="45720" rIns="91440" bIns="45720" numCol="1" spcCol="0" rtlCol="0" fromWordArt="0" anchor="ctr" anchorCtr="0" forceAA="0" compatLnSpc="1">
+                          <a:prstTxWarp prst="textNoShape">
+                            <a:avLst/>
+                          </a:prstTxWarp>
+                          <a:noAutofit/>
+                        </wps:bodyPr>
+                      </wps:wsp>
+                      <wps:wsp>
+                        <wps:cNvPr id="1338325230" name="矩形 15"/>
+                        <wps:cNvSpPr/>
+                        <wps:spPr>
+                          <a:xfrm>
+                            <a:off x="523068" y="0"/>
+                            <a:ext cx="1805305" cy="870585"/>
+                          </a:xfrm>
+                          <a:prstGeom prst="rect">
+                            <a:avLst/>
+                          </a:prstGeom>
+                          <a:noFill/>
+                        </wps:spPr>
+                        <wps:style>
+                          <a:lnRef idx="2">
+                            <a:schemeClr val="accent1">
+                              <a:shade val="15000"/>
+                            </a:schemeClr>
+                          </a:lnRef>
+                          <a:fillRef idx="1">
+                            <a:schemeClr val="accent1"/>
+                          </a:fillRef>
+                          <a:effectRef idx="0">
+                            <a:schemeClr val="accent1"/>
+                          </a:effectRef>
+                          <a:fontRef idx="minor">
+                            <a:schemeClr val="lt1"/>
+                          </a:fontRef>
+                        </wps:style>
+                        <wps:bodyPr rot="0" spcFirstLastPara="0" vertOverflow="overflow" horzOverflow="overflow" vert="horz" wrap="square" lIns="91440" tIns="45720" rIns="91440" bIns="45720" numCol="1" spcCol="0" rtlCol="0" fromWordArt="0" anchor="ctr" anchorCtr="0" forceAA="0" compatLnSpc="1">
+                          <a:prstTxWarp prst="textNoShape">
+                            <a:avLst/>
+                          </a:prstTxWarp>
+                          <a:noAutofit/>
+                        </wps:bodyPr>
+                      </wps:wsp>
+                    </wpg:wgp>
+                  </a:graphicData>
+                </a:graphic>
+              </wp:anchor>
+            </w:drawing>
+          </mc:Choice>
+          <mc:Fallback>
+            <w:pict>
+              <v:group w14:anchorId="6B896962" id="组合 22" o:spid="_x0000_s1026" style="position:absolute;margin-left:94.25pt;margin-top:13.9pt;width:223.95pt;height:68.65pt;z-index:251683840" coordsize="28439,8717" o:gfxdata="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">
+                <v:rect id="矩形 14" o:spid="_x0000_s1027" style="position:absolute;width:28439;height:8717;visibility:visible;mso-wrap-style:square;v-text-anchor:middle" o:gfxdata="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" filled="f" strokecolor="#091723 [484]" strokeweight="1pt"/>
+                <v:rect id="矩形 15" o:spid="_x0000_s1028" style="position:absolute;left:5230;width:18053;height:8705;visibility:visible;mso-wrap-style:square;v-text-anchor:middle" o:gfxdata="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" filled="f" strokecolor="#091723 [484]" strokeweight="1pt"/>
+              </v:group>
+            </w:pict>
+          </mc:Fallback>
+        </mc:AlternateContent>
+      </w:r>
+      <w:r>
+        <w:rPr>
+          <w:rFonts w:hint="eastAsia"/>
+        </w:rPr>
+        <w:tab/>
+        <w:t>A</w:t>
+      </w:r>
+      <w:r>
+        <w:rPr>
+          <w:rFonts w:hint="eastAsia"/>
+        </w:rPr>
+        <w:tab/>
+      </w:r>
+      <w:proofErr w:type="spellStart"/>
+      <w:r>
+        <w:rPr>
+          <w:rFonts w:hint="eastAsia"/>
+        </w:rPr>
+        <w:t>A</w:t>
+      </w:r>
+      <w:proofErr w:type="spellEnd"/>
+      <w:r>
+        <w:rPr>
+          <w:rFonts w:hint="eastAsia"/>
+        </w:rPr>
+        <w:t>‘</w:t>
+      </w:r>
+      <w:r>
+        <w:rPr>
+          <w:rFonts w:hint="eastAsia"/>
+        </w:rPr>
+        <w:tab/>
+        <w:t>B</w:t>
+      </w:r>
+      <w:r>
+        <w:t>’</w:t>
+      </w:r>
+      <w:r>
+        <w:rPr>
+          <w:rFonts w:hint="eastAsia"/>
+        </w:rPr>
+        <w:tab/>
+        <w:t>B</w:t>
+      </w:r>
+    </w:p>
+    <w:p/>
+    <w:p/>
+    <w:p/>
+    <w:p>
+      <w:pPr>
+        <w:rPr>
+          <w:rFonts w:hint="eastAsia"/>
+        </w:rPr>
+      </w:pPr>
+    </w:p>
+    <w:p>
+      <w:pPr>
+        <w:tabs>
+          <w:tab w:val="left" w:pos="1544"/>
+          <w:tab w:val="left" w:pos="2648"/>
+          <w:tab w:val="left" w:pos="5516"/>
+          <w:tab w:val="left" w:pos="6327"/>
+        </w:tabs>
+      </w:pPr>
+      <w:r>
+        <w:rPr>
+          <w:rFonts w:hint="eastAsia"/>
+        </w:rPr>
+        <w:tab/>
+        <w:t>D</w:t>
+      </w:r>
+      <w:r>
+        <w:rPr>
+          <w:rFonts w:hint="eastAsia"/>
+        </w:rPr>
+        <w:tab/>
+      </w:r>
+      <w:proofErr w:type="spellStart"/>
+      <w:r>
+        <w:rPr>
+          <w:rFonts w:hint="eastAsia"/>
+        </w:rPr>
+        <w:t>D</w:t>
+      </w:r>
+      <w:proofErr w:type="spellEnd"/>
+      <w:r>
+        <w:t>’</w:t>
+      </w:r>
+      <w:r>
+        <w:rPr>
+          <w:rFonts w:hint="eastAsia"/>
+        </w:rPr>
+        <w:tab/>
+        <w:t>C</w:t>
+      </w:r>
+      <w:r>
+        <w:t>’</w:t>
+      </w:r>
+      <w:r>
+        <w:rPr>
+          <w:rFonts w:hint="eastAsia"/>
+        </w:rPr>
+        <w:tab/>
+        <w:t>C</w:t>
+      </w:r>
+    </w:p>
+    <w:p>
+      <w:pPr>
+        <w:tabs>
+          <w:tab w:val="left" w:pos="1544"/>
+          <w:tab w:val="left" w:pos="2648"/>
+          <w:tab w:val="left" w:pos="5516"/>
+          <w:tab w:val="left" w:pos="6327"/>
+        </w:tabs>
+        <w:rPr>
+          <w:rFonts w:hint="eastAsia"/>
+        </w:rPr>
+      </w:pPr>
+      <w:r>
+        <w:rPr>
+          <w:rFonts w:hint="eastAsia"/>
+        </w:rPr>
+        <w:t>也就是水平方向上的运动导致水平方向长度的收缩，和</w:t>
+      </w:r>
+      <w:r>
+        <w:rPr>
+          <w:rFonts w:hint="eastAsia"/>
+        </w:rPr>
+        <w:t>竖直</w:t>
+      </w:r>
+      <w:r>
+        <w:rPr>
+          <w:rFonts w:hint="eastAsia"/>
+        </w:rPr>
+        <w:t>方向的长度无关。</w:t>
+      </w:r>
+      <w:r>
+        <w:rPr>
+          <w:rFonts w:hint="eastAsia"/>
+        </w:rPr>
+        <w:t>然而水平方向和竖直方向共用相同的时间单位，水平方向上时间单位的改变也就是竖直方向上时间单位的改变，但长度不变，由此只能是竖直方向上光速的数值发生了变化，当然作为同一个惯性系S</w:t>
+      </w:r>
+      <w:proofErr w:type="gramStart"/>
+      <w:r>
+        <w:t>’</w:t>
+      </w:r>
+      <w:proofErr w:type="gramEnd"/>
+      <w:r>
+        <w:rPr>
+          <w:rFonts w:hint="eastAsia"/>
+        </w:rPr>
+        <w:t>，水平方向上的光速数值也必定变化，由此可以知道，相对速度的出现，就是惯性系之间各自绝对速度（光速）发生相对变化的结果。</w:t>
       </w:r>
     </w:p>
     <w:sectPr>
